--- a/fuentes/CF2_52450482_DU.docx
+++ b/fuentes/CF2_52450482_DU.docx
@@ -1,6 +1,6 @@
 
 <file path=word/document.xml><?xml version="1.0" encoding="utf-8"?>
-<w:document xmlns:wpc="http://schemas.microsoft.com/office/word/2010/wordprocessingCanvas" xmlns:cx="http://schemas.microsoft.com/office/drawing/2014/chartex" xmlns:cx1="http://schemas.microsoft.com/office/drawing/2015/9/8/chartex" xmlns:cx2="http://schemas.microsoft.com/office/drawing/2015/10/21/chartex" xmlns:cx3="http://schemas.microsoft.com/office/drawing/2016/5/9/chartex" xmlns:cx4="http://schemas.microsoft.com/office/drawing/2016/5/10/chartex" xmlns:cx5="http://schemas.microsoft.com/office/drawing/2016/5/11/chartex" xmlns:cx6="http://schemas.microsoft.com/office/drawing/2016/5/12/chartex" xmlns:cx7="http://schemas.microsoft.com/office/drawing/2016/5/13/chartex" xmlns:cx8="http://schemas.microsoft.com/office/drawing/2016/5/14/chartex" xmlns:mc="http://schemas.openxmlformats.org/markup-compatibility/2006" xmlns:aink="http://schemas.microsoft.com/office/drawing/2016/ink" xmlns:am3d="http://schemas.microsoft.com/office/drawing/2017/model3d" xmlns:o="urn:schemas-microsoft-com:office:office" xmlns:r="http://schemas.openxmlformats.org/officeDocument/2006/relationships" xmlns:m="http://schemas.openxmlformats.org/officeDocument/2006/math" xmlns:v="urn:schemas-microsoft-com:vml" xmlns:wp14="http://schemas.microsoft.com/office/word/2010/wordprocessingDrawing" xmlns:wp="http://schemas.openxmlformats.org/drawingml/2006/wordprocessingDrawing" xmlns:w10="urn:schemas-microsoft-com:office:word" xmlns:w="http://schemas.openxmlformats.org/wordprocessingml/2006/main" xmlns:w14="http://schemas.microsoft.com/office/word/2010/wordml" xmlns:w15="http://schemas.microsoft.com/office/word/2012/wordml" xmlns:w16cex="http://schemas.microsoft.com/office/word/2018/wordml/cex" xmlns:w16cid="http://schemas.microsoft.com/office/word/2016/wordml/cid" xmlns:w16="http://schemas.microsoft.com/office/word/2018/wordml" xmlns:w16sdtdh="http://schemas.microsoft.com/office/word/2020/wordml/sdtdatahash" xmlns:w16se="http://schemas.microsoft.com/office/word/2015/wordml/symex" xmlns:wpg="http://schemas.microsoft.com/office/word/2010/wordprocessingGroup" xmlns:wpi="http://schemas.microsoft.com/office/word/2010/wordprocessingInk" xmlns:wne="http://schemas.microsoft.com/office/word/2006/wordml" xmlns:wps="http://schemas.microsoft.com/office/word/2010/wordprocessingShape" mc:Ignorable="w14 w15 w16se w16cid w16 w16cex w16sdtdh wp14">
+<w:document xmlns:wpc="http://schemas.microsoft.com/office/word/2010/wordprocessingCanvas" xmlns:cx="http://schemas.microsoft.com/office/drawing/2014/chartex" xmlns:cx1="http://schemas.microsoft.com/office/drawing/2015/9/8/chartex" xmlns:cx2="http://schemas.microsoft.com/office/drawing/2015/10/21/chartex" xmlns:cx3="http://schemas.microsoft.com/office/drawing/2016/5/9/chartex" xmlns:cx4="http://schemas.microsoft.com/office/drawing/2016/5/10/chartex" xmlns:cx5="http://schemas.microsoft.com/office/drawing/2016/5/11/chartex" xmlns:cx6="http://schemas.microsoft.com/office/drawing/2016/5/12/chartex" xmlns:cx7="http://schemas.microsoft.com/office/drawing/2016/5/13/chartex" xmlns:cx8="http://schemas.microsoft.com/office/drawing/2016/5/14/chartex" xmlns:mc="http://schemas.openxmlformats.org/markup-compatibility/2006" xmlns:aink="http://schemas.microsoft.com/office/drawing/2016/ink" xmlns:am3d="http://schemas.microsoft.com/office/drawing/2017/model3d" xmlns:o="urn:schemas-microsoft-com:office:office" xmlns:oel="http://schemas.microsoft.com/office/2019/extlst" xmlns:r="http://schemas.openxmlformats.org/officeDocument/2006/relationships" xmlns:m="http://schemas.openxmlformats.org/officeDocument/2006/math" xmlns:v="urn:schemas-microsoft-com:vml" xmlns:wp14="http://schemas.microsoft.com/office/word/2010/wordprocessingDrawing" xmlns:wp="http://schemas.openxmlformats.org/drawingml/2006/wordprocessingDrawing" xmlns:w10="urn:schemas-microsoft-com:office:word" xmlns:w="http://schemas.openxmlformats.org/wordprocessingml/2006/main" xmlns:w14="http://schemas.microsoft.com/office/word/2010/wordml" xmlns:w15="http://schemas.microsoft.com/office/word/2012/wordml" xmlns:w16cex="http://schemas.microsoft.com/office/word/2018/wordml/cex" xmlns:w16cid="http://schemas.microsoft.com/office/word/2016/wordml/cid" xmlns:w16="http://schemas.microsoft.com/office/word/2018/wordml" xmlns:w16du="http://schemas.microsoft.com/office/word/2023/wordml/word16du" xmlns:w16sdtdh="http://schemas.microsoft.com/office/word/2020/wordml/sdtdatahash" xmlns:w16sdtfl="http://schemas.microsoft.com/office/word/2024/wordml/sdtformatlock" xmlns:w16se="http://schemas.microsoft.com/office/word/2015/wordml/symex" xmlns:wpg="http://schemas.microsoft.com/office/word/2010/wordprocessingGroup" xmlns:wpi="http://schemas.microsoft.com/office/word/2010/wordprocessingInk" xmlns:wne="http://schemas.microsoft.com/office/word/2006/wordml" xmlns:wps="http://schemas.microsoft.com/office/word/2010/wordprocessingShape" mc:Ignorable="w14 w15 w16se w16cid w16 w16cex w16sdtdh w16sdtfl w16du wp14">
   <w:body>
     <w:p>
       <w:r>
@@ -308,7 +308,7 @@
                 <v:stroke joinstyle="miter"/>
                 <v:path gradientshapeok="t" o:connecttype="rect"/>
               </v:shapetype>
-              <v:shape id="Cuadro de texto 2" o:spid="_x0000_s1026" type="#_x0000_t202" alt="&quot;&quot;" style="position:absolute;left:0;text-align:left;margin-left:-19.8pt;margin-top:36.75pt;width:488.95pt;height:115.5pt;z-index:251663360;visibility:visible;mso-wrap-style:square;mso-width-percent:0;mso-height-percent:0;mso-wrap-distance-left:9pt;mso-wrap-distance-top:3.6pt;mso-wrap-distance-right:9pt;mso-wrap-distance-bottom:3.6pt;mso-position-horizontal:absolute;mso-position-horizontal-relative:text;mso-position-vertical:absolute;mso-position-vertical-relative:text;mso-width-percent:0;mso-height-percent:0;mso-width-relative:margin;mso-height-relative:margin;v-text-anchor:top" o:gfxdata="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" filled="f" stroked="f">
+              <v:shape id="Cuadro de texto 2" o:spid="_x0000_s1026" type="#_x0000_t202" alt="&quot;&quot;" style="position:absolute;left:0;text-align:left;margin-left:-19.8pt;margin-top:36.75pt;width:488.95pt;height:115.5pt;z-index:251663360;visibility:visible;mso-wrap-style:square;mso-width-percent:0;mso-height-percent:0;mso-wrap-distance-left:9pt;mso-wrap-distance-top:3.6pt;mso-wrap-distance-right:9pt;mso-wrap-distance-bottom:3.6pt;mso-position-horizontal:absolute;mso-position-horizontal-relative:text;mso-position-vertical:absolute;mso-position-vertical-relative:text;mso-width-percent:0;mso-height-percent:0;mso-width-relative:margin;mso-height-relative:margin;v-text-anchor:top" o:gfxdata="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" filled="f" stroked="f">
                 <v:textbox>
                   <w:txbxContent>
                     <w:p>
@@ -547,10 +547,9 @@
             <w:rPr>
               <w:rFonts w:eastAsiaTheme="minorEastAsia"/>
               <w:noProof/>
-              <w:kern w:val="0"/>
-              <w:sz w:val="22"/>
-              <w:lang w:eastAsia="es-CO"/>
-              <w14:ligatures w14:val="none"/>
+              <w:sz w:val="24"/>
+              <w:szCs w:val="24"/>
+              <w:lang w:eastAsia="es-MX"/>
             </w:rPr>
           </w:pPr>
           <w:r>
@@ -574,7 +573,7 @@
             </w:rPr>
             <w:fldChar w:fldCharType="separate"/>
           </w:r>
-          <w:hyperlink w:anchor="_Toc202734258" w:history="1">
+          <w:hyperlink w:anchor="_Toc203760558" w:history="1">
             <w:r>
               <w:rPr>
                 <w:rStyle w:val="Hipervnculo"/>
@@ -601,7 +600,7 @@
                 <w:noProof/>
                 <w:webHidden/>
               </w:rPr>
-              <w:instrText xml:space="preserve"> PAGEREF _Toc202734258 \h </w:instrText>
+              <w:instrText xml:space="preserve"> PAGEREF _Toc203760558 \h </w:instrText>
             </w:r>
             <w:r>
               <w:rPr>
@@ -636,19 +635,18 @@
           <w:pPr>
             <w:pStyle w:val="TDC1"/>
             <w:tabs>
-              <w:tab w:val="left" w:pos="1320"/>
+              <w:tab w:val="left" w:pos="1200"/>
               <w:tab w:val="right" w:leader="dot" w:pos="9962"/>
             </w:tabs>
             <w:rPr>
               <w:rFonts w:eastAsiaTheme="minorEastAsia"/>
               <w:noProof/>
-              <w:kern w:val="0"/>
-              <w:sz w:val="22"/>
-              <w:lang w:eastAsia="es-CO"/>
-              <w14:ligatures w14:val="none"/>
+              <w:sz w:val="24"/>
+              <w:szCs w:val="24"/>
+              <w:lang w:eastAsia="es-MX"/>
             </w:rPr>
           </w:pPr>
-          <w:hyperlink w:anchor="_Toc202734259" w:history="1">
+          <w:hyperlink w:anchor="_Toc203760559" w:history="1">
             <w:r>
               <w:rPr>
                 <w:rStyle w:val="Hipervnculo"/>
@@ -660,10 +658,9 @@
               <w:rPr>
                 <w:rFonts w:eastAsiaTheme="minorEastAsia"/>
                 <w:noProof/>
-                <w:kern w:val="0"/>
-                <w:sz w:val="22"/>
-                <w:lang w:eastAsia="es-CO"/>
-                <w14:ligatures w14:val="none"/>
+                <w:sz w:val="24"/>
+                <w:szCs w:val="24"/>
+                <w:lang w:eastAsia="es-MX"/>
               </w:rPr>
               <w:tab/>
             </w:r>
@@ -693,7 +690,7 @@
                 <w:noProof/>
                 <w:webHidden/>
               </w:rPr>
-              <w:instrText xml:space="preserve"> PAGEREF _Toc202734259 \h </w:instrText>
+              <w:instrText xml:space="preserve"> PAGEREF _Toc203760559 \h </w:instrText>
             </w:r>
             <w:r>
               <w:rPr>
@@ -729,13 +726,12 @@
             <w:pStyle w:val="TDC2"/>
             <w:rPr>
               <w:rFonts w:eastAsiaTheme="minorEastAsia"/>
-              <w:kern w:val="0"/>
-              <w:sz w:val="22"/>
-              <w:lang w:eastAsia="es-CO"/>
-              <w14:ligatures w14:val="none"/>
+              <w:sz w:val="24"/>
+              <w:szCs w:val="24"/>
+              <w:lang w:eastAsia="es-MX"/>
             </w:rPr>
           </w:pPr>
-          <w:hyperlink w:anchor="_Toc202734260" w:history="1">
+          <w:hyperlink w:anchor="_Toc203760560" w:history="1">
             <w:r>
               <w:rPr>
                 <w:rStyle w:val="Hipervnculo"/>
@@ -751,10 +747,9 @@
             <w:r>
               <w:rPr>
                 <w:rFonts w:eastAsiaTheme="minorEastAsia"/>
-                <w:kern w:val="0"/>
-                <w:sz w:val="22"/>
-                <w:lang w:eastAsia="es-CO"/>
-                <w14:ligatures w14:val="none"/>
+                <w:sz w:val="24"/>
+                <w:szCs w:val="24"/>
+                <w:lang w:eastAsia="es-MX"/>
               </w:rPr>
               <w:tab/>
             </w:r>
@@ -780,7 +775,7 @@
               <w:rPr>
                 <w:webHidden/>
               </w:rPr>
-              <w:instrText xml:space="preserve"> PAGEREF _Toc202734260 \h </w:instrText>
+              <w:instrText xml:space="preserve"> PAGEREF _Toc203760560 \h </w:instrText>
             </w:r>
             <w:r>
               <w:rPr>
@@ -812,13 +807,12 @@
             <w:pStyle w:val="TDC2"/>
             <w:rPr>
               <w:rFonts w:eastAsiaTheme="minorEastAsia"/>
-              <w:kern w:val="0"/>
-              <w:sz w:val="22"/>
-              <w:lang w:eastAsia="es-CO"/>
-              <w14:ligatures w14:val="none"/>
+              <w:sz w:val="24"/>
+              <w:szCs w:val="24"/>
+              <w:lang w:eastAsia="es-MX"/>
             </w:rPr>
           </w:pPr>
-          <w:hyperlink w:anchor="_Toc202734261" w:history="1">
+          <w:hyperlink w:anchor="_Toc203760561" w:history="1">
             <w:r>
               <w:rPr>
                 <w:rStyle w:val="Hipervnculo"/>
@@ -834,10 +828,9 @@
             <w:r>
               <w:rPr>
                 <w:rFonts w:eastAsiaTheme="minorEastAsia"/>
-                <w:kern w:val="0"/>
-                <w:sz w:val="22"/>
-                <w:lang w:eastAsia="es-CO"/>
-                <w14:ligatures w14:val="none"/>
+                <w:sz w:val="24"/>
+                <w:szCs w:val="24"/>
+                <w:lang w:eastAsia="es-MX"/>
               </w:rPr>
               <w:tab/>
             </w:r>
@@ -863,7 +856,7 @@
               <w:rPr>
                 <w:webHidden/>
               </w:rPr>
-              <w:instrText xml:space="preserve"> PAGEREF _Toc202734261 \h </w:instrText>
+              <w:instrText xml:space="preserve"> PAGEREF _Toc203760561 \h </w:instrText>
             </w:r>
             <w:r>
               <w:rPr>
@@ -894,19 +887,18 @@
           <w:pPr>
             <w:pStyle w:val="TDC1"/>
             <w:tabs>
-              <w:tab w:val="left" w:pos="1320"/>
+              <w:tab w:val="left" w:pos="1200"/>
               <w:tab w:val="right" w:leader="dot" w:pos="9962"/>
             </w:tabs>
             <w:rPr>
               <w:rFonts w:eastAsiaTheme="minorEastAsia"/>
               <w:noProof/>
-              <w:kern w:val="0"/>
-              <w:sz w:val="22"/>
-              <w:lang w:eastAsia="es-CO"/>
-              <w14:ligatures w14:val="none"/>
+              <w:sz w:val="24"/>
+              <w:szCs w:val="24"/>
+              <w:lang w:eastAsia="es-MX"/>
             </w:rPr>
           </w:pPr>
-          <w:hyperlink w:anchor="_Toc202734262" w:history="1">
+          <w:hyperlink w:anchor="_Toc203760562" w:history="1">
             <w:r>
               <w:rPr>
                 <w:rStyle w:val="Hipervnculo"/>
@@ -918,10 +910,9 @@
               <w:rPr>
                 <w:rFonts w:eastAsiaTheme="minorEastAsia"/>
                 <w:noProof/>
-                <w:kern w:val="0"/>
-                <w:sz w:val="22"/>
-                <w:lang w:eastAsia="es-CO"/>
-                <w14:ligatures w14:val="none"/>
+                <w:sz w:val="24"/>
+                <w:szCs w:val="24"/>
+                <w:lang w:eastAsia="es-MX"/>
               </w:rPr>
               <w:tab/>
             </w:r>
@@ -951,7 +942,7 @@
                 <w:noProof/>
                 <w:webHidden/>
               </w:rPr>
-              <w:instrText xml:space="preserve"> PAGEREF _Toc202734262 \h </w:instrText>
+              <w:instrText xml:space="preserve"> PAGEREF _Toc203760562 \h </w:instrText>
             </w:r>
             <w:r>
               <w:rPr>
@@ -971,7 +962,7 @@
                 <w:noProof/>
                 <w:webHidden/>
               </w:rPr>
-              <w:t>13</w:t>
+              <w:t>14</w:t>
             </w:r>
             <w:r>
               <w:rPr>
@@ -987,13 +978,12 @@
             <w:pStyle w:val="TDC2"/>
             <w:rPr>
               <w:rFonts w:eastAsiaTheme="minorEastAsia"/>
-              <w:kern w:val="0"/>
-              <w:sz w:val="22"/>
-              <w:lang w:eastAsia="es-CO"/>
-              <w14:ligatures w14:val="none"/>
+              <w:sz w:val="24"/>
+              <w:szCs w:val="24"/>
+              <w:lang w:eastAsia="es-MX"/>
             </w:rPr>
           </w:pPr>
-          <w:hyperlink w:anchor="_Toc202734264" w:history="1">
+          <w:hyperlink w:anchor="_Toc203760564" w:history="1">
             <w:r>
               <w:rPr>
                 <w:rStyle w:val="Hipervnculo"/>
@@ -1009,10 +999,9 @@
             <w:r>
               <w:rPr>
                 <w:rFonts w:eastAsiaTheme="minorEastAsia"/>
-                <w:kern w:val="0"/>
-                <w:sz w:val="22"/>
-                <w:lang w:eastAsia="es-CO"/>
-                <w14:ligatures w14:val="none"/>
+                <w:sz w:val="24"/>
+                <w:szCs w:val="24"/>
+                <w:lang w:eastAsia="es-MX"/>
               </w:rPr>
               <w:tab/>
             </w:r>
@@ -1038,7 +1027,7 @@
               <w:rPr>
                 <w:webHidden/>
               </w:rPr>
-              <w:instrText xml:space="preserve"> PAGEREF _Toc202734264 \h </w:instrText>
+              <w:instrText xml:space="preserve"> PAGEREF _Toc203760564 \h </w:instrText>
             </w:r>
             <w:r>
               <w:rPr>
@@ -1055,7 +1044,7 @@
               <w:rPr>
                 <w:webHidden/>
               </w:rPr>
-              <w:t>15</w:t>
+              <w:t>16</w:t>
             </w:r>
             <w:r>
               <w:rPr>
@@ -1070,13 +1059,12 @@
             <w:pStyle w:val="TDC2"/>
             <w:rPr>
               <w:rFonts w:eastAsiaTheme="minorEastAsia"/>
-              <w:kern w:val="0"/>
-              <w:sz w:val="22"/>
-              <w:lang w:eastAsia="es-CO"/>
-              <w14:ligatures w14:val="none"/>
+              <w:sz w:val="24"/>
+              <w:szCs w:val="24"/>
+              <w:lang w:eastAsia="es-MX"/>
             </w:rPr>
           </w:pPr>
-          <w:hyperlink w:anchor="_Toc202734265" w:history="1">
+          <w:hyperlink w:anchor="_Toc203760565" w:history="1">
             <w:r>
               <w:rPr>
                 <w:rStyle w:val="Hipervnculo"/>
@@ -1092,10 +1080,9 @@
             <w:r>
               <w:rPr>
                 <w:rFonts w:eastAsiaTheme="minorEastAsia"/>
-                <w:kern w:val="0"/>
-                <w:sz w:val="22"/>
-                <w:lang w:eastAsia="es-CO"/>
-                <w14:ligatures w14:val="none"/>
+                <w:sz w:val="24"/>
+                <w:szCs w:val="24"/>
+                <w:lang w:eastAsia="es-MX"/>
               </w:rPr>
               <w:tab/>
             </w:r>
@@ -1121,7 +1108,7 @@
               <w:rPr>
                 <w:webHidden/>
               </w:rPr>
-              <w:instrText xml:space="preserve"> PAGEREF _Toc202734265 \h </w:instrText>
+              <w:instrText xml:space="preserve"> PAGEREF _Toc203760565 \h </w:instrText>
             </w:r>
             <w:r>
               <w:rPr>
@@ -1153,13 +1140,12 @@
             <w:pStyle w:val="TDC2"/>
             <w:rPr>
               <w:rFonts w:eastAsiaTheme="minorEastAsia"/>
-              <w:kern w:val="0"/>
-              <w:sz w:val="22"/>
-              <w:lang w:eastAsia="es-CO"/>
-              <w14:ligatures w14:val="none"/>
+              <w:sz w:val="24"/>
+              <w:szCs w:val="24"/>
+              <w:lang w:eastAsia="es-MX"/>
             </w:rPr>
           </w:pPr>
-          <w:hyperlink w:anchor="_Toc202734266" w:history="1">
+          <w:hyperlink w:anchor="_Toc203760566" w:history="1">
             <w:r>
               <w:rPr>
                 <w:rStyle w:val="Hipervnculo"/>
@@ -1175,10 +1161,9 @@
             <w:r>
               <w:rPr>
                 <w:rFonts w:eastAsiaTheme="minorEastAsia"/>
-                <w:kern w:val="0"/>
-                <w:sz w:val="22"/>
-                <w:lang w:eastAsia="es-CO"/>
-                <w14:ligatures w14:val="none"/>
+                <w:sz w:val="24"/>
+                <w:szCs w:val="24"/>
+                <w:lang w:eastAsia="es-MX"/>
               </w:rPr>
               <w:tab/>
             </w:r>
@@ -1204,7 +1189,7 @@
               <w:rPr>
                 <w:webHidden/>
               </w:rPr>
-              <w:instrText xml:space="preserve"> PAGEREF _Toc202734266 \h </w:instrText>
+              <w:instrText xml:space="preserve"> PAGEREF _Toc203760566 \h </w:instrText>
             </w:r>
             <w:r>
               <w:rPr>
@@ -1221,7 +1206,7 @@
               <w:rPr>
                 <w:webHidden/>
               </w:rPr>
-              <w:t>23</w:t>
+              <w:t>22</w:t>
             </w:r>
             <w:r>
               <w:rPr>
@@ -1236,13 +1221,12 @@
             <w:pStyle w:val="TDC2"/>
             <w:rPr>
               <w:rFonts w:eastAsiaTheme="minorEastAsia"/>
-              <w:kern w:val="0"/>
-              <w:sz w:val="22"/>
-              <w:lang w:eastAsia="es-CO"/>
-              <w14:ligatures w14:val="none"/>
+              <w:sz w:val="24"/>
+              <w:szCs w:val="24"/>
+              <w:lang w:eastAsia="es-MX"/>
             </w:rPr>
           </w:pPr>
-          <w:hyperlink w:anchor="_Toc202734267" w:history="1">
+          <w:hyperlink w:anchor="_Toc203760567" w:history="1">
             <w:r>
               <w:rPr>
                 <w:rStyle w:val="Hipervnculo"/>
@@ -1258,10 +1242,9 @@
             <w:r>
               <w:rPr>
                 <w:rFonts w:eastAsiaTheme="minorEastAsia"/>
-                <w:kern w:val="0"/>
-                <w:sz w:val="22"/>
-                <w:lang w:eastAsia="es-CO"/>
-                <w14:ligatures w14:val="none"/>
+                <w:sz w:val="24"/>
+                <w:szCs w:val="24"/>
+                <w:lang w:eastAsia="es-MX"/>
               </w:rPr>
               <w:tab/>
             </w:r>
@@ -1295,7 +1278,7 @@
               <w:rPr>
                 <w:webHidden/>
               </w:rPr>
-              <w:instrText xml:space="preserve"> PAGEREF _Toc202734267 \h </w:instrText>
+              <w:instrText xml:space="preserve"> PAGEREF _Toc203760567 \h </w:instrText>
             </w:r>
             <w:r>
               <w:rPr>
@@ -1312,7 +1295,7 @@
               <w:rPr>
                 <w:webHidden/>
               </w:rPr>
-              <w:t>27</w:t>
+              <w:t>26</w:t>
             </w:r>
             <w:r>
               <w:rPr>
@@ -1326,19 +1309,18 @@
           <w:pPr>
             <w:pStyle w:val="TDC1"/>
             <w:tabs>
-              <w:tab w:val="left" w:pos="1320"/>
+              <w:tab w:val="left" w:pos="1200"/>
               <w:tab w:val="right" w:leader="dot" w:pos="9962"/>
             </w:tabs>
             <w:rPr>
               <w:rFonts w:eastAsiaTheme="minorEastAsia"/>
               <w:noProof/>
-              <w:kern w:val="0"/>
-              <w:sz w:val="22"/>
-              <w:lang w:eastAsia="es-CO"/>
-              <w14:ligatures w14:val="none"/>
+              <w:sz w:val="24"/>
+              <w:szCs w:val="24"/>
+              <w:lang w:eastAsia="es-MX"/>
             </w:rPr>
           </w:pPr>
-          <w:hyperlink w:anchor="_Toc202734268" w:history="1">
+          <w:hyperlink w:anchor="_Toc203760568" w:history="1">
             <w:r>
               <w:rPr>
                 <w:rStyle w:val="Hipervnculo"/>
@@ -1350,10 +1332,9 @@
               <w:rPr>
                 <w:rFonts w:eastAsiaTheme="minorEastAsia"/>
                 <w:noProof/>
-                <w:kern w:val="0"/>
-                <w:sz w:val="22"/>
-                <w:lang w:eastAsia="es-CO"/>
-                <w14:ligatures w14:val="none"/>
+                <w:sz w:val="24"/>
+                <w:szCs w:val="24"/>
+                <w:lang w:eastAsia="es-MX"/>
               </w:rPr>
               <w:tab/>
             </w:r>
@@ -1383,7 +1364,7 @@
                 <w:noProof/>
                 <w:webHidden/>
               </w:rPr>
-              <w:instrText xml:space="preserve"> PAGEREF _Toc202734268 \h </w:instrText>
+              <w:instrText xml:space="preserve"> PAGEREF _Toc203760568 \h </w:instrText>
             </w:r>
             <w:r>
               <w:rPr>
@@ -1403,7 +1384,7 @@
                 <w:noProof/>
                 <w:webHidden/>
               </w:rPr>
-              <w:t>33</w:t>
+              <w:t>32</w:t>
             </w:r>
             <w:r>
               <w:rPr>
@@ -1419,13 +1400,12 @@
             <w:pStyle w:val="TDC2"/>
             <w:rPr>
               <w:rFonts w:eastAsiaTheme="minorEastAsia"/>
-              <w:kern w:val="0"/>
-              <w:sz w:val="22"/>
-              <w:lang w:eastAsia="es-CO"/>
-              <w14:ligatures w14:val="none"/>
+              <w:sz w:val="24"/>
+              <w:szCs w:val="24"/>
+              <w:lang w:eastAsia="es-MX"/>
             </w:rPr>
           </w:pPr>
-          <w:hyperlink w:anchor="_Toc202734270" w:history="1">
+          <w:hyperlink w:anchor="_Toc203760570" w:history="1">
             <w:r>
               <w:rPr>
                 <w:rStyle w:val="Hipervnculo"/>
@@ -1441,10 +1421,9 @@
             <w:r>
               <w:rPr>
                 <w:rFonts w:eastAsiaTheme="minorEastAsia"/>
-                <w:kern w:val="0"/>
-                <w:sz w:val="22"/>
-                <w:lang w:eastAsia="es-CO"/>
-                <w14:ligatures w14:val="none"/>
+                <w:sz w:val="24"/>
+                <w:szCs w:val="24"/>
+                <w:lang w:eastAsia="es-MX"/>
               </w:rPr>
               <w:tab/>
             </w:r>
@@ -1470,7 +1449,7 @@
               <w:rPr>
                 <w:webHidden/>
               </w:rPr>
-              <w:instrText xml:space="preserve"> PAGEREF _Toc202734270 \h </w:instrText>
+              <w:instrText xml:space="preserve"> PAGEREF _Toc203760570 \h </w:instrText>
             </w:r>
             <w:r>
               <w:rPr>
@@ -1487,7 +1466,7 @@
               <w:rPr>
                 <w:webHidden/>
               </w:rPr>
-              <w:t>36</w:t>
+              <w:t>35</w:t>
             </w:r>
             <w:r>
               <w:rPr>
@@ -1501,19 +1480,18 @@
           <w:pPr>
             <w:pStyle w:val="TDC1"/>
             <w:tabs>
-              <w:tab w:val="left" w:pos="1320"/>
+              <w:tab w:val="left" w:pos="1200"/>
               <w:tab w:val="right" w:leader="dot" w:pos="9962"/>
             </w:tabs>
             <w:rPr>
               <w:rFonts w:eastAsiaTheme="minorEastAsia"/>
               <w:noProof/>
-              <w:kern w:val="0"/>
-              <w:sz w:val="22"/>
-              <w:lang w:eastAsia="es-CO"/>
-              <w14:ligatures w14:val="none"/>
+              <w:sz w:val="24"/>
+              <w:szCs w:val="24"/>
+              <w:lang w:eastAsia="es-MX"/>
             </w:rPr>
           </w:pPr>
-          <w:hyperlink w:anchor="_Toc202734271" w:history="1">
+          <w:hyperlink w:anchor="_Toc203760571" w:history="1">
             <w:r>
               <w:rPr>
                 <w:rStyle w:val="Hipervnculo"/>
@@ -1525,10 +1503,9 @@
               <w:rPr>
                 <w:rFonts w:eastAsiaTheme="minorEastAsia"/>
                 <w:noProof/>
-                <w:kern w:val="0"/>
-                <w:sz w:val="22"/>
-                <w:lang w:eastAsia="es-CO"/>
-                <w14:ligatures w14:val="none"/>
+                <w:sz w:val="24"/>
+                <w:szCs w:val="24"/>
+                <w:lang w:eastAsia="es-MX"/>
               </w:rPr>
               <w:tab/>
             </w:r>
@@ -1558,7 +1535,7 @@
                 <w:noProof/>
                 <w:webHidden/>
               </w:rPr>
-              <w:instrText xml:space="preserve"> PAGEREF _Toc202734271 \h </w:instrText>
+              <w:instrText xml:space="preserve"> PAGEREF _Toc203760571 \h </w:instrText>
             </w:r>
             <w:r>
               <w:rPr>
@@ -1578,7 +1555,7 @@
                 <w:noProof/>
                 <w:webHidden/>
               </w:rPr>
-              <w:t>40</w:t>
+              <w:t>39</w:t>
             </w:r>
             <w:r>
               <w:rPr>
@@ -1598,13 +1575,12 @@
             <w:rPr>
               <w:rFonts w:eastAsiaTheme="minorEastAsia"/>
               <w:noProof/>
-              <w:kern w:val="0"/>
-              <w:sz w:val="22"/>
-              <w:lang w:eastAsia="es-CO"/>
-              <w14:ligatures w14:val="none"/>
+              <w:sz w:val="24"/>
+              <w:szCs w:val="24"/>
+              <w:lang w:eastAsia="es-MX"/>
             </w:rPr>
           </w:pPr>
-          <w:hyperlink w:anchor="_Toc202734272" w:history="1">
+          <w:hyperlink w:anchor="_Toc203760572" w:history="1">
             <w:r>
               <w:rPr>
                 <w:rStyle w:val="Hipervnculo"/>
@@ -1631,7 +1607,7 @@
                 <w:noProof/>
                 <w:webHidden/>
               </w:rPr>
-              <w:instrText xml:space="preserve"> PAGEREF _Toc202734272 \h </w:instrText>
+              <w:instrText xml:space="preserve"> PAGEREF _Toc203760572 \h </w:instrText>
             </w:r>
             <w:r>
               <w:rPr>
@@ -1651,7 +1627,7 @@
                 <w:noProof/>
                 <w:webHidden/>
               </w:rPr>
-              <w:t>48</w:t>
+              <w:t>47</w:t>
             </w:r>
             <w:r>
               <w:rPr>
@@ -1671,13 +1647,12 @@
             <w:rPr>
               <w:rFonts w:eastAsiaTheme="minorEastAsia"/>
               <w:noProof/>
-              <w:kern w:val="0"/>
-              <w:sz w:val="22"/>
-              <w:lang w:eastAsia="es-CO"/>
-              <w14:ligatures w14:val="none"/>
+              <w:sz w:val="24"/>
+              <w:szCs w:val="24"/>
+              <w:lang w:eastAsia="es-MX"/>
             </w:rPr>
           </w:pPr>
-          <w:hyperlink w:anchor="_Toc202734273" w:history="1">
+          <w:hyperlink w:anchor="_Toc203760573" w:history="1">
             <w:r>
               <w:rPr>
                 <w:rStyle w:val="Hipervnculo"/>
@@ -1704,7 +1679,7 @@
                 <w:noProof/>
                 <w:webHidden/>
               </w:rPr>
-              <w:instrText xml:space="preserve"> PAGEREF _Toc202734273 \h </w:instrText>
+              <w:instrText xml:space="preserve"> PAGEREF _Toc203760573 \h </w:instrText>
             </w:r>
             <w:r>
               <w:rPr>
@@ -1724,7 +1699,7 @@
                 <w:noProof/>
                 <w:webHidden/>
               </w:rPr>
-              <w:t>49</w:t>
+              <w:t>48</w:t>
             </w:r>
             <w:r>
               <w:rPr>
@@ -1744,13 +1719,12 @@
             <w:rPr>
               <w:rFonts w:eastAsiaTheme="minorEastAsia"/>
               <w:noProof/>
-              <w:kern w:val="0"/>
-              <w:sz w:val="22"/>
-              <w:lang w:eastAsia="es-CO"/>
-              <w14:ligatures w14:val="none"/>
+              <w:sz w:val="24"/>
+              <w:szCs w:val="24"/>
+              <w:lang w:eastAsia="es-MX"/>
             </w:rPr>
           </w:pPr>
-          <w:hyperlink w:anchor="_Toc202734274" w:history="1">
+          <w:hyperlink w:anchor="_Toc203760574" w:history="1">
             <w:r>
               <w:rPr>
                 <w:rStyle w:val="Hipervnculo"/>
@@ -1777,7 +1751,7 @@
                 <w:noProof/>
                 <w:webHidden/>
               </w:rPr>
-              <w:instrText xml:space="preserve"> PAGEREF _Toc202734274 \h </w:instrText>
+              <w:instrText xml:space="preserve"> PAGEREF _Toc203760574 \h </w:instrText>
             </w:r>
             <w:r>
               <w:rPr>
@@ -1797,7 +1771,7 @@
                 <w:noProof/>
                 <w:webHidden/>
               </w:rPr>
-              <w:t>50</w:t>
+              <w:t>49</w:t>
             </w:r>
             <w:r>
               <w:rPr>
@@ -1817,13 +1791,12 @@
             <w:rPr>
               <w:rFonts w:eastAsiaTheme="minorEastAsia"/>
               <w:noProof/>
-              <w:kern w:val="0"/>
-              <w:sz w:val="22"/>
-              <w:lang w:eastAsia="es-CO"/>
-              <w14:ligatures w14:val="none"/>
+              <w:sz w:val="24"/>
+              <w:szCs w:val="24"/>
+              <w:lang w:eastAsia="es-MX"/>
             </w:rPr>
           </w:pPr>
-          <w:hyperlink w:anchor="_Toc202734275" w:history="1">
+          <w:hyperlink w:anchor="_Toc203760575" w:history="1">
             <w:r>
               <w:rPr>
                 <w:rStyle w:val="Hipervnculo"/>
@@ -1851,7 +1824,7 @@
                 <w:noProof/>
                 <w:webHidden/>
               </w:rPr>
-              <w:instrText xml:space="preserve"> PAGEREF _Toc202734275 \h </w:instrText>
+              <w:instrText xml:space="preserve"> PAGEREF _Toc203760575 \h </w:instrText>
             </w:r>
             <w:r>
               <w:rPr>
@@ -1871,7 +1844,7 @@
                 <w:noProof/>
                 <w:webHidden/>
               </w:rPr>
-              <w:t>52</w:t>
+              <w:t>51</w:t>
             </w:r>
             <w:r>
               <w:rPr>
@@ -1891,13 +1864,12 @@
             <w:rPr>
               <w:rFonts w:eastAsiaTheme="minorEastAsia"/>
               <w:noProof/>
-              <w:kern w:val="0"/>
-              <w:sz w:val="22"/>
-              <w:lang w:eastAsia="es-CO"/>
-              <w14:ligatures w14:val="none"/>
+              <w:sz w:val="24"/>
+              <w:szCs w:val="24"/>
+              <w:lang w:eastAsia="es-MX"/>
             </w:rPr>
           </w:pPr>
-          <w:hyperlink w:anchor="_Toc202734276" w:history="1">
+          <w:hyperlink w:anchor="_Toc203760576" w:history="1">
             <w:r>
               <w:rPr>
                 <w:rStyle w:val="Hipervnculo"/>
@@ -1924,7 +1896,7 @@
                 <w:noProof/>
                 <w:webHidden/>
               </w:rPr>
-              <w:instrText xml:space="preserve"> PAGEREF _Toc202734276 \h </w:instrText>
+              <w:instrText xml:space="preserve"> PAGEREF _Toc203760576 \h </w:instrText>
             </w:r>
             <w:r>
               <w:rPr>
@@ -1944,7 +1916,7 @@
                 <w:noProof/>
                 <w:webHidden/>
               </w:rPr>
-              <w:t>54</w:t>
+              <w:t>53</w:t>
             </w:r>
             <w:r>
               <w:rPr>
@@ -2000,7 +1972,7 @@
         </w:numPr>
         <w:ind w:left="1068"/>
       </w:pPr>
-      <w:bookmarkStart w:id="0" w:name="_Toc202734258"/>
+      <w:bookmarkStart w:id="0" w:name="_Toc203760558"/>
       <w:r>
         <w:lastRenderedPageBreak/>
         <w:t>Introducción</w:t>
@@ -2092,7 +2064,19 @@
           <w:lang w:eastAsia="es-CO"/>
         </w:rPr>
         <w:lastRenderedPageBreak/>
-        <w:t>Patronaje de prendas superiores masculinas de moda casual</w:t>
+        <w:t xml:space="preserve">Patronaje de </w:t>
+      </w:r>
+      <w:r>
+        <w:rPr>
+          <w:lang w:eastAsia="es-CO"/>
+        </w:rPr>
+        <w:t>bases</w:t>
+      </w:r>
+      <w:r>
+        <w:rPr>
+          <w:lang w:eastAsia="es-CO"/>
+        </w:rPr>
+        <w:t xml:space="preserve"> superiores masculinas </w:t>
       </w:r>
     </w:p>
     <w:p>
@@ -2225,7 +2209,23 @@
                 <w:bCs/>
                 <w:lang w:val="es-419" w:eastAsia="es-CO"/>
               </w:rPr>
-              <w:t xml:space="preserve"> Patronaje de prendas superiores masculinas de moda casual</w:t>
+              <w:t xml:space="preserve"> Patronaje de </w:t>
+            </w:r>
+            <w:r>
+              <w:rPr>
+                <w:b/>
+                <w:bCs/>
+                <w:lang w:val="es-419" w:eastAsia="es-CO"/>
+              </w:rPr>
+              <w:t>bases</w:t>
+            </w:r>
+            <w:r>
+              <w:rPr>
+                <w:b/>
+                <w:bCs/>
+                <w:lang w:val="es-419" w:eastAsia="es-CO"/>
+              </w:rPr>
+              <w:t xml:space="preserve"> superiores masculinas </w:t>
             </w:r>
           </w:p>
         </w:tc>
@@ -2274,31 +2274,13 @@
               </w:rPr>
               <w:t xml:space="preserve">Antes de dibujar, se debe analizar. El patronaje masculino comienza con un rectángulo base definido por el contorno del pecho y el largo del talle. Se decide el tipo de plano, se proyecta en líneas de referencia y se aplican fórmulas que traducen medidas en geometría. Aquí nace la base que dará vida a la camisa, al chaleco o a la chaqueta. La camisa masculina es una prenda icónica; ya sea clásica o </w:t>
             </w:r>
-            <w:proofErr w:type="spellStart"/>
             <w:r>
               <w:rPr>
                 <w:rStyle w:val="Extranjerismo"/>
                 <w:lang w:val="es-419" w:eastAsia="es-CO"/>
               </w:rPr>
-              <w:t>slim</w:t>
-            </w:r>
-            <w:proofErr w:type="spellEnd"/>
-            <w:r>
-              <w:rPr>
-                <w:rStyle w:val="Extranjerismo"/>
-                <w:lang w:val="es-419" w:eastAsia="es-CO"/>
-              </w:rPr>
-              <w:t xml:space="preserve"> </w:t>
-            </w:r>
-            <w:proofErr w:type="spellStart"/>
-            <w:r>
-              <w:rPr>
-                <w:rStyle w:val="Extranjerismo"/>
-                <w:lang w:val="es-419" w:eastAsia="es-CO"/>
-              </w:rPr>
-              <w:t>fit</w:t>
-            </w:r>
-            <w:proofErr w:type="spellEnd"/>
+              <w:t>slim fit</w:t>
+            </w:r>
             <w:r>
               <w:rPr>
                 <w:lang w:val="es-419" w:eastAsia="es-CO"/>
@@ -2326,7 +2308,7 @@
       <w:pPr>
         <w:pStyle w:val="Ttulo1"/>
       </w:pPr>
-      <w:bookmarkStart w:id="1" w:name="_Toc202734259"/>
+      <w:bookmarkStart w:id="1" w:name="_Toc203760559"/>
       <w:r>
         <w:lastRenderedPageBreak/>
         <w:t>Patronaje</w:t>
@@ -2362,7 +2344,6 @@
     </w:p>
     <w:p>
       <w:pPr>
-        <w:jc w:val="center"/>
         <w:rPr>
           <w:lang w:val="es-419" w:eastAsia="es-CO"/>
         </w:rPr>
@@ -2373,10 +2354,10 @@
           <w:lang w:val="es-419" w:eastAsia="es-CO"/>
         </w:rPr>
         <w:drawing>
-          <wp:inline distT="0" distB="0" distL="0" distR="0" wp14:anchorId="76F9AC2F" wp14:editId="2CA0A685">
-            <wp:extent cx="5810250" cy="3200400"/>
-            <wp:effectExtent l="0" t="0" r="0" b="0"/>
-            <wp:docPr id="8" name="Imagen 8" descr="Cubo en dos enfoques. El primero indica su forma tridimensional usando líneas continuas y segmentadas. El segundo lo ubica dentro de un sistema de coordenadas con tres ejes: X (horizontal), Y (vertical) y Z (profundidad), facilitando su comprensión espacial."/>
+          <wp:inline distT="0" distB="0" distL="0" distR="0" wp14:anchorId="35CBF8B1" wp14:editId="223F26AB">
+            <wp:extent cx="5731945" cy="3157268"/>
+            <wp:effectExtent l="0" t="0" r="0" b="5080"/>
+            <wp:docPr id="106719982" name="Imagen 4" descr="Cubo en dos enfoques. El primero indica su forma tridimensional usando líneas continuas y segmentadas. El segundo lo ubica dentro de un sistema de coordenadas con tres ejes: X (horizontal), Y (vertical) y Z (profundidad), facilitando su comprensión espacial."/>
             <wp:cNvGraphicFramePr>
               <a:graphicFrameLocks xmlns:a="http://schemas.openxmlformats.org/drawingml/2006/main" noChangeAspect="1"/>
             </wp:cNvGraphicFramePr>
@@ -2384,10 +2365,8 @@
               <a:graphicData uri="http://schemas.openxmlformats.org/drawingml/2006/picture">
                 <pic:pic xmlns:pic="http://schemas.openxmlformats.org/drawingml/2006/picture">
                   <pic:nvPicPr>
-                    <pic:cNvPr id="8" name="Imagen 8" descr="Cubo en dos enfoques. El primero indica su forma tridimensional usando líneas continuas y segmentadas. El segundo lo ubica dentro de un sistema de coordenadas con tres ejes: X (horizontal), Y (vertical) y Z (profundidad), facilitando su comprensión espacial."/>
-                    <pic:cNvPicPr>
-                      <a:picLocks noChangeAspect="1" noChangeArrowheads="1"/>
-                    </pic:cNvPicPr>
+                    <pic:cNvPr id="106719982" name="Imagen 4" descr="Cubo en dos enfoques. El primero indica su forma tridimensional usando líneas continuas y segmentadas. El segundo lo ubica dentro de un sistema de coordenadas con tres ejes: X (horizontal), Y (vertical) y Z (profundidad), facilitando su comprensión espacial."/>
+                    <pic:cNvPicPr/>
                   </pic:nvPicPr>
                   <pic:blipFill>
                     <a:blip r:embed="rId15">
@@ -2397,20 +2376,18 @@
                         </a:ext>
                       </a:extLst>
                     </a:blip>
-                    <a:srcRect/>
                     <a:stretch>
                       <a:fillRect/>
                     </a:stretch>
                   </pic:blipFill>
-                  <pic:spPr bwMode="auto">
+                  <pic:spPr>
                     <a:xfrm>
                       <a:off x="0" y="0"/>
-                      <a:ext cx="5810250" cy="3200400"/>
+                      <a:ext cx="5787533" cy="3187887"/>
                     </a:xfrm>
                     <a:prstGeom prst="rect">
                       <a:avLst/>
                     </a:prstGeom>
-                    <a:noFill/>
                   </pic:spPr>
                 </pic:pic>
               </a:graphicData>
@@ -2723,10 +2700,10 @@
           <w:lang w:val="es-419" w:eastAsia="es-CO"/>
         </w:rPr>
         <w:drawing>
-          <wp:inline distT="0" distB="0" distL="0" distR="0" wp14:anchorId="6BCD8C4B" wp14:editId="598CBDFE">
-            <wp:extent cx="6133028" cy="2552131"/>
-            <wp:effectExtent l="0" t="0" r="1270" b="635"/>
-            <wp:docPr id="16" name="Imagen 16" descr="Representa la secuencia técnica del desarrollo de una prenda a partir del cuerpo humano. Inicia con la estructura corporal, seguida por la segmentación anatómica, el trazado del plano bidimensional, la elaboración del molde y finaliza con la prenda terminada. Este proceso traduce las proporciones del cuerpo en formas planas que sirven de base para la confección. "/>
+          <wp:inline distT="0" distB="0" distL="0" distR="0" wp14:anchorId="15C9CA47" wp14:editId="51FC375B">
+            <wp:extent cx="5520906" cy="2297610"/>
+            <wp:effectExtent l="0" t="0" r="3810" b="1270"/>
+            <wp:docPr id="342469079" name="Gráfico 5" descr="Representa la secuencia técnica del desarrollo de una prenda a partir del cuerpo humano. Inicia con la estructura corporal, seguida por la segmentación anatómica, el trazado del plano bidimensional, la elaboración del molde y finaliza con la prenda terminada. Este proceso traduce las proporciones del cuerpo en formas planas que sirven de base para la confección."/>
             <wp:cNvGraphicFramePr>
               <a:graphicFrameLocks xmlns:a="http://schemas.openxmlformats.org/drawingml/2006/main" noChangeAspect="1"/>
             </wp:cNvGraphicFramePr>
@@ -2734,33 +2711,29 @@
               <a:graphicData uri="http://schemas.openxmlformats.org/drawingml/2006/picture">
                 <pic:pic xmlns:pic="http://schemas.openxmlformats.org/drawingml/2006/picture">
                   <pic:nvPicPr>
-                    <pic:cNvPr id="16" name="Imagen 16" descr="Representa la secuencia técnica del desarrollo de una prenda a partir del cuerpo humano. Inicia con la estructura corporal, seguida por la segmentación anatómica, el trazado del plano bidimensional, la elaboración del molde y finaliza con la prenda terminada. Este proceso traduce las proporciones del cuerpo en formas planas que sirven de base para la confección. "/>
-                    <pic:cNvPicPr>
-                      <a:picLocks noChangeAspect="1" noChangeArrowheads="1"/>
-                    </pic:cNvPicPr>
+                    <pic:cNvPr id="342469079" name="Gráfico 5" descr="Representa la secuencia técnica del desarrollo de una prenda a partir del cuerpo humano. Inicia con la estructura corporal, seguida por la segmentación anatómica, el trazado del plano bidimensional, la elaboración del molde y finaliza con la prenda terminada. Este proceso traduce las proporciones del cuerpo en formas planas que sirven de base para la confección."/>
+                    <pic:cNvPicPr/>
                   </pic:nvPicPr>
                   <pic:blipFill>
                     <a:blip r:embed="rId18">
                       <a:extLst>
-                        <a:ext uri="{28A0092B-C50C-407E-A947-70E740481C1C}">
-                          <a14:useLocalDpi xmlns:a14="http://schemas.microsoft.com/office/drawing/2010/main" val="0"/>
+                        <a:ext uri="{96DAC541-7B7A-43D3-8B79-37D633B846F1}">
+                          <asvg:svgBlip xmlns:asvg="http://schemas.microsoft.com/office/drawing/2016/SVG/main" r:embed="rId19"/>
                         </a:ext>
                       </a:extLst>
                     </a:blip>
-                    <a:srcRect/>
                     <a:stretch>
                       <a:fillRect/>
                     </a:stretch>
                   </pic:blipFill>
-                  <pic:spPr bwMode="auto">
+                  <pic:spPr>
                     <a:xfrm>
                       <a:off x="0" y="0"/>
-                      <a:ext cx="6175542" cy="2569822"/>
+                      <a:ext cx="5541455" cy="2306162"/>
                     </a:xfrm>
                     <a:prstGeom prst="rect">
                       <a:avLst/>
                     </a:prstGeom>
-                    <a:noFill/>
                   </pic:spPr>
                 </pic:pic>
               </a:graphicData>
@@ -2783,7 +2756,7 @@
         </w:rPr>
         <w:t xml:space="preserve">Fuente: </w:t>
       </w:r>
-      <w:hyperlink r:id="rId19" w:history="1">
+      <w:hyperlink r:id="rId20" w:history="1">
         <w:r>
           <w:rPr>
             <w:rStyle w:val="Hipervnculo"/>
@@ -2797,7 +2770,7 @@
       <w:pPr>
         <w:pStyle w:val="Ttulo2"/>
       </w:pPr>
-      <w:bookmarkStart w:id="2" w:name="_Toc202734260"/>
+      <w:bookmarkStart w:id="2" w:name="_Toc203760560"/>
       <w:r>
         <w:t>Tipos de patronaje y líneas de aplicación</w:t>
       </w:r>
@@ -2827,6 +2800,23 @@
           <w:lang w:val="es-419" w:eastAsia="es-CO"/>
         </w:rPr>
         <w:t>A continuación, se describen sus principales características:</w:t>
+      </w:r>
+    </w:p>
+    <w:p>
+      <w:pPr>
+        <w:rPr>
+          <w:b/>
+          <w:bCs/>
+          <w:lang w:val="es-419" w:eastAsia="es-CO"/>
+        </w:rPr>
+      </w:pPr>
+      <w:r>
+        <w:rPr>
+          <w:b/>
+          <w:bCs/>
+          <w:lang w:val="es-419" w:eastAsia="es-CO"/>
+        </w:rPr>
+        <w:t>Patronaje industrial</w:t>
       </w:r>
     </w:p>
     <w:p>
@@ -3312,7 +3302,7 @@
                     </pic:cNvPicPr>
                   </pic:nvPicPr>
                   <pic:blipFill>
-                    <a:blip r:embed="rId20" cstate="print">
+                    <a:blip r:embed="rId21" cstate="print">
                       <a:extLst>
                         <a:ext uri="{28A0092B-C50C-407E-A947-70E740481C1C}">
                           <a14:useLocalDpi xmlns:a14="http://schemas.microsoft.com/office/drawing/2010/main" val="0"/>
@@ -3365,7 +3355,7 @@
       <w:pPr>
         <w:pStyle w:val="Ttulo2"/>
       </w:pPr>
-      <w:bookmarkStart w:id="3" w:name="_Toc202734261"/>
+      <w:bookmarkStart w:id="3" w:name="_Toc203760561"/>
       <w:r>
         <w:t>Procedimiento y metodologías</w:t>
       </w:r>
@@ -3381,16 +3371,23 @@
         <w:rPr>
           <w:lang w:val="es-419" w:eastAsia="es-CO"/>
         </w:rPr>
-        <w:t>La confección de prendas a la medida requiere un procedimiento sistemático que garantice la calidad y la fidelidad al diseño solicitado por el cliente; El proceso debe seguir una secuencia estructurada de pasos que aseguren el cumplimiento de criterios técnicos, funcionales y estéticos, permitiendo que el producto final responda de manera efectiva a las expectativas del usuario.</w:t>
-      </w:r>
-    </w:p>
-    <w:p>
-      <w:pPr>
-        <w:pStyle w:val="Prrafodelista"/>
-        <w:numPr>
-          <w:ilvl w:val="0"/>
-          <w:numId w:val="11"/>
-        </w:numPr>
+        <w:t>La confección de prendas a la medida requiere un procedimiento sistemático que garantice la calidad y la fidelidad al diseño solicitado por el cliente</w:t>
+      </w:r>
+      <w:r>
+        <w:rPr>
+          <w:lang w:val="es-419" w:eastAsia="es-CO"/>
+        </w:rPr>
+        <w:t>.</w:t>
+      </w:r>
+      <w:r>
+        <w:rPr>
+          <w:lang w:val="es-419" w:eastAsia="es-CO"/>
+        </w:rPr>
+        <w:t xml:space="preserve"> El proceso debe seguir una secuencia estructurada de pasos que aseguren el cumplimiento de criterios técnicos, funcionales y estéticos, permitiendo que el producto final responda de manera efectiva a las expectativas del usuario.</w:t>
+      </w:r>
+    </w:p>
+    <w:p>
+      <w:pPr>
         <w:rPr>
           <w:b/>
           <w:bCs/>
@@ -3408,8 +3405,6 @@
     </w:p>
     <w:p>
       <w:pPr>
-        <w:pStyle w:val="Prrafodelista"/>
-        <w:ind w:left="1429" w:firstLine="0"/>
         <w:rPr>
           <w:lang w:val="es-419" w:eastAsia="es-CO"/>
         </w:rPr>
@@ -3418,13 +3413,7 @@
         <w:rPr>
           <w:lang w:val="es-419" w:eastAsia="es-CO"/>
         </w:rPr>
-        <w:t xml:space="preserve">Para ampliar y profundizar en los contenidos abordados, se recomienda consultar el </w:t>
-      </w:r>
-      <w:r>
-        <w:rPr>
-          <w:lang w:val="es-419" w:eastAsia="es-CO"/>
-        </w:rPr>
-        <w:t>anexo 1 en la carpeta de anexos.</w:t>
+        <w:t>Para ampliar y profundizar en los contenidos abordados, se recomienda consultar el anexo 1 en la carpeta de anexos.</w:t>
       </w:r>
     </w:p>
     <w:p>
@@ -3500,20 +3489,26 @@
         <w:rPr>
           <w:lang w:eastAsia="es-CO"/>
         </w:rPr>
-        <w:t>En el desarrollo de patrones, el uso correcto de convenciones gráficas es esencial para la interpretación técnica, el trazado y el corte de piezas. Estos símbolos y signos permiten comprender los planos sin necesidad de explicaciones extensas, favoreciendo la comunicación visual entre diseñadores, patronistas y confeccionistas.</w:t>
-      </w:r>
-    </w:p>
-    <w:p>
-      <w:pPr>
-        <w:rPr>
-          <w:lang w:eastAsia="es-CO"/>
-        </w:rPr>
-      </w:pPr>
+        <w:t xml:space="preserve">En el desarrollo de patrones, el uso correcto de convenciones gráficas es esencial para la interpretación técnica, el trazado y el corte de piezas. Estos símbolos y signos </w:t>
+      </w:r>
       <w:r>
         <w:rPr>
           <w:lang w:eastAsia="es-CO"/>
         </w:rPr>
         <w:lastRenderedPageBreak/>
+        <w:t>permiten comprender los planos sin necesidad de explicaciones extensas, favoreciendo la comunicación visual entre diseñadores, patronistas y confeccionistas.</w:t>
+      </w:r>
+    </w:p>
+    <w:p>
+      <w:pPr>
+        <w:rPr>
+          <w:lang w:eastAsia="es-CO"/>
+        </w:rPr>
+      </w:pPr>
+      <w:r>
+        <w:rPr>
+          <w:lang w:eastAsia="es-CO"/>
+        </w:rPr>
         <w:t>Cada pieza del patrón debe estar claramente rotulada con la siguiente información:</w:t>
       </w:r>
     </w:p>
@@ -3780,6 +3775,7 @@
         <w:rPr>
           <w:lang w:val="es-419" w:eastAsia="es-CO"/>
         </w:rPr>
+        <w:lastRenderedPageBreak/>
         <w:t>Escala 1:1. Tamaño real</w:t>
       </w:r>
       <w:r>
@@ -3828,7 +3824,6 @@
         <w:rPr>
           <w:lang w:val="es-419" w:eastAsia="es-CO"/>
         </w:rPr>
-        <w:lastRenderedPageBreak/>
         <w:t>Escala 1:4. Cuarta parte del tamaño</w:t>
       </w:r>
       <w:r>
@@ -3896,7 +3891,7 @@
         <w:rPr>
           <w:lang w:eastAsia="es-CO"/>
         </w:rPr>
-        <w:t>Regla mágica (60 x 5 cm con cuadrícula y ángulo de 45 °).</w:t>
+        <w:t>Regla mágica (60 x 5 cm con cuadrícula y ángulo de 45°).</w:t>
       </w:r>
     </w:p>
     <w:p>
@@ -4121,11 +4116,20 @@
     </w:p>
     <w:p>
       <w:pPr>
-        <w:pStyle w:val="Prrafodelista"/>
-        <w:numPr>
-          <w:ilvl w:val="0"/>
-          <w:numId w:val="15"/>
-        </w:numPr>
+        <w:rPr>
+          <w:lang w:eastAsia="es-CO"/>
+        </w:rPr>
+      </w:pPr>
+    </w:p>
+    <w:p>
+      <w:pPr>
+        <w:rPr>
+          <w:lang w:eastAsia="es-CO"/>
+        </w:rPr>
+      </w:pPr>
+    </w:p>
+    <w:p>
+      <w:pPr>
         <w:rPr>
           <w:b/>
           <w:bCs/>
@@ -4138,14 +4142,15 @@
           <w:bCs/>
           <w:lang w:eastAsia="es-CO"/>
         </w:rPr>
+        <w:lastRenderedPageBreak/>
         <w:t>Manual de patronaje básico e interpretación de diseños</w:t>
       </w:r>
     </w:p>
     <w:p>
       <w:pPr>
-        <w:pStyle w:val="Prrafodelista"/>
-        <w:ind w:left="1429" w:firstLine="0"/>
-        <w:rPr>
+        <w:rPr>
+          <w:b/>
+          <w:bCs/>
           <w:lang w:eastAsia="es-CO"/>
         </w:rPr>
       </w:pPr>
@@ -4164,24 +4169,27 @@
     </w:p>
     <w:p>
       <w:pPr>
+        <w:spacing w:before="0" w:after="160" w:line="259" w:lineRule="auto"/>
+        <w:ind w:firstLine="0"/>
         <w:rPr>
           <w:lang w:val="es-419" w:eastAsia="es-CO"/>
         </w:rPr>
       </w:pPr>
+      <w:r>
+        <w:rPr>
+          <w:b/>
+        </w:rPr>
+        <w:br w:type="page"/>
+      </w:r>
     </w:p>
     <w:p>
       <w:pPr>
         <w:pStyle w:val="Ttulo1"/>
       </w:pPr>
-      <w:bookmarkStart w:id="4" w:name="_Toc202734262"/>
-      <w:proofErr w:type="spellStart"/>
+      <w:bookmarkStart w:id="4" w:name="_Toc203760562"/>
       <w:r>
         <w:lastRenderedPageBreak/>
-        <w:t>Prepatronaje</w:t>
-      </w:r>
-      <w:proofErr w:type="spellEnd"/>
-      <w:r>
-        <w:t xml:space="preserve"> masculino y construcción de bases</w:t>
+        <w:t>Prepatronaje masculino y construcción de bases</w:t>
       </w:r>
       <w:bookmarkEnd w:id="4"/>
     </w:p>
@@ -4416,7 +4424,19 @@
           <w:lang w:eastAsia="es-CO"/>
         </w:rPr>
         <w:lastRenderedPageBreak/>
-        <w:t>P = Contorno de pecho (talla de referencia).</w:t>
+        <w:t xml:space="preserve">P = </w:t>
+      </w:r>
+      <w:r>
+        <w:rPr>
+          <w:lang w:eastAsia="es-CO"/>
+        </w:rPr>
+        <w:t>c</w:t>
+      </w:r>
+      <w:r>
+        <w:rPr>
+          <w:lang w:eastAsia="es-CO"/>
+        </w:rPr>
+        <w:t>ontorno de pecho (talla de referencia).</w:t>
       </w:r>
     </w:p>
     <w:p>
@@ -4634,7 +4654,6 @@
         </w:rPr>
         <w:t xml:space="preserve">Se recomienda utilizar papel trazo o papel </w:t>
       </w:r>
-      <w:proofErr w:type="spellStart"/>
       <w:r>
         <w:rPr>
           <w:rStyle w:val="Extranjerismo"/>
@@ -4642,7 +4661,6 @@
         </w:rPr>
         <w:t>manifold</w:t>
       </w:r>
-      <w:proofErr w:type="spellEnd"/>
       <w:r>
         <w:rPr>
           <w:lang w:val="es-419" w:eastAsia="es-CO"/>
@@ -4774,17 +4792,21 @@
         </w:rPr>
       </w:pPr>
       <w:bookmarkStart w:id="5" w:name="_Toc202734263"/>
+      <w:bookmarkStart w:id="6" w:name="_Toc203760036"/>
+      <w:bookmarkStart w:id="7" w:name="_Toc203760563"/>
       <w:bookmarkEnd w:id="5"/>
+      <w:bookmarkEnd w:id="6"/>
+      <w:bookmarkEnd w:id="7"/>
     </w:p>
     <w:p>
       <w:pPr>
         <w:pStyle w:val="Ttulo2"/>
       </w:pPr>
-      <w:bookmarkStart w:id="6" w:name="_Toc202734264"/>
+      <w:bookmarkStart w:id="8" w:name="_Toc203760564"/>
       <w:r>
         <w:t>Patrón base para camisa</w:t>
       </w:r>
-      <w:bookmarkEnd w:id="6"/>
+      <w:bookmarkEnd w:id="8"/>
     </w:p>
     <w:p>
       <w:pPr>
@@ -5039,9 +5061,9 @@
           <w:lang w:val="es-419" w:eastAsia="es-CO"/>
         </w:rPr>
         <w:drawing>
-          <wp:inline distT="0" distB="0" distL="0" distR="0" wp14:anchorId="60DFB76D" wp14:editId="2E21BBAF">
-            <wp:extent cx="6045294" cy="5595582"/>
-            <wp:effectExtent l="0" t="0" r="0" b="5715"/>
+          <wp:inline distT="0" distB="0" distL="0" distR="0" wp14:anchorId="60DFB76D" wp14:editId="2AAEBA0E">
+            <wp:extent cx="5471651" cy="5064612"/>
+            <wp:effectExtent l="0" t="0" r="2540" b="3175"/>
             <wp:docPr id="20" name="Imagen 20" descr="Esquema técnico de un patrón base masculino para prenda superior, dividido en dos mitades: centro frente (CF) y centro atrás (CA). Se visualizan líneas de referencia, medidas proporcionales y curvas guía para hombros, sisa y cuello, acompañadas de símbolos geométricos (triángulos y flechas) que indican puntos de control y piquetes. El trazo incluye proporciones matemáticas y márgenes mínimos en milímetros, con líneas punteadas para la ubicación de pinzas."/>
             <wp:cNvGraphicFramePr>
               <a:graphicFrameLocks xmlns:a="http://schemas.openxmlformats.org/drawingml/2006/main" noChangeAspect="1"/>
@@ -5051,288 +5073,6 @@
                 <pic:pic xmlns:pic="http://schemas.openxmlformats.org/drawingml/2006/picture">
                   <pic:nvPicPr>
                     <pic:cNvPr id="20" name="Imagen 20" descr="Esquema técnico de un patrón base masculino para prenda superior, dividido en dos mitades: centro frente (CF) y centro atrás (CA). Se visualizan líneas de referencia, medidas proporcionales y curvas guía para hombros, sisa y cuello, acompañadas de símbolos geométricos (triángulos y flechas) que indican puntos de control y piquetes. El trazo incluye proporciones matemáticas y márgenes mínimos en milímetros, con líneas punteadas para la ubicación de pinzas."/>
-                    <pic:cNvPicPr>
-                      <a:picLocks noChangeAspect="1" noChangeArrowheads="1"/>
-                    </pic:cNvPicPr>
-                  </pic:nvPicPr>
-                  <pic:blipFill>
-                    <a:blip r:embed="rId21">
-                      <a:extLst>
-                        <a:ext uri="{28A0092B-C50C-407E-A947-70E740481C1C}">
-                          <a14:useLocalDpi xmlns:a14="http://schemas.microsoft.com/office/drawing/2010/main" val="0"/>
-                        </a:ext>
-                      </a:extLst>
-                    </a:blip>
-                    <a:srcRect/>
-                    <a:stretch>
-                      <a:fillRect/>
-                    </a:stretch>
-                  </pic:blipFill>
-                  <pic:spPr bwMode="auto">
-                    <a:xfrm>
-                      <a:off x="0" y="0"/>
-                      <a:ext cx="6067293" cy="5615944"/>
-                    </a:xfrm>
-                    <a:prstGeom prst="rect">
-                      <a:avLst/>
-                    </a:prstGeom>
-                    <a:noFill/>
-                  </pic:spPr>
-                </pic:pic>
-              </a:graphicData>
-            </a:graphic>
-          </wp:inline>
-        </w:drawing>
-      </w:r>
-    </w:p>
-    <w:p>
-      <w:pPr>
-        <w:ind w:left="708" w:firstLine="0"/>
-        <w:rPr>
-          <w:b/>
-          <w:bCs/>
-          <w:lang w:eastAsia="es-CO"/>
-        </w:rPr>
-      </w:pPr>
-      <w:r>
-        <w:rPr>
-          <w:b/>
-          <w:bCs/>
-          <w:lang w:eastAsia="es-CO"/>
-        </w:rPr>
-        <w:t>Desarrollo de la base superior en silueta </w:t>
-      </w:r>
-      <w:proofErr w:type="spellStart"/>
-      <w:r>
-        <w:rPr>
-          <w:rStyle w:val="Extranjerismo"/>
-          <w:b/>
-          <w:bCs/>
-          <w:lang w:val="es-CO" w:eastAsia="es-CO"/>
-        </w:rPr>
-        <w:t>slim</w:t>
-      </w:r>
-      <w:proofErr w:type="spellEnd"/>
-      <w:r>
-        <w:rPr>
-          <w:rStyle w:val="Extranjerismo"/>
-          <w:b/>
-          <w:bCs/>
-          <w:lang w:val="es-CO" w:eastAsia="es-CO"/>
-        </w:rPr>
-        <w:t xml:space="preserve"> </w:t>
-      </w:r>
-      <w:proofErr w:type="spellStart"/>
-      <w:r>
-        <w:rPr>
-          <w:rStyle w:val="Extranjerismo"/>
-          <w:b/>
-          <w:bCs/>
-          <w:lang w:val="es-CO" w:eastAsia="es-CO"/>
-        </w:rPr>
-        <w:t>fit</w:t>
-      </w:r>
-      <w:proofErr w:type="spellEnd"/>
-    </w:p>
-    <w:p>
-      <w:pPr>
-        <w:rPr>
-          <w:lang w:eastAsia="es-CO"/>
-        </w:rPr>
-      </w:pPr>
-      <w:r>
-        <w:rPr>
-          <w:lang w:eastAsia="es-CO"/>
-        </w:rPr>
-        <w:t xml:space="preserve">Para iniciar el trazo de la base superior, es fundamental tener un dominio previo de los patrones básicos, ya que estos constituyen el punto de partida del diseño; en este caso particular, se recomienda trabajar con el básico correspondiente a la </w:t>
-      </w:r>
-      <w:r>
-        <w:rPr>
-          <w:lang w:eastAsia="es-CO"/>
-        </w:rPr>
-        <w:lastRenderedPageBreak/>
-        <w:t>silueta </w:t>
-      </w:r>
-      <w:proofErr w:type="spellStart"/>
-      <w:r>
-        <w:rPr>
-          <w:rStyle w:val="Extranjerismo"/>
-          <w:lang w:val="es-CO" w:eastAsia="es-CO"/>
-        </w:rPr>
-        <w:t>slim</w:t>
-      </w:r>
-      <w:proofErr w:type="spellEnd"/>
-      <w:r>
-        <w:rPr>
-          <w:rStyle w:val="Extranjerismo"/>
-          <w:lang w:val="es-CO" w:eastAsia="es-CO"/>
-        </w:rPr>
-        <w:t xml:space="preserve"> </w:t>
-      </w:r>
-      <w:proofErr w:type="spellStart"/>
-      <w:r>
-        <w:rPr>
-          <w:rStyle w:val="Extranjerismo"/>
-          <w:lang w:val="es-CO" w:eastAsia="es-CO"/>
-        </w:rPr>
-        <w:t>fit</w:t>
-      </w:r>
-      <w:proofErr w:type="spellEnd"/>
-      <w:r>
-        <w:rPr>
-          <w:lang w:eastAsia="es-CO"/>
-        </w:rPr>
-        <w:t>, por ser una tipología ajustada que requiere precisión en la interpretación del cuerpo.</w:t>
-      </w:r>
-    </w:p>
-    <w:p>
-      <w:pPr>
-        <w:rPr>
-          <w:lang w:eastAsia="es-CO"/>
-        </w:rPr>
-      </w:pPr>
-      <w:r>
-        <w:rPr>
-          <w:lang w:eastAsia="es-CO"/>
-        </w:rPr>
-        <w:t>Durante este proceso formativo, se utilizará un plano de referencia que permitirá visualizar la estructura del molde. En dicho plano se identificarán elementos clave como los sistemas de cierre (por ejemplo: botones o cremalleras) y componentes complementarios que integran la prenda (cuellos, vistas, entre otro</w:t>
-      </w:r>
-      <w:r>
-        <w:rPr>
-          <w:lang w:eastAsia="es-CO"/>
-        </w:rPr>
-        <w:t>s).</w:t>
-      </w:r>
-    </w:p>
-    <w:p>
-      <w:pPr>
-        <w:rPr>
-          <w:lang w:eastAsia="es-CO"/>
-        </w:rPr>
-      </w:pPr>
-      <w:r>
-        <w:rPr>
-          <w:lang w:eastAsia="es-CO"/>
-        </w:rPr>
-        <w:t>Para comenzar con el trazado, se debe dibujar una línea horizontal sobre el papel, la cual servirá como guía base, la cual se denominará línea de aplome o línea base de construcción, a su vez, se alinea a la profundidad de la sisa en prendas superiores y constituye el eje sobre el cual se construyen y equilibran las demás proporciones del patrón.</w:t>
-      </w:r>
-    </w:p>
-    <w:p>
-      <w:pPr>
-        <w:rPr>
-          <w:lang w:eastAsia="es-CO"/>
-        </w:rPr>
-      </w:pPr>
-    </w:p>
-    <w:p>
-      <w:pPr>
-        <w:rPr>
-          <w:lang w:eastAsia="es-CO"/>
-        </w:rPr>
-      </w:pPr>
-    </w:p>
-    <w:p>
-      <w:pPr>
-        <w:rPr>
-          <w:lang w:eastAsia="es-CO"/>
-        </w:rPr>
-      </w:pPr>
-    </w:p>
-    <w:p>
-      <w:pPr>
-        <w:rPr>
-          <w:lang w:eastAsia="es-CO"/>
-        </w:rPr>
-      </w:pPr>
-    </w:p>
-    <w:p>
-      <w:pPr>
-        <w:rPr>
-          <w:lang w:eastAsia="es-CO"/>
-        </w:rPr>
-      </w:pPr>
-    </w:p>
-    <w:p>
-      <w:pPr>
-        <w:rPr>
-          <w:lang w:eastAsia="es-CO"/>
-        </w:rPr>
-      </w:pPr>
-    </w:p>
-    <w:p>
-      <w:pPr>
-        <w:rPr>
-          <w:lang w:eastAsia="es-CO"/>
-        </w:rPr>
-      </w:pPr>
-    </w:p>
-    <w:p>
-      <w:pPr>
-        <w:rPr>
-          <w:lang w:eastAsia="es-CO"/>
-        </w:rPr>
-      </w:pPr>
-    </w:p>
-    <w:p>
-      <w:pPr>
-        <w:rPr>
-          <w:lang w:eastAsia="es-CO"/>
-        </w:rPr>
-      </w:pPr>
-    </w:p>
-    <w:p>
-      <w:pPr>
-        <w:rPr>
-          <w:lang w:val="es-419" w:eastAsia="es-CO"/>
-        </w:rPr>
-      </w:pPr>
-    </w:p>
-    <w:p>
-      <w:pPr>
-        <w:pStyle w:val="Figura"/>
-        <w:rPr>
-          <w:lang w:val="es-419"/>
-        </w:rPr>
-      </w:pPr>
-      <w:r>
-        <w:rPr>
-          <w:lang w:val="es-419"/>
-        </w:rPr>
-        <w:lastRenderedPageBreak/>
-        <w:t xml:space="preserve">Base masculino </w:t>
-      </w:r>
-      <w:r>
-        <w:rPr>
-          <w:rStyle w:val="Extranjerismo"/>
-        </w:rPr>
-        <w:t>slim fit</w:t>
-      </w:r>
-    </w:p>
-    <w:p>
-      <w:pPr>
-        <w:jc w:val="center"/>
-        <w:rPr>
-          <w:lang w:val="es-419" w:eastAsia="es-CO"/>
-        </w:rPr>
-      </w:pPr>
-      <w:r>
-        <w:rPr>
-          <w:noProof/>
-          <w:lang w:val="es-419" w:eastAsia="es-CO"/>
-        </w:rPr>
-        <w:drawing>
-          <wp:inline distT="0" distB="0" distL="0" distR="0" wp14:anchorId="0BC1C0B9" wp14:editId="23C6844E">
-            <wp:extent cx="5982969" cy="5691117"/>
-            <wp:effectExtent l="0" t="0" r="0" b="5080"/>
-            <wp:docPr id="22" name="Imagen 22" descr="Trazo técnico de un patrón base masculino para prenda superior, dividido en centro frente (CF) y centro atrás (CA). Incluye curvas del escote, sisa y hombros, además de líneas rectas para costados y pinzas. Se exponen medidas proporcionadas con fórmulas, marcas de control y piquetes triangulares para el montaje. Las líneas punteadas y arcos sirven de guía para la construcción precisa del molde."/>
-            <wp:cNvGraphicFramePr>
-              <a:graphicFrameLocks xmlns:a="http://schemas.openxmlformats.org/drawingml/2006/main" noChangeAspect="1"/>
-            </wp:cNvGraphicFramePr>
-            <a:graphic xmlns:a="http://schemas.openxmlformats.org/drawingml/2006/main">
-              <a:graphicData uri="http://schemas.openxmlformats.org/drawingml/2006/picture">
-                <pic:pic xmlns:pic="http://schemas.openxmlformats.org/drawingml/2006/picture">
-                  <pic:nvPicPr>
-                    <pic:cNvPr id="22" name="Imagen 22" descr="Trazo técnico de un patrón base masculino para prenda superior, dividido en centro frente (CF) y centro atrás (CA). Incluye curvas del escote, sisa y hombros, además de líneas rectas para costados y pinzas. Se exponen medidas proporcionadas con fórmulas, marcas de control y piquetes triangulares para el montaje. Las líneas punteadas y arcos sirven de guía para la construcción precisa del molde."/>
                     <pic:cNvPicPr>
                       <a:picLocks noChangeAspect="1" noChangeArrowheads="1"/>
                     </pic:cNvPicPr>
@@ -5353,7 +5093,7 @@
                   <pic:spPr bwMode="auto">
                     <a:xfrm>
                       <a:off x="0" y="0"/>
-                      <a:ext cx="6017826" cy="5724273"/>
+                      <a:ext cx="5505861" cy="5096277"/>
                     </a:xfrm>
                     <a:prstGeom prst="rect">
                       <a:avLst/>
@@ -5369,11 +5109,7 @@
     </w:p>
     <w:p>
       <w:pPr>
-        <w:pStyle w:val="Prrafodelista"/>
-        <w:numPr>
-          <w:ilvl w:val="0"/>
-          <w:numId w:val="21"/>
-        </w:numPr>
+        <w:ind w:left="708" w:firstLine="0"/>
         <w:rPr>
           <w:b/>
           <w:bCs/>
@@ -5386,102 +5122,290 @@
           <w:bCs/>
           <w:lang w:eastAsia="es-CO"/>
         </w:rPr>
-        <w:t>Manual de patronaje básico e interpretación de diseños. Esquema del patrón base masculino clásico y </w:t>
-      </w:r>
+        <w:t>Desarrollo de la base superior en silueta </w:t>
+      </w:r>
+      <w:proofErr w:type="spellStart"/>
       <w:r>
         <w:rPr>
           <w:rStyle w:val="Extranjerismo"/>
           <w:b/>
           <w:bCs/>
-          <w:lang w:eastAsia="es-CO"/>
-        </w:rPr>
-        <w:t>slim fit</w:t>
-      </w:r>
-      <w:r>
-        <w:rPr>
-          <w:b/>
-          <w:bCs/>
-          <w:lang w:eastAsia="es-CO"/>
-        </w:rPr>
-        <w:t>, página 65 a 67</w:t>
-      </w:r>
-    </w:p>
-    <w:p>
-      <w:pPr>
-        <w:pStyle w:val="Prrafodelista"/>
-        <w:ind w:left="1429" w:firstLine="0"/>
-        <w:rPr>
-          <w:lang w:eastAsia="es-CO"/>
-        </w:rPr>
-      </w:pPr>
-      <w:r>
-        <w:rPr>
-          <w:lang w:eastAsia="es-CO"/>
-        </w:rPr>
-        <w:t xml:space="preserve">Para ampliar y profundizar en los contenidos abordados, se recomienda consultar el </w:t>
-      </w:r>
-      <w:r>
-        <w:rPr>
-          <w:lang w:eastAsia="es-CO"/>
-        </w:rPr>
-        <w:t xml:space="preserve">anexo </w:t>
-      </w:r>
-      <w:r>
-        <w:rPr>
-          <w:lang w:eastAsia="es-CO"/>
-        </w:rPr>
-        <w:t>2</w:t>
-      </w:r>
-      <w:r>
-        <w:rPr>
-          <w:lang w:eastAsia="es-CO"/>
-        </w:rPr>
-        <w:t xml:space="preserve"> en la carpeta de anexos.</w:t>
-      </w:r>
-    </w:p>
-    <w:p>
-      <w:pPr>
-        <w:rPr>
-          <w:lang w:val="es-419" w:eastAsia="es-CO"/>
-        </w:rPr>
-      </w:pPr>
-    </w:p>
-    <w:p>
-      <w:pPr>
-        <w:pStyle w:val="Prrafodelista"/>
-        <w:numPr>
-          <w:ilvl w:val="0"/>
-          <w:numId w:val="21"/>
-        </w:numPr>
-        <w:rPr>
-          <w:b/>
-          <w:bCs/>
-          <w:lang w:eastAsia="es-CO"/>
-        </w:rPr>
-      </w:pPr>
-      <w:r>
-        <w:rPr>
-          <w:b/>
-          <w:bCs/>
-          <w:lang w:eastAsia="es-CO"/>
-        </w:rPr>
-        <w:lastRenderedPageBreak/>
-        <w:t>Base superior masculina </w:t>
-      </w:r>
+          <w:lang w:val="es-CO" w:eastAsia="es-CO"/>
+        </w:rPr>
+        <w:t>slim</w:t>
+      </w:r>
+      <w:proofErr w:type="spellEnd"/>
       <w:r>
         <w:rPr>
           <w:rStyle w:val="Extranjerismo"/>
           <w:b/>
           <w:bCs/>
-          <w:lang w:eastAsia="es-CO"/>
+          <w:lang w:val="es-CO" w:eastAsia="es-CO"/>
+        </w:rPr>
+        <w:t xml:space="preserve"> </w:t>
+      </w:r>
+      <w:proofErr w:type="spellStart"/>
+      <w:r>
+        <w:rPr>
+          <w:rStyle w:val="Extranjerismo"/>
+          <w:b/>
+          <w:bCs/>
+          <w:lang w:val="es-CO" w:eastAsia="es-CO"/>
+        </w:rPr>
+        <w:t>fit</w:t>
+      </w:r>
+      <w:proofErr w:type="spellEnd"/>
+    </w:p>
+    <w:p>
+      <w:pPr>
+        <w:rPr>
+          <w:lang w:eastAsia="es-CO"/>
+        </w:rPr>
+      </w:pPr>
+      <w:r>
+        <w:rPr>
+          <w:lang w:eastAsia="es-CO"/>
+        </w:rPr>
+        <w:t>Para iniciar el trazo de la base superior, es fundamental tener un dominio previo de los patrones básicos, ya que estos constituyen el punto de partida del diseño; en este caso particular, se recomienda trabajar con el básico correspondiente a la silueta </w:t>
+      </w:r>
+      <w:proofErr w:type="spellStart"/>
+      <w:r>
+        <w:rPr>
+          <w:rStyle w:val="Extranjerismo"/>
+          <w:lang w:val="es-CO" w:eastAsia="es-CO"/>
+        </w:rPr>
+        <w:t>slim</w:t>
+      </w:r>
+      <w:proofErr w:type="spellEnd"/>
+      <w:r>
+        <w:rPr>
+          <w:rStyle w:val="Extranjerismo"/>
+          <w:lang w:val="es-CO" w:eastAsia="es-CO"/>
+        </w:rPr>
+        <w:t xml:space="preserve"> </w:t>
+      </w:r>
+      <w:proofErr w:type="spellStart"/>
+      <w:r>
+        <w:rPr>
+          <w:rStyle w:val="Extranjerismo"/>
+          <w:lang w:val="es-CO" w:eastAsia="es-CO"/>
+        </w:rPr>
+        <w:t>fit</w:t>
+      </w:r>
+      <w:proofErr w:type="spellEnd"/>
+      <w:r>
+        <w:rPr>
+          <w:lang w:eastAsia="es-CO"/>
+        </w:rPr>
+        <w:t>, por ser una tipología ajustada que requiere precisión en la interpretación del cuerpo.</w:t>
+      </w:r>
+    </w:p>
+    <w:p>
+      <w:pPr>
+        <w:rPr>
+          <w:lang w:eastAsia="es-CO"/>
+        </w:rPr>
+      </w:pPr>
+      <w:r>
+        <w:rPr>
+          <w:lang w:eastAsia="es-CO"/>
+        </w:rPr>
+        <w:lastRenderedPageBreak/>
+        <w:t>Durante este proceso formativo, se utilizará un plano de referencia que permitirá visualizar la estructura del molde. En dicho plano se identificarán elementos clave como los sistemas de cierre (por ejemplo: botones o cremalleras) y componentes complementarios que integran la prenda (cuellos, vistas, entre otro</w:t>
+      </w:r>
+      <w:r>
+        <w:rPr>
+          <w:lang w:eastAsia="es-CO"/>
+        </w:rPr>
+        <w:t>s).</w:t>
+      </w:r>
+    </w:p>
+    <w:p>
+      <w:pPr>
+        <w:rPr>
+          <w:lang w:eastAsia="es-CO"/>
+        </w:rPr>
+      </w:pPr>
+      <w:r>
+        <w:rPr>
+          <w:lang w:eastAsia="es-CO"/>
+        </w:rPr>
+        <w:t>Para comenzar con el trazado, se debe dibujar una línea horizontal sobre el papel, la cual servirá como guía base, la cual se denominará línea de aplome o línea base de construcción, a su vez, se alinea a la profundidad de la sisa en prendas superiores y constituye el eje sobre el cual se construyen y equilibran las demás proporciones del patrón.</w:t>
+      </w:r>
+    </w:p>
+    <w:p>
+      <w:pPr>
+        <w:pStyle w:val="Figura"/>
+        <w:rPr>
+          <w:lang w:val="es-419"/>
+        </w:rPr>
+      </w:pPr>
+      <w:r>
+        <w:rPr>
+          <w:lang w:val="es-419"/>
+        </w:rPr>
+        <w:t xml:space="preserve">Base masculino </w:t>
+      </w:r>
+      <w:r>
+        <w:rPr>
+          <w:rStyle w:val="Extranjerismo"/>
         </w:rPr>
         <w:t>slim fit</w:t>
       </w:r>
     </w:p>
     <w:p>
       <w:pPr>
-        <w:pStyle w:val="Prrafodelista"/>
-        <w:ind w:left="1429" w:firstLine="0"/>
+        <w:jc w:val="center"/>
+        <w:rPr>
+          <w:lang w:val="es-419" w:eastAsia="es-CO"/>
+        </w:rPr>
+      </w:pPr>
+      <w:r>
+        <w:rPr>
+          <w:noProof/>
+          <w:lang w:val="es-419" w:eastAsia="es-CO"/>
+        </w:rPr>
+        <w:drawing>
+          <wp:inline distT="0" distB="0" distL="0" distR="0" wp14:anchorId="0BC1C0B9" wp14:editId="7BA121A9">
+            <wp:extent cx="4616245" cy="4391062"/>
+            <wp:effectExtent l="0" t="0" r="0" b="3175"/>
+            <wp:docPr id="22" name="Imagen 22" descr="Trazo técnico de un patrón base masculino para prenda superior, dividido en centro frente (CF) y centro atrás (CA). Incluye curvas del escote, sisa y hombros, además de líneas rectas para costados y pinzas. Se exponen medidas proporcionadas con fórmulas, marcas de control y piquetes triangulares para el montaje. Las líneas punteadas y arcos sirven de guía para la construcción precisa del molde."/>
+            <wp:cNvGraphicFramePr>
+              <a:graphicFrameLocks xmlns:a="http://schemas.openxmlformats.org/drawingml/2006/main" noChangeAspect="1"/>
+            </wp:cNvGraphicFramePr>
+            <a:graphic xmlns:a="http://schemas.openxmlformats.org/drawingml/2006/main">
+              <a:graphicData uri="http://schemas.openxmlformats.org/drawingml/2006/picture">
+                <pic:pic xmlns:pic="http://schemas.openxmlformats.org/drawingml/2006/picture">
+                  <pic:nvPicPr>
+                    <pic:cNvPr id="22" name="Imagen 22" descr="Trazo técnico de un patrón base masculino para prenda superior, dividido en centro frente (CF) y centro atrás (CA). Incluye curvas del escote, sisa y hombros, además de líneas rectas para costados y pinzas. Se exponen medidas proporcionadas con fórmulas, marcas de control y piquetes triangulares para el montaje. Las líneas punteadas y arcos sirven de guía para la construcción precisa del molde."/>
+                    <pic:cNvPicPr>
+                      <a:picLocks noChangeAspect="1" noChangeArrowheads="1"/>
+                    </pic:cNvPicPr>
+                  </pic:nvPicPr>
+                  <pic:blipFill>
+                    <a:blip r:embed="rId23">
+                      <a:extLst>
+                        <a:ext uri="{28A0092B-C50C-407E-A947-70E740481C1C}">
+                          <a14:useLocalDpi xmlns:a14="http://schemas.microsoft.com/office/drawing/2010/main" val="0"/>
+                        </a:ext>
+                      </a:extLst>
+                    </a:blip>
+                    <a:srcRect/>
+                    <a:stretch>
+                      <a:fillRect/>
+                    </a:stretch>
+                  </pic:blipFill>
+                  <pic:spPr bwMode="auto">
+                    <a:xfrm>
+                      <a:off x="0" y="0"/>
+                      <a:ext cx="4664130" cy="4436612"/>
+                    </a:xfrm>
+                    <a:prstGeom prst="rect">
+                      <a:avLst/>
+                    </a:prstGeom>
+                    <a:noFill/>
+                  </pic:spPr>
+                </pic:pic>
+              </a:graphicData>
+            </a:graphic>
+          </wp:inline>
+        </w:drawing>
+      </w:r>
+    </w:p>
+    <w:p>
+      <w:pPr>
+        <w:rPr>
+          <w:b/>
+          <w:bCs/>
+          <w:lang w:eastAsia="es-CO"/>
+        </w:rPr>
+      </w:pPr>
+      <w:r>
+        <w:rPr>
+          <w:b/>
+          <w:bCs/>
+          <w:lang w:eastAsia="es-CO"/>
+        </w:rPr>
+        <w:lastRenderedPageBreak/>
+        <w:t>Manual de patronaje básico e interpretación de diseños. Esquema del patrón base masculino clásico y </w:t>
+      </w:r>
+      <w:r>
+        <w:rPr>
+          <w:rStyle w:val="Extranjerismo"/>
+          <w:b/>
+          <w:bCs/>
+          <w:lang w:eastAsia="es-CO"/>
+        </w:rPr>
+        <w:t>slim fit</w:t>
+      </w:r>
+      <w:r>
+        <w:rPr>
+          <w:b/>
+          <w:bCs/>
+          <w:lang w:eastAsia="es-CO"/>
+        </w:rPr>
+        <w:t>, página 65 a 67</w:t>
+      </w:r>
+    </w:p>
+    <w:p>
+      <w:pPr>
+        <w:rPr>
+          <w:lang w:eastAsia="es-CO"/>
+        </w:rPr>
+      </w:pPr>
+      <w:r>
+        <w:rPr>
+          <w:lang w:eastAsia="es-CO"/>
+        </w:rPr>
+        <w:t xml:space="preserve">Para ampliar y profundizar en los contenidos abordados, se recomienda consultar el </w:t>
+      </w:r>
+      <w:r>
+        <w:rPr>
+          <w:lang w:eastAsia="es-CO"/>
+        </w:rPr>
+        <w:t xml:space="preserve">anexo </w:t>
+      </w:r>
+      <w:r>
+        <w:rPr>
+          <w:lang w:eastAsia="es-CO"/>
+        </w:rPr>
+        <w:t>2</w:t>
+      </w:r>
+      <w:r>
+        <w:rPr>
+          <w:lang w:eastAsia="es-CO"/>
+        </w:rPr>
+        <w:t xml:space="preserve"> en la carpeta de anexos.</w:t>
+      </w:r>
+    </w:p>
+    <w:p>
+      <w:pPr>
+        <w:rPr>
+          <w:b/>
+          <w:bCs/>
+          <w:lang w:eastAsia="es-CO"/>
+        </w:rPr>
+      </w:pPr>
+      <w:r>
+        <w:rPr>
+          <w:b/>
+          <w:bCs/>
+          <w:lang w:eastAsia="es-CO"/>
+        </w:rPr>
+        <w:t>Base superior masculina </w:t>
+      </w:r>
+      <w:r>
+        <w:rPr>
+          <w:rStyle w:val="Extranjerismo"/>
+          <w:b/>
+          <w:bCs/>
+          <w:lang w:eastAsia="es-CO"/>
+        </w:rPr>
+        <w:t>slim fit</w:t>
+      </w:r>
+    </w:p>
+    <w:p>
+      <w:pPr>
         <w:rPr>
           <w:lang w:eastAsia="es-CO"/>
         </w:rPr>
@@ -5498,7 +5422,7 @@
         </w:rPr>
         <w:t xml:space="preserve"> </w:t>
       </w:r>
-      <w:hyperlink r:id="rId23" w:history="1">
+      <w:hyperlink r:id="rId24" w:history="1">
         <w:r>
           <w:rPr>
             <w:rStyle w:val="Hipervnculo"/>
@@ -5512,11 +5436,11 @@
       <w:pPr>
         <w:pStyle w:val="Ttulo2"/>
       </w:pPr>
-      <w:bookmarkStart w:id="7" w:name="_Toc202734265"/>
+      <w:bookmarkStart w:id="9" w:name="_Toc203760565"/>
       <w:r>
         <w:t>Patrones básicos superiores de camisa</w:t>
       </w:r>
-      <w:bookmarkEnd w:id="7"/>
+      <w:bookmarkEnd w:id="9"/>
     </w:p>
     <w:p>
       <w:pPr>
@@ -5549,15 +5473,29 @@
     <w:p>
       <w:pPr>
         <w:rPr>
+          <w:lang w:eastAsia="es-CO"/>
+        </w:rPr>
+      </w:pPr>
+      <w:r>
+        <w:rPr>
+          <w:lang w:eastAsia="es-CO"/>
+        </w:rPr>
+        <w:t>La confección de una camisa masculina puede iniciarse tomando las medidas directas del cliente o empleando tablas de medidas anatómicas estandarizadas. Dado que esta tipología no se caracteriza por una silueta ceñida, resulta funcional trabajar con el contorno más amplio del cuerpo como medida de referencia. Una vez construida la base, se incorporan desahogos (holguras funcionales y estéticas), el sistema de cierre como botonadura central y elementos complementarios de diseño como almillas, prenses o bolsillos de parche.</w:t>
+      </w:r>
+    </w:p>
+    <w:p>
+      <w:pPr>
+        <w:rPr>
+          <w:lang w:eastAsia="es-CO"/>
+        </w:rPr>
+      </w:pPr>
+    </w:p>
+    <w:p>
+      <w:pPr>
+        <w:rPr>
           <w:lang w:val="es-419" w:eastAsia="es-CO"/>
         </w:rPr>
       </w:pPr>
-      <w:r>
-        <w:rPr>
-          <w:lang w:eastAsia="es-CO"/>
-        </w:rPr>
-        <w:t>La confección de una camisa masculina puede iniciarse tomando las medidas directas del cliente o empleando tablas de medidas anatómicas estandarizadas. Dado que esta tipología no se caracteriza por una silueta ceñida, resulta funcional trabajar con el contorno más amplio del cuerpo como medida de referencia. Una vez construida la base, se incorporan desahogos (holguras funcionales y estéticas), el sistema de cierre como botonadura central y elementos complementarios de diseño como almillas, prenses o bolsillos de parche.</w:t>
-      </w:r>
     </w:p>
     <w:p>
       <w:pPr>
@@ -5571,6 +5509,7 @@
           <w:bCs/>
           <w:lang w:eastAsia="es-CO"/>
         </w:rPr>
+        <w:lastRenderedPageBreak/>
         <w:t>Trazo de camisa clásica</w:t>
       </w:r>
     </w:p>
@@ -5597,7 +5536,6 @@
         <w:rPr>
           <w:lang w:eastAsia="es-CO"/>
         </w:rPr>
-        <w:lastRenderedPageBreak/>
         <w:t>Es importante señalar que dicho plano no constituye un estándar normativo o definitivo para la construcción de camisas. Cada prenda responde a un diseño particular y debe construirse considerando variables específicas como:</w:t>
       </w:r>
     </w:p>
@@ -5716,41 +5654,7 @@
     </w:p>
     <w:p>
       <w:pPr>
-        <w:rPr>
-          <w:lang w:eastAsia="es-CO"/>
-        </w:rPr>
-      </w:pPr>
-    </w:p>
-    <w:p>
-      <w:pPr>
-        <w:rPr>
-          <w:lang w:eastAsia="es-CO"/>
-        </w:rPr>
-      </w:pPr>
-    </w:p>
-    <w:p>
-      <w:pPr>
-        <w:rPr>
-          <w:lang w:eastAsia="es-CO"/>
-        </w:rPr>
-      </w:pPr>
-    </w:p>
-    <w:p>
-      <w:pPr>
-        <w:rPr>
-          <w:lang w:eastAsia="es-CO"/>
-        </w:rPr>
-      </w:pPr>
-    </w:p>
-    <w:p>
-      <w:pPr>
-        <w:rPr>
-          <w:lang w:eastAsia="es-CO"/>
-        </w:rPr>
-      </w:pPr>
-    </w:p>
-    <w:p>
-      <w:pPr>
+        <w:ind w:firstLine="0"/>
         <w:rPr>
           <w:lang w:val="es-419" w:eastAsia="es-CO"/>
         </w:rPr>
@@ -5773,6 +5677,7 @@
     </w:p>
     <w:p>
       <w:pPr>
+        <w:jc w:val="center"/>
         <w:rPr>
           <w:lang w:val="es-419" w:eastAsia="es-CO"/>
         </w:rPr>
@@ -5783,9 +5688,9 @@
           <w:lang w:val="es-419" w:eastAsia="es-CO"/>
         </w:rPr>
         <w:drawing>
-          <wp:inline distT="0" distB="0" distL="0" distR="0" wp14:anchorId="7CFD94DA" wp14:editId="23BA53C5">
-            <wp:extent cx="5752236" cy="7590145"/>
-            <wp:effectExtent l="0" t="0" r="1270" b="0"/>
+          <wp:inline distT="0" distB="0" distL="0" distR="0" wp14:anchorId="7CFD94DA" wp14:editId="4BA722B5">
+            <wp:extent cx="4557251" cy="6013348"/>
+            <wp:effectExtent l="0" t="0" r="2540" b="0"/>
             <wp:docPr id="23" name="Imagen 23" descr="Patrón base de una camisa masculina clásica, con las piezas de delantero, espalda, cuello y puño. Se observan líneas de costura, doblez y ubicación de botones, así como detalles del bolsillo delantero. Flechas indican la dirección del hilo y símbolos marcan los puntos clave para ensamblaje. Las medidas y anotaciones guían el trazo técnico para un armado preciso."/>
             <wp:cNvGraphicFramePr>
               <a:graphicFrameLocks xmlns:a="http://schemas.openxmlformats.org/drawingml/2006/main" noChangeAspect="1"/>
@@ -5800,7 +5705,7 @@
                     </pic:cNvPicPr>
                   </pic:nvPicPr>
                   <pic:blipFill>
-                    <a:blip r:embed="rId24">
+                    <a:blip r:embed="rId25">
                       <a:extLst>
                         <a:ext uri="{28A0092B-C50C-407E-A947-70E740481C1C}">
                           <a14:useLocalDpi xmlns:a14="http://schemas.microsoft.com/office/drawing/2010/main" val="0"/>
@@ -5815,7 +5720,7 @@
                   <pic:spPr bwMode="auto">
                     <a:xfrm>
                       <a:off x="0" y="0"/>
-                      <a:ext cx="5761691" cy="7602621"/>
+                      <a:ext cx="4573077" cy="6034230"/>
                     </a:xfrm>
                     <a:prstGeom prst="rect">
                       <a:avLst/>
@@ -5843,7 +5748,6 @@
           <w:bCs/>
           <w:lang w:eastAsia="es-CO"/>
         </w:rPr>
-        <w:lastRenderedPageBreak/>
         <w:t>Nota</w:t>
       </w:r>
     </w:p>
@@ -5857,7 +5761,13 @@
         <w:rPr>
           <w:lang w:eastAsia="es-CO"/>
         </w:rPr>
-        <w:t>para la implementación del trazo de patrones básicos superiores debe considerar lo siguiente:</w:t>
+        <w:t>P</w:t>
+      </w:r>
+      <w:r>
+        <w:rPr>
+          <w:lang w:eastAsia="es-CO"/>
+        </w:rPr>
+        <w:t>ara la implementación del trazo de patrones básicos superiores debe considerar lo siguiente:</w:t>
       </w:r>
     </w:p>
     <w:p>
@@ -5875,6 +5785,7 @@
         <w:rPr>
           <w:lang w:eastAsia="es-CO"/>
         </w:rPr>
+        <w:lastRenderedPageBreak/>
         <w:t>Para una correcta referencia y contextualización en el desarrollo del trazo, es importante tener en cuenta que, si bien el manual técnico presenta un plano separado como esquema base, se recomienda trabajar directamente en plano unido. Esta modalidad facilita la verificación precisa de medidas clave como los largos y las proporciones, elementos fundamentales para garantizar coherencia con el diseño original.</w:t>
       </w:r>
     </w:p>
@@ -5898,20 +5809,6 @@
     </w:p>
     <w:p>
       <w:pPr>
-        <w:pStyle w:val="Prrafodelista"/>
-        <w:ind w:left="1080" w:firstLine="0"/>
-        <w:rPr>
-          <w:lang w:eastAsia="es-CO"/>
-        </w:rPr>
-      </w:pPr>
-    </w:p>
-    <w:p>
-      <w:pPr>
-        <w:pStyle w:val="Prrafodelista"/>
-        <w:numPr>
-          <w:ilvl w:val="0"/>
-          <w:numId w:val="24"/>
-        </w:numPr>
         <w:rPr>
           <w:b/>
           <w:bCs/>
@@ -5929,8 +5826,6 @@
     </w:p>
     <w:p>
       <w:pPr>
-        <w:pStyle w:val="Prrafodelista"/>
-        <w:ind w:left="1429" w:firstLine="0"/>
         <w:rPr>
           <w:lang w:eastAsia="es-CO"/>
         </w:rPr>
@@ -5950,11 +5845,6 @@
     </w:p>
     <w:p>
       <w:pPr>
-        <w:pStyle w:val="Prrafodelista"/>
-        <w:numPr>
-          <w:ilvl w:val="0"/>
-          <w:numId w:val="24"/>
-        </w:numPr>
         <w:rPr>
           <w:b/>
           <w:bCs/>
@@ -5972,8 +5862,6 @@
     </w:p>
     <w:p>
       <w:pPr>
-        <w:pStyle w:val="Prrafodelista"/>
-        <w:ind w:left="1429" w:firstLine="0"/>
         <w:rPr>
           <w:lang w:eastAsia="es-CO"/>
         </w:rPr>
@@ -5990,7 +5878,7 @@
         </w:rPr>
         <w:t xml:space="preserve"> </w:t>
       </w:r>
-      <w:hyperlink r:id="rId25" w:tgtFrame="_blank" w:history="1">
+      <w:hyperlink r:id="rId26" w:tgtFrame="_blank" w:history="1">
         <w:r>
           <w:rPr>
             <w:rStyle w:val="Hipervnculo"/>
@@ -6002,122 +5890,43 @@
     </w:p>
     <w:p>
       <w:pPr>
-        <w:pStyle w:val="Prrafodelista"/>
-        <w:ind w:left="1429" w:firstLine="0"/>
-        <w:rPr>
-          <w:lang w:eastAsia="es-CO"/>
-        </w:rPr>
-      </w:pPr>
-    </w:p>
-    <w:p>
-      <w:pPr>
         <w:pStyle w:val="Ttulo2"/>
       </w:pPr>
-      <w:bookmarkStart w:id="8" w:name="_Toc202734266"/>
-      <w:r>
+      <w:bookmarkStart w:id="10" w:name="_Toc203760566"/>
+      <w:r>
+        <w:t>Trazo manga camisa clásica</w:t>
+      </w:r>
+      <w:bookmarkEnd w:id="10"/>
+    </w:p>
+    <w:p>
+      <w:pPr>
+        <w:rPr>
+          <w:lang w:val="es-419" w:eastAsia="es-CO"/>
+        </w:rPr>
+      </w:pPr>
+      <w:r>
+        <w:rPr>
+          <w:lang w:val="es-419" w:eastAsia="es-CO"/>
+        </w:rPr>
+        <w:t>El trazo de la manga para una camisa clásica parte de la sisa previamente construida en el cuerpo del patrón base; este proceso requiere trasladar con precisión las medidas de la curva de sisa para garantizar un ajuste funcional y estético. La manga se construye generalmente en una sola pieza, con una copa que respeta la curvatura anatómica del brazo y permite movilidad.</w:t>
+      </w:r>
+    </w:p>
+    <w:p>
+      <w:pPr>
+        <w:rPr>
+          <w:lang w:val="es-419" w:eastAsia="es-CO"/>
+        </w:rPr>
+      </w:pPr>
+      <w:r>
+        <w:rPr>
+          <w:lang w:val="es-419" w:eastAsia="es-CO"/>
+        </w:rPr>
         <w:lastRenderedPageBreak/>
-        <w:t>Trazo manga camisa clásica</w:t>
-      </w:r>
-      <w:bookmarkEnd w:id="8"/>
-    </w:p>
-    <w:p>
-      <w:pPr>
-        <w:rPr>
-          <w:lang w:val="es-419" w:eastAsia="es-CO"/>
-        </w:rPr>
-      </w:pPr>
-      <w:r>
-        <w:rPr>
-          <w:lang w:val="es-419" w:eastAsia="es-CO"/>
-        </w:rPr>
-        <w:t>El trazo de la manga para una camisa clásica parte de la sisa previamente construida en el cuerpo del patrón base; este proceso requiere trasladar con precisión las medidas de la curva de sisa para garantizar un ajuste funcional y estético. La manga se construye generalmente en una sola pieza, con una copa que respeta la curvatura anatómica del brazo y permite movilidad.</w:t>
-      </w:r>
-    </w:p>
-    <w:p>
-      <w:pPr>
-        <w:rPr>
-          <w:lang w:val="es-419" w:eastAsia="es-CO"/>
-        </w:rPr>
-      </w:pPr>
-      <w:r>
-        <w:rPr>
-          <w:lang w:val="es-419" w:eastAsia="es-CO"/>
-        </w:rPr>
         <w:t>En este tipo de prenda es fundamental definir adecuadamente el alto de copa, el largo total de la manga y el ancho en puño, considerando los desahogos necesarios según el tipo de tejido y el estilo de la camisa. A partir de este trazo base, pueden derivarse variaciones como la manga con pliegues, con puño recto o curvo, o con abertura de vista, según las exigencias del diseño.</w:t>
       </w:r>
     </w:p>
     <w:p>
       <w:pPr>
-        <w:rPr>
-          <w:lang w:val="es-419" w:eastAsia="es-CO"/>
-        </w:rPr>
-      </w:pPr>
-    </w:p>
-    <w:p>
-      <w:pPr>
-        <w:rPr>
-          <w:lang w:val="es-419" w:eastAsia="es-CO"/>
-        </w:rPr>
-      </w:pPr>
-    </w:p>
-    <w:p>
-      <w:pPr>
-        <w:rPr>
-          <w:lang w:val="es-419" w:eastAsia="es-CO"/>
-        </w:rPr>
-      </w:pPr>
-    </w:p>
-    <w:p>
-      <w:pPr>
-        <w:rPr>
-          <w:lang w:val="es-419" w:eastAsia="es-CO"/>
-        </w:rPr>
-      </w:pPr>
-    </w:p>
-    <w:p>
-      <w:pPr>
-        <w:rPr>
-          <w:lang w:val="es-419" w:eastAsia="es-CO"/>
-        </w:rPr>
-      </w:pPr>
-    </w:p>
-    <w:p>
-      <w:pPr>
-        <w:rPr>
-          <w:lang w:val="es-419" w:eastAsia="es-CO"/>
-        </w:rPr>
-      </w:pPr>
-    </w:p>
-    <w:p>
-      <w:pPr>
-        <w:rPr>
-          <w:lang w:val="es-419" w:eastAsia="es-CO"/>
-        </w:rPr>
-      </w:pPr>
-    </w:p>
-    <w:p>
-      <w:pPr>
-        <w:rPr>
-          <w:lang w:val="es-419" w:eastAsia="es-CO"/>
-        </w:rPr>
-      </w:pPr>
-    </w:p>
-    <w:p>
-      <w:pPr>
-        <w:rPr>
-          <w:lang w:val="es-419" w:eastAsia="es-CO"/>
-        </w:rPr>
-      </w:pPr>
-    </w:p>
-    <w:p>
-      <w:pPr>
-        <w:rPr>
-          <w:lang w:val="es-419" w:eastAsia="es-CO"/>
-        </w:rPr>
-      </w:pPr>
-    </w:p>
-    <w:p>
-      <w:pPr>
         <w:pStyle w:val="Figura"/>
         <w:rPr>
           <w:lang w:val="es-419"/>
@@ -6127,12 +5936,12 @@
         <w:rPr>
           <w:lang w:val="es-419"/>
         </w:rPr>
-        <w:lastRenderedPageBreak/>
         <w:t>Trazo base manga clásica</w:t>
       </w:r>
     </w:p>
     <w:p>
       <w:pPr>
+        <w:jc w:val="center"/>
         <w:rPr>
           <w:lang w:val="es-419" w:eastAsia="es-CO"/>
         </w:rPr>
@@ -6143,9 +5952,9 @@
           <w:lang w:val="es-419" w:eastAsia="es-CO"/>
         </w:rPr>
         <w:drawing>
-          <wp:inline distT="0" distB="0" distL="0" distR="0" wp14:anchorId="6902CDF8" wp14:editId="1C7F411C">
-            <wp:extent cx="5928653" cy="7260609"/>
-            <wp:effectExtent l="0" t="0" r="0" b="0"/>
+          <wp:inline distT="0" distB="0" distL="0" distR="0" wp14:anchorId="6902CDF8" wp14:editId="6EFE0543">
+            <wp:extent cx="4672607" cy="5722374"/>
+            <wp:effectExtent l="0" t="0" r="1270" b="5715"/>
             <wp:docPr id="25" name="Imagen 25" descr="Trazo técnico de la manga básica masculina para camisa, incluyendo detalles del puño y la tapeta. Se aprecian las curvas de sisa delantera y trasera, líneas guías verticales, flechas que indican la dirección del hilo, y símbolos de piquetes para un ensamblaje preciso. También se indican medidas de largo y contorno, junto con referencias para la colocación de aberturas y puño."/>
             <wp:cNvGraphicFramePr>
               <a:graphicFrameLocks xmlns:a="http://schemas.openxmlformats.org/drawingml/2006/main" noChangeAspect="1"/>
@@ -6160,7 +5969,7 @@
                     </pic:cNvPicPr>
                   </pic:nvPicPr>
                   <pic:blipFill>
-                    <a:blip r:embed="rId26">
+                    <a:blip r:embed="rId27">
                       <a:extLst>
                         <a:ext uri="{28A0092B-C50C-407E-A947-70E740481C1C}">
                           <a14:useLocalDpi xmlns:a14="http://schemas.microsoft.com/office/drawing/2010/main" val="0"/>
@@ -6175,7 +5984,7 @@
                   <pic:spPr bwMode="auto">
                     <a:xfrm>
                       <a:off x="0" y="0"/>
-                      <a:ext cx="5937888" cy="7271919"/>
+                      <a:ext cx="4705681" cy="5762879"/>
                     </a:xfrm>
                     <a:prstGeom prst="rect">
                       <a:avLst/>
@@ -6724,11 +6533,6 @@
     </w:p>
     <w:p>
       <w:pPr>
-        <w:pStyle w:val="Prrafodelista"/>
-        <w:numPr>
-          <w:ilvl w:val="0"/>
-          <w:numId w:val="27"/>
-        </w:numPr>
         <w:rPr>
           <w:b/>
           <w:bCs/>
@@ -6746,8 +6550,6 @@
     </w:p>
     <w:p>
       <w:pPr>
-        <w:pStyle w:val="Prrafodelista"/>
-        <w:ind w:left="1429" w:firstLine="0"/>
         <w:rPr>
           <w:lang w:eastAsia="es-CO"/>
         </w:rPr>
@@ -6764,7 +6566,7 @@
         </w:rPr>
         <w:t xml:space="preserve"> </w:t>
       </w:r>
-      <w:hyperlink r:id="rId27" w:tgtFrame="_blank" w:history="1">
+      <w:hyperlink r:id="rId28" w:tgtFrame="_blank" w:history="1">
         <w:r>
           <w:rPr>
             <w:rStyle w:val="Hipervnculo"/>
@@ -6778,7 +6580,7 @@
       <w:pPr>
         <w:pStyle w:val="Ttulo2"/>
       </w:pPr>
-      <w:bookmarkStart w:id="9" w:name="_Toc202734267"/>
+      <w:bookmarkStart w:id="11" w:name="_Toc203760567"/>
       <w:r>
         <w:t>Trazo camisa </w:t>
       </w:r>
@@ -6788,7 +6590,7 @@
         </w:rPr>
         <w:t>slim fit</w:t>
       </w:r>
-      <w:bookmarkEnd w:id="9"/>
+      <w:bookmarkEnd w:id="11"/>
     </w:p>
     <w:p>
       <w:pPr>
@@ -6871,7 +6673,14 @@
         <w:rPr>
           <w:lang w:eastAsia="es-CO"/>
         </w:rPr>
-        <w:t xml:space="preserve"> frontal con botones visibles, cuello camisero con varillas internas, y puños franceses o simples, según el nivel de formalidad deseado; el diseño se completa con una espalda lisa o dividida por una basquiña, lo que favorece el calce anatómico.</w:t>
+        <w:t xml:space="preserve"> frontal con botones visibles, cuello camisero con varillas internas, y puños franceses o simples, según el nivel de formalidad </w:t>
+      </w:r>
+      <w:r>
+        <w:rPr>
+          <w:lang w:eastAsia="es-CO"/>
+        </w:rPr>
+        <w:lastRenderedPageBreak/>
+        <w:t>deseado; el diseño se completa con una espalda lisa o dividida por una basquiña, lo que favorece el calce anatómico.</w:t>
       </w:r>
     </w:p>
     <w:p>
@@ -6887,7 +6696,6 @@
           <w:bCs/>
           <w:lang w:eastAsia="es-CO"/>
         </w:rPr>
-        <w:lastRenderedPageBreak/>
         <w:t>Tapeta</w:t>
       </w:r>
       <w:proofErr w:type="spellEnd"/>
@@ -6939,10 +6747,10 @@
           <w:lang w:val="es-419" w:eastAsia="es-CO"/>
         </w:rPr>
         <w:drawing>
-          <wp:inline distT="0" distB="0" distL="0" distR="0" wp14:anchorId="08A7AECB" wp14:editId="5FCF7106">
-            <wp:extent cx="5144846" cy="6622165"/>
-            <wp:effectExtent l="0" t="0" r="0" b="7620"/>
-            <wp:docPr id="26" name="Imagen 26" descr="Corresponde a la transformación del patrón base hacia una camisa slim fit masculina. Se presentan las piezas delanteras y traseras con modificaciones en las líneas de entalle, pinzas en cintura, ajustes en la sisa y en los hombros, así como el desarrollo del cuello camisero y la tapeta frontal para botones. El trazo incluye referencias de medidas, ejes de simetría y puntos clave para la construcción de una prenda ajustada al cuerpo"/>
+          <wp:inline distT="0" distB="0" distL="0" distR="0" wp14:anchorId="08A7AECB" wp14:editId="6DAD6890">
+            <wp:extent cx="4533088" cy="5834743"/>
+            <wp:effectExtent l="0" t="0" r="1270" b="0"/>
+            <wp:docPr id="26" name="Imagen 26" descr="Describe la transformación del patrón base hacia una camisa slim fit masculina. Se presentan las piezas delanteras y traseras con modificaciones en las líneas de entalle, pinzas en cintura, ajustes en la sisa y en los hombros, así como el desarrollo del cuello camisero y la tapeta frontal para botones. El trazo incluye referencias de medidas, ejes de simetría y puntos clave para la construcción de una prenda ajustada al cuerpo. "/>
             <wp:cNvGraphicFramePr>
               <a:graphicFrameLocks xmlns:a="http://schemas.openxmlformats.org/drawingml/2006/main" noChangeAspect="1"/>
             </wp:cNvGraphicFramePr>
@@ -6950,841 +6758,7 @@
               <a:graphicData uri="http://schemas.openxmlformats.org/drawingml/2006/picture">
                 <pic:pic xmlns:pic="http://schemas.openxmlformats.org/drawingml/2006/picture">
                   <pic:nvPicPr>
-                    <pic:cNvPr id="26" name="Imagen 26" descr="Corresponde a la transformación del patrón base hacia una camisa slim fit masculina. Se presentan las piezas delanteras y traseras con modificaciones en las líneas de entalle, pinzas en cintura, ajustes en la sisa y en los hombros, así como el desarrollo del cuello camisero y la tapeta frontal para botones. El trazo incluye referencias de medidas, ejes de simetría y puntos clave para la construcción de una prenda ajustada al cuerpo"/>
-                    <pic:cNvPicPr>
-                      <a:picLocks noChangeAspect="1" noChangeArrowheads="1"/>
-                    </pic:cNvPicPr>
-                  </pic:nvPicPr>
-                  <pic:blipFill>
-                    <a:blip r:embed="rId28">
-                      <a:extLst>
-                        <a:ext uri="{28A0092B-C50C-407E-A947-70E740481C1C}">
-                          <a14:useLocalDpi xmlns:a14="http://schemas.microsoft.com/office/drawing/2010/main" val="0"/>
-                        </a:ext>
-                      </a:extLst>
-                    </a:blip>
-                    <a:srcRect/>
-                    <a:stretch>
-                      <a:fillRect/>
-                    </a:stretch>
-                  </pic:blipFill>
-                  <pic:spPr bwMode="auto">
-                    <a:xfrm>
-                      <a:off x="0" y="0"/>
-                      <a:ext cx="5168169" cy="6652185"/>
-                    </a:xfrm>
-                    <a:prstGeom prst="rect">
-                      <a:avLst/>
-                    </a:prstGeom>
-                    <a:noFill/>
-                  </pic:spPr>
-                </pic:pic>
-              </a:graphicData>
-            </a:graphic>
-          </wp:inline>
-        </w:drawing>
-      </w:r>
-    </w:p>
-    <w:p>
-      <w:pPr>
-        <w:rPr>
-          <w:lang w:val="es-419" w:eastAsia="es-CO"/>
-        </w:rPr>
-      </w:pPr>
-      <w:r>
-        <w:rPr>
-          <w:lang w:eastAsia="es-CO"/>
-        </w:rPr>
-        <w:lastRenderedPageBreak/>
-        <w:t>A continuación, se detallan los pasos para el trazo:</w:t>
-      </w:r>
-    </w:p>
-    <w:p>
-      <w:pPr>
-        <w:pStyle w:val="Prrafodelista"/>
-        <w:numPr>
-          <w:ilvl w:val="0"/>
-          <w:numId w:val="28"/>
-        </w:numPr>
-        <w:rPr>
-          <w:b/>
-          <w:bCs/>
-          <w:lang w:eastAsia="es-CO"/>
-        </w:rPr>
-      </w:pPr>
-      <w:r>
-        <w:rPr>
-          <w:b/>
-          <w:bCs/>
-          <w:lang w:eastAsia="es-CO"/>
-        </w:rPr>
-        <w:t>Establecimiento de ejes y líneas de referencia</w:t>
-      </w:r>
-    </w:p>
-    <w:p>
-      <w:pPr>
-        <w:pStyle w:val="Prrafodelista"/>
-        <w:numPr>
-          <w:ilvl w:val="1"/>
-          <w:numId w:val="28"/>
-        </w:numPr>
-        <w:rPr>
-          <w:lang w:eastAsia="es-CO"/>
-        </w:rPr>
-      </w:pPr>
-      <w:r>
-        <w:rPr>
-          <w:lang w:eastAsia="es-CO"/>
-        </w:rPr>
-        <w:t>Sobre el papel de patrón, marque primero el eje de simetría (línea central vertical) y, perpendicular a éste, la línea de hombro.</w:t>
-      </w:r>
-    </w:p>
-    <w:p>
-      <w:pPr>
-        <w:pStyle w:val="Prrafodelista"/>
-        <w:numPr>
-          <w:ilvl w:val="1"/>
-          <w:numId w:val="28"/>
-        </w:numPr>
-        <w:rPr>
-          <w:lang w:eastAsia="es-CO"/>
-        </w:rPr>
-      </w:pPr>
-      <w:r>
-        <w:rPr>
-          <w:lang w:eastAsia="es-CO"/>
-        </w:rPr>
-        <w:t>Desde la línea de hombro, proyecte hacia abajo la línea de talle natural a 25 cm. En ese tramo, distribuya de forma equidistante 9 cm (sisa</w:t>
-      </w:r>
-      <w:r>
-        <w:rPr>
-          <w:lang w:eastAsia="es-CO"/>
-        </w:rPr>
-        <w:t xml:space="preserve"> - </w:t>
-      </w:r>
-      <w:r>
-        <w:rPr>
-          <w:lang w:eastAsia="es-CO"/>
-        </w:rPr>
-        <w:t>cintura), otros 9 cm (cintura</w:t>
-      </w:r>
-      <w:r>
-        <w:rPr>
-          <w:lang w:eastAsia="es-CO"/>
-        </w:rPr>
-        <w:t xml:space="preserve"> - </w:t>
-      </w:r>
-      <w:r>
-        <w:rPr>
-          <w:lang w:eastAsia="es-CO"/>
-        </w:rPr>
-        <w:t>cadera) y, finalmente, deje 1</w:t>
-      </w:r>
-      <w:r>
-        <w:rPr>
-          <w:lang w:eastAsia="es-CO"/>
-        </w:rPr>
-        <w:t>,</w:t>
-      </w:r>
-      <w:r>
-        <w:rPr>
-          <w:lang w:eastAsia="es-CO"/>
-        </w:rPr>
-        <w:t>5 cm de margen para dobladillo.</w:t>
-      </w:r>
-    </w:p>
-    <w:p>
-      <w:pPr>
-        <w:pStyle w:val="Prrafodelista"/>
-        <w:numPr>
-          <w:ilvl w:val="0"/>
-          <w:numId w:val="28"/>
-        </w:numPr>
-        <w:rPr>
-          <w:b/>
-          <w:bCs/>
-          <w:lang w:eastAsia="es-CO"/>
-        </w:rPr>
-      </w:pPr>
-      <w:r>
-        <w:rPr>
-          <w:b/>
-          <w:bCs/>
-          <w:lang w:eastAsia="es-CO"/>
-        </w:rPr>
-        <w:t>Delimitación del contorno del cuerpo (delantero y espalda)</w:t>
-      </w:r>
-    </w:p>
-    <w:p>
-      <w:pPr>
-        <w:pStyle w:val="Prrafodelista"/>
-        <w:numPr>
-          <w:ilvl w:val="1"/>
-          <w:numId w:val="28"/>
-        </w:numPr>
-        <w:rPr>
-          <w:lang w:eastAsia="es-CO"/>
-        </w:rPr>
-      </w:pPr>
-      <w:r>
-        <w:rPr>
-          <w:lang w:eastAsia="es-CO"/>
-        </w:rPr>
-        <w:t>Sobre la línea de talle, dibuje la mitad del contorno de pecho más la holgura deseada, uniendo esa medida con el punto de hombro y el dobladillo para formar la línea lateral.</w:t>
-      </w:r>
-    </w:p>
-    <w:p>
-      <w:pPr>
-        <w:pStyle w:val="Prrafodelista"/>
-        <w:numPr>
-          <w:ilvl w:val="1"/>
-          <w:numId w:val="28"/>
-        </w:numPr>
-        <w:rPr>
-          <w:lang w:eastAsia="es-CO"/>
-        </w:rPr>
-      </w:pPr>
-      <w:r>
-        <w:rPr>
-          <w:lang w:eastAsia="es-CO"/>
-        </w:rPr>
-        <w:t>Aplique un margen uniforme de 1</w:t>
-      </w:r>
-      <w:r>
-        <w:rPr>
-          <w:lang w:eastAsia="es-CO"/>
-        </w:rPr>
-        <w:t>,</w:t>
-      </w:r>
-      <w:r>
-        <w:rPr>
-          <w:lang w:eastAsia="es-CO"/>
-        </w:rPr>
-        <w:t>5 cm para costura en costados y dobladillo.</w:t>
-      </w:r>
-    </w:p>
-    <w:p>
-      <w:pPr>
-        <w:pStyle w:val="Prrafodelista"/>
-        <w:numPr>
-          <w:ilvl w:val="0"/>
-          <w:numId w:val="28"/>
-        </w:numPr>
-        <w:rPr>
-          <w:b/>
-          <w:bCs/>
-          <w:lang w:eastAsia="es-CO"/>
-        </w:rPr>
-      </w:pPr>
-      <w:r>
-        <w:rPr>
-          <w:b/>
-          <w:bCs/>
-          <w:lang w:eastAsia="es-CO"/>
-        </w:rPr>
-        <w:t>Trazado de hombro y curva de sisa</w:t>
-      </w:r>
-    </w:p>
-    <w:p>
-      <w:pPr>
-        <w:pStyle w:val="Prrafodelista"/>
-        <w:numPr>
-          <w:ilvl w:val="1"/>
-          <w:numId w:val="28"/>
-        </w:numPr>
-        <w:rPr>
-          <w:lang w:eastAsia="es-CO"/>
-        </w:rPr>
-      </w:pPr>
-      <w:r>
-        <w:rPr>
-          <w:lang w:eastAsia="es-CO"/>
-        </w:rPr>
-        <w:t>En la línea de hombro, incline el hombro 2</w:t>
-      </w:r>
-      <w:r>
-        <w:rPr>
-          <w:lang w:eastAsia="es-CO"/>
-        </w:rPr>
-        <w:t>,</w:t>
-      </w:r>
-      <w:r>
-        <w:rPr>
-          <w:lang w:eastAsia="es-CO"/>
-        </w:rPr>
-        <w:t>5 cm hacia el cuello (tanto en delantero como en espalda) y conecte con un primer tramo de sisa que parte con un radio de 3 cm desde el hombro.</w:t>
-      </w:r>
-    </w:p>
-    <w:p>
-      <w:pPr>
-        <w:pStyle w:val="Prrafodelista"/>
-        <w:numPr>
-          <w:ilvl w:val="1"/>
-          <w:numId w:val="28"/>
-        </w:numPr>
-        <w:rPr>
-          <w:lang w:eastAsia="es-CO"/>
-        </w:rPr>
-      </w:pPr>
-      <w:r>
-        <w:rPr>
-          <w:lang w:eastAsia="es-CO"/>
-        </w:rPr>
-        <w:t>Continúe la curva de sisa hasta la línea lateral, asegurando una holgura de 1</w:t>
-      </w:r>
-      <w:r>
-        <w:rPr>
-          <w:lang w:eastAsia="es-CO"/>
-        </w:rPr>
-        <w:t>,</w:t>
-      </w:r>
-      <w:r>
-        <w:rPr>
-          <w:lang w:eastAsia="es-CO"/>
-        </w:rPr>
-        <w:t>5 cm en la unión con el costado. Esta curva se extrae en la sección superior derecha del plano para su dimensionamiento (marcas circulares y flecha de dirección de hilo).</w:t>
-      </w:r>
-    </w:p>
-    <w:p>
-      <w:pPr>
-        <w:rPr>
-          <w:lang w:eastAsia="es-CO"/>
-        </w:rPr>
-      </w:pPr>
-    </w:p>
-    <w:p>
-      <w:pPr>
-        <w:rPr>
-          <w:lang w:eastAsia="es-CO"/>
-        </w:rPr>
-      </w:pPr>
-    </w:p>
-    <w:p>
-      <w:pPr>
-        <w:pStyle w:val="Prrafodelista"/>
-        <w:numPr>
-          <w:ilvl w:val="0"/>
-          <w:numId w:val="28"/>
-        </w:numPr>
-        <w:rPr>
-          <w:b/>
-          <w:bCs/>
-          <w:lang w:eastAsia="es-CO"/>
-        </w:rPr>
-      </w:pPr>
-      <w:r>
-        <w:rPr>
-          <w:b/>
-          <w:bCs/>
-          <w:lang w:eastAsia="es-CO"/>
-        </w:rPr>
-        <w:lastRenderedPageBreak/>
-        <w:t>Definición de escote y vistas</w:t>
-      </w:r>
-    </w:p>
-    <w:p>
-      <w:pPr>
-        <w:pStyle w:val="Prrafodelista"/>
-        <w:numPr>
-          <w:ilvl w:val="1"/>
-          <w:numId w:val="28"/>
-        </w:numPr>
-        <w:rPr>
-          <w:lang w:eastAsia="es-CO"/>
-        </w:rPr>
-      </w:pPr>
-      <w:r>
-        <w:rPr>
-          <w:lang w:eastAsia="es-CO"/>
-        </w:rPr>
-        <w:t>Marque la profundidad de escote: delantero a 9 cm bajo la línea de hombro; espalda a 3 cm.</w:t>
-      </w:r>
-    </w:p>
-    <w:p>
-      <w:pPr>
-        <w:pStyle w:val="Prrafodelista"/>
-        <w:numPr>
-          <w:ilvl w:val="1"/>
-          <w:numId w:val="28"/>
-        </w:numPr>
-        <w:rPr>
-          <w:lang w:eastAsia="es-CO"/>
-        </w:rPr>
-      </w:pPr>
-      <w:r>
-        <w:rPr>
-          <w:lang w:eastAsia="es-CO"/>
-        </w:rPr>
-        <w:t>Dibuje la curva de escote mediante radios de 8 cm (en centro) y 11 cm (en extremos), luego reserve una vista de 1</w:t>
-      </w:r>
-      <w:r>
-        <w:rPr>
-          <w:lang w:eastAsia="es-CO"/>
-        </w:rPr>
-        <w:t>,</w:t>
-      </w:r>
-      <w:r>
-        <w:rPr>
-          <w:lang w:eastAsia="es-CO"/>
-        </w:rPr>
-        <w:t xml:space="preserve">5 cm de ancho para la </w:t>
-      </w:r>
-      <w:proofErr w:type="spellStart"/>
-      <w:r>
-        <w:rPr>
-          <w:lang w:eastAsia="es-CO"/>
-        </w:rPr>
-        <w:t>tapeta</w:t>
-      </w:r>
-      <w:proofErr w:type="spellEnd"/>
-      <w:r>
-        <w:rPr>
-          <w:lang w:eastAsia="es-CO"/>
-        </w:rPr>
-        <w:t xml:space="preserve"> de cuello en el delantero.</w:t>
-      </w:r>
-    </w:p>
-    <w:p>
-      <w:pPr>
-        <w:pStyle w:val="Prrafodelista"/>
-        <w:numPr>
-          <w:ilvl w:val="0"/>
-          <w:numId w:val="28"/>
-        </w:numPr>
-        <w:rPr>
-          <w:b/>
-          <w:bCs/>
-          <w:lang w:eastAsia="es-CO"/>
-        </w:rPr>
-      </w:pPr>
-      <w:r>
-        <w:rPr>
-          <w:b/>
-          <w:bCs/>
-          <w:lang w:eastAsia="es-CO"/>
-        </w:rPr>
-        <w:t>Distribución de pinzas de molde</w:t>
-      </w:r>
-    </w:p>
-    <w:p>
-      <w:pPr>
-        <w:pStyle w:val="Prrafodelista"/>
-        <w:numPr>
-          <w:ilvl w:val="1"/>
-          <w:numId w:val="28"/>
-        </w:numPr>
-        <w:rPr>
-          <w:lang w:eastAsia="es-CO"/>
-        </w:rPr>
-      </w:pPr>
-      <w:r>
-        <w:rPr>
-          <w:lang w:eastAsia="es-CO"/>
-        </w:rPr>
-        <w:t>Delantero: integre dos pinzas verticales (una central y otra lateral) con base de 2</w:t>
-      </w:r>
-      <w:r>
-        <w:rPr>
-          <w:lang w:eastAsia="es-CO"/>
-        </w:rPr>
-        <w:t>,</w:t>
-      </w:r>
-      <w:r>
-        <w:rPr>
-          <w:lang w:eastAsia="es-CO"/>
-        </w:rPr>
-        <w:t>5 cm y longitud de 11 cm, desplazadas 2</w:t>
-      </w:r>
-      <w:r>
-        <w:rPr>
-          <w:lang w:eastAsia="es-CO"/>
-        </w:rPr>
-        <w:t>,</w:t>
-      </w:r>
-      <w:r>
-        <w:rPr>
-          <w:lang w:eastAsia="es-CO"/>
-        </w:rPr>
-        <w:t>6 cm y 4 cm respectivamente desde el eje de simetría.</w:t>
-      </w:r>
-    </w:p>
-    <w:p>
-      <w:pPr>
-        <w:pStyle w:val="Prrafodelista"/>
-        <w:numPr>
-          <w:ilvl w:val="1"/>
-          <w:numId w:val="28"/>
-        </w:numPr>
-        <w:rPr>
-          <w:lang w:eastAsia="es-CO"/>
-        </w:rPr>
-      </w:pPr>
-      <w:r>
-        <w:rPr>
-          <w:lang w:eastAsia="es-CO"/>
-        </w:rPr>
-        <w:t>Espalda: trace una sola pinza central con base de 2</w:t>
-      </w:r>
-      <w:r>
-        <w:rPr>
-          <w:lang w:eastAsia="es-CO"/>
-        </w:rPr>
-        <w:t>,</w:t>
-      </w:r>
-      <w:r>
-        <w:rPr>
-          <w:lang w:eastAsia="es-CO"/>
-        </w:rPr>
-        <w:t>4 cm y 11 cm de largo, alineada al eje vertical. Las líneas de apertura de pinza se indican con ángulo de partida (flechas) y longitud según medida.</w:t>
-      </w:r>
-    </w:p>
-    <w:p>
-      <w:pPr>
-        <w:pStyle w:val="Prrafodelista"/>
-        <w:numPr>
-          <w:ilvl w:val="0"/>
-          <w:numId w:val="28"/>
-        </w:numPr>
-        <w:rPr>
-          <w:b/>
-          <w:bCs/>
-          <w:lang w:eastAsia="es-CO"/>
-        </w:rPr>
-      </w:pPr>
-      <w:r>
-        <w:rPr>
-          <w:b/>
-          <w:bCs/>
-          <w:lang w:eastAsia="es-CO"/>
-        </w:rPr>
-        <w:t>Diseño del cuello (pie de cuello y faldón)</w:t>
-      </w:r>
-    </w:p>
-    <w:p>
-      <w:pPr>
-        <w:pStyle w:val="Prrafodelista"/>
-        <w:numPr>
-          <w:ilvl w:val="1"/>
-          <w:numId w:val="28"/>
-        </w:numPr>
-        <w:rPr>
-          <w:lang w:eastAsia="es-CO"/>
-        </w:rPr>
-      </w:pPr>
-      <w:r>
-        <w:rPr>
-          <w:lang w:eastAsia="es-CO"/>
-        </w:rPr>
-        <w:t>Aísle la curva de escote en la sección superior izquierda para construir dos piezas:</w:t>
-      </w:r>
-    </w:p>
-    <w:p>
-      <w:pPr>
-        <w:pStyle w:val="Prrafodelista"/>
-        <w:numPr>
-          <w:ilvl w:val="1"/>
-          <w:numId w:val="28"/>
-        </w:numPr>
-        <w:rPr>
-          <w:lang w:eastAsia="es-CO"/>
-        </w:rPr>
-      </w:pPr>
-      <w:r>
-        <w:rPr>
-          <w:lang w:eastAsia="es-CO"/>
-        </w:rPr>
-        <w:t>Pie de cuello: 7</w:t>
-      </w:r>
-      <w:r>
-        <w:rPr>
-          <w:lang w:eastAsia="es-CO"/>
-        </w:rPr>
-        <w:t>,</w:t>
-      </w:r>
-      <w:r>
-        <w:rPr>
-          <w:lang w:eastAsia="es-CO"/>
-        </w:rPr>
-        <w:t>5 cm de altura en el centro, 4</w:t>
-      </w:r>
-      <w:r>
-        <w:rPr>
-          <w:lang w:eastAsia="es-CO"/>
-        </w:rPr>
-        <w:t>,</w:t>
-      </w:r>
-      <w:r>
-        <w:rPr>
-          <w:lang w:eastAsia="es-CO"/>
-        </w:rPr>
-        <w:t>8 cm en extremos.</w:t>
-      </w:r>
-    </w:p>
-    <w:p>
-      <w:pPr>
-        <w:pStyle w:val="Prrafodelista"/>
-        <w:numPr>
-          <w:ilvl w:val="1"/>
-          <w:numId w:val="28"/>
-        </w:numPr>
-        <w:rPr>
-          <w:lang w:eastAsia="es-CO"/>
-        </w:rPr>
-      </w:pPr>
-      <w:r>
-        <w:rPr>
-          <w:lang w:eastAsia="es-CO"/>
-        </w:rPr>
-        <w:t>Faldón de cuello: 4 cm en centro, 3</w:t>
-      </w:r>
-      <w:r>
-        <w:rPr>
-          <w:lang w:eastAsia="es-CO"/>
-        </w:rPr>
-        <w:t>,</w:t>
-      </w:r>
-      <w:r>
-        <w:rPr>
-          <w:lang w:eastAsia="es-CO"/>
-        </w:rPr>
-        <w:t>5 cm en extremos.</w:t>
-      </w:r>
-    </w:p>
-    <w:p>
-      <w:pPr>
-        <w:pStyle w:val="Prrafodelista"/>
-        <w:numPr>
-          <w:ilvl w:val="1"/>
-          <w:numId w:val="28"/>
-        </w:numPr>
-        <w:rPr>
-          <w:lang w:eastAsia="es-CO"/>
-        </w:rPr>
-      </w:pPr>
-      <w:r>
-        <w:rPr>
-          <w:lang w:eastAsia="es-CO"/>
-        </w:rPr>
-        <w:t>Separe ambas piezas con un radio de giro de 1</w:t>
-      </w:r>
-      <w:r>
-        <w:rPr>
-          <w:lang w:eastAsia="es-CO"/>
-        </w:rPr>
-        <w:t>,</w:t>
-      </w:r>
-      <w:r>
-        <w:rPr>
-          <w:lang w:eastAsia="es-CO"/>
-        </w:rPr>
-        <w:t xml:space="preserve">8 cm en el punto de </w:t>
-      </w:r>
-      <w:proofErr w:type="spellStart"/>
-      <w:r>
-        <w:rPr>
-          <w:lang w:eastAsia="es-CO"/>
-        </w:rPr>
-        <w:t>pivotaje</w:t>
-      </w:r>
-      <w:proofErr w:type="spellEnd"/>
-      <w:r>
-        <w:rPr>
-          <w:lang w:eastAsia="es-CO"/>
-        </w:rPr>
-        <w:t xml:space="preserve"> marcado.</w:t>
-      </w:r>
-    </w:p>
-    <w:p>
-      <w:pPr>
-        <w:pStyle w:val="Prrafodelista"/>
-        <w:numPr>
-          <w:ilvl w:val="0"/>
-          <w:numId w:val="28"/>
-        </w:numPr>
-        <w:rPr>
-          <w:b/>
-          <w:bCs/>
-          <w:lang w:eastAsia="es-CO"/>
-        </w:rPr>
-      </w:pPr>
-      <w:r>
-        <w:rPr>
-          <w:b/>
-          <w:bCs/>
-          <w:lang w:eastAsia="es-CO"/>
-        </w:rPr>
-        <w:t>Pata de botones y ojales</w:t>
-      </w:r>
-    </w:p>
-    <w:p>
-      <w:pPr>
-        <w:pStyle w:val="Prrafodelista"/>
-        <w:numPr>
-          <w:ilvl w:val="1"/>
-          <w:numId w:val="28"/>
-        </w:numPr>
-        <w:rPr>
-          <w:lang w:eastAsia="es-CO"/>
-        </w:rPr>
-      </w:pPr>
-      <w:r>
-        <w:rPr>
-          <w:lang w:eastAsia="es-CO"/>
-        </w:rPr>
-        <w:t>En el borde delantero, agregue una vista de 1</w:t>
-      </w:r>
-      <w:r>
-        <w:rPr>
-          <w:lang w:eastAsia="es-CO"/>
-        </w:rPr>
-        <w:t>,</w:t>
-      </w:r>
-      <w:r>
-        <w:rPr>
-          <w:lang w:eastAsia="es-CO"/>
-        </w:rPr>
-        <w:t>5 cm para los botones.</w:t>
-      </w:r>
-    </w:p>
-    <w:p>
-      <w:pPr>
-        <w:pStyle w:val="Prrafodelista"/>
-        <w:numPr>
-          <w:ilvl w:val="1"/>
-          <w:numId w:val="28"/>
-        </w:numPr>
-        <w:rPr>
-          <w:lang w:eastAsia="es-CO"/>
-        </w:rPr>
-      </w:pPr>
-      <w:r>
-        <w:rPr>
-          <w:lang w:eastAsia="es-CO"/>
-        </w:rPr>
-        <w:t>Represente cada ojal con un marcador circular y distáncielos uniformemente a 9 cm de separación, siguiendo la flecha que indica la dirección de montaje.</w:t>
-      </w:r>
-    </w:p>
-    <w:p>
-      <w:pPr>
-        <w:pStyle w:val="Prrafodelista"/>
-        <w:numPr>
-          <w:ilvl w:val="0"/>
-          <w:numId w:val="28"/>
-        </w:numPr>
-        <w:rPr>
-          <w:b/>
-          <w:bCs/>
-          <w:lang w:eastAsia="es-CO"/>
-        </w:rPr>
-      </w:pPr>
-      <w:r>
-        <w:rPr>
-          <w:b/>
-          <w:bCs/>
-          <w:lang w:eastAsia="es-CO"/>
-        </w:rPr>
-        <w:lastRenderedPageBreak/>
-        <w:t>Márgenes de costura, muescas y dirección de hilo</w:t>
-      </w:r>
-    </w:p>
-    <w:p>
-      <w:pPr>
-        <w:pStyle w:val="Prrafodelista"/>
-        <w:numPr>
-          <w:ilvl w:val="1"/>
-          <w:numId w:val="28"/>
-        </w:numPr>
-        <w:rPr>
-          <w:lang w:eastAsia="es-CO"/>
-        </w:rPr>
-      </w:pPr>
-      <w:r>
-        <w:rPr>
-          <w:lang w:eastAsia="es-CO"/>
-        </w:rPr>
-        <w:t>Añada 1 cm de holgura para costura en todas las uniones (hombro, costados, sisa y dobladillo).</w:t>
-      </w:r>
-    </w:p>
-    <w:p>
-      <w:pPr>
-        <w:pStyle w:val="Prrafodelista"/>
-        <w:numPr>
-          <w:ilvl w:val="1"/>
-          <w:numId w:val="28"/>
-        </w:numPr>
-        <w:rPr>
-          <w:lang w:eastAsia="es-CO"/>
-        </w:rPr>
-      </w:pPr>
-      <w:r>
-        <w:rPr>
-          <w:lang w:eastAsia="es-CO"/>
-        </w:rPr>
-        <w:t>Señale con pequeñas muescas los puntos de encuentro de hombro, sisa y pinzas, así como las uniones de cuello y pata de botones.</w:t>
-      </w:r>
-    </w:p>
-    <w:p>
-      <w:pPr>
-        <w:pStyle w:val="Prrafodelista"/>
-        <w:numPr>
-          <w:ilvl w:val="1"/>
-          <w:numId w:val="28"/>
-        </w:numPr>
-        <w:rPr>
-          <w:lang w:eastAsia="es-CO"/>
-        </w:rPr>
-      </w:pPr>
-      <w:r>
-        <w:rPr>
-          <w:lang w:eastAsia="es-CO"/>
-        </w:rPr>
-        <w:t>Indique la dirección de hilo en cada pieza mediante flechas, para garantizar un correcto corte y ensamblaje.</w:t>
-      </w:r>
-    </w:p>
-    <w:p>
-      <w:pPr>
-        <w:pStyle w:val="Figura"/>
-        <w:rPr>
-          <w:lang w:val="es-419"/>
-        </w:rPr>
-      </w:pPr>
-      <w:r>
-        <w:rPr>
-          <w:lang w:val="es-419"/>
-        </w:rPr>
-        <w:t xml:space="preserve">Trazo del plano de la manga </w:t>
-      </w:r>
-      <w:r>
-        <w:rPr>
-          <w:rStyle w:val="Extranjerismo"/>
-        </w:rPr>
-        <w:t>slim fit</w:t>
-      </w:r>
-    </w:p>
-    <w:p>
-      <w:pPr>
-        <w:rPr>
-          <w:lang w:val="es-419" w:eastAsia="es-CO"/>
-        </w:rPr>
-      </w:pPr>
-      <w:r>
-        <w:rPr>
-          <w:noProof/>
-          <w:lang w:val="es-419" w:eastAsia="es-CO"/>
-        </w:rPr>
-        <w:drawing>
-          <wp:inline distT="0" distB="0" distL="0" distR="0" wp14:anchorId="0A22480F" wp14:editId="71422277">
-            <wp:extent cx="4066673" cy="5081672"/>
-            <wp:effectExtent l="0" t="0" r="0" b="5080"/>
-            <wp:docPr id="27" name="Imagen 27" descr="Patrón técnico de la manga básica masculina para camisa, incluyendo la pieza de tapeta. Se detallan las curvas de sisa delantera y trasera con medidas específicas, líneas de centro y flechas que indican la dirección del hilo. También se detallan marcas para la abertura del puño, piquetes de montaje y proporciones para asegurar un ensamblaje preciso y simétrico."/>
-            <wp:cNvGraphicFramePr>
-              <a:graphicFrameLocks xmlns:a="http://schemas.openxmlformats.org/drawingml/2006/main" noChangeAspect="1"/>
-            </wp:cNvGraphicFramePr>
-            <a:graphic xmlns:a="http://schemas.openxmlformats.org/drawingml/2006/main">
-              <a:graphicData uri="http://schemas.openxmlformats.org/drawingml/2006/picture">
-                <pic:pic xmlns:pic="http://schemas.openxmlformats.org/drawingml/2006/picture">
-                  <pic:nvPicPr>
-                    <pic:cNvPr id="27" name="Imagen 27" descr="Patrón técnico de la manga básica masculina para camisa, incluyendo la pieza de tapeta. Se detallan las curvas de sisa delantera y trasera con medidas específicas, líneas de centro y flechas que indican la dirección del hilo. También se detallan marcas para la abertura del puño, piquetes de montaje y proporciones para asegurar un ensamblaje preciso y simétrico."/>
+                    <pic:cNvPr id="26" name="Imagen 26" descr="Describe la transformación del patrón base hacia una camisa slim fit masculina. Se presentan las piezas delanteras y traseras con modificaciones en las líneas de entalle, pinzas en cintura, ajustes en la sisa y en los hombros, así como el desarrollo del cuello camisero y la tapeta frontal para botones. El trazo incluye referencias de medidas, ejes de simetría y puntos clave para la construcción de una prenda ajustada al cuerpo. "/>
                     <pic:cNvPicPr>
                       <a:picLocks noChangeAspect="1" noChangeArrowheads="1"/>
                     </pic:cNvPicPr>
@@ -7805,7 +6779,7 @@
                   <pic:spPr bwMode="auto">
                     <a:xfrm>
                       <a:off x="0" y="0"/>
-                      <a:ext cx="4071787" cy="5088063"/>
+                      <a:ext cx="4557455" cy="5866107"/>
                     </a:xfrm>
                     <a:prstGeom prst="rect">
                       <a:avLst/>
@@ -7821,10 +6795,24 @@
     </w:p>
     <w:p>
       <w:pPr>
+        <w:rPr>
+          <w:lang w:val="es-419" w:eastAsia="es-CO"/>
+        </w:rPr>
+      </w:pPr>
+      <w:r>
+        <w:rPr>
+          <w:lang w:eastAsia="es-CO"/>
+        </w:rPr>
+        <w:lastRenderedPageBreak/>
+        <w:t>A continuación, se detallan los pasos para el trazo:</w:t>
+      </w:r>
+    </w:p>
+    <w:p>
+      <w:pPr>
         <w:pStyle w:val="Prrafodelista"/>
         <w:numPr>
           <w:ilvl w:val="0"/>
-          <w:numId w:val="29"/>
+          <w:numId w:val="28"/>
         </w:numPr>
         <w:rPr>
           <w:b/>
@@ -7838,24 +6826,901 @@
           <w:bCs/>
           <w:lang w:eastAsia="es-CO"/>
         </w:rPr>
-        <w:lastRenderedPageBreak/>
-        <w:t xml:space="preserve">Trazo de manga, puño y cuello </w:t>
-      </w:r>
-      <w:r>
+        <w:t>Establecimiento de ejes y líneas de referencia</w:t>
+      </w:r>
+    </w:p>
+    <w:p>
+      <w:pPr>
+        <w:pStyle w:val="Prrafodelista"/>
+        <w:numPr>
+          <w:ilvl w:val="1"/>
+          <w:numId w:val="28"/>
+        </w:numPr>
+        <w:rPr>
+          <w:lang w:eastAsia="es-CO"/>
+        </w:rPr>
+      </w:pPr>
+      <w:r>
+        <w:rPr>
+          <w:lang w:eastAsia="es-CO"/>
+        </w:rPr>
+        <w:t>Sobre el papel de patrón, marque primero el eje de simetría (línea central vertical) y, perpendicular a éste, la línea de hombro.</w:t>
+      </w:r>
+    </w:p>
+    <w:p>
+      <w:pPr>
+        <w:pStyle w:val="Prrafodelista"/>
+        <w:numPr>
+          <w:ilvl w:val="1"/>
+          <w:numId w:val="28"/>
+        </w:numPr>
+        <w:rPr>
+          <w:lang w:eastAsia="es-CO"/>
+        </w:rPr>
+      </w:pPr>
+      <w:r>
+        <w:rPr>
+          <w:lang w:eastAsia="es-CO"/>
+        </w:rPr>
+        <w:t>Desde la línea de hombro, proyecte hacia abajo la línea de talle natural a 25 cm. En ese tramo, distribuya de forma equidistante 9 cm (sisa</w:t>
+      </w:r>
+      <w:r>
+        <w:rPr>
+          <w:lang w:eastAsia="es-CO"/>
+        </w:rPr>
+        <w:t xml:space="preserve"> - </w:t>
+      </w:r>
+      <w:r>
+        <w:rPr>
+          <w:lang w:eastAsia="es-CO"/>
+        </w:rPr>
+        <w:t>cintura), otros 9 cm (cintura</w:t>
+      </w:r>
+      <w:r>
+        <w:rPr>
+          <w:lang w:eastAsia="es-CO"/>
+        </w:rPr>
+        <w:t xml:space="preserve"> - </w:t>
+      </w:r>
+      <w:r>
+        <w:rPr>
+          <w:lang w:eastAsia="es-CO"/>
+        </w:rPr>
+        <w:t>cadera) y, finalmente, deje 1</w:t>
+      </w:r>
+      <w:r>
+        <w:rPr>
+          <w:lang w:eastAsia="es-CO"/>
+        </w:rPr>
+        <w:t>,</w:t>
+      </w:r>
+      <w:r>
+        <w:rPr>
+          <w:lang w:eastAsia="es-CO"/>
+        </w:rPr>
+        <w:t>5 cm de margen para dobladillo.</w:t>
+      </w:r>
+    </w:p>
+    <w:p>
+      <w:pPr>
+        <w:pStyle w:val="Prrafodelista"/>
+        <w:numPr>
+          <w:ilvl w:val="0"/>
+          <w:numId w:val="28"/>
+        </w:numPr>
         <w:rPr>
           <w:b/>
           <w:bCs/>
           <w:lang w:eastAsia="es-CO"/>
         </w:rPr>
-        <w:t>-</w:t>
-      </w:r>
+      </w:pPr>
       <w:r>
         <w:rPr>
           <w:b/>
           <w:bCs/>
           <w:lang w:eastAsia="es-CO"/>
         </w:rPr>
-        <w:t xml:space="preserve"> camisa clásica y </w:t>
+        <w:t>Delimitación del contorno del cuerpo (delantero y espalda)</w:t>
+      </w:r>
+    </w:p>
+    <w:p>
+      <w:pPr>
+        <w:pStyle w:val="Prrafodelista"/>
+        <w:numPr>
+          <w:ilvl w:val="1"/>
+          <w:numId w:val="28"/>
+        </w:numPr>
+        <w:rPr>
+          <w:lang w:eastAsia="es-CO"/>
+        </w:rPr>
+      </w:pPr>
+      <w:r>
+        <w:rPr>
+          <w:lang w:eastAsia="es-CO"/>
+        </w:rPr>
+        <w:t>Sobre la línea de talle, dibuje la mitad del contorno de pecho más la holgura deseada, uniendo esa medida con el punto de hombro y el dobladillo para formar la línea lateral.</w:t>
+      </w:r>
+    </w:p>
+    <w:p>
+      <w:pPr>
+        <w:pStyle w:val="Prrafodelista"/>
+        <w:numPr>
+          <w:ilvl w:val="1"/>
+          <w:numId w:val="28"/>
+        </w:numPr>
+        <w:rPr>
+          <w:lang w:eastAsia="es-CO"/>
+        </w:rPr>
+      </w:pPr>
+      <w:r>
+        <w:rPr>
+          <w:lang w:eastAsia="es-CO"/>
+        </w:rPr>
+        <w:t>Aplique un margen uniforme de 1</w:t>
+      </w:r>
+      <w:r>
+        <w:rPr>
+          <w:lang w:eastAsia="es-CO"/>
+        </w:rPr>
+        <w:t>,</w:t>
+      </w:r>
+      <w:r>
+        <w:rPr>
+          <w:lang w:eastAsia="es-CO"/>
+        </w:rPr>
+        <w:t>5 cm para costura en costados y dobladillo.</w:t>
+      </w:r>
+    </w:p>
+    <w:p>
+      <w:pPr>
+        <w:pStyle w:val="Prrafodelista"/>
+        <w:numPr>
+          <w:ilvl w:val="0"/>
+          <w:numId w:val="28"/>
+        </w:numPr>
+        <w:rPr>
+          <w:b/>
+          <w:bCs/>
+          <w:lang w:eastAsia="es-CO"/>
+        </w:rPr>
+      </w:pPr>
+      <w:r>
+        <w:rPr>
+          <w:b/>
+          <w:bCs/>
+          <w:lang w:eastAsia="es-CO"/>
+        </w:rPr>
+        <w:t>Trazado de hombro y curva de sisa</w:t>
+      </w:r>
+    </w:p>
+    <w:p>
+      <w:pPr>
+        <w:pStyle w:val="Prrafodelista"/>
+        <w:numPr>
+          <w:ilvl w:val="1"/>
+          <w:numId w:val="28"/>
+        </w:numPr>
+        <w:rPr>
+          <w:lang w:eastAsia="es-CO"/>
+        </w:rPr>
+      </w:pPr>
+      <w:r>
+        <w:rPr>
+          <w:lang w:eastAsia="es-CO"/>
+        </w:rPr>
+        <w:t>En la línea de hombro, incline el hombro 2</w:t>
+      </w:r>
+      <w:r>
+        <w:rPr>
+          <w:lang w:eastAsia="es-CO"/>
+        </w:rPr>
+        <w:t>,</w:t>
+      </w:r>
+      <w:r>
+        <w:rPr>
+          <w:lang w:eastAsia="es-CO"/>
+        </w:rPr>
+        <w:t>5 cm hacia el cuello (tanto en delantero como en espalda) y conecte con un primer tramo de sisa que parte con un radio de 3 cm desde el hombro.</w:t>
+      </w:r>
+    </w:p>
+    <w:p>
+      <w:pPr>
+        <w:pStyle w:val="Prrafodelista"/>
+        <w:numPr>
+          <w:ilvl w:val="1"/>
+          <w:numId w:val="28"/>
+        </w:numPr>
+        <w:rPr>
+          <w:lang w:eastAsia="es-CO"/>
+        </w:rPr>
+      </w:pPr>
+      <w:r>
+        <w:rPr>
+          <w:lang w:eastAsia="es-CO"/>
+        </w:rPr>
+        <w:t>Continúe la curva de sisa hasta la línea lateral, asegurando una holgura de 1</w:t>
+      </w:r>
+      <w:r>
+        <w:rPr>
+          <w:lang w:eastAsia="es-CO"/>
+        </w:rPr>
+        <w:t>,</w:t>
+      </w:r>
+      <w:r>
+        <w:rPr>
+          <w:lang w:eastAsia="es-CO"/>
+        </w:rPr>
+        <w:t>5 cm en la unión con el costado. Esta curva se extrae en la sección superior derecha del plano para su dimensionamiento (marcas circulares y flecha de dirección de hilo).</w:t>
+      </w:r>
+    </w:p>
+    <w:p>
+      <w:pPr>
+        <w:rPr>
+          <w:lang w:eastAsia="es-CO"/>
+        </w:rPr>
+      </w:pPr>
+    </w:p>
+    <w:p>
+      <w:pPr>
+        <w:rPr>
+          <w:lang w:eastAsia="es-CO"/>
+        </w:rPr>
+      </w:pPr>
+    </w:p>
+    <w:p>
+      <w:pPr>
+        <w:pStyle w:val="Prrafodelista"/>
+        <w:numPr>
+          <w:ilvl w:val="0"/>
+          <w:numId w:val="28"/>
+        </w:numPr>
+        <w:rPr>
+          <w:b/>
+          <w:bCs/>
+          <w:lang w:eastAsia="es-CO"/>
+        </w:rPr>
+      </w:pPr>
+      <w:r>
+        <w:rPr>
+          <w:b/>
+          <w:bCs/>
+          <w:lang w:eastAsia="es-CO"/>
+        </w:rPr>
+        <w:lastRenderedPageBreak/>
+        <w:t>Definición de escote y vistas</w:t>
+      </w:r>
+    </w:p>
+    <w:p>
+      <w:pPr>
+        <w:pStyle w:val="Prrafodelista"/>
+        <w:numPr>
+          <w:ilvl w:val="1"/>
+          <w:numId w:val="28"/>
+        </w:numPr>
+        <w:rPr>
+          <w:lang w:eastAsia="es-CO"/>
+        </w:rPr>
+      </w:pPr>
+      <w:r>
+        <w:rPr>
+          <w:lang w:eastAsia="es-CO"/>
+        </w:rPr>
+        <w:t>Marque la profundidad de escote: delantero a 9 cm bajo la línea de hombro; espalda a 3 cm.</w:t>
+      </w:r>
+    </w:p>
+    <w:p>
+      <w:pPr>
+        <w:pStyle w:val="Prrafodelista"/>
+        <w:numPr>
+          <w:ilvl w:val="1"/>
+          <w:numId w:val="28"/>
+        </w:numPr>
+        <w:rPr>
+          <w:lang w:eastAsia="es-CO"/>
+        </w:rPr>
+      </w:pPr>
+      <w:r>
+        <w:rPr>
+          <w:lang w:eastAsia="es-CO"/>
+        </w:rPr>
+        <w:t>Dibuje la curva de escote mediante radios de 8 cm (en centro) y 11 cm (en extremos), luego reserve una vista de 1</w:t>
+      </w:r>
+      <w:r>
+        <w:rPr>
+          <w:lang w:eastAsia="es-CO"/>
+        </w:rPr>
+        <w:t>,</w:t>
+      </w:r>
+      <w:r>
+        <w:rPr>
+          <w:lang w:eastAsia="es-CO"/>
+        </w:rPr>
+        <w:t xml:space="preserve">5 cm de ancho para la </w:t>
+      </w:r>
+      <w:proofErr w:type="spellStart"/>
+      <w:r>
+        <w:rPr>
+          <w:lang w:eastAsia="es-CO"/>
+        </w:rPr>
+        <w:t>tapeta</w:t>
+      </w:r>
+      <w:proofErr w:type="spellEnd"/>
+      <w:r>
+        <w:rPr>
+          <w:lang w:eastAsia="es-CO"/>
+        </w:rPr>
+        <w:t xml:space="preserve"> de cuello en el delantero.</w:t>
+      </w:r>
+    </w:p>
+    <w:p>
+      <w:pPr>
+        <w:pStyle w:val="Prrafodelista"/>
+        <w:numPr>
+          <w:ilvl w:val="0"/>
+          <w:numId w:val="28"/>
+        </w:numPr>
+        <w:rPr>
+          <w:b/>
+          <w:bCs/>
+          <w:lang w:eastAsia="es-CO"/>
+        </w:rPr>
+      </w:pPr>
+      <w:r>
+        <w:rPr>
+          <w:b/>
+          <w:bCs/>
+          <w:lang w:eastAsia="es-CO"/>
+        </w:rPr>
+        <w:t>Distribución de pinzas de molde</w:t>
+      </w:r>
+    </w:p>
+    <w:p>
+      <w:pPr>
+        <w:pStyle w:val="Prrafodelista"/>
+        <w:numPr>
+          <w:ilvl w:val="1"/>
+          <w:numId w:val="28"/>
+        </w:numPr>
+        <w:rPr>
+          <w:lang w:eastAsia="es-CO"/>
+        </w:rPr>
+      </w:pPr>
+      <w:r>
+        <w:rPr>
+          <w:lang w:eastAsia="es-CO"/>
+        </w:rPr>
+        <w:t>Delantero: integre dos pinzas verticales (una central y otra lateral) con base de 2</w:t>
+      </w:r>
+      <w:r>
+        <w:rPr>
+          <w:lang w:eastAsia="es-CO"/>
+        </w:rPr>
+        <w:t>,</w:t>
+      </w:r>
+      <w:r>
+        <w:rPr>
+          <w:lang w:eastAsia="es-CO"/>
+        </w:rPr>
+        <w:t>5 cm y longitud de 11 cm, desplazadas 2</w:t>
+      </w:r>
+      <w:r>
+        <w:rPr>
+          <w:lang w:eastAsia="es-CO"/>
+        </w:rPr>
+        <w:t>,</w:t>
+      </w:r>
+      <w:r>
+        <w:rPr>
+          <w:lang w:eastAsia="es-CO"/>
+        </w:rPr>
+        <w:t>6 cm y 4 cm respectivamente desde el eje de simetría.</w:t>
+      </w:r>
+    </w:p>
+    <w:p>
+      <w:pPr>
+        <w:pStyle w:val="Prrafodelista"/>
+        <w:numPr>
+          <w:ilvl w:val="1"/>
+          <w:numId w:val="28"/>
+        </w:numPr>
+        <w:rPr>
+          <w:lang w:eastAsia="es-CO"/>
+        </w:rPr>
+      </w:pPr>
+      <w:r>
+        <w:rPr>
+          <w:lang w:eastAsia="es-CO"/>
+        </w:rPr>
+        <w:t>Espalda: trace una sola pinza central con base de 2</w:t>
+      </w:r>
+      <w:r>
+        <w:rPr>
+          <w:lang w:eastAsia="es-CO"/>
+        </w:rPr>
+        <w:t>,</w:t>
+      </w:r>
+      <w:r>
+        <w:rPr>
+          <w:lang w:eastAsia="es-CO"/>
+        </w:rPr>
+        <w:t>4 cm y 11 cm de largo, alineada al eje vertical. Las líneas de apertura de pinza se indican con ángulo de partida (flechas) y longitud según medida.</w:t>
+      </w:r>
+    </w:p>
+    <w:p>
+      <w:pPr>
+        <w:pStyle w:val="Prrafodelista"/>
+        <w:numPr>
+          <w:ilvl w:val="0"/>
+          <w:numId w:val="28"/>
+        </w:numPr>
+        <w:rPr>
+          <w:b/>
+          <w:bCs/>
+          <w:lang w:eastAsia="es-CO"/>
+        </w:rPr>
+      </w:pPr>
+      <w:r>
+        <w:rPr>
+          <w:b/>
+          <w:bCs/>
+          <w:lang w:eastAsia="es-CO"/>
+        </w:rPr>
+        <w:t>Diseño del cuello (pie de cuello y faldón)</w:t>
+      </w:r>
+    </w:p>
+    <w:p>
+      <w:pPr>
+        <w:pStyle w:val="Prrafodelista"/>
+        <w:numPr>
+          <w:ilvl w:val="1"/>
+          <w:numId w:val="28"/>
+        </w:numPr>
+        <w:rPr>
+          <w:lang w:eastAsia="es-CO"/>
+        </w:rPr>
+      </w:pPr>
+      <w:r>
+        <w:rPr>
+          <w:lang w:eastAsia="es-CO"/>
+        </w:rPr>
+        <w:t>Aísle la curva de escote en la sección superior izquierda para construir dos piezas:</w:t>
+      </w:r>
+    </w:p>
+    <w:p>
+      <w:pPr>
+        <w:pStyle w:val="Prrafodelista"/>
+        <w:numPr>
+          <w:ilvl w:val="2"/>
+          <w:numId w:val="28"/>
+        </w:numPr>
+        <w:rPr>
+          <w:lang w:eastAsia="es-CO"/>
+        </w:rPr>
+      </w:pPr>
+      <w:r>
+        <w:rPr>
+          <w:lang w:eastAsia="es-CO"/>
+        </w:rPr>
+        <w:t>Pie de cuello: 7</w:t>
+      </w:r>
+      <w:r>
+        <w:rPr>
+          <w:lang w:eastAsia="es-CO"/>
+        </w:rPr>
+        <w:t>,</w:t>
+      </w:r>
+      <w:r>
+        <w:rPr>
+          <w:lang w:eastAsia="es-CO"/>
+        </w:rPr>
+        <w:t>5 cm de altura en el centro, 4</w:t>
+      </w:r>
+      <w:r>
+        <w:rPr>
+          <w:lang w:eastAsia="es-CO"/>
+        </w:rPr>
+        <w:t>,</w:t>
+      </w:r>
+      <w:r>
+        <w:rPr>
+          <w:lang w:eastAsia="es-CO"/>
+        </w:rPr>
+        <w:t>8 cm en extremos.</w:t>
+      </w:r>
+    </w:p>
+    <w:p>
+      <w:pPr>
+        <w:pStyle w:val="Prrafodelista"/>
+        <w:numPr>
+          <w:ilvl w:val="2"/>
+          <w:numId w:val="28"/>
+        </w:numPr>
+        <w:rPr>
+          <w:lang w:eastAsia="es-CO"/>
+        </w:rPr>
+      </w:pPr>
+      <w:r>
+        <w:rPr>
+          <w:lang w:eastAsia="es-CO"/>
+        </w:rPr>
+        <w:t>Faldón de cuello: 4 cm en centro, 3</w:t>
+      </w:r>
+      <w:r>
+        <w:rPr>
+          <w:lang w:eastAsia="es-CO"/>
+        </w:rPr>
+        <w:t>,</w:t>
+      </w:r>
+      <w:r>
+        <w:rPr>
+          <w:lang w:eastAsia="es-CO"/>
+        </w:rPr>
+        <w:t>5 cm en extremos.</w:t>
+      </w:r>
+    </w:p>
+    <w:p>
+      <w:pPr>
+        <w:pStyle w:val="Prrafodelista"/>
+        <w:numPr>
+          <w:ilvl w:val="1"/>
+          <w:numId w:val="28"/>
+        </w:numPr>
+        <w:rPr>
+          <w:lang w:eastAsia="es-CO"/>
+        </w:rPr>
+      </w:pPr>
+      <w:r>
+        <w:rPr>
+          <w:lang w:eastAsia="es-CO"/>
+        </w:rPr>
+        <w:t>Separe ambas piezas con un radio de giro de 1</w:t>
+      </w:r>
+      <w:r>
+        <w:rPr>
+          <w:lang w:eastAsia="es-CO"/>
+        </w:rPr>
+        <w:t>,</w:t>
+      </w:r>
+      <w:r>
+        <w:rPr>
+          <w:lang w:eastAsia="es-CO"/>
+        </w:rPr>
+        <w:t xml:space="preserve">8 cm en el punto de </w:t>
+      </w:r>
+      <w:proofErr w:type="spellStart"/>
+      <w:r>
+        <w:rPr>
+          <w:lang w:eastAsia="es-CO"/>
+        </w:rPr>
+        <w:t>pivotaje</w:t>
+      </w:r>
+      <w:proofErr w:type="spellEnd"/>
+      <w:r>
+        <w:rPr>
+          <w:lang w:eastAsia="es-CO"/>
+        </w:rPr>
+        <w:t xml:space="preserve"> marcado.</w:t>
+      </w:r>
+    </w:p>
+    <w:p>
+      <w:pPr>
+        <w:pStyle w:val="Prrafodelista"/>
+        <w:numPr>
+          <w:ilvl w:val="0"/>
+          <w:numId w:val="28"/>
+        </w:numPr>
+        <w:rPr>
+          <w:b/>
+          <w:bCs/>
+          <w:lang w:eastAsia="es-CO"/>
+        </w:rPr>
+      </w:pPr>
+      <w:r>
+        <w:rPr>
+          <w:b/>
+          <w:bCs/>
+          <w:lang w:eastAsia="es-CO"/>
+        </w:rPr>
+        <w:t>Pata de botones y ojales</w:t>
+      </w:r>
+    </w:p>
+    <w:p>
+      <w:pPr>
+        <w:pStyle w:val="Prrafodelista"/>
+        <w:numPr>
+          <w:ilvl w:val="1"/>
+          <w:numId w:val="28"/>
+        </w:numPr>
+        <w:rPr>
+          <w:lang w:eastAsia="es-CO"/>
+        </w:rPr>
+      </w:pPr>
+      <w:r>
+        <w:rPr>
+          <w:lang w:eastAsia="es-CO"/>
+        </w:rPr>
+        <w:t>En el borde delantero, agregue una vista de 1</w:t>
+      </w:r>
+      <w:r>
+        <w:rPr>
+          <w:lang w:eastAsia="es-CO"/>
+        </w:rPr>
+        <w:t>,</w:t>
+      </w:r>
+      <w:r>
+        <w:rPr>
+          <w:lang w:eastAsia="es-CO"/>
+        </w:rPr>
+        <w:t>5 cm para los botones.</w:t>
+      </w:r>
+    </w:p>
+    <w:p>
+      <w:pPr>
+        <w:pStyle w:val="Prrafodelista"/>
+        <w:numPr>
+          <w:ilvl w:val="1"/>
+          <w:numId w:val="28"/>
+        </w:numPr>
+        <w:rPr>
+          <w:lang w:eastAsia="es-CO"/>
+        </w:rPr>
+      </w:pPr>
+      <w:r>
+        <w:rPr>
+          <w:lang w:eastAsia="es-CO"/>
+        </w:rPr>
+        <w:lastRenderedPageBreak/>
+        <w:t>Represente cada ojal con un marcador circular y distáncielos uniformemente a 9 cm de separación, siguiendo la flecha que indica la dirección de montaje.</w:t>
+      </w:r>
+    </w:p>
+    <w:p>
+      <w:pPr>
+        <w:pStyle w:val="Prrafodelista"/>
+        <w:numPr>
+          <w:ilvl w:val="0"/>
+          <w:numId w:val="28"/>
+        </w:numPr>
+        <w:rPr>
+          <w:b/>
+          <w:bCs/>
+          <w:lang w:eastAsia="es-CO"/>
+        </w:rPr>
+      </w:pPr>
+      <w:r>
+        <w:rPr>
+          <w:b/>
+          <w:bCs/>
+          <w:lang w:eastAsia="es-CO"/>
+        </w:rPr>
+        <w:t>Márgenes de costura, muescas y dirección de hilo</w:t>
+      </w:r>
+    </w:p>
+    <w:p>
+      <w:pPr>
+        <w:pStyle w:val="Prrafodelista"/>
+        <w:numPr>
+          <w:ilvl w:val="1"/>
+          <w:numId w:val="28"/>
+        </w:numPr>
+        <w:rPr>
+          <w:lang w:eastAsia="es-CO"/>
+        </w:rPr>
+      </w:pPr>
+      <w:r>
+        <w:rPr>
+          <w:lang w:eastAsia="es-CO"/>
+        </w:rPr>
+        <w:t>Añada 1 cm de holgura para costura en todas las uniones (hombro, costados, sisa y dobladillo).</w:t>
+      </w:r>
+    </w:p>
+    <w:p>
+      <w:pPr>
+        <w:pStyle w:val="Prrafodelista"/>
+        <w:numPr>
+          <w:ilvl w:val="1"/>
+          <w:numId w:val="28"/>
+        </w:numPr>
+        <w:rPr>
+          <w:lang w:eastAsia="es-CO"/>
+        </w:rPr>
+      </w:pPr>
+      <w:r>
+        <w:rPr>
+          <w:lang w:eastAsia="es-CO"/>
+        </w:rPr>
+        <w:t>Señale con pequeñas muescas los puntos de encuentro de hombro, sisa y pinzas, así como las uniones de cuello y pata de botones.</w:t>
+      </w:r>
+    </w:p>
+    <w:p>
+      <w:pPr>
+        <w:pStyle w:val="Prrafodelista"/>
+        <w:numPr>
+          <w:ilvl w:val="1"/>
+          <w:numId w:val="28"/>
+        </w:numPr>
+        <w:rPr>
+          <w:lang w:eastAsia="es-CO"/>
+        </w:rPr>
+      </w:pPr>
+      <w:r>
+        <w:rPr>
+          <w:lang w:eastAsia="es-CO"/>
+        </w:rPr>
+        <w:t>Indique la dirección de hilo en cada pieza mediante flechas, para garantizar un correcto corte y ensamblaje.</w:t>
+      </w:r>
+    </w:p>
+    <w:p>
+      <w:pPr>
+        <w:rPr>
+          <w:lang w:eastAsia="es-CO"/>
+        </w:rPr>
+      </w:pPr>
+    </w:p>
+    <w:p>
+      <w:pPr>
+        <w:rPr>
+          <w:lang w:eastAsia="es-CO"/>
+        </w:rPr>
+      </w:pPr>
+    </w:p>
+    <w:p>
+      <w:pPr>
+        <w:rPr>
+          <w:lang w:eastAsia="es-CO"/>
+        </w:rPr>
+      </w:pPr>
+    </w:p>
+    <w:p>
+      <w:pPr>
+        <w:rPr>
+          <w:lang w:eastAsia="es-CO"/>
+        </w:rPr>
+      </w:pPr>
+    </w:p>
+    <w:p>
+      <w:pPr>
+        <w:rPr>
+          <w:lang w:eastAsia="es-CO"/>
+        </w:rPr>
+      </w:pPr>
+    </w:p>
+    <w:p>
+      <w:pPr>
+        <w:rPr>
+          <w:lang w:eastAsia="es-CO"/>
+        </w:rPr>
+      </w:pPr>
+    </w:p>
+    <w:p>
+      <w:pPr>
+        <w:rPr>
+          <w:lang w:eastAsia="es-CO"/>
+        </w:rPr>
+      </w:pPr>
+    </w:p>
+    <w:p>
+      <w:pPr>
+        <w:rPr>
+          <w:lang w:eastAsia="es-CO"/>
+        </w:rPr>
+      </w:pPr>
+    </w:p>
+    <w:p>
+      <w:pPr>
+        <w:rPr>
+          <w:lang w:eastAsia="es-CO"/>
+        </w:rPr>
+      </w:pPr>
+    </w:p>
+    <w:p>
+      <w:pPr>
+        <w:rPr>
+          <w:lang w:eastAsia="es-CO"/>
+        </w:rPr>
+      </w:pPr>
+    </w:p>
+    <w:p>
+      <w:pPr>
+        <w:rPr>
+          <w:lang w:eastAsia="es-CO"/>
+        </w:rPr>
+      </w:pPr>
+    </w:p>
+    <w:p>
+      <w:pPr>
+        <w:pStyle w:val="Figura"/>
+        <w:rPr>
+          <w:lang w:val="es-419"/>
+        </w:rPr>
+      </w:pPr>
+      <w:r>
+        <w:rPr>
+          <w:lang w:val="es-419"/>
+        </w:rPr>
+        <w:lastRenderedPageBreak/>
+        <w:t xml:space="preserve">Trazo del plano de la manga </w:t>
+      </w:r>
+      <w:r>
+        <w:rPr>
+          <w:rStyle w:val="Extranjerismo"/>
+        </w:rPr>
+        <w:t>slim fit</w:t>
+      </w:r>
+    </w:p>
+    <w:p>
+      <w:pPr>
+        <w:jc w:val="center"/>
+        <w:rPr>
+          <w:lang w:val="es-419" w:eastAsia="es-CO"/>
+        </w:rPr>
+      </w:pPr>
+      <w:r>
+        <w:rPr>
+          <w:noProof/>
+          <w:lang w:val="es-419" w:eastAsia="es-CO"/>
+        </w:rPr>
+        <w:drawing>
+          <wp:inline distT="0" distB="0" distL="0" distR="0" wp14:anchorId="0A22480F" wp14:editId="70F82F67">
+            <wp:extent cx="4218039" cy="5270818"/>
+            <wp:effectExtent l="0" t="0" r="0" b="0"/>
+            <wp:docPr id="27" name="Imagen 27" descr="Patrón técnico de la manga básica masculina para camisa, incluyendo la pieza de tapeta. Se detallan las curvas de sisa delantera y trasera con medidas específicas, líneas de centro y flechas que indican la dirección del hilo. También se detallan marcas para la abertura del puño, piquetes de montaje y proporciones para asegurar un ensamblaje preciso y simétrico."/>
+            <wp:cNvGraphicFramePr>
+              <a:graphicFrameLocks xmlns:a="http://schemas.openxmlformats.org/drawingml/2006/main" noChangeAspect="1"/>
+            </wp:cNvGraphicFramePr>
+            <a:graphic xmlns:a="http://schemas.openxmlformats.org/drawingml/2006/main">
+              <a:graphicData uri="http://schemas.openxmlformats.org/drawingml/2006/picture">
+                <pic:pic xmlns:pic="http://schemas.openxmlformats.org/drawingml/2006/picture">
+                  <pic:nvPicPr>
+                    <pic:cNvPr id="27" name="Imagen 27" descr="Patrón técnico de la manga básica masculina para camisa, incluyendo la pieza de tapeta. Se detallan las curvas de sisa delantera y trasera con medidas específicas, líneas de centro y flechas que indican la dirección del hilo. También se detallan marcas para la abertura del puño, piquetes de montaje y proporciones para asegurar un ensamblaje preciso y simétrico."/>
+                    <pic:cNvPicPr>
+                      <a:picLocks noChangeAspect="1" noChangeArrowheads="1"/>
+                    </pic:cNvPicPr>
+                  </pic:nvPicPr>
+                  <pic:blipFill>
+                    <a:blip r:embed="rId30">
+                      <a:extLst>
+                        <a:ext uri="{28A0092B-C50C-407E-A947-70E740481C1C}">
+                          <a14:useLocalDpi xmlns:a14="http://schemas.microsoft.com/office/drawing/2010/main" val="0"/>
+                        </a:ext>
+                      </a:extLst>
+                    </a:blip>
+                    <a:srcRect/>
+                    <a:stretch>
+                      <a:fillRect/>
+                    </a:stretch>
+                  </pic:blipFill>
+                  <pic:spPr bwMode="auto">
+                    <a:xfrm>
+                      <a:off x="0" y="0"/>
+                      <a:ext cx="4246158" cy="5305956"/>
+                    </a:xfrm>
+                    <a:prstGeom prst="rect">
+                      <a:avLst/>
+                    </a:prstGeom>
+                    <a:noFill/>
+                  </pic:spPr>
+                </pic:pic>
+              </a:graphicData>
+            </a:graphic>
+          </wp:inline>
+        </w:drawing>
+      </w:r>
+    </w:p>
+    <w:p>
+      <w:pPr>
+        <w:rPr>
+          <w:b/>
+          <w:bCs/>
+          <w:lang w:eastAsia="es-CO"/>
+        </w:rPr>
+      </w:pPr>
+      <w:r>
+        <w:rPr>
+          <w:b/>
+          <w:bCs/>
+          <w:lang w:eastAsia="es-CO"/>
+        </w:rPr>
+        <w:t>Trazo de manga, puño y cuello - camisa clásica y </w:t>
       </w:r>
       <w:r>
         <w:rPr>
@@ -7869,8 +7734,6 @@
     </w:p>
     <w:p>
       <w:pPr>
-        <w:pStyle w:val="Prrafodelista"/>
-        <w:ind w:left="1429" w:firstLine="0"/>
         <w:rPr>
           <w:lang w:eastAsia="es-CO"/>
         </w:rPr>
@@ -7887,7 +7750,7 @@
         </w:rPr>
         <w:t xml:space="preserve"> </w:t>
       </w:r>
-      <w:hyperlink r:id="rId30" w:tgtFrame="_blank" w:history="1">
+      <w:hyperlink r:id="rId31" w:tgtFrame="_blank" w:history="1">
         <w:r>
           <w:rPr>
             <w:rStyle w:val="Hipervnculo"/>
@@ -7913,112 +7776,14 @@
     </w:p>
     <w:p>
       <w:pPr>
-        <w:rPr>
-          <w:lang w:val="es-419" w:eastAsia="es-CO"/>
-        </w:rPr>
-      </w:pPr>
-    </w:p>
-    <w:p>
-      <w:pPr>
-        <w:rPr>
-          <w:lang w:val="es-419" w:eastAsia="es-CO"/>
-        </w:rPr>
-      </w:pPr>
-    </w:p>
-    <w:p>
-      <w:pPr>
-        <w:rPr>
-          <w:lang w:val="es-419" w:eastAsia="es-CO"/>
-        </w:rPr>
-      </w:pPr>
-    </w:p>
-    <w:p>
-      <w:pPr>
-        <w:rPr>
-          <w:lang w:val="es-419" w:eastAsia="es-CO"/>
-        </w:rPr>
-      </w:pPr>
-    </w:p>
-    <w:p>
-      <w:pPr>
-        <w:rPr>
-          <w:lang w:val="es-419" w:eastAsia="es-CO"/>
-        </w:rPr>
-      </w:pPr>
-    </w:p>
-    <w:p>
-      <w:pPr>
-        <w:rPr>
-          <w:lang w:val="es-419" w:eastAsia="es-CO"/>
-        </w:rPr>
-      </w:pPr>
-    </w:p>
-    <w:p>
-      <w:pPr>
-        <w:rPr>
-          <w:lang w:val="es-419" w:eastAsia="es-CO"/>
-        </w:rPr>
-      </w:pPr>
-    </w:p>
-    <w:p>
-      <w:pPr>
-        <w:rPr>
-          <w:lang w:val="es-419" w:eastAsia="es-CO"/>
-        </w:rPr>
-      </w:pPr>
-    </w:p>
-    <w:p>
-      <w:pPr>
-        <w:rPr>
-          <w:lang w:val="es-419" w:eastAsia="es-CO"/>
-        </w:rPr>
-      </w:pPr>
-    </w:p>
-    <w:p>
-      <w:pPr>
-        <w:rPr>
-          <w:lang w:val="es-419" w:eastAsia="es-CO"/>
-        </w:rPr>
-      </w:pPr>
-    </w:p>
-    <w:p>
-      <w:pPr>
-        <w:rPr>
-          <w:lang w:val="es-419" w:eastAsia="es-CO"/>
-        </w:rPr>
-      </w:pPr>
-    </w:p>
-    <w:p>
-      <w:pPr>
-        <w:rPr>
-          <w:lang w:val="es-419" w:eastAsia="es-CO"/>
-        </w:rPr>
-      </w:pPr>
-    </w:p>
-    <w:p>
-      <w:pPr>
-        <w:rPr>
-          <w:lang w:val="es-419" w:eastAsia="es-CO"/>
-        </w:rPr>
-      </w:pPr>
-    </w:p>
-    <w:p>
-      <w:pPr>
-        <w:rPr>
-          <w:lang w:val="es-419" w:eastAsia="es-CO"/>
-        </w:rPr>
-      </w:pPr>
-    </w:p>
-    <w:p>
-      <w:pPr>
         <w:pStyle w:val="Ttulo1"/>
       </w:pPr>
-      <w:bookmarkStart w:id="10" w:name="_Toc202734268"/>
+      <w:bookmarkStart w:id="12" w:name="_Toc203760568"/>
       <w:r>
         <w:lastRenderedPageBreak/>
         <w:t>Proceso de comprobación del patrón para camisa</w:t>
       </w:r>
-      <w:bookmarkEnd w:id="10"/>
+      <w:bookmarkEnd w:id="12"/>
     </w:p>
     <w:p>
       <w:pPr>
@@ -8155,41 +7920,6 @@
     </w:p>
     <w:p>
       <w:pPr>
-        <w:rPr>
-          <w:lang w:eastAsia="es-CO"/>
-        </w:rPr>
-      </w:pPr>
-    </w:p>
-    <w:p>
-      <w:pPr>
-        <w:rPr>
-          <w:lang w:eastAsia="es-CO"/>
-        </w:rPr>
-      </w:pPr>
-    </w:p>
-    <w:p>
-      <w:pPr>
-        <w:rPr>
-          <w:lang w:eastAsia="es-CO"/>
-        </w:rPr>
-      </w:pPr>
-    </w:p>
-    <w:p>
-      <w:pPr>
-        <w:rPr>
-          <w:lang w:eastAsia="es-CO"/>
-        </w:rPr>
-      </w:pPr>
-    </w:p>
-    <w:p>
-      <w:pPr>
-        <w:rPr>
-          <w:lang w:eastAsia="es-CO"/>
-        </w:rPr>
-      </w:pPr>
-    </w:p>
-    <w:p>
-      <w:pPr>
         <w:pStyle w:val="Tabla"/>
         <w:rPr>
           <w:lang w:val="es-419" w:eastAsia="es-CO"/>
@@ -8199,8 +7929,19 @@
         <w:rPr>
           <w:lang w:val="es-419" w:eastAsia="es-CO"/>
         </w:rPr>
-        <w:lastRenderedPageBreak/>
-        <w:t>Medidas base con holguras aplicadas (Talla 34)</w:t>
+        <w:t>Medidas base con holguras aplicadas (</w:t>
+      </w:r>
+      <w:r>
+        <w:rPr>
+          <w:lang w:val="es-419" w:eastAsia="es-CO"/>
+        </w:rPr>
+        <w:t>t</w:t>
+      </w:r>
+      <w:r>
+        <w:rPr>
+          <w:lang w:val="es-419" w:eastAsia="es-CO"/>
+        </w:rPr>
+        <w:t>alla 34)</w:t>
       </w:r>
     </w:p>
     <w:tbl>
@@ -8382,6 +8123,7 @@
               <w:pStyle w:val="TextoTablas"/>
             </w:pPr>
             <w:r>
+              <w:lastRenderedPageBreak/>
               <w:t>Contorno cintura pantalón.</w:t>
             </w:r>
           </w:p>
@@ -8822,7 +8564,6 @@
         <w:rPr>
           <w:lang w:eastAsia="es-CO"/>
         </w:rPr>
-        <w:lastRenderedPageBreak/>
         <w:t>Cintura: 2 cm.</w:t>
       </w:r>
     </w:p>
@@ -8847,6 +8588,20 @@
     <w:p>
       <w:pPr>
         <w:rPr>
+          <w:lang w:eastAsia="es-CO"/>
+        </w:rPr>
+      </w:pPr>
+    </w:p>
+    <w:p>
+      <w:pPr>
+        <w:rPr>
+          <w:lang w:eastAsia="es-CO"/>
+        </w:rPr>
+      </w:pPr>
+    </w:p>
+    <w:p>
+      <w:pPr>
+        <w:rPr>
           <w:b/>
           <w:bCs/>
           <w:lang w:eastAsia="es-CO"/>
@@ -8858,6 +8613,7 @@
           <w:bCs/>
           <w:lang w:eastAsia="es-CO"/>
         </w:rPr>
+        <w:lastRenderedPageBreak/>
         <w:t>Materiales y herramientas por área de trabajo</w:t>
       </w:r>
     </w:p>
@@ -9088,15 +8844,7 @@
               <w:pStyle w:val="TextoTablas"/>
             </w:pPr>
             <w:r>
-              <w:t xml:space="preserve">Máquina recta; hilo contraste; plancha de vapor; almohadilla sastre; guía magnética de 1 cm; </w:t>
-            </w:r>
-            <w:proofErr w:type="spellStart"/>
-            <w:r>
-              <w:t>descosedor</w:t>
-            </w:r>
-            <w:proofErr w:type="spellEnd"/>
-            <w:r>
-              <w:t>.</w:t>
+              <w:t>Máquina recta; hilo contraste; plancha de vapor; almohadilla sastre; guía magnética de 1 cm; descosedor.</w:t>
             </w:r>
           </w:p>
         </w:tc>
@@ -9188,7 +8936,6 @@
                 <w:b/>
                 <w:bCs/>
               </w:rPr>
-              <w:lastRenderedPageBreak/>
               <w:t>Documentación</w:t>
             </w:r>
           </w:p>
@@ -9238,12 +8985,22 @@
           <w:lang w:eastAsia="es-CO"/>
         </w:rPr>
       </w:pPr>
-      <w:r>
+    </w:p>
+    <w:p>
+      <w:pPr>
         <w:rPr>
           <w:b/>
           <w:bCs/>
           <w:lang w:eastAsia="es-CO"/>
         </w:rPr>
+      </w:pPr>
+      <w:r>
+        <w:rPr>
+          <w:b/>
+          <w:bCs/>
+          <w:lang w:eastAsia="es-CO"/>
+        </w:rPr>
+        <w:lastRenderedPageBreak/>
         <w:t>Verificación técnica del patrón</w:t>
       </w:r>
     </w:p>
@@ -9368,7 +9125,7 @@
             <w:pPr>
               <w:pStyle w:val="TextoTablas"/>
             </w:pPr>
-            <w:bookmarkStart w:id="11" w:name="_Hlk202731928"/>
+            <w:bookmarkStart w:id="13" w:name="_Hlk202731928"/>
             <w:r>
               <w:t>Pieza</w:t>
             </w:r>
@@ -9454,7 +9211,31 @@
               <w:pStyle w:val="TextoTablas"/>
             </w:pPr>
             <w:r>
-              <w:t>Cabeza de 12 cm, bajo de manga 23,5 cm, línea de aplome centrada, piquetes bien ubicados (F/B/H).</w:t>
+              <w:t>Cabeza de 12 cm, bajo de manga 23,5 cm, línea de aplome centrada, piquetes bien ubicados (F</w:t>
+            </w:r>
+            <w:r>
+              <w:t xml:space="preserve"> </w:t>
+            </w:r>
+            <w:r>
+              <w:t>/</w:t>
+            </w:r>
+            <w:r>
+              <w:t xml:space="preserve"> </w:t>
+            </w:r>
+            <w:r>
+              <w:t>B</w:t>
+            </w:r>
+            <w:r>
+              <w:t xml:space="preserve"> </w:t>
+            </w:r>
+            <w:r>
+              <w:t>/</w:t>
+            </w:r>
+            <w:r>
+              <w:t xml:space="preserve"> </w:t>
+            </w:r>
+            <w:r>
+              <w:t>H).</w:t>
             </w:r>
           </w:p>
         </w:tc>
@@ -9488,19 +9269,36 @@
           <w14:ligatures w14:val="none"/>
         </w:rPr>
       </w:pPr>
-      <w:bookmarkStart w:id="12" w:name="_Toc202734269"/>
-      <w:bookmarkEnd w:id="11"/>
-      <w:bookmarkEnd w:id="12"/>
+      <w:bookmarkStart w:id="14" w:name="_Toc202734269"/>
+      <w:bookmarkStart w:id="15" w:name="_Toc203760042"/>
+      <w:bookmarkStart w:id="16" w:name="_Toc203760569"/>
+      <w:bookmarkEnd w:id="13"/>
+      <w:bookmarkEnd w:id="14"/>
+      <w:bookmarkEnd w:id="15"/>
+      <w:bookmarkEnd w:id="16"/>
+    </w:p>
+    <w:p>
+      <w:pPr>
+        <w:pStyle w:val="Prrafodelista"/>
+        <w:keepNext/>
+        <w:keepLines/>
+        <w:shd w:val="clear" w:color="auto" w:fill="FFFFFF"/>
+        <w:spacing w:before="0" w:after="180" w:line="240" w:lineRule="auto"/>
+        <w:ind w:left="502" w:firstLine="0"/>
+        <w:contextualSpacing w:val="0"/>
+        <w:textAlignment w:val="baseline"/>
+        <w:outlineLvl w:val="1"/>
+      </w:pPr>
     </w:p>
     <w:p>
       <w:pPr>
         <w:pStyle w:val="Ttulo2"/>
       </w:pPr>
-      <w:bookmarkStart w:id="13" w:name="_Toc202734270"/>
+      <w:bookmarkStart w:id="17" w:name="_Toc203760570"/>
       <w:r>
         <w:t>Corte del prototipo</w:t>
       </w:r>
-      <w:bookmarkEnd w:id="13"/>
+      <w:bookmarkEnd w:id="17"/>
     </w:p>
     <w:p>
       <w:pPr>
@@ -9512,27 +9310,33 @@
         <w:rPr>
           <w:lang w:eastAsia="es-CO"/>
         </w:rPr>
-        <w:t xml:space="preserve">Esta es una etapa crucial que garantiza la precisión en la confección de la prenda. Consiste en transferir fielmente el patrón a la tela, asegurando que las piezas se tracen </w:t>
+        <w:t xml:space="preserve">Esta es una etapa crucial que garantiza la precisión en la confección de la prenda. Consiste en transferir fielmente el patrón a la tela, asegurando que las piezas se tracen alineadas al hilo, se marquen correctamente los contornos, piquetes y márgenes de costura, y se realicen los cortes de forma limpia y exacta. El procedimiento permite </w:t>
       </w:r>
       <w:r>
         <w:rPr>
           <w:lang w:eastAsia="es-CO"/>
         </w:rPr>
         <w:lastRenderedPageBreak/>
-        <w:t>alineadas al hilo, se marquen correctamente los contornos, piquetes y márgenes de costura, y se realicen los cortes de forma limpia y exacta. El procedimiento permite conservar las proporciones y facilita un ensamblaje preciso en las siguientes fases del proceso.</w:t>
-      </w:r>
-    </w:p>
-    <w:p>
-      <w:pPr>
-        <w:rPr>
-          <w:lang w:eastAsia="es-CO"/>
-        </w:rPr>
-      </w:pPr>
-      <w:r>
-        <w:rPr>
-          <w:lang w:eastAsia="es-CO"/>
-        </w:rPr>
-        <w:t>pasos para seguir:</w:t>
+        <w:t>conservar las proporciones y facilita un ensamblaje preciso en las siguientes fases del proceso.</w:t>
+      </w:r>
+    </w:p>
+    <w:p>
+      <w:pPr>
+        <w:rPr>
+          <w:lang w:eastAsia="es-CO"/>
+        </w:rPr>
+      </w:pPr>
+      <w:r>
+        <w:rPr>
+          <w:lang w:eastAsia="es-CO"/>
+        </w:rPr>
+        <w:t>P</w:t>
+      </w:r>
+      <w:r>
+        <w:rPr>
+          <w:lang w:eastAsia="es-CO"/>
+        </w:rPr>
+        <w:t>asos para seguir:</w:t>
       </w:r>
     </w:p>
     <w:p>
@@ -9825,43 +9629,6 @@
     <w:p>
       <w:pPr>
         <w:pStyle w:val="Prrafodelista"/>
-        <w:numPr>
-          <w:ilvl w:val="0"/>
-          <w:numId w:val="34"/>
-        </w:numPr>
-        <w:rPr>
-          <w:b/>
-          <w:bCs/>
-          <w:lang w:eastAsia="es-CO"/>
-        </w:rPr>
-      </w:pPr>
-      <w:r>
-        <w:rPr>
-          <w:b/>
-          <w:bCs/>
-          <w:lang w:eastAsia="es-CO"/>
-        </w:rPr>
-        <w:t>Unir manga al cuerpo</w:t>
-      </w:r>
-    </w:p>
-    <w:p>
-      <w:pPr>
-        <w:pStyle w:val="Prrafodelista"/>
-        <w:ind w:left="1429" w:firstLine="0"/>
-        <w:rPr>
-          <w:lang w:eastAsia="es-CO"/>
-        </w:rPr>
-      </w:pPr>
-      <w:r>
-        <w:rPr>
-          <w:lang w:eastAsia="es-CO"/>
-        </w:rPr>
-        <w:t>El orden sugerido (hombro, piquetes F/B y distribución del embebido) es el adecuado para un montaje sin frunces visibles.</w:t>
-      </w:r>
-    </w:p>
-    <w:p>
-      <w:pPr>
-        <w:pStyle w:val="Prrafodelista"/>
         <w:ind w:left="1429" w:firstLine="0"/>
         <w:rPr>
           <w:lang w:eastAsia="es-CO"/>
@@ -9887,8 +9654,7 @@
           <w:bCs/>
           <w:lang w:eastAsia="es-CO"/>
         </w:rPr>
-        <w:lastRenderedPageBreak/>
-        <w:t>Planchar costuras abiertas y pinzas</w:t>
+        <w:t>Unir manga al cuerpo</w:t>
       </w:r>
     </w:p>
     <w:p>
@@ -9903,11 +9669,16 @@
         <w:rPr>
           <w:lang w:eastAsia="es-CO"/>
         </w:rPr>
-        <w:t>Paso esencial para definir estructura y eliminar volumen innecesario.</w:t>
-      </w:r>
-    </w:p>
-    <w:p>
-      <w:pPr>
+        <w:t>El orden sugerido (hombro, piquetes F/B y distribución del embebido) es el adecuado para un montaje sin frunces visibles.</w:t>
+      </w:r>
+    </w:p>
+    <w:p>
+      <w:pPr>
+        <w:pStyle w:val="Prrafodelista"/>
+        <w:numPr>
+          <w:ilvl w:val="0"/>
+          <w:numId w:val="34"/>
+        </w:numPr>
         <w:rPr>
           <w:b/>
           <w:bCs/>
@@ -9920,6 +9691,39 @@
           <w:bCs/>
           <w:lang w:eastAsia="es-CO"/>
         </w:rPr>
+        <w:t>Planchar costuras abiertas y pinzas</w:t>
+      </w:r>
+    </w:p>
+    <w:p>
+      <w:pPr>
+        <w:pStyle w:val="Prrafodelista"/>
+        <w:ind w:left="1429" w:firstLine="0"/>
+        <w:rPr>
+          <w:lang w:eastAsia="es-CO"/>
+        </w:rPr>
+      </w:pPr>
+      <w:r>
+        <w:rPr>
+          <w:lang w:eastAsia="es-CO"/>
+        </w:rPr>
+        <w:t>Paso esencial para definir estructura y eliminar volumen innecesario.</w:t>
+      </w:r>
+    </w:p>
+    <w:p>
+      <w:pPr>
+        <w:rPr>
+          <w:b/>
+          <w:bCs/>
+          <w:lang w:eastAsia="es-CO"/>
+        </w:rPr>
+      </w:pPr>
+      <w:r>
+        <w:rPr>
+          <w:b/>
+          <w:bCs/>
+          <w:lang w:eastAsia="es-CO"/>
+        </w:rPr>
+        <w:lastRenderedPageBreak/>
         <w:t>Ensamblaje en máquina (método industrial</w:t>
       </w:r>
       <w:r>
@@ -10172,13 +9976,8 @@
               <w:pStyle w:val="TextoTablas"/>
             </w:pPr>
             <w:r>
-              <w:t xml:space="preserve">2,5 </w:t>
-            </w:r>
-            <w:proofErr w:type="spellStart"/>
-            <w:r>
-              <w:t>mm.</w:t>
-            </w:r>
-            <w:proofErr w:type="spellEnd"/>
+              <w:t>2,5 mm.</w:t>
+            </w:r>
           </w:p>
         </w:tc>
       </w:tr>
@@ -10396,7 +10195,19 @@
               <w:pStyle w:val="TextoTablas"/>
             </w:pPr>
             <w:r>
-              <w:t>Cerrar bajo-manga (1 cm).</w:t>
+              <w:t>Cerrar bajo</w:t>
+            </w:r>
+            <w:r>
+              <w:t xml:space="preserve"> </w:t>
+            </w:r>
+            <w:r>
+              <w:t>-</w:t>
+            </w:r>
+            <w:r>
+              <w:t xml:space="preserve"> </w:t>
+            </w:r>
+            <w:r>
+              <w:t>manga (1 cm).</w:t>
             </w:r>
           </w:p>
         </w:tc>
@@ -10428,7 +10239,6 @@
               <w:pStyle w:val="TextoTablas"/>
             </w:pPr>
             <w:r>
-              <w:lastRenderedPageBreak/>
               <w:t>6</w:t>
             </w:r>
           </w:p>
@@ -10461,13 +10271,8 @@
               <w:t xml:space="preserve"> - </w:t>
             </w:r>
             <w:r>
-              <w:t xml:space="preserve">3 </w:t>
-            </w:r>
-            <w:proofErr w:type="spellStart"/>
-            <w:r>
-              <w:t>mm.</w:t>
-            </w:r>
-            <w:proofErr w:type="spellEnd"/>
+              <w:t>3 mm.</w:t>
+            </w:r>
           </w:p>
         </w:tc>
       </w:tr>
@@ -10484,6 +10289,7 @@
               <w:pStyle w:val="TextoTablas"/>
             </w:pPr>
             <w:r>
+              <w:lastRenderedPageBreak/>
               <w:t>7</w:t>
             </w:r>
           </w:p>
@@ -10518,7 +10324,6 @@
     </w:tbl>
     <w:p>
       <w:pPr>
-        <w:ind w:left="708"/>
         <w:rPr>
           <w:b/>
           <w:bCs/>
@@ -10531,7 +10336,6 @@
           <w:bCs/>
           <w:lang w:eastAsia="es-CO"/>
         </w:rPr>
-        <w:br/>
         <w:t>Importante</w:t>
       </w:r>
     </w:p>
@@ -10614,14 +10418,29 @@
     </w:p>
     <w:p>
       <w:pPr>
+        <w:rPr>
+          <w:lang w:val="es-419" w:eastAsia="es-CO"/>
+        </w:rPr>
+      </w:pPr>
+    </w:p>
+    <w:p>
+      <w:pPr>
+        <w:ind w:firstLine="0"/>
+        <w:rPr>
+          <w:lang w:val="es-419" w:eastAsia="es-CO"/>
+        </w:rPr>
+      </w:pPr>
+    </w:p>
+    <w:p>
+      <w:pPr>
         <w:pStyle w:val="Ttulo1"/>
       </w:pPr>
-      <w:bookmarkStart w:id="14" w:name="_Toc202734271"/>
+      <w:bookmarkStart w:id="18" w:name="_Toc203760571"/>
       <w:r>
         <w:lastRenderedPageBreak/>
         <w:t>Prueba y evaluación</w:t>
       </w:r>
-      <w:bookmarkEnd w:id="14"/>
+      <w:bookmarkEnd w:id="18"/>
     </w:p>
     <w:p>
       <w:pPr>
@@ -10676,7 +10495,31 @@
         <w:rPr>
           <w:lang w:eastAsia="es-CO"/>
         </w:rPr>
-        <w:t>Para validar el ajuste y la calidad del prototipo, se utilizan listas de chequeo que permiten comparar los criterios técnicos establecidos con el comportamiento real de la prenda; estas listas consideran aspectos como la ubicación correcta de las pinzas, la caída del hombro, el despegue de la sisa, la holgura funcional y el aplome general del conjunto corpiño-manga. Las observaciones realizadas en este punto serán la base para definir si se requiere ajustar el patrón base y repetir la prueba.</w:t>
+        <w:t>Para validar el ajuste y la calidad del prototipo, se utilizan listas de chequeo que permiten comparar los criterios técnicos establecidos con el comportamiento real de la prenda; estas listas consideran aspectos como la ubicación correcta de las pinzas, la caída del hombro, el despegue de la sisa, la holgura funcional y el aplome general del conjunto corpiño</w:t>
+      </w:r>
+      <w:r>
+        <w:rPr>
+          <w:lang w:eastAsia="es-CO"/>
+        </w:rPr>
+        <w:t xml:space="preserve"> </w:t>
+      </w:r>
+      <w:r>
+        <w:rPr>
+          <w:lang w:eastAsia="es-CO"/>
+        </w:rPr>
+        <w:t>-</w:t>
+      </w:r>
+      <w:r>
+        <w:rPr>
+          <w:lang w:eastAsia="es-CO"/>
+        </w:rPr>
+        <w:t xml:space="preserve"> </w:t>
+      </w:r>
+      <w:r>
+        <w:rPr>
+          <w:lang w:eastAsia="es-CO"/>
+        </w:rPr>
+        <w:t>manga. Las observaciones realizadas en este punto serán la base para definir si se requiere ajustar el patrón base y repetir la prueba.</w:t>
       </w:r>
     </w:p>
     <w:p>
@@ -11131,7 +10974,7 @@
     <w:p>
       <w:pPr>
         <w:rPr>
-          <w:lang w:val="es-419" w:eastAsia="es-CO"/>
+          <w:lang w:eastAsia="es-CO"/>
         </w:rPr>
       </w:pPr>
       <w:r>
@@ -11351,7 +11194,31 @@
               <w:pStyle w:val="TextoTablas"/>
             </w:pPr>
             <w:r>
-              <w:t>Piquetes F/B/H alineados.</w:t>
+              <w:t>Piquetes F</w:t>
+            </w:r>
+            <w:r>
+              <w:t xml:space="preserve"> </w:t>
+            </w:r>
+            <w:r>
+              <w:t>/</w:t>
+            </w:r>
+            <w:r>
+              <w:t xml:space="preserve"> </w:t>
+            </w:r>
+            <w:r>
+              <w:t>B</w:t>
+            </w:r>
+            <w:r>
+              <w:t xml:space="preserve"> </w:t>
+            </w:r>
+            <w:r>
+              <w:t>/</w:t>
+            </w:r>
+            <w:r>
+              <w:t xml:space="preserve"> </w:t>
+            </w:r>
+            <w:r>
+              <w:t>H alineados.</w:t>
             </w:r>
           </w:p>
         </w:tc>
@@ -11495,7 +11362,6 @@
     </w:tbl>
     <w:p>
       <w:pPr>
-        <w:ind w:left="708"/>
         <w:rPr>
           <w:b/>
           <w:bCs/>
@@ -11508,7 +11374,6 @@
           <w:bCs/>
           <w:lang w:eastAsia="es-CO"/>
         </w:rPr>
-        <w:br/>
         <w:t>Nota</w:t>
       </w:r>
     </w:p>
@@ -11574,25 +11439,10 @@
           <w:lang w:eastAsia="es-CO"/>
         </w:rPr>
       </w:pPr>
-    </w:p>
-    <w:p>
-      <w:pPr>
-        <w:rPr>
-          <w:lang w:eastAsia="es-CO"/>
-        </w:rPr>
-      </w:pPr>
-    </w:p>
-    <w:p>
-      <w:pPr>
-        <w:rPr>
-          <w:lang w:eastAsia="es-CO"/>
-        </w:rPr>
-      </w:pPr>
-      <w:r>
-        <w:rPr>
-          <w:lang w:eastAsia="es-CO"/>
-        </w:rPr>
-        <w:lastRenderedPageBreak/>
+      <w:r>
+        <w:rPr>
+          <w:lang w:eastAsia="es-CO"/>
+        </w:rPr>
         <w:t>Pasos para la transferencia de ajustes:</w:t>
       </w:r>
     </w:p>
@@ -11648,6 +11498,7 @@
         <w:rPr>
           <w:lang w:eastAsia="es-CO"/>
         </w:rPr>
+        <w:lastRenderedPageBreak/>
         <w:t>Truequear</w:t>
       </w:r>
       <w:proofErr w:type="spellEnd"/>
@@ -11799,13 +11650,6 @@
     <w:p>
       <w:pPr>
         <w:rPr>
-          <w:lang w:val="es-419" w:eastAsia="es-CO"/>
-        </w:rPr>
-      </w:pPr>
-    </w:p>
-    <w:p>
-      <w:pPr>
-        <w:rPr>
           <w:b/>
           <w:bCs/>
           <w:lang w:eastAsia="es-CO"/>
@@ -11817,33 +11661,33 @@
           <w:bCs/>
           <w:lang w:eastAsia="es-CO"/>
         </w:rPr>
+        <w:t>Registro y archivado de evidencias</w:t>
+      </w:r>
+    </w:p>
+    <w:p>
+      <w:pPr>
+        <w:rPr>
+          <w:lang w:eastAsia="es-CO"/>
+        </w:rPr>
+      </w:pPr>
+      <w:r>
+        <w:rPr>
+          <w:lang w:eastAsia="es-CO"/>
+        </w:rPr>
+        <w:t>Es una fase fundamental del proceso de comprobación del patrón base, ya que permite conservar trazabilidad sobre los avances, versiones y resultados obtenidos. La documentación es clave tanto para la validación académica como para su aplicación en contextos de producción o desarrollo de colecciones.</w:t>
+      </w:r>
+    </w:p>
+    <w:p>
+      <w:pPr>
+        <w:rPr>
+          <w:lang w:eastAsia="es-CO"/>
+        </w:rPr>
+      </w:pPr>
+      <w:r>
+        <w:rPr>
+          <w:lang w:eastAsia="es-CO"/>
+        </w:rPr>
         <w:lastRenderedPageBreak/>
-        <w:t>Registro y archivado de evidencias</w:t>
-      </w:r>
-    </w:p>
-    <w:p>
-      <w:pPr>
-        <w:rPr>
-          <w:lang w:eastAsia="es-CO"/>
-        </w:rPr>
-      </w:pPr>
-      <w:r>
-        <w:rPr>
-          <w:lang w:eastAsia="es-CO"/>
-        </w:rPr>
-        <w:t>Es una fase fundamental del proceso de comprobación del patrón base, ya que permite conservar trazabilidad sobre los avances, versiones y resultados obtenidos. La documentación es clave tanto para la validación académica como para su aplicación en contextos de producción o desarrollo de colecciones.</w:t>
-      </w:r>
-    </w:p>
-    <w:p>
-      <w:pPr>
-        <w:rPr>
-          <w:lang w:eastAsia="es-CO"/>
-        </w:rPr>
-      </w:pPr>
-      <w:r>
-        <w:rPr>
-          <w:lang w:eastAsia="es-CO"/>
-        </w:rPr>
         <w:t>Se deben conservar de forma ordenada los documentos técnicos, archivos digitales, fotografías y versiones físicas de los patrones, asegurando que cada uno esté debidamente rotulado y almacenado. La información debe ser clara, accesible y estar etiquetada con fecha, responsable del proceso y versión del patrón.</w:t>
       </w:r>
     </w:p>
@@ -11883,7 +11727,7 @@
             <w:pPr>
               <w:pStyle w:val="TextoTablas"/>
             </w:pPr>
-            <w:bookmarkStart w:id="15" w:name="_Hlk202732729"/>
+            <w:bookmarkStart w:id="19" w:name="_Hlk202732729"/>
             <w:r>
               <w:t>Documento</w:t>
             </w:r>
@@ -12082,52 +11926,8 @@
           </w:p>
         </w:tc>
       </w:tr>
-      <w:tr>
-        <w:trPr>
-          <w:trHeight w:val="904"/>
-        </w:trPr>
-        <w:tc>
-          <w:tcPr>
-            <w:tcW w:w="2405" w:type="dxa"/>
-          </w:tcPr>
-          <w:p>
-            <w:pPr>
-              <w:pStyle w:val="TextoTablas"/>
-            </w:pPr>
-            <w:r>
-              <w:t>Movimiento brazo</w:t>
-            </w:r>
-          </w:p>
-        </w:tc>
-        <w:tc>
-          <w:tcPr>
-            <w:tcW w:w="4961" w:type="dxa"/>
-          </w:tcPr>
-          <w:p>
-            <w:pPr>
-              <w:pStyle w:val="TextoTablas"/>
-            </w:pPr>
-            <w:r>
-              <w:t>90° sin tirantez.</w:t>
-            </w:r>
-          </w:p>
-        </w:tc>
-        <w:tc>
-          <w:tcPr>
-            <w:tcW w:w="1560" w:type="dxa"/>
-          </w:tcPr>
-          <w:p>
-            <w:pPr>
-              <w:pStyle w:val="TextoTablas"/>
-            </w:pPr>
-            <w:r>
-              <w:t>-</w:t>
-            </w:r>
-          </w:p>
-        </w:tc>
-      </w:tr>
     </w:tbl>
-    <w:bookmarkEnd w:id="15"/>
+    <w:bookmarkEnd w:id="19"/>
     <w:p>
       <w:pPr>
         <w:rPr>
@@ -12155,40 +11955,48 @@
         <w:rPr>
           <w:lang w:eastAsia="es-CO"/>
         </w:rPr>
-        <w:t xml:space="preserve">Durante la comprobación del patrón base, es común identificar errores que afectan el ajuste, la comodidad o la apariencia de la prenda; reconocer estos errores y </w:t>
-      </w:r>
-      <w:r>
-        <w:rPr>
-          <w:lang w:eastAsia="es-CO"/>
+        <w:t>Durante la comprobación del patrón base, es común identificar errores que afectan el ajuste, la comodidad o la apariencia de la prenda; reconocer estos errores y aplicar las correcciones adecuadas permite perfeccionar el molde antes de pasar a la etapa de escalado o producción.</w:t>
+      </w:r>
+    </w:p>
+    <w:p>
+      <w:pPr>
+        <w:rPr>
+          <w:lang w:eastAsia="es-CO"/>
+        </w:rPr>
+      </w:pPr>
+      <w:r>
+        <w:rPr>
+          <w:lang w:eastAsia="es-CO"/>
+        </w:rPr>
+        <w:t>La siguiente tabla relaciona los errores más frecuentes observados en el desarrollo del prototipo, su posible causa técnica y las acciones recomendadas para corregir directamente en el patrón:</w:t>
+      </w:r>
+    </w:p>
+    <w:p>
+      <w:pPr>
+        <w:rPr>
+          <w:lang w:eastAsia="es-CO"/>
+        </w:rPr>
+      </w:pPr>
+    </w:p>
+    <w:p>
+      <w:pPr>
+        <w:rPr>
+          <w:lang w:eastAsia="es-CO"/>
+        </w:rPr>
+      </w:pPr>
+    </w:p>
+    <w:p>
+      <w:pPr>
+        <w:pStyle w:val="Tabla"/>
+        <w:rPr>
+          <w:lang w:val="es-419" w:eastAsia="es-CO"/>
+        </w:rPr>
+      </w:pPr>
+      <w:r>
+        <w:rPr>
+          <w:lang w:val="es-419" w:eastAsia="es-CO"/>
         </w:rPr>
         <w:lastRenderedPageBreak/>
-        <w:t>aplicar las correcciones adecuadas permite perfeccionar el molde antes de pasar a la etapa de escalado o producción.</w:t>
-      </w:r>
-    </w:p>
-    <w:p>
-      <w:pPr>
-        <w:rPr>
-          <w:lang w:eastAsia="es-CO"/>
-        </w:rPr>
-      </w:pPr>
-      <w:r>
-        <w:rPr>
-          <w:lang w:eastAsia="es-CO"/>
-        </w:rPr>
-        <w:t>La siguiente tabla relaciona los errores más frecuentes observados en el desarrollo del prototipo, su posible causa técnica y las acciones recomendadas para corregir directamente en el patrón:</w:t>
-      </w:r>
-    </w:p>
-    <w:p>
-      <w:pPr>
-        <w:pStyle w:val="Tabla"/>
-        <w:rPr>
-          <w:lang w:val="es-419" w:eastAsia="es-CO"/>
-        </w:rPr>
-      </w:pPr>
-      <w:r>
-        <w:rPr>
-          <w:lang w:val="es-419" w:eastAsia="es-CO"/>
-        </w:rPr>
         <w:t>Errores y correcciones del básico masculino</w:t>
       </w:r>
     </w:p>
@@ -12597,13 +12405,6 @@
     <w:p>
       <w:pPr>
         <w:rPr>
-          <w:lang w:val="es-419" w:eastAsia="es-CO"/>
-        </w:rPr>
-      </w:pPr>
-    </w:p>
-    <w:p>
-      <w:pPr>
-        <w:rPr>
           <w:b/>
           <w:bCs/>
           <w:lang w:eastAsia="es-CO"/>
@@ -12615,42 +12416,49 @@
           <w:bCs/>
           <w:lang w:eastAsia="es-CO"/>
         </w:rPr>
+        <w:t>Lista de abreviaturas y simbologías</w:t>
+      </w:r>
+    </w:p>
+    <w:p>
+      <w:pPr>
+        <w:rPr>
+          <w:lang w:val="es-419" w:eastAsia="es-CO"/>
+        </w:rPr>
+      </w:pPr>
+      <w:r>
+        <w:rPr>
+          <w:lang w:eastAsia="es-CO"/>
+        </w:rPr>
+        <w:t>En los procesos de patronaje, corte y confección, se emplean abreviaturas y símbolos gráficos estandarizados que permiten simplificar la lectura e interpretación de los moldes. La simbología es fundamental para garantizar la comprensión técnica entre diseñadores, patronistas, confeccionistas y aprendices.</w:t>
+      </w:r>
+    </w:p>
+    <w:p>
+      <w:pPr>
+        <w:rPr>
+          <w:lang w:val="es-419" w:eastAsia="es-CO"/>
+        </w:rPr>
+      </w:pPr>
+      <w:r>
+        <w:rPr>
+          <w:lang w:eastAsia="es-CO"/>
+        </w:rPr>
         <w:lastRenderedPageBreak/>
-        <w:t>Lista de abreviaturas y simbologías</w:t>
-      </w:r>
-    </w:p>
-    <w:p>
-      <w:pPr>
+        <w:t>A continuación, se presenta una tabla con las principales abreviaturas y símbolos utilizados durante la comprobación del patrón base masculino:</w:t>
+      </w:r>
+    </w:p>
+    <w:p>
+      <w:pPr>
+        <w:pStyle w:val="Tabla"/>
         <w:rPr>
           <w:lang w:val="es-419" w:eastAsia="es-CO"/>
         </w:rPr>
       </w:pPr>
       <w:r>
         <w:rPr>
-          <w:lang w:eastAsia="es-CO"/>
-        </w:rPr>
-        <w:t>En los procesos de patronaje, corte y confección, se emplean abreviaturas y símbolos gráficos estandarizados que permiten simplificar la lectura e interpretación de los moldes. La simbología es fundamental para garantizar la comprensión técnica entre diseñadores, patronistas, confeccionistas y aprendices.</w:t>
-      </w:r>
-    </w:p>
-    <w:p>
-      <w:pPr>
-        <w:rPr>
           <w:lang w:val="es-419" w:eastAsia="es-CO"/>
         </w:rPr>
-      </w:pPr>
-      <w:r>
-        <w:rPr>
-          <w:lang w:eastAsia="es-CO"/>
-        </w:rPr>
-        <w:t>A continuación, se presenta una tabla con las principales abreviaturas y símbolos utilizados durante la comprobación del patrón base masculino:</w:t>
-      </w:r>
-    </w:p>
-    <w:p>
-      <w:pPr>
-        <w:rPr>
-          <w:lang w:val="es-419" w:eastAsia="es-CO"/>
-        </w:rPr>
-      </w:pPr>
+        <w:t>Símbolos y abreviaturas</w:t>
+      </w:r>
     </w:p>
     <w:tbl>
       <w:tblPr>
@@ -13013,7 +12821,6 @@
               <w:pStyle w:val="TextoTablas"/>
             </w:pPr>
             <w:r>
-              <w:lastRenderedPageBreak/>
               <w:t>● ●</w:t>
             </w:r>
           </w:p>
@@ -13138,6 +12945,7 @@
         <w:rPr>
           <w:lang w:eastAsia="es-CO"/>
         </w:rPr>
+        <w:lastRenderedPageBreak/>
         <w:t>El estudio del patronaje de bases superiores masculinas representa un pilar fundamental en la formación técnica para el diseño y confección de prendas de moda casual; a lo largo de este componente, se consolidaron conocimientos esenciales sobre el análisis morfológico, la estructuración de moldes base, la interpretación de planos y la aplicación precisa de técnicas de trazo, entalle y verificación.</w:t>
       </w:r>
     </w:p>
@@ -13169,11 +12977,18 @@
     </w:p>
     <w:p>
       <w:pPr>
+        <w:spacing w:before="0" w:after="160" w:line="259" w:lineRule="auto"/>
         <w:ind w:firstLine="0"/>
         <w:rPr>
           <w:lang w:val="es-419" w:eastAsia="es-CO"/>
         </w:rPr>
       </w:pPr>
+      <w:r>
+        <w:rPr>
+          <w:b/>
+        </w:rPr>
+        <w:br w:type="page"/>
+      </w:r>
     </w:p>
     <w:p>
       <w:pPr>
@@ -13184,12 +12999,12 @@
         </w:numPr>
         <w:ind w:left="1068"/>
       </w:pPr>
-      <w:bookmarkStart w:id="16" w:name="_Toc202734272"/>
+      <w:bookmarkStart w:id="20" w:name="_Toc203760572"/>
       <w:r>
         <w:lastRenderedPageBreak/>
         <w:t>Síntesis</w:t>
       </w:r>
-      <w:bookmarkEnd w:id="16"/>
+      <w:bookmarkEnd w:id="20"/>
     </w:p>
     <w:p>
       <w:pPr>
@@ -13268,7 +13083,7 @@
                     </pic:cNvPicPr>
                   </pic:nvPicPr>
                   <pic:blipFill>
-                    <a:blip r:embed="rId31">
+                    <a:blip r:embed="rId32">
                       <a:extLst>
                         <a:ext uri="{28A0092B-C50C-407E-A947-70E740481C1C}">
                           <a14:useLocalDpi xmlns:a14="http://schemas.microsoft.com/office/drawing/2010/main" val="0"/>
@@ -13330,12 +13145,12 @@
         </w:numPr>
         <w:ind w:left="1068"/>
       </w:pPr>
-      <w:bookmarkStart w:id="17" w:name="_Toc202734273"/>
+      <w:bookmarkStart w:id="21" w:name="_Toc203760573"/>
       <w:r>
         <w:lastRenderedPageBreak/>
         <w:t>Material complementario</w:t>
       </w:r>
-      <w:bookmarkEnd w:id="17"/>
+      <w:bookmarkEnd w:id="21"/>
     </w:p>
     <w:tbl>
       <w:tblPr>
@@ -13459,7 +13274,7 @@
             <w:pPr>
               <w:pStyle w:val="TextoTablas"/>
             </w:pPr>
-            <w:hyperlink r:id="rId32" w:history="1">
+            <w:hyperlink r:id="rId33" w:history="1">
               <w:r>
                 <w:rPr>
                   <w:rStyle w:val="Hipervnculo"/>
@@ -13493,7 +13308,10 @@
               <w:pStyle w:val="TextoTablas"/>
             </w:pPr>
             <w:r>
-              <w:t>Servicio Nacional de Aprendizaje (SENA). (2015). Patronaje y escalada línea masculina.</w:t>
+              <w:t>Servicio Nacional de Aprendizaje (SENA). (2015). Patronaje y escalado línea masculina</w:t>
+            </w:r>
+            <w:r>
+              <w:t>.</w:t>
             </w:r>
           </w:p>
         </w:tc>
@@ -13518,7 +13336,7 @@
             <w:pPr>
               <w:pStyle w:val="TextoTablas"/>
             </w:pPr>
-            <w:hyperlink r:id="rId33" w:history="1">
+            <w:hyperlink r:id="rId34" w:history="1">
               <w:r>
                 <w:rPr>
                   <w:rStyle w:val="Hipervnculo"/>
@@ -13619,12 +13437,12 @@
         </w:numPr>
         <w:ind w:left="1068"/>
       </w:pPr>
-      <w:bookmarkStart w:id="18" w:name="_Toc202734274"/>
+      <w:bookmarkStart w:id="22" w:name="_Toc203760574"/>
       <w:r>
         <w:lastRenderedPageBreak/>
         <w:t>Glosario</w:t>
       </w:r>
-      <w:bookmarkEnd w:id="18"/>
+      <w:bookmarkEnd w:id="22"/>
     </w:p>
     <w:p>
       <w:pPr>
@@ -14051,7 +13869,7 @@
         </w:numPr>
         <w:ind w:left="1068"/>
       </w:pPr>
-      <w:bookmarkStart w:id="19" w:name="_Toc202734275"/>
+      <w:bookmarkStart w:id="23" w:name="_Toc203760575"/>
       <w:r>
         <w:rPr>
           <w:bdr w:val="none" w:sz="0" w:space="0" w:color="auto" w:frame="1"/>
@@ -14059,7 +13877,7 @@
         <w:lastRenderedPageBreak/>
         <w:t>Referencias bibliográficas</w:t>
       </w:r>
-      <w:bookmarkEnd w:id="19"/>
+      <w:bookmarkEnd w:id="23"/>
     </w:p>
     <w:p>
       <w:pPr>
@@ -14733,12 +14551,12 @@
         </w:numPr>
         <w:ind w:left="708"/>
       </w:pPr>
-      <w:bookmarkStart w:id="20" w:name="_Toc202734276"/>
+      <w:bookmarkStart w:id="24" w:name="_Toc203760576"/>
       <w:r>
         <w:lastRenderedPageBreak/>
         <w:t>Créditos</w:t>
       </w:r>
-      <w:bookmarkEnd w:id="20"/>
+      <w:bookmarkEnd w:id="24"/>
     </w:p>
     <w:tbl>
       <w:tblPr>
@@ -14767,7 +14585,7 @@
             <w:pPr>
               <w:pStyle w:val="TextoTablas"/>
             </w:pPr>
-            <w:bookmarkStart w:id="21" w:name="_Hlk202731172"/>
+            <w:bookmarkStart w:id="25" w:name="_Hlk202731172"/>
             <w:r>
               <w:t>Nombre</w:t>
             </w:r>
@@ -14819,13 +14637,8 @@
             <w:pPr>
               <w:pStyle w:val="TextoTablas"/>
             </w:pPr>
-            <w:proofErr w:type="spellStart"/>
-            <w:r>
-              <w:t>Milady</w:t>
-            </w:r>
-            <w:proofErr w:type="spellEnd"/>
-            <w:r>
-              <w:t xml:space="preserve"> Tatiana Villamil Castellanos</w:t>
+            <w:r>
+              <w:t>Milady Tatiana Villamil Castellanos</w:t>
             </w:r>
           </w:p>
         </w:tc>
@@ -14900,7 +14713,7 @@
           </w:p>
         </w:tc>
       </w:tr>
-      <w:bookmarkEnd w:id="21"/>
+      <w:bookmarkEnd w:id="25"/>
       <w:tr>
         <w:trPr>
           <w:cnfStyle w:val="000000100000" w:firstRow="0" w:lastRow="0" w:firstColumn="0" w:lastColumn="0" w:oddVBand="0" w:evenVBand="0" w:oddHBand="1" w:evenHBand="0" w:firstRowFirstColumn="0" w:firstRowLastColumn="0" w:lastRowFirstColumn="0" w:lastRowLastColumn="0"/>
@@ -14978,7 +14791,13 @@
               <w:pStyle w:val="TextoTablas"/>
             </w:pPr>
             <w:r>
-              <w:t>Evaluadora Instruccional</w:t>
+              <w:t xml:space="preserve">Evaluadora </w:t>
+            </w:r>
+            <w:r>
+              <w:t>i</w:t>
+            </w:r>
+            <w:r>
+              <w:t>nstruccional</w:t>
             </w:r>
           </w:p>
         </w:tc>
@@ -15110,13 +14929,8 @@
             <w:pPr>
               <w:pStyle w:val="TextoTablas"/>
             </w:pPr>
-            <w:proofErr w:type="spellStart"/>
-            <w:r>
-              <w:t>Maria</w:t>
-            </w:r>
-            <w:proofErr w:type="spellEnd"/>
-            <w:r>
-              <w:t xml:space="preserve"> Alejandra Vera Briceño</w:t>
+            <w:r>
+              <w:t>Maria Alejandra Vera Briceño</w:t>
             </w:r>
           </w:p>
         </w:tc>
@@ -15248,8 +15062,8 @@
       </w:pPr>
     </w:p>
     <w:sectPr>
-      <w:headerReference w:type="default" r:id="rId34"/>
-      <w:footerReference w:type="default" r:id="rId35"/>
+      <w:headerReference w:type="default" r:id="rId35"/>
+      <w:footerReference w:type="default" r:id="rId36"/>
       <w:pgSz w:w="12240" w:h="15840"/>
       <w:pgMar w:top="1701" w:right="1134" w:bottom="1134" w:left="1134" w:header="709" w:footer="737" w:gutter="0"/>
       <w:pgNumType w:start="1"/>
@@ -15261,7 +15075,7 @@
 </file>
 
 <file path=word/endnotes.xml><?xml version="1.0" encoding="utf-8"?>
-<w:endnotes xmlns:wpc="http://schemas.microsoft.com/office/word/2010/wordprocessingCanvas" xmlns:cx="http://schemas.microsoft.com/office/drawing/2014/chartex" xmlns:cx1="http://schemas.microsoft.com/office/drawing/2015/9/8/chartex" xmlns:cx2="http://schemas.microsoft.com/office/drawing/2015/10/21/chartex" xmlns:cx3="http://schemas.microsoft.com/office/drawing/2016/5/9/chartex" xmlns:cx4="http://schemas.microsoft.com/office/drawing/2016/5/10/chartex" xmlns:cx5="http://schemas.microsoft.com/office/drawing/2016/5/11/chartex" xmlns:cx6="http://schemas.microsoft.com/office/drawing/2016/5/12/chartex" xmlns:cx7="http://schemas.microsoft.com/office/drawing/2016/5/13/chartex" xmlns:cx8="http://schemas.microsoft.com/office/drawing/2016/5/14/chartex" xmlns:mc="http://schemas.openxmlformats.org/markup-compatibility/2006" xmlns:aink="http://schemas.microsoft.com/office/drawing/2016/ink" xmlns:am3d="http://schemas.microsoft.com/office/drawing/2017/model3d" xmlns:o="urn:schemas-microsoft-com:office:office" xmlns:r="http://schemas.openxmlformats.org/officeDocument/2006/relationships" xmlns:m="http://schemas.openxmlformats.org/officeDocument/2006/math" xmlns:v="urn:schemas-microsoft-com:vml" xmlns:wp14="http://schemas.microsoft.com/office/word/2010/wordprocessingDrawing" xmlns:wp="http://schemas.openxmlformats.org/drawingml/2006/wordprocessingDrawing" xmlns:w10="urn:schemas-microsoft-com:office:word" xmlns:w="http://schemas.openxmlformats.org/wordprocessingml/2006/main" xmlns:w14="http://schemas.microsoft.com/office/word/2010/wordml" xmlns:w15="http://schemas.microsoft.com/office/word/2012/wordml" xmlns:w16cex="http://schemas.microsoft.com/office/word/2018/wordml/cex" xmlns:w16cid="http://schemas.microsoft.com/office/word/2016/wordml/cid" xmlns:w16="http://schemas.microsoft.com/office/word/2018/wordml" xmlns:w16sdtdh="http://schemas.microsoft.com/office/word/2020/wordml/sdtdatahash" xmlns:w16se="http://schemas.microsoft.com/office/word/2015/wordml/symex" xmlns:wpg="http://schemas.microsoft.com/office/word/2010/wordprocessingGroup" xmlns:wpi="http://schemas.microsoft.com/office/word/2010/wordprocessingInk" xmlns:wne="http://schemas.microsoft.com/office/word/2006/wordml" xmlns:wps="http://schemas.microsoft.com/office/word/2010/wordprocessingShape" mc:Ignorable="w14 w15 w16se w16cid w16 w16cex w16sdtdh wp14">
+<w:endnotes xmlns:wpc="http://schemas.microsoft.com/office/word/2010/wordprocessingCanvas" xmlns:cx="http://schemas.microsoft.com/office/drawing/2014/chartex" xmlns:cx1="http://schemas.microsoft.com/office/drawing/2015/9/8/chartex" xmlns:cx2="http://schemas.microsoft.com/office/drawing/2015/10/21/chartex" xmlns:cx3="http://schemas.microsoft.com/office/drawing/2016/5/9/chartex" xmlns:cx4="http://schemas.microsoft.com/office/drawing/2016/5/10/chartex" xmlns:cx5="http://schemas.microsoft.com/office/drawing/2016/5/11/chartex" xmlns:cx6="http://schemas.microsoft.com/office/drawing/2016/5/12/chartex" xmlns:cx7="http://schemas.microsoft.com/office/drawing/2016/5/13/chartex" xmlns:cx8="http://schemas.microsoft.com/office/drawing/2016/5/14/chartex" xmlns:mc="http://schemas.openxmlformats.org/markup-compatibility/2006" xmlns:aink="http://schemas.microsoft.com/office/drawing/2016/ink" xmlns:am3d="http://schemas.microsoft.com/office/drawing/2017/model3d" xmlns:o="urn:schemas-microsoft-com:office:office" xmlns:oel="http://schemas.microsoft.com/office/2019/extlst" xmlns:r="http://schemas.openxmlformats.org/officeDocument/2006/relationships" xmlns:m="http://schemas.openxmlformats.org/officeDocument/2006/math" xmlns:v="urn:schemas-microsoft-com:vml" xmlns:wp14="http://schemas.microsoft.com/office/word/2010/wordprocessingDrawing" xmlns:wp="http://schemas.openxmlformats.org/drawingml/2006/wordprocessingDrawing" xmlns:w10="urn:schemas-microsoft-com:office:word" xmlns:w="http://schemas.openxmlformats.org/wordprocessingml/2006/main" xmlns:w14="http://schemas.microsoft.com/office/word/2010/wordml" xmlns:w15="http://schemas.microsoft.com/office/word/2012/wordml" xmlns:w16cex="http://schemas.microsoft.com/office/word/2018/wordml/cex" xmlns:w16cid="http://schemas.microsoft.com/office/word/2016/wordml/cid" xmlns:w16="http://schemas.microsoft.com/office/word/2018/wordml" xmlns:w16du="http://schemas.microsoft.com/office/word/2023/wordml/word16du" xmlns:w16sdtdh="http://schemas.microsoft.com/office/word/2020/wordml/sdtdatahash" xmlns:w16sdtfl="http://schemas.microsoft.com/office/word/2024/wordml/sdtformatlock" xmlns:w16se="http://schemas.microsoft.com/office/word/2015/wordml/symex" xmlns:wpg="http://schemas.microsoft.com/office/word/2010/wordprocessingGroup" xmlns:wpi="http://schemas.microsoft.com/office/word/2010/wordprocessingInk" xmlns:wne="http://schemas.microsoft.com/office/word/2006/wordml" xmlns:wps="http://schemas.microsoft.com/office/word/2010/wordprocessingShape" mc:Ignorable="w14 w15 w16se w16cid w16 w16cex w16sdtdh w16sdtfl w16du wp14">
   <w:endnote w:type="separator" w:id="-1">
     <w:p>
       <w:pPr>
@@ -15286,7 +15100,7 @@
 </file>
 
 <file path=word/footer1.xml><?xml version="1.0" encoding="utf-8"?>
-<w:ftr xmlns:wpc="http://schemas.microsoft.com/office/word/2010/wordprocessingCanvas" xmlns:cx="http://schemas.microsoft.com/office/drawing/2014/chartex" xmlns:cx1="http://schemas.microsoft.com/office/drawing/2015/9/8/chartex" xmlns:cx2="http://schemas.microsoft.com/office/drawing/2015/10/21/chartex" xmlns:cx3="http://schemas.microsoft.com/office/drawing/2016/5/9/chartex" xmlns:cx4="http://schemas.microsoft.com/office/drawing/2016/5/10/chartex" xmlns:cx5="http://schemas.microsoft.com/office/drawing/2016/5/11/chartex" xmlns:cx6="http://schemas.microsoft.com/office/drawing/2016/5/12/chartex" xmlns:cx7="http://schemas.microsoft.com/office/drawing/2016/5/13/chartex" xmlns:cx8="http://schemas.microsoft.com/office/drawing/2016/5/14/chartex" xmlns:mc="http://schemas.openxmlformats.org/markup-compatibility/2006" xmlns:aink="http://schemas.microsoft.com/office/drawing/2016/ink" xmlns:am3d="http://schemas.microsoft.com/office/drawing/2017/model3d" xmlns:o="urn:schemas-microsoft-com:office:office" xmlns:r="http://schemas.openxmlformats.org/officeDocument/2006/relationships" xmlns:m="http://schemas.openxmlformats.org/officeDocument/2006/math" xmlns:v="urn:schemas-microsoft-com:vml" xmlns:wp14="http://schemas.microsoft.com/office/word/2010/wordprocessingDrawing" xmlns:wp="http://schemas.openxmlformats.org/drawingml/2006/wordprocessingDrawing" xmlns:w10="urn:schemas-microsoft-com:office:word" xmlns:w="http://schemas.openxmlformats.org/wordprocessingml/2006/main" xmlns:w14="http://schemas.microsoft.com/office/word/2010/wordml" xmlns:w15="http://schemas.microsoft.com/office/word/2012/wordml" xmlns:w16cex="http://schemas.microsoft.com/office/word/2018/wordml/cex" xmlns:w16cid="http://schemas.microsoft.com/office/word/2016/wordml/cid" xmlns:w16="http://schemas.microsoft.com/office/word/2018/wordml" xmlns:w16sdtdh="http://schemas.microsoft.com/office/word/2020/wordml/sdtdatahash" xmlns:w16se="http://schemas.microsoft.com/office/word/2015/wordml/symex" xmlns:wpg="http://schemas.microsoft.com/office/word/2010/wordprocessingGroup" xmlns:wpi="http://schemas.microsoft.com/office/word/2010/wordprocessingInk" xmlns:wne="http://schemas.microsoft.com/office/word/2006/wordml" xmlns:wps="http://schemas.microsoft.com/office/word/2010/wordprocessingShape" mc:Ignorable="w14 w15 w16se w16cid w16 w16cex w16sdtdh wp14">
+<w:ftr xmlns:wpc="http://schemas.microsoft.com/office/word/2010/wordprocessingCanvas" xmlns:cx="http://schemas.microsoft.com/office/drawing/2014/chartex" xmlns:cx1="http://schemas.microsoft.com/office/drawing/2015/9/8/chartex" xmlns:cx2="http://schemas.microsoft.com/office/drawing/2015/10/21/chartex" xmlns:cx3="http://schemas.microsoft.com/office/drawing/2016/5/9/chartex" xmlns:cx4="http://schemas.microsoft.com/office/drawing/2016/5/10/chartex" xmlns:cx5="http://schemas.microsoft.com/office/drawing/2016/5/11/chartex" xmlns:cx6="http://schemas.microsoft.com/office/drawing/2016/5/12/chartex" xmlns:cx7="http://schemas.microsoft.com/office/drawing/2016/5/13/chartex" xmlns:cx8="http://schemas.microsoft.com/office/drawing/2016/5/14/chartex" xmlns:mc="http://schemas.openxmlformats.org/markup-compatibility/2006" xmlns:aink="http://schemas.microsoft.com/office/drawing/2016/ink" xmlns:am3d="http://schemas.microsoft.com/office/drawing/2017/model3d" xmlns:o="urn:schemas-microsoft-com:office:office" xmlns:oel="http://schemas.microsoft.com/office/2019/extlst" xmlns:r="http://schemas.openxmlformats.org/officeDocument/2006/relationships" xmlns:m="http://schemas.openxmlformats.org/officeDocument/2006/math" xmlns:v="urn:schemas-microsoft-com:vml" xmlns:wp14="http://schemas.microsoft.com/office/word/2010/wordprocessingDrawing" xmlns:wp="http://schemas.openxmlformats.org/drawingml/2006/wordprocessingDrawing" xmlns:w10="urn:schemas-microsoft-com:office:word" xmlns:w="http://schemas.openxmlformats.org/wordprocessingml/2006/main" xmlns:w14="http://schemas.microsoft.com/office/word/2010/wordml" xmlns:w15="http://schemas.microsoft.com/office/word/2012/wordml" xmlns:w16cex="http://schemas.microsoft.com/office/word/2018/wordml/cex" xmlns:w16cid="http://schemas.microsoft.com/office/word/2016/wordml/cid" xmlns:w16="http://schemas.microsoft.com/office/word/2018/wordml" xmlns:w16du="http://schemas.microsoft.com/office/word/2023/wordml/word16du" xmlns:w16sdtdh="http://schemas.microsoft.com/office/word/2020/wordml/sdtdatahash" xmlns:w16sdtfl="http://schemas.microsoft.com/office/word/2024/wordml/sdtformatlock" xmlns:w16se="http://schemas.microsoft.com/office/word/2015/wordml/symex" xmlns:wpg="http://schemas.microsoft.com/office/word/2010/wordprocessingGroup" xmlns:wpi="http://schemas.microsoft.com/office/word/2010/wordprocessingInk" xmlns:wne="http://schemas.microsoft.com/office/word/2006/wordml" xmlns:wps="http://schemas.microsoft.com/office/word/2010/wordprocessingShape" mc:Ignorable="w14 w15 w16se w16cid w16 w16cex w16sdtdh w16sdtfl w16du wp14">
   <w:sdt>
     <w:sdtPr>
       <w:id w:val="111017779"/>
@@ -15295,7 +15109,6 @@
         <w:docPartUnique/>
       </w:docPartObj>
     </w:sdtPr>
-    <w:sdtEndPr/>
     <w:sdtContent>
       <w:p>
         <w:pPr>
@@ -15314,7 +15127,7 @@
 </file>
 
 <file path=word/footer2.xml><?xml version="1.0" encoding="utf-8"?>
-<w:ftr xmlns:wpc="http://schemas.microsoft.com/office/word/2010/wordprocessingCanvas" xmlns:cx="http://schemas.microsoft.com/office/drawing/2014/chartex" xmlns:cx1="http://schemas.microsoft.com/office/drawing/2015/9/8/chartex" xmlns:cx2="http://schemas.microsoft.com/office/drawing/2015/10/21/chartex" xmlns:cx3="http://schemas.microsoft.com/office/drawing/2016/5/9/chartex" xmlns:cx4="http://schemas.microsoft.com/office/drawing/2016/5/10/chartex" xmlns:cx5="http://schemas.microsoft.com/office/drawing/2016/5/11/chartex" xmlns:cx6="http://schemas.microsoft.com/office/drawing/2016/5/12/chartex" xmlns:cx7="http://schemas.microsoft.com/office/drawing/2016/5/13/chartex" xmlns:cx8="http://schemas.microsoft.com/office/drawing/2016/5/14/chartex" xmlns:mc="http://schemas.openxmlformats.org/markup-compatibility/2006" xmlns:aink="http://schemas.microsoft.com/office/drawing/2016/ink" xmlns:am3d="http://schemas.microsoft.com/office/drawing/2017/model3d" xmlns:o="urn:schemas-microsoft-com:office:office" xmlns:r="http://schemas.openxmlformats.org/officeDocument/2006/relationships" xmlns:m="http://schemas.openxmlformats.org/officeDocument/2006/math" xmlns:v="urn:schemas-microsoft-com:vml" xmlns:wp14="http://schemas.microsoft.com/office/word/2010/wordprocessingDrawing" xmlns:wp="http://schemas.openxmlformats.org/drawingml/2006/wordprocessingDrawing" xmlns:w10="urn:schemas-microsoft-com:office:word" xmlns:w="http://schemas.openxmlformats.org/wordprocessingml/2006/main" xmlns:w14="http://schemas.microsoft.com/office/word/2010/wordml" xmlns:w15="http://schemas.microsoft.com/office/word/2012/wordml" xmlns:w16cex="http://schemas.microsoft.com/office/word/2018/wordml/cex" xmlns:w16cid="http://schemas.microsoft.com/office/word/2016/wordml/cid" xmlns:w16="http://schemas.microsoft.com/office/word/2018/wordml" xmlns:w16sdtdh="http://schemas.microsoft.com/office/word/2020/wordml/sdtdatahash" xmlns:w16se="http://schemas.microsoft.com/office/word/2015/wordml/symex" xmlns:wpg="http://schemas.microsoft.com/office/word/2010/wordprocessingGroup" xmlns:wpi="http://schemas.microsoft.com/office/word/2010/wordprocessingInk" xmlns:wne="http://schemas.microsoft.com/office/word/2006/wordml" xmlns:wps="http://schemas.microsoft.com/office/word/2010/wordprocessingShape" mc:Ignorable="w14 w15 w16se w16cid w16 w16cex w16sdtdh wp14">
+<w:ftr xmlns:wpc="http://schemas.microsoft.com/office/word/2010/wordprocessingCanvas" xmlns:cx="http://schemas.microsoft.com/office/drawing/2014/chartex" xmlns:cx1="http://schemas.microsoft.com/office/drawing/2015/9/8/chartex" xmlns:cx2="http://schemas.microsoft.com/office/drawing/2015/10/21/chartex" xmlns:cx3="http://schemas.microsoft.com/office/drawing/2016/5/9/chartex" xmlns:cx4="http://schemas.microsoft.com/office/drawing/2016/5/10/chartex" xmlns:cx5="http://schemas.microsoft.com/office/drawing/2016/5/11/chartex" xmlns:cx6="http://schemas.microsoft.com/office/drawing/2016/5/12/chartex" xmlns:cx7="http://schemas.microsoft.com/office/drawing/2016/5/13/chartex" xmlns:cx8="http://schemas.microsoft.com/office/drawing/2016/5/14/chartex" xmlns:mc="http://schemas.openxmlformats.org/markup-compatibility/2006" xmlns:aink="http://schemas.microsoft.com/office/drawing/2016/ink" xmlns:am3d="http://schemas.microsoft.com/office/drawing/2017/model3d" xmlns:o="urn:schemas-microsoft-com:office:office" xmlns:oel="http://schemas.microsoft.com/office/2019/extlst" xmlns:r="http://schemas.openxmlformats.org/officeDocument/2006/relationships" xmlns:m="http://schemas.openxmlformats.org/officeDocument/2006/math" xmlns:v="urn:schemas-microsoft-com:vml" xmlns:wp14="http://schemas.microsoft.com/office/word/2010/wordprocessingDrawing" xmlns:wp="http://schemas.openxmlformats.org/drawingml/2006/wordprocessingDrawing" xmlns:w10="urn:schemas-microsoft-com:office:word" xmlns:w="http://schemas.openxmlformats.org/wordprocessingml/2006/main" xmlns:w14="http://schemas.microsoft.com/office/word/2010/wordml" xmlns:w15="http://schemas.microsoft.com/office/word/2012/wordml" xmlns:w16cex="http://schemas.microsoft.com/office/word/2018/wordml/cex" xmlns:w16cid="http://schemas.microsoft.com/office/word/2016/wordml/cid" xmlns:w16="http://schemas.microsoft.com/office/word/2018/wordml" xmlns:w16du="http://schemas.microsoft.com/office/word/2023/wordml/word16du" xmlns:w16sdtdh="http://schemas.microsoft.com/office/word/2020/wordml/sdtdatahash" xmlns:w16sdtfl="http://schemas.microsoft.com/office/word/2024/wordml/sdtformatlock" xmlns:w16se="http://schemas.microsoft.com/office/word/2015/wordml/symex" xmlns:wpg="http://schemas.microsoft.com/office/word/2010/wordprocessingGroup" xmlns:wpi="http://schemas.microsoft.com/office/word/2010/wordprocessingInk" xmlns:wne="http://schemas.microsoft.com/office/word/2006/wordml" xmlns:wps="http://schemas.microsoft.com/office/word/2010/wordprocessingShape" mc:Ignorable="w14 w15 w16se w16cid w16 w16cex w16sdtdh w16sdtfl w16du wp14">
   <w:sdt>
     <w:sdtPr>
       <w:id w:val="-1465197936"/>
@@ -15323,7 +15136,6 @@
         <w:docPartUnique/>
       </w:docPartObj>
     </w:sdtPr>
-    <w:sdtEndPr/>
     <w:sdtContent>
       <w:p>
         <w:pPr>
@@ -15418,7 +15230,7 @@
                   <v:stroke joinstyle="miter"/>
                   <v:path gradientshapeok="t" o:connecttype="rect"/>
                 </v:shapetype>
-                <v:shape id="_x0000_s1027" type="#_x0000_t202" alt="&quot;&quot;" style="position:absolute;left:0;text-align:left;margin-left:16.1pt;margin-top:.65pt;width:455.15pt;height:41.4pt;z-index:251661312;visibility:visible;mso-wrap-style:square;mso-width-percent:0;mso-height-percent:0;mso-wrap-distance-left:9pt;mso-wrap-distance-top:3.6pt;mso-wrap-distance-right:9pt;mso-wrap-distance-bottom:3.6pt;mso-position-horizontal:absolute;mso-position-horizontal-relative:text;mso-position-vertical:absolute;mso-position-vertical-relative:text;mso-width-percent:0;mso-height-percent:0;mso-width-relative:margin;mso-height-relative:margin;v-text-anchor:top" o:gfxdata="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" stroked="f">
+                <v:shape id="_x0000_s1027" type="#_x0000_t202" alt="&quot;&quot;" style="position:absolute;left:0;text-align:left;margin-left:16.1pt;margin-top:.65pt;width:455.15pt;height:41.4pt;z-index:251661312;visibility:visible;mso-wrap-style:square;mso-width-percent:0;mso-height-percent:0;mso-wrap-distance-left:9pt;mso-wrap-distance-top:3.6pt;mso-wrap-distance-right:9pt;mso-wrap-distance-bottom:3.6pt;mso-position-horizontal:absolute;mso-position-horizontal-relative:text;mso-position-vertical:absolute;mso-position-vertical-relative:text;mso-width-percent:0;mso-height-percent:0;mso-width-relative:margin;mso-height-relative:margin;v-text-anchor:top" o:gfxdata="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" stroked="f">
                   <v:textbox>
                     <w:txbxContent>
                       <w:p>
@@ -15469,7 +15281,7 @@
 </file>
 
 <file path=word/footnotes.xml><?xml version="1.0" encoding="utf-8"?>
-<w:footnotes xmlns:wpc="http://schemas.microsoft.com/office/word/2010/wordprocessingCanvas" xmlns:cx="http://schemas.microsoft.com/office/drawing/2014/chartex" xmlns:cx1="http://schemas.microsoft.com/office/drawing/2015/9/8/chartex" xmlns:cx2="http://schemas.microsoft.com/office/drawing/2015/10/21/chartex" xmlns:cx3="http://schemas.microsoft.com/office/drawing/2016/5/9/chartex" xmlns:cx4="http://schemas.microsoft.com/office/drawing/2016/5/10/chartex" xmlns:cx5="http://schemas.microsoft.com/office/drawing/2016/5/11/chartex" xmlns:cx6="http://schemas.microsoft.com/office/drawing/2016/5/12/chartex" xmlns:cx7="http://schemas.microsoft.com/office/drawing/2016/5/13/chartex" xmlns:cx8="http://schemas.microsoft.com/office/drawing/2016/5/14/chartex" xmlns:mc="http://schemas.openxmlformats.org/markup-compatibility/2006" xmlns:aink="http://schemas.microsoft.com/office/drawing/2016/ink" xmlns:am3d="http://schemas.microsoft.com/office/drawing/2017/model3d" xmlns:o="urn:schemas-microsoft-com:office:office" xmlns:r="http://schemas.openxmlformats.org/officeDocument/2006/relationships" xmlns:m="http://schemas.openxmlformats.org/officeDocument/2006/math" xmlns:v="urn:schemas-microsoft-com:vml" xmlns:wp14="http://schemas.microsoft.com/office/word/2010/wordprocessingDrawing" xmlns:wp="http://schemas.openxmlformats.org/drawingml/2006/wordprocessingDrawing" xmlns:w10="urn:schemas-microsoft-com:office:word" xmlns:w="http://schemas.openxmlformats.org/wordprocessingml/2006/main" xmlns:w14="http://schemas.microsoft.com/office/word/2010/wordml" xmlns:w15="http://schemas.microsoft.com/office/word/2012/wordml" xmlns:w16cex="http://schemas.microsoft.com/office/word/2018/wordml/cex" xmlns:w16cid="http://schemas.microsoft.com/office/word/2016/wordml/cid" xmlns:w16="http://schemas.microsoft.com/office/word/2018/wordml" xmlns:w16sdtdh="http://schemas.microsoft.com/office/word/2020/wordml/sdtdatahash" xmlns:w16se="http://schemas.microsoft.com/office/word/2015/wordml/symex" xmlns:wpg="http://schemas.microsoft.com/office/word/2010/wordprocessingGroup" xmlns:wpi="http://schemas.microsoft.com/office/word/2010/wordprocessingInk" xmlns:wne="http://schemas.microsoft.com/office/word/2006/wordml" xmlns:wps="http://schemas.microsoft.com/office/word/2010/wordprocessingShape" mc:Ignorable="w14 w15 w16se w16cid w16 w16cex w16sdtdh wp14">
+<w:footnotes xmlns:wpc="http://schemas.microsoft.com/office/word/2010/wordprocessingCanvas" xmlns:cx="http://schemas.microsoft.com/office/drawing/2014/chartex" xmlns:cx1="http://schemas.microsoft.com/office/drawing/2015/9/8/chartex" xmlns:cx2="http://schemas.microsoft.com/office/drawing/2015/10/21/chartex" xmlns:cx3="http://schemas.microsoft.com/office/drawing/2016/5/9/chartex" xmlns:cx4="http://schemas.microsoft.com/office/drawing/2016/5/10/chartex" xmlns:cx5="http://schemas.microsoft.com/office/drawing/2016/5/11/chartex" xmlns:cx6="http://schemas.microsoft.com/office/drawing/2016/5/12/chartex" xmlns:cx7="http://schemas.microsoft.com/office/drawing/2016/5/13/chartex" xmlns:cx8="http://schemas.microsoft.com/office/drawing/2016/5/14/chartex" xmlns:mc="http://schemas.openxmlformats.org/markup-compatibility/2006" xmlns:aink="http://schemas.microsoft.com/office/drawing/2016/ink" xmlns:am3d="http://schemas.microsoft.com/office/drawing/2017/model3d" xmlns:o="urn:schemas-microsoft-com:office:office" xmlns:oel="http://schemas.microsoft.com/office/2019/extlst" xmlns:r="http://schemas.openxmlformats.org/officeDocument/2006/relationships" xmlns:m="http://schemas.openxmlformats.org/officeDocument/2006/math" xmlns:v="urn:schemas-microsoft-com:vml" xmlns:wp14="http://schemas.microsoft.com/office/word/2010/wordprocessingDrawing" xmlns:wp="http://schemas.openxmlformats.org/drawingml/2006/wordprocessingDrawing" xmlns:w10="urn:schemas-microsoft-com:office:word" xmlns:w="http://schemas.openxmlformats.org/wordprocessingml/2006/main" xmlns:w14="http://schemas.microsoft.com/office/word/2010/wordml" xmlns:w15="http://schemas.microsoft.com/office/word/2012/wordml" xmlns:w16cex="http://schemas.microsoft.com/office/word/2018/wordml/cex" xmlns:w16cid="http://schemas.microsoft.com/office/word/2016/wordml/cid" xmlns:w16="http://schemas.microsoft.com/office/word/2018/wordml" xmlns:w16du="http://schemas.microsoft.com/office/word/2023/wordml/word16du" xmlns:w16sdtdh="http://schemas.microsoft.com/office/word/2020/wordml/sdtdatahash" xmlns:w16sdtfl="http://schemas.microsoft.com/office/word/2024/wordml/sdtformatlock" xmlns:w16se="http://schemas.microsoft.com/office/word/2015/wordml/symex" xmlns:wpg="http://schemas.microsoft.com/office/word/2010/wordprocessingGroup" xmlns:wpi="http://schemas.microsoft.com/office/word/2010/wordprocessingInk" xmlns:wne="http://schemas.microsoft.com/office/word/2006/wordml" xmlns:wps="http://schemas.microsoft.com/office/word/2010/wordprocessingShape" mc:Ignorable="w14 w15 w16se w16cid w16 w16cex w16sdtdh w16sdtfl w16du wp14">
   <w:footnote w:type="separator" w:id="-1">
     <w:p>
       <w:pPr>
@@ -15494,7 +15306,7 @@
 </file>
 
 <file path=word/header1.xml><?xml version="1.0" encoding="utf-8"?>
-<w:hdr xmlns:wpc="http://schemas.microsoft.com/office/word/2010/wordprocessingCanvas" xmlns:cx="http://schemas.microsoft.com/office/drawing/2014/chartex" xmlns:cx1="http://schemas.microsoft.com/office/drawing/2015/9/8/chartex" xmlns:cx2="http://schemas.microsoft.com/office/drawing/2015/10/21/chartex" xmlns:cx3="http://schemas.microsoft.com/office/drawing/2016/5/9/chartex" xmlns:cx4="http://schemas.microsoft.com/office/drawing/2016/5/10/chartex" xmlns:cx5="http://schemas.microsoft.com/office/drawing/2016/5/11/chartex" xmlns:cx6="http://schemas.microsoft.com/office/drawing/2016/5/12/chartex" xmlns:cx7="http://schemas.microsoft.com/office/drawing/2016/5/13/chartex" xmlns:cx8="http://schemas.microsoft.com/office/drawing/2016/5/14/chartex" xmlns:mc="http://schemas.openxmlformats.org/markup-compatibility/2006" xmlns:aink="http://schemas.microsoft.com/office/drawing/2016/ink" xmlns:am3d="http://schemas.microsoft.com/office/drawing/2017/model3d" xmlns:o="urn:schemas-microsoft-com:office:office" xmlns:r="http://schemas.openxmlformats.org/officeDocument/2006/relationships" xmlns:m="http://schemas.openxmlformats.org/officeDocument/2006/math" xmlns:v="urn:schemas-microsoft-com:vml" xmlns:wp14="http://schemas.microsoft.com/office/word/2010/wordprocessingDrawing" xmlns:wp="http://schemas.openxmlformats.org/drawingml/2006/wordprocessingDrawing" xmlns:w10="urn:schemas-microsoft-com:office:word" xmlns:w="http://schemas.openxmlformats.org/wordprocessingml/2006/main" xmlns:w14="http://schemas.microsoft.com/office/word/2010/wordml" xmlns:w15="http://schemas.microsoft.com/office/word/2012/wordml" xmlns:w16cex="http://schemas.microsoft.com/office/word/2018/wordml/cex" xmlns:w16cid="http://schemas.microsoft.com/office/word/2016/wordml/cid" xmlns:w16="http://schemas.microsoft.com/office/word/2018/wordml" xmlns:w16sdtdh="http://schemas.microsoft.com/office/word/2020/wordml/sdtdatahash" xmlns:w16se="http://schemas.microsoft.com/office/word/2015/wordml/symex" xmlns:wpg="http://schemas.microsoft.com/office/word/2010/wordprocessingGroup" xmlns:wpi="http://schemas.microsoft.com/office/word/2010/wordprocessingInk" xmlns:wne="http://schemas.microsoft.com/office/word/2006/wordml" xmlns:wps="http://schemas.microsoft.com/office/word/2010/wordprocessingShape" mc:Ignorable="w14 w15 w16se w16cid w16 w16cex w16sdtdh wp14">
+<w:hdr xmlns:wpc="http://schemas.microsoft.com/office/word/2010/wordprocessingCanvas" xmlns:cx="http://schemas.microsoft.com/office/drawing/2014/chartex" xmlns:cx1="http://schemas.microsoft.com/office/drawing/2015/9/8/chartex" xmlns:cx2="http://schemas.microsoft.com/office/drawing/2015/10/21/chartex" xmlns:cx3="http://schemas.microsoft.com/office/drawing/2016/5/9/chartex" xmlns:cx4="http://schemas.microsoft.com/office/drawing/2016/5/10/chartex" xmlns:cx5="http://schemas.microsoft.com/office/drawing/2016/5/11/chartex" xmlns:cx6="http://schemas.microsoft.com/office/drawing/2016/5/12/chartex" xmlns:cx7="http://schemas.microsoft.com/office/drawing/2016/5/13/chartex" xmlns:cx8="http://schemas.microsoft.com/office/drawing/2016/5/14/chartex" xmlns:mc="http://schemas.openxmlformats.org/markup-compatibility/2006" xmlns:aink="http://schemas.microsoft.com/office/drawing/2016/ink" xmlns:am3d="http://schemas.microsoft.com/office/drawing/2017/model3d" xmlns:o="urn:schemas-microsoft-com:office:office" xmlns:oel="http://schemas.microsoft.com/office/2019/extlst" xmlns:r="http://schemas.openxmlformats.org/officeDocument/2006/relationships" xmlns:m="http://schemas.openxmlformats.org/officeDocument/2006/math" xmlns:v="urn:schemas-microsoft-com:vml" xmlns:wp14="http://schemas.microsoft.com/office/word/2010/wordprocessingDrawing" xmlns:wp="http://schemas.openxmlformats.org/drawingml/2006/wordprocessingDrawing" xmlns:w10="urn:schemas-microsoft-com:office:word" xmlns:w="http://schemas.openxmlformats.org/wordprocessingml/2006/main" xmlns:w14="http://schemas.microsoft.com/office/word/2010/wordml" xmlns:w15="http://schemas.microsoft.com/office/word/2012/wordml" xmlns:w16cex="http://schemas.microsoft.com/office/word/2018/wordml/cex" xmlns:w16cid="http://schemas.microsoft.com/office/word/2016/wordml/cid" xmlns:w16="http://schemas.microsoft.com/office/word/2018/wordml" xmlns:w16du="http://schemas.microsoft.com/office/word/2023/wordml/word16du" xmlns:w16sdtdh="http://schemas.microsoft.com/office/word/2020/wordml/sdtdatahash" xmlns:w16sdtfl="http://schemas.microsoft.com/office/word/2024/wordml/sdtformatlock" xmlns:w16se="http://schemas.microsoft.com/office/word/2015/wordml/symex" xmlns:wpg="http://schemas.microsoft.com/office/word/2010/wordprocessingGroup" xmlns:wpi="http://schemas.microsoft.com/office/word/2010/wordprocessingInk" xmlns:wne="http://schemas.microsoft.com/office/word/2006/wordml" xmlns:wps="http://schemas.microsoft.com/office/word/2010/wordprocessingShape" mc:Ignorable="w14 w15 w16se w16cid w16 w16cex w16sdtdh w16sdtfl w16du wp14">
   <w:p>
     <w:pPr>
       <w:pStyle w:val="Encabezado"/>
@@ -15580,7 +15392,7 @@
 </file>
 
 <file path=word/numbering.xml><?xml version="1.0" encoding="utf-8"?>
-<w:numbering xmlns:wpc="http://schemas.microsoft.com/office/word/2010/wordprocessingCanvas" xmlns:cx="http://schemas.microsoft.com/office/drawing/2014/chartex" xmlns:cx1="http://schemas.microsoft.com/office/drawing/2015/9/8/chartex" xmlns:cx2="http://schemas.microsoft.com/office/drawing/2015/10/21/chartex" xmlns:cx3="http://schemas.microsoft.com/office/drawing/2016/5/9/chartex" xmlns:cx4="http://schemas.microsoft.com/office/drawing/2016/5/10/chartex" xmlns:cx5="http://schemas.microsoft.com/office/drawing/2016/5/11/chartex" xmlns:cx6="http://schemas.microsoft.com/office/drawing/2016/5/12/chartex" xmlns:cx7="http://schemas.microsoft.com/office/drawing/2016/5/13/chartex" xmlns:cx8="http://schemas.microsoft.com/office/drawing/2016/5/14/chartex" xmlns:mc="http://schemas.openxmlformats.org/markup-compatibility/2006" xmlns:aink="http://schemas.microsoft.com/office/drawing/2016/ink" xmlns:am3d="http://schemas.microsoft.com/office/drawing/2017/model3d" xmlns:o="urn:schemas-microsoft-com:office:office" xmlns:r="http://schemas.openxmlformats.org/officeDocument/2006/relationships" xmlns:m="http://schemas.openxmlformats.org/officeDocument/2006/math" xmlns:v="urn:schemas-microsoft-com:vml" xmlns:wp14="http://schemas.microsoft.com/office/word/2010/wordprocessingDrawing" xmlns:wp="http://schemas.openxmlformats.org/drawingml/2006/wordprocessingDrawing" xmlns:w10="urn:schemas-microsoft-com:office:word" xmlns:w="http://schemas.openxmlformats.org/wordprocessingml/2006/main" xmlns:w14="http://schemas.microsoft.com/office/word/2010/wordml" xmlns:w15="http://schemas.microsoft.com/office/word/2012/wordml" xmlns:w16cex="http://schemas.microsoft.com/office/word/2018/wordml/cex" xmlns:w16cid="http://schemas.microsoft.com/office/word/2016/wordml/cid" xmlns:w16="http://schemas.microsoft.com/office/word/2018/wordml" xmlns:w16sdtdh="http://schemas.microsoft.com/office/word/2020/wordml/sdtdatahash" xmlns:w16se="http://schemas.microsoft.com/office/word/2015/wordml/symex" xmlns:wpg="http://schemas.microsoft.com/office/word/2010/wordprocessingGroup" xmlns:wpi="http://schemas.microsoft.com/office/word/2010/wordprocessingInk" xmlns:wne="http://schemas.microsoft.com/office/word/2006/wordml" xmlns:wps="http://schemas.microsoft.com/office/word/2010/wordprocessingShape" mc:Ignorable="w14 w15 w16se w16cid w16 w16cex w16sdtdh wp14">
+<w:numbering xmlns:wpc="http://schemas.microsoft.com/office/word/2010/wordprocessingCanvas" xmlns:cx="http://schemas.microsoft.com/office/drawing/2014/chartex" xmlns:cx1="http://schemas.microsoft.com/office/drawing/2015/9/8/chartex" xmlns:cx2="http://schemas.microsoft.com/office/drawing/2015/10/21/chartex" xmlns:cx3="http://schemas.microsoft.com/office/drawing/2016/5/9/chartex" xmlns:cx4="http://schemas.microsoft.com/office/drawing/2016/5/10/chartex" xmlns:cx5="http://schemas.microsoft.com/office/drawing/2016/5/11/chartex" xmlns:cx6="http://schemas.microsoft.com/office/drawing/2016/5/12/chartex" xmlns:cx7="http://schemas.microsoft.com/office/drawing/2016/5/13/chartex" xmlns:cx8="http://schemas.microsoft.com/office/drawing/2016/5/14/chartex" xmlns:mc="http://schemas.openxmlformats.org/markup-compatibility/2006" xmlns:aink="http://schemas.microsoft.com/office/drawing/2016/ink" xmlns:am3d="http://schemas.microsoft.com/office/drawing/2017/model3d" xmlns:o="urn:schemas-microsoft-com:office:office" xmlns:oel="http://schemas.microsoft.com/office/2019/extlst" xmlns:r="http://schemas.openxmlformats.org/officeDocument/2006/relationships" xmlns:m="http://schemas.openxmlformats.org/officeDocument/2006/math" xmlns:v="urn:schemas-microsoft-com:vml" xmlns:wp14="http://schemas.microsoft.com/office/word/2010/wordprocessingDrawing" xmlns:wp="http://schemas.openxmlformats.org/drawingml/2006/wordprocessingDrawing" xmlns:w10="urn:schemas-microsoft-com:office:word" xmlns:w="http://schemas.openxmlformats.org/wordprocessingml/2006/main" xmlns:w14="http://schemas.microsoft.com/office/word/2010/wordml" xmlns:w15="http://schemas.microsoft.com/office/word/2012/wordml" xmlns:w16cex="http://schemas.microsoft.com/office/word/2018/wordml/cex" xmlns:w16cid="http://schemas.microsoft.com/office/word/2016/wordml/cid" xmlns:w16="http://schemas.microsoft.com/office/word/2018/wordml" xmlns:w16du="http://schemas.microsoft.com/office/word/2023/wordml/word16du" xmlns:w16sdtdh="http://schemas.microsoft.com/office/word/2020/wordml/sdtdatahash" xmlns:w16sdtfl="http://schemas.microsoft.com/office/word/2024/wordml/sdtformatlock" xmlns:w16se="http://schemas.microsoft.com/office/word/2015/wordml/symex" xmlns:wpg="http://schemas.microsoft.com/office/word/2010/wordprocessingGroup" xmlns:wpi="http://schemas.microsoft.com/office/word/2010/wordprocessingInk" xmlns:wne="http://schemas.microsoft.com/office/word/2006/wordml" xmlns:wps="http://schemas.microsoft.com/office/word/2010/wordprocessingShape" mc:Ignorable="w14 w15 w16se w16cid w16 w16cex w16sdtdh w16sdtfl w16du wp14">
   <w:numPicBullet w:numPicBulletId="0">
     <w:pict>
       <v:shapetype id="_x0000_t75" coordsize="21600,21600" o:spt="75" o:preferrelative="t" path="m@4@5l@4@11@9@11@9@5xe" filled="f" stroked="f">
@@ -15602,7 +15414,7 @@
         <v:path o:extrusionok="f" gradientshapeok="t" o:connecttype="rect"/>
         <o:lock v:ext="edit" aspectratio="t"/>
       </v:shapetype>
-      <v:shape id="_x0000_i1083" type="#_x0000_t75" style="width:10.9pt;height:10.9pt" o:bullet="t">
+      <v:shape id="_x0000_i1124" type="#_x0000_t75" style="width:7.45pt;height:7.45pt" o:bullet="t">
         <v:imagedata r:id="rId1" o:title="mso8C56"/>
       </v:shape>
     </w:pict>
@@ -17013,11 +16825,11 @@
   <w:abstractNum w:abstractNumId="14" w15:restartNumberingAfterBreak="0">
     <w:nsid w:val="28881862"/>
     <w:multiLevelType w:val="hybridMultilevel"/>
-    <w:tmpl w:val="AC189D08"/>
-    <w:lvl w:ilvl="0" w:tplc="240A0017">
-      <w:start w:val="1"/>
-      <w:numFmt w:val="lowerLetter"/>
-      <w:lvlText w:val="%1)"/>
+    <w:tmpl w:val="7A64D1A8"/>
+    <w:lvl w:ilvl="0" w:tplc="080A000F">
+      <w:start w:val="1"/>
+      <w:numFmt w:val="decimal"/>
+      <w:lvlText w:val="%1."/>
       <w:lvlJc w:val="left"/>
       <w:pPr>
         <w:ind w:left="1429" w:hanging="360"/>
@@ -17040,7 +16852,7 @@
         <w:rFonts w:ascii="Calibri" w:eastAsiaTheme="minorHAnsi" w:hAnsi="Calibri" w:cs="Calibri" w:hint="default"/>
       </w:rPr>
     </w:lvl>
-    <w:lvl w:ilvl="2" w:tplc="240A001B" w:tentative="1">
+    <w:lvl w:ilvl="2" w:tplc="AAD64222">
       <w:start w:val="1"/>
       <w:numFmt w:val="lowerRoman"/>
       <w:lvlText w:val="%3."/>
@@ -17048,6 +16860,10 @@
       <w:pPr>
         <w:ind w:left="2869" w:hanging="180"/>
       </w:pPr>
+      <w:rPr>
+        <w:b/>
+        <w:bCs/>
+      </w:rPr>
     </w:lvl>
     <w:lvl w:ilvl="3" w:tplc="240A000F" w:tentative="1">
       <w:start w:val="1"/>
@@ -17632,14 +17448,14 @@
   <w:abstractNum w:abstractNumId="20" w15:restartNumberingAfterBreak="0">
     <w:nsid w:val="4CD67F8E"/>
     <w:multiLevelType w:val="hybridMultilevel"/>
-    <w:tmpl w:val="2D963E7E"/>
-    <w:lvl w:ilvl="0" w:tplc="240A0017">
-      <w:start w:val="1"/>
-      <w:numFmt w:val="lowerLetter"/>
-      <w:lvlText w:val="%1)"/>
-      <w:lvlJc w:val="left"/>
-      <w:pPr>
-        <w:ind w:left="1069" w:hanging="360"/>
+    <w:tmpl w:val="D72C513E"/>
+    <w:lvl w:ilvl="0" w:tplc="080A000F">
+      <w:start w:val="1"/>
+      <w:numFmt w:val="decimal"/>
+      <w:lvlText w:val="%1."/>
+      <w:lvlJc w:val="left"/>
+      <w:pPr>
+        <w:ind w:left="1429" w:hanging="360"/>
       </w:pPr>
       <w:rPr>
         <w:rFonts w:hint="default"/>
@@ -19603,118 +19419,118 @@
       </w:pPr>
     </w:lvl>
   </w:abstractNum>
-  <w:num w:numId="1">
+  <w:num w:numId="1" w16cid:durableId="1627856981">
     <w:abstractNumId w:val="37"/>
   </w:num>
-  <w:num w:numId="2">
+  <w:num w:numId="2" w16cid:durableId="1860924185">
     <w:abstractNumId w:val="0"/>
   </w:num>
-  <w:num w:numId="3">
+  <w:num w:numId="3" w16cid:durableId="1467352736">
     <w:abstractNumId w:val="12"/>
   </w:num>
-  <w:num w:numId="4">
+  <w:num w:numId="4" w16cid:durableId="2090537088">
     <w:abstractNumId w:val="21"/>
   </w:num>
-  <w:num w:numId="5">
+  <w:num w:numId="5" w16cid:durableId="845023697">
     <w:abstractNumId w:val="15"/>
   </w:num>
-  <w:num w:numId="6">
+  <w:num w:numId="6" w16cid:durableId="491872822">
     <w:abstractNumId w:val="6"/>
   </w:num>
-  <w:num w:numId="7">
+  <w:num w:numId="7" w16cid:durableId="1568801113">
     <w:abstractNumId w:val="35"/>
   </w:num>
-  <w:num w:numId="8">
+  <w:num w:numId="8" w16cid:durableId="1725252671">
     <w:abstractNumId w:val="17"/>
   </w:num>
-  <w:num w:numId="9">
+  <w:num w:numId="9" w16cid:durableId="1980576100">
     <w:abstractNumId w:val="26"/>
   </w:num>
-  <w:num w:numId="10">
+  <w:num w:numId="10" w16cid:durableId="225654497">
     <w:abstractNumId w:val="28"/>
   </w:num>
-  <w:num w:numId="11">
+  <w:num w:numId="11" w16cid:durableId="345710535">
     <w:abstractNumId w:val="16"/>
   </w:num>
-  <w:num w:numId="12">
+  <w:num w:numId="12" w16cid:durableId="733089072">
     <w:abstractNumId w:val="36"/>
   </w:num>
-  <w:num w:numId="13">
+  <w:num w:numId="13" w16cid:durableId="1122727644">
     <w:abstractNumId w:val="7"/>
   </w:num>
-  <w:num w:numId="14">
+  <w:num w:numId="14" w16cid:durableId="1930869">
     <w:abstractNumId w:val="30"/>
   </w:num>
-  <w:num w:numId="15">
+  <w:num w:numId="15" w16cid:durableId="1431781565">
     <w:abstractNumId w:val="33"/>
   </w:num>
-  <w:num w:numId="16">
+  <w:num w:numId="16" w16cid:durableId="1279994571">
     <w:abstractNumId w:val="32"/>
   </w:num>
-  <w:num w:numId="17">
+  <w:num w:numId="17" w16cid:durableId="1721978598">
     <w:abstractNumId w:val="2"/>
   </w:num>
-  <w:num w:numId="18">
+  <w:num w:numId="18" w16cid:durableId="300964202">
     <w:abstractNumId w:val="18"/>
   </w:num>
-  <w:num w:numId="19">
+  <w:num w:numId="19" w16cid:durableId="1241602359">
     <w:abstractNumId w:val="29"/>
   </w:num>
-  <w:num w:numId="20">
+  <w:num w:numId="20" w16cid:durableId="1343045175">
     <w:abstractNumId w:val="23"/>
   </w:num>
-  <w:num w:numId="21">
+  <w:num w:numId="21" w16cid:durableId="514880526">
     <w:abstractNumId w:val="9"/>
   </w:num>
-  <w:num w:numId="22">
+  <w:num w:numId="22" w16cid:durableId="1651328729">
     <w:abstractNumId w:val="13"/>
   </w:num>
-  <w:num w:numId="23">
+  <w:num w:numId="23" w16cid:durableId="1229877743">
     <w:abstractNumId w:val="27"/>
   </w:num>
-  <w:num w:numId="24">
+  <w:num w:numId="24" w16cid:durableId="140391069">
     <w:abstractNumId w:val="19"/>
   </w:num>
-  <w:num w:numId="25">
+  <w:num w:numId="25" w16cid:durableId="1746369122">
     <w:abstractNumId w:val="31"/>
   </w:num>
-  <w:num w:numId="26">
+  <w:num w:numId="26" w16cid:durableId="1134638112">
     <w:abstractNumId w:val="11"/>
   </w:num>
-  <w:num w:numId="27">
+  <w:num w:numId="27" w16cid:durableId="575365676">
     <w:abstractNumId w:val="10"/>
   </w:num>
-  <w:num w:numId="28">
+  <w:num w:numId="28" w16cid:durableId="1744334907">
     <w:abstractNumId w:val="14"/>
   </w:num>
-  <w:num w:numId="29">
+  <w:num w:numId="29" w16cid:durableId="17195835">
     <w:abstractNumId w:val="24"/>
   </w:num>
-  <w:num w:numId="30">
+  <w:num w:numId="30" w16cid:durableId="1417632645">
     <w:abstractNumId w:val="5"/>
   </w:num>
-  <w:num w:numId="31">
+  <w:num w:numId="31" w16cid:durableId="1794249405">
     <w:abstractNumId w:val="1"/>
   </w:num>
-  <w:num w:numId="32">
+  <w:num w:numId="32" w16cid:durableId="560481701">
     <w:abstractNumId w:val="4"/>
   </w:num>
-  <w:num w:numId="33">
+  <w:num w:numId="33" w16cid:durableId="568655977">
     <w:abstractNumId w:val="20"/>
   </w:num>
-  <w:num w:numId="34">
+  <w:num w:numId="34" w16cid:durableId="742721300">
     <w:abstractNumId w:val="34"/>
   </w:num>
-  <w:num w:numId="35">
+  <w:num w:numId="35" w16cid:durableId="1522621916">
     <w:abstractNumId w:val="25"/>
   </w:num>
-  <w:num w:numId="36">
+  <w:num w:numId="36" w16cid:durableId="500004112">
     <w:abstractNumId w:val="8"/>
   </w:num>
-  <w:num w:numId="37">
+  <w:num w:numId="37" w16cid:durableId="1104419537">
     <w:abstractNumId w:val="22"/>
   </w:num>
-  <w:num w:numId="38">
+  <w:num w:numId="38" w16cid:durableId="1628272000">
     <w:abstractNumId w:val="3"/>
   </w:num>
   <w:numIdMacAtCleanup w:val="37"/>
@@ -19722,7 +19538,7 @@
 </file>
 
 <file path=word/styles.xml><?xml version="1.0" encoding="utf-8"?>
-<w:styles xmlns:mc="http://schemas.openxmlformats.org/markup-compatibility/2006" xmlns:r="http://schemas.openxmlformats.org/officeDocument/2006/relationships" xmlns:w="http://schemas.openxmlformats.org/wordprocessingml/2006/main" xmlns:w14="http://schemas.microsoft.com/office/word/2010/wordml" xmlns:w15="http://schemas.microsoft.com/office/word/2012/wordml" xmlns:w16cex="http://schemas.microsoft.com/office/word/2018/wordml/cex" xmlns:w16cid="http://schemas.microsoft.com/office/word/2016/wordml/cid" xmlns:w16="http://schemas.microsoft.com/office/word/2018/wordml" xmlns:w16sdtdh="http://schemas.microsoft.com/office/word/2020/wordml/sdtdatahash" xmlns:w16se="http://schemas.microsoft.com/office/word/2015/wordml/symex" mc:Ignorable="w14 w15 w16se w16cid w16 w16cex w16sdtdh">
+<w:styles xmlns:mc="http://schemas.openxmlformats.org/markup-compatibility/2006" xmlns:r="http://schemas.openxmlformats.org/officeDocument/2006/relationships" xmlns:w="http://schemas.openxmlformats.org/wordprocessingml/2006/main" xmlns:w14="http://schemas.microsoft.com/office/word/2010/wordml" xmlns:w15="http://schemas.microsoft.com/office/word/2012/wordml" xmlns:w16cex="http://schemas.microsoft.com/office/word/2018/wordml/cex" xmlns:w16cid="http://schemas.microsoft.com/office/word/2016/wordml/cid" xmlns:w16="http://schemas.microsoft.com/office/word/2018/wordml" xmlns:w16du="http://schemas.microsoft.com/office/word/2023/wordml/word16du" xmlns:w16sdtdh="http://schemas.microsoft.com/office/word/2020/wordml/sdtdatahash" xmlns:w16sdtfl="http://schemas.microsoft.com/office/word/2024/wordml/sdtformatlock" xmlns:w16se="http://schemas.microsoft.com/office/word/2015/wordml/symex" mc:Ignorable="w14 w15 w16se w16cid w16 w16cex w16sdtdh w16sdtfl w16du">
   <w:docDefaults>
     <w:rPrDefault>
       <w:rPr>

--- a/fuentes/CF2_52450482_DU.docx
+++ b/fuentes/CF2_52450482_DU.docx
@@ -9629,11 +9629,39 @@
     <w:p>
       <w:pPr>
         <w:pStyle w:val="Prrafodelista"/>
+        <w:numPr>
+          <w:ilvl w:val="0"/>
+          <w:numId w:val="34"/>
+        </w:numPr>
+        <w:rPr>
+          <w:b/>
+          <w:bCs/>
+          <w:lang w:eastAsia="es-CO"/>
+        </w:rPr>
+      </w:pPr>
+      <w:r>
+        <w:rPr>
+          <w:b/>
+          <w:bCs/>
+          <w:lang w:eastAsia="es-CO"/>
+        </w:rPr>
+        <w:t>Unir manga al cuerpo</w:t>
+      </w:r>
+    </w:p>
+    <w:p>
+      <w:pPr>
+        <w:pStyle w:val="Prrafodelista"/>
         <w:ind w:left="1429" w:firstLine="0"/>
         <w:rPr>
           <w:lang w:eastAsia="es-CO"/>
         </w:rPr>
       </w:pPr>
+      <w:r>
+        <w:rPr>
+          <w:lang w:eastAsia="es-CO"/>
+        </w:rPr>
+        <w:t>El orden sugerido (hombro, piquetes F/B y distribución del embebido) es el adecuado para un montaje sin frunces visibles.</w:t>
+      </w:r>
     </w:p>
     <w:p>
       <w:pPr>
@@ -9654,7 +9682,7 @@
           <w:bCs/>
           <w:lang w:eastAsia="es-CO"/>
         </w:rPr>
-        <w:t>Unir manga al cuerpo</w:t>
+        <w:t>Planchar costuras abiertas y pinzas</w:t>
       </w:r>
     </w:p>
     <w:p>
@@ -9669,29 +9697,7 @@
         <w:rPr>
           <w:lang w:eastAsia="es-CO"/>
         </w:rPr>
-        <w:t>El orden sugerido (hombro, piquetes F/B y distribución del embebido) es el adecuado para un montaje sin frunces visibles.</w:t>
-      </w:r>
-    </w:p>
-    <w:p>
-      <w:pPr>
-        <w:pStyle w:val="Prrafodelista"/>
-        <w:numPr>
-          <w:ilvl w:val="0"/>
-          <w:numId w:val="34"/>
-        </w:numPr>
-        <w:rPr>
-          <w:b/>
-          <w:bCs/>
-          <w:lang w:eastAsia="es-CO"/>
-        </w:rPr>
-      </w:pPr>
-      <w:r>
-        <w:rPr>
-          <w:b/>
-          <w:bCs/>
-          <w:lang w:eastAsia="es-CO"/>
-        </w:rPr>
-        <w:t>Planchar costuras abiertas y pinzas</w:t>
+        <w:t>Paso esencial para definir estructura y eliminar volumen innecesario.</w:t>
       </w:r>
     </w:p>
     <w:p>
@@ -9702,12 +9708,6 @@
           <w:lang w:eastAsia="es-CO"/>
         </w:rPr>
       </w:pPr>
-      <w:r>
-        <w:rPr>
-          <w:lang w:eastAsia="es-CO"/>
-        </w:rPr>
-        <w:t>Paso esencial para definir estructura y eliminar volumen innecesario.</w:t>
-      </w:r>
     </w:p>
     <w:p>
       <w:pPr>
@@ -15414,7 +15414,7 @@
         <v:path o:extrusionok="f" gradientshapeok="t" o:connecttype="rect"/>
         <o:lock v:ext="edit" aspectratio="t"/>
       </v:shapetype>
-      <v:shape id="_x0000_i1124" type="#_x0000_t75" style="width:7.45pt;height:7.45pt" o:bullet="t">
+      <v:shape id="_x0000_i1036" type="#_x0000_t75" style="width:7.45pt;height:7.45pt" o:bullet="t">
         <v:imagedata r:id="rId1" o:title="mso8C56"/>
       </v:shape>
     </w:pict>
@@ -21283,6 +21283,15 @@
 </file>
 
 <file path=customXml/item1.xml><?xml version="1.0" encoding="utf-8"?>
+<?mso-contentType ?>
+<FormTemplates xmlns="http://schemas.microsoft.com/sharepoint/v3/contenttype/forms">
+  <Display>DocumentLibraryForm</Display>
+  <Edit>DocumentLibraryForm</Edit>
+  <New>DocumentLibraryForm</New>
+</FormTemplates>
+</file>
+
+<file path=customXml/item2.xml><?xml version="1.0" encoding="utf-8"?>
 <ct:contentTypeSchema xmlns:ct="http://schemas.microsoft.com/office/2006/metadata/contentType" xmlns:ma="http://schemas.microsoft.com/office/2006/metadata/properties/metaAttributes" ct:_="" ma:_="" ma:contentTypeName="Documento" ma:contentTypeID="0x01010049282E1EDBE9234EA9E6D38F720E265F" ma:contentTypeVersion="15" ma:contentTypeDescription="Crear nuevo documento." ma:contentTypeScope="" ma:versionID="b31c7aa9eaf043a08b87120b3c4916e3">
   <xsd:schema xmlns:xsd="http://www.w3.org/2001/XMLSchema" xmlns:xs="http://www.w3.org/2001/XMLSchema" xmlns:p="http://schemas.microsoft.com/office/2006/metadata/properties" xmlns:ns2="cb45339b-ced9-4d0d-8f64-77573914d53b" xmlns:ns3="43a3ca16-9c26-4813-b83f-4aec9927b43f" targetNamespace="http://schemas.microsoft.com/office/2006/metadata/properties" ma:root="true" ma:fieldsID="3533d065b04d75c457075bc55f1f5315" ns2:_="" ns3:_="">
     <xsd:import namespace="cb45339b-ced9-4d0d-8f64-77573914d53b"/>
@@ -21517,16 +21526,11 @@
 </ct:contentTypeSchema>
 </file>
 
-<file path=customXml/item2.xml><?xml version="1.0" encoding="utf-8"?>
-<?mso-contentType ?>
-<FormTemplates xmlns="http://schemas.microsoft.com/sharepoint/v3/contenttype/forms">
-  <Display>DocumentLibraryForm</Display>
-  <Edit>DocumentLibraryForm</Edit>
-  <New>DocumentLibraryForm</New>
-</FormTemplates>
+<file path=customXml/item3.xml><?xml version="1.0" encoding="utf-8"?>
+<b:Sources xmlns:b="http://schemas.openxmlformats.org/officeDocument/2006/bibliography" xmlns="http://schemas.openxmlformats.org/officeDocument/2006/bibliography" SelectedStyle="\APASixthEditionOfficeOnline.xsl" StyleName="APA" Version="6"/>
 </file>
 
-<file path=customXml/item3.xml><?xml version="1.0" encoding="utf-8"?>
+<file path=customXml/item4.xml><?xml version="1.0" encoding="utf-8"?>
 <p:properties xmlns:p="http://schemas.microsoft.com/office/2006/metadata/properties" xmlns:xsi="http://www.w3.org/2001/XMLSchema-instance" xmlns:pc="http://schemas.microsoft.com/office/infopath/2007/PartnerControls">
   <documentManagement>
     <TaxCatchAll xmlns="cb45339b-ced9-4d0d-8f64-77573914d53b" xsi:nil="true"/>
@@ -21537,11 +21541,15 @@
 </p:properties>
 </file>
 
-<file path=customXml/item4.xml><?xml version="1.0" encoding="utf-8"?>
-<b:Sources xmlns:b="http://schemas.openxmlformats.org/officeDocument/2006/bibliography" xmlns="http://schemas.openxmlformats.org/officeDocument/2006/bibliography" SelectedStyle="\APASixthEditionOfficeOnline.xsl" StyleName="APA" Version="6"/>
+<file path=customXml/itemProps1.xml><?xml version="1.0" encoding="utf-8"?>
+<ds:datastoreItem xmlns:ds="http://schemas.openxmlformats.org/officeDocument/2006/customXml" ds:itemID="{D00A4A46-BDBD-48AC-87B9-2BA42D9CC06F}">
+  <ds:schemaRefs>
+    <ds:schemaRef ds:uri="http://schemas.microsoft.com/sharepoint/v3/contenttype/forms"/>
+  </ds:schemaRefs>
+</ds:datastoreItem>
 </file>
 
-<file path=customXml/itemProps1.xml><?xml version="1.0" encoding="utf-8"?>
+<file path=customXml/itemProps2.xml><?xml version="1.0" encoding="utf-8"?>
 <ds:datastoreItem xmlns:ds="http://schemas.openxmlformats.org/officeDocument/2006/customXml" ds:itemID="{0BC4A0A4-89EA-4C0C-9011-C1B351E892BC}">
   <ds:schemaRefs>
     <ds:schemaRef ds:uri="http://schemas.microsoft.com/office/2006/metadata/contentType"/>
@@ -21560,15 +21568,15 @@
 </ds:datastoreItem>
 </file>
 
-<file path=customXml/itemProps2.xml><?xml version="1.0" encoding="utf-8"?>
-<ds:datastoreItem xmlns:ds="http://schemas.openxmlformats.org/officeDocument/2006/customXml" ds:itemID="{D00A4A46-BDBD-48AC-87B9-2BA42D9CC06F}">
+<file path=customXml/itemProps3.xml><?xml version="1.0" encoding="utf-8"?>
+<ds:datastoreItem xmlns:ds="http://schemas.openxmlformats.org/officeDocument/2006/customXml" ds:itemID="{A9F2CEBA-C824-4C86-81A8-E32CBD0EB92D}">
   <ds:schemaRefs>
-    <ds:schemaRef ds:uri="http://schemas.microsoft.com/sharepoint/v3/contenttype/forms"/>
+    <ds:schemaRef ds:uri="http://schemas.openxmlformats.org/officeDocument/2006/bibliography"/>
   </ds:schemaRefs>
 </ds:datastoreItem>
 </file>
 
-<file path=customXml/itemProps3.xml><?xml version="1.0" encoding="utf-8"?>
+<file path=customXml/itemProps4.xml><?xml version="1.0" encoding="utf-8"?>
 <ds:datastoreItem xmlns:ds="http://schemas.openxmlformats.org/officeDocument/2006/customXml" ds:itemID="{26259216-AD86-464A-AEAD-95B1F9E17392}">
   <ds:schemaRefs>
     <ds:schemaRef ds:uri="http://schemas.microsoft.com/office/2006/metadata/properties"/>
@@ -21577,12 +21585,4 @@
     <ds:schemaRef ds:uri="43a3ca16-9c26-4813-b83f-4aec9927b43f"/>
   </ds:schemaRefs>
 </ds:datastoreItem>
-</file>
-
-<file path=customXml/itemProps4.xml><?xml version="1.0" encoding="utf-8"?>
-<ds:datastoreItem xmlns:ds="http://schemas.openxmlformats.org/officeDocument/2006/customXml" ds:itemID="{A9F2CEBA-C824-4C86-81A8-E32CBD0EB92D}">
-  <ds:schemaRefs>
-    <ds:schemaRef ds:uri="http://schemas.openxmlformats.org/officeDocument/2006/bibliography"/>
-  </ds:schemaRefs>
-</ds:datastoreItem>
 </file>
--- a/fuentes/CF2_52450482_DU.docx
+++ b/fuentes/CF2_52450482_DU.docx
@@ -1,6 +1,6 @@
 
 <file path=word/document.xml><?xml version="1.0" encoding="utf-8"?>
-<w:document xmlns:wpc="http://schemas.microsoft.com/office/word/2010/wordprocessingCanvas" xmlns:cx="http://schemas.microsoft.com/office/drawing/2014/chartex" xmlns:cx1="http://schemas.microsoft.com/office/drawing/2015/9/8/chartex" xmlns:cx2="http://schemas.microsoft.com/office/drawing/2015/10/21/chartex" xmlns:cx3="http://schemas.microsoft.com/office/drawing/2016/5/9/chartex" xmlns:cx4="http://schemas.microsoft.com/office/drawing/2016/5/10/chartex" xmlns:cx5="http://schemas.microsoft.com/office/drawing/2016/5/11/chartex" xmlns:cx6="http://schemas.microsoft.com/office/drawing/2016/5/12/chartex" xmlns:cx7="http://schemas.microsoft.com/office/drawing/2016/5/13/chartex" xmlns:cx8="http://schemas.microsoft.com/office/drawing/2016/5/14/chartex" xmlns:mc="http://schemas.openxmlformats.org/markup-compatibility/2006" xmlns:aink="http://schemas.microsoft.com/office/drawing/2016/ink" xmlns:am3d="http://schemas.microsoft.com/office/drawing/2017/model3d" xmlns:o="urn:schemas-microsoft-com:office:office" xmlns:oel="http://schemas.microsoft.com/office/2019/extlst" xmlns:r="http://schemas.openxmlformats.org/officeDocument/2006/relationships" xmlns:m="http://schemas.openxmlformats.org/officeDocument/2006/math" xmlns:v="urn:schemas-microsoft-com:vml" xmlns:wp14="http://schemas.microsoft.com/office/word/2010/wordprocessingDrawing" xmlns:wp="http://schemas.openxmlformats.org/drawingml/2006/wordprocessingDrawing" xmlns:w10="urn:schemas-microsoft-com:office:word" xmlns:w="http://schemas.openxmlformats.org/wordprocessingml/2006/main" xmlns:w14="http://schemas.microsoft.com/office/word/2010/wordml" xmlns:w15="http://schemas.microsoft.com/office/word/2012/wordml" xmlns:w16cex="http://schemas.microsoft.com/office/word/2018/wordml/cex" xmlns:w16cid="http://schemas.microsoft.com/office/word/2016/wordml/cid" xmlns:w16="http://schemas.microsoft.com/office/word/2018/wordml" xmlns:w16du="http://schemas.microsoft.com/office/word/2023/wordml/word16du" xmlns:w16sdtdh="http://schemas.microsoft.com/office/word/2020/wordml/sdtdatahash" xmlns:w16sdtfl="http://schemas.microsoft.com/office/word/2024/wordml/sdtformatlock" xmlns:w16se="http://schemas.microsoft.com/office/word/2015/wordml/symex" xmlns:wpg="http://schemas.microsoft.com/office/word/2010/wordprocessingGroup" xmlns:wpi="http://schemas.microsoft.com/office/word/2010/wordprocessingInk" xmlns:wne="http://schemas.microsoft.com/office/word/2006/wordml" xmlns:wps="http://schemas.microsoft.com/office/word/2010/wordprocessingShape" mc:Ignorable="w14 w15 w16se w16cid w16 w16cex w16sdtdh w16sdtfl w16du wp14">
+<w:document xmlns:wpc="http://schemas.microsoft.com/office/word/2010/wordprocessingCanvas" xmlns:cx="http://schemas.microsoft.com/office/drawing/2014/chartex" xmlns:cx1="http://schemas.microsoft.com/office/drawing/2015/9/8/chartex" xmlns:cx2="http://schemas.microsoft.com/office/drawing/2015/10/21/chartex" xmlns:cx3="http://schemas.microsoft.com/office/drawing/2016/5/9/chartex" xmlns:cx4="http://schemas.microsoft.com/office/drawing/2016/5/10/chartex" xmlns:cx5="http://schemas.microsoft.com/office/drawing/2016/5/11/chartex" xmlns:cx6="http://schemas.microsoft.com/office/drawing/2016/5/12/chartex" xmlns:cx7="http://schemas.microsoft.com/office/drawing/2016/5/13/chartex" xmlns:cx8="http://schemas.microsoft.com/office/drawing/2016/5/14/chartex" xmlns:mc="http://schemas.openxmlformats.org/markup-compatibility/2006" xmlns:aink="http://schemas.microsoft.com/office/drawing/2016/ink" xmlns:am3d="http://schemas.microsoft.com/office/drawing/2017/model3d" xmlns:o="urn:schemas-microsoft-com:office:office" xmlns:oel="http://schemas.microsoft.com/office/2019/extlst" xmlns:r="http://schemas.openxmlformats.org/officeDocument/2006/relationships" xmlns:m="http://schemas.openxmlformats.org/officeDocument/2006/math" xmlns:v="urn:schemas-microsoft-com:vml" xmlns:wp14="http://schemas.microsoft.com/office/word/2010/wordprocessingDrawing" xmlns:wp="http://schemas.openxmlformats.org/drawingml/2006/wordprocessingDrawing" xmlns:w10="urn:schemas-microsoft-com:office:word" xmlns:w="http://schemas.openxmlformats.org/wordprocessingml/2006/main" xmlns:w14="http://schemas.microsoft.com/office/word/2010/wordml" xmlns:w15="http://schemas.microsoft.com/office/word/2012/wordml" xmlns:w16cex="http://schemas.microsoft.com/office/word/2018/wordml/cex" xmlns:w16cid="http://schemas.microsoft.com/office/word/2016/wordml/cid" xmlns:w16="http://schemas.microsoft.com/office/word/2018/wordml" xmlns:w16du="http://schemas.microsoft.com/office/word/2023/wordml/word16du" xmlns:w16sdtdh="http://schemas.microsoft.com/office/word/2020/wordml/sdtdatahash" xmlns:w16sdtfl="http://schemas.microsoft.com/office/word/2024/wordml/sdtformatlock" xmlns:w16se="http://schemas.microsoft.com/office/word/2015/wordml/symex" xmlns:wpg="http://schemas.microsoft.com/office/word/2010/wordprocessingGroup" xmlns:wpi="http://schemas.microsoft.com/office/word/2010/wordprocessingInk" xmlns:wne="http://schemas.microsoft.com/office/word/2006/wordml" xmlns:wps="http://schemas.microsoft.com/office/word/2010/wordprocessingShape" xmlns:a="http://schemas.openxmlformats.org/drawingml/2006/main" xmlns:adec="http://schemas.microsoft.com/office/drawing/2017/decorative" xmlns:pic="http://schemas.openxmlformats.org/drawingml/2006/picture" xmlns:a14="http://schemas.microsoft.com/office/drawing/2010/main" xmlns:asvg="http://schemas.microsoft.com/office/drawing/2016/SVG/main" mc:Ignorable="w14 w15 w16se w16cid w16 w16cex w16sdtdh w16sdtfl w16du wp14">
   <w:body>
     <w:p>
       <w:r>
@@ -203,7 +203,7 @@
           </mc:Choice>
           <mc:Fallback>
             <w:pict>
-              <v:rect w14:anchorId="393B4CD3" id="Rectángulo 3" o:spid="_x0000_s1026" alt="&quot;&quot;" style="position:absolute;margin-left:-55.65pt;margin-top:26.95pt;width:613.85pt;height:165.5pt;z-index:-251655168;visibility:visible;mso-wrap-style:square;mso-height-percent:0;mso-wrap-distance-left:9pt;mso-wrap-distance-top:0;mso-wrap-distance-right:9pt;mso-wrap-distance-bottom:0;mso-position-horizontal:absolute;mso-position-horizontal-relative:text;mso-position-vertical:absolute;mso-position-vertical-relative:text;mso-height-percent:0;mso-height-relative:margin;v-text-anchor:middle" o:gfxdata="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" fillcolor="#00314d" stroked="f" strokeweight="1pt"/>
+              <v:rect id="Rectángulo 3" style="position:absolute;margin-left:-55.65pt;margin-top:26.95pt;width:613.85pt;height:165.5pt;z-index:-251655168;visibility:visible;mso-wrap-style:square;mso-height-percent:0;mso-wrap-distance-left:9pt;mso-wrap-distance-top:0;mso-wrap-distance-right:9pt;mso-wrap-distance-bottom:0;mso-position-horizontal:absolute;mso-position-horizontal-relative:text;mso-position-vertical:absolute;mso-position-vertical-relative:text;mso-height-percent:0;mso-height-relative:margin;v-text-anchor:middle" alt="&quot;&quot;" o:spid="_x0000_s1026" fillcolor="#00314d" stroked="f" strokeweight="1pt" w14:anchorId="393B4CD3" o:gfxdata="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"/>
             </w:pict>
           </mc:Fallback>
         </mc:AlternateContent>
@@ -304,11 +304,11 @@
           </mc:Choice>
           <mc:Fallback>
             <w:pict>
-              <v:shapetype w14:anchorId="2E2DABF6" id="_x0000_t202" coordsize="21600,21600" o:spt="202" path="m,l,21600r21600,l21600,xe">
+              <v:shapetype id="_x0000_t202" coordsize="21600,21600" o:spt="202" path="m,l,21600r21600,l21600,xe" w14:anchorId="2E2DABF6">
                 <v:stroke joinstyle="miter"/>
                 <v:path gradientshapeok="t" o:connecttype="rect"/>
               </v:shapetype>
-              <v:shape id="Cuadro de texto 2" o:spid="_x0000_s1026" type="#_x0000_t202" alt="&quot;&quot;" style="position:absolute;left:0;text-align:left;margin-left:-19.8pt;margin-top:36.75pt;width:488.95pt;height:115.5pt;z-index:251663360;visibility:visible;mso-wrap-style:square;mso-width-percent:0;mso-height-percent:0;mso-wrap-distance-left:9pt;mso-wrap-distance-top:3.6pt;mso-wrap-distance-right:9pt;mso-wrap-distance-bottom:3.6pt;mso-position-horizontal:absolute;mso-position-horizontal-relative:text;mso-position-vertical:absolute;mso-position-vertical-relative:text;mso-width-percent:0;mso-height-percent:0;mso-width-relative:margin;mso-height-relative:margin;v-text-anchor:top" o:gfxdata="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" filled="f" stroked="f">
+              <v:shape id="Cuadro de texto 2" style="position:absolute;left:0;text-align:left;margin-left:-19.8pt;margin-top:36.75pt;width:488.95pt;height:115.5pt;z-index:251663360;visibility:visible;mso-wrap-style:square;mso-width-percent:0;mso-height-percent:0;mso-wrap-distance-left:9pt;mso-wrap-distance-top:3.6pt;mso-wrap-distance-right:9pt;mso-wrap-distance-bottom:3.6pt;mso-position-horizontal:absolute;mso-position-horizontal-relative:text;mso-position-vertical:absolute;mso-position-vertical-relative:text;mso-width-percent:0;mso-height-percent:0;mso-width-relative:margin;mso-height-relative:margin;v-text-anchor:top" alt="&quot;&quot;" o:spid="_x0000_s1026" filled="f" stroked="f" type="#_x0000_t202" o:gfxdata="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">
                 <v:textbox>
                   <w:txbxContent>
                     <w:p>
@@ -420,12 +420,31 @@
       <w:r>
         <w:t>, siguiendo con la construcción de moldes base y el trazado de modelos en siluetas clásicas y </w:t>
       </w:r>
+      <w:proofErr w:type="spellStart"/>
       <w:r>
         <w:rPr>
           <w:rStyle w:val="Extranjerismo"/>
-        </w:rPr>
-        <w:t>slim fit</w:t>
-      </w:r>
+          <w:lang w:val="es-CO"/>
+        </w:rPr>
+        <w:t>slim</w:t>
+      </w:r>
+      <w:proofErr w:type="spellEnd"/>
+      <w:r>
+        <w:rPr>
+          <w:rStyle w:val="Extranjerismo"/>
+          <w:lang w:val="es-CO"/>
+        </w:rPr>
+        <w:t xml:space="preserve"> </w:t>
+      </w:r>
+      <w:proofErr w:type="spellStart"/>
+      <w:r>
+        <w:rPr>
+          <w:rStyle w:val="Extranjerismo"/>
+          <w:lang w:val="es-CO"/>
+        </w:rPr>
+        <w:t>fit</w:t>
+      </w:r>
+      <w:proofErr w:type="spellEnd"/>
       <w:r>
         <w:t>.</w:t>
       </w:r>
@@ -498,26 +517,32 @@
     </w:p>
     <w:sdt>
       <w:sdtPr>
-        <w:rPr>
-          <w:rFonts w:asciiTheme="minorHAnsi" w:eastAsiaTheme="minorHAnsi" w:hAnsiTheme="minorHAnsi" w:cstheme="minorBidi"/>
-          <w:b w:val="0"/>
-          <w:color w:val="auto"/>
-          <w:kern w:val="2"/>
-          <w:sz w:val="28"/>
-          <w:szCs w:val="22"/>
-          <w:lang w:val="es-ES" w:eastAsia="en-US"/>
-          <w14:ligatures w14:val="standardContextual"/>
-        </w:rPr>
         <w:id w:val="-1852639233"/>
         <w:docPartObj>
           <w:docPartGallery w:val="Table of Contents"/>
           <w:docPartUnique/>
         </w:docPartObj>
+        <w:rPr>
+          <w:rFonts w:ascii="Calibri" w:hAnsi="Calibri" w:eastAsia="Calibri" w:cs="Arial" w:asciiTheme="minorAscii" w:hAnsiTheme="minorAscii" w:eastAsiaTheme="minorAscii" w:cstheme="minorBidi"/>
+          <w:b w:val="0"/>
+          <w:bCs w:val="0"/>
+          <w:color w:val="auto"/>
+          <w:kern w:val="2"/>
+          <w:sz w:val="28"/>
+          <w:szCs w:val="28"/>
+          <w:lang w:val="es-ES" w:eastAsia="en-US"/>
+          <w14:ligatures w14:val="standardContextual"/>
+        </w:rPr>
       </w:sdtPr>
       <w:sdtEndPr>
         <w:rPr>
-          <w:rFonts w:cstheme="minorHAnsi"/>
-          <w:bCs/>
+          <w:rFonts w:ascii="Calibri" w:hAnsi="Calibri" w:eastAsia="Calibri" w:cs="Calibri" w:asciiTheme="minorAscii" w:hAnsiTheme="minorAscii" w:eastAsiaTheme="minorAscii" w:cstheme="minorAscii"/>
+          <w:b w:val="0"/>
+          <w:bCs w:val="0"/>
+          <w:color w:val="auto"/>
+          <w:sz w:val="28"/>
+          <w:szCs w:val="28"/>
+          <w:lang w:val="es-ES" w:eastAsia="en-US"/>
         </w:rPr>
       </w:sdtEndPr>
       <w:sdtContent>
@@ -573,7 +598,7 @@
             </w:rPr>
             <w:fldChar w:fldCharType="separate"/>
           </w:r>
-          <w:hyperlink w:anchor="_Toc203760558" w:history="1">
+          <w:hyperlink w:history="1" w:anchor="_Toc203760558">
             <w:r>
               <w:rPr>
                 <w:rStyle w:val="Hipervnculo"/>
@@ -646,7 +671,7 @@
               <w:lang w:eastAsia="es-MX"/>
             </w:rPr>
           </w:pPr>
-          <w:hyperlink w:anchor="_Toc203760559" w:history="1">
+          <w:hyperlink w:history="1" w:anchor="_Toc203760559">
             <w:r>
               <w:rPr>
                 <w:rStyle w:val="Hipervnculo"/>
@@ -731,7 +756,7 @@
               <w:lang w:eastAsia="es-MX"/>
             </w:rPr>
           </w:pPr>
-          <w:hyperlink w:anchor="_Toc203760560" w:history="1">
+          <w:hyperlink w:history="1" w:anchor="_Toc203760560">
             <w:r>
               <w:rPr>
                 <w:rStyle w:val="Hipervnculo"/>
@@ -812,7 +837,7 @@
               <w:lang w:eastAsia="es-MX"/>
             </w:rPr>
           </w:pPr>
-          <w:hyperlink w:anchor="_Toc203760561" w:history="1">
+          <w:hyperlink w:history="1" w:anchor="_Toc203760561">
             <w:r>
               <w:rPr>
                 <w:rStyle w:val="Hipervnculo"/>
@@ -898,7 +923,7 @@
               <w:lang w:eastAsia="es-MX"/>
             </w:rPr>
           </w:pPr>
-          <w:hyperlink w:anchor="_Toc203760562" w:history="1">
+          <w:hyperlink w:history="1" w:anchor="_Toc203760562">
             <w:r>
               <w:rPr>
                 <w:rStyle w:val="Hipervnculo"/>
@@ -983,7 +1008,7 @@
               <w:lang w:eastAsia="es-MX"/>
             </w:rPr>
           </w:pPr>
-          <w:hyperlink w:anchor="_Toc203760564" w:history="1">
+          <w:hyperlink w:history="1" w:anchor="_Toc203760564">
             <w:r>
               <w:rPr>
                 <w:rStyle w:val="Hipervnculo"/>
@@ -1064,7 +1089,7 @@
               <w:lang w:eastAsia="es-MX"/>
             </w:rPr>
           </w:pPr>
-          <w:hyperlink w:anchor="_Toc203760565" w:history="1">
+          <w:hyperlink w:history="1" w:anchor="_Toc203760565">
             <w:r>
               <w:rPr>
                 <w:rStyle w:val="Hipervnculo"/>
@@ -1145,7 +1170,7 @@
               <w:lang w:eastAsia="es-MX"/>
             </w:rPr>
           </w:pPr>
-          <w:hyperlink w:anchor="_Toc203760566" w:history="1">
+          <w:hyperlink w:history="1" w:anchor="_Toc203760566">
             <w:r>
               <w:rPr>
                 <w:rStyle w:val="Hipervnculo"/>
@@ -1226,7 +1251,7 @@
               <w:lang w:eastAsia="es-MX"/>
             </w:rPr>
           </w:pPr>
-          <w:hyperlink w:anchor="_Toc203760567" w:history="1">
+          <w:hyperlink w:history="1" w:anchor="_Toc203760567">
             <w:r>
               <w:rPr>
                 <w:rStyle w:val="Hipervnculo"/>
@@ -1320,7 +1345,7 @@
               <w:lang w:eastAsia="es-MX"/>
             </w:rPr>
           </w:pPr>
-          <w:hyperlink w:anchor="_Toc203760568" w:history="1">
+          <w:hyperlink w:history="1" w:anchor="_Toc203760568">
             <w:r>
               <w:rPr>
                 <w:rStyle w:val="Hipervnculo"/>
@@ -1405,7 +1430,7 @@
               <w:lang w:eastAsia="es-MX"/>
             </w:rPr>
           </w:pPr>
-          <w:hyperlink w:anchor="_Toc203760570" w:history="1">
+          <w:hyperlink w:history="1" w:anchor="_Toc203760570">
             <w:r>
               <w:rPr>
                 <w:rStyle w:val="Hipervnculo"/>
@@ -1491,7 +1516,7 @@
               <w:lang w:eastAsia="es-MX"/>
             </w:rPr>
           </w:pPr>
-          <w:hyperlink w:anchor="_Toc203760571" w:history="1">
+          <w:hyperlink w:history="1" w:anchor="_Toc203760571">
             <w:r>
               <w:rPr>
                 <w:rStyle w:val="Hipervnculo"/>
@@ -1580,7 +1605,7 @@
               <w:lang w:eastAsia="es-MX"/>
             </w:rPr>
           </w:pPr>
-          <w:hyperlink w:anchor="_Toc203760572" w:history="1">
+          <w:hyperlink w:history="1" w:anchor="_Toc203760572">
             <w:r>
               <w:rPr>
                 <w:rStyle w:val="Hipervnculo"/>
@@ -1652,7 +1677,7 @@
               <w:lang w:eastAsia="es-MX"/>
             </w:rPr>
           </w:pPr>
-          <w:hyperlink w:anchor="_Toc203760573" w:history="1">
+          <w:hyperlink w:history="1" w:anchor="_Toc203760573">
             <w:r>
               <w:rPr>
                 <w:rStyle w:val="Hipervnculo"/>
@@ -1724,7 +1749,7 @@
               <w:lang w:eastAsia="es-MX"/>
             </w:rPr>
           </w:pPr>
-          <w:hyperlink w:anchor="_Toc203760574" w:history="1">
+          <w:hyperlink w:history="1" w:anchor="_Toc203760574">
             <w:r>
               <w:rPr>
                 <w:rStyle w:val="Hipervnculo"/>
@@ -1796,12 +1821,12 @@
               <w:lang w:eastAsia="es-MX"/>
             </w:rPr>
           </w:pPr>
-          <w:hyperlink w:anchor="_Toc203760575" w:history="1">
+          <w:hyperlink w:history="1" w:anchor="_Toc203760575">
             <w:r>
               <w:rPr>
                 <w:rStyle w:val="Hipervnculo"/>
                 <w:noProof/>
-                <w:bdr w:val="none" w:sz="0" w:space="0" w:color="auto" w:frame="1"/>
+                <w:bdr w:val="none" w:color="auto" w:sz="0" w:space="0" w:frame="1"/>
               </w:rPr>
               <w:t>Referencias bibliográficas</w:t>
             </w:r>
@@ -1869,7 +1894,7 @@
               <w:lang w:eastAsia="es-MX"/>
             </w:rPr>
           </w:pPr>
-          <w:hyperlink w:anchor="_Toc203760576" w:history="1">
+          <w:hyperlink w:history="1" w:anchor="_Toc203760576">
             <w:r>
               <w:rPr>
                 <w:rStyle w:val="Hipervnculo"/>
@@ -1956,7 +1981,7 @@
         </w:rPr>
         <w:sectPr>
           <w:footerReference w:type="default" r:id="rId12"/>
-          <w:pgSz w:w="12240" w:h="15840"/>
+          <w:pgSz w:w="12240" w:h="15840" w:orient="portrait"/>
           <w:pgMar w:top="1701" w:right="1134" w:bottom="1134" w:left="1134" w:header="709" w:footer="709" w:gutter="0"/>
           <w:cols w:space="708"/>
           <w:docGrid w:linePitch="360"/>
@@ -1972,7 +1997,7 @@
         </w:numPr>
         <w:ind w:left="1068"/>
       </w:pPr>
-      <w:bookmarkStart w:id="0" w:name="_Toc203760558"/>
+      <w:bookmarkStart w:name="_Toc203760558" w:id="0"/>
       <w:r>
         <w:lastRenderedPageBreak/>
         <w:t>Introducción</w:t>
@@ -2093,9 +2118,9 @@
           <w:lang w:val="es-419"/>
         </w:rPr>
         <w:drawing>
-          <wp:inline distT="0" distB="0" distL="0" distR="0" wp14:anchorId="18323AA1" wp14:editId="470F4744">
-            <wp:extent cx="6332220" cy="3563620"/>
-            <wp:effectExtent l="0" t="0" r="0" b="0"/>
+          <wp:inline distT="0" distB="0" distL="0" distR="0" wp14:anchorId="18323AA1" wp14:editId="5430BB2F">
+            <wp:extent cx="5617028" cy="3161127"/>
+            <wp:effectExtent l="0" t="0" r="3175" b="1270"/>
             <wp:docPr id="2" name="Imagen 2">
               <a:extLst xmlns:a="http://schemas.openxmlformats.org/drawingml/2006/main">
                 <a:ext uri="{C183D7F6-B498-43B3-948B-1728B52AA6E4}">
@@ -2137,7 +2162,7 @@
                   <pic:spPr bwMode="auto">
                     <a:xfrm>
                       <a:off x="0" y="0"/>
-                      <a:ext cx="6332220" cy="3563620"/>
+                      <a:ext cx="5617028" cy="3161127"/>
                     </a:xfrm>
                     <a:prstGeom prst="rect">
                       <a:avLst/>
@@ -2156,12 +2181,18 @@
     </w:p>
     <w:p>
       <w:pPr>
+        <w:ind w:firstLine="142"/>
         <w:jc w:val="center"/>
         <w:rPr>
           <w:lang w:val="es-419" w:eastAsia="es-CO"/>
         </w:rPr>
       </w:pPr>
-      <w:hyperlink r:id="rId14" w:history="1">
+    </w:p>
+    <w:p>
+      <w:pPr>
+        <w:jc w:val="center"/>
+      </w:pPr>
+      <w:hyperlink w:history="1" r:id="rId14">
         <w:r>
           <w:rPr>
             <w:rStyle w:val="Hipervnculo"/>
@@ -2170,6 +2201,14 @@
           <w:t>Enlace de reproducción del video</w:t>
         </w:r>
       </w:hyperlink>
+    </w:p>
+    <w:p>
+      <w:pPr>
+        <w:jc w:val="center"/>
+        <w:rPr>
+          <w:lang w:val="es-419" w:eastAsia="es-CO"/>
+        </w:rPr>
+      </w:pPr>
     </w:p>
     <w:tbl>
       <w:tblPr>
@@ -2308,7 +2347,7 @@
       <w:pPr>
         <w:pStyle w:val="Ttulo1"/>
       </w:pPr>
-      <w:bookmarkStart w:id="1" w:name="_Toc203760559"/>
+      <w:bookmarkStart w:name="_Toc203760559" w:id="1"/>
       <w:r>
         <w:lastRenderedPageBreak/>
         <w:t>Patronaje</w:t>
@@ -2756,7 +2795,7 @@
         </w:rPr>
         <w:t xml:space="preserve">Fuente: </w:t>
       </w:r>
-      <w:hyperlink r:id="rId20" w:history="1">
+      <w:hyperlink w:history="1" r:id="rId20">
         <w:r>
           <w:rPr>
             <w:rStyle w:val="Hipervnculo"/>
@@ -2770,7 +2809,7 @@
       <w:pPr>
         <w:pStyle w:val="Ttulo2"/>
       </w:pPr>
-      <w:bookmarkStart w:id="2" w:name="_Toc203760560"/>
+      <w:bookmarkStart w:name="_Toc203760560" w:id="2"/>
       <w:r>
         <w:t>Tipos de patronaje y líneas de aplicación</w:t>
       </w:r>
@@ -3355,7 +3394,7 @@
       <w:pPr>
         <w:pStyle w:val="Ttulo2"/>
       </w:pPr>
-      <w:bookmarkStart w:id="3" w:name="_Toc203760561"/>
+      <w:bookmarkStart w:name="_Toc203760561" w:id="3"/>
       <w:r>
         <w:t>Procedimiento y metodologías</w:t>
       </w:r>
@@ -3413,7 +3452,43 @@
         <w:rPr>
           <w:lang w:val="es-419" w:eastAsia="es-CO"/>
         </w:rPr>
-        <w:t>Para ampliar y profundizar en los contenidos abordados, se recomienda consultar el anexo 1 en la carpeta de anexos.</w:t>
+        <w:t xml:space="preserve">Para ampliar y profundizar en los contenidos abordados, se recomienda consultar </w:t>
+      </w:r>
+      <w:r>
+        <w:rPr>
+          <w:lang w:val="es-419" w:eastAsia="es-CO"/>
+        </w:rPr>
+        <w:t>en la carpeta de anexos</w:t>
+      </w:r>
+      <w:r>
+        <w:rPr>
+          <w:lang w:val="es-419" w:eastAsia="es-CO"/>
+        </w:rPr>
+        <w:t>. A</w:t>
+      </w:r>
+      <w:r>
+        <w:rPr>
+          <w:lang w:val="es-419" w:eastAsia="es-CO"/>
+        </w:rPr>
+        <w:t>nexo 1</w:t>
+      </w:r>
+      <w:r>
+        <w:rPr>
+          <w:lang w:val="es-419" w:eastAsia="es-CO"/>
+        </w:rPr>
+        <w:t xml:space="preserve">. </w:t>
+      </w:r>
+      <w:r>
+        <w:rPr>
+          <w:lang w:val="es-419" w:eastAsia="es-CO"/>
+        </w:rPr>
+        <w:t>Pasos para definir el patronaje</w:t>
+      </w:r>
+      <w:r>
+        <w:rPr>
+          <w:lang w:val="es-419" w:eastAsia="es-CO"/>
+        </w:rPr>
+        <w:t>.</w:t>
       </w:r>
     </w:p>
     <w:p>
@@ -4055,13 +4130,15 @@
         </w:rPr>
         <w:t>Papel blanco tipo </w:t>
       </w:r>
+      <w:proofErr w:type="spellStart"/>
       <w:r>
         <w:rPr>
           <w:rStyle w:val="Extranjerismo"/>
-          <w:lang w:eastAsia="es-CO"/>
+          <w:lang w:val="es-CO" w:eastAsia="es-CO"/>
         </w:rPr>
         <w:t>manifold</w:t>
       </w:r>
+      <w:proofErr w:type="spellEnd"/>
       <w:r>
         <w:rPr>
           <w:lang w:eastAsia="es-CO"/>
@@ -4164,7 +4241,43 @@
         <w:rPr>
           <w:lang w:eastAsia="es-CO"/>
         </w:rPr>
-        <w:t>. Anexo 2 en la carpeta de anexos.</w:t>
+        <w:t xml:space="preserve">. </w:t>
+      </w:r>
+      <w:r>
+        <w:rPr>
+          <w:lang w:eastAsia="es-CO"/>
+        </w:rPr>
+        <w:t>Anexo 2. Manual de patronaje b</w:t>
+      </w:r>
+      <w:r>
+        <w:rPr>
+          <w:lang w:eastAsia="es-CO"/>
+        </w:rPr>
+        <w:t>á</w:t>
+      </w:r>
+      <w:r>
+        <w:rPr>
+          <w:lang w:eastAsia="es-CO"/>
+        </w:rPr>
+        <w:t>sico, interpretaci</w:t>
+      </w:r>
+      <w:r>
+        <w:rPr>
+          <w:lang w:eastAsia="es-CO"/>
+        </w:rPr>
+        <w:t>ó</w:t>
+      </w:r>
+      <w:r>
+        <w:rPr>
+          <w:lang w:eastAsia="es-CO"/>
+        </w:rPr>
+        <w:t>n de diseños</w:t>
+      </w:r>
+      <w:r>
+        <w:rPr>
+          <w:lang w:eastAsia="es-CO"/>
+        </w:rPr>
+        <w:t>.</w:t>
       </w:r>
     </w:p>
     <w:p>
@@ -4186,7 +4299,7 @@
       <w:pPr>
         <w:pStyle w:val="Ttulo1"/>
       </w:pPr>
-      <w:bookmarkStart w:id="4" w:name="_Toc203760562"/>
+      <w:bookmarkStart w:name="_Toc203760562" w:id="4"/>
       <w:r>
         <w:lastRenderedPageBreak/>
         <w:t>Prepatronaje masculino y construcción de bases</w:t>
@@ -4778,7 +4891,7 @@
         <w:textAlignment w:val="baseline"/>
         <w:outlineLvl w:val="1"/>
         <w:rPr>
-          <w:rFonts w:ascii="Calibri" w:eastAsiaTheme="majorEastAsia" w:hAnsi="Calibri" w:cs="Calibri"/>
+          <w:rFonts w:ascii="Calibri" w:hAnsi="Calibri" w:cs="Calibri" w:eastAsiaTheme="majorEastAsia"/>
           <w:b/>
           <w:bCs/>
           <w:vanish/>
@@ -4791,9 +4904,9 @@
           <w14:ligatures w14:val="none"/>
         </w:rPr>
       </w:pPr>
-      <w:bookmarkStart w:id="5" w:name="_Toc202734263"/>
-      <w:bookmarkStart w:id="6" w:name="_Toc203760036"/>
-      <w:bookmarkStart w:id="7" w:name="_Toc203760563"/>
+      <w:bookmarkStart w:name="_Toc202734263" w:id="5"/>
+      <w:bookmarkStart w:name="_Toc203760036" w:id="6"/>
+      <w:bookmarkStart w:name="_Toc203760563" w:id="7"/>
       <w:bookmarkEnd w:id="5"/>
       <w:bookmarkEnd w:id="6"/>
       <w:bookmarkEnd w:id="7"/>
@@ -4802,7 +4915,7 @@
       <w:pPr>
         <w:pStyle w:val="Ttulo2"/>
       </w:pPr>
-      <w:bookmarkStart w:id="8" w:name="_Toc203760564"/>
+      <w:bookmarkStart w:name="_Toc203760564" w:id="8"/>
       <w:r>
         <w:t>Patrón base para camisa</w:t>
       </w:r>
@@ -5329,80 +5442,160 @@
         <w:lastRenderedPageBreak/>
         <w:t>Manual de patronaje básico e interpretación de diseños. Esquema del patrón base masculino clásico y </w:t>
       </w:r>
+      <w:proofErr w:type="spellStart"/>
       <w:r>
         <w:rPr>
           <w:rStyle w:val="Extranjerismo"/>
           <w:b/>
           <w:bCs/>
-          <w:lang w:eastAsia="es-CO"/>
-        </w:rPr>
-        <w:t>slim fit</w:t>
-      </w:r>
-      <w:r>
-        <w:rPr>
-          <w:b/>
-          <w:bCs/>
-          <w:lang w:eastAsia="es-CO"/>
-        </w:rPr>
-        <w:t>, página 65 a 67</w:t>
-      </w:r>
-    </w:p>
-    <w:p>
-      <w:pPr>
-        <w:rPr>
-          <w:lang w:eastAsia="es-CO"/>
-        </w:rPr>
-      </w:pPr>
-      <w:r>
-        <w:rPr>
-          <w:lang w:eastAsia="es-CO"/>
-        </w:rPr>
-        <w:t xml:space="preserve">Para ampliar y profundizar en los contenidos abordados, se recomienda consultar el </w:t>
-      </w:r>
-      <w:r>
-        <w:rPr>
-          <w:lang w:eastAsia="es-CO"/>
-        </w:rPr>
-        <w:t xml:space="preserve">anexo </w:t>
-      </w:r>
-      <w:r>
-        <w:rPr>
-          <w:lang w:eastAsia="es-CO"/>
-        </w:rPr>
-        <w:t>2</w:t>
-      </w:r>
-      <w:r>
-        <w:rPr>
-          <w:lang w:eastAsia="es-CO"/>
-        </w:rPr>
-        <w:t xml:space="preserve"> en la carpeta de anexos.</w:t>
-      </w:r>
-    </w:p>
-    <w:p>
-      <w:pPr>
-        <w:rPr>
-          <w:b/>
-          <w:bCs/>
-          <w:lang w:eastAsia="es-CO"/>
-        </w:rPr>
-      </w:pPr>
-      <w:r>
-        <w:rPr>
-          <w:b/>
-          <w:bCs/>
-          <w:lang w:eastAsia="es-CO"/>
-        </w:rPr>
-        <w:t>Base superior masculina </w:t>
-      </w:r>
+          <w:lang w:val="es-CO" w:eastAsia="es-CO"/>
+        </w:rPr>
+        <w:t>slim</w:t>
+      </w:r>
+      <w:proofErr w:type="spellEnd"/>
       <w:r>
         <w:rPr>
           <w:rStyle w:val="Extranjerismo"/>
           <w:b/>
           <w:bCs/>
-          <w:lang w:eastAsia="es-CO"/>
-        </w:rPr>
-        <w:t>slim fit</w:t>
-      </w:r>
+          <w:lang w:val="es-CO" w:eastAsia="es-CO"/>
+        </w:rPr>
+        <w:t xml:space="preserve"> </w:t>
+      </w:r>
+      <w:proofErr w:type="spellStart"/>
+      <w:r>
+        <w:rPr>
+          <w:rStyle w:val="Extranjerismo"/>
+          <w:b/>
+          <w:bCs/>
+          <w:lang w:val="es-CO" w:eastAsia="es-CO"/>
+        </w:rPr>
+        <w:t>fit</w:t>
+      </w:r>
+      <w:proofErr w:type="spellEnd"/>
+      <w:r>
+        <w:rPr>
+          <w:b/>
+          <w:bCs/>
+          <w:lang w:eastAsia="es-CO"/>
+        </w:rPr>
+        <w:t>, página 65 a 67</w:t>
+      </w:r>
+    </w:p>
+    <w:p>
+      <w:pPr>
+        <w:rPr>
+          <w:lang w:eastAsia="es-CO"/>
+        </w:rPr>
+      </w:pPr>
+      <w:r>
+        <w:rPr>
+          <w:lang w:eastAsia="es-CO"/>
+        </w:rPr>
+        <w:t>Para ampliar y profundizar en los contenidos abordados, se recomienda consultar</w:t>
+      </w:r>
+      <w:r>
+        <w:rPr>
+          <w:lang w:eastAsia="es-CO"/>
+        </w:rPr>
+        <w:t xml:space="preserve"> </w:t>
+      </w:r>
+      <w:r>
+        <w:rPr>
+          <w:lang w:eastAsia="es-CO"/>
+        </w:rPr>
+        <w:t>en la carpeta de anexos.</w:t>
+      </w:r>
+      <w:r>
+        <w:rPr>
+          <w:lang w:eastAsia="es-CO"/>
+        </w:rPr>
+        <w:t xml:space="preserve"> </w:t>
+      </w:r>
+      <w:r>
+        <w:rPr>
+          <w:lang w:eastAsia="es-CO"/>
+        </w:rPr>
+        <w:t>Anexo 2. Manual de patronaje b</w:t>
+      </w:r>
+      <w:r>
+        <w:rPr>
+          <w:lang w:eastAsia="es-CO"/>
+        </w:rPr>
+        <w:t>á</w:t>
+      </w:r>
+      <w:r>
+        <w:rPr>
+          <w:lang w:eastAsia="es-CO"/>
+        </w:rPr>
+        <w:t>sico, interpretaci</w:t>
+      </w:r>
+      <w:r>
+        <w:rPr>
+          <w:lang w:eastAsia="es-CO"/>
+        </w:rPr>
+        <w:t>ó</w:t>
+      </w:r>
+      <w:r>
+        <w:rPr>
+          <w:lang w:eastAsia="es-CO"/>
+        </w:rPr>
+        <w:t>n de diseños</w:t>
+      </w:r>
+      <w:r>
+        <w:rPr>
+          <w:lang w:eastAsia="es-CO"/>
+        </w:rPr>
+        <w:t xml:space="preserve">. </w:t>
+      </w:r>
+    </w:p>
+    <w:p>
+      <w:pPr>
+        <w:rPr>
+          <w:b/>
+          <w:bCs/>
+          <w:lang w:eastAsia="es-CO"/>
+        </w:rPr>
+      </w:pPr>
+      <w:r>
+        <w:rPr>
+          <w:b/>
+          <w:bCs/>
+          <w:lang w:eastAsia="es-CO"/>
+        </w:rPr>
+        <w:t>Base superior masculina </w:t>
+      </w:r>
+      <w:proofErr w:type="spellStart"/>
+      <w:r>
+        <w:rPr>
+          <w:rStyle w:val="Extranjerismo"/>
+          <w:b/>
+          <w:bCs/>
+          <w:lang w:val="es-CO" w:eastAsia="es-CO"/>
+        </w:rPr>
+        <w:t>slim</w:t>
+      </w:r>
+      <w:proofErr w:type="spellEnd"/>
+      <w:r>
+        <w:rPr>
+          <w:rStyle w:val="Extranjerismo"/>
+          <w:b/>
+          <w:bCs/>
+          <w:lang w:val="es-CO" w:eastAsia="es-CO"/>
+        </w:rPr>
+        <w:t xml:space="preserve"> </w:t>
+      </w:r>
+      <w:proofErr w:type="spellStart"/>
+      <w:r>
+        <w:rPr>
+          <w:rStyle w:val="Extranjerismo"/>
+          <w:b/>
+          <w:bCs/>
+          <w:lang w:val="es-CO" w:eastAsia="es-CO"/>
+        </w:rPr>
+        <w:t>fit</w:t>
+      </w:r>
+      <w:proofErr w:type="spellEnd"/>
     </w:p>
     <w:p>
       <w:pPr>
@@ -5422,7 +5615,7 @@
         </w:rPr>
         <w:t xml:space="preserve"> </w:t>
       </w:r>
-      <w:hyperlink r:id="rId24" w:history="1">
+      <w:hyperlink w:history="1" r:id="rId24">
         <w:r>
           <w:rPr>
             <w:rStyle w:val="Hipervnculo"/>
@@ -5436,7 +5629,7 @@
       <w:pPr>
         <w:pStyle w:val="Ttulo2"/>
       </w:pPr>
-      <w:bookmarkStart w:id="9" w:name="_Toc203760565"/>
+      <w:bookmarkStart w:name="_Toc203760565" w:id="9"/>
       <w:r>
         <w:t>Patrones básicos superiores de camisa</w:t>
       </w:r>
@@ -5485,13 +5678,7 @@
     </w:p>
     <w:p>
       <w:pPr>
-        <w:rPr>
-          <w:lang w:eastAsia="es-CO"/>
-        </w:rPr>
-      </w:pPr>
-    </w:p>
-    <w:p>
-      <w:pPr>
+        <w:ind w:firstLine="0"/>
         <w:rPr>
           <w:lang w:val="es-419" w:eastAsia="es-CO"/>
         </w:rPr>
@@ -5840,7 +6027,61 @@
         <w:rPr>
           <w:lang w:eastAsia="es-CO"/>
         </w:rPr>
-        <w:t xml:space="preserve"> Consultar el anexo 2 en la carpeta de anexos.</w:t>
+        <w:t xml:space="preserve"> Consultar</w:t>
+      </w:r>
+      <w:r>
+        <w:rPr>
+          <w:lang w:eastAsia="es-CO"/>
+        </w:rPr>
+        <w:t xml:space="preserve"> </w:t>
+      </w:r>
+      <w:r>
+        <w:rPr>
+          <w:lang w:eastAsia="es-CO"/>
+        </w:rPr>
+        <w:t>en la carpeta de anexos.</w:t>
+      </w:r>
+      <w:r>
+        <w:rPr>
+          <w:lang w:eastAsia="es-CO"/>
+        </w:rPr>
+        <w:t xml:space="preserve"> </w:t>
+      </w:r>
+      <w:r>
+        <w:rPr>
+          <w:lang w:eastAsia="es-CO"/>
+        </w:rPr>
+        <w:t>Anexo 2. Manual de patronaje b</w:t>
+      </w:r>
+      <w:r>
+        <w:rPr>
+          <w:lang w:eastAsia="es-CO"/>
+        </w:rPr>
+        <w:t>á</w:t>
+      </w:r>
+      <w:r>
+        <w:rPr>
+          <w:lang w:eastAsia="es-CO"/>
+        </w:rPr>
+        <w:t>sico, interpretaci</w:t>
+      </w:r>
+      <w:r>
+        <w:rPr>
+          <w:lang w:eastAsia="es-CO"/>
+        </w:rPr>
+        <w:t>ó</w:t>
+      </w:r>
+      <w:r>
+        <w:rPr>
+          <w:lang w:eastAsia="es-CO"/>
+        </w:rPr>
+        <w:t>n de diseños</w:t>
+      </w:r>
+      <w:r>
+        <w:rPr>
+          <w:lang w:eastAsia="es-CO"/>
+        </w:rPr>
+        <w:t xml:space="preserve">. </w:t>
       </w:r>
     </w:p>
     <w:p>
@@ -5878,7 +6119,7 @@
         </w:rPr>
         <w:t xml:space="preserve"> </w:t>
       </w:r>
-      <w:hyperlink r:id="rId26" w:tgtFrame="_blank" w:history="1">
+      <w:hyperlink w:tgtFrame="_blank" w:history="1" r:id="rId26">
         <w:r>
           <w:rPr>
             <w:rStyle w:val="Hipervnculo"/>
@@ -5892,7 +6133,7 @@
       <w:pPr>
         <w:pStyle w:val="Ttulo2"/>
       </w:pPr>
-      <w:bookmarkStart w:id="10" w:name="_Toc203760566"/>
+      <w:bookmarkStart w:name="_Toc203760566" w:id="10"/>
       <w:r>
         <w:t>Trazo manga camisa clásica</w:t>
       </w:r>
@@ -5908,20 +6149,26 @@
         <w:rPr>
           <w:lang w:val="es-419" w:eastAsia="es-CO"/>
         </w:rPr>
-        <w:t>El trazo de la manga para una camisa clásica parte de la sisa previamente construida en el cuerpo del patrón base; este proceso requiere trasladar con precisión las medidas de la curva de sisa para garantizar un ajuste funcional y estético. La manga se construye generalmente en una sola pieza, con una copa que respeta la curvatura anatómica del brazo y permite movilidad.</w:t>
-      </w:r>
-    </w:p>
-    <w:p>
-      <w:pPr>
+        <w:t xml:space="preserve">El trazo de la manga para una camisa clásica parte de la sisa previamente construida en el cuerpo del patrón base; este proceso requiere trasladar con precisión las medidas de la curva de sisa para garantizar un ajuste funcional y estético. La manga </w:t>
+      </w:r>
+      <w:r>
         <w:rPr>
           <w:lang w:val="es-419" w:eastAsia="es-CO"/>
         </w:rPr>
-      </w:pPr>
-      <w:r>
+        <w:lastRenderedPageBreak/>
+        <w:t>se construye generalmente en una sola pieza, con una copa que respeta la curvatura anatómica del brazo y permite movilidad.</w:t>
+      </w:r>
+    </w:p>
+    <w:p>
+      <w:pPr>
         <w:rPr>
           <w:lang w:val="es-419" w:eastAsia="es-CO"/>
         </w:rPr>
-        <w:lastRenderedPageBreak/>
+      </w:pPr>
+      <w:r>
+        <w:rPr>
+          <w:lang w:val="es-419" w:eastAsia="es-CO"/>
+        </w:rPr>
         <w:t>En este tipo de prenda es fundamental definir adecuadamente el alto de copa, el largo total de la manga y el ancho en puño, considerando los desahogos necesarios según el tipo de tejido y el estilo de la camisa. A partir de este trazo base, pueden derivarse variaciones como la manga con pliegues, con puño recto o curvo, o con abertura de vista, según las exigencias del diseño.</w:t>
       </w:r>
     </w:p>
@@ -5952,9 +6199,9 @@
           <w:lang w:val="es-419" w:eastAsia="es-CO"/>
         </w:rPr>
         <w:drawing>
-          <wp:inline distT="0" distB="0" distL="0" distR="0" wp14:anchorId="6902CDF8" wp14:editId="6EFE0543">
-            <wp:extent cx="4672607" cy="5722374"/>
-            <wp:effectExtent l="0" t="0" r="1270" b="5715"/>
+          <wp:inline distT="0" distB="0" distL="0" distR="0" wp14:anchorId="6902CDF8" wp14:editId="7FBC1C47">
+            <wp:extent cx="4175167" cy="5113176"/>
+            <wp:effectExtent l="0" t="0" r="0" b="0"/>
             <wp:docPr id="25" name="Imagen 25" descr="Trazo técnico de la manga básica masculina para camisa, incluyendo detalles del puño y la tapeta. Se aprecian las curvas de sisa delantera y trasera, líneas guías verticales, flechas que indican la dirección del hilo, y símbolos de piquetes para un ensamblaje preciso. También se indican medidas de largo y contorno, junto con referencias para la colocación de aberturas y puño."/>
             <wp:cNvGraphicFramePr>
               <a:graphicFrameLocks xmlns:a="http://schemas.openxmlformats.org/drawingml/2006/main" noChangeAspect="1"/>
@@ -5984,7 +6231,7 @@
                   <pic:spPr bwMode="auto">
                     <a:xfrm>
                       <a:off x="0" y="0"/>
-                      <a:ext cx="4705681" cy="5762879"/>
+                      <a:ext cx="4220544" cy="5168748"/>
                     </a:xfrm>
                     <a:prstGeom prst="rect">
                       <a:avLst/>
@@ -6334,13 +6581,31 @@
         </w:rPr>
         <w:t>Camisa </w:t>
       </w:r>
+      <w:proofErr w:type="spellStart"/>
       <w:r>
         <w:rPr>
           <w:rStyle w:val="Extranjerismo"/>
-          <w:lang w:eastAsia="es-CO"/>
-        </w:rPr>
-        <w:t>slim fit</w:t>
-      </w:r>
+          <w:lang w:val="es-CO" w:eastAsia="es-CO"/>
+        </w:rPr>
+        <w:t>slim</w:t>
+      </w:r>
+      <w:proofErr w:type="spellEnd"/>
+      <w:r>
+        <w:rPr>
+          <w:rStyle w:val="Extranjerismo"/>
+          <w:lang w:val="es-CO" w:eastAsia="es-CO"/>
+        </w:rPr>
+        <w:t xml:space="preserve"> </w:t>
+      </w:r>
+      <w:proofErr w:type="spellStart"/>
+      <w:r>
+        <w:rPr>
+          <w:rStyle w:val="Extranjerismo"/>
+          <w:lang w:val="es-CO" w:eastAsia="es-CO"/>
+        </w:rPr>
+        <w:t>fit</w:t>
+      </w:r>
+      <w:proofErr w:type="spellEnd"/>
       <w:r>
         <w:rPr>
           <w:i/>
@@ -6483,13 +6748,6 @@
     <w:p>
       <w:pPr>
         <w:rPr>
-          <w:lang w:val="es-419" w:eastAsia="es-CO"/>
-        </w:rPr>
-      </w:pPr>
-    </w:p>
-    <w:p>
-      <w:pPr>
-        <w:rPr>
           <w:b/>
           <w:bCs/>
           <w:lang w:eastAsia="es-CO"/>
@@ -6501,20 +6759,20 @@
           <w:bCs/>
           <w:lang w:eastAsia="es-CO"/>
         </w:rPr>
+        <w:t>Recomendaciones adicionales para el largo de manga y detalles</w:t>
+      </w:r>
+    </w:p>
+    <w:p>
+      <w:pPr>
+        <w:rPr>
+          <w:lang w:eastAsia="es-CO"/>
+        </w:rPr>
+      </w:pPr>
+      <w:r>
+        <w:rPr>
+          <w:lang w:eastAsia="es-CO"/>
+        </w:rPr>
         <w:lastRenderedPageBreak/>
-        <w:t>Recomendaciones adicionales para el largo de manga y detalles</w:t>
-      </w:r>
-    </w:p>
-    <w:p>
-      <w:pPr>
-        <w:rPr>
-          <w:lang w:eastAsia="es-CO"/>
-        </w:rPr>
-      </w:pPr>
-      <w:r>
-        <w:rPr>
-          <w:lang w:eastAsia="es-CO"/>
-        </w:rPr>
         <w:t>El largo de la manga y su ajuste final dependerán del tipo de puño utilizado y del comportamiento funcional deseado. Las medidas aquí presentadas son orientativas y deben ajustarse de acuerdo con los requerimientos técnicos y estéticos del diseño.</w:t>
       </w:r>
     </w:p>
@@ -6566,7 +6824,7 @@
         </w:rPr>
         <w:t xml:space="preserve"> </w:t>
       </w:r>
-      <w:hyperlink r:id="rId28" w:tgtFrame="_blank" w:history="1">
+      <w:hyperlink w:tgtFrame="_blank" w:history="1" r:id="rId28">
         <w:r>
           <w:rPr>
             <w:rStyle w:val="Hipervnculo"/>
@@ -6580,7 +6838,7 @@
       <w:pPr>
         <w:pStyle w:val="Ttulo2"/>
       </w:pPr>
-      <w:bookmarkStart w:id="11" w:name="_Toc203760567"/>
+      <w:bookmarkStart w:name="_Toc203760567" w:id="11"/>
       <w:r>
         <w:t>Trazo camisa </w:t>
       </w:r>
@@ -6673,20 +6931,13 @@
         <w:rPr>
           <w:lang w:eastAsia="es-CO"/>
         </w:rPr>
-        <w:t xml:space="preserve"> frontal con botones visibles, cuello camisero con varillas internas, y puños franceses o simples, según el nivel de formalidad </w:t>
-      </w:r>
-      <w:r>
-        <w:rPr>
-          <w:lang w:eastAsia="es-CO"/>
-        </w:rPr>
-        <w:lastRenderedPageBreak/>
-        <w:t>deseado; el diseño se completa con una espalda lisa o dividida por una basquiña, lo que favorece el calce anatómico.</w:t>
-      </w:r>
-    </w:p>
-    <w:p>
-      <w:pPr>
-        <w:rPr>
-          <w:lang w:val="es-419" w:eastAsia="es-CO"/>
+        <w:t xml:space="preserve"> frontal con botones visibles, cuello camisero con varillas internas, y puños franceses o simples, según el nivel de formalidad deseado; el diseño se completa con una espalda lisa o dividida por una basquiña, lo que favorece el calce anatómico.</w:t>
+      </w:r>
+    </w:p>
+    <w:p>
+      <w:pPr>
+        <w:rPr>
+          <w:lang w:eastAsia="es-CO"/>
         </w:rPr>
       </w:pPr>
       <w:proofErr w:type="spellStart"/>
@@ -6696,6 +6947,7 @@
           <w:bCs/>
           <w:lang w:eastAsia="es-CO"/>
         </w:rPr>
+        <w:lastRenderedPageBreak/>
         <w:t>Tapeta</w:t>
       </w:r>
       <w:proofErr w:type="spellEnd"/>
@@ -6727,12 +6979,31 @@
         </w:rPr>
         <w:t xml:space="preserve">Transformación de base a camisa </w:t>
       </w:r>
+      <w:proofErr w:type="spellStart"/>
       <w:r>
         <w:rPr>
           <w:rStyle w:val="Extranjerismo"/>
-        </w:rPr>
-        <w:t>slim fit</w:t>
-      </w:r>
+          <w:lang w:val="es-CO"/>
+        </w:rPr>
+        <w:t>slim</w:t>
+      </w:r>
+      <w:proofErr w:type="spellEnd"/>
+      <w:r>
+        <w:rPr>
+          <w:rStyle w:val="Extranjerismo"/>
+          <w:lang w:val="es-CO"/>
+        </w:rPr>
+        <w:t xml:space="preserve"> </w:t>
+      </w:r>
+      <w:proofErr w:type="spellStart"/>
+      <w:r>
+        <w:rPr>
+          <w:rStyle w:val="Extranjerismo"/>
+          <w:lang w:val="es-CO"/>
+        </w:rPr>
+        <w:t>fit</w:t>
+      </w:r>
+      <w:proofErr w:type="spellEnd"/>
     </w:p>
     <w:p>
       <w:pPr>
@@ -6747,9 +7018,9 @@
           <w:lang w:val="es-419" w:eastAsia="es-CO"/>
         </w:rPr>
         <w:drawing>
-          <wp:inline distT="0" distB="0" distL="0" distR="0" wp14:anchorId="08A7AECB" wp14:editId="6DAD6890">
-            <wp:extent cx="4533088" cy="5834743"/>
-            <wp:effectExtent l="0" t="0" r="1270" b="0"/>
+          <wp:inline distT="0" distB="0" distL="0" distR="0" wp14:anchorId="08A7AECB" wp14:editId="6ABB8B95">
+            <wp:extent cx="4683968" cy="6028948"/>
+            <wp:effectExtent l="0" t="0" r="2540" b="0"/>
             <wp:docPr id="26" name="Imagen 26" descr="Describe la transformación del patrón base hacia una camisa slim fit masculina. Se presentan las piezas delanteras y traseras con modificaciones en las líneas de entalle, pinzas en cintura, ajustes en la sisa y en los hombros, así como el desarrollo del cuello camisero y la tapeta frontal para botones. El trazo incluye referencias de medidas, ejes de simetría y puntos clave para la construcción de una prenda ajustada al cuerpo. "/>
             <wp:cNvGraphicFramePr>
               <a:graphicFrameLocks xmlns:a="http://schemas.openxmlformats.org/drawingml/2006/main" noChangeAspect="1"/>
@@ -6779,7 +7050,7 @@
                   <pic:spPr bwMode="auto">
                     <a:xfrm>
                       <a:off x="0" y="0"/>
-                      <a:ext cx="4557455" cy="5866107"/>
+                      <a:ext cx="4709831" cy="6062238"/>
                     </a:xfrm>
                     <a:prstGeom prst="rect">
                       <a:avLst/>
@@ -6796,16 +7067,22 @@
     <w:p>
       <w:pPr>
         <w:rPr>
+          <w:lang w:eastAsia="es-CO"/>
+        </w:rPr>
+      </w:pPr>
+      <w:r>
+        <w:rPr>
+          <w:lang w:eastAsia="es-CO"/>
+        </w:rPr>
+        <w:t>A continuación, se detallan los pasos para el trazo:</w:t>
+      </w:r>
+    </w:p>
+    <w:p>
+      <w:pPr>
+        <w:rPr>
           <w:lang w:val="es-419" w:eastAsia="es-CO"/>
         </w:rPr>
       </w:pPr>
-      <w:r>
-        <w:rPr>
-          <w:lang w:eastAsia="es-CO"/>
-        </w:rPr>
-        <w:lastRenderedPageBreak/>
-        <w:t>A continuación, se detallan los pasos para el trazo:</w:t>
-      </w:r>
     </w:p>
     <w:p>
       <w:pPr>
@@ -6826,6 +7103,7 @@
           <w:bCs/>
           <w:lang w:eastAsia="es-CO"/>
         </w:rPr>
+        <w:lastRenderedPageBreak/>
         <w:t>Establecimiento de ejes y líneas de referencia</w:t>
       </w:r>
     </w:p>
@@ -7055,20 +7333,6 @@
     </w:p>
     <w:p>
       <w:pPr>
-        <w:rPr>
-          <w:lang w:eastAsia="es-CO"/>
-        </w:rPr>
-      </w:pPr>
-    </w:p>
-    <w:p>
-      <w:pPr>
-        <w:rPr>
-          <w:lang w:eastAsia="es-CO"/>
-        </w:rPr>
-      </w:pPr>
-    </w:p>
-    <w:p>
-      <w:pPr>
         <w:pStyle w:val="Prrafodelista"/>
         <w:numPr>
           <w:ilvl w:val="0"/>
@@ -7086,7 +7350,6 @@
           <w:bCs/>
           <w:lang w:eastAsia="es-CO"/>
         </w:rPr>
-        <w:lastRenderedPageBreak/>
         <w:t>Definición de escote y vistas</w:t>
       </w:r>
     </w:p>
@@ -7123,6 +7386,7 @@
         <w:rPr>
           <w:lang w:eastAsia="es-CO"/>
         </w:rPr>
+        <w:lastRenderedPageBreak/>
         <w:t>Dibuje la curva de escote mediante radios de 8 cm (en centro) y 11 cm (en extremos), luego reserve una vista de 1</w:t>
       </w:r>
       <w:r>
@@ -7293,6 +7557,7 @@
           <w:ilvl w:val="2"/>
           <w:numId w:val="28"/>
         </w:numPr>
+        <w:ind w:left="2835"/>
         <w:rPr>
           <w:lang w:eastAsia="es-CO"/>
         </w:rPr>
@@ -7335,6 +7600,7 @@
           <w:ilvl w:val="2"/>
           <w:numId w:val="28"/>
         </w:numPr>
+        <w:ind w:left="2835"/>
         <w:rPr>
           <w:lang w:eastAsia="es-CO"/>
         </w:rPr>
@@ -7469,7 +7735,6 @@
         <w:rPr>
           <w:lang w:eastAsia="es-CO"/>
         </w:rPr>
-        <w:lastRenderedPageBreak/>
         <w:t>Represente cada ojal con un marcador circular y distáncielos uniformemente a 9 cm de separación, siguiendo la flecha que indica la dirección de montaje.</w:t>
       </w:r>
     </w:p>
@@ -7510,6 +7775,7 @@
         <w:rPr>
           <w:lang w:eastAsia="es-CO"/>
         </w:rPr>
+        <w:lastRenderedPageBreak/>
         <w:t>Añada 1 cm de holgura para costura en todas las uniones (hombro, costados, sisa y dobladillo).</w:t>
       </w:r>
     </w:p>
@@ -7551,83 +7817,6 @@
     </w:p>
     <w:p>
       <w:pPr>
-        <w:rPr>
-          <w:lang w:eastAsia="es-CO"/>
-        </w:rPr>
-      </w:pPr>
-    </w:p>
-    <w:p>
-      <w:pPr>
-        <w:rPr>
-          <w:lang w:eastAsia="es-CO"/>
-        </w:rPr>
-      </w:pPr>
-    </w:p>
-    <w:p>
-      <w:pPr>
-        <w:rPr>
-          <w:lang w:eastAsia="es-CO"/>
-        </w:rPr>
-      </w:pPr>
-    </w:p>
-    <w:p>
-      <w:pPr>
-        <w:rPr>
-          <w:lang w:eastAsia="es-CO"/>
-        </w:rPr>
-      </w:pPr>
-    </w:p>
-    <w:p>
-      <w:pPr>
-        <w:rPr>
-          <w:lang w:eastAsia="es-CO"/>
-        </w:rPr>
-      </w:pPr>
-    </w:p>
-    <w:p>
-      <w:pPr>
-        <w:rPr>
-          <w:lang w:eastAsia="es-CO"/>
-        </w:rPr>
-      </w:pPr>
-    </w:p>
-    <w:p>
-      <w:pPr>
-        <w:rPr>
-          <w:lang w:eastAsia="es-CO"/>
-        </w:rPr>
-      </w:pPr>
-    </w:p>
-    <w:p>
-      <w:pPr>
-        <w:rPr>
-          <w:lang w:eastAsia="es-CO"/>
-        </w:rPr>
-      </w:pPr>
-    </w:p>
-    <w:p>
-      <w:pPr>
-        <w:rPr>
-          <w:lang w:eastAsia="es-CO"/>
-        </w:rPr>
-      </w:pPr>
-    </w:p>
-    <w:p>
-      <w:pPr>
-        <w:rPr>
-          <w:lang w:eastAsia="es-CO"/>
-        </w:rPr>
-      </w:pPr>
-    </w:p>
-    <w:p>
-      <w:pPr>
-        <w:rPr>
-          <w:lang w:eastAsia="es-CO"/>
-        </w:rPr>
-      </w:pPr>
-    </w:p>
-    <w:p>
-      <w:pPr>
         <w:pStyle w:val="Figura"/>
         <w:rPr>
           <w:lang w:val="es-419"/>
@@ -7637,15 +7826,33 @@
         <w:rPr>
           <w:lang w:val="es-419"/>
         </w:rPr>
-        <w:lastRenderedPageBreak/>
         <w:t xml:space="preserve">Trazo del plano de la manga </w:t>
       </w:r>
+      <w:proofErr w:type="spellStart"/>
       <w:r>
         <w:rPr>
           <w:rStyle w:val="Extranjerismo"/>
-        </w:rPr>
-        <w:t>slim fit</w:t>
-      </w:r>
+          <w:lang w:val="es-CO"/>
+        </w:rPr>
+        <w:t>slim</w:t>
+      </w:r>
+      <w:proofErr w:type="spellEnd"/>
+      <w:r>
+        <w:rPr>
+          <w:rStyle w:val="Extranjerismo"/>
+          <w:lang w:val="es-CO"/>
+        </w:rPr>
+        <w:t xml:space="preserve"> </w:t>
+      </w:r>
+      <w:proofErr w:type="spellStart"/>
+      <w:r>
+        <w:rPr>
+          <w:rStyle w:val="Extranjerismo"/>
+          <w:lang w:val="es-CO"/>
+        </w:rPr>
+        <w:t>fit</w:t>
+      </w:r>
+      <w:proofErr w:type="spellEnd"/>
     </w:p>
     <w:p>
       <w:pPr>
@@ -7720,17 +7927,40 @@
           <w:bCs/>
           <w:lang w:eastAsia="es-CO"/>
         </w:rPr>
+        <w:lastRenderedPageBreak/>
         <w:t>Trazo de manga, puño y cuello - camisa clásica y </w:t>
       </w:r>
+      <w:proofErr w:type="spellStart"/>
       <w:r>
         <w:rPr>
           <w:rStyle w:val="Extranjerismo"/>
           <w:b/>
           <w:bCs/>
-          <w:lang w:eastAsia="es-CO"/>
-        </w:rPr>
-        <w:t>slim fit</w:t>
-      </w:r>
+          <w:lang w:val="es-CO" w:eastAsia="es-CO"/>
+        </w:rPr>
+        <w:t>slim</w:t>
+      </w:r>
+      <w:proofErr w:type="spellEnd"/>
+      <w:r>
+        <w:rPr>
+          <w:rStyle w:val="Extranjerismo"/>
+          <w:b/>
+          <w:bCs/>
+          <w:lang w:val="es-CO" w:eastAsia="es-CO"/>
+        </w:rPr>
+        <w:t xml:space="preserve"> </w:t>
+      </w:r>
+      <w:proofErr w:type="spellStart"/>
+      <w:r>
+        <w:rPr>
+          <w:rStyle w:val="Extranjerismo"/>
+          <w:b/>
+          <w:bCs/>
+          <w:lang w:val="es-CO" w:eastAsia="es-CO"/>
+        </w:rPr>
+        <w:t>fit</w:t>
+      </w:r>
+      <w:proofErr w:type="spellEnd"/>
     </w:p>
     <w:p>
       <w:pPr>
@@ -7750,7 +7980,7 @@
         </w:rPr>
         <w:t xml:space="preserve"> </w:t>
       </w:r>
-      <w:hyperlink r:id="rId31" w:tgtFrame="_blank" w:history="1">
+      <w:hyperlink w:tgtFrame="_blank" w:history="1" r:id="rId31">
         <w:r>
           <w:rPr>
             <w:rStyle w:val="Hipervnculo"/>
@@ -7762,23 +7992,24 @@
     </w:p>
     <w:p>
       <w:pPr>
+        <w:spacing w:before="0" w:after="160" w:line="259" w:lineRule="auto"/>
+        <w:ind w:firstLine="0"/>
         <w:rPr>
           <w:lang w:val="es-419" w:eastAsia="es-CO"/>
         </w:rPr>
       </w:pPr>
-    </w:p>
-    <w:p>
-      <w:pPr>
+      <w:r>
         <w:rPr>
           <w:lang w:val="es-419" w:eastAsia="es-CO"/>
         </w:rPr>
-      </w:pPr>
+        <w:br w:type="page"/>
+      </w:r>
     </w:p>
     <w:p>
       <w:pPr>
         <w:pStyle w:val="Ttulo1"/>
       </w:pPr>
-      <w:bookmarkStart w:id="12" w:name="_Toc203760568"/>
+      <w:bookmarkStart w:name="_Toc203760568" w:id="12"/>
       <w:r>
         <w:lastRenderedPageBreak/>
         <w:t>Proceso de comprobación del patrón para camisa</w:t>
@@ -8954,6 +9185,7 @@
             <w:r>
               <w:rPr>
                 <w:rStyle w:val="Extranjerismo"/>
+                <w:lang w:val="es-CO"/>
               </w:rPr>
               <w:t>software</w:t>
             </w:r>
@@ -9125,7 +9357,7 @@
             <w:pPr>
               <w:pStyle w:val="TextoTablas"/>
             </w:pPr>
-            <w:bookmarkStart w:id="13" w:name="_Hlk202731928"/>
+            <w:bookmarkStart w:name="_Hlk202731928" w:id="13"/>
             <w:r>
               <w:t>Pieza</w:t>
             </w:r>
@@ -9256,7 +9488,7 @@
         <w:textAlignment w:val="baseline"/>
         <w:outlineLvl w:val="1"/>
         <w:rPr>
-          <w:rFonts w:ascii="Calibri" w:eastAsiaTheme="majorEastAsia" w:hAnsi="Calibri" w:cs="Calibri"/>
+          <w:rFonts w:ascii="Calibri" w:hAnsi="Calibri" w:cs="Calibri" w:eastAsiaTheme="majorEastAsia"/>
           <w:b/>
           <w:bCs/>
           <w:vanish/>
@@ -9269,9 +9501,9 @@
           <w14:ligatures w14:val="none"/>
         </w:rPr>
       </w:pPr>
-      <w:bookmarkStart w:id="14" w:name="_Toc202734269"/>
-      <w:bookmarkStart w:id="15" w:name="_Toc203760042"/>
-      <w:bookmarkStart w:id="16" w:name="_Toc203760569"/>
+      <w:bookmarkStart w:name="_Toc202734269" w:id="14"/>
+      <w:bookmarkStart w:name="_Toc203760042" w:id="15"/>
+      <w:bookmarkStart w:name="_Toc203760569" w:id="16"/>
       <w:bookmarkEnd w:id="13"/>
       <w:bookmarkEnd w:id="14"/>
       <w:bookmarkEnd w:id="15"/>
@@ -9294,7 +9526,7 @@
       <w:pPr>
         <w:pStyle w:val="Ttulo2"/>
       </w:pPr>
-      <w:bookmarkStart w:id="17" w:name="_Toc203760570"/>
+      <w:bookmarkStart w:name="_Toc203760570" w:id="17"/>
       <w:r>
         <w:t>Corte del prototipo</w:t>
       </w:r>
@@ -9864,7 +10096,9 @@
         </w:trPr>
         <w:tc>
           <w:tcPr>
+            <w:cnfStyle w:val="000000000000" w:firstRow="0" w:lastRow="0" w:firstColumn="0" w:lastColumn="0" w:oddVBand="0" w:evenVBand="0" w:oddHBand="0" w:evenHBand="0" w:firstRowFirstColumn="0" w:firstRowLastColumn="0" w:lastRowFirstColumn="0" w:lastRowLastColumn="0"/>
             <w:tcW w:w="1129" w:type="dxa"/>
+            <w:tcMar/>
           </w:tcPr>
           <w:p>
             <w:pPr>
@@ -9877,7 +10111,9 @@
         </w:tc>
         <w:tc>
           <w:tcPr>
+            <w:cnfStyle w:val="000000000000" w:firstRow="0" w:lastRow="0" w:firstColumn="0" w:lastColumn="0" w:oddVBand="0" w:evenVBand="0" w:oddHBand="0" w:evenHBand="0" w:firstRowFirstColumn="0" w:firstRowLastColumn="0" w:lastRowFirstColumn="0" w:lastRowLastColumn="0"/>
             <w:tcW w:w="3828" w:type="dxa"/>
+            <w:tcMar/>
           </w:tcPr>
           <w:p>
             <w:pPr>
@@ -9890,7 +10126,9 @@
         </w:tc>
         <w:tc>
           <w:tcPr>
+            <w:cnfStyle w:val="000000000000" w:firstRow="0" w:lastRow="0" w:firstColumn="0" w:lastColumn="0" w:oddVBand="0" w:evenVBand="0" w:oddHBand="0" w:evenHBand="0" w:firstRowFirstColumn="0" w:firstRowLastColumn="0" w:lastRowFirstColumn="0" w:lastRowLastColumn="0"/>
             <w:tcW w:w="5005" w:type="dxa"/>
+            <w:tcMar/>
           </w:tcPr>
           <w:p>
             <w:pPr>
@@ -9909,7 +10147,9 @@
         </w:trPr>
         <w:tc>
           <w:tcPr>
+            <w:cnfStyle w:val="000000000000" w:firstRow="0" w:lastRow="0" w:firstColumn="0" w:lastColumn="0" w:oddVBand="0" w:evenVBand="0" w:oddHBand="0" w:evenHBand="0" w:firstRowFirstColumn="0" w:firstRowLastColumn="0" w:lastRowFirstColumn="0" w:lastRowLastColumn="0"/>
             <w:tcW w:w="1129" w:type="dxa"/>
+            <w:tcMar/>
           </w:tcPr>
           <w:p>
             <w:pPr>
@@ -9922,62 +10162,104 @@
         </w:tc>
         <w:tc>
           <w:tcPr>
+            <w:cnfStyle w:val="000000000000" w:firstRow="0" w:lastRow="0" w:firstColumn="0" w:lastColumn="0" w:oddVBand="0" w:evenVBand="0" w:oddHBand="0" w:evenHBand="0" w:firstRowFirstColumn="0" w:firstRowLastColumn="0" w:lastRowFirstColumn="0" w:lastRowLastColumn="0"/>
             <w:tcW w:w="3828" w:type="dxa"/>
+            <w:tcMar/>
           </w:tcPr>
           <w:p>
             <w:pPr>
               <w:pStyle w:val="TextoTablas"/>
               <w:rPr>
-                <w:b/>
-                <w:bCs/>
+                <w:b w:val="1"/>
+                <w:bCs w:val="1"/>
+                <w:lang w:val="en-US"/>
               </w:rPr>
             </w:pPr>
             <w:r>
               <w:rPr>
                 <w:rStyle w:val="Extranjerismo"/>
+                <w:lang w:val="en-US"/>
               </w:rPr>
               <w:t>Stay</w:t>
             </w:r>
             <w:r>
               <w:rPr>
                 <w:rStyle w:val="Extranjerismo"/>
+                <w:lang w:val="en-US"/>
               </w:rPr>
               <w:t xml:space="preserve"> </w:t>
             </w:r>
             <w:r>
               <w:rPr>
                 <w:rStyle w:val="Extranjerismo"/>
+                <w:lang w:val="en-US"/>
               </w:rPr>
               <w:t>-</w:t>
             </w:r>
             <w:r>
               <w:rPr>
                 <w:rStyle w:val="Extranjerismo"/>
+                <w:lang w:val="en-US"/>
               </w:rPr>
               <w:t xml:space="preserve"> </w:t>
             </w:r>
             <w:r>
               <w:rPr>
                 <w:rStyle w:val="Extranjerismo"/>
+                <w:lang w:val="en-US"/>
               </w:rPr>
               <w:t>stitch</w:t>
             </w:r>
             <w:r>
-              <w:t xml:space="preserve"> en sisas a 1 cm.</w:t>
-            </w:r>
-          </w:p>
-        </w:tc>
-        <w:tc>
-          <w:tcPr>
+              <w:rPr>
+                <w:lang w:val="en-US"/>
+              </w:rPr>
+              <w:t xml:space="preserve"> </w:t>
+            </w:r>
+            <w:r>
+              <w:rPr>
+                <w:lang w:val="en-US"/>
+              </w:rPr>
+              <w:t>en</w:t>
+            </w:r>
+            <w:r>
+              <w:rPr>
+                <w:lang w:val="en-US"/>
+              </w:rPr>
+              <w:t xml:space="preserve"> </w:t>
+            </w:r>
+            <w:r>
+              <w:rPr>
+                <w:lang w:val="en-US"/>
+              </w:rPr>
+              <w:t>sisas</w:t>
+            </w:r>
+            <w:r>
+              <w:rPr>
+                <w:lang w:val="en-US"/>
+              </w:rPr>
+              <w:t xml:space="preserve"> a 1 cm.</w:t>
+            </w:r>
+          </w:p>
+        </w:tc>
+        <w:tc>
+          <w:tcPr>
+            <w:cnfStyle w:val="000000000000" w:firstRow="0" w:lastRow="0" w:firstColumn="0" w:lastColumn="0" w:oddVBand="0" w:evenVBand="0" w:oddHBand="0" w:evenHBand="0" w:firstRowFirstColumn="0" w:firstRowLastColumn="0" w:lastRowFirstColumn="0" w:lastRowLastColumn="0"/>
             <w:tcW w:w="5005" w:type="dxa"/>
-          </w:tcPr>
-          <w:p>
-            <w:pPr>
-              <w:pStyle w:val="TextoTablas"/>
-            </w:pPr>
-            <w:r>
-              <w:t>2,5 mm.</w:t>
-            </w:r>
+            <w:tcMar/>
+          </w:tcPr>
+          <w:p>
+            <w:pPr>
+              <w:pStyle w:val="TextoTablas"/>
+            </w:pPr>
+            <w:r>
+              <w:t xml:space="preserve">2,5 </w:t>
+            </w:r>
+            <w:proofErr w:type="spellStart"/>
+            <w:r>
+              <w:t>mm.</w:t>
+            </w:r>
+            <w:proofErr w:type="spellEnd"/>
           </w:p>
         </w:tc>
       </w:tr>
@@ -9987,7 +10269,9 @@
         </w:trPr>
         <w:tc>
           <w:tcPr>
+            <w:cnfStyle w:val="000000000000" w:firstRow="0" w:lastRow="0" w:firstColumn="0" w:lastColumn="0" w:oddVBand="0" w:evenVBand="0" w:oddHBand="0" w:evenHBand="0" w:firstRowFirstColumn="0" w:firstRowLastColumn="0" w:lastRowFirstColumn="0" w:lastRowLastColumn="0"/>
             <w:tcW w:w="1129" w:type="dxa"/>
+            <w:tcMar/>
           </w:tcPr>
           <w:p>
             <w:pPr>
@@ -10000,7 +10284,9 @@
         </w:tc>
         <w:tc>
           <w:tcPr>
+            <w:cnfStyle w:val="000000000000" w:firstRow="0" w:lastRow="0" w:firstColumn="0" w:lastColumn="0" w:oddVBand="0" w:evenVBand="0" w:oddHBand="0" w:evenHBand="0" w:firstRowFirstColumn="0" w:firstRowLastColumn="0" w:lastRowFirstColumn="0" w:lastRowLastColumn="0"/>
             <w:tcW w:w="3828" w:type="dxa"/>
+            <w:tcMar/>
           </w:tcPr>
           <w:p>
             <w:pPr>
@@ -10017,7 +10303,9 @@
         </w:tc>
         <w:tc>
           <w:tcPr>
+            <w:cnfStyle w:val="000000000000" w:firstRow="0" w:lastRow="0" w:firstColumn="0" w:lastColumn="0" w:oddVBand="0" w:evenVBand="0" w:oddHBand="0" w:evenHBand="0" w:firstRowFirstColumn="0" w:firstRowLastColumn="0" w:lastRowFirstColumn="0" w:lastRowLastColumn="0"/>
             <w:tcW w:w="5005" w:type="dxa"/>
+            <w:tcMar/>
           </w:tcPr>
           <w:p>
             <w:pPr>
@@ -10042,7 +10330,9 @@
         </w:trPr>
         <w:tc>
           <w:tcPr>
+            <w:cnfStyle w:val="000000000000" w:firstRow="0" w:lastRow="0" w:firstColumn="0" w:lastColumn="0" w:oddVBand="0" w:evenVBand="0" w:oddHBand="0" w:evenHBand="0" w:firstRowFirstColumn="0" w:firstRowLastColumn="0" w:lastRowFirstColumn="0" w:lastRowLastColumn="0"/>
             <w:tcW w:w="1129" w:type="dxa"/>
+            <w:tcMar/>
           </w:tcPr>
           <w:p>
             <w:pPr>
@@ -10055,7 +10345,9 @@
         </w:tc>
         <w:tc>
           <w:tcPr>
+            <w:cnfStyle w:val="000000000000" w:firstRow="0" w:lastRow="0" w:firstColumn="0" w:lastColumn="0" w:oddVBand="0" w:evenVBand="0" w:oddHBand="0" w:evenHBand="0" w:firstRowFirstColumn="0" w:firstRowLastColumn="0" w:lastRowFirstColumn="0" w:lastRowLastColumn="0"/>
             <w:tcW w:w="3828" w:type="dxa"/>
+            <w:tcMar/>
           </w:tcPr>
           <w:p>
             <w:pPr>
@@ -10068,7 +10360,9 @@
         </w:tc>
         <w:tc>
           <w:tcPr>
+            <w:cnfStyle w:val="000000000000" w:firstRow="0" w:lastRow="0" w:firstColumn="0" w:lastColumn="0" w:oddVBand="0" w:evenVBand="0" w:oddHBand="0" w:evenHBand="0" w:firstRowFirstColumn="0" w:firstRowLastColumn="0" w:lastRowFirstColumn="0" w:lastRowLastColumn="0"/>
             <w:tcW w:w="5005" w:type="dxa"/>
+            <w:tcMar/>
           </w:tcPr>
           <w:p>
             <w:pPr>
@@ -10086,7 +10380,9 @@
         </w:trPr>
         <w:tc>
           <w:tcPr>
+            <w:cnfStyle w:val="000000000000" w:firstRow="0" w:lastRow="0" w:firstColumn="0" w:lastColumn="0" w:oddVBand="0" w:evenVBand="0" w:oddHBand="0" w:evenHBand="0" w:firstRowFirstColumn="0" w:firstRowLastColumn="0" w:lastRowFirstColumn="0" w:lastRowLastColumn="0"/>
             <w:tcW w:w="1129" w:type="dxa"/>
+            <w:tcMar/>
           </w:tcPr>
           <w:p>
             <w:pPr>
@@ -10099,7 +10395,9 @@
         </w:tc>
         <w:tc>
           <w:tcPr>
+            <w:cnfStyle w:val="000000000000" w:firstRow="0" w:lastRow="0" w:firstColumn="0" w:lastColumn="0" w:oddVBand="0" w:evenVBand="0" w:oddHBand="0" w:evenHBand="0" w:firstRowFirstColumn="0" w:firstRowLastColumn="0" w:lastRowFirstColumn="0" w:lastRowLastColumn="0"/>
             <w:tcW w:w="3828" w:type="dxa"/>
+            <w:tcMar/>
           </w:tcPr>
           <w:p>
             <w:pPr>
@@ -10112,7 +10410,9 @@
         </w:tc>
         <w:tc>
           <w:tcPr>
+            <w:cnfStyle w:val="000000000000" w:firstRow="0" w:lastRow="0" w:firstColumn="0" w:lastColumn="0" w:oddVBand="0" w:evenVBand="0" w:oddHBand="0" w:evenHBand="0" w:firstRowFirstColumn="0" w:firstRowLastColumn="0" w:lastRowFirstColumn="0" w:lastRowLastColumn="0"/>
             <w:tcW w:w="5005" w:type="dxa"/>
+            <w:tcMar/>
           </w:tcPr>
           <w:p>
             <w:pPr>
@@ -10131,7 +10431,9 @@
         </w:trPr>
         <w:tc>
           <w:tcPr>
+            <w:cnfStyle w:val="000000000000" w:firstRow="0" w:lastRow="0" w:firstColumn="0" w:lastColumn="0" w:oddVBand="0" w:evenVBand="0" w:oddHBand="0" w:evenHBand="0" w:firstRowFirstColumn="0" w:firstRowLastColumn="0" w:lastRowFirstColumn="0" w:lastRowLastColumn="0"/>
             <w:tcW w:w="1129" w:type="dxa"/>
+            <w:tcMar/>
           </w:tcPr>
           <w:p>
             <w:pPr>
@@ -10144,7 +10446,9 @@
         </w:tc>
         <w:tc>
           <w:tcPr>
+            <w:cnfStyle w:val="000000000000" w:firstRow="0" w:lastRow="0" w:firstColumn="0" w:lastColumn="0" w:oddVBand="0" w:evenVBand="0" w:oddHBand="0" w:evenHBand="0" w:firstRowFirstColumn="0" w:firstRowLastColumn="0" w:lastRowFirstColumn="0" w:lastRowLastColumn="0"/>
             <w:tcW w:w="3828" w:type="dxa"/>
+            <w:tcMar/>
           </w:tcPr>
           <w:p>
             <w:pPr>
@@ -10157,7 +10461,9 @@
         </w:tc>
         <w:tc>
           <w:tcPr>
+            <w:cnfStyle w:val="000000000000" w:firstRow="0" w:lastRow="0" w:firstColumn="0" w:lastColumn="0" w:oddVBand="0" w:evenVBand="0" w:oddHBand="0" w:evenHBand="0" w:firstRowFirstColumn="0" w:firstRowLastColumn="0" w:lastRowFirstColumn="0" w:lastRowLastColumn="0"/>
             <w:tcW w:w="5005" w:type="dxa"/>
+            <w:tcMar/>
           </w:tcPr>
           <w:p>
             <w:pPr>
@@ -10175,7 +10481,9 @@
         </w:trPr>
         <w:tc>
           <w:tcPr>
+            <w:cnfStyle w:val="000000000000" w:firstRow="0" w:lastRow="0" w:firstColumn="0" w:lastColumn="0" w:oddVBand="0" w:evenVBand="0" w:oddHBand="0" w:evenHBand="0" w:firstRowFirstColumn="0" w:firstRowLastColumn="0" w:lastRowFirstColumn="0" w:lastRowLastColumn="0"/>
             <w:tcW w:w="1129" w:type="dxa"/>
+            <w:tcMar/>
           </w:tcPr>
           <w:p>
             <w:pPr>
@@ -10188,7 +10496,9 @@
         </w:tc>
         <w:tc>
           <w:tcPr>
+            <w:cnfStyle w:val="000000000000" w:firstRow="0" w:lastRow="0" w:firstColumn="0" w:lastColumn="0" w:oddVBand="0" w:evenVBand="0" w:oddHBand="0" w:evenHBand="0" w:firstRowFirstColumn="0" w:firstRowLastColumn="0" w:lastRowFirstColumn="0" w:lastRowLastColumn="0"/>
             <w:tcW w:w="3828" w:type="dxa"/>
+            <w:tcMar/>
           </w:tcPr>
           <w:p>
             <w:pPr>
@@ -10213,7 +10523,9 @@
         </w:tc>
         <w:tc>
           <w:tcPr>
+            <w:cnfStyle w:val="000000000000" w:firstRow="0" w:lastRow="0" w:firstColumn="0" w:lastColumn="0" w:oddVBand="0" w:evenVBand="0" w:oddHBand="0" w:evenHBand="0" w:firstRowFirstColumn="0" w:firstRowLastColumn="0" w:lastRowFirstColumn="0" w:lastRowLastColumn="0"/>
             <w:tcW w:w="5005" w:type="dxa"/>
+            <w:tcMar/>
           </w:tcPr>
           <w:p>
             <w:pPr>
@@ -10232,7 +10544,9 @@
         </w:trPr>
         <w:tc>
           <w:tcPr>
+            <w:cnfStyle w:val="000000000000" w:firstRow="0" w:lastRow="0" w:firstColumn="0" w:lastColumn="0" w:oddVBand="0" w:evenVBand="0" w:oddHBand="0" w:evenHBand="0" w:firstRowFirstColumn="0" w:firstRowLastColumn="0" w:lastRowFirstColumn="0" w:lastRowLastColumn="0"/>
             <w:tcW w:w="1129" w:type="dxa"/>
+            <w:tcMar/>
           </w:tcPr>
           <w:p>
             <w:pPr>
@@ -10245,7 +10559,9 @@
         </w:tc>
         <w:tc>
           <w:tcPr>
+            <w:cnfStyle w:val="000000000000" w:firstRow="0" w:lastRow="0" w:firstColumn="0" w:lastColumn="0" w:oddVBand="0" w:evenVBand="0" w:oddHBand="0" w:evenHBand="0" w:firstRowFirstColumn="0" w:firstRowLastColumn="0" w:lastRowFirstColumn="0" w:lastRowLastColumn="0"/>
             <w:tcW w:w="3828" w:type="dxa"/>
+            <w:tcMar/>
           </w:tcPr>
           <w:p>
             <w:pPr>
@@ -10258,7 +10574,9 @@
         </w:tc>
         <w:tc>
           <w:tcPr>
+            <w:cnfStyle w:val="000000000000" w:firstRow="0" w:lastRow="0" w:firstColumn="0" w:lastColumn="0" w:oddVBand="0" w:evenVBand="0" w:oddHBand="0" w:evenHBand="0" w:firstRowFirstColumn="0" w:firstRowLastColumn="0" w:lastRowFirstColumn="0" w:lastRowLastColumn="0"/>
             <w:tcW w:w="5005" w:type="dxa"/>
+            <w:tcMar/>
           </w:tcPr>
           <w:p>
             <w:pPr>
@@ -10282,7 +10600,9 @@
         </w:trPr>
         <w:tc>
           <w:tcPr>
+            <w:cnfStyle w:val="000000000000" w:firstRow="0" w:lastRow="0" w:firstColumn="0" w:lastColumn="0" w:oddVBand="0" w:evenVBand="0" w:oddHBand="0" w:evenHBand="0" w:firstRowFirstColumn="0" w:firstRowLastColumn="0" w:lastRowFirstColumn="0" w:lastRowLastColumn="0"/>
             <w:tcW w:w="1129" w:type="dxa"/>
+            <w:tcMar/>
           </w:tcPr>
           <w:p>
             <w:pPr>
@@ -10296,7 +10616,9 @@
         </w:tc>
         <w:tc>
           <w:tcPr>
+            <w:cnfStyle w:val="000000000000" w:firstRow="0" w:lastRow="0" w:firstColumn="0" w:lastColumn="0" w:oddVBand="0" w:evenVBand="0" w:oddHBand="0" w:evenHBand="0" w:firstRowFirstColumn="0" w:firstRowLastColumn="0" w:lastRowFirstColumn="0" w:lastRowLastColumn="0"/>
             <w:tcW w:w="3828" w:type="dxa"/>
+            <w:tcMar/>
           </w:tcPr>
           <w:p>
             <w:pPr>
@@ -10309,7 +10631,9 @@
         </w:tc>
         <w:tc>
           <w:tcPr>
+            <w:cnfStyle w:val="000000000000" w:firstRow="0" w:lastRow="0" w:firstColumn="0" w:lastColumn="0" w:oddVBand="0" w:evenVBand="0" w:oddHBand="0" w:evenHBand="0" w:firstRowFirstColumn="0" w:firstRowLastColumn="0" w:lastRowFirstColumn="0" w:lastRowLastColumn="0"/>
             <w:tcW w:w="5005" w:type="dxa"/>
+            <w:tcMar/>
           </w:tcPr>
           <w:p>
             <w:pPr>
@@ -10435,7 +10759,7 @@
       <w:pPr>
         <w:pStyle w:val="Ttulo1"/>
       </w:pPr>
-      <w:bookmarkStart w:id="18" w:name="_Toc203760571"/>
+      <w:bookmarkStart w:name="_Toc203760571" w:id="18"/>
       <w:r>
         <w:lastRenderedPageBreak/>
         <w:t>Prueba y evaluación</w:t>
@@ -11727,7 +12051,7 @@
             <w:pPr>
               <w:pStyle w:val="TextoTablas"/>
             </w:pPr>
-            <w:bookmarkStart w:id="19" w:name="_Hlk202732729"/>
+            <w:bookmarkStart w:name="_Hlk202732729" w:id="19"/>
             <w:r>
               <w:t>Documento</w:t>
             </w:r>
@@ -12772,36 +13096,45 @@
             <w:pPr>
               <w:pStyle w:val="TextoTablas"/>
             </w:pPr>
+            <w:proofErr w:type="spellStart"/>
             <w:r>
               <w:rPr>
                 <w:rStyle w:val="Extranjerismo"/>
+                <w:lang w:val="es-CO"/>
               </w:rPr>
               <w:t>Stay</w:t>
             </w:r>
+            <w:proofErr w:type="spellEnd"/>
             <w:r>
               <w:rPr>
                 <w:rStyle w:val="Extranjerismo"/>
+                <w:lang w:val="es-CO"/>
               </w:rPr>
               <w:t xml:space="preserve"> </w:t>
             </w:r>
             <w:r>
               <w:rPr>
                 <w:rStyle w:val="Extranjerismo"/>
+                <w:lang w:val="es-CO"/>
               </w:rPr>
               <w:t>-</w:t>
             </w:r>
             <w:r>
               <w:rPr>
                 <w:rStyle w:val="Extranjerismo"/>
+                <w:lang w:val="es-CO"/>
               </w:rPr>
               <w:t xml:space="preserve"> </w:t>
             </w:r>
+            <w:proofErr w:type="spellStart"/>
             <w:r>
               <w:rPr>
                 <w:rStyle w:val="Extranjerismo"/>
+                <w:lang w:val="es-CO"/>
               </w:rPr>
               <w:t>stitch</w:t>
             </w:r>
+            <w:proofErr w:type="spellEnd"/>
             <w:r>
               <w:t xml:space="preserve"> (costura de estabilizado).</w:t>
             </w:r>
@@ -12999,7 +13332,7 @@
         </w:numPr>
         <w:ind w:left="1068"/>
       </w:pPr>
-      <w:bookmarkStart w:id="20" w:name="_Toc203760572"/>
+      <w:bookmarkStart w:name="_Toc203760572" w:id="20"/>
       <w:r>
         <w:lastRenderedPageBreak/>
         <w:t>Síntesis</w:t>
@@ -13032,13 +13365,31 @@
         </w:rPr>
         <w:t xml:space="preserve"> y las bases para camisas, abordando tanto el trazo clásico como el estilo </w:t>
       </w:r>
+      <w:proofErr w:type="spellStart"/>
       <w:r>
         <w:rPr>
           <w:rStyle w:val="Extranjerismo"/>
-          <w:lang w:eastAsia="es-CO"/>
-        </w:rPr>
-        <w:t>slim fit</w:t>
-      </w:r>
+          <w:lang w:val="es-CO" w:eastAsia="es-CO"/>
+        </w:rPr>
+        <w:t>slim</w:t>
+      </w:r>
+      <w:proofErr w:type="spellEnd"/>
+      <w:r>
+        <w:rPr>
+          <w:rStyle w:val="Extranjerismo"/>
+          <w:lang w:val="es-CO" w:eastAsia="es-CO"/>
+        </w:rPr>
+        <w:t xml:space="preserve"> </w:t>
+      </w:r>
+      <w:proofErr w:type="spellStart"/>
+      <w:r>
+        <w:rPr>
+          <w:rStyle w:val="Extranjerismo"/>
+          <w:lang w:val="es-CO" w:eastAsia="es-CO"/>
+        </w:rPr>
+        <w:t>fit</w:t>
+      </w:r>
+      <w:proofErr w:type="spellEnd"/>
       <w:r>
         <w:rPr>
           <w:lang w:eastAsia="es-CO"/>
@@ -13055,7 +13406,7 @@
     <w:p>
       <w:pPr>
         <w:ind w:hanging="709"/>
-        <w:jc w:val="center"/>
+        <w:jc w:val="right"/>
         <w:rPr>
           <w:lang w:val="es-419" w:eastAsia="es-CO"/>
         </w:rPr>
@@ -13066,9 +13417,9 @@
           <w:lang w:val="es-419" w:eastAsia="es-CO"/>
         </w:rPr>
         <w:drawing>
-          <wp:inline distT="0" distB="0" distL="0" distR="0" wp14:anchorId="62AA2224" wp14:editId="558BFE3A">
-            <wp:extent cx="7074566" cy="2664372"/>
-            <wp:effectExtent l="0" t="0" r="0" b="3175"/>
+          <wp:inline distT="0" distB="0" distL="0" distR="0" wp14:anchorId="62AA2224" wp14:editId="1D611A3B">
+            <wp:extent cx="6342419" cy="2388637"/>
+            <wp:effectExtent l="0" t="0" r="1270" b="0"/>
             <wp:docPr id="29" name="Imagen 29" descr="Esquema sobre patronaje de bases superiores masculinas, dividido en cuatro bloques: patronaje general, bases masculinas, piezas complementarias y comprobación del patrón. Incluye subtemas como tipos de patronaje, trazo de camisas clásicas y slim fit, cuellos, bolsillos y verificación con materiales. "/>
             <wp:cNvGraphicFramePr>
               <a:graphicFrameLocks xmlns:a="http://schemas.openxmlformats.org/drawingml/2006/main" noChangeAspect="1"/>
@@ -13098,7 +13449,7 @@
                   <pic:spPr bwMode="auto">
                     <a:xfrm>
                       <a:off x="0" y="0"/>
-                      <a:ext cx="7111452" cy="2678264"/>
+                      <a:ext cx="6407340" cy="2413087"/>
                     </a:xfrm>
                     <a:prstGeom prst="rect">
                       <a:avLst/>
@@ -13145,7 +13496,7 @@
         </w:numPr>
         <w:ind w:left="1068"/>
       </w:pPr>
-      <w:bookmarkStart w:id="21" w:name="_Toc203760573"/>
+      <w:bookmarkStart w:name="_Toc203760573" w:id="21"/>
       <w:r>
         <w:lastRenderedPageBreak/>
         <w:t>Material complementario</w:t>
@@ -13274,7 +13625,7 @@
             <w:pPr>
               <w:pStyle w:val="TextoTablas"/>
             </w:pPr>
-            <w:hyperlink r:id="rId33" w:history="1">
+            <w:hyperlink w:history="1" r:id="rId33">
               <w:r>
                 <w:rPr>
                   <w:rStyle w:val="Hipervnculo"/>
@@ -13336,7 +13687,7 @@
             <w:pPr>
               <w:pStyle w:val="TextoTablas"/>
             </w:pPr>
-            <w:hyperlink r:id="rId34" w:history="1">
+            <w:hyperlink w:history="1" r:id="rId34">
               <w:r>
                 <w:rPr>
                   <w:rStyle w:val="Hipervnculo"/>
@@ -13437,7 +13788,7 @@
         </w:numPr>
         <w:ind w:left="1068"/>
       </w:pPr>
-      <w:bookmarkStart w:id="22" w:name="_Toc203760574"/>
+      <w:bookmarkStart w:name="_Toc203760574" w:id="22"/>
       <w:r>
         <w:lastRenderedPageBreak/>
         <w:t>Glosario</w:t>
@@ -13447,7 +13798,7 @@
     <w:p>
       <w:pPr>
         <w:rPr>
-          <w:bdr w:val="none" w:sz="0" w:space="0" w:color="auto" w:frame="1"/>
+          <w:bdr w:val="none" w:color="auto" w:sz="0" w:space="0" w:frame="1"/>
           <w:lang w:eastAsia="es-CO"/>
         </w:rPr>
       </w:pPr>
@@ -13455,14 +13806,14 @@
         <w:rPr>
           <w:b/>
           <w:bCs/>
-          <w:bdr w:val="none" w:sz="0" w:space="0" w:color="auto" w:frame="1"/>
+          <w:bdr w:val="none" w:color="auto" w:sz="0" w:space="0" w:frame="1"/>
           <w:lang w:eastAsia="es-CO"/>
         </w:rPr>
         <w:t>Base: </w:t>
       </w:r>
       <w:r>
         <w:rPr>
-          <w:bdr w:val="none" w:sz="0" w:space="0" w:color="auto" w:frame="1"/>
+          <w:bdr w:val="none" w:color="auto" w:sz="0" w:space="0" w:frame="1"/>
           <w:lang w:eastAsia="es-CO"/>
         </w:rPr>
         <w:t>representación geométrica inicial del contorno corporal, desprovista de detalles de diseño, que sirve como bloque fundamental para generar variantes de prendas.</w:t>
@@ -13471,7 +13822,7 @@
     <w:p>
       <w:pPr>
         <w:rPr>
-          <w:bdr w:val="none" w:sz="0" w:space="0" w:color="auto" w:frame="1"/>
+          <w:bdr w:val="none" w:color="auto" w:sz="0" w:space="0" w:frame="1"/>
           <w:lang w:eastAsia="es-CO"/>
         </w:rPr>
       </w:pPr>
@@ -13479,30 +13830,48 @@
         <w:rPr>
           <w:b/>
           <w:bCs/>
-          <w:bdr w:val="none" w:sz="0" w:space="0" w:color="auto" w:frame="1"/>
+          <w:bdr w:val="none" w:color="auto" w:sz="0" w:space="0" w:frame="1"/>
           <w:lang w:eastAsia="es-CO"/>
         </w:rPr>
         <w:t>Entallado: </w:t>
       </w:r>
       <w:r>
         <w:rPr>
-          <w:bdr w:val="none" w:sz="0" w:space="0" w:color="auto" w:frame="1"/>
+          <w:bdr w:val="none" w:color="auto" w:sz="0" w:space="0" w:frame="1"/>
           <w:lang w:eastAsia="es-CO"/>
         </w:rPr>
         <w:t>proceso de incorporación de convergencias o pliegues al patrón con el fin de ceñir la prenda al cuerpo y realzar la silueta anatómica, característico del ajuste </w:t>
       </w:r>
+      <w:proofErr w:type="spellStart"/>
       <w:r>
         <w:rPr>
           <w:rStyle w:val="Extranjerismo"/>
-          <w:lang w:eastAsia="es-CO"/>
-        </w:rPr>
-        <w:t>slim fit</w:t>
-      </w:r>
+          <w:lang w:val="es-CO" w:eastAsia="es-CO"/>
+        </w:rPr>
+        <w:t>slim</w:t>
+      </w:r>
+      <w:proofErr w:type="spellEnd"/>
+      <w:r>
+        <w:rPr>
+          <w:rStyle w:val="Extranjerismo"/>
+          <w:lang w:val="es-CO" w:eastAsia="es-CO"/>
+        </w:rPr>
+        <w:t xml:space="preserve"> </w:t>
+      </w:r>
+      <w:proofErr w:type="spellStart"/>
+      <w:r>
+        <w:rPr>
+          <w:rStyle w:val="Extranjerismo"/>
+          <w:lang w:val="es-CO" w:eastAsia="es-CO"/>
+        </w:rPr>
+        <w:t>fit</w:t>
+      </w:r>
+      <w:proofErr w:type="spellEnd"/>
       <w:r>
         <w:rPr>
           <w:i/>
           <w:iCs/>
-          <w:bdr w:val="none" w:sz="0" w:space="0" w:color="auto" w:frame="1"/>
+          <w:bdr w:val="none" w:color="auto" w:sz="0" w:space="0" w:frame="1"/>
           <w:lang w:eastAsia="es-CO"/>
         </w:rPr>
         <w:t>.</w:t>
@@ -13511,7 +13880,7 @@
     <w:p>
       <w:pPr>
         <w:rPr>
-          <w:bdr w:val="none" w:sz="0" w:space="0" w:color="auto" w:frame="1"/>
+          <w:bdr w:val="none" w:color="auto" w:sz="0" w:space="0" w:frame="1"/>
           <w:lang w:eastAsia="es-CO"/>
         </w:rPr>
       </w:pPr>
@@ -13519,14 +13888,14 @@
         <w:rPr>
           <w:b/>
           <w:bCs/>
-          <w:bdr w:val="none" w:sz="0" w:space="0" w:color="auto" w:frame="1"/>
+          <w:bdr w:val="none" w:color="auto" w:sz="0" w:space="0" w:frame="1"/>
           <w:lang w:eastAsia="es-CO"/>
         </w:rPr>
         <w:t>Muesca: </w:t>
       </w:r>
       <w:r>
         <w:rPr>
-          <w:bdr w:val="none" w:sz="0" w:space="0" w:color="auto" w:frame="1"/>
+          <w:bdr w:val="none" w:color="auto" w:sz="0" w:space="0" w:frame="1"/>
           <w:lang w:eastAsia="es-CO"/>
         </w:rPr>
         <w:t>incisión breve en el borde del patrón que señala puntos de coincidencia (hombro, sisa, pinza) y facilita el alineamiento preciso de las piezas en confección.</w:t>
@@ -13535,7 +13904,7 @@
     <w:p>
       <w:pPr>
         <w:rPr>
-          <w:bdr w:val="none" w:sz="0" w:space="0" w:color="auto" w:frame="1"/>
+          <w:bdr w:val="none" w:color="auto" w:sz="0" w:space="0" w:frame="1"/>
           <w:lang w:eastAsia="es-CO"/>
         </w:rPr>
       </w:pPr>
@@ -13543,14 +13912,14 @@
         <w:rPr>
           <w:b/>
           <w:bCs/>
-          <w:bdr w:val="none" w:sz="0" w:space="0" w:color="auto" w:frame="1"/>
+          <w:bdr w:val="none" w:color="auto" w:sz="0" w:space="0" w:frame="1"/>
           <w:lang w:eastAsia="es-CO"/>
         </w:rPr>
         <w:t>Pinza: </w:t>
       </w:r>
       <w:r>
         <w:rPr>
-          <w:bdr w:val="none" w:sz="0" w:space="0" w:color="auto" w:frame="1"/>
+          <w:bdr w:val="none" w:color="auto" w:sz="0" w:space="0" w:frame="1"/>
           <w:lang w:eastAsia="es-CO"/>
         </w:rPr>
         <w:t>pliegue triangular insertado en el patrón (delantero o espalda) destinado a eliminar exceso de volumen y definir anatómicamente la forma del torso.</w:t>
@@ -13559,7 +13928,7 @@
     <w:p>
       <w:pPr>
         <w:rPr>
-          <w:bdr w:val="none" w:sz="0" w:space="0" w:color="auto" w:frame="1"/>
+          <w:bdr w:val="none" w:color="auto" w:sz="0" w:space="0" w:frame="1"/>
           <w:lang w:eastAsia="es-CO"/>
         </w:rPr>
       </w:pPr>
@@ -13568,7 +13937,7 @@
         <w:rPr>
           <w:b/>
           <w:bCs/>
-          <w:bdr w:val="none" w:sz="0" w:space="0" w:color="auto" w:frame="1"/>
+          <w:bdr w:val="none" w:color="auto" w:sz="0" w:space="0" w:frame="1"/>
           <w:lang w:eastAsia="es-CO"/>
         </w:rPr>
         <w:t>Prepatronaje</w:t>
@@ -13578,14 +13947,14 @@
         <w:rPr>
           <w:b/>
           <w:bCs/>
-          <w:bdr w:val="none" w:sz="0" w:space="0" w:color="auto" w:frame="1"/>
+          <w:bdr w:val="none" w:color="auto" w:sz="0" w:space="0" w:frame="1"/>
           <w:lang w:eastAsia="es-CO"/>
         </w:rPr>
         <w:t>: </w:t>
       </w:r>
       <w:r>
         <w:rPr>
-          <w:bdr w:val="none" w:sz="0" w:space="0" w:color="auto" w:frame="1"/>
+          <w:bdr w:val="none" w:color="auto" w:sz="0" w:space="0" w:frame="1"/>
           <w:lang w:eastAsia="es-CO"/>
         </w:rPr>
         <w:t>conjunto de procedimientos iniciales (toma de medidas y trazado de líneas guía) que establecen la estructura básica sobre la que se desarrollará el patrón.</w:t>
@@ -13594,7 +13963,7 @@
     <w:p>
       <w:pPr>
         <w:rPr>
-          <w:bdr w:val="none" w:sz="0" w:space="0" w:color="auto" w:frame="1"/>
+          <w:bdr w:val="none" w:color="auto" w:sz="0" w:space="0" w:frame="1"/>
           <w:lang w:eastAsia="es-CO"/>
         </w:rPr>
       </w:pPr>
@@ -13602,14 +13971,14 @@
         <w:rPr>
           <w:b/>
           <w:bCs/>
-          <w:bdr w:val="none" w:sz="0" w:space="0" w:color="auto" w:frame="1"/>
+          <w:bdr w:val="none" w:color="auto" w:sz="0" w:space="0" w:frame="1"/>
           <w:lang w:eastAsia="es-CO"/>
         </w:rPr>
         <w:t>Silueta: </w:t>
       </w:r>
       <w:r>
         <w:rPr>
-          <w:bdr w:val="none" w:sz="0" w:space="0" w:color="auto" w:frame="1"/>
+          <w:bdr w:val="none" w:color="auto" w:sz="0" w:space="0" w:frame="1"/>
           <w:lang w:eastAsia="es-CO"/>
         </w:rPr>
         <w:t>contorno general de la prenda sobre el cuerpo, determinado por la distribución de holguras y entalles, que define su carácter clásico o ajustado.</w:t>
@@ -13618,7 +13987,7 @@
     <w:p>
       <w:pPr>
         <w:rPr>
-          <w:bdr w:val="none" w:sz="0" w:space="0" w:color="auto" w:frame="1"/>
+          <w:bdr w:val="none" w:color="auto" w:sz="0" w:space="0" w:frame="1"/>
           <w:lang w:eastAsia="es-CO"/>
         </w:rPr>
       </w:pPr>
@@ -13626,14 +13995,14 @@
         <w:rPr>
           <w:b/>
           <w:bCs/>
-          <w:bdr w:val="none" w:sz="0" w:space="0" w:color="auto" w:frame="1"/>
+          <w:bdr w:val="none" w:color="auto" w:sz="0" w:space="0" w:frame="1"/>
           <w:lang w:eastAsia="es-CO"/>
         </w:rPr>
         <w:t>Simbología: </w:t>
       </w:r>
       <w:r>
         <w:rPr>
-          <w:bdr w:val="none" w:sz="0" w:space="0" w:color="auto" w:frame="1"/>
+          <w:bdr w:val="none" w:color="auto" w:sz="0" w:space="0" w:frame="1"/>
           <w:lang w:eastAsia="es-CO"/>
         </w:rPr>
         <w:t>sistema de signos gráficos (flechas, líneas de quiebre, puntos de unión) usado en el patrón para indicar dirección de corte, montajes y referencias de ensamblaje.</w:t>
@@ -13642,7 +14011,7 @@
     <w:p>
       <w:pPr>
         <w:rPr>
-          <w:bdr w:val="none" w:sz="0" w:space="0" w:color="auto" w:frame="1"/>
+          <w:bdr w:val="none" w:color="auto" w:sz="0" w:space="0" w:frame="1"/>
           <w:lang w:eastAsia="es-CO"/>
         </w:rPr>
       </w:pPr>
@@ -13650,14 +14019,14 @@
         <w:rPr>
           <w:b/>
           <w:bCs/>
-          <w:bdr w:val="none" w:sz="0" w:space="0" w:color="auto" w:frame="1"/>
+          <w:bdr w:val="none" w:color="auto" w:sz="0" w:space="0" w:frame="1"/>
           <w:lang w:eastAsia="es-CO"/>
         </w:rPr>
         <w:t>Sisa: </w:t>
       </w:r>
       <w:r>
         <w:rPr>
-          <w:bdr w:val="none" w:sz="0" w:space="0" w:color="auto" w:frame="1"/>
+          <w:bdr w:val="none" w:color="auto" w:sz="0" w:space="0" w:frame="1"/>
           <w:lang w:eastAsia="es-CO"/>
         </w:rPr>
         <w:t>curva que delimita la unión del cuerpo con la manga; su perímetro y forma condicionan la comodidad y libertad de movimiento en la zona axilar.</w:t>
@@ -13666,7 +14035,7 @@
     <w:p>
       <w:pPr>
         <w:rPr>
-          <w:bdr w:val="none" w:sz="0" w:space="0" w:color="auto" w:frame="1"/>
+          <w:bdr w:val="none" w:color="auto" w:sz="0" w:space="0" w:frame="1"/>
           <w:lang w:eastAsia="es-CO"/>
         </w:rPr>
       </w:pPr>
@@ -13675,47 +14044,58 @@
           <w:rStyle w:val="Extranjerismo"/>
           <w:b/>
           <w:bCs/>
-          <w:lang w:eastAsia="es-CO"/>
+          <w:lang w:val="es-CO" w:eastAsia="es-CO"/>
         </w:rPr>
         <w:lastRenderedPageBreak/>
-        <w:t>Slim fit</w:t>
-      </w:r>
-      <w:r>
-        <w:rPr>
+        <w:t xml:space="preserve">Slim </w:t>
+      </w:r>
+      <w:proofErr w:type="spellStart"/>
+      <w:r>
+        <w:rPr>
+          <w:rStyle w:val="Extranjerismo"/>
           <w:b/>
           <w:bCs/>
-          <w:bdr w:val="none" w:sz="0" w:space="0" w:color="auto" w:frame="1"/>
-          <w:lang w:eastAsia="es-CO"/>
-        </w:rPr>
-        <w:t>: </w:t>
-      </w:r>
-      <w:r>
-        <w:rPr>
-          <w:bdr w:val="none" w:sz="0" w:space="0" w:color="auto" w:frame="1"/>
-          <w:lang w:eastAsia="es-CO"/>
-        </w:rPr>
-        <w:t>silueta ajustada que reduce holguras en torso y mangas mediante convergencias precisas, realzando la anatomía sin limitar la movilidad.</w:t>
-      </w:r>
-    </w:p>
-    <w:p>
-      <w:pPr>
-        <w:rPr>
-          <w:bdr w:val="none" w:sz="0" w:space="0" w:color="auto" w:frame="1"/>
-          <w:lang w:eastAsia="es-CO"/>
-        </w:rPr>
-      </w:pPr>
+          <w:lang w:val="es-CO" w:eastAsia="es-CO"/>
+        </w:rPr>
+        <w:t>fit</w:t>
+      </w:r>
+      <w:proofErr w:type="spellEnd"/>
       <w:r>
         <w:rPr>
           <w:b/>
           <w:bCs/>
-          <w:bdr w:val="none" w:sz="0" w:space="0" w:color="auto" w:frame="1"/>
+          <w:bdr w:val="none" w:color="auto" w:sz="0" w:space="0" w:frame="1"/>
+          <w:lang w:eastAsia="es-CO"/>
+        </w:rPr>
+        <w:t>: </w:t>
+      </w:r>
+      <w:r>
+        <w:rPr>
+          <w:bdr w:val="none" w:color="auto" w:sz="0" w:space="0" w:frame="1"/>
+          <w:lang w:eastAsia="es-CO"/>
+        </w:rPr>
+        <w:t>silueta ajustada que reduce holguras en torso y mangas mediante convergencias precisas, realzando la anatomía sin limitar la movilidad.</w:t>
+      </w:r>
+    </w:p>
+    <w:p>
+      <w:pPr>
+        <w:rPr>
+          <w:bdr w:val="none" w:color="auto" w:sz="0" w:space="0" w:frame="1"/>
+          <w:lang w:eastAsia="es-CO"/>
+        </w:rPr>
+      </w:pPr>
+      <w:r>
+        <w:rPr>
+          <w:b/>
+          <w:bCs/>
+          <w:bdr w:val="none" w:color="auto" w:sz="0" w:space="0" w:frame="1"/>
           <w:lang w:eastAsia="es-CO"/>
         </w:rPr>
         <w:t>Urdimbre: </w:t>
       </w:r>
       <w:r>
         <w:rPr>
-          <w:bdr w:val="none" w:sz="0" w:space="0" w:color="auto" w:frame="1"/>
+          <w:bdr w:val="none" w:color="auto" w:sz="0" w:space="0" w:frame="1"/>
           <w:lang w:eastAsia="es-CO"/>
         </w:rPr>
         <w:t>dirección longitudinal de los hilos en el tejido, indicada en el patrón mediante una flecha para garantizar la caída y estabilidad dimensional de la prenda.</w:t>
@@ -13724,77 +14104,77 @@
     <w:p>
       <w:pPr>
         <w:rPr>
-          <w:bdr w:val="none" w:sz="0" w:space="0" w:color="auto" w:frame="1"/>
-          <w:lang w:eastAsia="es-CO"/>
-        </w:rPr>
-      </w:pPr>
-    </w:p>
-    <w:p>
-      <w:pPr>
-        <w:rPr>
-          <w:bdr w:val="none" w:sz="0" w:space="0" w:color="auto" w:frame="1"/>
-          <w:lang w:eastAsia="es-CO"/>
-        </w:rPr>
-      </w:pPr>
-    </w:p>
-    <w:p>
-      <w:pPr>
-        <w:rPr>
-          <w:bdr w:val="none" w:sz="0" w:space="0" w:color="auto" w:frame="1"/>
-          <w:lang w:eastAsia="es-CO"/>
-        </w:rPr>
-      </w:pPr>
-    </w:p>
-    <w:p>
-      <w:pPr>
-        <w:rPr>
-          <w:bdr w:val="none" w:sz="0" w:space="0" w:color="auto" w:frame="1"/>
-          <w:lang w:eastAsia="es-CO"/>
-        </w:rPr>
-      </w:pPr>
-    </w:p>
-    <w:p>
-      <w:pPr>
-        <w:rPr>
-          <w:bdr w:val="none" w:sz="0" w:space="0" w:color="auto" w:frame="1"/>
-          <w:lang w:eastAsia="es-CO"/>
-        </w:rPr>
-      </w:pPr>
-    </w:p>
-    <w:p>
-      <w:pPr>
-        <w:rPr>
-          <w:bdr w:val="none" w:sz="0" w:space="0" w:color="auto" w:frame="1"/>
-          <w:lang w:eastAsia="es-CO"/>
-        </w:rPr>
-      </w:pPr>
-    </w:p>
-    <w:p>
-      <w:pPr>
-        <w:rPr>
-          <w:bdr w:val="none" w:sz="0" w:space="0" w:color="auto" w:frame="1"/>
-          <w:lang w:eastAsia="es-CO"/>
-        </w:rPr>
-      </w:pPr>
-    </w:p>
-    <w:p>
-      <w:pPr>
-        <w:rPr>
-          <w:bdr w:val="none" w:sz="0" w:space="0" w:color="auto" w:frame="1"/>
-          <w:lang w:eastAsia="es-CO"/>
-        </w:rPr>
-      </w:pPr>
-    </w:p>
-    <w:p>
-      <w:pPr>
-        <w:rPr>
-          <w:bdr w:val="none" w:sz="0" w:space="0" w:color="auto" w:frame="1"/>
-          <w:lang w:eastAsia="es-CO"/>
-        </w:rPr>
-      </w:pPr>
-      <w:r>
-        <w:rPr>
-          <w:bdr w:val="none" w:sz="0" w:space="0" w:color="auto" w:frame="1"/>
+          <w:bdr w:val="none" w:color="auto" w:sz="0" w:space="0" w:frame="1"/>
+          <w:lang w:eastAsia="es-CO"/>
+        </w:rPr>
+      </w:pPr>
+    </w:p>
+    <w:p>
+      <w:pPr>
+        <w:rPr>
+          <w:bdr w:val="none" w:color="auto" w:sz="0" w:space="0" w:frame="1"/>
+          <w:lang w:eastAsia="es-CO"/>
+        </w:rPr>
+      </w:pPr>
+    </w:p>
+    <w:p>
+      <w:pPr>
+        <w:rPr>
+          <w:bdr w:val="none" w:color="auto" w:sz="0" w:space="0" w:frame="1"/>
+          <w:lang w:eastAsia="es-CO"/>
+        </w:rPr>
+      </w:pPr>
+    </w:p>
+    <w:p>
+      <w:pPr>
+        <w:rPr>
+          <w:bdr w:val="none" w:color="auto" w:sz="0" w:space="0" w:frame="1"/>
+          <w:lang w:eastAsia="es-CO"/>
+        </w:rPr>
+      </w:pPr>
+    </w:p>
+    <w:p>
+      <w:pPr>
+        <w:rPr>
+          <w:bdr w:val="none" w:color="auto" w:sz="0" w:space="0" w:frame="1"/>
+          <w:lang w:eastAsia="es-CO"/>
+        </w:rPr>
+      </w:pPr>
+    </w:p>
+    <w:p>
+      <w:pPr>
+        <w:rPr>
+          <w:bdr w:val="none" w:color="auto" w:sz="0" w:space="0" w:frame="1"/>
+          <w:lang w:eastAsia="es-CO"/>
+        </w:rPr>
+      </w:pPr>
+    </w:p>
+    <w:p>
+      <w:pPr>
+        <w:rPr>
+          <w:bdr w:val="none" w:color="auto" w:sz="0" w:space="0" w:frame="1"/>
+          <w:lang w:eastAsia="es-CO"/>
+        </w:rPr>
+      </w:pPr>
+    </w:p>
+    <w:p>
+      <w:pPr>
+        <w:rPr>
+          <w:bdr w:val="none" w:color="auto" w:sz="0" w:space="0" w:frame="1"/>
+          <w:lang w:eastAsia="es-CO"/>
+        </w:rPr>
+      </w:pPr>
+    </w:p>
+    <w:p>
+      <w:pPr>
+        <w:rPr>
+          <w:bdr w:val="none" w:color="auto" w:sz="0" w:space="0" w:frame="1"/>
+          <w:lang w:eastAsia="es-CO"/>
+        </w:rPr>
+      </w:pPr>
+      <w:r>
+        <w:rPr>
+          <w:bdr w:val="none" w:color="auto" w:sz="0" w:space="0" w:frame="1"/>
           <w:lang w:eastAsia="es-CO"/>
         </w:rPr>
         <w:t>.</w:t>
@@ -13805,7 +14185,7 @@
         <w:ind w:firstLine="0"/>
         <w:rPr>
           <w:szCs w:val="28"/>
-          <w:bdr w:val="none" w:sz="0" w:space="0" w:color="auto" w:frame="1"/>
+          <w:bdr w:val="none" w:color="auto" w:sz="0" w:space="0" w:frame="1"/>
           <w:lang w:eastAsia="es-CO"/>
         </w:rPr>
       </w:pPr>
@@ -13815,7 +14195,7 @@
         <w:ind w:firstLine="0"/>
         <w:rPr>
           <w:szCs w:val="28"/>
-          <w:bdr w:val="none" w:sz="0" w:space="0" w:color="auto" w:frame="1"/>
+          <w:bdr w:val="none" w:color="auto" w:sz="0" w:space="0" w:frame="1"/>
           <w:lang w:eastAsia="es-CO"/>
         </w:rPr>
       </w:pPr>
@@ -13825,7 +14205,7 @@
         <w:ind w:firstLine="0"/>
         <w:rPr>
           <w:szCs w:val="28"/>
-          <w:bdr w:val="none" w:sz="0" w:space="0" w:color="auto" w:frame="1"/>
+          <w:bdr w:val="none" w:color="auto" w:sz="0" w:space="0" w:frame="1"/>
           <w:lang w:eastAsia="es-CO"/>
         </w:rPr>
       </w:pPr>
@@ -13835,7 +14215,7 @@
         <w:ind w:firstLine="0"/>
         <w:rPr>
           <w:szCs w:val="28"/>
-          <w:bdr w:val="none" w:sz="0" w:space="0" w:color="auto" w:frame="1"/>
+          <w:bdr w:val="none" w:color="auto" w:sz="0" w:space="0" w:frame="1"/>
           <w:lang w:eastAsia="es-CO"/>
         </w:rPr>
       </w:pPr>
@@ -13845,7 +14225,7 @@
         <w:ind w:firstLine="0"/>
         <w:rPr>
           <w:szCs w:val="28"/>
-          <w:bdr w:val="none" w:sz="0" w:space="0" w:color="auto" w:frame="1"/>
+          <w:bdr w:val="none" w:color="auto" w:sz="0" w:space="0" w:frame="1"/>
           <w:lang w:eastAsia="es-CO"/>
         </w:rPr>
       </w:pPr>
@@ -13855,7 +14235,7 @@
         <w:ind w:firstLine="0"/>
         <w:rPr>
           <w:szCs w:val="28"/>
-          <w:bdr w:val="none" w:sz="0" w:space="0" w:color="auto" w:frame="1"/>
+          <w:bdr w:val="none" w:color="auto" w:sz="0" w:space="0" w:frame="1"/>
           <w:lang w:eastAsia="es-CO"/>
         </w:rPr>
       </w:pPr>
@@ -13869,10 +14249,10 @@
         </w:numPr>
         <w:ind w:left="1068"/>
       </w:pPr>
-      <w:bookmarkStart w:id="23" w:name="_Toc203760575"/>
-      <w:r>
-        <w:rPr>
-          <w:bdr w:val="none" w:sz="0" w:space="0" w:color="auto" w:frame="1"/>
+      <w:bookmarkStart w:name="_Toc203760575" w:id="23"/>
+      <w:r>
+        <w:rPr>
+          <w:bdr w:val="none" w:color="auto" w:sz="0" w:space="0" w:frame="1"/>
         </w:rPr>
         <w:lastRenderedPageBreak/>
         <w:t>Referencias bibliográficas</w:t>
@@ -13886,7 +14266,7 @@
           <w:rFonts w:eastAsia="Times New Roman" w:cstheme="minorHAnsi"/>
           <w:kern w:val="0"/>
           <w:szCs w:val="28"/>
-          <w:bdr w:val="none" w:sz="0" w:space="0" w:color="auto" w:frame="1"/>
+          <w:bdr w:val="none" w:color="auto" w:sz="0" w:space="0" w:frame="1"/>
           <w:lang w:eastAsia="es-CO"/>
           <w14:ligatures w14:val="none"/>
         </w:rPr>
@@ -13896,7 +14276,7 @@
           <w:rFonts w:eastAsia="Times New Roman" w:cstheme="minorHAnsi"/>
           <w:kern w:val="0"/>
           <w:szCs w:val="28"/>
-          <w:bdr w:val="none" w:sz="0" w:space="0" w:color="auto" w:frame="1"/>
+          <w:bdr w:val="none" w:color="auto" w:sz="0" w:space="0" w:frame="1"/>
           <w:lang w:eastAsia="es-CO"/>
           <w14:ligatures w14:val="none"/>
         </w:rPr>
@@ -13910,7 +14290,7 @@
           <w:rFonts w:eastAsia="Times New Roman" w:cstheme="minorHAnsi"/>
           <w:kern w:val="0"/>
           <w:szCs w:val="28"/>
-          <w:bdr w:val="none" w:sz="0" w:space="0" w:color="auto" w:frame="1"/>
+          <w:bdr w:val="none" w:color="auto" w:sz="0" w:space="0" w:frame="1"/>
           <w:lang w:eastAsia="es-CO"/>
           <w14:ligatures w14:val="none"/>
         </w:rPr>
@@ -13920,7 +14300,7 @@
           <w:rFonts w:eastAsia="Times New Roman" w:cstheme="minorHAnsi"/>
           <w:kern w:val="0"/>
           <w:szCs w:val="28"/>
-          <w:bdr w:val="none" w:sz="0" w:space="0" w:color="auto" w:frame="1"/>
+          <w:bdr w:val="none" w:color="auto" w:sz="0" w:space="0" w:frame="1"/>
           <w:lang w:eastAsia="es-CO"/>
           <w14:ligatures w14:val="none"/>
         </w:rPr>
@@ -13932,7 +14312,7 @@
           <w:rFonts w:eastAsia="Times New Roman" w:cstheme="minorHAnsi"/>
           <w:kern w:val="0"/>
           <w:szCs w:val="28"/>
-          <w:bdr w:val="none" w:sz="0" w:space="0" w:color="auto" w:frame="1"/>
+          <w:bdr w:val="none" w:color="auto" w:sz="0" w:space="0" w:frame="1"/>
           <w:lang w:eastAsia="es-CO"/>
           <w14:ligatures w14:val="none"/>
         </w:rPr>
@@ -13944,7 +14324,7 @@
           <w:rFonts w:eastAsia="Times New Roman" w:cstheme="minorHAnsi"/>
           <w:kern w:val="0"/>
           <w:szCs w:val="28"/>
-          <w:bdr w:val="none" w:sz="0" w:space="0" w:color="auto" w:frame="1"/>
+          <w:bdr w:val="none" w:color="auto" w:sz="0" w:space="0" w:frame="1"/>
           <w:lang w:eastAsia="es-CO"/>
           <w14:ligatures w14:val="none"/>
         </w:rPr>
@@ -13958,7 +14338,7 @@
           <w:rFonts w:eastAsia="Times New Roman" w:cstheme="minorHAnsi"/>
           <w:kern w:val="0"/>
           <w:szCs w:val="28"/>
-          <w:bdr w:val="none" w:sz="0" w:space="0" w:color="auto" w:frame="1"/>
+          <w:bdr w:val="none" w:color="auto" w:sz="0" w:space="0" w:frame="1"/>
           <w:lang w:eastAsia="es-CO"/>
           <w14:ligatures w14:val="none"/>
         </w:rPr>
@@ -13968,7 +14348,7 @@
           <w:rFonts w:eastAsia="Times New Roman" w:cstheme="minorHAnsi"/>
           <w:kern w:val="0"/>
           <w:szCs w:val="28"/>
-          <w:bdr w:val="none" w:sz="0" w:space="0" w:color="auto" w:frame="1"/>
+          <w:bdr w:val="none" w:color="auto" w:sz="0" w:space="0" w:frame="1"/>
           <w:lang w:eastAsia="es-CO"/>
           <w14:ligatures w14:val="none"/>
         </w:rPr>
@@ -13982,7 +14362,7 @@
           <w:rFonts w:eastAsia="Times New Roman" w:cstheme="minorHAnsi"/>
           <w:kern w:val="0"/>
           <w:szCs w:val="28"/>
-          <w:bdr w:val="none" w:sz="0" w:space="0" w:color="auto" w:frame="1"/>
+          <w:bdr w:val="none" w:color="auto" w:sz="0" w:space="0" w:frame="1"/>
           <w:lang w:eastAsia="es-CO"/>
           <w14:ligatures w14:val="none"/>
         </w:rPr>
@@ -13992,7 +14372,7 @@
           <w:rFonts w:eastAsia="Times New Roman" w:cstheme="minorHAnsi"/>
           <w:kern w:val="0"/>
           <w:szCs w:val="28"/>
-          <w:bdr w:val="none" w:sz="0" w:space="0" w:color="auto" w:frame="1"/>
+          <w:bdr w:val="none" w:color="auto" w:sz="0" w:space="0" w:frame="1"/>
           <w:lang w:eastAsia="es-CO"/>
           <w14:ligatures w14:val="none"/>
         </w:rPr>
@@ -14006,7 +14386,7 @@
           <w:rFonts w:eastAsia="Times New Roman" w:cstheme="minorHAnsi"/>
           <w:kern w:val="0"/>
           <w:szCs w:val="28"/>
-          <w:bdr w:val="none" w:sz="0" w:space="0" w:color="auto" w:frame="1"/>
+          <w:bdr w:val="none" w:color="auto" w:sz="0" w:space="0" w:frame="1"/>
           <w:lang w:eastAsia="es-CO"/>
           <w14:ligatures w14:val="none"/>
         </w:rPr>
@@ -14016,7 +14396,7 @@
           <w:rFonts w:eastAsia="Times New Roman" w:cstheme="minorHAnsi"/>
           <w:kern w:val="0"/>
           <w:szCs w:val="28"/>
-          <w:bdr w:val="none" w:sz="0" w:space="0" w:color="auto" w:frame="1"/>
+          <w:bdr w:val="none" w:color="auto" w:sz="0" w:space="0" w:frame="1"/>
           <w:lang w:eastAsia="es-CO"/>
           <w14:ligatures w14:val="none"/>
         </w:rPr>
@@ -14030,7 +14410,7 @@
           <w:rFonts w:eastAsia="Times New Roman" w:cstheme="minorHAnsi"/>
           <w:kern w:val="0"/>
           <w:szCs w:val="28"/>
-          <w:bdr w:val="none" w:sz="0" w:space="0" w:color="auto" w:frame="1"/>
+          <w:bdr w:val="none" w:color="auto" w:sz="0" w:space="0" w:frame="1"/>
           <w:lang w:eastAsia="es-CO"/>
           <w14:ligatures w14:val="none"/>
         </w:rPr>
@@ -14040,7 +14420,7 @@
           <w:rFonts w:eastAsia="Times New Roman" w:cstheme="minorHAnsi"/>
           <w:kern w:val="0"/>
           <w:szCs w:val="28"/>
-          <w:bdr w:val="none" w:sz="0" w:space="0" w:color="auto" w:frame="1"/>
+          <w:bdr w:val="none" w:color="auto" w:sz="0" w:space="0" w:frame="1"/>
           <w:lang w:eastAsia="es-CO"/>
           <w14:ligatures w14:val="none"/>
         </w:rPr>
@@ -14054,7 +14434,7 @@
           <w:rFonts w:eastAsia="Times New Roman" w:cstheme="minorHAnsi"/>
           <w:kern w:val="0"/>
           <w:szCs w:val="28"/>
-          <w:bdr w:val="none" w:sz="0" w:space="0" w:color="auto" w:frame="1"/>
+          <w:bdr w:val="none" w:color="auto" w:sz="0" w:space="0" w:frame="1"/>
           <w:lang w:eastAsia="es-CO"/>
           <w14:ligatures w14:val="none"/>
         </w:rPr>
@@ -14064,7 +14444,7 @@
           <w:rFonts w:eastAsia="Times New Roman" w:cstheme="minorHAnsi"/>
           <w:kern w:val="0"/>
           <w:szCs w:val="28"/>
-          <w:bdr w:val="none" w:sz="0" w:space="0" w:color="auto" w:frame="1"/>
+          <w:bdr w:val="none" w:color="auto" w:sz="0" w:space="0" w:frame="1"/>
           <w:lang w:eastAsia="es-CO"/>
           <w14:ligatures w14:val="none"/>
         </w:rPr>
@@ -14078,7 +14458,7 @@
           <w:rFonts w:eastAsia="Times New Roman" w:cstheme="minorHAnsi"/>
           <w:kern w:val="0"/>
           <w:szCs w:val="28"/>
-          <w:bdr w:val="none" w:sz="0" w:space="0" w:color="auto" w:frame="1"/>
+          <w:bdr w:val="none" w:color="auto" w:sz="0" w:space="0" w:frame="1"/>
           <w:lang w:eastAsia="es-CO"/>
           <w14:ligatures w14:val="none"/>
         </w:rPr>
@@ -14088,7 +14468,7 @@
           <w:rFonts w:eastAsia="Times New Roman" w:cstheme="minorHAnsi"/>
           <w:kern w:val="0"/>
           <w:szCs w:val="28"/>
-          <w:bdr w:val="none" w:sz="0" w:space="0" w:color="auto" w:frame="1"/>
+          <w:bdr w:val="none" w:color="auto" w:sz="0" w:space="0" w:frame="1"/>
           <w:lang w:eastAsia="es-CO"/>
           <w14:ligatures w14:val="none"/>
         </w:rPr>
@@ -14100,7 +14480,7 @@
           <w:rFonts w:eastAsia="Times New Roman" w:cstheme="minorHAnsi"/>
           <w:kern w:val="0"/>
           <w:szCs w:val="28"/>
-          <w:bdr w:val="none" w:sz="0" w:space="0" w:color="auto" w:frame="1"/>
+          <w:bdr w:val="none" w:color="auto" w:sz="0" w:space="0" w:frame="1"/>
           <w:lang w:eastAsia="es-CO"/>
           <w14:ligatures w14:val="none"/>
         </w:rPr>
@@ -14112,7 +14492,7 @@
           <w:rFonts w:eastAsia="Times New Roman" w:cstheme="minorHAnsi"/>
           <w:kern w:val="0"/>
           <w:szCs w:val="28"/>
-          <w:bdr w:val="none" w:sz="0" w:space="0" w:color="auto" w:frame="1"/>
+          <w:bdr w:val="none" w:color="auto" w:sz="0" w:space="0" w:frame="1"/>
           <w:lang w:eastAsia="es-CO"/>
           <w14:ligatures w14:val="none"/>
         </w:rPr>
@@ -14126,7 +14506,7 @@
           <w:rFonts w:eastAsia="Times New Roman" w:cstheme="minorHAnsi"/>
           <w:kern w:val="0"/>
           <w:szCs w:val="28"/>
-          <w:bdr w:val="none" w:sz="0" w:space="0" w:color="auto" w:frame="1"/>
+          <w:bdr w:val="none" w:color="auto" w:sz="0" w:space="0" w:frame="1"/>
           <w:lang w:eastAsia="es-CO"/>
           <w14:ligatures w14:val="none"/>
         </w:rPr>
@@ -14136,7 +14516,7 @@
           <w:rFonts w:eastAsia="Times New Roman" w:cstheme="minorHAnsi"/>
           <w:kern w:val="0"/>
           <w:szCs w:val="28"/>
-          <w:bdr w:val="none" w:sz="0" w:space="0" w:color="auto" w:frame="1"/>
+          <w:bdr w:val="none" w:color="auto" w:sz="0" w:space="0" w:frame="1"/>
           <w:lang w:eastAsia="es-CO"/>
           <w14:ligatures w14:val="none"/>
         </w:rPr>
@@ -14150,7 +14530,7 @@
           <w:rFonts w:eastAsia="Times New Roman" w:cstheme="minorHAnsi"/>
           <w:kern w:val="0"/>
           <w:szCs w:val="28"/>
-          <w:bdr w:val="none" w:sz="0" w:space="0" w:color="auto" w:frame="1"/>
+          <w:bdr w:val="none" w:color="auto" w:sz="0" w:space="0" w:frame="1"/>
           <w:lang w:eastAsia="es-CO"/>
           <w14:ligatures w14:val="none"/>
         </w:rPr>
@@ -14160,7 +14540,7 @@
           <w:rFonts w:eastAsia="Times New Roman" w:cstheme="minorHAnsi"/>
           <w:kern w:val="0"/>
           <w:szCs w:val="28"/>
-          <w:bdr w:val="none" w:sz="0" w:space="0" w:color="auto" w:frame="1"/>
+          <w:bdr w:val="none" w:color="auto" w:sz="0" w:space="0" w:frame="1"/>
           <w:lang w:eastAsia="es-CO"/>
           <w14:ligatures w14:val="none"/>
         </w:rPr>
@@ -14174,7 +14554,7 @@
           <w:rFonts w:eastAsia="Times New Roman" w:cstheme="minorHAnsi"/>
           <w:kern w:val="0"/>
           <w:szCs w:val="28"/>
-          <w:bdr w:val="none" w:sz="0" w:space="0" w:color="auto" w:frame="1"/>
+          <w:bdr w:val="none" w:color="auto" w:sz="0" w:space="0" w:frame="1"/>
           <w:lang w:eastAsia="es-CO"/>
           <w14:ligatures w14:val="none"/>
         </w:rPr>
@@ -14184,7 +14564,7 @@
           <w:rFonts w:eastAsia="Times New Roman" w:cstheme="minorHAnsi"/>
           <w:kern w:val="0"/>
           <w:szCs w:val="28"/>
-          <w:bdr w:val="none" w:sz="0" w:space="0" w:color="auto" w:frame="1"/>
+          <w:bdr w:val="none" w:color="auto" w:sz="0" w:space="0" w:frame="1"/>
           <w:lang w:eastAsia="es-CO"/>
           <w14:ligatures w14:val="none"/>
         </w:rPr>
@@ -14198,7 +14578,7 @@
           <w:rFonts w:eastAsia="Times New Roman" w:cstheme="minorHAnsi"/>
           <w:kern w:val="0"/>
           <w:szCs w:val="28"/>
-          <w:bdr w:val="none" w:sz="0" w:space="0" w:color="auto" w:frame="1"/>
+          <w:bdr w:val="none" w:color="auto" w:sz="0" w:space="0" w:frame="1"/>
           <w:lang w:eastAsia="es-CO"/>
           <w14:ligatures w14:val="none"/>
         </w:rPr>
@@ -14208,7 +14588,7 @@
           <w:rFonts w:eastAsia="Times New Roman" w:cstheme="minorHAnsi"/>
           <w:kern w:val="0"/>
           <w:szCs w:val="28"/>
-          <w:bdr w:val="none" w:sz="0" w:space="0" w:color="auto" w:frame="1"/>
+          <w:bdr w:val="none" w:color="auto" w:sz="0" w:space="0" w:frame="1"/>
           <w:lang w:eastAsia="es-CO"/>
           <w14:ligatures w14:val="none"/>
         </w:rPr>
@@ -14222,7 +14602,7 @@
           <w:rFonts w:eastAsia="Times New Roman" w:cstheme="minorHAnsi"/>
           <w:kern w:val="0"/>
           <w:szCs w:val="28"/>
-          <w:bdr w:val="none" w:sz="0" w:space="0" w:color="auto" w:frame="1"/>
+          <w:bdr w:val="none" w:color="auto" w:sz="0" w:space="0" w:frame="1"/>
           <w:lang w:eastAsia="es-CO"/>
           <w14:ligatures w14:val="none"/>
         </w:rPr>
@@ -14232,7 +14612,7 @@
           <w:rFonts w:eastAsia="Times New Roman" w:cstheme="minorHAnsi"/>
           <w:kern w:val="0"/>
           <w:szCs w:val="28"/>
-          <w:bdr w:val="none" w:sz="0" w:space="0" w:color="auto" w:frame="1"/>
+          <w:bdr w:val="none" w:color="auto" w:sz="0" w:space="0" w:frame="1"/>
           <w:lang w:eastAsia="es-CO"/>
           <w14:ligatures w14:val="none"/>
         </w:rPr>
@@ -14246,7 +14626,7 @@
           <w:rFonts w:eastAsia="Times New Roman" w:cstheme="minorHAnsi"/>
           <w:kern w:val="0"/>
           <w:szCs w:val="28"/>
-          <w:bdr w:val="none" w:sz="0" w:space="0" w:color="auto" w:frame="1"/>
+          <w:bdr w:val="none" w:color="auto" w:sz="0" w:space="0" w:frame="1"/>
           <w:lang w:eastAsia="es-CO"/>
           <w14:ligatures w14:val="none"/>
         </w:rPr>
@@ -14256,7 +14636,7 @@
           <w:rFonts w:eastAsia="Times New Roman" w:cstheme="minorHAnsi"/>
           <w:kern w:val="0"/>
           <w:szCs w:val="28"/>
-          <w:bdr w:val="none" w:sz="0" w:space="0" w:color="auto" w:frame="1"/>
+          <w:bdr w:val="none" w:color="auto" w:sz="0" w:space="0" w:frame="1"/>
           <w:lang w:eastAsia="es-CO"/>
           <w14:ligatures w14:val="none"/>
         </w:rPr>
@@ -14271,7 +14651,7 @@
           <w:rFonts w:eastAsia="Times New Roman" w:cstheme="minorHAnsi"/>
           <w:kern w:val="0"/>
           <w:szCs w:val="28"/>
-          <w:bdr w:val="none" w:sz="0" w:space="0" w:color="auto" w:frame="1"/>
+          <w:bdr w:val="none" w:color="auto" w:sz="0" w:space="0" w:frame="1"/>
           <w:lang w:eastAsia="es-CO"/>
           <w14:ligatures w14:val="none"/>
         </w:rPr>
@@ -14281,7 +14661,7 @@
           <w:rFonts w:eastAsia="Times New Roman" w:cstheme="minorHAnsi"/>
           <w:kern w:val="0"/>
           <w:szCs w:val="28"/>
-          <w:bdr w:val="none" w:sz="0" w:space="0" w:color="auto" w:frame="1"/>
+          <w:bdr w:val="none" w:color="auto" w:sz="0" w:space="0" w:frame="1"/>
           <w:lang w:eastAsia="es-CO"/>
           <w14:ligatures w14:val="none"/>
         </w:rPr>
@@ -14293,7 +14673,7 @@
           <w:rFonts w:eastAsia="Times New Roman" w:cstheme="minorHAnsi"/>
           <w:kern w:val="0"/>
           <w:szCs w:val="28"/>
-          <w:bdr w:val="none" w:sz="0" w:space="0" w:color="auto" w:frame="1"/>
+          <w:bdr w:val="none" w:color="auto" w:sz="0" w:space="0" w:frame="1"/>
           <w:lang w:eastAsia="es-CO"/>
           <w14:ligatures w14:val="none"/>
         </w:rPr>
@@ -14305,7 +14685,7 @@
           <w:rFonts w:eastAsia="Times New Roman" w:cstheme="minorHAnsi"/>
           <w:kern w:val="0"/>
           <w:szCs w:val="28"/>
-          <w:bdr w:val="none" w:sz="0" w:space="0" w:color="auto" w:frame="1"/>
+          <w:bdr w:val="none" w:color="auto" w:sz="0" w:space="0" w:frame="1"/>
           <w:lang w:eastAsia="es-CO"/>
           <w14:ligatures w14:val="none"/>
         </w:rPr>
@@ -14316,7 +14696,7 @@
           <w:rFonts w:eastAsia="Times New Roman" w:cstheme="minorHAnsi"/>
           <w:kern w:val="0"/>
           <w:szCs w:val="28"/>
-          <w:bdr w:val="none" w:sz="0" w:space="0" w:color="auto" w:frame="1"/>
+          <w:bdr w:val="none" w:color="auto" w:sz="0" w:space="0" w:frame="1"/>
           <w:lang w:eastAsia="es-CO"/>
           <w14:ligatures w14:val="none"/>
         </w:rPr>
@@ -14330,7 +14710,7 @@
           <w:rFonts w:eastAsia="Times New Roman" w:cstheme="minorHAnsi"/>
           <w:kern w:val="0"/>
           <w:szCs w:val="28"/>
-          <w:bdr w:val="none" w:sz="0" w:space="0" w:color="auto" w:frame="1"/>
+          <w:bdr w:val="none" w:color="auto" w:sz="0" w:space="0" w:frame="1"/>
           <w:lang w:eastAsia="es-CO"/>
           <w14:ligatures w14:val="none"/>
         </w:rPr>
@@ -14340,7 +14720,7 @@
           <w:rFonts w:eastAsia="Times New Roman" w:cstheme="minorHAnsi"/>
           <w:kern w:val="0"/>
           <w:szCs w:val="28"/>
-          <w:bdr w:val="none" w:sz="0" w:space="0" w:color="auto" w:frame="1"/>
+          <w:bdr w:val="none" w:color="auto" w:sz="0" w:space="0" w:frame="1"/>
           <w:lang w:eastAsia="es-CO"/>
           <w14:ligatures w14:val="none"/>
         </w:rPr>
@@ -14354,7 +14734,7 @@
           <w:rFonts w:eastAsia="Times New Roman" w:cstheme="minorHAnsi"/>
           <w:kern w:val="0"/>
           <w:szCs w:val="28"/>
-          <w:bdr w:val="none" w:sz="0" w:space="0" w:color="auto" w:frame="1"/>
+          <w:bdr w:val="none" w:color="auto" w:sz="0" w:space="0" w:frame="1"/>
           <w:lang w:eastAsia="es-CO"/>
           <w14:ligatures w14:val="none"/>
         </w:rPr>
@@ -14367,7 +14747,7 @@
           <w:rFonts w:eastAsia="Times New Roman" w:cstheme="minorHAnsi"/>
           <w:kern w:val="0"/>
           <w:szCs w:val="28"/>
-          <w:bdr w:val="none" w:sz="0" w:space="0" w:color="auto" w:frame="1"/>
+          <w:bdr w:val="none" w:color="auto" w:sz="0" w:space="0" w:frame="1"/>
           <w:lang w:eastAsia="es-CO"/>
           <w14:ligatures w14:val="none"/>
         </w:rPr>
@@ -14380,7 +14760,7 @@
           <w:rFonts w:eastAsia="Times New Roman" w:cstheme="minorHAnsi"/>
           <w:kern w:val="0"/>
           <w:szCs w:val="28"/>
-          <w:bdr w:val="none" w:sz="0" w:space="0" w:color="auto" w:frame="1"/>
+          <w:bdr w:val="none" w:color="auto" w:sz="0" w:space="0" w:frame="1"/>
           <w:lang w:eastAsia="es-CO"/>
           <w14:ligatures w14:val="none"/>
         </w:rPr>
@@ -14393,7 +14773,7 @@
           <w:rFonts w:eastAsia="Times New Roman" w:cstheme="minorHAnsi"/>
           <w:kern w:val="0"/>
           <w:szCs w:val="28"/>
-          <w:bdr w:val="none" w:sz="0" w:space="0" w:color="auto" w:frame="1"/>
+          <w:bdr w:val="none" w:color="auto" w:sz="0" w:space="0" w:frame="1"/>
           <w:lang w:eastAsia="es-CO"/>
           <w14:ligatures w14:val="none"/>
         </w:rPr>
@@ -14406,7 +14786,7 @@
           <w:rFonts w:eastAsia="Times New Roman" w:cstheme="minorHAnsi"/>
           <w:kern w:val="0"/>
           <w:szCs w:val="28"/>
-          <w:bdr w:val="none" w:sz="0" w:space="0" w:color="auto" w:frame="1"/>
+          <w:bdr w:val="none" w:color="auto" w:sz="0" w:space="0" w:frame="1"/>
           <w:lang w:eastAsia="es-CO"/>
           <w14:ligatures w14:val="none"/>
         </w:rPr>
@@ -14419,7 +14799,7 @@
           <w:rFonts w:eastAsia="Times New Roman" w:cstheme="minorHAnsi"/>
           <w:kern w:val="0"/>
           <w:szCs w:val="28"/>
-          <w:bdr w:val="none" w:sz="0" w:space="0" w:color="auto" w:frame="1"/>
+          <w:bdr w:val="none" w:color="auto" w:sz="0" w:space="0" w:frame="1"/>
           <w:lang w:eastAsia="es-CO"/>
           <w14:ligatures w14:val="none"/>
         </w:rPr>
@@ -14432,7 +14812,7 @@
           <w:rFonts w:eastAsia="Times New Roman" w:cstheme="minorHAnsi"/>
           <w:kern w:val="0"/>
           <w:szCs w:val="28"/>
-          <w:bdr w:val="none" w:sz="0" w:space="0" w:color="auto" w:frame="1"/>
+          <w:bdr w:val="none" w:color="auto" w:sz="0" w:space="0" w:frame="1"/>
           <w:lang w:eastAsia="es-CO"/>
           <w14:ligatures w14:val="none"/>
         </w:rPr>
@@ -14445,7 +14825,7 @@
           <w:rFonts w:eastAsia="Times New Roman" w:cstheme="minorHAnsi"/>
           <w:kern w:val="0"/>
           <w:szCs w:val="28"/>
-          <w:bdr w:val="none" w:sz="0" w:space="0" w:color="auto" w:frame="1"/>
+          <w:bdr w:val="none" w:color="auto" w:sz="0" w:space="0" w:frame="1"/>
           <w:lang w:eastAsia="es-CO"/>
           <w14:ligatures w14:val="none"/>
         </w:rPr>
@@ -14458,7 +14838,7 @@
           <w:rFonts w:eastAsia="Times New Roman" w:cstheme="minorHAnsi"/>
           <w:kern w:val="0"/>
           <w:szCs w:val="28"/>
-          <w:bdr w:val="none" w:sz="0" w:space="0" w:color="auto" w:frame="1"/>
+          <w:bdr w:val="none" w:color="auto" w:sz="0" w:space="0" w:frame="1"/>
           <w:lang w:eastAsia="es-CO"/>
           <w14:ligatures w14:val="none"/>
         </w:rPr>
@@ -14471,7 +14851,7 @@
           <w:rFonts w:eastAsia="Times New Roman" w:cstheme="minorHAnsi"/>
           <w:kern w:val="0"/>
           <w:szCs w:val="28"/>
-          <w:bdr w:val="none" w:sz="0" w:space="0" w:color="auto" w:frame="1"/>
+          <w:bdr w:val="none" w:color="auto" w:sz="0" w:space="0" w:frame="1"/>
           <w:lang w:eastAsia="es-CO"/>
           <w14:ligatures w14:val="none"/>
         </w:rPr>
@@ -14484,7 +14864,7 @@
           <w:rFonts w:eastAsia="Times New Roman" w:cstheme="minorHAnsi"/>
           <w:kern w:val="0"/>
           <w:szCs w:val="28"/>
-          <w:bdr w:val="none" w:sz="0" w:space="0" w:color="auto" w:frame="1"/>
+          <w:bdr w:val="none" w:color="auto" w:sz="0" w:space="0" w:frame="1"/>
           <w:lang w:eastAsia="es-CO"/>
           <w14:ligatures w14:val="none"/>
         </w:rPr>
@@ -14497,7 +14877,7 @@
           <w:rFonts w:eastAsia="Times New Roman" w:cstheme="minorHAnsi"/>
           <w:kern w:val="0"/>
           <w:szCs w:val="28"/>
-          <w:bdr w:val="none" w:sz="0" w:space="0" w:color="auto" w:frame="1"/>
+          <w:bdr w:val="none" w:color="auto" w:sz="0" w:space="0" w:frame="1"/>
           <w:lang w:eastAsia="es-CO"/>
           <w14:ligatures w14:val="none"/>
         </w:rPr>
@@ -14510,7 +14890,7 @@
           <w:rFonts w:eastAsia="Times New Roman" w:cstheme="minorHAnsi"/>
           <w:kern w:val="0"/>
           <w:szCs w:val="28"/>
-          <w:bdr w:val="none" w:sz="0" w:space="0" w:color="auto" w:frame="1"/>
+          <w:bdr w:val="none" w:color="auto" w:sz="0" w:space="0" w:frame="1"/>
           <w:lang w:eastAsia="es-CO"/>
           <w14:ligatures w14:val="none"/>
         </w:rPr>
@@ -14523,7 +14903,7 @@
           <w:rFonts w:eastAsia="Times New Roman" w:cstheme="minorHAnsi"/>
           <w:kern w:val="0"/>
           <w:szCs w:val="28"/>
-          <w:bdr w:val="none" w:sz="0" w:space="0" w:color="auto" w:frame="1"/>
+          <w:bdr w:val="none" w:color="auto" w:sz="0" w:space="0" w:frame="1"/>
           <w:lang w:eastAsia="es-CO"/>
           <w14:ligatures w14:val="none"/>
         </w:rPr>
@@ -14536,7 +14916,7 @@
           <w:rFonts w:eastAsia="Times New Roman" w:cstheme="minorHAnsi"/>
           <w:kern w:val="0"/>
           <w:szCs w:val="28"/>
-          <w:bdr w:val="none" w:sz="0" w:space="0" w:color="auto" w:frame="1"/>
+          <w:bdr w:val="none" w:color="auto" w:sz="0" w:space="0" w:frame="1"/>
           <w:lang w:eastAsia="es-CO"/>
           <w14:ligatures w14:val="none"/>
         </w:rPr>
@@ -14551,7 +14931,7 @@
         </w:numPr>
         <w:ind w:left="708"/>
       </w:pPr>
-      <w:bookmarkStart w:id="24" w:name="_Toc203760576"/>
+      <w:bookmarkStart w:name="_Toc203760576" w:id="24"/>
       <w:r>
         <w:lastRenderedPageBreak/>
         <w:t>Créditos</w:t>
@@ -14585,7 +14965,7 @@
             <w:pPr>
               <w:pStyle w:val="TextoTablas"/>
             </w:pPr>
-            <w:bookmarkStart w:id="25" w:name="_Hlk202731172"/>
+            <w:bookmarkStart w:name="_Hlk202731172" w:id="25"/>
             <w:r>
               <w:t>Nombre</w:t>
             </w:r>
@@ -14990,7 +15370,19 @@
               <w:pStyle w:val="TextoTablas"/>
             </w:pPr>
             <w:r>
-              <w:t>Validador y vinculador de recursos educativos digitales</w:t>
+              <w:t>Validador</w:t>
+            </w:r>
+            <w:r>
+              <w:t>a</w:t>
+            </w:r>
+            <w:r>
+              <w:t xml:space="preserve"> y vinculador</w:t>
+            </w:r>
+            <w:r>
+              <w:t>a</w:t>
+            </w:r>
+            <w:r>
+              <w:t xml:space="preserve"> de recursos educativos digitales</w:t>
             </w:r>
           </w:p>
         </w:tc>
@@ -15064,7 +15456,7 @@
     <w:sectPr>
       <w:headerReference w:type="default" r:id="rId35"/>
       <w:footerReference w:type="default" r:id="rId36"/>
-      <w:pgSz w:w="12240" w:h="15840"/>
+      <w:pgSz w:w="12240" w:h="15840" w:orient="portrait"/>
       <w:pgMar w:top="1701" w:right="1134" w:bottom="1134" w:left="1134" w:header="709" w:footer="737" w:gutter="0"/>
       <w:pgNumType w:start="1"/>
       <w:cols w:space="708"/>
@@ -15127,7 +15519,7 @@
 </file>
 
 <file path=word/footer2.xml><?xml version="1.0" encoding="utf-8"?>
-<w:ftr xmlns:wpc="http://schemas.microsoft.com/office/word/2010/wordprocessingCanvas" xmlns:cx="http://schemas.microsoft.com/office/drawing/2014/chartex" xmlns:cx1="http://schemas.microsoft.com/office/drawing/2015/9/8/chartex" xmlns:cx2="http://schemas.microsoft.com/office/drawing/2015/10/21/chartex" xmlns:cx3="http://schemas.microsoft.com/office/drawing/2016/5/9/chartex" xmlns:cx4="http://schemas.microsoft.com/office/drawing/2016/5/10/chartex" xmlns:cx5="http://schemas.microsoft.com/office/drawing/2016/5/11/chartex" xmlns:cx6="http://schemas.microsoft.com/office/drawing/2016/5/12/chartex" xmlns:cx7="http://schemas.microsoft.com/office/drawing/2016/5/13/chartex" xmlns:cx8="http://schemas.microsoft.com/office/drawing/2016/5/14/chartex" xmlns:mc="http://schemas.openxmlformats.org/markup-compatibility/2006" xmlns:aink="http://schemas.microsoft.com/office/drawing/2016/ink" xmlns:am3d="http://schemas.microsoft.com/office/drawing/2017/model3d" xmlns:o="urn:schemas-microsoft-com:office:office" xmlns:oel="http://schemas.microsoft.com/office/2019/extlst" xmlns:r="http://schemas.openxmlformats.org/officeDocument/2006/relationships" xmlns:m="http://schemas.openxmlformats.org/officeDocument/2006/math" xmlns:v="urn:schemas-microsoft-com:vml" xmlns:wp14="http://schemas.microsoft.com/office/word/2010/wordprocessingDrawing" xmlns:wp="http://schemas.openxmlformats.org/drawingml/2006/wordprocessingDrawing" xmlns:w10="urn:schemas-microsoft-com:office:word" xmlns:w="http://schemas.openxmlformats.org/wordprocessingml/2006/main" xmlns:w14="http://schemas.microsoft.com/office/word/2010/wordml" xmlns:w15="http://schemas.microsoft.com/office/word/2012/wordml" xmlns:w16cex="http://schemas.microsoft.com/office/word/2018/wordml/cex" xmlns:w16cid="http://schemas.microsoft.com/office/word/2016/wordml/cid" xmlns:w16="http://schemas.microsoft.com/office/word/2018/wordml" xmlns:w16du="http://schemas.microsoft.com/office/word/2023/wordml/word16du" xmlns:w16sdtdh="http://schemas.microsoft.com/office/word/2020/wordml/sdtdatahash" xmlns:w16sdtfl="http://schemas.microsoft.com/office/word/2024/wordml/sdtformatlock" xmlns:w16se="http://schemas.microsoft.com/office/word/2015/wordml/symex" xmlns:wpg="http://schemas.microsoft.com/office/word/2010/wordprocessingGroup" xmlns:wpi="http://schemas.microsoft.com/office/word/2010/wordprocessingInk" xmlns:wne="http://schemas.microsoft.com/office/word/2006/wordml" xmlns:wps="http://schemas.microsoft.com/office/word/2010/wordprocessingShape" mc:Ignorable="w14 w15 w16se w16cid w16 w16cex w16sdtdh w16sdtfl w16du wp14">
+<w:ftr xmlns:wpc="http://schemas.microsoft.com/office/word/2010/wordprocessingCanvas" xmlns:cx="http://schemas.microsoft.com/office/drawing/2014/chartex" xmlns:cx1="http://schemas.microsoft.com/office/drawing/2015/9/8/chartex" xmlns:cx2="http://schemas.microsoft.com/office/drawing/2015/10/21/chartex" xmlns:cx3="http://schemas.microsoft.com/office/drawing/2016/5/9/chartex" xmlns:cx4="http://schemas.microsoft.com/office/drawing/2016/5/10/chartex" xmlns:cx5="http://schemas.microsoft.com/office/drawing/2016/5/11/chartex" xmlns:cx6="http://schemas.microsoft.com/office/drawing/2016/5/12/chartex" xmlns:cx7="http://schemas.microsoft.com/office/drawing/2016/5/13/chartex" xmlns:cx8="http://schemas.microsoft.com/office/drawing/2016/5/14/chartex" xmlns:mc="http://schemas.openxmlformats.org/markup-compatibility/2006" xmlns:aink="http://schemas.microsoft.com/office/drawing/2016/ink" xmlns:am3d="http://schemas.microsoft.com/office/drawing/2017/model3d" xmlns:o="urn:schemas-microsoft-com:office:office" xmlns:oel="http://schemas.microsoft.com/office/2019/extlst" xmlns:r="http://schemas.openxmlformats.org/officeDocument/2006/relationships" xmlns:m="http://schemas.openxmlformats.org/officeDocument/2006/math" xmlns:v="urn:schemas-microsoft-com:vml" xmlns:wp14="http://schemas.microsoft.com/office/word/2010/wordprocessingDrawing" xmlns:wp="http://schemas.openxmlformats.org/drawingml/2006/wordprocessingDrawing" xmlns:w10="urn:schemas-microsoft-com:office:word" xmlns:w="http://schemas.openxmlformats.org/wordprocessingml/2006/main" xmlns:w14="http://schemas.microsoft.com/office/word/2010/wordml" xmlns:w15="http://schemas.microsoft.com/office/word/2012/wordml" xmlns:w16cex="http://schemas.microsoft.com/office/word/2018/wordml/cex" xmlns:w16cid="http://schemas.microsoft.com/office/word/2016/wordml/cid" xmlns:w16="http://schemas.microsoft.com/office/word/2018/wordml" xmlns:w16du="http://schemas.microsoft.com/office/word/2023/wordml/word16du" xmlns:w16sdtdh="http://schemas.microsoft.com/office/word/2020/wordml/sdtdatahash" xmlns:w16sdtfl="http://schemas.microsoft.com/office/word/2024/wordml/sdtformatlock" xmlns:w16se="http://schemas.microsoft.com/office/word/2015/wordml/symex" xmlns:wpg="http://schemas.microsoft.com/office/word/2010/wordprocessingGroup" xmlns:wpi="http://schemas.microsoft.com/office/word/2010/wordprocessingInk" xmlns:wne="http://schemas.microsoft.com/office/word/2006/wordml" xmlns:wps="http://schemas.microsoft.com/office/word/2010/wordprocessingShape" xmlns:a="http://schemas.openxmlformats.org/drawingml/2006/main" xmlns:adec="http://schemas.microsoft.com/office/drawing/2017/decorative" mc:Ignorable="w14 w15 w16se w16cid w16 w16cex w16sdtdh w16sdtfl w16du wp14">
   <w:sdt>
     <w:sdtPr>
       <w:id w:val="-1465197936"/>
@@ -15226,11 +15618,11 @@
             </mc:Choice>
             <mc:Fallback>
               <w:pict>
-                <v:shapetype w14:anchorId="797C42AF" id="_x0000_t202" coordsize="21600,21600" o:spt="202" path="m,l,21600r21600,l21600,xe">
+                <v:shapetype id="_x0000_t202" coordsize="21600,21600" o:spt="202" path="m,l,21600r21600,l21600,xe" w14:anchorId="797C42AF">
                   <v:stroke joinstyle="miter"/>
                   <v:path gradientshapeok="t" o:connecttype="rect"/>
                 </v:shapetype>
-                <v:shape id="_x0000_s1027" type="#_x0000_t202" alt="&quot;&quot;" style="position:absolute;left:0;text-align:left;margin-left:16.1pt;margin-top:.65pt;width:455.15pt;height:41.4pt;z-index:251661312;visibility:visible;mso-wrap-style:square;mso-width-percent:0;mso-height-percent:0;mso-wrap-distance-left:9pt;mso-wrap-distance-top:3.6pt;mso-wrap-distance-right:9pt;mso-wrap-distance-bottom:3.6pt;mso-position-horizontal:absolute;mso-position-horizontal-relative:text;mso-position-vertical:absolute;mso-position-vertical-relative:text;mso-width-percent:0;mso-height-percent:0;mso-width-relative:margin;mso-height-relative:margin;v-text-anchor:top" o:gfxdata="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" stroked="f">
+                <v:shape id="_x0000_s1027" style="position:absolute;left:0;text-align:left;margin-left:16.1pt;margin-top:.65pt;width:455.15pt;height:41.4pt;z-index:251661312;visibility:visible;mso-wrap-style:square;mso-width-percent:0;mso-height-percent:0;mso-wrap-distance-left:9pt;mso-wrap-distance-top:3.6pt;mso-wrap-distance-right:9pt;mso-wrap-distance-bottom:3.6pt;mso-position-horizontal:absolute;mso-position-horizontal-relative:text;mso-position-vertical:absolute;mso-position-vertical-relative:text;mso-width-percent:0;mso-height-percent:0;mso-width-relative:margin;mso-height-relative:margin;v-text-anchor:top" alt="&quot;&quot;" stroked="f" type="#_x0000_t202" o:gfxdata="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">
                   <v:textbox>
                     <w:txbxContent>
                       <w:p>
@@ -15306,7 +15698,7 @@
 </file>
 
 <file path=word/header1.xml><?xml version="1.0" encoding="utf-8"?>
-<w:hdr xmlns:wpc="http://schemas.microsoft.com/office/word/2010/wordprocessingCanvas" xmlns:cx="http://schemas.microsoft.com/office/drawing/2014/chartex" xmlns:cx1="http://schemas.microsoft.com/office/drawing/2015/9/8/chartex" xmlns:cx2="http://schemas.microsoft.com/office/drawing/2015/10/21/chartex" xmlns:cx3="http://schemas.microsoft.com/office/drawing/2016/5/9/chartex" xmlns:cx4="http://schemas.microsoft.com/office/drawing/2016/5/10/chartex" xmlns:cx5="http://schemas.microsoft.com/office/drawing/2016/5/11/chartex" xmlns:cx6="http://schemas.microsoft.com/office/drawing/2016/5/12/chartex" xmlns:cx7="http://schemas.microsoft.com/office/drawing/2016/5/13/chartex" xmlns:cx8="http://schemas.microsoft.com/office/drawing/2016/5/14/chartex" xmlns:mc="http://schemas.openxmlformats.org/markup-compatibility/2006" xmlns:aink="http://schemas.microsoft.com/office/drawing/2016/ink" xmlns:am3d="http://schemas.microsoft.com/office/drawing/2017/model3d" xmlns:o="urn:schemas-microsoft-com:office:office" xmlns:oel="http://schemas.microsoft.com/office/2019/extlst" xmlns:r="http://schemas.openxmlformats.org/officeDocument/2006/relationships" xmlns:m="http://schemas.openxmlformats.org/officeDocument/2006/math" xmlns:v="urn:schemas-microsoft-com:vml" xmlns:wp14="http://schemas.microsoft.com/office/word/2010/wordprocessingDrawing" xmlns:wp="http://schemas.openxmlformats.org/drawingml/2006/wordprocessingDrawing" xmlns:w10="urn:schemas-microsoft-com:office:word" xmlns:w="http://schemas.openxmlformats.org/wordprocessingml/2006/main" xmlns:w14="http://schemas.microsoft.com/office/word/2010/wordml" xmlns:w15="http://schemas.microsoft.com/office/word/2012/wordml" xmlns:w16cex="http://schemas.microsoft.com/office/word/2018/wordml/cex" xmlns:w16cid="http://schemas.microsoft.com/office/word/2016/wordml/cid" xmlns:w16="http://schemas.microsoft.com/office/word/2018/wordml" xmlns:w16du="http://schemas.microsoft.com/office/word/2023/wordml/word16du" xmlns:w16sdtdh="http://schemas.microsoft.com/office/word/2020/wordml/sdtdatahash" xmlns:w16sdtfl="http://schemas.microsoft.com/office/word/2024/wordml/sdtformatlock" xmlns:w16se="http://schemas.microsoft.com/office/word/2015/wordml/symex" xmlns:wpg="http://schemas.microsoft.com/office/word/2010/wordprocessingGroup" xmlns:wpi="http://schemas.microsoft.com/office/word/2010/wordprocessingInk" xmlns:wne="http://schemas.microsoft.com/office/word/2006/wordml" xmlns:wps="http://schemas.microsoft.com/office/word/2010/wordprocessingShape" mc:Ignorable="w14 w15 w16se w16cid w16 w16cex w16sdtdh w16sdtfl w16du wp14">
+<w:hdr xmlns:wpc="http://schemas.microsoft.com/office/word/2010/wordprocessingCanvas" xmlns:cx="http://schemas.microsoft.com/office/drawing/2014/chartex" xmlns:cx1="http://schemas.microsoft.com/office/drawing/2015/9/8/chartex" xmlns:cx2="http://schemas.microsoft.com/office/drawing/2015/10/21/chartex" xmlns:cx3="http://schemas.microsoft.com/office/drawing/2016/5/9/chartex" xmlns:cx4="http://schemas.microsoft.com/office/drawing/2016/5/10/chartex" xmlns:cx5="http://schemas.microsoft.com/office/drawing/2016/5/11/chartex" xmlns:cx6="http://schemas.microsoft.com/office/drawing/2016/5/12/chartex" xmlns:cx7="http://schemas.microsoft.com/office/drawing/2016/5/13/chartex" xmlns:cx8="http://schemas.microsoft.com/office/drawing/2016/5/14/chartex" xmlns:mc="http://schemas.openxmlformats.org/markup-compatibility/2006" xmlns:aink="http://schemas.microsoft.com/office/drawing/2016/ink" xmlns:am3d="http://schemas.microsoft.com/office/drawing/2017/model3d" xmlns:o="urn:schemas-microsoft-com:office:office" xmlns:oel="http://schemas.microsoft.com/office/2019/extlst" xmlns:r="http://schemas.openxmlformats.org/officeDocument/2006/relationships" xmlns:m="http://schemas.openxmlformats.org/officeDocument/2006/math" xmlns:v="urn:schemas-microsoft-com:vml" xmlns:wp14="http://schemas.microsoft.com/office/word/2010/wordprocessingDrawing" xmlns:wp="http://schemas.openxmlformats.org/drawingml/2006/wordprocessingDrawing" xmlns:w10="urn:schemas-microsoft-com:office:word" xmlns:w="http://schemas.openxmlformats.org/wordprocessingml/2006/main" xmlns:w14="http://schemas.microsoft.com/office/word/2010/wordml" xmlns:w15="http://schemas.microsoft.com/office/word/2012/wordml" xmlns:w16cex="http://schemas.microsoft.com/office/word/2018/wordml/cex" xmlns:w16cid="http://schemas.microsoft.com/office/word/2016/wordml/cid" xmlns:w16="http://schemas.microsoft.com/office/word/2018/wordml" xmlns:w16du="http://schemas.microsoft.com/office/word/2023/wordml/word16du" xmlns:w16sdtdh="http://schemas.microsoft.com/office/word/2020/wordml/sdtdatahash" xmlns:w16sdtfl="http://schemas.microsoft.com/office/word/2024/wordml/sdtformatlock" xmlns:w16se="http://schemas.microsoft.com/office/word/2015/wordml/symex" xmlns:wpg="http://schemas.microsoft.com/office/word/2010/wordprocessingGroup" xmlns:wpi="http://schemas.microsoft.com/office/word/2010/wordprocessingInk" xmlns:wne="http://schemas.microsoft.com/office/word/2006/wordml" xmlns:wps="http://schemas.microsoft.com/office/word/2010/wordprocessingShape" xmlns:a="http://schemas.openxmlformats.org/drawingml/2006/main" xmlns:adec="http://schemas.microsoft.com/office/drawing/2017/decorative" xmlns:pic="http://schemas.openxmlformats.org/drawingml/2006/picture" xmlns:a14="http://schemas.microsoft.com/office/drawing/2010/main" xmlns:asvg="http://schemas.microsoft.com/office/drawing/2016/SVG/main" mc:Ignorable="w14 w15 w16se w16cid w16 w16cex w16sdtdh w16sdtfl w16du wp14">
   <w:p>
     <w:pPr>
       <w:pStyle w:val="Encabezado"/>
@@ -15395,7 +15787,7 @@
 <w:numbering xmlns:wpc="http://schemas.microsoft.com/office/word/2010/wordprocessingCanvas" xmlns:cx="http://schemas.microsoft.com/office/drawing/2014/chartex" xmlns:cx1="http://schemas.microsoft.com/office/drawing/2015/9/8/chartex" xmlns:cx2="http://schemas.microsoft.com/office/drawing/2015/10/21/chartex" xmlns:cx3="http://schemas.microsoft.com/office/drawing/2016/5/9/chartex" xmlns:cx4="http://schemas.microsoft.com/office/drawing/2016/5/10/chartex" xmlns:cx5="http://schemas.microsoft.com/office/drawing/2016/5/11/chartex" xmlns:cx6="http://schemas.microsoft.com/office/drawing/2016/5/12/chartex" xmlns:cx7="http://schemas.microsoft.com/office/drawing/2016/5/13/chartex" xmlns:cx8="http://schemas.microsoft.com/office/drawing/2016/5/14/chartex" xmlns:mc="http://schemas.openxmlformats.org/markup-compatibility/2006" xmlns:aink="http://schemas.microsoft.com/office/drawing/2016/ink" xmlns:am3d="http://schemas.microsoft.com/office/drawing/2017/model3d" xmlns:o="urn:schemas-microsoft-com:office:office" xmlns:oel="http://schemas.microsoft.com/office/2019/extlst" xmlns:r="http://schemas.openxmlformats.org/officeDocument/2006/relationships" xmlns:m="http://schemas.openxmlformats.org/officeDocument/2006/math" xmlns:v="urn:schemas-microsoft-com:vml" xmlns:wp14="http://schemas.microsoft.com/office/word/2010/wordprocessingDrawing" xmlns:wp="http://schemas.openxmlformats.org/drawingml/2006/wordprocessingDrawing" xmlns:w10="urn:schemas-microsoft-com:office:word" xmlns:w="http://schemas.openxmlformats.org/wordprocessingml/2006/main" xmlns:w14="http://schemas.microsoft.com/office/word/2010/wordml" xmlns:w15="http://schemas.microsoft.com/office/word/2012/wordml" xmlns:w16cex="http://schemas.microsoft.com/office/word/2018/wordml/cex" xmlns:w16cid="http://schemas.microsoft.com/office/word/2016/wordml/cid" xmlns:w16="http://schemas.microsoft.com/office/word/2018/wordml" xmlns:w16du="http://schemas.microsoft.com/office/word/2023/wordml/word16du" xmlns:w16sdtdh="http://schemas.microsoft.com/office/word/2020/wordml/sdtdatahash" xmlns:w16sdtfl="http://schemas.microsoft.com/office/word/2024/wordml/sdtformatlock" xmlns:w16se="http://schemas.microsoft.com/office/word/2015/wordml/symex" xmlns:wpg="http://schemas.microsoft.com/office/word/2010/wordprocessingGroup" xmlns:wpi="http://schemas.microsoft.com/office/word/2010/wordprocessingInk" xmlns:wne="http://schemas.microsoft.com/office/word/2006/wordml" xmlns:wps="http://schemas.microsoft.com/office/word/2010/wordprocessingShape" mc:Ignorable="w14 w15 w16se w16cid w16 w16cex w16sdtdh w16sdtfl w16du wp14">
   <w:numPicBullet w:numPicBulletId="0">
     <w:pict>
-      <v:shapetype id="_x0000_t75" coordsize="21600,21600" o:spt="75" o:preferrelative="t" path="m@4@5l@4@11@9@11@9@5xe" filled="f" stroked="f">
+      <v:shapetype id="_x0000_t75" coordsize="21600,21600" filled="f" stroked="f" o:spt="75" o:preferrelative="t" path="m@4@5l@4@11@9@11@9@5xe">
         <v:stroke joinstyle="miter"/>
         <v:formulas>
           <v:f eqn="if lineDrawn pixelLineWidth 0"/>
@@ -15411,11 +15803,11 @@
           <v:f eqn="prod @7 21600 pixelHeight"/>
           <v:f eqn="sum @10 21600 0"/>
         </v:formulas>
-        <v:path o:extrusionok="f" gradientshapeok="t" o:connecttype="rect"/>
+        <v:path gradientshapeok="t" o:connecttype="rect" o:extrusionok="f"/>
         <o:lock v:ext="edit" aspectratio="t"/>
       </v:shapetype>
-      <v:shape id="_x0000_i1036" type="#_x0000_t75" style="width:7.45pt;height:7.45pt" o:bullet="t">
-        <v:imagedata r:id="rId1" o:title="mso8C56"/>
+      <v:shape id="_x0000_i1077" style="width:7.6pt;height:7.6pt" o:bullet="t" type="#_x0000_t75">
+        <v:imagedata o:title="mso8C56" r:id="rId1"/>
       </v:shape>
     </w:pict>
   </w:numPicBullet>
@@ -15436,7 +15828,7 @@
         <w:ind w:left="1199" w:hanging="360"/>
       </w:pPr>
       <w:rPr>
-        <w:rFonts w:ascii="Symbol" w:hAnsi="Symbol" w:hint="default"/>
+        <w:rFonts w:hint="default" w:ascii="Symbol" w:hAnsi="Symbol"/>
       </w:rPr>
     </w:lvl>
   </w:abstractNum>
@@ -15453,7 +15845,7 @@
         <w:ind w:left="1080" w:hanging="360"/>
       </w:pPr>
       <w:rPr>
-        <w:rFonts w:ascii="Symbol" w:hAnsi="Symbol" w:hint="default"/>
+        <w:rFonts w:hint="default" w:ascii="Symbol" w:hAnsi="Symbol"/>
       </w:rPr>
     </w:lvl>
     <w:lvl w:ilvl="1" w:tplc="240A0003" w:tentative="1">
@@ -15465,7 +15857,7 @@
         <w:ind w:left="1800" w:hanging="360"/>
       </w:pPr>
       <w:rPr>
-        <w:rFonts w:ascii="Courier New" w:hAnsi="Courier New" w:cs="Courier New" w:hint="default"/>
+        <w:rFonts w:hint="default" w:ascii="Courier New" w:hAnsi="Courier New" w:cs="Courier New"/>
       </w:rPr>
     </w:lvl>
     <w:lvl w:ilvl="2" w:tplc="240A0005" w:tentative="1">
@@ -15477,7 +15869,7 @@
         <w:ind w:left="2520" w:hanging="360"/>
       </w:pPr>
       <w:rPr>
-        <w:rFonts w:ascii="Wingdings" w:hAnsi="Wingdings" w:hint="default"/>
+        <w:rFonts w:hint="default" w:ascii="Wingdings" w:hAnsi="Wingdings"/>
       </w:rPr>
     </w:lvl>
     <w:lvl w:ilvl="3" w:tplc="240A0001" w:tentative="1">
@@ -15489,7 +15881,7 @@
         <w:ind w:left="3240" w:hanging="360"/>
       </w:pPr>
       <w:rPr>
-        <w:rFonts w:ascii="Symbol" w:hAnsi="Symbol" w:hint="default"/>
+        <w:rFonts w:hint="default" w:ascii="Symbol" w:hAnsi="Symbol"/>
       </w:rPr>
     </w:lvl>
     <w:lvl w:ilvl="4" w:tplc="240A0003" w:tentative="1">
@@ -15501,7 +15893,7 @@
         <w:ind w:left="3960" w:hanging="360"/>
       </w:pPr>
       <w:rPr>
-        <w:rFonts w:ascii="Courier New" w:hAnsi="Courier New" w:cs="Courier New" w:hint="default"/>
+        <w:rFonts w:hint="default" w:ascii="Courier New" w:hAnsi="Courier New" w:cs="Courier New"/>
       </w:rPr>
     </w:lvl>
     <w:lvl w:ilvl="5" w:tplc="240A0005" w:tentative="1">
@@ -15513,7 +15905,7 @@
         <w:ind w:left="4680" w:hanging="360"/>
       </w:pPr>
       <w:rPr>
-        <w:rFonts w:ascii="Wingdings" w:hAnsi="Wingdings" w:hint="default"/>
+        <w:rFonts w:hint="default" w:ascii="Wingdings" w:hAnsi="Wingdings"/>
       </w:rPr>
     </w:lvl>
     <w:lvl w:ilvl="6" w:tplc="240A0001" w:tentative="1">
@@ -15525,7 +15917,7 @@
         <w:ind w:left="5400" w:hanging="360"/>
       </w:pPr>
       <w:rPr>
-        <w:rFonts w:ascii="Symbol" w:hAnsi="Symbol" w:hint="default"/>
+        <w:rFonts w:hint="default" w:ascii="Symbol" w:hAnsi="Symbol"/>
       </w:rPr>
     </w:lvl>
     <w:lvl w:ilvl="7" w:tplc="240A0003" w:tentative="1">
@@ -15537,7 +15929,7 @@
         <w:ind w:left="6120" w:hanging="360"/>
       </w:pPr>
       <w:rPr>
-        <w:rFonts w:ascii="Courier New" w:hAnsi="Courier New" w:cs="Courier New" w:hint="default"/>
+        <w:rFonts w:hint="default" w:ascii="Courier New" w:hAnsi="Courier New" w:cs="Courier New"/>
       </w:rPr>
     </w:lvl>
     <w:lvl w:ilvl="8" w:tplc="240A0005" w:tentative="1">
@@ -15549,7 +15941,7 @@
         <w:ind w:left="6840" w:hanging="360"/>
       </w:pPr>
       <w:rPr>
-        <w:rFonts w:ascii="Wingdings" w:hAnsi="Wingdings" w:hint="default"/>
+        <w:rFonts w:hint="default" w:ascii="Wingdings" w:hAnsi="Wingdings"/>
       </w:rPr>
     </w:lvl>
   </w:abstractNum>
@@ -15566,7 +15958,7 @@
         <w:ind w:left="1068" w:hanging="360"/>
       </w:pPr>
       <w:rPr>
-        <w:rFonts w:ascii="Symbol" w:hAnsi="Symbol" w:hint="default"/>
+        <w:rFonts w:hint="default" w:ascii="Symbol" w:hAnsi="Symbol"/>
       </w:rPr>
     </w:lvl>
     <w:lvl w:ilvl="1" w:tplc="240A0019" w:tentative="1">
@@ -15655,7 +16047,7 @@
         <w:ind w:left="2149" w:hanging="360"/>
       </w:pPr>
       <w:rPr>
-        <w:rFonts w:ascii="Symbol" w:hAnsi="Symbol" w:hint="default"/>
+        <w:rFonts w:hint="default" w:ascii="Symbol" w:hAnsi="Symbol"/>
       </w:rPr>
     </w:lvl>
     <w:lvl w:ilvl="1" w:tplc="240A0003" w:tentative="1">
@@ -15667,7 +16059,7 @@
         <w:ind w:left="2869" w:hanging="360"/>
       </w:pPr>
       <w:rPr>
-        <w:rFonts w:ascii="Courier New" w:hAnsi="Courier New" w:cs="Courier New" w:hint="default"/>
+        <w:rFonts w:hint="default" w:ascii="Courier New" w:hAnsi="Courier New" w:cs="Courier New"/>
       </w:rPr>
     </w:lvl>
     <w:lvl w:ilvl="2" w:tplc="240A0005" w:tentative="1">
@@ -15679,7 +16071,7 @@
         <w:ind w:left="3589" w:hanging="360"/>
       </w:pPr>
       <w:rPr>
-        <w:rFonts w:ascii="Wingdings" w:hAnsi="Wingdings" w:hint="default"/>
+        <w:rFonts w:hint="default" w:ascii="Wingdings" w:hAnsi="Wingdings"/>
       </w:rPr>
     </w:lvl>
     <w:lvl w:ilvl="3" w:tplc="240A0001" w:tentative="1">
@@ -15691,7 +16083,7 @@
         <w:ind w:left="4309" w:hanging="360"/>
       </w:pPr>
       <w:rPr>
-        <w:rFonts w:ascii="Symbol" w:hAnsi="Symbol" w:hint="default"/>
+        <w:rFonts w:hint="default" w:ascii="Symbol" w:hAnsi="Symbol"/>
       </w:rPr>
     </w:lvl>
     <w:lvl w:ilvl="4" w:tplc="240A0003" w:tentative="1">
@@ -15703,7 +16095,7 @@
         <w:ind w:left="5029" w:hanging="360"/>
       </w:pPr>
       <w:rPr>
-        <w:rFonts w:ascii="Courier New" w:hAnsi="Courier New" w:cs="Courier New" w:hint="default"/>
+        <w:rFonts w:hint="default" w:ascii="Courier New" w:hAnsi="Courier New" w:cs="Courier New"/>
       </w:rPr>
     </w:lvl>
     <w:lvl w:ilvl="5" w:tplc="240A0005" w:tentative="1">
@@ -15715,7 +16107,7 @@
         <w:ind w:left="5749" w:hanging="360"/>
       </w:pPr>
       <w:rPr>
-        <w:rFonts w:ascii="Wingdings" w:hAnsi="Wingdings" w:hint="default"/>
+        <w:rFonts w:hint="default" w:ascii="Wingdings" w:hAnsi="Wingdings"/>
       </w:rPr>
     </w:lvl>
     <w:lvl w:ilvl="6" w:tplc="240A0001" w:tentative="1">
@@ -15727,7 +16119,7 @@
         <w:ind w:left="6469" w:hanging="360"/>
       </w:pPr>
       <w:rPr>
-        <w:rFonts w:ascii="Symbol" w:hAnsi="Symbol" w:hint="default"/>
+        <w:rFonts w:hint="default" w:ascii="Symbol" w:hAnsi="Symbol"/>
       </w:rPr>
     </w:lvl>
     <w:lvl w:ilvl="7" w:tplc="240A0003" w:tentative="1">
@@ -15739,7 +16131,7 @@
         <w:ind w:left="7189" w:hanging="360"/>
       </w:pPr>
       <w:rPr>
-        <w:rFonts w:ascii="Courier New" w:hAnsi="Courier New" w:cs="Courier New" w:hint="default"/>
+        <w:rFonts w:hint="default" w:ascii="Courier New" w:hAnsi="Courier New" w:cs="Courier New"/>
       </w:rPr>
     </w:lvl>
     <w:lvl w:ilvl="8" w:tplc="240A0005" w:tentative="1">
@@ -15751,7 +16143,7 @@
         <w:ind w:left="7909" w:hanging="360"/>
       </w:pPr>
       <w:rPr>
-        <w:rFonts w:ascii="Wingdings" w:hAnsi="Wingdings" w:hint="default"/>
+        <w:rFonts w:hint="default" w:ascii="Wingdings" w:hAnsi="Wingdings"/>
       </w:rPr>
     </w:lvl>
   </w:abstractNum>
@@ -15768,7 +16160,7 @@
         <w:ind w:left="1080" w:hanging="360"/>
       </w:pPr>
       <w:rPr>
-        <w:rFonts w:ascii="Symbol" w:hAnsi="Symbol" w:hint="default"/>
+        <w:rFonts w:hint="default" w:ascii="Symbol" w:hAnsi="Symbol"/>
       </w:rPr>
     </w:lvl>
     <w:lvl w:ilvl="1" w:tplc="240A0003" w:tentative="1">
@@ -15780,7 +16172,7 @@
         <w:ind w:left="1800" w:hanging="360"/>
       </w:pPr>
       <w:rPr>
-        <w:rFonts w:ascii="Courier New" w:hAnsi="Courier New" w:cs="Courier New" w:hint="default"/>
+        <w:rFonts w:hint="default" w:ascii="Courier New" w:hAnsi="Courier New" w:cs="Courier New"/>
       </w:rPr>
     </w:lvl>
     <w:lvl w:ilvl="2" w:tplc="240A0005" w:tentative="1">
@@ -15792,7 +16184,7 @@
         <w:ind w:left="2520" w:hanging="360"/>
       </w:pPr>
       <w:rPr>
-        <w:rFonts w:ascii="Wingdings" w:hAnsi="Wingdings" w:hint="default"/>
+        <w:rFonts w:hint="default" w:ascii="Wingdings" w:hAnsi="Wingdings"/>
       </w:rPr>
     </w:lvl>
     <w:lvl w:ilvl="3" w:tplc="240A0001" w:tentative="1">
@@ -15804,7 +16196,7 @@
         <w:ind w:left="3240" w:hanging="360"/>
       </w:pPr>
       <w:rPr>
-        <w:rFonts w:ascii="Symbol" w:hAnsi="Symbol" w:hint="default"/>
+        <w:rFonts w:hint="default" w:ascii="Symbol" w:hAnsi="Symbol"/>
       </w:rPr>
     </w:lvl>
     <w:lvl w:ilvl="4" w:tplc="240A0003" w:tentative="1">
@@ -15816,7 +16208,7 @@
         <w:ind w:left="3960" w:hanging="360"/>
       </w:pPr>
       <w:rPr>
-        <w:rFonts w:ascii="Courier New" w:hAnsi="Courier New" w:cs="Courier New" w:hint="default"/>
+        <w:rFonts w:hint="default" w:ascii="Courier New" w:hAnsi="Courier New" w:cs="Courier New"/>
       </w:rPr>
     </w:lvl>
     <w:lvl w:ilvl="5" w:tplc="240A0005" w:tentative="1">
@@ -15828,7 +16220,7 @@
         <w:ind w:left="4680" w:hanging="360"/>
       </w:pPr>
       <w:rPr>
-        <w:rFonts w:ascii="Wingdings" w:hAnsi="Wingdings" w:hint="default"/>
+        <w:rFonts w:hint="default" w:ascii="Wingdings" w:hAnsi="Wingdings"/>
       </w:rPr>
     </w:lvl>
     <w:lvl w:ilvl="6" w:tplc="240A0001" w:tentative="1">
@@ -15840,7 +16232,7 @@
         <w:ind w:left="5400" w:hanging="360"/>
       </w:pPr>
       <w:rPr>
-        <w:rFonts w:ascii="Symbol" w:hAnsi="Symbol" w:hint="default"/>
+        <w:rFonts w:hint="default" w:ascii="Symbol" w:hAnsi="Symbol"/>
       </w:rPr>
     </w:lvl>
     <w:lvl w:ilvl="7" w:tplc="240A0003" w:tentative="1">
@@ -15852,7 +16244,7 @@
         <w:ind w:left="6120" w:hanging="360"/>
       </w:pPr>
       <w:rPr>
-        <w:rFonts w:ascii="Courier New" w:hAnsi="Courier New" w:cs="Courier New" w:hint="default"/>
+        <w:rFonts w:hint="default" w:ascii="Courier New" w:hAnsi="Courier New" w:cs="Courier New"/>
       </w:rPr>
     </w:lvl>
     <w:lvl w:ilvl="8" w:tplc="240A0005" w:tentative="1">
@@ -15864,7 +16256,7 @@
         <w:ind w:left="6840" w:hanging="360"/>
       </w:pPr>
       <w:rPr>
-        <w:rFonts w:ascii="Wingdings" w:hAnsi="Wingdings" w:hint="default"/>
+        <w:rFonts w:hint="default" w:ascii="Wingdings" w:hAnsi="Wingdings"/>
       </w:rPr>
     </w:lvl>
   </w:abstractNum>
@@ -15881,7 +16273,7 @@
         <w:ind w:left="1069" w:hanging="360"/>
       </w:pPr>
       <w:rPr>
-        <w:rFonts w:ascii="Symbol" w:hAnsi="Symbol" w:hint="default"/>
+        <w:rFonts w:hint="default" w:ascii="Symbol" w:hAnsi="Symbol"/>
       </w:rPr>
     </w:lvl>
     <w:lvl w:ilvl="1" w:tplc="240A0003" w:tentative="1">
@@ -15893,7 +16285,7 @@
         <w:ind w:left="1789" w:hanging="360"/>
       </w:pPr>
       <w:rPr>
-        <w:rFonts w:ascii="Courier New" w:hAnsi="Courier New" w:cs="Courier New" w:hint="default"/>
+        <w:rFonts w:hint="default" w:ascii="Courier New" w:hAnsi="Courier New" w:cs="Courier New"/>
       </w:rPr>
     </w:lvl>
     <w:lvl w:ilvl="2" w:tplc="240A0005" w:tentative="1">
@@ -15905,7 +16297,7 @@
         <w:ind w:left="2509" w:hanging="360"/>
       </w:pPr>
       <w:rPr>
-        <w:rFonts w:ascii="Wingdings" w:hAnsi="Wingdings" w:hint="default"/>
+        <w:rFonts w:hint="default" w:ascii="Wingdings" w:hAnsi="Wingdings"/>
       </w:rPr>
     </w:lvl>
     <w:lvl w:ilvl="3" w:tplc="240A0001" w:tentative="1">
@@ -15917,7 +16309,7 @@
         <w:ind w:left="3229" w:hanging="360"/>
       </w:pPr>
       <w:rPr>
-        <w:rFonts w:ascii="Symbol" w:hAnsi="Symbol" w:hint="default"/>
+        <w:rFonts w:hint="default" w:ascii="Symbol" w:hAnsi="Symbol"/>
       </w:rPr>
     </w:lvl>
     <w:lvl w:ilvl="4" w:tplc="240A0003" w:tentative="1">
@@ -15929,7 +16321,7 @@
         <w:ind w:left="3949" w:hanging="360"/>
       </w:pPr>
       <w:rPr>
-        <w:rFonts w:ascii="Courier New" w:hAnsi="Courier New" w:cs="Courier New" w:hint="default"/>
+        <w:rFonts w:hint="default" w:ascii="Courier New" w:hAnsi="Courier New" w:cs="Courier New"/>
       </w:rPr>
     </w:lvl>
     <w:lvl w:ilvl="5" w:tplc="240A0005" w:tentative="1">
@@ -15941,7 +16333,7 @@
         <w:ind w:left="4669" w:hanging="360"/>
       </w:pPr>
       <w:rPr>
-        <w:rFonts w:ascii="Wingdings" w:hAnsi="Wingdings" w:hint="default"/>
+        <w:rFonts w:hint="default" w:ascii="Wingdings" w:hAnsi="Wingdings"/>
       </w:rPr>
     </w:lvl>
     <w:lvl w:ilvl="6" w:tplc="240A0001" w:tentative="1">
@@ -15953,7 +16345,7 @@
         <w:ind w:left="5389" w:hanging="360"/>
       </w:pPr>
       <w:rPr>
-        <w:rFonts w:ascii="Symbol" w:hAnsi="Symbol" w:hint="default"/>
+        <w:rFonts w:hint="default" w:ascii="Symbol" w:hAnsi="Symbol"/>
       </w:rPr>
     </w:lvl>
     <w:lvl w:ilvl="7" w:tplc="240A0003" w:tentative="1">
@@ -15965,7 +16357,7 @@
         <w:ind w:left="6109" w:hanging="360"/>
       </w:pPr>
       <w:rPr>
-        <w:rFonts w:ascii="Courier New" w:hAnsi="Courier New" w:cs="Courier New" w:hint="default"/>
+        <w:rFonts w:hint="default" w:ascii="Courier New" w:hAnsi="Courier New" w:cs="Courier New"/>
       </w:rPr>
     </w:lvl>
     <w:lvl w:ilvl="8" w:tplc="240A0005" w:tentative="1">
@@ -15977,7 +16369,7 @@
         <w:ind w:left="6829" w:hanging="360"/>
       </w:pPr>
       <w:rPr>
-        <w:rFonts w:ascii="Wingdings" w:hAnsi="Wingdings" w:hint="default"/>
+        <w:rFonts w:hint="default" w:ascii="Wingdings" w:hAnsi="Wingdings"/>
       </w:rPr>
     </w:lvl>
   </w:abstractNum>
@@ -16084,7 +16476,7 @@
         <w:ind w:left="1069" w:hanging="360"/>
       </w:pPr>
       <w:rPr>
-        <w:rFonts w:ascii="Symbol" w:hAnsi="Symbol" w:hint="default"/>
+        <w:rFonts w:hint="default" w:ascii="Symbol" w:hAnsi="Symbol"/>
       </w:rPr>
     </w:lvl>
     <w:lvl w:ilvl="1" w:tplc="240A0003" w:tentative="1">
@@ -16096,7 +16488,7 @@
         <w:ind w:left="1789" w:hanging="360"/>
       </w:pPr>
       <w:rPr>
-        <w:rFonts w:ascii="Courier New" w:hAnsi="Courier New" w:cs="Courier New" w:hint="default"/>
+        <w:rFonts w:hint="default" w:ascii="Courier New" w:hAnsi="Courier New" w:cs="Courier New"/>
       </w:rPr>
     </w:lvl>
     <w:lvl w:ilvl="2" w:tplc="240A0005" w:tentative="1">
@@ -16108,7 +16500,7 @@
         <w:ind w:left="2509" w:hanging="360"/>
       </w:pPr>
       <w:rPr>
-        <w:rFonts w:ascii="Wingdings" w:hAnsi="Wingdings" w:hint="default"/>
+        <w:rFonts w:hint="default" w:ascii="Wingdings" w:hAnsi="Wingdings"/>
       </w:rPr>
     </w:lvl>
     <w:lvl w:ilvl="3" w:tplc="240A0001" w:tentative="1">
@@ -16120,7 +16512,7 @@
         <w:ind w:left="3229" w:hanging="360"/>
       </w:pPr>
       <w:rPr>
-        <w:rFonts w:ascii="Symbol" w:hAnsi="Symbol" w:hint="default"/>
+        <w:rFonts w:hint="default" w:ascii="Symbol" w:hAnsi="Symbol"/>
       </w:rPr>
     </w:lvl>
     <w:lvl w:ilvl="4" w:tplc="240A0003" w:tentative="1">
@@ -16132,7 +16524,7 @@
         <w:ind w:left="3949" w:hanging="360"/>
       </w:pPr>
       <w:rPr>
-        <w:rFonts w:ascii="Courier New" w:hAnsi="Courier New" w:cs="Courier New" w:hint="default"/>
+        <w:rFonts w:hint="default" w:ascii="Courier New" w:hAnsi="Courier New" w:cs="Courier New"/>
       </w:rPr>
     </w:lvl>
     <w:lvl w:ilvl="5" w:tplc="240A0005" w:tentative="1">
@@ -16144,7 +16536,7 @@
         <w:ind w:left="4669" w:hanging="360"/>
       </w:pPr>
       <w:rPr>
-        <w:rFonts w:ascii="Wingdings" w:hAnsi="Wingdings" w:hint="default"/>
+        <w:rFonts w:hint="default" w:ascii="Wingdings" w:hAnsi="Wingdings"/>
       </w:rPr>
     </w:lvl>
     <w:lvl w:ilvl="6" w:tplc="240A0001" w:tentative="1">
@@ -16156,7 +16548,7 @@
         <w:ind w:left="5389" w:hanging="360"/>
       </w:pPr>
       <w:rPr>
-        <w:rFonts w:ascii="Symbol" w:hAnsi="Symbol" w:hint="default"/>
+        <w:rFonts w:hint="default" w:ascii="Symbol" w:hAnsi="Symbol"/>
       </w:rPr>
     </w:lvl>
     <w:lvl w:ilvl="7" w:tplc="240A0003" w:tentative="1">
@@ -16168,7 +16560,7 @@
         <w:ind w:left="6109" w:hanging="360"/>
       </w:pPr>
       <w:rPr>
-        <w:rFonts w:ascii="Courier New" w:hAnsi="Courier New" w:cs="Courier New" w:hint="default"/>
+        <w:rFonts w:hint="default" w:ascii="Courier New" w:hAnsi="Courier New" w:cs="Courier New"/>
       </w:rPr>
     </w:lvl>
     <w:lvl w:ilvl="8" w:tplc="240A0005" w:tentative="1">
@@ -16180,7 +16572,7 @@
         <w:ind w:left="6829" w:hanging="360"/>
       </w:pPr>
       <w:rPr>
-        <w:rFonts w:ascii="Wingdings" w:hAnsi="Wingdings" w:hint="default"/>
+        <w:rFonts w:hint="default" w:ascii="Wingdings" w:hAnsi="Wingdings"/>
       </w:rPr>
     </w:lvl>
   </w:abstractNum>
@@ -16289,7 +16681,7 @@
         <w:ind w:left="1429" w:hanging="360"/>
       </w:pPr>
       <w:rPr>
-        <w:rFonts w:ascii="Symbol" w:hAnsi="Symbol" w:hint="default"/>
+        <w:rFonts w:hint="default" w:ascii="Symbol" w:hAnsi="Symbol"/>
       </w:rPr>
     </w:lvl>
     <w:lvl w:ilvl="1" w:tplc="240A0003" w:tentative="1">
@@ -16301,7 +16693,7 @@
         <w:ind w:left="2149" w:hanging="360"/>
       </w:pPr>
       <w:rPr>
-        <w:rFonts w:ascii="Courier New" w:hAnsi="Courier New" w:cs="Courier New" w:hint="default"/>
+        <w:rFonts w:hint="default" w:ascii="Courier New" w:hAnsi="Courier New" w:cs="Courier New"/>
       </w:rPr>
     </w:lvl>
     <w:lvl w:ilvl="2" w:tplc="240A0005" w:tentative="1">
@@ -16313,7 +16705,7 @@
         <w:ind w:left="2869" w:hanging="360"/>
       </w:pPr>
       <w:rPr>
-        <w:rFonts w:ascii="Wingdings" w:hAnsi="Wingdings" w:hint="default"/>
+        <w:rFonts w:hint="default" w:ascii="Wingdings" w:hAnsi="Wingdings"/>
       </w:rPr>
     </w:lvl>
     <w:lvl w:ilvl="3" w:tplc="240A0001" w:tentative="1">
@@ -16325,7 +16717,7 @@
         <w:ind w:left="3589" w:hanging="360"/>
       </w:pPr>
       <w:rPr>
-        <w:rFonts w:ascii="Symbol" w:hAnsi="Symbol" w:hint="default"/>
+        <w:rFonts w:hint="default" w:ascii="Symbol" w:hAnsi="Symbol"/>
       </w:rPr>
     </w:lvl>
     <w:lvl w:ilvl="4" w:tplc="240A0003" w:tentative="1">
@@ -16337,7 +16729,7 @@
         <w:ind w:left="4309" w:hanging="360"/>
       </w:pPr>
       <w:rPr>
-        <w:rFonts w:ascii="Courier New" w:hAnsi="Courier New" w:cs="Courier New" w:hint="default"/>
+        <w:rFonts w:hint="default" w:ascii="Courier New" w:hAnsi="Courier New" w:cs="Courier New"/>
       </w:rPr>
     </w:lvl>
     <w:lvl w:ilvl="5" w:tplc="240A0005" w:tentative="1">
@@ -16349,7 +16741,7 @@
         <w:ind w:left="5029" w:hanging="360"/>
       </w:pPr>
       <w:rPr>
-        <w:rFonts w:ascii="Wingdings" w:hAnsi="Wingdings" w:hint="default"/>
+        <w:rFonts w:hint="default" w:ascii="Wingdings" w:hAnsi="Wingdings"/>
       </w:rPr>
     </w:lvl>
     <w:lvl w:ilvl="6" w:tplc="240A0001" w:tentative="1">
@@ -16361,7 +16753,7 @@
         <w:ind w:left="5749" w:hanging="360"/>
       </w:pPr>
       <w:rPr>
-        <w:rFonts w:ascii="Symbol" w:hAnsi="Symbol" w:hint="default"/>
+        <w:rFonts w:hint="default" w:ascii="Symbol" w:hAnsi="Symbol"/>
       </w:rPr>
     </w:lvl>
     <w:lvl w:ilvl="7" w:tplc="240A0003" w:tentative="1">
@@ -16373,7 +16765,7 @@
         <w:ind w:left="6469" w:hanging="360"/>
       </w:pPr>
       <w:rPr>
-        <w:rFonts w:ascii="Courier New" w:hAnsi="Courier New" w:cs="Courier New" w:hint="default"/>
+        <w:rFonts w:hint="default" w:ascii="Courier New" w:hAnsi="Courier New" w:cs="Courier New"/>
       </w:rPr>
     </w:lvl>
     <w:lvl w:ilvl="8" w:tplc="240A0005" w:tentative="1">
@@ -16385,7 +16777,7 @@
         <w:ind w:left="7189" w:hanging="360"/>
       </w:pPr>
       <w:rPr>
-        <w:rFonts w:ascii="Wingdings" w:hAnsi="Wingdings" w:hint="default"/>
+        <w:rFonts w:hint="default" w:ascii="Wingdings" w:hAnsi="Wingdings"/>
       </w:rPr>
     </w:lvl>
   </w:abstractNum>
@@ -16403,7 +16795,7 @@
         <w:ind w:left="1429" w:hanging="360"/>
       </w:pPr>
       <w:rPr>
-        <w:rFonts w:ascii="Symbol" w:hAnsi="Symbol" w:hint="default"/>
+        <w:rFonts w:hint="default" w:ascii="Symbol" w:hAnsi="Symbol"/>
       </w:rPr>
     </w:lvl>
     <w:lvl w:ilvl="1" w:tplc="240A0003" w:tentative="1">
@@ -16415,7 +16807,7 @@
         <w:ind w:left="2149" w:hanging="360"/>
       </w:pPr>
       <w:rPr>
-        <w:rFonts w:ascii="Courier New" w:hAnsi="Courier New" w:cs="Courier New" w:hint="default"/>
+        <w:rFonts w:hint="default" w:ascii="Courier New" w:hAnsi="Courier New" w:cs="Courier New"/>
       </w:rPr>
     </w:lvl>
     <w:lvl w:ilvl="2" w:tplc="240A0005" w:tentative="1">
@@ -16427,7 +16819,7 @@
         <w:ind w:left="2869" w:hanging="360"/>
       </w:pPr>
       <w:rPr>
-        <w:rFonts w:ascii="Wingdings" w:hAnsi="Wingdings" w:hint="default"/>
+        <w:rFonts w:hint="default" w:ascii="Wingdings" w:hAnsi="Wingdings"/>
       </w:rPr>
     </w:lvl>
     <w:lvl w:ilvl="3" w:tplc="240A0001" w:tentative="1">
@@ -16439,7 +16831,7 @@
         <w:ind w:left="3589" w:hanging="360"/>
       </w:pPr>
       <w:rPr>
-        <w:rFonts w:ascii="Symbol" w:hAnsi="Symbol" w:hint="default"/>
+        <w:rFonts w:hint="default" w:ascii="Symbol" w:hAnsi="Symbol"/>
       </w:rPr>
     </w:lvl>
     <w:lvl w:ilvl="4" w:tplc="240A0003" w:tentative="1">
@@ -16451,7 +16843,7 @@
         <w:ind w:left="4309" w:hanging="360"/>
       </w:pPr>
       <w:rPr>
-        <w:rFonts w:ascii="Courier New" w:hAnsi="Courier New" w:cs="Courier New" w:hint="default"/>
+        <w:rFonts w:hint="default" w:ascii="Courier New" w:hAnsi="Courier New" w:cs="Courier New"/>
       </w:rPr>
     </w:lvl>
     <w:lvl w:ilvl="5" w:tplc="240A0005" w:tentative="1">
@@ -16463,7 +16855,7 @@
         <w:ind w:left="5029" w:hanging="360"/>
       </w:pPr>
       <w:rPr>
-        <w:rFonts w:ascii="Wingdings" w:hAnsi="Wingdings" w:hint="default"/>
+        <w:rFonts w:hint="default" w:ascii="Wingdings" w:hAnsi="Wingdings"/>
       </w:rPr>
     </w:lvl>
     <w:lvl w:ilvl="6" w:tplc="240A0001" w:tentative="1">
@@ -16475,7 +16867,7 @@
         <w:ind w:left="5749" w:hanging="360"/>
       </w:pPr>
       <w:rPr>
-        <w:rFonts w:ascii="Symbol" w:hAnsi="Symbol" w:hint="default"/>
+        <w:rFonts w:hint="default" w:ascii="Symbol" w:hAnsi="Symbol"/>
       </w:rPr>
     </w:lvl>
     <w:lvl w:ilvl="7" w:tplc="240A0003" w:tentative="1">
@@ -16487,7 +16879,7 @@
         <w:ind w:left="6469" w:hanging="360"/>
       </w:pPr>
       <w:rPr>
-        <w:rFonts w:ascii="Courier New" w:hAnsi="Courier New" w:cs="Courier New" w:hint="default"/>
+        <w:rFonts w:hint="default" w:ascii="Courier New" w:hAnsi="Courier New" w:cs="Courier New"/>
       </w:rPr>
     </w:lvl>
     <w:lvl w:ilvl="8" w:tplc="240A0005" w:tentative="1">
@@ -16499,7 +16891,7 @@
         <w:ind w:left="7189" w:hanging="360"/>
       </w:pPr>
       <w:rPr>
-        <w:rFonts w:ascii="Wingdings" w:hAnsi="Wingdings" w:hint="default"/>
+        <w:rFonts w:hint="default" w:ascii="Wingdings" w:hAnsi="Wingdings"/>
       </w:rPr>
     </w:lvl>
   </w:abstractNum>
@@ -16516,7 +16908,7 @@
         <w:ind w:left="1080" w:hanging="360"/>
       </w:pPr>
       <w:rPr>
-        <w:rFonts w:ascii="Symbol" w:hAnsi="Symbol" w:hint="default"/>
+        <w:rFonts w:hint="default" w:ascii="Symbol" w:hAnsi="Symbol"/>
       </w:rPr>
     </w:lvl>
     <w:lvl w:ilvl="1" w:tplc="240A0003" w:tentative="1">
@@ -16528,7 +16920,7 @@
         <w:ind w:left="1800" w:hanging="360"/>
       </w:pPr>
       <w:rPr>
-        <w:rFonts w:ascii="Courier New" w:hAnsi="Courier New" w:cs="Courier New" w:hint="default"/>
+        <w:rFonts w:hint="default" w:ascii="Courier New" w:hAnsi="Courier New" w:cs="Courier New"/>
       </w:rPr>
     </w:lvl>
     <w:lvl w:ilvl="2" w:tplc="240A0005" w:tentative="1">
@@ -16540,7 +16932,7 @@
         <w:ind w:left="2520" w:hanging="360"/>
       </w:pPr>
       <w:rPr>
-        <w:rFonts w:ascii="Wingdings" w:hAnsi="Wingdings" w:hint="default"/>
+        <w:rFonts w:hint="default" w:ascii="Wingdings" w:hAnsi="Wingdings"/>
       </w:rPr>
     </w:lvl>
     <w:lvl w:ilvl="3" w:tplc="240A0001" w:tentative="1">
@@ -16552,7 +16944,7 @@
         <w:ind w:left="3240" w:hanging="360"/>
       </w:pPr>
       <w:rPr>
-        <w:rFonts w:ascii="Symbol" w:hAnsi="Symbol" w:hint="default"/>
+        <w:rFonts w:hint="default" w:ascii="Symbol" w:hAnsi="Symbol"/>
       </w:rPr>
     </w:lvl>
     <w:lvl w:ilvl="4" w:tplc="240A0003" w:tentative="1">
@@ -16564,7 +16956,7 @@
         <w:ind w:left="3960" w:hanging="360"/>
       </w:pPr>
       <w:rPr>
-        <w:rFonts w:ascii="Courier New" w:hAnsi="Courier New" w:cs="Courier New" w:hint="default"/>
+        <w:rFonts w:hint="default" w:ascii="Courier New" w:hAnsi="Courier New" w:cs="Courier New"/>
       </w:rPr>
     </w:lvl>
     <w:lvl w:ilvl="5" w:tplc="240A0005" w:tentative="1">
@@ -16576,7 +16968,7 @@
         <w:ind w:left="4680" w:hanging="360"/>
       </w:pPr>
       <w:rPr>
-        <w:rFonts w:ascii="Wingdings" w:hAnsi="Wingdings" w:hint="default"/>
+        <w:rFonts w:hint="default" w:ascii="Wingdings" w:hAnsi="Wingdings"/>
       </w:rPr>
     </w:lvl>
     <w:lvl w:ilvl="6" w:tplc="240A0001" w:tentative="1">
@@ -16588,7 +16980,7 @@
         <w:ind w:left="5400" w:hanging="360"/>
       </w:pPr>
       <w:rPr>
-        <w:rFonts w:ascii="Symbol" w:hAnsi="Symbol" w:hint="default"/>
+        <w:rFonts w:hint="default" w:ascii="Symbol" w:hAnsi="Symbol"/>
       </w:rPr>
     </w:lvl>
     <w:lvl w:ilvl="7" w:tplc="240A0003" w:tentative="1">
@@ -16600,7 +16992,7 @@
         <w:ind w:left="6120" w:hanging="360"/>
       </w:pPr>
       <w:rPr>
-        <w:rFonts w:ascii="Courier New" w:hAnsi="Courier New" w:cs="Courier New" w:hint="default"/>
+        <w:rFonts w:hint="default" w:ascii="Courier New" w:hAnsi="Courier New" w:cs="Courier New"/>
       </w:rPr>
     </w:lvl>
     <w:lvl w:ilvl="8" w:tplc="240A0005" w:tentative="1">
@@ -16612,7 +17004,7 @@
         <w:ind w:left="6840" w:hanging="360"/>
       </w:pPr>
       <w:rPr>
-        <w:rFonts w:ascii="Wingdings" w:hAnsi="Wingdings" w:hint="default"/>
+        <w:rFonts w:hint="default" w:ascii="Wingdings" w:hAnsi="Wingdings"/>
       </w:rPr>
     </w:lvl>
   </w:abstractNum>
@@ -16722,7 +17114,7 @@
         <w:ind w:left="1069" w:hanging="360"/>
       </w:pPr>
       <w:rPr>
-        <w:rFonts w:ascii="Symbol" w:hAnsi="Symbol" w:hint="default"/>
+        <w:rFonts w:hint="default" w:ascii="Symbol" w:hAnsi="Symbol"/>
       </w:rPr>
     </w:lvl>
     <w:lvl w:ilvl="1" w:tplc="240A0003" w:tentative="1">
@@ -16734,7 +17126,7 @@
         <w:ind w:left="1789" w:hanging="360"/>
       </w:pPr>
       <w:rPr>
-        <w:rFonts w:ascii="Courier New" w:hAnsi="Courier New" w:cs="Courier New" w:hint="default"/>
+        <w:rFonts w:hint="default" w:ascii="Courier New" w:hAnsi="Courier New" w:cs="Courier New"/>
       </w:rPr>
     </w:lvl>
     <w:lvl w:ilvl="2" w:tplc="240A0005" w:tentative="1">
@@ -16746,7 +17138,7 @@
         <w:ind w:left="2509" w:hanging="360"/>
       </w:pPr>
       <w:rPr>
-        <w:rFonts w:ascii="Wingdings" w:hAnsi="Wingdings" w:hint="default"/>
+        <w:rFonts w:hint="default" w:ascii="Wingdings" w:hAnsi="Wingdings"/>
       </w:rPr>
     </w:lvl>
     <w:lvl w:ilvl="3" w:tplc="240A0001" w:tentative="1">
@@ -16758,7 +17150,7 @@
         <w:ind w:left="3229" w:hanging="360"/>
       </w:pPr>
       <w:rPr>
-        <w:rFonts w:ascii="Symbol" w:hAnsi="Symbol" w:hint="default"/>
+        <w:rFonts w:hint="default" w:ascii="Symbol" w:hAnsi="Symbol"/>
       </w:rPr>
     </w:lvl>
     <w:lvl w:ilvl="4" w:tplc="240A0003" w:tentative="1">
@@ -16770,7 +17162,7 @@
         <w:ind w:left="3949" w:hanging="360"/>
       </w:pPr>
       <w:rPr>
-        <w:rFonts w:ascii="Courier New" w:hAnsi="Courier New" w:cs="Courier New" w:hint="default"/>
+        <w:rFonts w:hint="default" w:ascii="Courier New" w:hAnsi="Courier New" w:cs="Courier New"/>
       </w:rPr>
     </w:lvl>
     <w:lvl w:ilvl="5" w:tplc="240A0005" w:tentative="1">
@@ -16782,7 +17174,7 @@
         <w:ind w:left="4669" w:hanging="360"/>
       </w:pPr>
       <w:rPr>
-        <w:rFonts w:ascii="Wingdings" w:hAnsi="Wingdings" w:hint="default"/>
+        <w:rFonts w:hint="default" w:ascii="Wingdings" w:hAnsi="Wingdings"/>
       </w:rPr>
     </w:lvl>
     <w:lvl w:ilvl="6" w:tplc="240A0001" w:tentative="1">
@@ -16794,7 +17186,7 @@
         <w:ind w:left="5389" w:hanging="360"/>
       </w:pPr>
       <w:rPr>
-        <w:rFonts w:ascii="Symbol" w:hAnsi="Symbol" w:hint="default"/>
+        <w:rFonts w:hint="default" w:ascii="Symbol" w:hAnsi="Symbol"/>
       </w:rPr>
     </w:lvl>
     <w:lvl w:ilvl="7" w:tplc="240A0003" w:tentative="1">
@@ -16806,7 +17198,7 @@
         <w:ind w:left="6109" w:hanging="360"/>
       </w:pPr>
       <w:rPr>
-        <w:rFonts w:ascii="Courier New" w:hAnsi="Courier New" w:cs="Courier New" w:hint="default"/>
+        <w:rFonts w:hint="default" w:ascii="Courier New" w:hAnsi="Courier New" w:cs="Courier New"/>
       </w:rPr>
     </w:lvl>
     <w:lvl w:ilvl="8" w:tplc="240A0005" w:tentative="1">
@@ -16818,14 +17210,14 @@
         <w:ind w:left="6829" w:hanging="360"/>
       </w:pPr>
       <w:rPr>
-        <w:rFonts w:ascii="Wingdings" w:hAnsi="Wingdings" w:hint="default"/>
+        <w:rFonts w:hint="default" w:ascii="Wingdings" w:hAnsi="Wingdings"/>
       </w:rPr>
     </w:lvl>
   </w:abstractNum>
   <w:abstractNum w:abstractNumId="14" w15:restartNumberingAfterBreak="0">
     <w:nsid w:val="28881862"/>
     <w:multiLevelType w:val="hybridMultilevel"/>
-    <w:tmpl w:val="7A64D1A8"/>
+    <w:tmpl w:val="AE5CB2FA"/>
     <w:lvl w:ilvl="0" w:tplc="080A000F">
       <w:start w:val="1"/>
       <w:numFmt w:val="decimal"/>
@@ -16849,20 +17241,19 @@
         <w:ind w:left="2149" w:hanging="360"/>
       </w:pPr>
       <w:rPr>
-        <w:rFonts w:ascii="Calibri" w:eastAsiaTheme="minorHAnsi" w:hAnsi="Calibri" w:cs="Calibri" w:hint="default"/>
-      </w:rPr>
-    </w:lvl>
-    <w:lvl w:ilvl="2" w:tplc="AAD64222">
-      <w:start w:val="1"/>
-      <w:numFmt w:val="lowerRoman"/>
-      <w:lvlText w:val="%3."/>
-      <w:lvlJc w:val="right"/>
-      <w:pPr>
-        <w:ind w:left="2869" w:hanging="180"/>
-      </w:pPr>
-      <w:rPr>
-        <w:b/>
-        <w:bCs/>
+        <w:rFonts w:hint="default" w:ascii="Calibri" w:hAnsi="Calibri" w:cs="Calibri" w:eastAsiaTheme="minorHAnsi"/>
+      </w:rPr>
+    </w:lvl>
+    <w:lvl w:ilvl="2" w:tplc="240A000D">
+      <w:start w:val="1"/>
+      <w:numFmt w:val="bullet"/>
+      <w:lvlText w:val=""/>
+      <w:lvlJc w:val="left"/>
+      <w:pPr>
+        <w:ind w:left="3049" w:hanging="360"/>
+      </w:pPr>
+      <w:rPr>
+        <w:rFonts w:hint="default" w:ascii="Wingdings" w:hAnsi="Wingdings"/>
       </w:rPr>
     </w:lvl>
     <w:lvl w:ilvl="3" w:tplc="240A000F" w:tentative="1">
@@ -16934,7 +17325,7 @@
         <w:ind w:left="1429" w:hanging="360"/>
       </w:pPr>
       <w:rPr>
-        <w:rFonts w:ascii="Arial" w:hAnsi="Arial" w:hint="default"/>
+        <w:rFonts w:hint="default" w:ascii="Arial" w:hAnsi="Arial"/>
         <w:b/>
         <w:i w:val="0"/>
         <w:caps w:val="0"/>
@@ -17028,7 +17419,7 @@
         <w:ind w:left="1429" w:hanging="360"/>
       </w:pPr>
       <w:rPr>
-        <w:rFonts w:ascii="Symbol" w:hAnsi="Symbol" w:hint="default"/>
+        <w:rFonts w:hint="default" w:ascii="Symbol" w:hAnsi="Symbol"/>
       </w:rPr>
     </w:lvl>
     <w:lvl w:ilvl="1" w:tplc="240A0003" w:tentative="1">
@@ -17040,7 +17431,7 @@
         <w:ind w:left="2149" w:hanging="360"/>
       </w:pPr>
       <w:rPr>
-        <w:rFonts w:ascii="Courier New" w:hAnsi="Courier New" w:cs="Courier New" w:hint="default"/>
+        <w:rFonts w:hint="default" w:ascii="Courier New" w:hAnsi="Courier New" w:cs="Courier New"/>
       </w:rPr>
     </w:lvl>
     <w:lvl w:ilvl="2" w:tplc="240A0005" w:tentative="1">
@@ -17052,7 +17443,7 @@
         <w:ind w:left="2869" w:hanging="360"/>
       </w:pPr>
       <w:rPr>
-        <w:rFonts w:ascii="Wingdings" w:hAnsi="Wingdings" w:hint="default"/>
+        <w:rFonts w:hint="default" w:ascii="Wingdings" w:hAnsi="Wingdings"/>
       </w:rPr>
     </w:lvl>
     <w:lvl w:ilvl="3" w:tplc="240A0001" w:tentative="1">
@@ -17064,7 +17455,7 @@
         <w:ind w:left="3589" w:hanging="360"/>
       </w:pPr>
       <w:rPr>
-        <w:rFonts w:ascii="Symbol" w:hAnsi="Symbol" w:hint="default"/>
+        <w:rFonts w:hint="default" w:ascii="Symbol" w:hAnsi="Symbol"/>
       </w:rPr>
     </w:lvl>
     <w:lvl w:ilvl="4" w:tplc="240A0003" w:tentative="1">
@@ -17076,7 +17467,7 @@
         <w:ind w:left="4309" w:hanging="360"/>
       </w:pPr>
       <w:rPr>
-        <w:rFonts w:ascii="Courier New" w:hAnsi="Courier New" w:cs="Courier New" w:hint="default"/>
+        <w:rFonts w:hint="default" w:ascii="Courier New" w:hAnsi="Courier New" w:cs="Courier New"/>
       </w:rPr>
     </w:lvl>
     <w:lvl w:ilvl="5" w:tplc="240A0005" w:tentative="1">
@@ -17088,7 +17479,7 @@
         <w:ind w:left="5029" w:hanging="360"/>
       </w:pPr>
       <w:rPr>
-        <w:rFonts w:ascii="Wingdings" w:hAnsi="Wingdings" w:hint="default"/>
+        <w:rFonts w:hint="default" w:ascii="Wingdings" w:hAnsi="Wingdings"/>
       </w:rPr>
     </w:lvl>
     <w:lvl w:ilvl="6" w:tplc="240A0001" w:tentative="1">
@@ -17100,7 +17491,7 @@
         <w:ind w:left="5749" w:hanging="360"/>
       </w:pPr>
       <w:rPr>
-        <w:rFonts w:ascii="Symbol" w:hAnsi="Symbol" w:hint="default"/>
+        <w:rFonts w:hint="default" w:ascii="Symbol" w:hAnsi="Symbol"/>
       </w:rPr>
     </w:lvl>
     <w:lvl w:ilvl="7" w:tplc="240A0003" w:tentative="1">
@@ -17112,7 +17503,7 @@
         <w:ind w:left="6469" w:hanging="360"/>
       </w:pPr>
       <w:rPr>
-        <w:rFonts w:ascii="Courier New" w:hAnsi="Courier New" w:cs="Courier New" w:hint="default"/>
+        <w:rFonts w:hint="default" w:ascii="Courier New" w:hAnsi="Courier New" w:cs="Courier New"/>
       </w:rPr>
     </w:lvl>
     <w:lvl w:ilvl="8" w:tplc="240A0005" w:tentative="1">
@@ -17124,7 +17515,7 @@
         <w:ind w:left="7189" w:hanging="360"/>
       </w:pPr>
       <w:rPr>
-        <w:rFonts w:ascii="Wingdings" w:hAnsi="Wingdings" w:hint="default"/>
+        <w:rFonts w:hint="default" w:ascii="Wingdings" w:hAnsi="Wingdings"/>
       </w:rPr>
     </w:lvl>
   </w:abstractNum>
@@ -17231,7 +17622,7 @@
         <w:ind w:left="1080" w:hanging="360"/>
       </w:pPr>
       <w:rPr>
-        <w:rFonts w:ascii="Symbol" w:hAnsi="Symbol" w:hint="default"/>
+        <w:rFonts w:hint="default" w:ascii="Symbol" w:hAnsi="Symbol"/>
       </w:rPr>
     </w:lvl>
     <w:lvl w:ilvl="1" w:tplc="240A0003" w:tentative="1">
@@ -17243,7 +17634,7 @@
         <w:ind w:left="1800" w:hanging="360"/>
       </w:pPr>
       <w:rPr>
-        <w:rFonts w:ascii="Courier New" w:hAnsi="Courier New" w:cs="Courier New" w:hint="default"/>
+        <w:rFonts w:hint="default" w:ascii="Courier New" w:hAnsi="Courier New" w:cs="Courier New"/>
       </w:rPr>
     </w:lvl>
     <w:lvl w:ilvl="2" w:tplc="240A0005" w:tentative="1">
@@ -17255,7 +17646,7 @@
         <w:ind w:left="2520" w:hanging="360"/>
       </w:pPr>
       <w:rPr>
-        <w:rFonts w:ascii="Wingdings" w:hAnsi="Wingdings" w:hint="default"/>
+        <w:rFonts w:hint="default" w:ascii="Wingdings" w:hAnsi="Wingdings"/>
       </w:rPr>
     </w:lvl>
     <w:lvl w:ilvl="3" w:tplc="240A0001" w:tentative="1">
@@ -17267,7 +17658,7 @@
         <w:ind w:left="3240" w:hanging="360"/>
       </w:pPr>
       <w:rPr>
-        <w:rFonts w:ascii="Symbol" w:hAnsi="Symbol" w:hint="default"/>
+        <w:rFonts w:hint="default" w:ascii="Symbol" w:hAnsi="Symbol"/>
       </w:rPr>
     </w:lvl>
     <w:lvl w:ilvl="4" w:tplc="240A0003" w:tentative="1">
@@ -17279,7 +17670,7 @@
         <w:ind w:left="3960" w:hanging="360"/>
       </w:pPr>
       <w:rPr>
-        <w:rFonts w:ascii="Courier New" w:hAnsi="Courier New" w:cs="Courier New" w:hint="default"/>
+        <w:rFonts w:hint="default" w:ascii="Courier New" w:hAnsi="Courier New" w:cs="Courier New"/>
       </w:rPr>
     </w:lvl>
     <w:lvl w:ilvl="5" w:tplc="240A0005" w:tentative="1">
@@ -17291,7 +17682,7 @@
         <w:ind w:left="4680" w:hanging="360"/>
       </w:pPr>
       <w:rPr>
-        <w:rFonts w:ascii="Wingdings" w:hAnsi="Wingdings" w:hint="default"/>
+        <w:rFonts w:hint="default" w:ascii="Wingdings" w:hAnsi="Wingdings"/>
       </w:rPr>
     </w:lvl>
     <w:lvl w:ilvl="6" w:tplc="240A0001" w:tentative="1">
@@ -17303,7 +17694,7 @@
         <w:ind w:left="5400" w:hanging="360"/>
       </w:pPr>
       <w:rPr>
-        <w:rFonts w:ascii="Symbol" w:hAnsi="Symbol" w:hint="default"/>
+        <w:rFonts w:hint="default" w:ascii="Symbol" w:hAnsi="Symbol"/>
       </w:rPr>
     </w:lvl>
     <w:lvl w:ilvl="7" w:tplc="240A0003" w:tentative="1">
@@ -17315,7 +17706,7 @@
         <w:ind w:left="6120" w:hanging="360"/>
       </w:pPr>
       <w:rPr>
-        <w:rFonts w:ascii="Courier New" w:hAnsi="Courier New" w:cs="Courier New" w:hint="default"/>
+        <w:rFonts w:hint="default" w:ascii="Courier New" w:hAnsi="Courier New" w:cs="Courier New"/>
       </w:rPr>
     </w:lvl>
     <w:lvl w:ilvl="8" w:tplc="240A0005" w:tentative="1">
@@ -17327,7 +17718,7 @@
         <w:ind w:left="6840" w:hanging="360"/>
       </w:pPr>
       <w:rPr>
-        <w:rFonts w:ascii="Wingdings" w:hAnsi="Wingdings" w:hint="default"/>
+        <w:rFonts w:hint="default" w:ascii="Wingdings" w:hAnsi="Wingdings"/>
       </w:rPr>
     </w:lvl>
   </w:abstractNum>
@@ -17345,7 +17736,7 @@
         <w:ind w:left="1429" w:hanging="360"/>
       </w:pPr>
       <w:rPr>
-        <w:rFonts w:ascii="Symbol" w:hAnsi="Symbol" w:hint="default"/>
+        <w:rFonts w:hint="default" w:ascii="Symbol" w:hAnsi="Symbol"/>
       </w:rPr>
     </w:lvl>
     <w:lvl w:ilvl="1" w:tplc="240A0003" w:tentative="1">
@@ -17357,7 +17748,7 @@
         <w:ind w:left="2149" w:hanging="360"/>
       </w:pPr>
       <w:rPr>
-        <w:rFonts w:ascii="Courier New" w:hAnsi="Courier New" w:cs="Courier New" w:hint="default"/>
+        <w:rFonts w:hint="default" w:ascii="Courier New" w:hAnsi="Courier New" w:cs="Courier New"/>
       </w:rPr>
     </w:lvl>
     <w:lvl w:ilvl="2" w:tplc="240A0005" w:tentative="1">
@@ -17369,7 +17760,7 @@
         <w:ind w:left="2869" w:hanging="360"/>
       </w:pPr>
       <w:rPr>
-        <w:rFonts w:ascii="Wingdings" w:hAnsi="Wingdings" w:hint="default"/>
+        <w:rFonts w:hint="default" w:ascii="Wingdings" w:hAnsi="Wingdings"/>
       </w:rPr>
     </w:lvl>
     <w:lvl w:ilvl="3" w:tplc="240A0001" w:tentative="1">
@@ -17381,7 +17772,7 @@
         <w:ind w:left="3589" w:hanging="360"/>
       </w:pPr>
       <w:rPr>
-        <w:rFonts w:ascii="Symbol" w:hAnsi="Symbol" w:hint="default"/>
+        <w:rFonts w:hint="default" w:ascii="Symbol" w:hAnsi="Symbol"/>
       </w:rPr>
     </w:lvl>
     <w:lvl w:ilvl="4" w:tplc="240A0003" w:tentative="1">
@@ -17393,7 +17784,7 @@
         <w:ind w:left="4309" w:hanging="360"/>
       </w:pPr>
       <w:rPr>
-        <w:rFonts w:ascii="Courier New" w:hAnsi="Courier New" w:cs="Courier New" w:hint="default"/>
+        <w:rFonts w:hint="default" w:ascii="Courier New" w:hAnsi="Courier New" w:cs="Courier New"/>
       </w:rPr>
     </w:lvl>
     <w:lvl w:ilvl="5" w:tplc="240A0005" w:tentative="1">
@@ -17405,7 +17796,7 @@
         <w:ind w:left="5029" w:hanging="360"/>
       </w:pPr>
       <w:rPr>
-        <w:rFonts w:ascii="Wingdings" w:hAnsi="Wingdings" w:hint="default"/>
+        <w:rFonts w:hint="default" w:ascii="Wingdings" w:hAnsi="Wingdings"/>
       </w:rPr>
     </w:lvl>
     <w:lvl w:ilvl="6" w:tplc="240A0001" w:tentative="1">
@@ -17417,7 +17808,7 @@
         <w:ind w:left="5749" w:hanging="360"/>
       </w:pPr>
       <w:rPr>
-        <w:rFonts w:ascii="Symbol" w:hAnsi="Symbol" w:hint="default"/>
+        <w:rFonts w:hint="default" w:ascii="Symbol" w:hAnsi="Symbol"/>
       </w:rPr>
     </w:lvl>
     <w:lvl w:ilvl="7" w:tplc="240A0003" w:tentative="1">
@@ -17429,7 +17820,7 @@
         <w:ind w:left="6469" w:hanging="360"/>
       </w:pPr>
       <w:rPr>
-        <w:rFonts w:ascii="Courier New" w:hAnsi="Courier New" w:cs="Courier New" w:hint="default"/>
+        <w:rFonts w:hint="default" w:ascii="Courier New" w:hAnsi="Courier New" w:cs="Courier New"/>
       </w:rPr>
     </w:lvl>
     <w:lvl w:ilvl="8" w:tplc="240A0005" w:tentative="1">
@@ -17441,7 +17832,7 @@
         <w:ind w:left="7189" w:hanging="360"/>
       </w:pPr>
       <w:rPr>
-        <w:rFonts w:ascii="Wingdings" w:hAnsi="Wingdings" w:hint="default"/>
+        <w:rFonts w:hint="default" w:ascii="Wingdings" w:hAnsi="Wingdings"/>
       </w:rPr>
     </w:lvl>
   </w:abstractNum>
@@ -17472,7 +17863,7 @@
         <w:ind w:left="1789" w:hanging="360"/>
       </w:pPr>
       <w:rPr>
-        <w:rFonts w:ascii="Courier New" w:hAnsi="Courier New" w:cs="Courier New" w:hint="default"/>
+        <w:rFonts w:hint="default" w:ascii="Courier New" w:hAnsi="Courier New" w:cs="Courier New"/>
       </w:rPr>
     </w:lvl>
     <w:lvl w:ilvl="2" w:tplc="240A0005" w:tentative="1">
@@ -17484,7 +17875,7 @@
         <w:ind w:left="2509" w:hanging="360"/>
       </w:pPr>
       <w:rPr>
-        <w:rFonts w:ascii="Wingdings" w:hAnsi="Wingdings" w:hint="default"/>
+        <w:rFonts w:hint="default" w:ascii="Wingdings" w:hAnsi="Wingdings"/>
       </w:rPr>
     </w:lvl>
     <w:lvl w:ilvl="3" w:tplc="240A0001" w:tentative="1">
@@ -17496,7 +17887,7 @@
         <w:ind w:left="3229" w:hanging="360"/>
       </w:pPr>
       <w:rPr>
-        <w:rFonts w:ascii="Symbol" w:hAnsi="Symbol" w:hint="default"/>
+        <w:rFonts w:hint="default" w:ascii="Symbol" w:hAnsi="Symbol"/>
       </w:rPr>
     </w:lvl>
     <w:lvl w:ilvl="4" w:tplc="240A0003" w:tentative="1">
@@ -17508,7 +17899,7 @@
         <w:ind w:left="3949" w:hanging="360"/>
       </w:pPr>
       <w:rPr>
-        <w:rFonts w:ascii="Courier New" w:hAnsi="Courier New" w:cs="Courier New" w:hint="default"/>
+        <w:rFonts w:hint="default" w:ascii="Courier New" w:hAnsi="Courier New" w:cs="Courier New"/>
       </w:rPr>
     </w:lvl>
     <w:lvl w:ilvl="5" w:tplc="240A0005" w:tentative="1">
@@ -17520,7 +17911,7 @@
         <w:ind w:left="4669" w:hanging="360"/>
       </w:pPr>
       <w:rPr>
-        <w:rFonts w:ascii="Wingdings" w:hAnsi="Wingdings" w:hint="default"/>
+        <w:rFonts w:hint="default" w:ascii="Wingdings" w:hAnsi="Wingdings"/>
       </w:rPr>
     </w:lvl>
     <w:lvl w:ilvl="6" w:tplc="240A0001" w:tentative="1">
@@ -17532,7 +17923,7 @@
         <w:ind w:left="5389" w:hanging="360"/>
       </w:pPr>
       <w:rPr>
-        <w:rFonts w:ascii="Symbol" w:hAnsi="Symbol" w:hint="default"/>
+        <w:rFonts w:hint="default" w:ascii="Symbol" w:hAnsi="Symbol"/>
       </w:rPr>
     </w:lvl>
     <w:lvl w:ilvl="7" w:tplc="240A0003" w:tentative="1">
@@ -17544,7 +17935,7 @@
         <w:ind w:left="6109" w:hanging="360"/>
       </w:pPr>
       <w:rPr>
-        <w:rFonts w:ascii="Courier New" w:hAnsi="Courier New" w:cs="Courier New" w:hint="default"/>
+        <w:rFonts w:hint="default" w:ascii="Courier New" w:hAnsi="Courier New" w:cs="Courier New"/>
       </w:rPr>
     </w:lvl>
     <w:lvl w:ilvl="8" w:tplc="240A0005" w:tentative="1">
@@ -17556,7 +17947,7 @@
         <w:ind w:left="6829" w:hanging="360"/>
       </w:pPr>
       <w:rPr>
-        <w:rFonts w:ascii="Wingdings" w:hAnsi="Wingdings" w:hint="default"/>
+        <w:rFonts w:hint="default" w:ascii="Wingdings" w:hAnsi="Wingdings"/>
       </w:rPr>
     </w:lvl>
   </w:abstractNum>
@@ -17574,7 +17965,7 @@
         <w:ind w:left="360" w:hanging="360"/>
       </w:pPr>
       <w:rPr>
-        <w:rFonts w:ascii="Arial" w:hAnsi="Arial" w:hint="default"/>
+        <w:rFonts w:hint="default" w:ascii="Arial" w:hAnsi="Arial"/>
         <w:b/>
         <w:i w:val="0"/>
         <w:sz w:val="24"/>
@@ -17666,7 +18057,7 @@
         <w:ind w:left="1069" w:hanging="360"/>
       </w:pPr>
       <w:rPr>
-        <w:rFonts w:ascii="Symbol" w:hAnsi="Symbol" w:hint="default"/>
+        <w:rFonts w:hint="default" w:ascii="Symbol" w:hAnsi="Symbol"/>
       </w:rPr>
     </w:lvl>
     <w:lvl w:ilvl="1" w:tplc="240A0003" w:tentative="1">
@@ -17678,7 +18069,7 @@
         <w:ind w:left="1789" w:hanging="360"/>
       </w:pPr>
       <w:rPr>
-        <w:rFonts w:ascii="Courier New" w:hAnsi="Courier New" w:cs="Courier New" w:hint="default"/>
+        <w:rFonts w:hint="default" w:ascii="Courier New" w:hAnsi="Courier New" w:cs="Courier New"/>
       </w:rPr>
     </w:lvl>
     <w:lvl w:ilvl="2" w:tplc="240A0005" w:tentative="1">
@@ -17690,7 +18081,7 @@
         <w:ind w:left="2509" w:hanging="360"/>
       </w:pPr>
       <w:rPr>
-        <w:rFonts w:ascii="Wingdings" w:hAnsi="Wingdings" w:hint="default"/>
+        <w:rFonts w:hint="default" w:ascii="Wingdings" w:hAnsi="Wingdings"/>
       </w:rPr>
     </w:lvl>
     <w:lvl w:ilvl="3" w:tplc="240A0001" w:tentative="1">
@@ -17702,7 +18093,7 @@
         <w:ind w:left="3229" w:hanging="360"/>
       </w:pPr>
       <w:rPr>
-        <w:rFonts w:ascii="Symbol" w:hAnsi="Symbol" w:hint="default"/>
+        <w:rFonts w:hint="default" w:ascii="Symbol" w:hAnsi="Symbol"/>
       </w:rPr>
     </w:lvl>
     <w:lvl w:ilvl="4" w:tplc="240A0003" w:tentative="1">
@@ -17714,7 +18105,7 @@
         <w:ind w:left="3949" w:hanging="360"/>
       </w:pPr>
       <w:rPr>
-        <w:rFonts w:ascii="Courier New" w:hAnsi="Courier New" w:cs="Courier New" w:hint="default"/>
+        <w:rFonts w:hint="default" w:ascii="Courier New" w:hAnsi="Courier New" w:cs="Courier New"/>
       </w:rPr>
     </w:lvl>
     <w:lvl w:ilvl="5" w:tplc="240A0005" w:tentative="1">
@@ -17726,7 +18117,7 @@
         <w:ind w:left="4669" w:hanging="360"/>
       </w:pPr>
       <w:rPr>
-        <w:rFonts w:ascii="Wingdings" w:hAnsi="Wingdings" w:hint="default"/>
+        <w:rFonts w:hint="default" w:ascii="Wingdings" w:hAnsi="Wingdings"/>
       </w:rPr>
     </w:lvl>
     <w:lvl w:ilvl="6" w:tplc="240A0001" w:tentative="1">
@@ -17738,7 +18129,7 @@
         <w:ind w:left="5389" w:hanging="360"/>
       </w:pPr>
       <w:rPr>
-        <w:rFonts w:ascii="Symbol" w:hAnsi="Symbol" w:hint="default"/>
+        <w:rFonts w:hint="default" w:ascii="Symbol" w:hAnsi="Symbol"/>
       </w:rPr>
     </w:lvl>
     <w:lvl w:ilvl="7" w:tplc="240A0003" w:tentative="1">
@@ -17750,7 +18141,7 @@
         <w:ind w:left="6109" w:hanging="360"/>
       </w:pPr>
       <w:rPr>
-        <w:rFonts w:ascii="Courier New" w:hAnsi="Courier New" w:cs="Courier New" w:hint="default"/>
+        <w:rFonts w:hint="default" w:ascii="Courier New" w:hAnsi="Courier New" w:cs="Courier New"/>
       </w:rPr>
     </w:lvl>
     <w:lvl w:ilvl="8" w:tplc="240A0005" w:tentative="1">
@@ -17762,7 +18153,7 @@
         <w:ind w:left="6829" w:hanging="360"/>
       </w:pPr>
       <w:rPr>
-        <w:rFonts w:ascii="Wingdings" w:hAnsi="Wingdings" w:hint="default"/>
+        <w:rFonts w:hint="default" w:ascii="Wingdings" w:hAnsi="Wingdings"/>
       </w:rPr>
     </w:lvl>
   </w:abstractNum>
@@ -17779,7 +18170,7 @@
         <w:ind w:left="1080" w:hanging="360"/>
       </w:pPr>
       <w:rPr>
-        <w:rFonts w:ascii="Symbol" w:hAnsi="Symbol" w:hint="default"/>
+        <w:rFonts w:hint="default" w:ascii="Symbol" w:hAnsi="Symbol"/>
       </w:rPr>
     </w:lvl>
     <w:lvl w:ilvl="1" w:tplc="240A0003" w:tentative="1">
@@ -17791,7 +18182,7 @@
         <w:ind w:left="1800" w:hanging="360"/>
       </w:pPr>
       <w:rPr>
-        <w:rFonts w:ascii="Courier New" w:hAnsi="Courier New" w:cs="Courier New" w:hint="default"/>
+        <w:rFonts w:hint="default" w:ascii="Courier New" w:hAnsi="Courier New" w:cs="Courier New"/>
       </w:rPr>
     </w:lvl>
     <w:lvl w:ilvl="2" w:tplc="240A0005" w:tentative="1">
@@ -17803,7 +18194,7 @@
         <w:ind w:left="2520" w:hanging="360"/>
       </w:pPr>
       <w:rPr>
-        <w:rFonts w:ascii="Wingdings" w:hAnsi="Wingdings" w:hint="default"/>
+        <w:rFonts w:hint="default" w:ascii="Wingdings" w:hAnsi="Wingdings"/>
       </w:rPr>
     </w:lvl>
     <w:lvl w:ilvl="3" w:tplc="240A0001" w:tentative="1">
@@ -17815,7 +18206,7 @@
         <w:ind w:left="3240" w:hanging="360"/>
       </w:pPr>
       <w:rPr>
-        <w:rFonts w:ascii="Symbol" w:hAnsi="Symbol" w:hint="default"/>
+        <w:rFonts w:hint="default" w:ascii="Symbol" w:hAnsi="Symbol"/>
       </w:rPr>
     </w:lvl>
     <w:lvl w:ilvl="4" w:tplc="240A0003" w:tentative="1">
@@ -17827,7 +18218,7 @@
         <w:ind w:left="3960" w:hanging="360"/>
       </w:pPr>
       <w:rPr>
-        <w:rFonts w:ascii="Courier New" w:hAnsi="Courier New" w:cs="Courier New" w:hint="default"/>
+        <w:rFonts w:hint="default" w:ascii="Courier New" w:hAnsi="Courier New" w:cs="Courier New"/>
       </w:rPr>
     </w:lvl>
     <w:lvl w:ilvl="5" w:tplc="240A0005" w:tentative="1">
@@ -17839,7 +18230,7 @@
         <w:ind w:left="4680" w:hanging="360"/>
       </w:pPr>
       <w:rPr>
-        <w:rFonts w:ascii="Wingdings" w:hAnsi="Wingdings" w:hint="default"/>
+        <w:rFonts w:hint="default" w:ascii="Wingdings" w:hAnsi="Wingdings"/>
       </w:rPr>
     </w:lvl>
     <w:lvl w:ilvl="6" w:tplc="240A0001" w:tentative="1">
@@ -17851,7 +18242,7 @@
         <w:ind w:left="5400" w:hanging="360"/>
       </w:pPr>
       <w:rPr>
-        <w:rFonts w:ascii="Symbol" w:hAnsi="Symbol" w:hint="default"/>
+        <w:rFonts w:hint="default" w:ascii="Symbol" w:hAnsi="Symbol"/>
       </w:rPr>
     </w:lvl>
     <w:lvl w:ilvl="7" w:tplc="240A0003" w:tentative="1">
@@ -17863,7 +18254,7 @@
         <w:ind w:left="6120" w:hanging="360"/>
       </w:pPr>
       <w:rPr>
-        <w:rFonts w:ascii="Courier New" w:hAnsi="Courier New" w:cs="Courier New" w:hint="default"/>
+        <w:rFonts w:hint="default" w:ascii="Courier New" w:hAnsi="Courier New" w:cs="Courier New"/>
       </w:rPr>
     </w:lvl>
     <w:lvl w:ilvl="8" w:tplc="240A0005" w:tentative="1">
@@ -17875,7 +18266,7 @@
         <w:ind w:left="6840" w:hanging="360"/>
       </w:pPr>
       <w:rPr>
-        <w:rFonts w:ascii="Wingdings" w:hAnsi="Wingdings" w:hint="default"/>
+        <w:rFonts w:hint="default" w:ascii="Wingdings" w:hAnsi="Wingdings"/>
       </w:rPr>
     </w:lvl>
   </w:abstractNum>
@@ -17893,7 +18284,7 @@
         <w:ind w:left="1429" w:hanging="360"/>
       </w:pPr>
       <w:rPr>
-        <w:rFonts w:ascii="Symbol" w:hAnsi="Symbol" w:hint="default"/>
+        <w:rFonts w:hint="default" w:ascii="Symbol" w:hAnsi="Symbol"/>
       </w:rPr>
     </w:lvl>
     <w:lvl w:ilvl="1" w:tplc="240A0003" w:tentative="1">
@@ -17905,7 +18296,7 @@
         <w:ind w:left="2149" w:hanging="360"/>
       </w:pPr>
       <w:rPr>
-        <w:rFonts w:ascii="Courier New" w:hAnsi="Courier New" w:cs="Courier New" w:hint="default"/>
+        <w:rFonts w:hint="default" w:ascii="Courier New" w:hAnsi="Courier New" w:cs="Courier New"/>
       </w:rPr>
     </w:lvl>
     <w:lvl w:ilvl="2" w:tplc="240A0005" w:tentative="1">
@@ -17917,7 +18308,7 @@
         <w:ind w:left="2869" w:hanging="360"/>
       </w:pPr>
       <w:rPr>
-        <w:rFonts w:ascii="Wingdings" w:hAnsi="Wingdings" w:hint="default"/>
+        <w:rFonts w:hint="default" w:ascii="Wingdings" w:hAnsi="Wingdings"/>
       </w:rPr>
     </w:lvl>
     <w:lvl w:ilvl="3" w:tplc="240A0001" w:tentative="1">
@@ -17929,7 +18320,7 @@
         <w:ind w:left="3589" w:hanging="360"/>
       </w:pPr>
       <w:rPr>
-        <w:rFonts w:ascii="Symbol" w:hAnsi="Symbol" w:hint="default"/>
+        <w:rFonts w:hint="default" w:ascii="Symbol" w:hAnsi="Symbol"/>
       </w:rPr>
     </w:lvl>
     <w:lvl w:ilvl="4" w:tplc="240A0003" w:tentative="1">
@@ -17941,7 +18332,7 @@
         <w:ind w:left="4309" w:hanging="360"/>
       </w:pPr>
       <w:rPr>
-        <w:rFonts w:ascii="Courier New" w:hAnsi="Courier New" w:cs="Courier New" w:hint="default"/>
+        <w:rFonts w:hint="default" w:ascii="Courier New" w:hAnsi="Courier New" w:cs="Courier New"/>
       </w:rPr>
     </w:lvl>
     <w:lvl w:ilvl="5" w:tplc="240A0005" w:tentative="1">
@@ -17953,7 +18344,7 @@
         <w:ind w:left="5029" w:hanging="360"/>
       </w:pPr>
       <w:rPr>
-        <w:rFonts w:ascii="Wingdings" w:hAnsi="Wingdings" w:hint="default"/>
+        <w:rFonts w:hint="default" w:ascii="Wingdings" w:hAnsi="Wingdings"/>
       </w:rPr>
     </w:lvl>
     <w:lvl w:ilvl="6" w:tplc="240A0001" w:tentative="1">
@@ -17965,7 +18356,7 @@
         <w:ind w:left="5749" w:hanging="360"/>
       </w:pPr>
       <w:rPr>
-        <w:rFonts w:ascii="Symbol" w:hAnsi="Symbol" w:hint="default"/>
+        <w:rFonts w:hint="default" w:ascii="Symbol" w:hAnsi="Symbol"/>
       </w:rPr>
     </w:lvl>
     <w:lvl w:ilvl="7" w:tplc="240A0003" w:tentative="1">
@@ -17977,7 +18368,7 @@
         <w:ind w:left="6469" w:hanging="360"/>
       </w:pPr>
       <w:rPr>
-        <w:rFonts w:ascii="Courier New" w:hAnsi="Courier New" w:cs="Courier New" w:hint="default"/>
+        <w:rFonts w:hint="default" w:ascii="Courier New" w:hAnsi="Courier New" w:cs="Courier New"/>
       </w:rPr>
     </w:lvl>
     <w:lvl w:ilvl="8" w:tplc="240A0005" w:tentative="1">
@@ -17989,7 +18380,7 @@
         <w:ind w:left="7189" w:hanging="360"/>
       </w:pPr>
       <w:rPr>
-        <w:rFonts w:ascii="Wingdings" w:hAnsi="Wingdings" w:hint="default"/>
+        <w:rFonts w:hint="default" w:ascii="Wingdings" w:hAnsi="Wingdings"/>
       </w:rPr>
     </w:lvl>
   </w:abstractNum>
@@ -18097,7 +18488,7 @@
         <w:ind w:left="720" w:hanging="360"/>
       </w:pPr>
       <w:rPr>
-        <w:rFonts w:ascii="Symbol" w:hAnsi="Symbol" w:hint="default"/>
+        <w:rFonts w:hint="default" w:ascii="Symbol" w:hAnsi="Symbol"/>
       </w:rPr>
     </w:lvl>
     <w:lvl w:ilvl="1" w:tplc="240A0003" w:tentative="1">
@@ -18109,7 +18500,7 @@
         <w:ind w:left="1440" w:hanging="360"/>
       </w:pPr>
       <w:rPr>
-        <w:rFonts w:ascii="Courier New" w:hAnsi="Courier New" w:cs="Courier New" w:hint="default"/>
+        <w:rFonts w:hint="default" w:ascii="Courier New" w:hAnsi="Courier New" w:cs="Courier New"/>
       </w:rPr>
     </w:lvl>
     <w:lvl w:ilvl="2" w:tplc="240A0005" w:tentative="1">
@@ -18121,7 +18512,7 @@
         <w:ind w:left="2160" w:hanging="360"/>
       </w:pPr>
       <w:rPr>
-        <w:rFonts w:ascii="Wingdings" w:hAnsi="Wingdings" w:hint="default"/>
+        <w:rFonts w:hint="default" w:ascii="Wingdings" w:hAnsi="Wingdings"/>
       </w:rPr>
     </w:lvl>
     <w:lvl w:ilvl="3" w:tplc="240A0001" w:tentative="1">
@@ -18133,7 +18524,7 @@
         <w:ind w:left="2880" w:hanging="360"/>
       </w:pPr>
       <w:rPr>
-        <w:rFonts w:ascii="Symbol" w:hAnsi="Symbol" w:hint="default"/>
+        <w:rFonts w:hint="default" w:ascii="Symbol" w:hAnsi="Symbol"/>
       </w:rPr>
     </w:lvl>
     <w:lvl w:ilvl="4" w:tplc="240A0003" w:tentative="1">
@@ -18145,7 +18536,7 @@
         <w:ind w:left="3600" w:hanging="360"/>
       </w:pPr>
       <w:rPr>
-        <w:rFonts w:ascii="Courier New" w:hAnsi="Courier New" w:cs="Courier New" w:hint="default"/>
+        <w:rFonts w:hint="default" w:ascii="Courier New" w:hAnsi="Courier New" w:cs="Courier New"/>
       </w:rPr>
     </w:lvl>
     <w:lvl w:ilvl="5" w:tplc="240A0005" w:tentative="1">
@@ -18157,7 +18548,7 @@
         <w:ind w:left="4320" w:hanging="360"/>
       </w:pPr>
       <w:rPr>
-        <w:rFonts w:ascii="Wingdings" w:hAnsi="Wingdings" w:hint="default"/>
+        <w:rFonts w:hint="default" w:ascii="Wingdings" w:hAnsi="Wingdings"/>
       </w:rPr>
     </w:lvl>
     <w:lvl w:ilvl="6" w:tplc="240A0001" w:tentative="1">
@@ -18169,7 +18560,7 @@
         <w:ind w:left="5040" w:hanging="360"/>
       </w:pPr>
       <w:rPr>
-        <w:rFonts w:ascii="Symbol" w:hAnsi="Symbol" w:hint="default"/>
+        <w:rFonts w:hint="default" w:ascii="Symbol" w:hAnsi="Symbol"/>
       </w:rPr>
     </w:lvl>
     <w:lvl w:ilvl="7" w:tplc="240A0003" w:tentative="1">
@@ -18181,7 +18572,7 @@
         <w:ind w:left="5760" w:hanging="360"/>
       </w:pPr>
       <w:rPr>
-        <w:rFonts w:ascii="Courier New" w:hAnsi="Courier New" w:cs="Courier New" w:hint="default"/>
+        <w:rFonts w:hint="default" w:ascii="Courier New" w:hAnsi="Courier New" w:cs="Courier New"/>
       </w:rPr>
     </w:lvl>
     <w:lvl w:ilvl="8" w:tplc="240A0005" w:tentative="1">
@@ -18193,7 +18584,7 @@
         <w:ind w:left="6480" w:hanging="360"/>
       </w:pPr>
       <w:rPr>
-        <w:rFonts w:ascii="Wingdings" w:hAnsi="Wingdings" w:hint="default"/>
+        <w:rFonts w:hint="default" w:ascii="Wingdings" w:hAnsi="Wingdings"/>
       </w:rPr>
     </w:lvl>
   </w:abstractNum>
@@ -18210,7 +18601,7 @@
         <w:ind w:left="1080" w:hanging="360"/>
       </w:pPr>
       <w:rPr>
-        <w:rFonts w:ascii="Symbol" w:hAnsi="Symbol" w:hint="default"/>
+        <w:rFonts w:hint="default" w:ascii="Symbol" w:hAnsi="Symbol"/>
       </w:rPr>
     </w:lvl>
     <w:lvl w:ilvl="1" w:tplc="240A0003" w:tentative="1">
@@ -18222,7 +18613,7 @@
         <w:ind w:left="1800" w:hanging="360"/>
       </w:pPr>
       <w:rPr>
-        <w:rFonts w:ascii="Courier New" w:hAnsi="Courier New" w:cs="Courier New" w:hint="default"/>
+        <w:rFonts w:hint="default" w:ascii="Courier New" w:hAnsi="Courier New" w:cs="Courier New"/>
       </w:rPr>
     </w:lvl>
     <w:lvl w:ilvl="2" w:tplc="240A0005" w:tentative="1">
@@ -18234,7 +18625,7 @@
         <w:ind w:left="2520" w:hanging="360"/>
       </w:pPr>
       <w:rPr>
-        <w:rFonts w:ascii="Wingdings" w:hAnsi="Wingdings" w:hint="default"/>
+        <w:rFonts w:hint="default" w:ascii="Wingdings" w:hAnsi="Wingdings"/>
       </w:rPr>
     </w:lvl>
     <w:lvl w:ilvl="3" w:tplc="240A0001" w:tentative="1">
@@ -18246,7 +18637,7 @@
         <w:ind w:left="3240" w:hanging="360"/>
       </w:pPr>
       <w:rPr>
-        <w:rFonts w:ascii="Symbol" w:hAnsi="Symbol" w:hint="default"/>
+        <w:rFonts w:hint="default" w:ascii="Symbol" w:hAnsi="Symbol"/>
       </w:rPr>
     </w:lvl>
     <w:lvl w:ilvl="4" w:tplc="240A0003" w:tentative="1">
@@ -18258,7 +18649,7 @@
         <w:ind w:left="3960" w:hanging="360"/>
       </w:pPr>
       <w:rPr>
-        <w:rFonts w:ascii="Courier New" w:hAnsi="Courier New" w:cs="Courier New" w:hint="default"/>
+        <w:rFonts w:hint="default" w:ascii="Courier New" w:hAnsi="Courier New" w:cs="Courier New"/>
       </w:rPr>
     </w:lvl>
     <w:lvl w:ilvl="5" w:tplc="240A0005" w:tentative="1">
@@ -18270,7 +18661,7 @@
         <w:ind w:left="4680" w:hanging="360"/>
       </w:pPr>
       <w:rPr>
-        <w:rFonts w:ascii="Wingdings" w:hAnsi="Wingdings" w:hint="default"/>
+        <w:rFonts w:hint="default" w:ascii="Wingdings" w:hAnsi="Wingdings"/>
       </w:rPr>
     </w:lvl>
     <w:lvl w:ilvl="6" w:tplc="240A0001" w:tentative="1">
@@ -18282,7 +18673,7 @@
         <w:ind w:left="5400" w:hanging="360"/>
       </w:pPr>
       <w:rPr>
-        <w:rFonts w:ascii="Symbol" w:hAnsi="Symbol" w:hint="default"/>
+        <w:rFonts w:hint="default" w:ascii="Symbol" w:hAnsi="Symbol"/>
       </w:rPr>
     </w:lvl>
     <w:lvl w:ilvl="7" w:tplc="240A0003" w:tentative="1">
@@ -18294,7 +18685,7 @@
         <w:ind w:left="6120" w:hanging="360"/>
       </w:pPr>
       <w:rPr>
-        <w:rFonts w:ascii="Courier New" w:hAnsi="Courier New" w:cs="Courier New" w:hint="default"/>
+        <w:rFonts w:hint="default" w:ascii="Courier New" w:hAnsi="Courier New" w:cs="Courier New"/>
       </w:rPr>
     </w:lvl>
     <w:lvl w:ilvl="8" w:tplc="240A0005" w:tentative="1">
@@ -18306,7 +18697,7 @@
         <w:ind w:left="6840" w:hanging="360"/>
       </w:pPr>
       <w:rPr>
-        <w:rFonts w:ascii="Wingdings" w:hAnsi="Wingdings" w:hint="default"/>
+        <w:rFonts w:hint="default" w:ascii="Wingdings" w:hAnsi="Wingdings"/>
       </w:rPr>
     </w:lvl>
   </w:abstractNum>
@@ -18323,7 +18714,7 @@
         <w:ind w:left="1080" w:hanging="360"/>
       </w:pPr>
       <w:rPr>
-        <w:rFonts w:ascii="Symbol" w:hAnsi="Symbol" w:hint="default"/>
+        <w:rFonts w:hint="default" w:ascii="Symbol" w:hAnsi="Symbol"/>
       </w:rPr>
     </w:lvl>
     <w:lvl w:ilvl="1" w:tplc="240A0003" w:tentative="1">
@@ -18335,7 +18726,7 @@
         <w:ind w:left="1800" w:hanging="360"/>
       </w:pPr>
       <w:rPr>
-        <w:rFonts w:ascii="Courier New" w:hAnsi="Courier New" w:cs="Courier New" w:hint="default"/>
+        <w:rFonts w:hint="default" w:ascii="Courier New" w:hAnsi="Courier New" w:cs="Courier New"/>
       </w:rPr>
     </w:lvl>
     <w:lvl w:ilvl="2" w:tplc="240A0005" w:tentative="1">
@@ -18347,7 +18738,7 @@
         <w:ind w:left="2520" w:hanging="360"/>
       </w:pPr>
       <w:rPr>
-        <w:rFonts w:ascii="Wingdings" w:hAnsi="Wingdings" w:hint="default"/>
+        <w:rFonts w:hint="default" w:ascii="Wingdings" w:hAnsi="Wingdings"/>
       </w:rPr>
     </w:lvl>
     <w:lvl w:ilvl="3" w:tplc="240A0001" w:tentative="1">
@@ -18359,7 +18750,7 @@
         <w:ind w:left="3240" w:hanging="360"/>
       </w:pPr>
       <w:rPr>
-        <w:rFonts w:ascii="Symbol" w:hAnsi="Symbol" w:hint="default"/>
+        <w:rFonts w:hint="default" w:ascii="Symbol" w:hAnsi="Symbol"/>
       </w:rPr>
     </w:lvl>
     <w:lvl w:ilvl="4" w:tplc="240A0003" w:tentative="1">
@@ -18371,7 +18762,7 @@
         <w:ind w:left="3960" w:hanging="360"/>
       </w:pPr>
       <w:rPr>
-        <w:rFonts w:ascii="Courier New" w:hAnsi="Courier New" w:cs="Courier New" w:hint="default"/>
+        <w:rFonts w:hint="default" w:ascii="Courier New" w:hAnsi="Courier New" w:cs="Courier New"/>
       </w:rPr>
     </w:lvl>
     <w:lvl w:ilvl="5" w:tplc="240A0005" w:tentative="1">
@@ -18383,7 +18774,7 @@
         <w:ind w:left="4680" w:hanging="360"/>
       </w:pPr>
       <w:rPr>
-        <w:rFonts w:ascii="Wingdings" w:hAnsi="Wingdings" w:hint="default"/>
+        <w:rFonts w:hint="default" w:ascii="Wingdings" w:hAnsi="Wingdings"/>
       </w:rPr>
     </w:lvl>
     <w:lvl w:ilvl="6" w:tplc="240A0001" w:tentative="1">
@@ -18395,7 +18786,7 @@
         <w:ind w:left="5400" w:hanging="360"/>
       </w:pPr>
       <w:rPr>
-        <w:rFonts w:ascii="Symbol" w:hAnsi="Symbol" w:hint="default"/>
+        <w:rFonts w:hint="default" w:ascii="Symbol" w:hAnsi="Symbol"/>
       </w:rPr>
     </w:lvl>
     <w:lvl w:ilvl="7" w:tplc="240A0003" w:tentative="1">
@@ -18407,7 +18798,7 @@
         <w:ind w:left="6120" w:hanging="360"/>
       </w:pPr>
       <w:rPr>
-        <w:rFonts w:ascii="Courier New" w:hAnsi="Courier New" w:cs="Courier New" w:hint="default"/>
+        <w:rFonts w:hint="default" w:ascii="Courier New" w:hAnsi="Courier New" w:cs="Courier New"/>
       </w:rPr>
     </w:lvl>
     <w:lvl w:ilvl="8" w:tplc="240A0005" w:tentative="1">
@@ -18419,7 +18810,7 @@
         <w:ind w:left="6840" w:hanging="360"/>
       </w:pPr>
       <w:rPr>
-        <w:rFonts w:ascii="Wingdings" w:hAnsi="Wingdings" w:hint="default"/>
+        <w:rFonts w:hint="default" w:ascii="Wingdings" w:hAnsi="Wingdings"/>
       </w:rPr>
     </w:lvl>
   </w:abstractNum>
@@ -18436,7 +18827,7 @@
         <w:ind w:left="1080" w:hanging="360"/>
       </w:pPr>
       <w:rPr>
-        <w:rFonts w:ascii="Symbol" w:hAnsi="Symbol" w:hint="default"/>
+        <w:rFonts w:hint="default" w:ascii="Symbol" w:hAnsi="Symbol"/>
       </w:rPr>
     </w:lvl>
     <w:lvl w:ilvl="1" w:tplc="240A0003" w:tentative="1">
@@ -18448,7 +18839,7 @@
         <w:ind w:left="1800" w:hanging="360"/>
       </w:pPr>
       <w:rPr>
-        <w:rFonts w:ascii="Courier New" w:hAnsi="Courier New" w:cs="Courier New" w:hint="default"/>
+        <w:rFonts w:hint="default" w:ascii="Courier New" w:hAnsi="Courier New" w:cs="Courier New"/>
       </w:rPr>
     </w:lvl>
     <w:lvl w:ilvl="2" w:tplc="240A0005" w:tentative="1">
@@ -18460,7 +18851,7 @@
         <w:ind w:left="2520" w:hanging="360"/>
       </w:pPr>
       <w:rPr>
-        <w:rFonts w:ascii="Wingdings" w:hAnsi="Wingdings" w:hint="default"/>
+        <w:rFonts w:hint="default" w:ascii="Wingdings" w:hAnsi="Wingdings"/>
       </w:rPr>
     </w:lvl>
     <w:lvl w:ilvl="3" w:tplc="240A0001" w:tentative="1">
@@ -18472,7 +18863,7 @@
         <w:ind w:left="3240" w:hanging="360"/>
       </w:pPr>
       <w:rPr>
-        <w:rFonts w:ascii="Symbol" w:hAnsi="Symbol" w:hint="default"/>
+        <w:rFonts w:hint="default" w:ascii="Symbol" w:hAnsi="Symbol"/>
       </w:rPr>
     </w:lvl>
     <w:lvl w:ilvl="4" w:tplc="240A0003" w:tentative="1">
@@ -18484,7 +18875,7 @@
         <w:ind w:left="3960" w:hanging="360"/>
       </w:pPr>
       <w:rPr>
-        <w:rFonts w:ascii="Courier New" w:hAnsi="Courier New" w:cs="Courier New" w:hint="default"/>
+        <w:rFonts w:hint="default" w:ascii="Courier New" w:hAnsi="Courier New" w:cs="Courier New"/>
       </w:rPr>
     </w:lvl>
     <w:lvl w:ilvl="5" w:tplc="240A0005" w:tentative="1">
@@ -18496,7 +18887,7 @@
         <w:ind w:left="4680" w:hanging="360"/>
       </w:pPr>
       <w:rPr>
-        <w:rFonts w:ascii="Wingdings" w:hAnsi="Wingdings" w:hint="default"/>
+        <w:rFonts w:hint="default" w:ascii="Wingdings" w:hAnsi="Wingdings"/>
       </w:rPr>
     </w:lvl>
     <w:lvl w:ilvl="6" w:tplc="240A0001" w:tentative="1">
@@ -18508,7 +18899,7 @@
         <w:ind w:left="5400" w:hanging="360"/>
       </w:pPr>
       <w:rPr>
-        <w:rFonts w:ascii="Symbol" w:hAnsi="Symbol" w:hint="default"/>
+        <w:rFonts w:hint="default" w:ascii="Symbol" w:hAnsi="Symbol"/>
       </w:rPr>
     </w:lvl>
     <w:lvl w:ilvl="7" w:tplc="240A0003" w:tentative="1">
@@ -18520,7 +18911,7 @@
         <w:ind w:left="6120" w:hanging="360"/>
       </w:pPr>
       <w:rPr>
-        <w:rFonts w:ascii="Courier New" w:hAnsi="Courier New" w:cs="Courier New" w:hint="default"/>
+        <w:rFonts w:hint="default" w:ascii="Courier New" w:hAnsi="Courier New" w:cs="Courier New"/>
       </w:rPr>
     </w:lvl>
     <w:lvl w:ilvl="8" w:tplc="240A0005" w:tentative="1">
@@ -18532,7 +18923,7 @@
         <w:ind w:left="6840" w:hanging="360"/>
       </w:pPr>
       <w:rPr>
-        <w:rFonts w:ascii="Wingdings" w:hAnsi="Wingdings" w:hint="default"/>
+        <w:rFonts w:hint="default" w:ascii="Wingdings" w:hAnsi="Wingdings"/>
       </w:rPr>
     </w:lvl>
   </w:abstractNum>
@@ -18549,7 +18940,7 @@
         <w:ind w:left="1080" w:hanging="360"/>
       </w:pPr>
       <w:rPr>
-        <w:rFonts w:ascii="Symbol" w:hAnsi="Symbol" w:hint="default"/>
+        <w:rFonts w:hint="default" w:ascii="Symbol" w:hAnsi="Symbol"/>
       </w:rPr>
     </w:lvl>
     <w:lvl w:ilvl="1" w:tplc="240A0003" w:tentative="1">
@@ -18561,7 +18952,7 @@
         <w:ind w:left="1800" w:hanging="360"/>
       </w:pPr>
       <w:rPr>
-        <w:rFonts w:ascii="Courier New" w:hAnsi="Courier New" w:cs="Courier New" w:hint="default"/>
+        <w:rFonts w:hint="default" w:ascii="Courier New" w:hAnsi="Courier New" w:cs="Courier New"/>
       </w:rPr>
     </w:lvl>
     <w:lvl w:ilvl="2" w:tplc="240A0005" w:tentative="1">
@@ -18573,7 +18964,7 @@
         <w:ind w:left="2520" w:hanging="360"/>
       </w:pPr>
       <w:rPr>
-        <w:rFonts w:ascii="Wingdings" w:hAnsi="Wingdings" w:hint="default"/>
+        <w:rFonts w:hint="default" w:ascii="Wingdings" w:hAnsi="Wingdings"/>
       </w:rPr>
     </w:lvl>
     <w:lvl w:ilvl="3" w:tplc="240A0001" w:tentative="1">
@@ -18585,7 +18976,7 @@
         <w:ind w:left="3240" w:hanging="360"/>
       </w:pPr>
       <w:rPr>
-        <w:rFonts w:ascii="Symbol" w:hAnsi="Symbol" w:hint="default"/>
+        <w:rFonts w:hint="default" w:ascii="Symbol" w:hAnsi="Symbol"/>
       </w:rPr>
     </w:lvl>
     <w:lvl w:ilvl="4" w:tplc="240A0003" w:tentative="1">
@@ -18597,7 +18988,7 @@
         <w:ind w:left="3960" w:hanging="360"/>
       </w:pPr>
       <w:rPr>
-        <w:rFonts w:ascii="Courier New" w:hAnsi="Courier New" w:cs="Courier New" w:hint="default"/>
+        <w:rFonts w:hint="default" w:ascii="Courier New" w:hAnsi="Courier New" w:cs="Courier New"/>
       </w:rPr>
     </w:lvl>
     <w:lvl w:ilvl="5" w:tplc="240A0005" w:tentative="1">
@@ -18609,7 +19000,7 @@
         <w:ind w:left="4680" w:hanging="360"/>
       </w:pPr>
       <w:rPr>
-        <w:rFonts w:ascii="Wingdings" w:hAnsi="Wingdings" w:hint="default"/>
+        <w:rFonts w:hint="default" w:ascii="Wingdings" w:hAnsi="Wingdings"/>
       </w:rPr>
     </w:lvl>
     <w:lvl w:ilvl="6" w:tplc="240A0001" w:tentative="1">
@@ -18621,7 +19012,7 @@
         <w:ind w:left="5400" w:hanging="360"/>
       </w:pPr>
       <w:rPr>
-        <w:rFonts w:ascii="Symbol" w:hAnsi="Symbol" w:hint="default"/>
+        <w:rFonts w:hint="default" w:ascii="Symbol" w:hAnsi="Symbol"/>
       </w:rPr>
     </w:lvl>
     <w:lvl w:ilvl="7" w:tplc="240A0003" w:tentative="1">
@@ -18633,7 +19024,7 @@
         <w:ind w:left="6120" w:hanging="360"/>
       </w:pPr>
       <w:rPr>
-        <w:rFonts w:ascii="Courier New" w:hAnsi="Courier New" w:cs="Courier New" w:hint="default"/>
+        <w:rFonts w:hint="default" w:ascii="Courier New" w:hAnsi="Courier New" w:cs="Courier New"/>
       </w:rPr>
     </w:lvl>
     <w:lvl w:ilvl="8" w:tplc="240A0005" w:tentative="1">
@@ -18645,7 +19036,7 @@
         <w:ind w:left="6840" w:hanging="360"/>
       </w:pPr>
       <w:rPr>
-        <w:rFonts w:ascii="Wingdings" w:hAnsi="Wingdings" w:hint="default"/>
+        <w:rFonts w:hint="default" w:ascii="Wingdings" w:hAnsi="Wingdings"/>
       </w:rPr>
     </w:lvl>
   </w:abstractNum>
@@ -18662,7 +19053,7 @@
         <w:ind w:left="1069" w:hanging="360"/>
       </w:pPr>
       <w:rPr>
-        <w:rFonts w:ascii="Symbol" w:hAnsi="Symbol" w:hint="default"/>
+        <w:rFonts w:hint="default" w:ascii="Symbol" w:hAnsi="Symbol"/>
       </w:rPr>
     </w:lvl>
     <w:lvl w:ilvl="1" w:tplc="240A0003" w:tentative="1">
@@ -18674,7 +19065,7 @@
         <w:ind w:left="1789" w:hanging="360"/>
       </w:pPr>
       <w:rPr>
-        <w:rFonts w:ascii="Courier New" w:hAnsi="Courier New" w:cs="Courier New" w:hint="default"/>
+        <w:rFonts w:hint="default" w:ascii="Courier New" w:hAnsi="Courier New" w:cs="Courier New"/>
       </w:rPr>
     </w:lvl>
     <w:lvl w:ilvl="2" w:tplc="240A0005" w:tentative="1">
@@ -18686,7 +19077,7 @@
         <w:ind w:left="2509" w:hanging="360"/>
       </w:pPr>
       <w:rPr>
-        <w:rFonts w:ascii="Wingdings" w:hAnsi="Wingdings" w:hint="default"/>
+        <w:rFonts w:hint="default" w:ascii="Wingdings" w:hAnsi="Wingdings"/>
       </w:rPr>
     </w:lvl>
     <w:lvl w:ilvl="3" w:tplc="240A0001" w:tentative="1">
@@ -18698,7 +19089,7 @@
         <w:ind w:left="3229" w:hanging="360"/>
       </w:pPr>
       <w:rPr>
-        <w:rFonts w:ascii="Symbol" w:hAnsi="Symbol" w:hint="default"/>
+        <w:rFonts w:hint="default" w:ascii="Symbol" w:hAnsi="Symbol"/>
       </w:rPr>
     </w:lvl>
     <w:lvl w:ilvl="4" w:tplc="240A0003" w:tentative="1">
@@ -18710,7 +19101,7 @@
         <w:ind w:left="3949" w:hanging="360"/>
       </w:pPr>
       <w:rPr>
-        <w:rFonts w:ascii="Courier New" w:hAnsi="Courier New" w:cs="Courier New" w:hint="default"/>
+        <w:rFonts w:hint="default" w:ascii="Courier New" w:hAnsi="Courier New" w:cs="Courier New"/>
       </w:rPr>
     </w:lvl>
     <w:lvl w:ilvl="5" w:tplc="240A0005" w:tentative="1">
@@ -18722,7 +19113,7 @@
         <w:ind w:left="4669" w:hanging="360"/>
       </w:pPr>
       <w:rPr>
-        <w:rFonts w:ascii="Wingdings" w:hAnsi="Wingdings" w:hint="default"/>
+        <w:rFonts w:hint="default" w:ascii="Wingdings" w:hAnsi="Wingdings"/>
       </w:rPr>
     </w:lvl>
     <w:lvl w:ilvl="6" w:tplc="240A0001" w:tentative="1">
@@ -18734,7 +19125,7 @@
         <w:ind w:left="5389" w:hanging="360"/>
       </w:pPr>
       <w:rPr>
-        <w:rFonts w:ascii="Symbol" w:hAnsi="Symbol" w:hint="default"/>
+        <w:rFonts w:hint="default" w:ascii="Symbol" w:hAnsi="Symbol"/>
       </w:rPr>
     </w:lvl>
     <w:lvl w:ilvl="7" w:tplc="240A0003" w:tentative="1">
@@ -18746,7 +19137,7 @@
         <w:ind w:left="6109" w:hanging="360"/>
       </w:pPr>
       <w:rPr>
-        <w:rFonts w:ascii="Courier New" w:hAnsi="Courier New" w:cs="Courier New" w:hint="default"/>
+        <w:rFonts w:hint="default" w:ascii="Courier New" w:hAnsi="Courier New" w:cs="Courier New"/>
       </w:rPr>
     </w:lvl>
     <w:lvl w:ilvl="8" w:tplc="240A0005" w:tentative="1">
@@ -18758,7 +19149,7 @@
         <w:ind w:left="6829" w:hanging="360"/>
       </w:pPr>
       <w:rPr>
-        <w:rFonts w:ascii="Wingdings" w:hAnsi="Wingdings" w:hint="default"/>
+        <w:rFonts w:hint="default" w:ascii="Wingdings" w:hAnsi="Wingdings"/>
       </w:rPr>
     </w:lvl>
   </w:abstractNum>
@@ -18865,7 +19256,7 @@
         <w:ind w:left="1429" w:hanging="360"/>
       </w:pPr>
       <w:rPr>
-        <w:rFonts w:ascii="Symbol" w:hAnsi="Symbol" w:hint="default"/>
+        <w:rFonts w:hint="default" w:ascii="Symbol" w:hAnsi="Symbol"/>
       </w:rPr>
     </w:lvl>
     <w:lvl w:ilvl="1" w:tplc="240A0003" w:tentative="1">
@@ -18877,7 +19268,7 @@
         <w:ind w:left="2149" w:hanging="360"/>
       </w:pPr>
       <w:rPr>
-        <w:rFonts w:ascii="Courier New" w:hAnsi="Courier New" w:cs="Courier New" w:hint="default"/>
+        <w:rFonts w:hint="default" w:ascii="Courier New" w:hAnsi="Courier New" w:cs="Courier New"/>
       </w:rPr>
     </w:lvl>
     <w:lvl w:ilvl="2" w:tplc="240A0005" w:tentative="1">
@@ -18889,7 +19280,7 @@
         <w:ind w:left="2869" w:hanging="360"/>
       </w:pPr>
       <w:rPr>
-        <w:rFonts w:ascii="Wingdings" w:hAnsi="Wingdings" w:hint="default"/>
+        <w:rFonts w:hint="default" w:ascii="Wingdings" w:hAnsi="Wingdings"/>
       </w:rPr>
     </w:lvl>
     <w:lvl w:ilvl="3" w:tplc="240A0001" w:tentative="1">
@@ -18901,7 +19292,7 @@
         <w:ind w:left="3589" w:hanging="360"/>
       </w:pPr>
       <w:rPr>
-        <w:rFonts w:ascii="Symbol" w:hAnsi="Symbol" w:hint="default"/>
+        <w:rFonts w:hint="default" w:ascii="Symbol" w:hAnsi="Symbol"/>
       </w:rPr>
     </w:lvl>
     <w:lvl w:ilvl="4" w:tplc="240A0003" w:tentative="1">
@@ -18913,7 +19304,7 @@
         <w:ind w:left="4309" w:hanging="360"/>
       </w:pPr>
       <w:rPr>
-        <w:rFonts w:ascii="Courier New" w:hAnsi="Courier New" w:cs="Courier New" w:hint="default"/>
+        <w:rFonts w:hint="default" w:ascii="Courier New" w:hAnsi="Courier New" w:cs="Courier New"/>
       </w:rPr>
     </w:lvl>
     <w:lvl w:ilvl="5" w:tplc="240A0005" w:tentative="1">
@@ -18925,7 +19316,7 @@
         <w:ind w:left="5029" w:hanging="360"/>
       </w:pPr>
       <w:rPr>
-        <w:rFonts w:ascii="Wingdings" w:hAnsi="Wingdings" w:hint="default"/>
+        <w:rFonts w:hint="default" w:ascii="Wingdings" w:hAnsi="Wingdings"/>
       </w:rPr>
     </w:lvl>
     <w:lvl w:ilvl="6" w:tplc="240A0001" w:tentative="1">
@@ -18937,7 +19328,7 @@
         <w:ind w:left="5749" w:hanging="360"/>
       </w:pPr>
       <w:rPr>
-        <w:rFonts w:ascii="Symbol" w:hAnsi="Symbol" w:hint="default"/>
+        <w:rFonts w:hint="default" w:ascii="Symbol" w:hAnsi="Symbol"/>
       </w:rPr>
     </w:lvl>
     <w:lvl w:ilvl="7" w:tplc="240A0003" w:tentative="1">
@@ -18949,7 +19340,7 @@
         <w:ind w:left="6469" w:hanging="360"/>
       </w:pPr>
       <w:rPr>
-        <w:rFonts w:ascii="Courier New" w:hAnsi="Courier New" w:cs="Courier New" w:hint="default"/>
+        <w:rFonts w:hint="default" w:ascii="Courier New" w:hAnsi="Courier New" w:cs="Courier New"/>
       </w:rPr>
     </w:lvl>
     <w:lvl w:ilvl="8" w:tplc="240A0005" w:tentative="1">
@@ -18961,7 +19352,7 @@
         <w:ind w:left="7189" w:hanging="360"/>
       </w:pPr>
       <w:rPr>
-        <w:rFonts w:ascii="Wingdings" w:hAnsi="Wingdings" w:hint="default"/>
+        <w:rFonts w:hint="default" w:ascii="Wingdings" w:hAnsi="Wingdings"/>
       </w:rPr>
     </w:lvl>
   </w:abstractNum>
@@ -19070,7 +19461,7 @@
         <w:ind w:left="1068" w:hanging="360"/>
       </w:pPr>
       <w:rPr>
-        <w:rFonts w:ascii="Calibri" w:hAnsi="Calibri" w:hint="default"/>
+        <w:rFonts w:hint="default" w:ascii="Calibri" w:hAnsi="Calibri"/>
         <w:b/>
         <w:bCs/>
         <w:i w:val="0"/>
@@ -19184,7 +19575,7 @@
         <w:ind w:left="1069" w:hanging="360"/>
       </w:pPr>
       <w:rPr>
-        <w:rFonts w:ascii="Symbol" w:hAnsi="Symbol" w:hint="default"/>
+        <w:rFonts w:hint="default" w:ascii="Symbol" w:hAnsi="Symbol"/>
       </w:rPr>
     </w:lvl>
     <w:lvl w:ilvl="1" w:tplc="240A0003" w:tentative="1">
@@ -19196,7 +19587,7 @@
         <w:ind w:left="1789" w:hanging="360"/>
       </w:pPr>
       <w:rPr>
-        <w:rFonts w:ascii="Courier New" w:hAnsi="Courier New" w:cs="Courier New" w:hint="default"/>
+        <w:rFonts w:hint="default" w:ascii="Courier New" w:hAnsi="Courier New" w:cs="Courier New"/>
       </w:rPr>
     </w:lvl>
     <w:lvl w:ilvl="2" w:tplc="240A0005" w:tentative="1">
@@ -19208,7 +19599,7 @@
         <w:ind w:left="2509" w:hanging="360"/>
       </w:pPr>
       <w:rPr>
-        <w:rFonts w:ascii="Wingdings" w:hAnsi="Wingdings" w:hint="default"/>
+        <w:rFonts w:hint="default" w:ascii="Wingdings" w:hAnsi="Wingdings"/>
       </w:rPr>
     </w:lvl>
     <w:lvl w:ilvl="3" w:tplc="240A0001" w:tentative="1">
@@ -19220,7 +19611,7 @@
         <w:ind w:left="3229" w:hanging="360"/>
       </w:pPr>
       <w:rPr>
-        <w:rFonts w:ascii="Symbol" w:hAnsi="Symbol" w:hint="default"/>
+        <w:rFonts w:hint="default" w:ascii="Symbol" w:hAnsi="Symbol"/>
       </w:rPr>
     </w:lvl>
     <w:lvl w:ilvl="4" w:tplc="240A0003" w:tentative="1">
@@ -19232,7 +19623,7 @@
         <w:ind w:left="3949" w:hanging="360"/>
       </w:pPr>
       <w:rPr>
-        <w:rFonts w:ascii="Courier New" w:hAnsi="Courier New" w:cs="Courier New" w:hint="default"/>
+        <w:rFonts w:hint="default" w:ascii="Courier New" w:hAnsi="Courier New" w:cs="Courier New"/>
       </w:rPr>
     </w:lvl>
     <w:lvl w:ilvl="5" w:tplc="240A0005" w:tentative="1">
@@ -19244,7 +19635,7 @@
         <w:ind w:left="4669" w:hanging="360"/>
       </w:pPr>
       <w:rPr>
-        <w:rFonts w:ascii="Wingdings" w:hAnsi="Wingdings" w:hint="default"/>
+        <w:rFonts w:hint="default" w:ascii="Wingdings" w:hAnsi="Wingdings"/>
       </w:rPr>
     </w:lvl>
     <w:lvl w:ilvl="6" w:tplc="240A0001" w:tentative="1">
@@ -19256,7 +19647,7 @@
         <w:ind w:left="5389" w:hanging="360"/>
       </w:pPr>
       <w:rPr>
-        <w:rFonts w:ascii="Symbol" w:hAnsi="Symbol" w:hint="default"/>
+        <w:rFonts w:hint="default" w:ascii="Symbol" w:hAnsi="Symbol"/>
       </w:rPr>
     </w:lvl>
     <w:lvl w:ilvl="7" w:tplc="240A0003" w:tentative="1">
@@ -19268,7 +19659,7 @@
         <w:ind w:left="6109" w:hanging="360"/>
       </w:pPr>
       <w:rPr>
-        <w:rFonts w:ascii="Courier New" w:hAnsi="Courier New" w:cs="Courier New" w:hint="default"/>
+        <w:rFonts w:hint="default" w:ascii="Courier New" w:hAnsi="Courier New" w:cs="Courier New"/>
       </w:rPr>
     </w:lvl>
     <w:lvl w:ilvl="8" w:tplc="240A0005" w:tentative="1">
@@ -19280,7 +19671,7 @@
         <w:ind w:left="6829" w:hanging="360"/>
       </w:pPr>
       <w:rPr>
-        <w:rFonts w:ascii="Wingdings" w:hAnsi="Wingdings" w:hint="default"/>
+        <w:rFonts w:hint="default" w:ascii="Wingdings" w:hAnsi="Wingdings"/>
       </w:rPr>
     </w:lvl>
   </w:abstractNum>
@@ -19542,7 +19933,7 @@
   <w:docDefaults>
     <w:rPrDefault>
       <w:rPr>
-        <w:rFonts w:asciiTheme="minorHAnsi" w:eastAsiaTheme="minorHAnsi" w:hAnsiTheme="minorHAnsi" w:cstheme="minorBidi"/>
+        <w:rFonts w:asciiTheme="minorHAnsi" w:hAnsiTheme="minorHAnsi" w:eastAsiaTheme="minorHAnsi" w:cstheme="minorBidi"/>
         <w:kern w:val="2"/>
         <w:sz w:val="22"/>
         <w:szCs w:val="22"/>
@@ -19559,14 +19950,14 @@
   <w:latentStyles w:defLockedState="0" w:defUIPriority="99" w:defSemiHidden="0" w:defUnhideWhenUsed="0" w:defQFormat="0" w:count="376">
     <w:lsdException w:name="Normal" w:uiPriority="0" w:qFormat="1"/>
     <w:lsdException w:name="heading 1" w:uiPriority="9" w:qFormat="1"/>
-    <w:lsdException w:name="heading 2" w:semiHidden="1" w:uiPriority="9" w:unhideWhenUsed="1" w:qFormat="1"/>
-    <w:lsdException w:name="heading 3" w:semiHidden="1" w:uiPriority="9" w:unhideWhenUsed="1" w:qFormat="1"/>
-    <w:lsdException w:name="heading 4" w:semiHidden="1" w:uiPriority="9" w:unhideWhenUsed="1" w:qFormat="1"/>
-    <w:lsdException w:name="heading 5" w:semiHidden="1" w:uiPriority="9" w:unhideWhenUsed="1" w:qFormat="1"/>
-    <w:lsdException w:name="heading 6" w:semiHidden="1" w:uiPriority="9" w:unhideWhenUsed="1"/>
-    <w:lsdException w:name="heading 7" w:semiHidden="1" w:uiPriority="9" w:unhideWhenUsed="1" w:qFormat="1"/>
-    <w:lsdException w:name="heading 8" w:semiHidden="1" w:uiPriority="9" w:unhideWhenUsed="1" w:qFormat="1"/>
-    <w:lsdException w:name="heading 9" w:semiHidden="1" w:uiPriority="9" w:unhideWhenUsed="1" w:qFormat="1"/>
+    <w:lsdException w:name="heading 2" w:uiPriority="9" w:semiHidden="1" w:unhideWhenUsed="1" w:qFormat="1"/>
+    <w:lsdException w:name="heading 3" w:uiPriority="9" w:semiHidden="1" w:unhideWhenUsed="1" w:qFormat="1"/>
+    <w:lsdException w:name="heading 4" w:uiPriority="9" w:semiHidden="1" w:unhideWhenUsed="1" w:qFormat="1"/>
+    <w:lsdException w:name="heading 5" w:uiPriority="9" w:semiHidden="1" w:unhideWhenUsed="1" w:qFormat="1"/>
+    <w:lsdException w:name="heading 6" w:uiPriority="9" w:semiHidden="1" w:unhideWhenUsed="1"/>
+    <w:lsdException w:name="heading 7" w:uiPriority="9" w:semiHidden="1" w:unhideWhenUsed="1" w:qFormat="1"/>
+    <w:lsdException w:name="heading 8" w:uiPriority="9" w:semiHidden="1" w:unhideWhenUsed="1" w:qFormat="1"/>
+    <w:lsdException w:name="heading 9" w:uiPriority="9" w:semiHidden="1" w:unhideWhenUsed="1" w:qFormat="1"/>
     <w:lsdException w:name="index 1" w:semiHidden="1" w:unhideWhenUsed="1"/>
     <w:lsdException w:name="index 2" w:semiHidden="1" w:unhideWhenUsed="1"/>
     <w:lsdException w:name="index 3" w:semiHidden="1" w:unhideWhenUsed="1"/>
@@ -19576,22 +19967,22 @@
     <w:lsdException w:name="index 7" w:semiHidden="1" w:unhideWhenUsed="1"/>
     <w:lsdException w:name="index 8" w:semiHidden="1" w:unhideWhenUsed="1"/>
     <w:lsdException w:name="index 9" w:semiHidden="1" w:unhideWhenUsed="1"/>
-    <w:lsdException w:name="toc 1" w:semiHidden="1" w:uiPriority="39" w:unhideWhenUsed="1"/>
-    <w:lsdException w:name="toc 2" w:semiHidden="1" w:uiPriority="39" w:unhideWhenUsed="1"/>
-    <w:lsdException w:name="toc 3" w:semiHidden="1" w:uiPriority="39" w:unhideWhenUsed="1"/>
-    <w:lsdException w:name="toc 4" w:semiHidden="1" w:uiPriority="39" w:unhideWhenUsed="1"/>
-    <w:lsdException w:name="toc 5" w:semiHidden="1" w:uiPriority="39" w:unhideWhenUsed="1"/>
-    <w:lsdException w:name="toc 6" w:semiHidden="1" w:uiPriority="39" w:unhideWhenUsed="1"/>
-    <w:lsdException w:name="toc 7" w:semiHidden="1" w:uiPriority="39" w:unhideWhenUsed="1"/>
-    <w:lsdException w:name="toc 8" w:semiHidden="1" w:uiPriority="39" w:unhideWhenUsed="1"/>
-    <w:lsdException w:name="toc 9" w:semiHidden="1" w:uiPriority="39" w:unhideWhenUsed="1"/>
+    <w:lsdException w:name="toc 1" w:uiPriority="39" w:semiHidden="1" w:unhideWhenUsed="1"/>
+    <w:lsdException w:name="toc 2" w:uiPriority="39" w:semiHidden="1" w:unhideWhenUsed="1"/>
+    <w:lsdException w:name="toc 3" w:uiPriority="39" w:semiHidden="1" w:unhideWhenUsed="1"/>
+    <w:lsdException w:name="toc 4" w:uiPriority="39" w:semiHidden="1" w:unhideWhenUsed="1"/>
+    <w:lsdException w:name="toc 5" w:uiPriority="39" w:semiHidden="1" w:unhideWhenUsed="1"/>
+    <w:lsdException w:name="toc 6" w:uiPriority="39" w:semiHidden="1" w:unhideWhenUsed="1"/>
+    <w:lsdException w:name="toc 7" w:uiPriority="39" w:semiHidden="1" w:unhideWhenUsed="1"/>
+    <w:lsdException w:name="toc 8" w:uiPriority="39" w:semiHidden="1" w:unhideWhenUsed="1"/>
+    <w:lsdException w:name="toc 9" w:uiPriority="39" w:semiHidden="1" w:unhideWhenUsed="1"/>
     <w:lsdException w:name="Normal Indent" w:semiHidden="1" w:unhideWhenUsed="1"/>
     <w:lsdException w:name="footnote text" w:semiHidden="1" w:unhideWhenUsed="1"/>
     <w:lsdException w:name="annotation text" w:semiHidden="1" w:unhideWhenUsed="1"/>
     <w:lsdException w:name="header" w:semiHidden="1" w:unhideWhenUsed="1"/>
     <w:lsdException w:name="footer" w:semiHidden="1" w:unhideWhenUsed="1"/>
     <w:lsdException w:name="index heading" w:semiHidden="1" w:unhideWhenUsed="1"/>
-    <w:lsdException w:name="caption" w:semiHidden="1" w:uiPriority="35" w:unhideWhenUsed="1" w:qFormat="1"/>
+    <w:lsdException w:name="caption" w:uiPriority="35" w:semiHidden="1" w:unhideWhenUsed="1" w:qFormat="1"/>
     <w:lsdException w:name="table of figures" w:semiHidden="1" w:unhideWhenUsed="1"/>
     <w:lsdException w:name="envelope address" w:semiHidden="1" w:unhideWhenUsed="1"/>
     <w:lsdException w:name="envelope return" w:semiHidden="1" w:unhideWhenUsed="1"/>
@@ -19622,7 +20013,7 @@
     <w:lsdException w:name="Title" w:uiPriority="10" w:qFormat="1"/>
     <w:lsdException w:name="Closing" w:semiHidden="1" w:unhideWhenUsed="1"/>
     <w:lsdException w:name="Signature" w:semiHidden="1" w:unhideWhenUsed="1"/>
-    <w:lsdException w:name="Default Paragraph Font" w:semiHidden="1" w:uiPriority="1" w:unhideWhenUsed="1"/>
+    <w:lsdException w:name="Default Paragraph Font" w:uiPriority="1" w:semiHidden="1" w:unhideWhenUsed="1"/>
     <w:lsdException w:name="Body Text" w:semiHidden="1" w:unhideWhenUsed="1"/>
     <w:lsdException w:name="Body Text Indent" w:semiHidden="1" w:unhideWhenUsed="1"/>
     <w:lsdException w:name="List Continue" w:semiHidden="1" w:unhideWhenUsed="1"/>
@@ -19822,8 +20213,8 @@
     <w:lsdException w:name="Subtle Reference" w:uiPriority="31" w:qFormat="1"/>
     <w:lsdException w:name="Intense Reference" w:uiPriority="32" w:qFormat="1"/>
     <w:lsdException w:name="Book Title" w:uiPriority="33" w:qFormat="1"/>
-    <w:lsdException w:name="Bibliography" w:semiHidden="1" w:uiPriority="37" w:unhideWhenUsed="1"/>
-    <w:lsdException w:name="TOC Heading" w:semiHidden="1" w:uiPriority="39" w:unhideWhenUsed="1" w:qFormat="1"/>
+    <w:lsdException w:name="Bibliography" w:uiPriority="37" w:semiHidden="1" w:unhideWhenUsed="1"/>
+    <w:lsdException w:name="TOC Heading" w:uiPriority="39" w:semiHidden="1" w:unhideWhenUsed="1" w:qFormat="1"/>
     <w:lsdException w:name="Plain Table 1" w:uiPriority="41"/>
     <w:lsdException w:name="Plain Table 2" w:uiPriority="42"/>
     <w:lsdException w:name="Plain Table 3" w:uiPriority="43"/>
@@ -19934,7 +20325,7 @@
     <w:lsdException w:name="Unresolved Mention" w:semiHidden="1" w:unhideWhenUsed="1"/>
     <w:lsdException w:name="Smart Link" w:semiHidden="1" w:unhideWhenUsed="1"/>
   </w:latentStyles>
-  <w:style w:type="paragraph" w:default="1" w:styleId="Normal">
+  <w:style w:type="paragraph" w:styleId="Normal" w:default="1">
     <w:name w:val="Normal"/>
     <w:qFormat/>
     <w:rsid w:val="00016041"/>
@@ -19965,7 +20356,7 @@
       <w:outlineLvl w:val="0"/>
     </w:pPr>
     <w:rPr>
-      <w:rFonts w:ascii="Calibri" w:eastAsia="Times New Roman" w:hAnsi="Calibri" w:cs="Times New Roman (Títulos en alf"/>
+      <w:rFonts w:ascii="Calibri" w:hAnsi="Calibri" w:eastAsia="Times New Roman" w:cs="Times New Roman (Títulos en alf"/>
       <w:b/>
       <w:color w:val="000000" w:themeColor="text1"/>
       <w:kern w:val="0"/>
@@ -19999,7 +20390,7 @@
       <w:outlineLvl w:val="1"/>
     </w:pPr>
     <w:rPr>
-      <w:rFonts w:ascii="Calibri" w:eastAsiaTheme="majorEastAsia" w:hAnsi="Calibri" w:cs="Calibri"/>
+      <w:rFonts w:ascii="Calibri" w:hAnsi="Calibri" w:cs="Calibri" w:eastAsiaTheme="majorEastAsia"/>
       <w:b/>
       <w:bCs/>
       <w:color w:val="000000"/>
@@ -20079,13 +20470,13 @@
       <w:outlineLvl w:val="5"/>
     </w:pPr>
   </w:style>
-  <w:style w:type="character" w:default="1" w:styleId="Fuentedeprrafopredeter">
+  <w:style w:type="character" w:styleId="Fuentedeprrafopredeter" w:default="1">
     <w:name w:val="Default Paragraph Font"/>
     <w:uiPriority w:val="1"/>
     <w:semiHidden/>
     <w:unhideWhenUsed/>
   </w:style>
-  <w:style w:type="table" w:default="1" w:styleId="Tablanormal">
+  <w:style w:type="table" w:styleId="Tablanormal" w:default="1">
     <w:name w:val="Normal Table"/>
     <w:uiPriority w:val="99"/>
     <w:semiHidden/>
@@ -20100,7 +20491,7 @@
       </w:tblCellMar>
     </w:tblPr>
   </w:style>
-  <w:style w:type="numbering" w:default="1" w:styleId="Sinlista">
+  <w:style w:type="numbering" w:styleId="Sinlista" w:default="1">
     <w:name w:val="No List"/>
     <w:uiPriority w:val="99"/>
     <w:semiHidden/>
@@ -20117,7 +20508,7 @@
       <w:contextualSpacing/>
     </w:pPr>
   </w:style>
-  <w:style w:type="paragraph" w:customStyle="1" w:styleId="TituloPortada">
+  <w:style w:type="paragraph" w:styleId="TituloPortada" w:customStyle="1">
     <w:name w:val="Titulo Portada"/>
     <w:basedOn w:val="Normal"/>
     <w:rsid w:val="00C407C1"/>
@@ -20131,14 +20522,14 @@
       <w:lang w:val="es-419"/>
     </w:rPr>
   </w:style>
-  <w:style w:type="character" w:customStyle="1" w:styleId="Ttulo1Car">
+  <w:style w:type="character" w:styleId="Ttulo1Car" w:customStyle="1">
     <w:name w:val="Título 1 Car"/>
     <w:basedOn w:val="Fuentedeprrafopredeter"/>
     <w:link w:val="Ttulo1"/>
     <w:uiPriority w:val="9"/>
     <w:rsid w:val="004701C9"/>
     <w:rPr>
-      <w:rFonts w:ascii="Calibri" w:eastAsia="Times New Roman" w:hAnsi="Calibri" w:cs="Times New Roman (Títulos en alf"/>
+      <w:rFonts w:ascii="Calibri" w:hAnsi="Calibri" w:eastAsia="Times New Roman" w:cs="Times New Roman (Títulos en alf"/>
       <w:b/>
       <w:color w:val="000000" w:themeColor="text1"/>
       <w:spacing w:val="-10"/>
@@ -20150,14 +20541,14 @@
       <w14:ligatures w14:val="none"/>
     </w:rPr>
   </w:style>
-  <w:style w:type="character" w:customStyle="1" w:styleId="Ttulo2Car">
+  <w:style w:type="character" w:styleId="Ttulo2Car" w:customStyle="1">
     <w:name w:val="Título 2 Car"/>
     <w:basedOn w:val="Fuentedeprrafopredeter"/>
     <w:link w:val="Ttulo2"/>
     <w:uiPriority w:val="9"/>
     <w:rsid w:val="00401004"/>
     <w:rPr>
-      <w:rFonts w:ascii="Calibri" w:eastAsiaTheme="majorEastAsia" w:hAnsi="Calibri" w:cs="Calibri"/>
+      <w:rFonts w:ascii="Calibri" w:hAnsi="Calibri" w:cs="Calibri" w:eastAsiaTheme="majorEastAsia"/>
       <w:b/>
       <w:bCs/>
       <w:color w:val="000000"/>
@@ -20169,14 +20560,14 @@
       <w14:ligatures w14:val="none"/>
     </w:rPr>
   </w:style>
-  <w:style w:type="character" w:customStyle="1" w:styleId="Ttulo3Car">
+  <w:style w:type="character" w:styleId="Ttulo3Car" w:customStyle="1">
     <w:name w:val="Título 3 Car"/>
     <w:basedOn w:val="Fuentedeprrafopredeter"/>
     <w:link w:val="Ttulo3"/>
     <w:uiPriority w:val="9"/>
     <w:rsid w:val="00203367"/>
     <w:rPr>
-      <w:rFonts w:ascii="Calibri" w:eastAsiaTheme="majorEastAsia" w:hAnsi="Calibri" w:cstheme="majorBidi"/>
+      <w:rFonts w:ascii="Calibri" w:hAnsi="Calibri" w:eastAsiaTheme="majorEastAsia" w:cstheme="majorBidi"/>
       <w:b/>
       <w:iCs/>
       <w:color w:val="3B3838" w:themeColor="background2" w:themeShade="40"/>
@@ -20207,7 +20598,7 @@
       <w14:ligatures w14:val="none"/>
     </w:rPr>
   </w:style>
-  <w:style w:type="character" w:customStyle="1" w:styleId="Extranjerismo">
+  <w:style w:type="character" w:styleId="Extranjerismo" w:customStyle="1">
     <w:name w:val="Extranjerismo"/>
     <w:basedOn w:val="Fuentedeprrafopredeter"/>
     <w:uiPriority w:val="1"/>
@@ -20218,7 +20609,7 @@
       <w:lang w:val="en-US"/>
     </w:rPr>
   </w:style>
-  <w:style w:type="paragraph" w:customStyle="1" w:styleId="Figura">
+  <w:style w:type="paragraph" w:styleId="Figura" w:customStyle="1">
     <w:name w:val="Figura"/>
     <w:basedOn w:val="Normal"/>
     <w:next w:val="Normal"/>
@@ -20247,7 +20638,7 @@
       <w14:ligatures w14:val="none"/>
     </w:rPr>
   </w:style>
-  <w:style w:type="character" w:customStyle="1" w:styleId="FiguraCar">
+  <w:style w:type="character" w:styleId="FiguraCar" w:customStyle="1">
     <w:name w:val="Figura Car"/>
     <w:basedOn w:val="Fuentedeprrafopredeter"/>
     <w:link w:val="Figura"/>
@@ -20263,14 +20654,14 @@
       <w14:ligatures w14:val="none"/>
     </w:rPr>
   </w:style>
-  <w:style w:type="character" w:customStyle="1" w:styleId="Ttulo4Car">
+  <w:style w:type="character" w:styleId="Ttulo4Car" w:customStyle="1">
     <w:name w:val="Título 4 Car"/>
     <w:basedOn w:val="Fuentedeprrafopredeter"/>
     <w:link w:val="Ttulo4"/>
     <w:uiPriority w:val="9"/>
     <w:rsid w:val="001B57A6"/>
     <w:rPr>
-      <w:rFonts w:ascii="Calibri" w:eastAsiaTheme="majorEastAsia" w:hAnsi="Calibri" w:cstheme="majorBidi"/>
+      <w:rFonts w:ascii="Calibri" w:hAnsi="Calibri" w:eastAsiaTheme="majorEastAsia" w:cstheme="majorBidi"/>
       <w:b/>
       <w:color w:val="000000" w:themeColor="text1"/>
       <w:kern w:val="0"/>
@@ -20280,14 +20671,14 @@
       <w14:ligatures w14:val="none"/>
     </w:rPr>
   </w:style>
-  <w:style w:type="character" w:customStyle="1" w:styleId="Ttulo5Car">
+  <w:style w:type="character" w:styleId="Ttulo5Car" w:customStyle="1">
     <w:name w:val="Título 5 Car"/>
     <w:basedOn w:val="Fuentedeprrafopredeter"/>
     <w:link w:val="Ttulo5"/>
     <w:uiPriority w:val="9"/>
     <w:rsid w:val="00746AD1"/>
     <w:rPr>
-      <w:rFonts w:ascii="Calibri" w:eastAsiaTheme="majorEastAsia" w:hAnsi="Calibri" w:cstheme="majorBidi"/>
+      <w:rFonts w:ascii="Calibri" w:hAnsi="Calibri" w:eastAsiaTheme="majorEastAsia" w:cstheme="majorBidi"/>
       <w:b/>
       <w:color w:val="000000" w:themeColor="text1"/>
       <w:kern w:val="0"/>
@@ -20297,7 +20688,7 @@
       <w14:ligatures w14:val="none"/>
     </w:rPr>
   </w:style>
-  <w:style w:type="paragraph" w:customStyle="1" w:styleId="Tabla">
+  <w:style w:type="paragraph" w:styleId="Tabla" w:customStyle="1">
     <w:name w:val="Tabla"/>
     <w:basedOn w:val="Normal"/>
     <w:next w:val="Normal"/>
@@ -20333,28 +20724,28 @@
       <w:contextualSpacing/>
     </w:pPr>
     <w:rPr>
-      <w:rFonts w:asciiTheme="majorHAnsi" w:eastAsiaTheme="majorEastAsia" w:hAnsiTheme="majorHAnsi" w:cstheme="majorBidi"/>
+      <w:rFonts w:asciiTheme="majorHAnsi" w:hAnsiTheme="majorHAnsi" w:eastAsiaTheme="majorEastAsia" w:cstheme="majorBidi"/>
       <w:spacing w:val="-10"/>
       <w:kern w:val="28"/>
       <w:sz w:val="56"/>
       <w:szCs w:val="56"/>
     </w:rPr>
   </w:style>
-  <w:style w:type="character" w:customStyle="1" w:styleId="TtuloCar">
+  <w:style w:type="character" w:styleId="TtuloCar" w:customStyle="1">
     <w:name w:val="Título Car"/>
     <w:basedOn w:val="Fuentedeprrafopredeter"/>
     <w:link w:val="Ttulo"/>
     <w:uiPriority w:val="10"/>
     <w:rsid w:val="00590D20"/>
     <w:rPr>
-      <w:rFonts w:asciiTheme="majorHAnsi" w:eastAsiaTheme="majorEastAsia" w:hAnsiTheme="majorHAnsi" w:cstheme="majorBidi"/>
+      <w:rFonts w:asciiTheme="majorHAnsi" w:hAnsiTheme="majorHAnsi" w:eastAsiaTheme="majorEastAsia" w:cstheme="majorBidi"/>
       <w:spacing w:val="-10"/>
       <w:kern w:val="28"/>
       <w:sz w:val="56"/>
       <w:szCs w:val="56"/>
     </w:rPr>
   </w:style>
-  <w:style w:type="character" w:customStyle="1" w:styleId="TablaCar">
+  <w:style w:type="character" w:styleId="TablaCar" w:customStyle="1">
     <w:name w:val="Tabla Car"/>
     <w:basedOn w:val="Fuentedeprrafopredeter"/>
     <w:link w:val="Tabla"/>
@@ -20369,7 +20760,7 @@
       <w14:ligatures w14:val="none"/>
     </w:rPr>
   </w:style>
-  <w:style w:type="table" w:customStyle="1" w:styleId="SENA">
+  <w:style w:type="table" w:styleId="SENA" w:customStyle="1">
     <w:name w:val="SENA"/>
     <w:basedOn w:val="Tablanormal"/>
     <w:uiPriority w:val="99"/>
@@ -20386,18 +20777,18 @@
     <w:tblPr>
       <w:tblStyleRowBandSize w:val="1"/>
       <w:tblBorders>
-        <w:top w:val="single" w:sz="4" w:space="0" w:color="D9D9D9" w:themeColor="background1" w:themeShade="D9"/>
-        <w:left w:val="single" w:sz="4" w:space="0" w:color="D9D9D9" w:themeColor="background1" w:themeShade="D9"/>
-        <w:bottom w:val="single" w:sz="4" w:space="0" w:color="D9D9D9" w:themeColor="background1" w:themeShade="D9"/>
-        <w:right w:val="single" w:sz="4" w:space="0" w:color="D9D9D9" w:themeColor="background1" w:themeShade="D9"/>
-        <w:insideH w:val="single" w:sz="4" w:space="0" w:color="D9D9D9" w:themeColor="background1" w:themeShade="D9"/>
-        <w:insideV w:val="single" w:sz="4" w:space="0" w:color="D9D9D9" w:themeColor="background1" w:themeShade="D9"/>
+        <w:top w:val="single" w:color="D9D9D9" w:themeColor="background1" w:themeShade="D9" w:sz="4" w:space="0"/>
+        <w:left w:val="single" w:color="D9D9D9" w:themeColor="background1" w:themeShade="D9" w:sz="4" w:space="0"/>
+        <w:bottom w:val="single" w:color="D9D9D9" w:themeColor="background1" w:themeShade="D9" w:sz="4" w:space="0"/>
+        <w:right w:val="single" w:color="D9D9D9" w:themeColor="background1" w:themeShade="D9" w:sz="4" w:space="0"/>
+        <w:insideH w:val="single" w:color="D9D9D9" w:themeColor="background1" w:themeShade="D9" w:sz="4" w:space="0"/>
+        <w:insideV w:val="single" w:color="D9D9D9" w:themeColor="background1" w:themeShade="D9" w:sz="4" w:space="0"/>
       </w:tblBorders>
     </w:tblPr>
     <w:tblStylePr w:type="firstRow">
       <w:pPr>
         <w:wordWrap/>
-        <w:spacing w:beforeLines="0" w:before="120" w:beforeAutospacing="0" w:afterLines="0" w:after="120" w:afterAutospacing="0"/>
+        <w:spacing w:before="120" w:beforeLines="0" w:beforeAutospacing="0" w:after="120" w:afterLines="0" w:afterAutospacing="0"/>
       </w:pPr>
       <w:rPr>
         <w:b/>
@@ -20424,12 +20815,12 @@
     </w:pPr>
     <w:tblPr>
       <w:tblBorders>
-        <w:top w:val="single" w:sz="4" w:space="0" w:color="auto"/>
-        <w:left w:val="single" w:sz="4" w:space="0" w:color="auto"/>
-        <w:bottom w:val="single" w:sz="4" w:space="0" w:color="auto"/>
-        <w:right w:val="single" w:sz="4" w:space="0" w:color="auto"/>
-        <w:insideH w:val="single" w:sz="4" w:space="0" w:color="auto"/>
-        <w:insideV w:val="single" w:sz="4" w:space="0" w:color="auto"/>
+        <w:top w:val="single" w:color="auto" w:sz="4" w:space="0"/>
+        <w:left w:val="single" w:color="auto" w:sz="4" w:space="0"/>
+        <w:bottom w:val="single" w:color="auto" w:sz="4" w:space="0"/>
+        <w:right w:val="single" w:color="auto" w:sz="4" w:space="0"/>
+        <w:insideH w:val="single" w:color="auto" w:sz="4" w:space="0"/>
+        <w:insideV w:val="single" w:color="auto" w:sz="4" w:space="0"/>
       </w:tblBorders>
     </w:tblPr>
   </w:style>
@@ -20444,7 +20835,7 @@
       <w:u w:val="single"/>
     </w:rPr>
   </w:style>
-  <w:style w:type="paragraph" w:customStyle="1" w:styleId="Video">
+  <w:style w:type="paragraph" w:styleId="Video" w:customStyle="1">
     <w:name w:val="Video"/>
     <w:basedOn w:val="Normal"/>
     <w:next w:val="Normal"/>
@@ -20466,7 +20857,7 @@
       <w14:ligatures w14:val="none"/>
     </w:rPr>
   </w:style>
-  <w:style w:type="character" w:customStyle="1" w:styleId="VideoCar">
+  <w:style w:type="character" w:styleId="VideoCar" w:customStyle="1">
     <w:name w:val="Video Car"/>
     <w:basedOn w:val="Fuentedeprrafopredeter"/>
     <w:link w:val="Video"/>
@@ -20479,7 +20870,7 @@
       <w14:ligatures w14:val="none"/>
     </w:rPr>
   </w:style>
-  <w:style w:type="character" w:customStyle="1" w:styleId="Mencinsinresolver1">
+  <w:style w:type="character" w:styleId="Mencinsinresolver1" w:customStyle="1">
     <w:name w:val="Mención sin resolver1"/>
     <w:basedOn w:val="Fuentedeprrafopredeter"/>
     <w:uiPriority w:val="99"/>
@@ -20507,12 +20898,12 @@
       <w:tblStyleRowBandSize w:val="1"/>
       <w:tblStyleColBandSize w:val="1"/>
       <w:tblBorders>
-        <w:top w:val="single" w:sz="4" w:space="0" w:color="C9C9C9" w:themeColor="accent3" w:themeTint="99"/>
-        <w:left w:val="single" w:sz="4" w:space="0" w:color="C9C9C9" w:themeColor="accent3" w:themeTint="99"/>
-        <w:bottom w:val="single" w:sz="4" w:space="0" w:color="C9C9C9" w:themeColor="accent3" w:themeTint="99"/>
-        <w:right w:val="single" w:sz="4" w:space="0" w:color="C9C9C9" w:themeColor="accent3" w:themeTint="99"/>
-        <w:insideH w:val="single" w:sz="4" w:space="0" w:color="C9C9C9" w:themeColor="accent3" w:themeTint="99"/>
-        <w:insideV w:val="single" w:sz="4" w:space="0" w:color="C9C9C9" w:themeColor="accent3" w:themeTint="99"/>
+        <w:top w:val="single" w:color="C9C9C9" w:themeColor="accent3" w:themeTint="99" w:sz="4" w:space="0"/>
+        <w:left w:val="single" w:color="C9C9C9" w:themeColor="accent3" w:themeTint="99" w:sz="4" w:space="0"/>
+        <w:bottom w:val="single" w:color="C9C9C9" w:themeColor="accent3" w:themeTint="99" w:sz="4" w:space="0"/>
+        <w:right w:val="single" w:color="C9C9C9" w:themeColor="accent3" w:themeTint="99" w:sz="4" w:space="0"/>
+        <w:insideH w:val="single" w:color="C9C9C9" w:themeColor="accent3" w:themeTint="99" w:sz="4" w:space="0"/>
+        <w:insideV w:val="single" w:color="C9C9C9" w:themeColor="accent3" w:themeTint="99" w:sz="4" w:space="0"/>
       </w:tblBorders>
     </w:tblPr>
     <w:tblStylePr w:type="firstRow">
@@ -20524,10 +20915,10 @@
       <w:tblPr/>
       <w:tcPr>
         <w:tcBorders>
-          <w:top w:val="single" w:sz="4" w:space="0" w:color="A5A5A5" w:themeColor="accent3"/>
-          <w:left w:val="single" w:sz="4" w:space="0" w:color="A5A5A5" w:themeColor="accent3"/>
-          <w:bottom w:val="single" w:sz="4" w:space="0" w:color="A5A5A5" w:themeColor="accent3"/>
-          <w:right w:val="single" w:sz="4" w:space="0" w:color="A5A5A5" w:themeColor="accent3"/>
+          <w:top w:val="single" w:color="A5A5A5" w:themeColor="accent3" w:sz="4" w:space="0"/>
+          <w:left w:val="single" w:color="A5A5A5" w:themeColor="accent3" w:sz="4" w:space="0"/>
+          <w:bottom w:val="single" w:color="A5A5A5" w:themeColor="accent3" w:sz="4" w:space="0"/>
+          <w:right w:val="single" w:color="A5A5A5" w:themeColor="accent3" w:sz="4" w:space="0"/>
           <w:insideH w:val="nil"/>
           <w:insideV w:val="nil"/>
         </w:tcBorders>
@@ -20542,7 +20933,7 @@
       <w:tblPr/>
       <w:tcPr>
         <w:tcBorders>
-          <w:top w:val="double" w:sz="4" w:space="0" w:color="A5A5A5" w:themeColor="accent3"/>
+          <w:top w:val="double" w:color="A5A5A5" w:themeColor="accent3" w:sz="4" w:space="0"/>
         </w:tcBorders>
       </w:tcPr>
     </w:tblStylePr>
@@ -20571,7 +20962,7 @@
       </w:tcPr>
     </w:tblStylePr>
   </w:style>
-  <w:style w:type="paragraph" w:customStyle="1" w:styleId="Tablas">
+  <w:style w:type="paragraph" w:styleId="Tablas" w:customStyle="1">
     <w:name w:val="Tablas"/>
     <w:qFormat/>
     <w:rsid w:val="00CE2C4A"/>
@@ -20588,7 +20979,7 @@
       <w14:ligatures w14:val="none"/>
     </w:rPr>
   </w:style>
-  <w:style w:type="paragraph" w:customStyle="1" w:styleId="TextoTablas">
+  <w:style w:type="paragraph" w:styleId="TextoTablas" w:customStyle="1">
     <w:name w:val="Texto_Tablas"/>
     <w:basedOn w:val="Normal"/>
     <w:qFormat/>
@@ -20692,7 +21083,7 @@
       <w:spacing w:before="0" w:after="0" w:line="240" w:lineRule="auto"/>
     </w:pPr>
   </w:style>
-  <w:style w:type="character" w:customStyle="1" w:styleId="EncabezadoCar">
+  <w:style w:type="character" w:styleId="EncabezadoCar" w:customStyle="1">
     <w:name w:val="Encabezado Car"/>
     <w:basedOn w:val="Fuentedeprrafopredeter"/>
     <w:link w:val="Encabezado"/>
@@ -20717,7 +21108,7 @@
       <w:spacing w:before="0" w:after="0" w:line="240" w:lineRule="auto"/>
     </w:pPr>
   </w:style>
-  <w:style w:type="character" w:customStyle="1" w:styleId="PiedepginaCar">
+  <w:style w:type="character" w:styleId="PiedepginaCar" w:customStyle="1">
     <w:name w:val="Pie de página Car"/>
     <w:basedOn w:val="Fuentedeprrafopredeter"/>
     <w:link w:val="Piedepgina"/>
@@ -20727,7 +21118,7 @@
       <w:sz w:val="28"/>
     </w:rPr>
   </w:style>
-  <w:style w:type="character" w:customStyle="1" w:styleId="Ttulo6Car">
+  <w:style w:type="character" w:styleId="Ttulo6Car" w:customStyle="1">
     <w:name w:val="Título 6 Car"/>
     <w:basedOn w:val="Fuentedeprrafopredeter"/>
     <w:link w:val="Ttulo6"/>
@@ -20735,7 +21126,7 @@
     <w:semiHidden/>
     <w:rsid w:val="00C7377B"/>
     <w:rPr>
-      <w:rFonts w:ascii="Calibri" w:eastAsiaTheme="majorEastAsia" w:hAnsi="Calibri" w:cstheme="majorBidi"/>
+      <w:rFonts w:ascii="Calibri" w:hAnsi="Calibri" w:eastAsiaTheme="majorEastAsia" w:cstheme="majorBidi"/>
       <w:b/>
       <w:color w:val="000000" w:themeColor="text1"/>
       <w:kern w:val="0"/>
@@ -20756,7 +21147,7 @@
       <w:ind w:firstLine="0"/>
     </w:pPr>
     <w:rPr>
-      <w:rFonts w:ascii="Times New Roman" w:eastAsia="Times New Roman" w:hAnsi="Times New Roman" w:cs="Times New Roman"/>
+      <w:rFonts w:ascii="Times New Roman" w:hAnsi="Times New Roman" w:eastAsia="Times New Roman" w:cs="Times New Roman"/>
       <w:kern w:val="0"/>
       <w:sz w:val="24"/>
       <w:szCs w:val="24"/>
@@ -20764,7 +21155,7 @@
       <w14:ligatures w14:val="none"/>
     </w:rPr>
   </w:style>
-  <w:style w:type="paragraph" w:customStyle="1" w:styleId="TITULO2">
+  <w:style w:type="paragraph" w:styleId="TITULO2" w:customStyle="1">
     <w:name w:val="TITULO 2"/>
     <w:basedOn w:val="Normal"/>
     <w:next w:val="Normal"/>
@@ -20780,7 +21171,7 @@
       <w:b/>
     </w:rPr>
   </w:style>
-  <w:style w:type="character" w:customStyle="1" w:styleId="TITULO2Car">
+  <w:style w:type="character" w:styleId="TITULO2Car" w:customStyle="1">
     <w:name w:val="TITULO 2 Car"/>
     <w:basedOn w:val="Fuentedeprrafopredeter"/>
     <w:link w:val="TITULO2"/>
@@ -20790,12 +21181,12 @@
       <w:sz w:val="28"/>
     </w:rPr>
   </w:style>
-  <w:style w:type="character" w:customStyle="1" w:styleId="normaltextrun">
+  <w:style w:type="character" w:styleId="normaltextrun" w:customStyle="1">
     <w:name w:val="normaltextrun"/>
     <w:basedOn w:val="Fuentedeprrafopredeter"/>
     <w:rsid w:val="002B060B"/>
   </w:style>
-  <w:style w:type="paragraph" w:customStyle="1" w:styleId="paragraph">
+  <w:style w:type="paragraph" w:styleId="paragraph" w:customStyle="1">
     <w:name w:val="paragraph"/>
     <w:basedOn w:val="Normal"/>
     <w:rsid w:val="002B060B"/>
@@ -20804,7 +21195,7 @@
       <w:ind w:firstLine="0"/>
     </w:pPr>
     <w:rPr>
-      <w:rFonts w:ascii="Times New Roman" w:eastAsia="Times New Roman" w:hAnsi="Times New Roman" w:cs="Times New Roman"/>
+      <w:rFonts w:ascii="Times New Roman" w:hAnsi="Times New Roman" w:eastAsia="Times New Roman" w:cs="Times New Roman"/>
       <w:kern w:val="0"/>
       <w:sz w:val="24"/>
       <w:szCs w:val="24"/>
@@ -20812,7 +21203,7 @@
       <w14:ligatures w14:val="none"/>
     </w:rPr>
   </w:style>
-  <w:style w:type="character" w:customStyle="1" w:styleId="eop">
+  <w:style w:type="character" w:styleId="eop" w:customStyle="1">
     <w:name w:val="eop"/>
     <w:basedOn w:val="Fuentedeprrafopredeter"/>
     <w:rsid w:val="002B060B"/>
@@ -20841,7 +21232,7 @@
       <w:u w:val="single"/>
     </w:rPr>
   </w:style>
-  <w:style w:type="paragraph" w:customStyle="1" w:styleId="numero3">
+  <w:style w:type="paragraph" w:styleId="numero3" w:customStyle="1">
     <w:name w:val="numero 3"/>
     <w:basedOn w:val="Ttulo2"/>
     <w:link w:val="numero3Car"/>
@@ -20854,13 +21245,13 @@
       </w:numPr>
     </w:pPr>
   </w:style>
-  <w:style w:type="character" w:customStyle="1" w:styleId="numero3Car">
+  <w:style w:type="character" w:styleId="numero3Car" w:customStyle="1">
     <w:name w:val="numero 3 Car"/>
     <w:basedOn w:val="Ttulo2Car"/>
     <w:link w:val="numero3"/>
     <w:rsid w:val="00905315"/>
     <w:rPr>
-      <w:rFonts w:ascii="Calibri" w:eastAsiaTheme="majorEastAsia" w:hAnsi="Calibri" w:cs="Calibri"/>
+      <w:rFonts w:ascii="Calibri" w:hAnsi="Calibri" w:cs="Calibri" w:eastAsiaTheme="majorEastAsia"/>
       <w:b/>
       <w:bCs/>
       <w:color w:val="000000"/>
@@ -20872,7 +21263,7 @@
       <w14:ligatures w14:val="none"/>
     </w:rPr>
   </w:style>
-  <w:style w:type="table" w:customStyle="1" w:styleId="SENA2">
+  <w:style w:type="table" w:styleId="SENA2" w:customStyle="1">
     <w:name w:val="SENA2"/>
     <w:basedOn w:val="Tablanormal"/>
     <w:uiPriority w:val="99"/>
@@ -20889,18 +21280,18 @@
     <w:tblPr>
       <w:tblStyleRowBandSize w:val="1"/>
       <w:tblBorders>
-        <w:top w:val="single" w:sz="4" w:space="0" w:color="D9D9D9" w:themeColor="background1" w:themeShade="D9"/>
-        <w:left w:val="single" w:sz="4" w:space="0" w:color="D9D9D9" w:themeColor="background1" w:themeShade="D9"/>
-        <w:bottom w:val="single" w:sz="4" w:space="0" w:color="D9D9D9" w:themeColor="background1" w:themeShade="D9"/>
-        <w:right w:val="single" w:sz="4" w:space="0" w:color="D9D9D9" w:themeColor="background1" w:themeShade="D9"/>
-        <w:insideH w:val="single" w:sz="4" w:space="0" w:color="D9D9D9" w:themeColor="background1" w:themeShade="D9"/>
-        <w:insideV w:val="single" w:sz="4" w:space="0" w:color="D9D9D9" w:themeColor="background1" w:themeShade="D9"/>
+        <w:top w:val="single" w:color="D9D9D9" w:themeColor="background1" w:themeShade="D9" w:sz="4" w:space="0"/>
+        <w:left w:val="single" w:color="D9D9D9" w:themeColor="background1" w:themeShade="D9" w:sz="4" w:space="0"/>
+        <w:bottom w:val="single" w:color="D9D9D9" w:themeColor="background1" w:themeShade="D9" w:sz="4" w:space="0"/>
+        <w:right w:val="single" w:color="D9D9D9" w:themeColor="background1" w:themeShade="D9" w:sz="4" w:space="0"/>
+        <w:insideH w:val="single" w:color="D9D9D9" w:themeColor="background1" w:themeShade="D9" w:sz="4" w:space="0"/>
+        <w:insideV w:val="single" w:color="D9D9D9" w:themeColor="background1" w:themeShade="D9" w:sz="4" w:space="0"/>
       </w:tblBorders>
     </w:tblPr>
     <w:tblStylePr w:type="firstRow">
       <w:pPr>
         <w:wordWrap/>
-        <w:spacing w:beforeLines="0" w:before="120" w:beforeAutospacing="0" w:afterLines="0" w:after="120" w:afterAutospacing="0"/>
+        <w:spacing w:before="120" w:beforeLines="0" w:beforeAutospacing="0" w:after="120" w:afterLines="0" w:afterAutospacing="0"/>
       </w:pPr>
       <w:rPr>
         <w:b/>
@@ -20917,7 +21308,7 @@
       </w:tcPr>
     </w:tblStylePr>
   </w:style>
-  <w:style w:type="table" w:customStyle="1" w:styleId="SENA1">
+  <w:style w:type="table" w:styleId="SENA1" w:customStyle="1">
     <w:name w:val="SENA1"/>
     <w:basedOn w:val="Tablanormal"/>
     <w:uiPriority w:val="99"/>
@@ -20934,18 +21325,18 @@
     <w:tblPr>
       <w:tblStyleRowBandSize w:val="1"/>
       <w:tblBorders>
-        <w:top w:val="single" w:sz="4" w:space="0" w:color="D9D9D9" w:themeColor="background1" w:themeShade="D9"/>
-        <w:left w:val="single" w:sz="4" w:space="0" w:color="D9D9D9" w:themeColor="background1" w:themeShade="D9"/>
-        <w:bottom w:val="single" w:sz="4" w:space="0" w:color="D9D9D9" w:themeColor="background1" w:themeShade="D9"/>
-        <w:right w:val="single" w:sz="4" w:space="0" w:color="D9D9D9" w:themeColor="background1" w:themeShade="D9"/>
-        <w:insideH w:val="single" w:sz="4" w:space="0" w:color="D9D9D9" w:themeColor="background1" w:themeShade="D9"/>
-        <w:insideV w:val="single" w:sz="4" w:space="0" w:color="D9D9D9" w:themeColor="background1" w:themeShade="D9"/>
+        <w:top w:val="single" w:color="D9D9D9" w:themeColor="background1" w:themeShade="D9" w:sz="4" w:space="0"/>
+        <w:left w:val="single" w:color="D9D9D9" w:themeColor="background1" w:themeShade="D9" w:sz="4" w:space="0"/>
+        <w:bottom w:val="single" w:color="D9D9D9" w:themeColor="background1" w:themeShade="D9" w:sz="4" w:space="0"/>
+        <w:right w:val="single" w:color="D9D9D9" w:themeColor="background1" w:themeShade="D9" w:sz="4" w:space="0"/>
+        <w:insideH w:val="single" w:color="D9D9D9" w:themeColor="background1" w:themeShade="D9" w:sz="4" w:space="0"/>
+        <w:insideV w:val="single" w:color="D9D9D9" w:themeColor="background1" w:themeShade="D9" w:sz="4" w:space="0"/>
       </w:tblBorders>
     </w:tblPr>
     <w:tblStylePr w:type="firstRow">
       <w:pPr>
         <w:wordWrap/>
-        <w:spacing w:beforeLines="0" w:before="120" w:beforeAutospacing="0" w:afterLines="0" w:after="120" w:afterAutospacing="0"/>
+        <w:spacing w:before="120" w:beforeLines="0" w:beforeAutospacing="0" w:after="120" w:afterLines="0" w:afterAutospacing="0"/>
       </w:pPr>
       <w:rPr>
         <w:b/>
@@ -20988,7 +21379,7 @@
 </file>
 
 <file path=word/theme/theme1.xml><?xml version="1.0" encoding="utf-8"?>
-<a:theme xmlns:a="http://schemas.openxmlformats.org/drawingml/2006/main" name="Tema de Office">
+<a:theme xmlns:a="http://schemas.openxmlformats.org/drawingml/2006/main" xmlns:thm15="http://schemas.microsoft.com/office/thememl/2012/main" name="Tema de Office">
   <a:themeElements>
     <a:clrScheme name="Office">
       <a:dk1>
@@ -21292,6 +21683,21 @@
 </file>
 
 <file path=customXml/item2.xml><?xml version="1.0" encoding="utf-8"?>
+<p:properties xmlns:p="http://schemas.microsoft.com/office/2006/metadata/properties" xmlns:xsi="http://www.w3.org/2001/XMLSchema-instance" xmlns:pc="http://schemas.microsoft.com/office/infopath/2007/PartnerControls">
+  <documentManagement>
+    <TaxCatchAll xmlns="cb45339b-ced9-4d0d-8f64-77573914d53b" xsi:nil="true"/>
+    <lcf76f155ced4ddcb4097134ff3c332f xmlns="43a3ca16-9c26-4813-b83f-4aec9927b43f">
+      <Terms xmlns="http://schemas.microsoft.com/office/infopath/2007/PartnerControls"/>
+    </lcf76f155ced4ddcb4097134ff3c332f>
+  </documentManagement>
+</p:properties>
+</file>
+
+<file path=customXml/item3.xml><?xml version="1.0" encoding="utf-8"?>
+<b:Sources xmlns:b="http://schemas.openxmlformats.org/officeDocument/2006/bibliography" xmlns="http://schemas.openxmlformats.org/officeDocument/2006/bibliography" SelectedStyle="\APASixthEditionOfficeOnline.xsl" StyleName="APA" Version="6"/>
+</file>
+
+<file path=customXml/item4.xml><?xml version="1.0" encoding="utf-8"?>
 <ct:contentTypeSchema xmlns:ct="http://schemas.microsoft.com/office/2006/metadata/contentType" xmlns:ma="http://schemas.microsoft.com/office/2006/metadata/properties/metaAttributes" ct:_="" ma:_="" ma:contentTypeName="Documento" ma:contentTypeID="0x01010049282E1EDBE9234EA9E6D38F720E265F" ma:contentTypeVersion="15" ma:contentTypeDescription="Crear nuevo documento." ma:contentTypeScope="" ma:versionID="b31c7aa9eaf043a08b87120b3c4916e3">
   <xsd:schema xmlns:xsd="http://www.w3.org/2001/XMLSchema" xmlns:xs="http://www.w3.org/2001/XMLSchema" xmlns:p="http://schemas.microsoft.com/office/2006/metadata/properties" xmlns:ns2="cb45339b-ced9-4d0d-8f64-77573914d53b" xmlns:ns3="43a3ca16-9c26-4813-b83f-4aec9927b43f" targetNamespace="http://schemas.microsoft.com/office/2006/metadata/properties" ma:root="true" ma:fieldsID="3533d065b04d75c457075bc55f1f5315" ns2:_="" ns3:_="">
     <xsd:import namespace="cb45339b-ced9-4d0d-8f64-77573914d53b"/>
@@ -21526,21 +21932,6 @@
 </ct:contentTypeSchema>
 </file>
 
-<file path=customXml/item3.xml><?xml version="1.0" encoding="utf-8"?>
-<b:Sources xmlns:b="http://schemas.openxmlformats.org/officeDocument/2006/bibliography" xmlns="http://schemas.openxmlformats.org/officeDocument/2006/bibliography" SelectedStyle="\APASixthEditionOfficeOnline.xsl" StyleName="APA" Version="6"/>
-</file>
-
-<file path=customXml/item4.xml><?xml version="1.0" encoding="utf-8"?>
-<p:properties xmlns:p="http://schemas.microsoft.com/office/2006/metadata/properties" xmlns:xsi="http://www.w3.org/2001/XMLSchema-instance" xmlns:pc="http://schemas.microsoft.com/office/infopath/2007/PartnerControls">
-  <documentManagement>
-    <TaxCatchAll xmlns="cb45339b-ced9-4d0d-8f64-77573914d53b" xsi:nil="true"/>
-    <lcf76f155ced4ddcb4097134ff3c332f xmlns="43a3ca16-9c26-4813-b83f-4aec9927b43f">
-      <Terms xmlns="http://schemas.microsoft.com/office/infopath/2007/PartnerControls"/>
-    </lcf76f155ced4ddcb4097134ff3c332f>
-  </documentManagement>
-</p:properties>
-</file>
-
 <file path=customXml/itemProps1.xml><?xml version="1.0" encoding="utf-8"?>
 <ds:datastoreItem xmlns:ds="http://schemas.openxmlformats.org/officeDocument/2006/customXml" ds:itemID="{D00A4A46-BDBD-48AC-87B9-2BA42D9CC06F}">
   <ds:schemaRefs>
@@ -21550,6 +21941,25 @@
 </file>
 
 <file path=customXml/itemProps2.xml><?xml version="1.0" encoding="utf-8"?>
+<ds:datastoreItem xmlns:ds="http://schemas.openxmlformats.org/officeDocument/2006/customXml" ds:itemID="{26259216-AD86-464A-AEAD-95B1F9E17392}">
+  <ds:schemaRefs>
+    <ds:schemaRef ds:uri="http://schemas.microsoft.com/office/2006/metadata/properties"/>
+    <ds:schemaRef ds:uri="http://schemas.microsoft.com/office/infopath/2007/PartnerControls"/>
+    <ds:schemaRef ds:uri="cb45339b-ced9-4d0d-8f64-77573914d53b"/>
+    <ds:schemaRef ds:uri="43a3ca16-9c26-4813-b83f-4aec9927b43f"/>
+  </ds:schemaRefs>
+</ds:datastoreItem>
+</file>
+
+<file path=customXml/itemProps3.xml><?xml version="1.0" encoding="utf-8"?>
+<ds:datastoreItem xmlns:ds="http://schemas.openxmlformats.org/officeDocument/2006/customXml" ds:itemID="{A9F2CEBA-C824-4C86-81A8-E32CBD0EB92D}">
+  <ds:schemaRefs>
+    <ds:schemaRef ds:uri="http://schemas.openxmlformats.org/officeDocument/2006/bibliography"/>
+  </ds:schemaRefs>
+</ds:datastoreItem>
+</file>
+
+<file path=customXml/itemProps4.xml><?xml version="1.0" encoding="utf-8"?>
 <ds:datastoreItem xmlns:ds="http://schemas.openxmlformats.org/officeDocument/2006/customXml" ds:itemID="{0BC4A0A4-89EA-4C0C-9011-C1B351E892BC}">
   <ds:schemaRefs>
     <ds:schemaRef ds:uri="http://schemas.microsoft.com/office/2006/metadata/contentType"/>
@@ -21566,23 +21976,4 @@
     <ds:schemaRef ds:uri="http://schemas.microsoft.com/internal/obd"/>
   </ds:schemaRefs>
 </ds:datastoreItem>
-</file>
-
-<file path=customXml/itemProps3.xml><?xml version="1.0" encoding="utf-8"?>
-<ds:datastoreItem xmlns:ds="http://schemas.openxmlformats.org/officeDocument/2006/customXml" ds:itemID="{A9F2CEBA-C824-4C86-81A8-E32CBD0EB92D}">
-  <ds:schemaRefs>
-    <ds:schemaRef ds:uri="http://schemas.openxmlformats.org/officeDocument/2006/bibliography"/>
-  </ds:schemaRefs>
-</ds:datastoreItem>
-</file>
-
-<file path=customXml/itemProps4.xml><?xml version="1.0" encoding="utf-8"?>
-<ds:datastoreItem xmlns:ds="http://schemas.openxmlformats.org/officeDocument/2006/customXml" ds:itemID="{26259216-AD86-464A-AEAD-95B1F9E17392}">
-  <ds:schemaRefs>
-    <ds:schemaRef ds:uri="http://schemas.microsoft.com/office/2006/metadata/properties"/>
-    <ds:schemaRef ds:uri="http://schemas.microsoft.com/office/infopath/2007/PartnerControls"/>
-    <ds:schemaRef ds:uri="cb45339b-ced9-4d0d-8f64-77573914d53b"/>
-    <ds:schemaRef ds:uri="43a3ca16-9c26-4813-b83f-4aec9927b43f"/>
-  </ds:schemaRefs>
-</ds:datastoreItem>
 </file>
--- a/fuentes/CF2_52450482_DU.docx
+++ b/fuentes/CF2_52450482_DU.docx
@@ -1,6 +1,6 @@
 
 <file path=word/document.xml><?xml version="1.0" encoding="utf-8"?>
-<w:document xmlns:wpc="http://schemas.microsoft.com/office/word/2010/wordprocessingCanvas" xmlns:cx="http://schemas.microsoft.com/office/drawing/2014/chartex" xmlns:cx1="http://schemas.microsoft.com/office/drawing/2015/9/8/chartex" xmlns:cx2="http://schemas.microsoft.com/office/drawing/2015/10/21/chartex" xmlns:cx3="http://schemas.microsoft.com/office/drawing/2016/5/9/chartex" xmlns:cx4="http://schemas.microsoft.com/office/drawing/2016/5/10/chartex" xmlns:cx5="http://schemas.microsoft.com/office/drawing/2016/5/11/chartex" xmlns:cx6="http://schemas.microsoft.com/office/drawing/2016/5/12/chartex" xmlns:cx7="http://schemas.microsoft.com/office/drawing/2016/5/13/chartex" xmlns:cx8="http://schemas.microsoft.com/office/drawing/2016/5/14/chartex" xmlns:mc="http://schemas.openxmlformats.org/markup-compatibility/2006" xmlns:aink="http://schemas.microsoft.com/office/drawing/2016/ink" xmlns:am3d="http://schemas.microsoft.com/office/drawing/2017/model3d" xmlns:o="urn:schemas-microsoft-com:office:office" xmlns:oel="http://schemas.microsoft.com/office/2019/extlst" xmlns:r="http://schemas.openxmlformats.org/officeDocument/2006/relationships" xmlns:m="http://schemas.openxmlformats.org/officeDocument/2006/math" xmlns:v="urn:schemas-microsoft-com:vml" xmlns:wp14="http://schemas.microsoft.com/office/word/2010/wordprocessingDrawing" xmlns:wp="http://schemas.openxmlformats.org/drawingml/2006/wordprocessingDrawing" xmlns:w10="urn:schemas-microsoft-com:office:word" xmlns:w="http://schemas.openxmlformats.org/wordprocessingml/2006/main" xmlns:w14="http://schemas.microsoft.com/office/word/2010/wordml" xmlns:w15="http://schemas.microsoft.com/office/word/2012/wordml" xmlns:w16cex="http://schemas.microsoft.com/office/word/2018/wordml/cex" xmlns:w16cid="http://schemas.microsoft.com/office/word/2016/wordml/cid" xmlns:w16="http://schemas.microsoft.com/office/word/2018/wordml" xmlns:w16du="http://schemas.microsoft.com/office/word/2023/wordml/word16du" xmlns:w16sdtdh="http://schemas.microsoft.com/office/word/2020/wordml/sdtdatahash" xmlns:w16sdtfl="http://schemas.microsoft.com/office/word/2024/wordml/sdtformatlock" xmlns:w16se="http://schemas.microsoft.com/office/word/2015/wordml/symex" xmlns:wpg="http://schemas.microsoft.com/office/word/2010/wordprocessingGroup" xmlns:wpi="http://schemas.microsoft.com/office/word/2010/wordprocessingInk" xmlns:wne="http://schemas.microsoft.com/office/word/2006/wordml" xmlns:wps="http://schemas.microsoft.com/office/word/2010/wordprocessingShape" xmlns:a="http://schemas.openxmlformats.org/drawingml/2006/main" xmlns:adec="http://schemas.microsoft.com/office/drawing/2017/decorative" xmlns:pic="http://schemas.openxmlformats.org/drawingml/2006/picture" xmlns:a14="http://schemas.microsoft.com/office/drawing/2010/main" xmlns:asvg="http://schemas.microsoft.com/office/drawing/2016/SVG/main" mc:Ignorable="w14 w15 w16se w16cid w16 w16cex w16sdtdh w16sdtfl w16du wp14">
+<w:document xmlns:wpc="http://schemas.microsoft.com/office/word/2010/wordprocessingCanvas" xmlns:cx="http://schemas.microsoft.com/office/drawing/2014/chartex" xmlns:cx1="http://schemas.microsoft.com/office/drawing/2015/9/8/chartex" xmlns:cx2="http://schemas.microsoft.com/office/drawing/2015/10/21/chartex" xmlns:cx3="http://schemas.microsoft.com/office/drawing/2016/5/9/chartex" xmlns:cx4="http://schemas.microsoft.com/office/drawing/2016/5/10/chartex" xmlns:cx5="http://schemas.microsoft.com/office/drawing/2016/5/11/chartex" xmlns:cx6="http://schemas.microsoft.com/office/drawing/2016/5/12/chartex" xmlns:cx7="http://schemas.microsoft.com/office/drawing/2016/5/13/chartex" xmlns:cx8="http://schemas.microsoft.com/office/drawing/2016/5/14/chartex" xmlns:mc="http://schemas.openxmlformats.org/markup-compatibility/2006" xmlns:aink="http://schemas.microsoft.com/office/drawing/2016/ink" xmlns:am3d="http://schemas.microsoft.com/office/drawing/2017/model3d" xmlns:o="urn:schemas-microsoft-com:office:office" xmlns:oel="http://schemas.microsoft.com/office/2019/extlst" xmlns:r="http://schemas.openxmlformats.org/officeDocument/2006/relationships" xmlns:m="http://schemas.openxmlformats.org/officeDocument/2006/math" xmlns:v="urn:schemas-microsoft-com:vml" xmlns:wp14="http://schemas.microsoft.com/office/word/2010/wordprocessingDrawing" xmlns:wp="http://schemas.openxmlformats.org/drawingml/2006/wordprocessingDrawing" xmlns:w10="urn:schemas-microsoft-com:office:word" xmlns:w="http://schemas.openxmlformats.org/wordprocessingml/2006/main" xmlns:w14="http://schemas.microsoft.com/office/word/2010/wordml" xmlns:w15="http://schemas.microsoft.com/office/word/2012/wordml" xmlns:w16cex="http://schemas.microsoft.com/office/word/2018/wordml/cex" xmlns:w16cid="http://schemas.microsoft.com/office/word/2016/wordml/cid" xmlns:w16="http://schemas.microsoft.com/office/word/2018/wordml" xmlns:w16du="http://schemas.microsoft.com/office/word/2023/wordml/word16du" xmlns:w16sdtdh="http://schemas.microsoft.com/office/word/2020/wordml/sdtdatahash" xmlns:w16sdtfl="http://schemas.microsoft.com/office/word/2024/wordml/sdtformatlock" xmlns:w16se="http://schemas.microsoft.com/office/word/2015/wordml/symex" xmlns:wpg="http://schemas.microsoft.com/office/word/2010/wordprocessingGroup" xmlns:wpi="http://schemas.microsoft.com/office/word/2010/wordprocessingInk" xmlns:wne="http://schemas.microsoft.com/office/word/2006/wordml" xmlns:wps="http://schemas.microsoft.com/office/word/2010/wordprocessingShape" mc:Ignorable="w14 w15 w16se w16cid w16 w16cex w16sdtdh w16sdtfl w16du wp14">
   <w:body>
     <w:p>
       <w:r>
@@ -201,7 +201,7 @@
               </wp:anchor>
             </w:drawing>
           </mc:Choice>
-          <mc:Fallback>
+          <mc:Fallback xmlns:asvg="http://schemas.microsoft.com/office/drawing/2016/SVG/main" xmlns:a14="http://schemas.microsoft.com/office/drawing/2010/main" xmlns:pic="http://schemas.openxmlformats.org/drawingml/2006/picture" xmlns:adec="http://schemas.microsoft.com/office/drawing/2017/decorative" xmlns:a="http://schemas.openxmlformats.org/drawingml/2006/main">
             <w:pict>
               <v:rect id="Rectángulo 3" style="position:absolute;margin-left:-55.65pt;margin-top:26.95pt;width:613.85pt;height:165.5pt;z-index:-251655168;visibility:visible;mso-wrap-style:square;mso-height-percent:0;mso-wrap-distance-left:9pt;mso-wrap-distance-top:0;mso-wrap-distance-right:9pt;mso-wrap-distance-bottom:0;mso-position-horizontal:absolute;mso-position-horizontal-relative:text;mso-position-vertical:absolute;mso-position-vertical-relative:text;mso-height-percent:0;mso-height-relative:margin;v-text-anchor:middle" alt="&quot;&quot;" o:spid="_x0000_s1026" fillcolor="#00314d" stroked="f" strokeweight="1pt" w14:anchorId="393B4CD3" o:gfxdata="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"/>
             </w:pict>
@@ -304,11 +304,11 @@
           </mc:Choice>
           <mc:Fallback>
             <w:pict>
-              <v:shapetype id="_x0000_t202" coordsize="21600,21600" o:spt="202" path="m,l,21600r21600,l21600,xe" w14:anchorId="2E2DABF6">
+              <v:shapetype w14:anchorId="2E2DABF6" id="_x0000_t202" coordsize="21600,21600" o:spt="202" path="m,l,21600r21600,l21600,xe">
                 <v:stroke joinstyle="miter"/>
                 <v:path gradientshapeok="t" o:connecttype="rect"/>
               </v:shapetype>
-              <v:shape id="Cuadro de texto 2" style="position:absolute;left:0;text-align:left;margin-left:-19.8pt;margin-top:36.75pt;width:488.95pt;height:115.5pt;z-index:251663360;visibility:visible;mso-wrap-style:square;mso-width-percent:0;mso-height-percent:0;mso-wrap-distance-left:9pt;mso-wrap-distance-top:3.6pt;mso-wrap-distance-right:9pt;mso-wrap-distance-bottom:3.6pt;mso-position-horizontal:absolute;mso-position-horizontal-relative:text;mso-position-vertical:absolute;mso-position-vertical-relative:text;mso-width-percent:0;mso-height-percent:0;mso-width-relative:margin;mso-height-relative:margin;v-text-anchor:top" alt="&quot;&quot;" o:spid="_x0000_s1026" filled="f" stroked="f" type="#_x0000_t202" o:gfxdata="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">
+              <v:shape id="Cuadro de texto 2" o:spid="_x0000_s1026" type="#_x0000_t202" alt="&quot;&quot;" style="position:absolute;left:0;text-align:left;margin-left:-19.8pt;margin-top:36.75pt;width:488.95pt;height:115.5pt;z-index:251663360;visibility:visible;mso-wrap-style:square;mso-width-percent:0;mso-height-percent:0;mso-wrap-distance-left:9pt;mso-wrap-distance-top:3.6pt;mso-wrap-distance-right:9pt;mso-wrap-distance-bottom:3.6pt;mso-position-horizontal:absolute;mso-position-horizontal-relative:text;mso-position-vertical:absolute;mso-position-vertical-relative:text;mso-width-percent:0;mso-height-percent:0;mso-width-relative:margin;mso-height-relative:margin;v-text-anchor:top" o:gfxdata="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" filled="f" stroked="f">
                 <v:textbox>
                   <w:txbxContent>
                     <w:p>
@@ -517,34 +517,21 @@
     </w:p>
     <w:sdt>
       <w:sdtPr>
+        <w:rPr>
+          <w:rFonts w:asciiTheme="minorHAnsi" w:eastAsiaTheme="minorEastAsia" w:hAnsiTheme="minorHAnsi" w:cstheme="minorBidi"/>
+          <w:b w:val="0"/>
+          <w:color w:val="auto"/>
+          <w:kern w:val="2"/>
+          <w:sz w:val="28"/>
+          <w:lang w:val="es-ES" w:eastAsia="en-US"/>
+          <w14:ligatures w14:val="standardContextual"/>
+        </w:rPr>
         <w:id w:val="-1852639233"/>
         <w:docPartObj>
           <w:docPartGallery w:val="Table of Contents"/>
           <w:docPartUnique/>
         </w:docPartObj>
-        <w:rPr>
-          <w:rFonts w:ascii="Calibri" w:hAnsi="Calibri" w:eastAsia="Calibri" w:cs="Arial" w:asciiTheme="minorAscii" w:hAnsiTheme="minorAscii" w:eastAsiaTheme="minorAscii" w:cstheme="minorBidi"/>
-          <w:b w:val="0"/>
-          <w:bCs w:val="0"/>
-          <w:color w:val="auto"/>
-          <w:kern w:val="2"/>
-          <w:sz w:val="28"/>
-          <w:szCs w:val="28"/>
-          <w:lang w:val="es-ES" w:eastAsia="en-US"/>
-          <w14:ligatures w14:val="standardContextual"/>
-        </w:rPr>
       </w:sdtPr>
-      <w:sdtEndPr>
-        <w:rPr>
-          <w:rFonts w:ascii="Calibri" w:hAnsi="Calibri" w:eastAsia="Calibri" w:cs="Calibri" w:asciiTheme="minorAscii" w:hAnsiTheme="minorAscii" w:eastAsiaTheme="minorAscii" w:cstheme="minorAscii"/>
-          <w:b w:val="0"/>
-          <w:bCs w:val="0"/>
-          <w:color w:val="auto"/>
-          <w:sz w:val="28"/>
-          <w:szCs w:val="28"/>
-          <w:lang w:val="es-ES" w:eastAsia="en-US"/>
-        </w:rPr>
-      </w:sdtEndPr>
       <w:sdtContent>
         <w:p>
           <w:pPr>
@@ -598,7 +585,7 @@
             </w:rPr>
             <w:fldChar w:fldCharType="separate"/>
           </w:r>
-          <w:hyperlink w:history="1" w:anchor="_Toc203760558">
+          <w:hyperlink w:anchor="_Toc203760558" w:history="1">
             <w:r>
               <w:rPr>
                 <w:rStyle w:val="Hipervnculo"/>
@@ -671,7 +658,7 @@
               <w:lang w:eastAsia="es-MX"/>
             </w:rPr>
           </w:pPr>
-          <w:hyperlink w:history="1" w:anchor="_Toc203760559">
+          <w:hyperlink w:anchor="_Toc203760559" w:history="1">
             <w:r>
               <w:rPr>
                 <w:rStyle w:val="Hipervnculo"/>
@@ -756,7 +743,7 @@
               <w:lang w:eastAsia="es-MX"/>
             </w:rPr>
           </w:pPr>
-          <w:hyperlink w:history="1" w:anchor="_Toc203760560">
+          <w:hyperlink w:anchor="_Toc203760560" w:history="1">
             <w:r>
               <w:rPr>
                 <w:rStyle w:val="Hipervnculo"/>
@@ -837,7 +824,7 @@
               <w:lang w:eastAsia="es-MX"/>
             </w:rPr>
           </w:pPr>
-          <w:hyperlink w:history="1" w:anchor="_Toc203760561">
+          <w:hyperlink w:anchor="_Toc203760561" w:history="1">
             <w:r>
               <w:rPr>
                 <w:rStyle w:val="Hipervnculo"/>
@@ -923,7 +910,7 @@
               <w:lang w:eastAsia="es-MX"/>
             </w:rPr>
           </w:pPr>
-          <w:hyperlink w:history="1" w:anchor="_Toc203760562">
+          <w:hyperlink w:anchor="_Toc203760562" w:history="1">
             <w:r>
               <w:rPr>
                 <w:rStyle w:val="Hipervnculo"/>
@@ -1008,7 +995,7 @@
               <w:lang w:eastAsia="es-MX"/>
             </w:rPr>
           </w:pPr>
-          <w:hyperlink w:history="1" w:anchor="_Toc203760564">
+          <w:hyperlink w:anchor="_Toc203760564" w:history="1">
             <w:r>
               <w:rPr>
                 <w:rStyle w:val="Hipervnculo"/>
@@ -1089,7 +1076,7 @@
               <w:lang w:eastAsia="es-MX"/>
             </w:rPr>
           </w:pPr>
-          <w:hyperlink w:history="1" w:anchor="_Toc203760565">
+          <w:hyperlink w:anchor="_Toc203760565" w:history="1">
             <w:r>
               <w:rPr>
                 <w:rStyle w:val="Hipervnculo"/>
@@ -1170,7 +1157,7 @@
               <w:lang w:eastAsia="es-MX"/>
             </w:rPr>
           </w:pPr>
-          <w:hyperlink w:history="1" w:anchor="_Toc203760566">
+          <w:hyperlink w:anchor="_Toc203760566" w:history="1">
             <w:r>
               <w:rPr>
                 <w:rStyle w:val="Hipervnculo"/>
@@ -1251,7 +1238,7 @@
               <w:lang w:eastAsia="es-MX"/>
             </w:rPr>
           </w:pPr>
-          <w:hyperlink w:history="1" w:anchor="_Toc203760567">
+          <w:hyperlink w:anchor="_Toc203760567" w:history="1">
             <w:r>
               <w:rPr>
                 <w:rStyle w:val="Hipervnculo"/>
@@ -1345,7 +1332,7 @@
               <w:lang w:eastAsia="es-MX"/>
             </w:rPr>
           </w:pPr>
-          <w:hyperlink w:history="1" w:anchor="_Toc203760568">
+          <w:hyperlink w:anchor="_Toc203760568" w:history="1">
             <w:r>
               <w:rPr>
                 <w:rStyle w:val="Hipervnculo"/>
@@ -1430,7 +1417,7 @@
               <w:lang w:eastAsia="es-MX"/>
             </w:rPr>
           </w:pPr>
-          <w:hyperlink w:history="1" w:anchor="_Toc203760570">
+          <w:hyperlink w:anchor="_Toc203760570" w:history="1">
             <w:r>
               <w:rPr>
                 <w:rStyle w:val="Hipervnculo"/>
@@ -1516,7 +1503,7 @@
               <w:lang w:eastAsia="es-MX"/>
             </w:rPr>
           </w:pPr>
-          <w:hyperlink w:history="1" w:anchor="_Toc203760571">
+          <w:hyperlink w:anchor="_Toc203760571" w:history="1">
             <w:r>
               <w:rPr>
                 <w:rStyle w:val="Hipervnculo"/>
@@ -1605,7 +1592,7 @@
               <w:lang w:eastAsia="es-MX"/>
             </w:rPr>
           </w:pPr>
-          <w:hyperlink w:history="1" w:anchor="_Toc203760572">
+          <w:hyperlink w:anchor="_Toc203760572" w:history="1">
             <w:r>
               <w:rPr>
                 <w:rStyle w:val="Hipervnculo"/>
@@ -1677,7 +1664,7 @@
               <w:lang w:eastAsia="es-MX"/>
             </w:rPr>
           </w:pPr>
-          <w:hyperlink w:history="1" w:anchor="_Toc203760573">
+          <w:hyperlink w:anchor="_Toc203760573" w:history="1">
             <w:r>
               <w:rPr>
                 <w:rStyle w:val="Hipervnculo"/>
@@ -1749,7 +1736,7 @@
               <w:lang w:eastAsia="es-MX"/>
             </w:rPr>
           </w:pPr>
-          <w:hyperlink w:history="1" w:anchor="_Toc203760574">
+          <w:hyperlink w:anchor="_Toc203760574" w:history="1">
             <w:r>
               <w:rPr>
                 <w:rStyle w:val="Hipervnculo"/>
@@ -1821,12 +1808,12 @@
               <w:lang w:eastAsia="es-MX"/>
             </w:rPr>
           </w:pPr>
-          <w:hyperlink w:history="1" w:anchor="_Toc203760575">
+          <w:hyperlink w:anchor="_Toc203760575" w:history="1">
             <w:r>
               <w:rPr>
                 <w:rStyle w:val="Hipervnculo"/>
                 <w:noProof/>
-                <w:bdr w:val="none" w:color="auto" w:sz="0" w:space="0" w:frame="1"/>
+                <w:bdr w:val="none" w:sz="0" w:space="0" w:color="auto" w:frame="1"/>
               </w:rPr>
               <w:t>Referencias bibliográficas</w:t>
             </w:r>
@@ -1894,7 +1881,7 @@
               <w:lang w:eastAsia="es-MX"/>
             </w:rPr>
           </w:pPr>
-          <w:hyperlink w:history="1" w:anchor="_Toc203760576">
+          <w:hyperlink w:anchor="_Toc203760576" w:history="1">
             <w:r>
               <w:rPr>
                 <w:rStyle w:val="Hipervnculo"/>
@@ -1981,7 +1968,7 @@
         </w:rPr>
         <w:sectPr>
           <w:footerReference w:type="default" r:id="rId12"/>
-          <w:pgSz w:w="12240" w:h="15840" w:orient="portrait"/>
+          <w:pgSz w:w="12240" w:h="15840"/>
           <w:pgMar w:top="1701" w:right="1134" w:bottom="1134" w:left="1134" w:header="709" w:footer="709" w:gutter="0"/>
           <w:cols w:space="708"/>
           <w:docGrid w:linePitch="360"/>
@@ -1997,7 +1984,7 @@
         </w:numPr>
         <w:ind w:left="1068"/>
       </w:pPr>
-      <w:bookmarkStart w:name="_Toc203760558" w:id="0"/>
+      <w:bookmarkStart w:id="0" w:name="_Toc203760558"/>
       <w:r>
         <w:lastRenderedPageBreak/>
         <w:t>Introducción</w:t>
@@ -2192,7 +2179,7 @@
       <w:pPr>
         <w:jc w:val="center"/>
       </w:pPr>
-      <w:hyperlink w:history="1" r:id="rId14">
+      <w:hyperlink r:id="rId14" w:history="1">
         <w:r>
           <w:rPr>
             <w:rStyle w:val="Hipervnculo"/>
@@ -2313,13 +2300,31 @@
               </w:rPr>
               <w:t xml:space="preserve">Antes de dibujar, se debe analizar. El patronaje masculino comienza con un rectángulo base definido por el contorno del pecho y el largo del talle. Se decide el tipo de plano, se proyecta en líneas de referencia y se aplican fórmulas que traducen medidas en geometría. Aquí nace la base que dará vida a la camisa, al chaleco o a la chaqueta. La camisa masculina es una prenda icónica; ya sea clásica o </w:t>
             </w:r>
+            <w:proofErr w:type="spellStart"/>
             <w:r>
               <w:rPr>
                 <w:rStyle w:val="Extranjerismo"/>
                 <w:lang w:val="es-419" w:eastAsia="es-CO"/>
               </w:rPr>
-              <w:t>slim fit</w:t>
-            </w:r>
+              <w:t>slim</w:t>
+            </w:r>
+            <w:proofErr w:type="spellEnd"/>
+            <w:r>
+              <w:rPr>
+                <w:rStyle w:val="Extranjerismo"/>
+                <w:lang w:val="es-419" w:eastAsia="es-CO"/>
+              </w:rPr>
+              <w:t xml:space="preserve"> </w:t>
+            </w:r>
+            <w:proofErr w:type="spellStart"/>
+            <w:r>
+              <w:rPr>
+                <w:rStyle w:val="Extranjerismo"/>
+                <w:lang w:val="es-419" w:eastAsia="es-CO"/>
+              </w:rPr>
+              <w:t>fit</w:t>
+            </w:r>
+            <w:proofErr w:type="spellEnd"/>
             <w:r>
               <w:rPr>
                 <w:lang w:val="es-419" w:eastAsia="es-CO"/>
@@ -2347,7 +2352,7 @@
       <w:pPr>
         <w:pStyle w:val="Ttulo1"/>
       </w:pPr>
-      <w:bookmarkStart w:name="_Toc203760559" w:id="1"/>
+      <w:bookmarkStart w:id="1" w:name="_Toc203760559"/>
       <w:r>
         <w:lastRenderedPageBreak/>
         <w:t>Patronaje</w:t>
@@ -2795,7 +2800,7 @@
         </w:rPr>
         <w:t xml:space="preserve">Fuente: </w:t>
       </w:r>
-      <w:hyperlink w:history="1" r:id="rId20">
+      <w:hyperlink r:id="rId20" w:history="1">
         <w:r>
           <w:rPr>
             <w:rStyle w:val="Hipervnculo"/>
@@ -2809,7 +2814,7 @@
       <w:pPr>
         <w:pStyle w:val="Ttulo2"/>
       </w:pPr>
-      <w:bookmarkStart w:name="_Toc203760560" w:id="2"/>
+      <w:bookmarkStart w:id="2" w:name="_Toc203760560"/>
       <w:r>
         <w:t>Tipos de patronaje y líneas de aplicación</w:t>
       </w:r>
@@ -3394,7 +3399,7 @@
       <w:pPr>
         <w:pStyle w:val="Ttulo2"/>
       </w:pPr>
-      <w:bookmarkStart w:name="_Toc203760561" w:id="3"/>
+      <w:bookmarkStart w:id="3" w:name="_Toc203760561"/>
       <w:r>
         <w:t>Procedimiento y metodologías</w:t>
       </w:r>
@@ -3452,37 +3457,7 @@
         <w:rPr>
           <w:lang w:val="es-419" w:eastAsia="es-CO"/>
         </w:rPr>
-        <w:t xml:space="preserve">Para ampliar y profundizar en los contenidos abordados, se recomienda consultar </w:t>
-      </w:r>
-      <w:r>
-        <w:rPr>
-          <w:lang w:val="es-419" w:eastAsia="es-CO"/>
-        </w:rPr>
-        <w:t>en la carpeta de anexos</w:t>
-      </w:r>
-      <w:r>
-        <w:rPr>
-          <w:lang w:val="es-419" w:eastAsia="es-CO"/>
-        </w:rPr>
-        <w:t>. A</w:t>
-      </w:r>
-      <w:r>
-        <w:rPr>
-          <w:lang w:val="es-419" w:eastAsia="es-CO"/>
-        </w:rPr>
-        <w:t>nexo 1</w:t>
-      </w:r>
-      <w:r>
-        <w:rPr>
-          <w:lang w:val="es-419" w:eastAsia="es-CO"/>
-        </w:rPr>
-        <w:t xml:space="preserve">. </w:t>
-      </w:r>
-      <w:r>
-        <w:rPr>
-          <w:lang w:val="es-419" w:eastAsia="es-CO"/>
-        </w:rPr>
-        <w:t>Pasos para definir el patronaje</w:t>
+        <w:t>Para ampliar y profundizar en los contenidos abordados, se recomienda consultar en la carpeta de anexos el documento Anexo 1. Pasos para definir el patronaje</w:t>
       </w:r>
       <w:r>
         <w:rPr>
@@ -4299,10 +4274,15 @@
       <w:pPr>
         <w:pStyle w:val="Ttulo1"/>
       </w:pPr>
-      <w:bookmarkStart w:name="_Toc203760562" w:id="4"/>
+      <w:bookmarkStart w:id="4" w:name="_Toc203760562"/>
+      <w:proofErr w:type="spellStart"/>
       <w:r>
         <w:lastRenderedPageBreak/>
-        <w:t>Prepatronaje masculino y construcción de bases</w:t>
+        <w:t>Prepatronaje</w:t>
+      </w:r>
+      <w:proofErr w:type="spellEnd"/>
+      <w:r>
+        <w:t xml:space="preserve"> masculino y construcción de bases</w:t>
       </w:r>
       <w:bookmarkEnd w:id="4"/>
     </w:p>
@@ -4767,6 +4747,7 @@
         </w:rPr>
         <w:t xml:space="preserve">Se recomienda utilizar papel trazo o papel </w:t>
       </w:r>
+      <w:proofErr w:type="spellStart"/>
       <w:r>
         <w:rPr>
           <w:rStyle w:val="Extranjerismo"/>
@@ -4774,6 +4755,7 @@
         </w:rPr>
         <w:t>manifold</w:t>
       </w:r>
+      <w:proofErr w:type="spellEnd"/>
       <w:r>
         <w:rPr>
           <w:lang w:val="es-419" w:eastAsia="es-CO"/>
@@ -4891,7 +4873,7 @@
         <w:textAlignment w:val="baseline"/>
         <w:outlineLvl w:val="1"/>
         <w:rPr>
-          <w:rFonts w:ascii="Calibri" w:hAnsi="Calibri" w:cs="Calibri" w:eastAsiaTheme="majorEastAsia"/>
+          <w:rFonts w:ascii="Calibri" w:eastAsiaTheme="majorEastAsia" w:hAnsi="Calibri" w:cs="Calibri"/>
           <w:b/>
           <w:bCs/>
           <w:vanish/>
@@ -4904,9 +4886,9 @@
           <w14:ligatures w14:val="none"/>
         </w:rPr>
       </w:pPr>
-      <w:bookmarkStart w:name="_Toc202734263" w:id="5"/>
-      <w:bookmarkStart w:name="_Toc203760036" w:id="6"/>
-      <w:bookmarkStart w:name="_Toc203760563" w:id="7"/>
+      <w:bookmarkStart w:id="5" w:name="_Toc202734263"/>
+      <w:bookmarkStart w:id="6" w:name="_Toc203760036"/>
+      <w:bookmarkStart w:id="7" w:name="_Toc203760563"/>
       <w:bookmarkEnd w:id="5"/>
       <w:bookmarkEnd w:id="6"/>
       <w:bookmarkEnd w:id="7"/>
@@ -4915,7 +4897,7 @@
       <w:pPr>
         <w:pStyle w:val="Ttulo2"/>
       </w:pPr>
-      <w:bookmarkStart w:name="_Toc203760564" w:id="8"/>
+      <w:bookmarkStart w:id="8" w:name="_Toc203760564"/>
       <w:r>
         <w:t>Patrón base para camisa</w:t>
       </w:r>
@@ -5492,25 +5474,7 @@
         <w:rPr>
           <w:lang w:eastAsia="es-CO"/>
         </w:rPr>
-        <w:t>Para ampliar y profundizar en los contenidos abordados, se recomienda consultar</w:t>
-      </w:r>
-      <w:r>
-        <w:rPr>
-          <w:lang w:eastAsia="es-CO"/>
-        </w:rPr>
-        <w:t xml:space="preserve"> </w:t>
-      </w:r>
-      <w:r>
-        <w:rPr>
-          <w:lang w:eastAsia="es-CO"/>
-        </w:rPr>
-        <w:t>en la carpeta de anexos.</w:t>
-      </w:r>
-      <w:r>
-        <w:rPr>
-          <w:lang w:eastAsia="es-CO"/>
-        </w:rPr>
-        <w:t xml:space="preserve"> </w:t>
+        <w:t xml:space="preserve">Para ampliar y profundizar en los contenidos abordados, se recomienda consultar en la carpeta de anexos el documento </w:t>
       </w:r>
       <w:r>
         <w:rPr>
@@ -5615,7 +5579,7 @@
         </w:rPr>
         <w:t xml:space="preserve"> </w:t>
       </w:r>
-      <w:hyperlink w:history="1" r:id="rId24">
+      <w:hyperlink r:id="rId24" w:history="1">
         <w:r>
           <w:rPr>
             <w:rStyle w:val="Hipervnculo"/>
@@ -5629,7 +5593,7 @@
       <w:pPr>
         <w:pStyle w:val="Ttulo2"/>
       </w:pPr>
-      <w:bookmarkStart w:name="_Toc203760565" w:id="9"/>
+      <w:bookmarkStart w:id="9" w:name="_Toc203760565"/>
       <w:r>
         <w:t>Patrones básicos superiores de camisa</w:t>
       </w:r>
@@ -6021,61 +5985,13 @@
         <w:rPr>
           <w:lang w:eastAsia="es-CO"/>
         </w:rPr>
-        <w:t>Pasos detallados para realizar patrón camisa clásica, páginas 66 y 67.</w:t>
-      </w:r>
-      <w:r>
-        <w:rPr>
-          <w:lang w:eastAsia="es-CO"/>
-        </w:rPr>
-        <w:t xml:space="preserve"> Consultar</w:t>
-      </w:r>
-      <w:r>
-        <w:rPr>
-          <w:lang w:eastAsia="es-CO"/>
-        </w:rPr>
-        <w:t xml:space="preserve"> </w:t>
-      </w:r>
-      <w:r>
-        <w:rPr>
-          <w:lang w:eastAsia="es-CO"/>
-        </w:rPr>
-        <w:t>en la carpeta de anexos.</w:t>
-      </w:r>
-      <w:r>
-        <w:rPr>
-          <w:lang w:eastAsia="es-CO"/>
-        </w:rPr>
-        <w:t xml:space="preserve"> </w:t>
-      </w:r>
-      <w:r>
-        <w:rPr>
-          <w:lang w:eastAsia="es-CO"/>
-        </w:rPr>
-        <w:t>Anexo 2. Manual de patronaje b</w:t>
-      </w:r>
-      <w:r>
-        <w:rPr>
-          <w:lang w:eastAsia="es-CO"/>
-        </w:rPr>
-        <w:t>á</w:t>
-      </w:r>
-      <w:r>
-        <w:rPr>
-          <w:lang w:eastAsia="es-CO"/>
-        </w:rPr>
-        <w:t>sico, interpretaci</w:t>
-      </w:r>
-      <w:r>
-        <w:rPr>
-          <w:lang w:eastAsia="es-CO"/>
-        </w:rPr>
-        <w:t>ó</w:t>
-      </w:r>
-      <w:r>
-        <w:rPr>
-          <w:lang w:eastAsia="es-CO"/>
-        </w:rPr>
-        <w:t>n de diseños</w:t>
+        <w:t>Para ampliar y profundizar en los contenidos abordados, se recomienda consultar en la carpeta de anexos el documento Anexo 2. Manual de patronaje básico, interpretación de diseños</w:t>
+      </w:r>
+      <w:r>
+        <w:rPr>
+          <w:lang w:eastAsia="es-CO"/>
+        </w:rPr>
+        <w:t>, páginas 66 y 67</w:t>
       </w:r>
       <w:r>
         <w:rPr>
@@ -6119,7 +6035,7 @@
         </w:rPr>
         <w:t xml:space="preserve"> </w:t>
       </w:r>
-      <w:hyperlink w:tgtFrame="_blank" w:history="1" r:id="rId26">
+      <w:hyperlink r:id="rId26" w:tgtFrame="_blank" w:history="1">
         <w:r>
           <w:rPr>
             <w:rStyle w:val="Hipervnculo"/>
@@ -6133,7 +6049,7 @@
       <w:pPr>
         <w:pStyle w:val="Ttulo2"/>
       </w:pPr>
-      <w:bookmarkStart w:name="_Toc203760566" w:id="10"/>
+      <w:bookmarkStart w:id="10" w:name="_Toc203760566"/>
       <w:r>
         <w:t>Trazo manga camisa clásica</w:t>
       </w:r>
@@ -6748,6 +6664,13 @@
     <w:p>
       <w:pPr>
         <w:rPr>
+          <w:lang w:eastAsia="es-CO"/>
+        </w:rPr>
+      </w:pPr>
+    </w:p>
+    <w:p>
+      <w:pPr>
+        <w:rPr>
           <w:b/>
           <w:bCs/>
           <w:lang w:eastAsia="es-CO"/>
@@ -6759,6 +6682,7 @@
           <w:bCs/>
           <w:lang w:eastAsia="es-CO"/>
         </w:rPr>
+        <w:lastRenderedPageBreak/>
         <w:t>Recomendaciones adicionales para el largo de manga y detalles</w:t>
       </w:r>
     </w:p>
@@ -6772,7 +6696,6 @@
         <w:rPr>
           <w:lang w:eastAsia="es-CO"/>
         </w:rPr>
-        <w:lastRenderedPageBreak/>
         <w:t>El largo de la manga y su ajuste final dependerán del tipo de puño utilizado y del comportamiento funcional deseado. Las medidas aquí presentadas son orientativas y deben ajustarse de acuerdo con los requerimientos técnicos y estéticos del diseño.</w:t>
       </w:r>
     </w:p>
@@ -6824,7 +6747,7 @@
         </w:rPr>
         <w:t xml:space="preserve"> </w:t>
       </w:r>
-      <w:hyperlink w:tgtFrame="_blank" w:history="1" r:id="rId28">
+      <w:hyperlink r:id="rId28" w:tgtFrame="_blank" w:history="1">
         <w:r>
           <w:rPr>
             <w:rStyle w:val="Hipervnculo"/>
@@ -6838,7 +6761,7 @@
       <w:pPr>
         <w:pStyle w:val="Ttulo2"/>
       </w:pPr>
-      <w:bookmarkStart w:name="_Toc203760567" w:id="11"/>
+      <w:bookmarkStart w:id="11" w:name="_Toc203760567"/>
       <w:r>
         <w:t>Trazo camisa </w:t>
       </w:r>
@@ -6931,7 +6854,20 @@
         <w:rPr>
           <w:lang w:eastAsia="es-CO"/>
         </w:rPr>
-        <w:t xml:space="preserve"> frontal con botones visibles, cuello camisero con varillas internas, y puños franceses o simples, según el nivel de formalidad deseado; el diseño se completa con una espalda lisa o dividida por una basquiña, lo que favorece el calce anatómico.</w:t>
+        <w:t xml:space="preserve"> frontal con botones visibles, cuello camisero con varillas internas, y puños franceses o simples, según el nivel de formalidad</w:t>
+      </w:r>
+      <w:r>
+        <w:rPr>
+          <w:lang w:eastAsia="es-CO"/>
+        </w:rPr>
+        <w:t xml:space="preserve"> </w:t>
+      </w:r>
+      <w:r>
+        <w:rPr>
+          <w:lang w:eastAsia="es-CO"/>
+        </w:rPr>
+        <w:lastRenderedPageBreak/>
+        <w:t>deseado; el diseño se completa con una espalda lisa o dividida por una basquiña, lo que favorece el calce anatómico.</w:t>
       </w:r>
     </w:p>
     <w:p>
@@ -6947,7 +6883,6 @@
           <w:bCs/>
           <w:lang w:eastAsia="es-CO"/>
         </w:rPr>
-        <w:lastRenderedPageBreak/>
         <w:t>Tapeta</w:t>
       </w:r>
       <w:proofErr w:type="spellEnd"/>
@@ -7018,9 +6953,9 @@
           <w:lang w:val="es-419" w:eastAsia="es-CO"/>
         </w:rPr>
         <w:drawing>
-          <wp:inline distT="0" distB="0" distL="0" distR="0" wp14:anchorId="08A7AECB" wp14:editId="6ABB8B95">
-            <wp:extent cx="4683968" cy="6028948"/>
-            <wp:effectExtent l="0" t="0" r="2540" b="0"/>
+          <wp:inline distT="0" distB="0" distL="0" distR="0" wp14:anchorId="08A7AECB" wp14:editId="44A37F5E">
+            <wp:extent cx="4443540" cy="5719483"/>
+            <wp:effectExtent l="0" t="0" r="0" b="0"/>
             <wp:docPr id="26" name="Imagen 26" descr="Describe la transformación del patrón base hacia una camisa slim fit masculina. Se presentan las piezas delanteras y traseras con modificaciones en las líneas de entalle, pinzas en cintura, ajustes en la sisa y en los hombros, así como el desarrollo del cuello camisero y la tapeta frontal para botones. El trazo incluye referencias de medidas, ejes de simetría y puntos clave para la construcción de una prenda ajustada al cuerpo. "/>
             <wp:cNvGraphicFramePr>
               <a:graphicFrameLocks xmlns:a="http://schemas.openxmlformats.org/drawingml/2006/main" noChangeAspect="1"/>
@@ -7050,7 +6985,7 @@
                   <pic:spPr bwMode="auto">
                     <a:xfrm>
                       <a:off x="0" y="0"/>
-                      <a:ext cx="4709831" cy="6062238"/>
+                      <a:ext cx="4498034" cy="5789625"/>
                     </a:xfrm>
                     <a:prstGeom prst="rect">
                       <a:avLst/>
@@ -7074,15 +7009,9 @@
         <w:rPr>
           <w:lang w:eastAsia="es-CO"/>
         </w:rPr>
+        <w:lastRenderedPageBreak/>
         <w:t>A continuación, se detallan los pasos para el trazo:</w:t>
       </w:r>
-    </w:p>
-    <w:p>
-      <w:pPr>
-        <w:rPr>
-          <w:lang w:val="es-419" w:eastAsia="es-CO"/>
-        </w:rPr>
-      </w:pPr>
     </w:p>
     <w:p>
       <w:pPr>
@@ -7103,7 +7032,6 @@
           <w:bCs/>
           <w:lang w:eastAsia="es-CO"/>
         </w:rPr>
-        <w:lastRenderedPageBreak/>
         <w:t>Establecimiento de ejes y líneas de referencia</w:t>
       </w:r>
     </w:p>
@@ -7333,6 +7261,20 @@
     </w:p>
     <w:p>
       <w:pPr>
+        <w:rPr>
+          <w:lang w:eastAsia="es-CO"/>
+        </w:rPr>
+      </w:pPr>
+    </w:p>
+    <w:p>
+      <w:pPr>
+        <w:rPr>
+          <w:lang w:eastAsia="es-CO"/>
+        </w:rPr>
+      </w:pPr>
+    </w:p>
+    <w:p>
+      <w:pPr>
         <w:pStyle w:val="Prrafodelista"/>
         <w:numPr>
           <w:ilvl w:val="0"/>
@@ -7350,6 +7292,7 @@
           <w:bCs/>
           <w:lang w:eastAsia="es-CO"/>
         </w:rPr>
+        <w:lastRenderedPageBreak/>
         <w:t>Definición de escote y vistas</w:t>
       </w:r>
     </w:p>
@@ -7386,7 +7329,6 @@
         <w:rPr>
           <w:lang w:eastAsia="es-CO"/>
         </w:rPr>
-        <w:lastRenderedPageBreak/>
         <w:t>Dibuje la curva de escote mediante radios de 8 cm (en centro) y 11 cm (en extremos), luego reserve una vista de 1</w:t>
       </w:r>
       <w:r>
@@ -7735,6 +7677,7 @@
         <w:rPr>
           <w:lang w:eastAsia="es-CO"/>
         </w:rPr>
+        <w:lastRenderedPageBreak/>
         <w:t>Represente cada ojal con un marcador circular y distáncielos uniformemente a 9 cm de separación, siguiendo la flecha que indica la dirección de montaje.</w:t>
       </w:r>
     </w:p>
@@ -7775,7 +7718,6 @@
         <w:rPr>
           <w:lang w:eastAsia="es-CO"/>
         </w:rPr>
-        <w:lastRenderedPageBreak/>
         <w:t>Añada 1 cm de holgura para costura en todas las uniones (hombro, costados, sisa y dobladillo).</w:t>
       </w:r>
     </w:p>
@@ -7867,9 +7809,9 @@
           <w:lang w:val="es-419" w:eastAsia="es-CO"/>
         </w:rPr>
         <w:drawing>
-          <wp:inline distT="0" distB="0" distL="0" distR="0" wp14:anchorId="0A22480F" wp14:editId="70F82F67">
-            <wp:extent cx="4218039" cy="5270818"/>
-            <wp:effectExtent l="0" t="0" r="0" b="0"/>
+          <wp:inline distT="0" distB="0" distL="0" distR="0" wp14:anchorId="0A22480F" wp14:editId="1B0C8DEE">
+            <wp:extent cx="3334870" cy="4167218"/>
+            <wp:effectExtent l="0" t="0" r="0" b="5080"/>
             <wp:docPr id="27" name="Imagen 27" descr="Patrón técnico de la manga básica masculina para camisa, incluyendo la pieza de tapeta. Se detallan las curvas de sisa delantera y trasera con medidas específicas, líneas de centro y flechas que indican la dirección del hilo. También se detallan marcas para la abertura del puño, piquetes de montaje y proporciones para asegurar un ensamblaje preciso y simétrico."/>
             <wp:cNvGraphicFramePr>
               <a:graphicFrameLocks xmlns:a="http://schemas.openxmlformats.org/drawingml/2006/main" noChangeAspect="1"/>
@@ -7899,7 +7841,7 @@
                   <pic:spPr bwMode="auto">
                     <a:xfrm>
                       <a:off x="0" y="0"/>
-                      <a:ext cx="4246158" cy="5305956"/>
+                      <a:ext cx="3362828" cy="4202154"/>
                     </a:xfrm>
                     <a:prstGeom prst="rect">
                       <a:avLst/>
@@ -7980,7 +7922,7 @@
         </w:rPr>
         <w:t xml:space="preserve"> </w:t>
       </w:r>
-      <w:hyperlink w:tgtFrame="_blank" w:history="1" r:id="rId31">
+      <w:hyperlink r:id="rId31" w:tgtFrame="_blank" w:history="1">
         <w:r>
           <w:rPr>
             <w:rStyle w:val="Hipervnculo"/>
@@ -8009,7 +7951,7 @@
       <w:pPr>
         <w:pStyle w:val="Ttulo1"/>
       </w:pPr>
-      <w:bookmarkStart w:name="_Toc203760568" w:id="12"/>
+      <w:bookmarkStart w:id="12" w:name="_Toc203760568"/>
       <w:r>
         <w:lastRenderedPageBreak/>
         <w:t>Proceso de comprobación del patrón para camisa</w:t>
@@ -9075,7 +9017,15 @@
               <w:pStyle w:val="TextoTablas"/>
             </w:pPr>
             <w:r>
-              <w:t>Máquina recta; hilo contraste; plancha de vapor; almohadilla sastre; guía magnética de 1 cm; descosedor.</w:t>
+              <w:t xml:space="preserve">Máquina recta; hilo contraste; plancha de vapor; almohadilla sastre; guía magnética de 1 cm; </w:t>
+            </w:r>
+            <w:proofErr w:type="spellStart"/>
+            <w:r>
+              <w:t>descosedor</w:t>
+            </w:r>
+            <w:proofErr w:type="spellEnd"/>
+            <w:r>
+              <w:t>.</w:t>
             </w:r>
           </w:p>
         </w:tc>
@@ -9357,7 +9307,7 @@
             <w:pPr>
               <w:pStyle w:val="TextoTablas"/>
             </w:pPr>
-            <w:bookmarkStart w:name="_Hlk202731928" w:id="13"/>
+            <w:bookmarkStart w:id="13" w:name="_Hlk202731928"/>
             <w:r>
               <w:t>Pieza</w:t>
             </w:r>
@@ -9488,7 +9438,7 @@
         <w:textAlignment w:val="baseline"/>
         <w:outlineLvl w:val="1"/>
         <w:rPr>
-          <w:rFonts w:ascii="Calibri" w:hAnsi="Calibri" w:cs="Calibri" w:eastAsiaTheme="majorEastAsia"/>
+          <w:rFonts w:ascii="Calibri" w:eastAsiaTheme="majorEastAsia" w:hAnsi="Calibri" w:cs="Calibri"/>
           <w:b/>
           <w:bCs/>
           <w:vanish/>
@@ -9501,9 +9451,9 @@
           <w14:ligatures w14:val="none"/>
         </w:rPr>
       </w:pPr>
-      <w:bookmarkStart w:name="_Toc202734269" w:id="14"/>
-      <w:bookmarkStart w:name="_Toc203760042" w:id="15"/>
-      <w:bookmarkStart w:name="_Toc203760569" w:id="16"/>
+      <w:bookmarkStart w:id="14" w:name="_Toc202734269"/>
+      <w:bookmarkStart w:id="15" w:name="_Toc203760042"/>
+      <w:bookmarkStart w:id="16" w:name="_Toc203760569"/>
       <w:bookmarkEnd w:id="13"/>
       <w:bookmarkEnd w:id="14"/>
       <w:bookmarkEnd w:id="15"/>
@@ -9526,7 +9476,7 @@
       <w:pPr>
         <w:pStyle w:val="Ttulo2"/>
       </w:pPr>
-      <w:bookmarkStart w:name="_Toc203760570" w:id="17"/>
+      <w:bookmarkStart w:id="17" w:name="_Toc203760570"/>
       <w:r>
         <w:t>Corte del prototipo</w:t>
       </w:r>
@@ -9542,7 +9492,13 @@
         <w:rPr>
           <w:lang w:eastAsia="es-CO"/>
         </w:rPr>
-        <w:t xml:space="preserve">Esta es una etapa crucial que garantiza la precisión en la confección de la prenda. Consiste en transferir fielmente el patrón a la tela, asegurando que las piezas se tracen alineadas al hilo, se marquen correctamente los contornos, piquetes y márgenes de costura, y se realicen los cortes de forma limpia y exacta. El procedimiento permite </w:t>
+        <w:t>Esta es una etapa crucial que garantiza la precisión en la confección de la prenda. Consiste en transferir fielmente el patrón a la tela, asegurando que las piezas se tracen alineadas al hilo, se marquen correctamente los contornos, piquetes y márgenes de costura, y se realicen los cortes de forma limpia y exacta. El procedimiento permite</w:t>
+      </w:r>
+      <w:r>
+        <w:rPr>
+          <w:lang w:eastAsia="es-CO"/>
+        </w:rPr>
+        <w:t xml:space="preserve"> </w:t>
       </w:r>
       <w:r>
         <w:rPr>
@@ -10096,9 +10052,7 @@
         </w:trPr>
         <w:tc>
           <w:tcPr>
-            <w:cnfStyle w:val="000000000000" w:firstRow="0" w:lastRow="0" w:firstColumn="0" w:lastColumn="0" w:oddVBand="0" w:evenVBand="0" w:oddHBand="0" w:evenHBand="0" w:firstRowFirstColumn="0" w:firstRowLastColumn="0" w:lastRowFirstColumn="0" w:lastRowLastColumn="0"/>
             <w:tcW w:w="1129" w:type="dxa"/>
-            <w:tcMar/>
           </w:tcPr>
           <w:p>
             <w:pPr>
@@ -10111,9 +10065,7 @@
         </w:tc>
         <w:tc>
           <w:tcPr>
-            <w:cnfStyle w:val="000000000000" w:firstRow="0" w:lastRow="0" w:firstColumn="0" w:lastColumn="0" w:oddVBand="0" w:evenVBand="0" w:oddHBand="0" w:evenHBand="0" w:firstRowFirstColumn="0" w:firstRowLastColumn="0" w:lastRowFirstColumn="0" w:lastRowLastColumn="0"/>
             <w:tcW w:w="3828" w:type="dxa"/>
-            <w:tcMar/>
           </w:tcPr>
           <w:p>
             <w:pPr>
@@ -10126,9 +10078,7 @@
         </w:tc>
         <w:tc>
           <w:tcPr>
-            <w:cnfStyle w:val="000000000000" w:firstRow="0" w:lastRow="0" w:firstColumn="0" w:lastColumn="0" w:oddVBand="0" w:evenVBand="0" w:oddHBand="0" w:evenHBand="0" w:firstRowFirstColumn="0" w:firstRowLastColumn="0" w:lastRowFirstColumn="0" w:lastRowLastColumn="0"/>
             <w:tcW w:w="5005" w:type="dxa"/>
-            <w:tcMar/>
           </w:tcPr>
           <w:p>
             <w:pPr>
@@ -10147,9 +10097,7 @@
         </w:trPr>
         <w:tc>
           <w:tcPr>
-            <w:cnfStyle w:val="000000000000" w:firstRow="0" w:lastRow="0" w:firstColumn="0" w:lastColumn="0" w:oddVBand="0" w:evenVBand="0" w:oddHBand="0" w:evenHBand="0" w:firstRowFirstColumn="0" w:firstRowLastColumn="0" w:lastRowFirstColumn="0" w:lastRowLastColumn="0"/>
             <w:tcW w:w="1129" w:type="dxa"/>
-            <w:tcMar/>
           </w:tcPr>
           <w:p>
             <w:pPr>
@@ -10162,53 +10110,22 @@
         </w:tc>
         <w:tc>
           <w:tcPr>
-            <w:cnfStyle w:val="000000000000" w:firstRow="0" w:lastRow="0" w:firstColumn="0" w:lastColumn="0" w:oddVBand="0" w:evenVBand="0" w:oddHBand="0" w:evenHBand="0" w:firstRowFirstColumn="0" w:firstRowLastColumn="0" w:lastRowFirstColumn="0" w:lastRowLastColumn="0"/>
             <w:tcW w:w="3828" w:type="dxa"/>
-            <w:tcMar/>
           </w:tcPr>
           <w:p>
             <w:pPr>
               <w:pStyle w:val="TextoTablas"/>
               <w:rPr>
-                <w:b w:val="1"/>
-                <w:bCs w:val="1"/>
+                <w:b/>
+                <w:bCs/>
                 <w:lang w:val="en-US"/>
               </w:rPr>
             </w:pPr>
             <w:r>
               <w:rPr>
                 <w:rStyle w:val="Extranjerismo"/>
-                <w:lang w:val="en-US"/>
               </w:rPr>
-              <w:t>Stay</w:t>
-            </w:r>
-            <w:r>
-              <w:rPr>
-                <w:rStyle w:val="Extranjerismo"/>
-                <w:lang w:val="en-US"/>
-              </w:rPr>
-              <w:t xml:space="preserve"> </w:t>
-            </w:r>
-            <w:r>
-              <w:rPr>
-                <w:rStyle w:val="Extranjerismo"/>
-                <w:lang w:val="en-US"/>
-              </w:rPr>
-              <w:t>-</w:t>
-            </w:r>
-            <w:r>
-              <w:rPr>
-                <w:rStyle w:val="Extranjerismo"/>
-                <w:lang w:val="en-US"/>
-              </w:rPr>
-              <w:t xml:space="preserve"> </w:t>
-            </w:r>
-            <w:r>
-              <w:rPr>
-                <w:rStyle w:val="Extranjerismo"/>
-                <w:lang w:val="en-US"/>
-              </w:rPr>
-              <w:t>stitch</w:t>
+              <w:t>Stay - stitch</w:t>
             </w:r>
             <w:r>
               <w:rPr>
@@ -10216,24 +10133,28 @@
               </w:rPr>
               <w:t xml:space="preserve"> </w:t>
             </w:r>
+            <w:proofErr w:type="spellStart"/>
             <w:r>
               <w:rPr>
                 <w:lang w:val="en-US"/>
               </w:rPr>
               <w:t>en</w:t>
             </w:r>
+            <w:proofErr w:type="spellEnd"/>
             <w:r>
               <w:rPr>
                 <w:lang w:val="en-US"/>
               </w:rPr>
               <w:t xml:space="preserve"> </w:t>
             </w:r>
+            <w:proofErr w:type="spellStart"/>
             <w:r>
               <w:rPr>
                 <w:lang w:val="en-US"/>
               </w:rPr>
               <w:t>sisas</w:t>
             </w:r>
+            <w:proofErr w:type="spellEnd"/>
             <w:r>
               <w:rPr>
                 <w:lang w:val="en-US"/>
@@ -10244,9 +10165,7 @@
         </w:tc>
         <w:tc>
           <w:tcPr>
-            <w:cnfStyle w:val="000000000000" w:firstRow="0" w:lastRow="0" w:firstColumn="0" w:lastColumn="0" w:oddVBand="0" w:evenVBand="0" w:oddHBand="0" w:evenHBand="0" w:firstRowFirstColumn="0" w:firstRowLastColumn="0" w:lastRowFirstColumn="0" w:lastRowLastColumn="0"/>
             <w:tcW w:w="5005" w:type="dxa"/>
-            <w:tcMar/>
           </w:tcPr>
           <w:p>
             <w:pPr>
@@ -10269,9 +10188,7 @@
         </w:trPr>
         <w:tc>
           <w:tcPr>
-            <w:cnfStyle w:val="000000000000" w:firstRow="0" w:lastRow="0" w:firstColumn="0" w:lastColumn="0" w:oddVBand="0" w:evenVBand="0" w:oddHBand="0" w:evenHBand="0" w:firstRowFirstColumn="0" w:firstRowLastColumn="0" w:lastRowFirstColumn="0" w:lastRowLastColumn="0"/>
             <w:tcW w:w="1129" w:type="dxa"/>
-            <w:tcMar/>
           </w:tcPr>
           <w:p>
             <w:pPr>
@@ -10284,9 +10201,7 @@
         </w:tc>
         <w:tc>
           <w:tcPr>
-            <w:cnfStyle w:val="000000000000" w:firstRow="0" w:lastRow="0" w:firstColumn="0" w:lastColumn="0" w:oddVBand="0" w:evenVBand="0" w:oddHBand="0" w:evenHBand="0" w:firstRowFirstColumn="0" w:firstRowLastColumn="0" w:lastRowFirstColumn="0" w:lastRowLastColumn="0"/>
             <w:tcW w:w="3828" w:type="dxa"/>
-            <w:tcMar/>
           </w:tcPr>
           <w:p>
             <w:pPr>
@@ -10303,9 +10218,7 @@
         </w:tc>
         <w:tc>
           <w:tcPr>
-            <w:cnfStyle w:val="000000000000" w:firstRow="0" w:lastRow="0" w:firstColumn="0" w:lastColumn="0" w:oddVBand="0" w:evenVBand="0" w:oddHBand="0" w:evenHBand="0" w:firstRowFirstColumn="0" w:firstRowLastColumn="0" w:lastRowFirstColumn="0" w:lastRowLastColumn="0"/>
             <w:tcW w:w="5005" w:type="dxa"/>
-            <w:tcMar/>
           </w:tcPr>
           <w:p>
             <w:pPr>
@@ -10330,9 +10243,7 @@
         </w:trPr>
         <w:tc>
           <w:tcPr>
-            <w:cnfStyle w:val="000000000000" w:firstRow="0" w:lastRow="0" w:firstColumn="0" w:lastColumn="0" w:oddVBand="0" w:evenVBand="0" w:oddHBand="0" w:evenHBand="0" w:firstRowFirstColumn="0" w:firstRowLastColumn="0" w:lastRowFirstColumn="0" w:lastRowLastColumn="0"/>
             <w:tcW w:w="1129" w:type="dxa"/>
-            <w:tcMar/>
           </w:tcPr>
           <w:p>
             <w:pPr>
@@ -10345,9 +10256,7 @@
         </w:tc>
         <w:tc>
           <w:tcPr>
-            <w:cnfStyle w:val="000000000000" w:firstRow="0" w:lastRow="0" w:firstColumn="0" w:lastColumn="0" w:oddVBand="0" w:evenVBand="0" w:oddHBand="0" w:evenHBand="0" w:firstRowFirstColumn="0" w:firstRowLastColumn="0" w:lastRowFirstColumn="0" w:lastRowLastColumn="0"/>
             <w:tcW w:w="3828" w:type="dxa"/>
-            <w:tcMar/>
           </w:tcPr>
           <w:p>
             <w:pPr>
@@ -10360,9 +10269,7 @@
         </w:tc>
         <w:tc>
           <w:tcPr>
-            <w:cnfStyle w:val="000000000000" w:firstRow="0" w:lastRow="0" w:firstColumn="0" w:lastColumn="0" w:oddVBand="0" w:evenVBand="0" w:oddHBand="0" w:evenHBand="0" w:firstRowFirstColumn="0" w:firstRowLastColumn="0" w:lastRowFirstColumn="0" w:lastRowLastColumn="0"/>
             <w:tcW w:w="5005" w:type="dxa"/>
-            <w:tcMar/>
           </w:tcPr>
           <w:p>
             <w:pPr>
@@ -10380,9 +10287,7 @@
         </w:trPr>
         <w:tc>
           <w:tcPr>
-            <w:cnfStyle w:val="000000000000" w:firstRow="0" w:lastRow="0" w:firstColumn="0" w:lastColumn="0" w:oddVBand="0" w:evenVBand="0" w:oddHBand="0" w:evenHBand="0" w:firstRowFirstColumn="0" w:firstRowLastColumn="0" w:lastRowFirstColumn="0" w:lastRowLastColumn="0"/>
             <w:tcW w:w="1129" w:type="dxa"/>
-            <w:tcMar/>
           </w:tcPr>
           <w:p>
             <w:pPr>
@@ -10395,9 +10300,7 @@
         </w:tc>
         <w:tc>
           <w:tcPr>
-            <w:cnfStyle w:val="000000000000" w:firstRow="0" w:lastRow="0" w:firstColumn="0" w:lastColumn="0" w:oddVBand="0" w:evenVBand="0" w:oddHBand="0" w:evenHBand="0" w:firstRowFirstColumn="0" w:firstRowLastColumn="0" w:lastRowFirstColumn="0" w:lastRowLastColumn="0"/>
             <w:tcW w:w="3828" w:type="dxa"/>
-            <w:tcMar/>
           </w:tcPr>
           <w:p>
             <w:pPr>
@@ -10410,9 +10313,7 @@
         </w:tc>
         <w:tc>
           <w:tcPr>
-            <w:cnfStyle w:val="000000000000" w:firstRow="0" w:lastRow="0" w:firstColumn="0" w:lastColumn="0" w:oddVBand="0" w:evenVBand="0" w:oddHBand="0" w:evenHBand="0" w:firstRowFirstColumn="0" w:firstRowLastColumn="0" w:lastRowFirstColumn="0" w:lastRowLastColumn="0"/>
             <w:tcW w:w="5005" w:type="dxa"/>
-            <w:tcMar/>
           </w:tcPr>
           <w:p>
             <w:pPr>
@@ -10431,9 +10332,7 @@
         </w:trPr>
         <w:tc>
           <w:tcPr>
-            <w:cnfStyle w:val="000000000000" w:firstRow="0" w:lastRow="0" w:firstColumn="0" w:lastColumn="0" w:oddVBand="0" w:evenVBand="0" w:oddHBand="0" w:evenHBand="0" w:firstRowFirstColumn="0" w:firstRowLastColumn="0" w:lastRowFirstColumn="0" w:lastRowLastColumn="0"/>
             <w:tcW w:w="1129" w:type="dxa"/>
-            <w:tcMar/>
           </w:tcPr>
           <w:p>
             <w:pPr>
@@ -10446,9 +10345,7 @@
         </w:tc>
         <w:tc>
           <w:tcPr>
-            <w:cnfStyle w:val="000000000000" w:firstRow="0" w:lastRow="0" w:firstColumn="0" w:lastColumn="0" w:oddVBand="0" w:evenVBand="0" w:oddHBand="0" w:evenHBand="0" w:firstRowFirstColumn="0" w:firstRowLastColumn="0" w:lastRowFirstColumn="0" w:lastRowLastColumn="0"/>
             <w:tcW w:w="3828" w:type="dxa"/>
-            <w:tcMar/>
           </w:tcPr>
           <w:p>
             <w:pPr>
@@ -10461,9 +10358,7 @@
         </w:tc>
         <w:tc>
           <w:tcPr>
-            <w:cnfStyle w:val="000000000000" w:firstRow="0" w:lastRow="0" w:firstColumn="0" w:lastColumn="0" w:oddVBand="0" w:evenVBand="0" w:oddHBand="0" w:evenHBand="0" w:firstRowFirstColumn="0" w:firstRowLastColumn="0" w:lastRowFirstColumn="0" w:lastRowLastColumn="0"/>
             <w:tcW w:w="5005" w:type="dxa"/>
-            <w:tcMar/>
           </w:tcPr>
           <w:p>
             <w:pPr>
@@ -10481,9 +10376,7 @@
         </w:trPr>
         <w:tc>
           <w:tcPr>
-            <w:cnfStyle w:val="000000000000" w:firstRow="0" w:lastRow="0" w:firstColumn="0" w:lastColumn="0" w:oddVBand="0" w:evenVBand="0" w:oddHBand="0" w:evenHBand="0" w:firstRowFirstColumn="0" w:firstRowLastColumn="0" w:lastRowFirstColumn="0" w:lastRowLastColumn="0"/>
             <w:tcW w:w="1129" w:type="dxa"/>
-            <w:tcMar/>
           </w:tcPr>
           <w:p>
             <w:pPr>
@@ -10496,9 +10389,7 @@
         </w:tc>
         <w:tc>
           <w:tcPr>
-            <w:cnfStyle w:val="000000000000" w:firstRow="0" w:lastRow="0" w:firstColumn="0" w:lastColumn="0" w:oddVBand="0" w:evenVBand="0" w:oddHBand="0" w:evenHBand="0" w:firstRowFirstColumn="0" w:firstRowLastColumn="0" w:lastRowFirstColumn="0" w:lastRowLastColumn="0"/>
             <w:tcW w:w="3828" w:type="dxa"/>
-            <w:tcMar/>
           </w:tcPr>
           <w:p>
             <w:pPr>
@@ -10523,9 +10414,7 @@
         </w:tc>
         <w:tc>
           <w:tcPr>
-            <w:cnfStyle w:val="000000000000" w:firstRow="0" w:lastRow="0" w:firstColumn="0" w:lastColumn="0" w:oddVBand="0" w:evenVBand="0" w:oddHBand="0" w:evenHBand="0" w:firstRowFirstColumn="0" w:firstRowLastColumn="0" w:lastRowFirstColumn="0" w:lastRowLastColumn="0"/>
             <w:tcW w:w="5005" w:type="dxa"/>
-            <w:tcMar/>
           </w:tcPr>
           <w:p>
             <w:pPr>
@@ -10544,9 +10433,7 @@
         </w:trPr>
         <w:tc>
           <w:tcPr>
-            <w:cnfStyle w:val="000000000000" w:firstRow="0" w:lastRow="0" w:firstColumn="0" w:lastColumn="0" w:oddVBand="0" w:evenVBand="0" w:oddHBand="0" w:evenHBand="0" w:firstRowFirstColumn="0" w:firstRowLastColumn="0" w:lastRowFirstColumn="0" w:lastRowLastColumn="0"/>
             <w:tcW w:w="1129" w:type="dxa"/>
-            <w:tcMar/>
           </w:tcPr>
           <w:p>
             <w:pPr>
@@ -10559,9 +10446,7 @@
         </w:tc>
         <w:tc>
           <w:tcPr>
-            <w:cnfStyle w:val="000000000000" w:firstRow="0" w:lastRow="0" w:firstColumn="0" w:lastColumn="0" w:oddVBand="0" w:evenVBand="0" w:oddHBand="0" w:evenHBand="0" w:firstRowFirstColumn="0" w:firstRowLastColumn="0" w:lastRowFirstColumn="0" w:lastRowLastColumn="0"/>
             <w:tcW w:w="3828" w:type="dxa"/>
-            <w:tcMar/>
           </w:tcPr>
           <w:p>
             <w:pPr>
@@ -10574,9 +10459,7 @@
         </w:tc>
         <w:tc>
           <w:tcPr>
-            <w:cnfStyle w:val="000000000000" w:firstRow="0" w:lastRow="0" w:firstColumn="0" w:lastColumn="0" w:oddVBand="0" w:evenVBand="0" w:oddHBand="0" w:evenHBand="0" w:firstRowFirstColumn="0" w:firstRowLastColumn="0" w:lastRowFirstColumn="0" w:lastRowLastColumn="0"/>
             <w:tcW w:w="5005" w:type="dxa"/>
-            <w:tcMar/>
           </w:tcPr>
           <w:p>
             <w:pPr>
@@ -10589,8 +10472,13 @@
               <w:t xml:space="preserve"> - </w:t>
             </w:r>
             <w:r>
-              <w:t>3 mm.</w:t>
-            </w:r>
+              <w:t xml:space="preserve">3 </w:t>
+            </w:r>
+            <w:proofErr w:type="spellStart"/>
+            <w:r>
+              <w:t>mm.</w:t>
+            </w:r>
+            <w:proofErr w:type="spellEnd"/>
           </w:p>
         </w:tc>
       </w:tr>
@@ -10600,9 +10488,7 @@
         </w:trPr>
         <w:tc>
           <w:tcPr>
-            <w:cnfStyle w:val="000000000000" w:firstRow="0" w:lastRow="0" w:firstColumn="0" w:lastColumn="0" w:oddVBand="0" w:evenVBand="0" w:oddHBand="0" w:evenHBand="0" w:firstRowFirstColumn="0" w:firstRowLastColumn="0" w:lastRowFirstColumn="0" w:lastRowLastColumn="0"/>
             <w:tcW w:w="1129" w:type="dxa"/>
-            <w:tcMar/>
           </w:tcPr>
           <w:p>
             <w:pPr>
@@ -10616,9 +10502,7 @@
         </w:tc>
         <w:tc>
           <w:tcPr>
-            <w:cnfStyle w:val="000000000000" w:firstRow="0" w:lastRow="0" w:firstColumn="0" w:lastColumn="0" w:oddVBand="0" w:evenVBand="0" w:oddHBand="0" w:evenHBand="0" w:firstRowFirstColumn="0" w:firstRowLastColumn="0" w:lastRowFirstColumn="0" w:lastRowLastColumn="0"/>
             <w:tcW w:w="3828" w:type="dxa"/>
-            <w:tcMar/>
           </w:tcPr>
           <w:p>
             <w:pPr>
@@ -10631,9 +10515,7 @@
         </w:tc>
         <w:tc>
           <w:tcPr>
-            <w:cnfStyle w:val="000000000000" w:firstRow="0" w:lastRow="0" w:firstColumn="0" w:lastColumn="0" w:oddVBand="0" w:evenVBand="0" w:oddHBand="0" w:evenHBand="0" w:firstRowFirstColumn="0" w:firstRowLastColumn="0" w:lastRowFirstColumn="0" w:lastRowLastColumn="0"/>
             <w:tcW w:w="5005" w:type="dxa"/>
-            <w:tcMar/>
           </w:tcPr>
           <w:p>
             <w:pPr>
@@ -10759,7 +10641,7 @@
       <w:pPr>
         <w:pStyle w:val="Ttulo1"/>
       </w:pPr>
-      <w:bookmarkStart w:name="_Toc203760571" w:id="18"/>
+      <w:bookmarkStart w:id="18" w:name="_Toc203760571"/>
       <w:r>
         <w:lastRenderedPageBreak/>
         <w:t>Prueba y evaluación</w:t>
@@ -12051,7 +11933,7 @@
             <w:pPr>
               <w:pStyle w:val="TextoTablas"/>
             </w:pPr>
-            <w:bookmarkStart w:name="_Hlk202732729" w:id="19"/>
+            <w:bookmarkStart w:id="19" w:name="_Hlk202732729"/>
             <w:r>
               <w:t>Documento</w:t>
             </w:r>
@@ -13332,7 +13214,7 @@
         </w:numPr>
         <w:ind w:left="1068"/>
       </w:pPr>
-      <w:bookmarkStart w:name="_Toc203760572" w:id="20"/>
+      <w:bookmarkStart w:id="20" w:name="_Toc203760572"/>
       <w:r>
         <w:lastRenderedPageBreak/>
         <w:t>Síntesis</w:t>
@@ -13496,7 +13378,7 @@
         </w:numPr>
         <w:ind w:left="1068"/>
       </w:pPr>
-      <w:bookmarkStart w:name="_Toc203760573" w:id="21"/>
+      <w:bookmarkStart w:id="21" w:name="_Toc203760573"/>
       <w:r>
         <w:lastRenderedPageBreak/>
         <w:t>Material complementario</w:t>
@@ -13625,7 +13507,7 @@
             <w:pPr>
               <w:pStyle w:val="TextoTablas"/>
             </w:pPr>
-            <w:hyperlink w:history="1" r:id="rId33">
+            <w:hyperlink r:id="rId33" w:history="1">
               <w:r>
                 <w:rPr>
                   <w:rStyle w:val="Hipervnculo"/>
@@ -13659,8 +13541,13 @@
               <w:pStyle w:val="TextoTablas"/>
             </w:pPr>
             <w:r>
-              <w:t>Servicio Nacional de Aprendizaje (SENA). (2015). Patronaje y escalado línea masculina</w:t>
-            </w:r>
+              <w:t xml:space="preserve">Servicio Nacional de Aprendizaje (SENA). (2015). Patronaje y </w:t>
+            </w:r>
+            <w:proofErr w:type="gramStart"/>
+            <w:r>
+              <w:t>escalado línea masculina</w:t>
+            </w:r>
+            <w:proofErr w:type="gramEnd"/>
             <w:r>
               <w:t>.</w:t>
             </w:r>
@@ -13687,7 +13574,7 @@
             <w:pPr>
               <w:pStyle w:val="TextoTablas"/>
             </w:pPr>
-            <w:hyperlink w:history="1" r:id="rId34">
+            <w:hyperlink r:id="rId34" w:history="1">
               <w:r>
                 <w:rPr>
                   <w:rStyle w:val="Hipervnculo"/>
@@ -13788,7 +13675,7 @@
         </w:numPr>
         <w:ind w:left="1068"/>
       </w:pPr>
-      <w:bookmarkStart w:name="_Toc203760574" w:id="22"/>
+      <w:bookmarkStart w:id="22" w:name="_Toc203760574"/>
       <w:r>
         <w:lastRenderedPageBreak/>
         <w:t>Glosario</w:t>
@@ -13798,7 +13685,7 @@
     <w:p>
       <w:pPr>
         <w:rPr>
-          <w:bdr w:val="none" w:color="auto" w:sz="0" w:space="0" w:frame="1"/>
+          <w:bdr w:val="none" w:sz="0" w:space="0" w:color="auto" w:frame="1"/>
           <w:lang w:eastAsia="es-CO"/>
         </w:rPr>
       </w:pPr>
@@ -13806,14 +13693,14 @@
         <w:rPr>
           <w:b/>
           <w:bCs/>
-          <w:bdr w:val="none" w:color="auto" w:sz="0" w:space="0" w:frame="1"/>
+          <w:bdr w:val="none" w:sz="0" w:space="0" w:color="auto" w:frame="1"/>
           <w:lang w:eastAsia="es-CO"/>
         </w:rPr>
         <w:t>Base: </w:t>
       </w:r>
       <w:r>
         <w:rPr>
-          <w:bdr w:val="none" w:color="auto" w:sz="0" w:space="0" w:frame="1"/>
+          <w:bdr w:val="none" w:sz="0" w:space="0" w:color="auto" w:frame="1"/>
           <w:lang w:eastAsia="es-CO"/>
         </w:rPr>
         <w:t>representación geométrica inicial del contorno corporal, desprovista de detalles de diseño, que sirve como bloque fundamental para generar variantes de prendas.</w:t>
@@ -13822,7 +13709,7 @@
     <w:p>
       <w:pPr>
         <w:rPr>
-          <w:bdr w:val="none" w:color="auto" w:sz="0" w:space="0" w:frame="1"/>
+          <w:bdr w:val="none" w:sz="0" w:space="0" w:color="auto" w:frame="1"/>
           <w:lang w:eastAsia="es-CO"/>
         </w:rPr>
       </w:pPr>
@@ -13830,14 +13717,14 @@
         <w:rPr>
           <w:b/>
           <w:bCs/>
-          <w:bdr w:val="none" w:color="auto" w:sz="0" w:space="0" w:frame="1"/>
+          <w:bdr w:val="none" w:sz="0" w:space="0" w:color="auto" w:frame="1"/>
           <w:lang w:eastAsia="es-CO"/>
         </w:rPr>
         <w:t>Entallado: </w:t>
       </w:r>
       <w:r>
         <w:rPr>
-          <w:bdr w:val="none" w:color="auto" w:sz="0" w:space="0" w:frame="1"/>
+          <w:bdr w:val="none" w:sz="0" w:space="0" w:color="auto" w:frame="1"/>
           <w:lang w:eastAsia="es-CO"/>
         </w:rPr>
         <w:t>proceso de incorporación de convergencias o pliegues al patrón con el fin de ceñir la prenda al cuerpo y realzar la silueta anatómica, característico del ajuste </w:t>
@@ -13871,7 +13758,7 @@
         <w:rPr>
           <w:i/>
           <w:iCs/>
-          <w:bdr w:val="none" w:color="auto" w:sz="0" w:space="0" w:frame="1"/>
+          <w:bdr w:val="none" w:sz="0" w:space="0" w:color="auto" w:frame="1"/>
           <w:lang w:eastAsia="es-CO"/>
         </w:rPr>
         <w:t>.</w:t>
@@ -13880,7 +13767,7 @@
     <w:p>
       <w:pPr>
         <w:rPr>
-          <w:bdr w:val="none" w:color="auto" w:sz="0" w:space="0" w:frame="1"/>
+          <w:bdr w:val="none" w:sz="0" w:space="0" w:color="auto" w:frame="1"/>
           <w:lang w:eastAsia="es-CO"/>
         </w:rPr>
       </w:pPr>
@@ -13888,14 +13775,14 @@
         <w:rPr>
           <w:b/>
           <w:bCs/>
-          <w:bdr w:val="none" w:color="auto" w:sz="0" w:space="0" w:frame="1"/>
+          <w:bdr w:val="none" w:sz="0" w:space="0" w:color="auto" w:frame="1"/>
           <w:lang w:eastAsia="es-CO"/>
         </w:rPr>
         <w:t>Muesca: </w:t>
       </w:r>
       <w:r>
         <w:rPr>
-          <w:bdr w:val="none" w:color="auto" w:sz="0" w:space="0" w:frame="1"/>
+          <w:bdr w:val="none" w:sz="0" w:space="0" w:color="auto" w:frame="1"/>
           <w:lang w:eastAsia="es-CO"/>
         </w:rPr>
         <w:t>incisión breve en el borde del patrón que señala puntos de coincidencia (hombro, sisa, pinza) y facilita el alineamiento preciso de las piezas en confección.</w:t>
@@ -13904,7 +13791,7 @@
     <w:p>
       <w:pPr>
         <w:rPr>
-          <w:bdr w:val="none" w:color="auto" w:sz="0" w:space="0" w:frame="1"/>
+          <w:bdr w:val="none" w:sz="0" w:space="0" w:color="auto" w:frame="1"/>
           <w:lang w:eastAsia="es-CO"/>
         </w:rPr>
       </w:pPr>
@@ -13912,14 +13799,14 @@
         <w:rPr>
           <w:b/>
           <w:bCs/>
-          <w:bdr w:val="none" w:color="auto" w:sz="0" w:space="0" w:frame="1"/>
+          <w:bdr w:val="none" w:sz="0" w:space="0" w:color="auto" w:frame="1"/>
           <w:lang w:eastAsia="es-CO"/>
         </w:rPr>
         <w:t>Pinza: </w:t>
       </w:r>
       <w:r>
         <w:rPr>
-          <w:bdr w:val="none" w:color="auto" w:sz="0" w:space="0" w:frame="1"/>
+          <w:bdr w:val="none" w:sz="0" w:space="0" w:color="auto" w:frame="1"/>
           <w:lang w:eastAsia="es-CO"/>
         </w:rPr>
         <w:t>pliegue triangular insertado en el patrón (delantero o espalda) destinado a eliminar exceso de volumen y definir anatómicamente la forma del torso.</w:t>
@@ -13928,7 +13815,7 @@
     <w:p>
       <w:pPr>
         <w:rPr>
-          <w:bdr w:val="none" w:color="auto" w:sz="0" w:space="0" w:frame="1"/>
+          <w:bdr w:val="none" w:sz="0" w:space="0" w:color="auto" w:frame="1"/>
           <w:lang w:eastAsia="es-CO"/>
         </w:rPr>
       </w:pPr>
@@ -13937,7 +13824,7 @@
         <w:rPr>
           <w:b/>
           <w:bCs/>
-          <w:bdr w:val="none" w:color="auto" w:sz="0" w:space="0" w:frame="1"/>
+          <w:bdr w:val="none" w:sz="0" w:space="0" w:color="auto" w:frame="1"/>
           <w:lang w:eastAsia="es-CO"/>
         </w:rPr>
         <w:t>Prepatronaje</w:t>
@@ -13947,14 +13834,14 @@
         <w:rPr>
           <w:b/>
           <w:bCs/>
-          <w:bdr w:val="none" w:color="auto" w:sz="0" w:space="0" w:frame="1"/>
+          <w:bdr w:val="none" w:sz="0" w:space="0" w:color="auto" w:frame="1"/>
           <w:lang w:eastAsia="es-CO"/>
         </w:rPr>
         <w:t>: </w:t>
       </w:r>
       <w:r>
         <w:rPr>
-          <w:bdr w:val="none" w:color="auto" w:sz="0" w:space="0" w:frame="1"/>
+          <w:bdr w:val="none" w:sz="0" w:space="0" w:color="auto" w:frame="1"/>
           <w:lang w:eastAsia="es-CO"/>
         </w:rPr>
         <w:t>conjunto de procedimientos iniciales (toma de medidas y trazado de líneas guía) que establecen la estructura básica sobre la que se desarrollará el patrón.</w:t>
@@ -13963,7 +13850,7 @@
     <w:p>
       <w:pPr>
         <w:rPr>
-          <w:bdr w:val="none" w:color="auto" w:sz="0" w:space="0" w:frame="1"/>
+          <w:bdr w:val="none" w:sz="0" w:space="0" w:color="auto" w:frame="1"/>
           <w:lang w:eastAsia="es-CO"/>
         </w:rPr>
       </w:pPr>
@@ -13971,14 +13858,14 @@
         <w:rPr>
           <w:b/>
           <w:bCs/>
-          <w:bdr w:val="none" w:color="auto" w:sz="0" w:space="0" w:frame="1"/>
+          <w:bdr w:val="none" w:sz="0" w:space="0" w:color="auto" w:frame="1"/>
           <w:lang w:eastAsia="es-CO"/>
         </w:rPr>
         <w:t>Silueta: </w:t>
       </w:r>
       <w:r>
         <w:rPr>
-          <w:bdr w:val="none" w:color="auto" w:sz="0" w:space="0" w:frame="1"/>
+          <w:bdr w:val="none" w:sz="0" w:space="0" w:color="auto" w:frame="1"/>
           <w:lang w:eastAsia="es-CO"/>
         </w:rPr>
         <w:t>contorno general de la prenda sobre el cuerpo, determinado por la distribución de holguras y entalles, que define su carácter clásico o ajustado.</w:t>
@@ -13987,7 +13874,7 @@
     <w:p>
       <w:pPr>
         <w:rPr>
-          <w:bdr w:val="none" w:color="auto" w:sz="0" w:space="0" w:frame="1"/>
+          <w:bdr w:val="none" w:sz="0" w:space="0" w:color="auto" w:frame="1"/>
           <w:lang w:eastAsia="es-CO"/>
         </w:rPr>
       </w:pPr>
@@ -13995,14 +13882,14 @@
         <w:rPr>
           <w:b/>
           <w:bCs/>
-          <w:bdr w:val="none" w:color="auto" w:sz="0" w:space="0" w:frame="1"/>
+          <w:bdr w:val="none" w:sz="0" w:space="0" w:color="auto" w:frame="1"/>
           <w:lang w:eastAsia="es-CO"/>
         </w:rPr>
         <w:t>Simbología: </w:t>
       </w:r>
       <w:r>
         <w:rPr>
-          <w:bdr w:val="none" w:color="auto" w:sz="0" w:space="0" w:frame="1"/>
+          <w:bdr w:val="none" w:sz="0" w:space="0" w:color="auto" w:frame="1"/>
           <w:lang w:eastAsia="es-CO"/>
         </w:rPr>
         <w:t>sistema de signos gráficos (flechas, líneas de quiebre, puntos de unión) usado en el patrón para indicar dirección de corte, montajes y referencias de ensamblaje.</w:t>
@@ -14011,7 +13898,7 @@
     <w:p>
       <w:pPr>
         <w:rPr>
-          <w:bdr w:val="none" w:color="auto" w:sz="0" w:space="0" w:frame="1"/>
+          <w:bdr w:val="none" w:sz="0" w:space="0" w:color="auto" w:frame="1"/>
           <w:lang w:eastAsia="es-CO"/>
         </w:rPr>
       </w:pPr>
@@ -14019,14 +13906,14 @@
         <w:rPr>
           <w:b/>
           <w:bCs/>
-          <w:bdr w:val="none" w:color="auto" w:sz="0" w:space="0" w:frame="1"/>
+          <w:bdr w:val="none" w:sz="0" w:space="0" w:color="auto" w:frame="1"/>
           <w:lang w:eastAsia="es-CO"/>
         </w:rPr>
         <w:t>Sisa: </w:t>
       </w:r>
       <w:r>
         <w:rPr>
-          <w:bdr w:val="none" w:color="auto" w:sz="0" w:space="0" w:frame="1"/>
+          <w:bdr w:val="none" w:sz="0" w:space="0" w:color="auto" w:frame="1"/>
           <w:lang w:eastAsia="es-CO"/>
         </w:rPr>
         <w:t>curva que delimita la unión del cuerpo con la manga; su perímetro y forma condicionan la comodidad y libertad de movimiento en la zona axilar.</w:t>
@@ -14035,7 +13922,7 @@
     <w:p>
       <w:pPr>
         <w:rPr>
-          <w:bdr w:val="none" w:color="auto" w:sz="0" w:space="0" w:frame="1"/>
+          <w:bdr w:val="none" w:sz="0" w:space="0" w:color="auto" w:frame="1"/>
           <w:lang w:eastAsia="es-CO"/>
         </w:rPr>
       </w:pPr>
@@ -14064,14 +13951,14 @@
         <w:rPr>
           <w:b/>
           <w:bCs/>
-          <w:bdr w:val="none" w:color="auto" w:sz="0" w:space="0" w:frame="1"/>
+          <w:bdr w:val="none" w:sz="0" w:space="0" w:color="auto" w:frame="1"/>
           <w:lang w:eastAsia="es-CO"/>
         </w:rPr>
         <w:t>: </w:t>
       </w:r>
       <w:r>
         <w:rPr>
-          <w:bdr w:val="none" w:color="auto" w:sz="0" w:space="0" w:frame="1"/>
+          <w:bdr w:val="none" w:sz="0" w:space="0" w:color="auto" w:frame="1"/>
           <w:lang w:eastAsia="es-CO"/>
         </w:rPr>
         <w:t>silueta ajustada que reduce holguras en torso y mangas mediante convergencias precisas, realzando la anatomía sin limitar la movilidad.</w:t>
@@ -14080,7 +13967,7 @@
     <w:p>
       <w:pPr>
         <w:rPr>
-          <w:bdr w:val="none" w:color="auto" w:sz="0" w:space="0" w:frame="1"/>
+          <w:bdr w:val="none" w:sz="0" w:space="0" w:color="auto" w:frame="1"/>
           <w:lang w:eastAsia="es-CO"/>
         </w:rPr>
       </w:pPr>
@@ -14088,14 +13975,14 @@
         <w:rPr>
           <w:b/>
           <w:bCs/>
-          <w:bdr w:val="none" w:color="auto" w:sz="0" w:space="0" w:frame="1"/>
+          <w:bdr w:val="none" w:sz="0" w:space="0" w:color="auto" w:frame="1"/>
           <w:lang w:eastAsia="es-CO"/>
         </w:rPr>
         <w:t>Urdimbre: </w:t>
       </w:r>
       <w:r>
         <w:rPr>
-          <w:bdr w:val="none" w:color="auto" w:sz="0" w:space="0" w:frame="1"/>
+          <w:bdr w:val="none" w:sz="0" w:space="0" w:color="auto" w:frame="1"/>
           <w:lang w:eastAsia="es-CO"/>
         </w:rPr>
         <w:t>dirección longitudinal de los hilos en el tejido, indicada en el patrón mediante una flecha para garantizar la caída y estabilidad dimensional de la prenda.</w:t>
@@ -14104,77 +13991,77 @@
     <w:p>
       <w:pPr>
         <w:rPr>
-          <w:bdr w:val="none" w:color="auto" w:sz="0" w:space="0" w:frame="1"/>
-          <w:lang w:eastAsia="es-CO"/>
-        </w:rPr>
-      </w:pPr>
-    </w:p>
-    <w:p>
-      <w:pPr>
-        <w:rPr>
-          <w:bdr w:val="none" w:color="auto" w:sz="0" w:space="0" w:frame="1"/>
-          <w:lang w:eastAsia="es-CO"/>
-        </w:rPr>
-      </w:pPr>
-    </w:p>
-    <w:p>
-      <w:pPr>
-        <w:rPr>
-          <w:bdr w:val="none" w:color="auto" w:sz="0" w:space="0" w:frame="1"/>
-          <w:lang w:eastAsia="es-CO"/>
-        </w:rPr>
-      </w:pPr>
-    </w:p>
-    <w:p>
-      <w:pPr>
-        <w:rPr>
-          <w:bdr w:val="none" w:color="auto" w:sz="0" w:space="0" w:frame="1"/>
-          <w:lang w:eastAsia="es-CO"/>
-        </w:rPr>
-      </w:pPr>
-    </w:p>
-    <w:p>
-      <w:pPr>
-        <w:rPr>
-          <w:bdr w:val="none" w:color="auto" w:sz="0" w:space="0" w:frame="1"/>
-          <w:lang w:eastAsia="es-CO"/>
-        </w:rPr>
-      </w:pPr>
-    </w:p>
-    <w:p>
-      <w:pPr>
-        <w:rPr>
-          <w:bdr w:val="none" w:color="auto" w:sz="0" w:space="0" w:frame="1"/>
-          <w:lang w:eastAsia="es-CO"/>
-        </w:rPr>
-      </w:pPr>
-    </w:p>
-    <w:p>
-      <w:pPr>
-        <w:rPr>
-          <w:bdr w:val="none" w:color="auto" w:sz="0" w:space="0" w:frame="1"/>
-          <w:lang w:eastAsia="es-CO"/>
-        </w:rPr>
-      </w:pPr>
-    </w:p>
-    <w:p>
-      <w:pPr>
-        <w:rPr>
-          <w:bdr w:val="none" w:color="auto" w:sz="0" w:space="0" w:frame="1"/>
-          <w:lang w:eastAsia="es-CO"/>
-        </w:rPr>
-      </w:pPr>
-    </w:p>
-    <w:p>
-      <w:pPr>
-        <w:rPr>
-          <w:bdr w:val="none" w:color="auto" w:sz="0" w:space="0" w:frame="1"/>
-          <w:lang w:eastAsia="es-CO"/>
-        </w:rPr>
-      </w:pPr>
-      <w:r>
-        <w:rPr>
-          <w:bdr w:val="none" w:color="auto" w:sz="0" w:space="0" w:frame="1"/>
+          <w:bdr w:val="none" w:sz="0" w:space="0" w:color="auto" w:frame="1"/>
+          <w:lang w:eastAsia="es-CO"/>
+        </w:rPr>
+      </w:pPr>
+    </w:p>
+    <w:p>
+      <w:pPr>
+        <w:rPr>
+          <w:bdr w:val="none" w:sz="0" w:space="0" w:color="auto" w:frame="1"/>
+          <w:lang w:eastAsia="es-CO"/>
+        </w:rPr>
+      </w:pPr>
+    </w:p>
+    <w:p>
+      <w:pPr>
+        <w:rPr>
+          <w:bdr w:val="none" w:sz="0" w:space="0" w:color="auto" w:frame="1"/>
+          <w:lang w:eastAsia="es-CO"/>
+        </w:rPr>
+      </w:pPr>
+    </w:p>
+    <w:p>
+      <w:pPr>
+        <w:rPr>
+          <w:bdr w:val="none" w:sz="0" w:space="0" w:color="auto" w:frame="1"/>
+          <w:lang w:eastAsia="es-CO"/>
+        </w:rPr>
+      </w:pPr>
+    </w:p>
+    <w:p>
+      <w:pPr>
+        <w:rPr>
+          <w:bdr w:val="none" w:sz="0" w:space="0" w:color="auto" w:frame="1"/>
+          <w:lang w:eastAsia="es-CO"/>
+        </w:rPr>
+      </w:pPr>
+    </w:p>
+    <w:p>
+      <w:pPr>
+        <w:rPr>
+          <w:bdr w:val="none" w:sz="0" w:space="0" w:color="auto" w:frame="1"/>
+          <w:lang w:eastAsia="es-CO"/>
+        </w:rPr>
+      </w:pPr>
+    </w:p>
+    <w:p>
+      <w:pPr>
+        <w:rPr>
+          <w:bdr w:val="none" w:sz="0" w:space="0" w:color="auto" w:frame="1"/>
+          <w:lang w:eastAsia="es-CO"/>
+        </w:rPr>
+      </w:pPr>
+    </w:p>
+    <w:p>
+      <w:pPr>
+        <w:rPr>
+          <w:bdr w:val="none" w:sz="0" w:space="0" w:color="auto" w:frame="1"/>
+          <w:lang w:eastAsia="es-CO"/>
+        </w:rPr>
+      </w:pPr>
+    </w:p>
+    <w:p>
+      <w:pPr>
+        <w:rPr>
+          <w:bdr w:val="none" w:sz="0" w:space="0" w:color="auto" w:frame="1"/>
+          <w:lang w:eastAsia="es-CO"/>
+        </w:rPr>
+      </w:pPr>
+      <w:r>
+        <w:rPr>
+          <w:bdr w:val="none" w:sz="0" w:space="0" w:color="auto" w:frame="1"/>
           <w:lang w:eastAsia="es-CO"/>
         </w:rPr>
         <w:t>.</w:t>
@@ -14185,7 +14072,7 @@
         <w:ind w:firstLine="0"/>
         <w:rPr>
           <w:szCs w:val="28"/>
-          <w:bdr w:val="none" w:color="auto" w:sz="0" w:space="0" w:frame="1"/>
+          <w:bdr w:val="none" w:sz="0" w:space="0" w:color="auto" w:frame="1"/>
           <w:lang w:eastAsia="es-CO"/>
         </w:rPr>
       </w:pPr>
@@ -14195,7 +14082,7 @@
         <w:ind w:firstLine="0"/>
         <w:rPr>
           <w:szCs w:val="28"/>
-          <w:bdr w:val="none" w:color="auto" w:sz="0" w:space="0" w:frame="1"/>
+          <w:bdr w:val="none" w:sz="0" w:space="0" w:color="auto" w:frame="1"/>
           <w:lang w:eastAsia="es-CO"/>
         </w:rPr>
       </w:pPr>
@@ -14205,7 +14092,7 @@
         <w:ind w:firstLine="0"/>
         <w:rPr>
           <w:szCs w:val="28"/>
-          <w:bdr w:val="none" w:color="auto" w:sz="0" w:space="0" w:frame="1"/>
+          <w:bdr w:val="none" w:sz="0" w:space="0" w:color="auto" w:frame="1"/>
           <w:lang w:eastAsia="es-CO"/>
         </w:rPr>
       </w:pPr>
@@ -14215,7 +14102,7 @@
         <w:ind w:firstLine="0"/>
         <w:rPr>
           <w:szCs w:val="28"/>
-          <w:bdr w:val="none" w:color="auto" w:sz="0" w:space="0" w:frame="1"/>
+          <w:bdr w:val="none" w:sz="0" w:space="0" w:color="auto" w:frame="1"/>
           <w:lang w:eastAsia="es-CO"/>
         </w:rPr>
       </w:pPr>
@@ -14225,7 +14112,7 @@
         <w:ind w:firstLine="0"/>
         <w:rPr>
           <w:szCs w:val="28"/>
-          <w:bdr w:val="none" w:color="auto" w:sz="0" w:space="0" w:frame="1"/>
+          <w:bdr w:val="none" w:sz="0" w:space="0" w:color="auto" w:frame="1"/>
           <w:lang w:eastAsia="es-CO"/>
         </w:rPr>
       </w:pPr>
@@ -14235,7 +14122,7 @@
         <w:ind w:firstLine="0"/>
         <w:rPr>
           <w:szCs w:val="28"/>
-          <w:bdr w:val="none" w:color="auto" w:sz="0" w:space="0" w:frame="1"/>
+          <w:bdr w:val="none" w:sz="0" w:space="0" w:color="auto" w:frame="1"/>
           <w:lang w:eastAsia="es-CO"/>
         </w:rPr>
       </w:pPr>
@@ -14249,10 +14136,10 @@
         </w:numPr>
         <w:ind w:left="1068"/>
       </w:pPr>
-      <w:bookmarkStart w:name="_Toc203760575" w:id="23"/>
-      <w:r>
-        <w:rPr>
-          <w:bdr w:val="none" w:color="auto" w:sz="0" w:space="0" w:frame="1"/>
+      <w:bookmarkStart w:id="23" w:name="_Toc203760575"/>
+      <w:r>
+        <w:rPr>
+          <w:bdr w:val="none" w:sz="0" w:space="0" w:color="auto" w:frame="1"/>
         </w:rPr>
         <w:lastRenderedPageBreak/>
         <w:t>Referencias bibliográficas</w:t>
@@ -14266,7 +14153,7 @@
           <w:rFonts w:eastAsia="Times New Roman" w:cstheme="minorHAnsi"/>
           <w:kern w:val="0"/>
           <w:szCs w:val="28"/>
-          <w:bdr w:val="none" w:color="auto" w:sz="0" w:space="0" w:frame="1"/>
+          <w:bdr w:val="none" w:sz="0" w:space="0" w:color="auto" w:frame="1"/>
           <w:lang w:eastAsia="es-CO"/>
           <w14:ligatures w14:val="none"/>
         </w:rPr>
@@ -14276,7 +14163,7 @@
           <w:rFonts w:eastAsia="Times New Roman" w:cstheme="minorHAnsi"/>
           <w:kern w:val="0"/>
           <w:szCs w:val="28"/>
-          <w:bdr w:val="none" w:color="auto" w:sz="0" w:space="0" w:frame="1"/>
+          <w:bdr w:val="none" w:sz="0" w:space="0" w:color="auto" w:frame="1"/>
           <w:lang w:eastAsia="es-CO"/>
           <w14:ligatures w14:val="none"/>
         </w:rPr>
@@ -14290,7 +14177,7 @@
           <w:rFonts w:eastAsia="Times New Roman" w:cstheme="minorHAnsi"/>
           <w:kern w:val="0"/>
           <w:szCs w:val="28"/>
-          <w:bdr w:val="none" w:color="auto" w:sz="0" w:space="0" w:frame="1"/>
+          <w:bdr w:val="none" w:sz="0" w:space="0" w:color="auto" w:frame="1"/>
           <w:lang w:eastAsia="es-CO"/>
           <w14:ligatures w14:val="none"/>
         </w:rPr>
@@ -14300,7 +14187,7 @@
           <w:rFonts w:eastAsia="Times New Roman" w:cstheme="minorHAnsi"/>
           <w:kern w:val="0"/>
           <w:szCs w:val="28"/>
-          <w:bdr w:val="none" w:color="auto" w:sz="0" w:space="0" w:frame="1"/>
+          <w:bdr w:val="none" w:sz="0" w:space="0" w:color="auto" w:frame="1"/>
           <w:lang w:eastAsia="es-CO"/>
           <w14:ligatures w14:val="none"/>
         </w:rPr>
@@ -14312,7 +14199,7 @@
           <w:rFonts w:eastAsia="Times New Roman" w:cstheme="minorHAnsi"/>
           <w:kern w:val="0"/>
           <w:szCs w:val="28"/>
-          <w:bdr w:val="none" w:color="auto" w:sz="0" w:space="0" w:frame="1"/>
+          <w:bdr w:val="none" w:sz="0" w:space="0" w:color="auto" w:frame="1"/>
           <w:lang w:eastAsia="es-CO"/>
           <w14:ligatures w14:val="none"/>
         </w:rPr>
@@ -14324,7 +14211,7 @@
           <w:rFonts w:eastAsia="Times New Roman" w:cstheme="minorHAnsi"/>
           <w:kern w:val="0"/>
           <w:szCs w:val="28"/>
-          <w:bdr w:val="none" w:color="auto" w:sz="0" w:space="0" w:frame="1"/>
+          <w:bdr w:val="none" w:sz="0" w:space="0" w:color="auto" w:frame="1"/>
           <w:lang w:eastAsia="es-CO"/>
           <w14:ligatures w14:val="none"/>
         </w:rPr>
@@ -14338,7 +14225,7 @@
           <w:rFonts w:eastAsia="Times New Roman" w:cstheme="minorHAnsi"/>
           <w:kern w:val="0"/>
           <w:szCs w:val="28"/>
-          <w:bdr w:val="none" w:color="auto" w:sz="0" w:space="0" w:frame="1"/>
+          <w:bdr w:val="none" w:sz="0" w:space="0" w:color="auto" w:frame="1"/>
           <w:lang w:eastAsia="es-CO"/>
           <w14:ligatures w14:val="none"/>
         </w:rPr>
@@ -14348,7 +14235,7 @@
           <w:rFonts w:eastAsia="Times New Roman" w:cstheme="minorHAnsi"/>
           <w:kern w:val="0"/>
           <w:szCs w:val="28"/>
-          <w:bdr w:val="none" w:color="auto" w:sz="0" w:space="0" w:frame="1"/>
+          <w:bdr w:val="none" w:sz="0" w:space="0" w:color="auto" w:frame="1"/>
           <w:lang w:eastAsia="es-CO"/>
           <w14:ligatures w14:val="none"/>
         </w:rPr>
@@ -14362,7 +14249,7 @@
           <w:rFonts w:eastAsia="Times New Roman" w:cstheme="minorHAnsi"/>
           <w:kern w:val="0"/>
           <w:szCs w:val="28"/>
-          <w:bdr w:val="none" w:color="auto" w:sz="0" w:space="0" w:frame="1"/>
+          <w:bdr w:val="none" w:sz="0" w:space="0" w:color="auto" w:frame="1"/>
           <w:lang w:eastAsia="es-CO"/>
           <w14:ligatures w14:val="none"/>
         </w:rPr>
@@ -14372,7 +14259,7 @@
           <w:rFonts w:eastAsia="Times New Roman" w:cstheme="minorHAnsi"/>
           <w:kern w:val="0"/>
           <w:szCs w:val="28"/>
-          <w:bdr w:val="none" w:color="auto" w:sz="0" w:space="0" w:frame="1"/>
+          <w:bdr w:val="none" w:sz="0" w:space="0" w:color="auto" w:frame="1"/>
           <w:lang w:eastAsia="es-CO"/>
           <w14:ligatures w14:val="none"/>
         </w:rPr>
@@ -14386,7 +14273,7 @@
           <w:rFonts w:eastAsia="Times New Roman" w:cstheme="minorHAnsi"/>
           <w:kern w:val="0"/>
           <w:szCs w:val="28"/>
-          <w:bdr w:val="none" w:color="auto" w:sz="0" w:space="0" w:frame="1"/>
+          <w:bdr w:val="none" w:sz="0" w:space="0" w:color="auto" w:frame="1"/>
           <w:lang w:eastAsia="es-CO"/>
           <w14:ligatures w14:val="none"/>
         </w:rPr>
@@ -14396,7 +14283,7 @@
           <w:rFonts w:eastAsia="Times New Roman" w:cstheme="minorHAnsi"/>
           <w:kern w:val="0"/>
           <w:szCs w:val="28"/>
-          <w:bdr w:val="none" w:color="auto" w:sz="0" w:space="0" w:frame="1"/>
+          <w:bdr w:val="none" w:sz="0" w:space="0" w:color="auto" w:frame="1"/>
           <w:lang w:eastAsia="es-CO"/>
           <w14:ligatures w14:val="none"/>
         </w:rPr>
@@ -14410,7 +14297,7 @@
           <w:rFonts w:eastAsia="Times New Roman" w:cstheme="minorHAnsi"/>
           <w:kern w:val="0"/>
           <w:szCs w:val="28"/>
-          <w:bdr w:val="none" w:color="auto" w:sz="0" w:space="0" w:frame="1"/>
+          <w:bdr w:val="none" w:sz="0" w:space="0" w:color="auto" w:frame="1"/>
           <w:lang w:eastAsia="es-CO"/>
           <w14:ligatures w14:val="none"/>
         </w:rPr>
@@ -14420,7 +14307,7 @@
           <w:rFonts w:eastAsia="Times New Roman" w:cstheme="minorHAnsi"/>
           <w:kern w:val="0"/>
           <w:szCs w:val="28"/>
-          <w:bdr w:val="none" w:color="auto" w:sz="0" w:space="0" w:frame="1"/>
+          <w:bdr w:val="none" w:sz="0" w:space="0" w:color="auto" w:frame="1"/>
           <w:lang w:eastAsia="es-CO"/>
           <w14:ligatures w14:val="none"/>
         </w:rPr>
@@ -14434,7 +14321,7 @@
           <w:rFonts w:eastAsia="Times New Roman" w:cstheme="minorHAnsi"/>
           <w:kern w:val="0"/>
           <w:szCs w:val="28"/>
-          <w:bdr w:val="none" w:color="auto" w:sz="0" w:space="0" w:frame="1"/>
+          <w:bdr w:val="none" w:sz="0" w:space="0" w:color="auto" w:frame="1"/>
           <w:lang w:eastAsia="es-CO"/>
           <w14:ligatures w14:val="none"/>
         </w:rPr>
@@ -14444,7 +14331,7 @@
           <w:rFonts w:eastAsia="Times New Roman" w:cstheme="minorHAnsi"/>
           <w:kern w:val="0"/>
           <w:szCs w:val="28"/>
-          <w:bdr w:val="none" w:color="auto" w:sz="0" w:space="0" w:frame="1"/>
+          <w:bdr w:val="none" w:sz="0" w:space="0" w:color="auto" w:frame="1"/>
           <w:lang w:eastAsia="es-CO"/>
           <w14:ligatures w14:val="none"/>
         </w:rPr>
@@ -14458,7 +14345,7 @@
           <w:rFonts w:eastAsia="Times New Roman" w:cstheme="minorHAnsi"/>
           <w:kern w:val="0"/>
           <w:szCs w:val="28"/>
-          <w:bdr w:val="none" w:color="auto" w:sz="0" w:space="0" w:frame="1"/>
+          <w:bdr w:val="none" w:sz="0" w:space="0" w:color="auto" w:frame="1"/>
           <w:lang w:eastAsia="es-CO"/>
           <w14:ligatures w14:val="none"/>
         </w:rPr>
@@ -14468,7 +14355,7 @@
           <w:rFonts w:eastAsia="Times New Roman" w:cstheme="minorHAnsi"/>
           <w:kern w:val="0"/>
           <w:szCs w:val="28"/>
-          <w:bdr w:val="none" w:color="auto" w:sz="0" w:space="0" w:frame="1"/>
+          <w:bdr w:val="none" w:sz="0" w:space="0" w:color="auto" w:frame="1"/>
           <w:lang w:eastAsia="es-CO"/>
           <w14:ligatures w14:val="none"/>
         </w:rPr>
@@ -14480,7 +14367,7 @@
           <w:rFonts w:eastAsia="Times New Roman" w:cstheme="minorHAnsi"/>
           <w:kern w:val="0"/>
           <w:szCs w:val="28"/>
-          <w:bdr w:val="none" w:color="auto" w:sz="0" w:space="0" w:frame="1"/>
+          <w:bdr w:val="none" w:sz="0" w:space="0" w:color="auto" w:frame="1"/>
           <w:lang w:eastAsia="es-CO"/>
           <w14:ligatures w14:val="none"/>
         </w:rPr>
@@ -14492,7 +14379,7 @@
           <w:rFonts w:eastAsia="Times New Roman" w:cstheme="minorHAnsi"/>
           <w:kern w:val="0"/>
           <w:szCs w:val="28"/>
-          <w:bdr w:val="none" w:color="auto" w:sz="0" w:space="0" w:frame="1"/>
+          <w:bdr w:val="none" w:sz="0" w:space="0" w:color="auto" w:frame="1"/>
           <w:lang w:eastAsia="es-CO"/>
           <w14:ligatures w14:val="none"/>
         </w:rPr>
@@ -14506,7 +14393,7 @@
           <w:rFonts w:eastAsia="Times New Roman" w:cstheme="minorHAnsi"/>
           <w:kern w:val="0"/>
           <w:szCs w:val="28"/>
-          <w:bdr w:val="none" w:color="auto" w:sz="0" w:space="0" w:frame="1"/>
+          <w:bdr w:val="none" w:sz="0" w:space="0" w:color="auto" w:frame="1"/>
           <w:lang w:eastAsia="es-CO"/>
           <w14:ligatures w14:val="none"/>
         </w:rPr>
@@ -14516,7 +14403,7 @@
           <w:rFonts w:eastAsia="Times New Roman" w:cstheme="minorHAnsi"/>
           <w:kern w:val="0"/>
           <w:szCs w:val="28"/>
-          <w:bdr w:val="none" w:color="auto" w:sz="0" w:space="0" w:frame="1"/>
+          <w:bdr w:val="none" w:sz="0" w:space="0" w:color="auto" w:frame="1"/>
           <w:lang w:eastAsia="es-CO"/>
           <w14:ligatures w14:val="none"/>
         </w:rPr>
@@ -14530,7 +14417,7 @@
           <w:rFonts w:eastAsia="Times New Roman" w:cstheme="minorHAnsi"/>
           <w:kern w:val="0"/>
           <w:szCs w:val="28"/>
-          <w:bdr w:val="none" w:color="auto" w:sz="0" w:space="0" w:frame="1"/>
+          <w:bdr w:val="none" w:sz="0" w:space="0" w:color="auto" w:frame="1"/>
           <w:lang w:eastAsia="es-CO"/>
           <w14:ligatures w14:val="none"/>
         </w:rPr>
@@ -14540,7 +14427,7 @@
           <w:rFonts w:eastAsia="Times New Roman" w:cstheme="minorHAnsi"/>
           <w:kern w:val="0"/>
           <w:szCs w:val="28"/>
-          <w:bdr w:val="none" w:color="auto" w:sz="0" w:space="0" w:frame="1"/>
+          <w:bdr w:val="none" w:sz="0" w:space="0" w:color="auto" w:frame="1"/>
           <w:lang w:eastAsia="es-CO"/>
           <w14:ligatures w14:val="none"/>
         </w:rPr>
@@ -14554,7 +14441,7 @@
           <w:rFonts w:eastAsia="Times New Roman" w:cstheme="minorHAnsi"/>
           <w:kern w:val="0"/>
           <w:szCs w:val="28"/>
-          <w:bdr w:val="none" w:color="auto" w:sz="0" w:space="0" w:frame="1"/>
+          <w:bdr w:val="none" w:sz="0" w:space="0" w:color="auto" w:frame="1"/>
           <w:lang w:eastAsia="es-CO"/>
           <w14:ligatures w14:val="none"/>
         </w:rPr>
@@ -14564,7 +14451,7 @@
           <w:rFonts w:eastAsia="Times New Roman" w:cstheme="minorHAnsi"/>
           <w:kern w:val="0"/>
           <w:szCs w:val="28"/>
-          <w:bdr w:val="none" w:color="auto" w:sz="0" w:space="0" w:frame="1"/>
+          <w:bdr w:val="none" w:sz="0" w:space="0" w:color="auto" w:frame="1"/>
           <w:lang w:eastAsia="es-CO"/>
           <w14:ligatures w14:val="none"/>
         </w:rPr>
@@ -14578,7 +14465,7 @@
           <w:rFonts w:eastAsia="Times New Roman" w:cstheme="minorHAnsi"/>
           <w:kern w:val="0"/>
           <w:szCs w:val="28"/>
-          <w:bdr w:val="none" w:color="auto" w:sz="0" w:space="0" w:frame="1"/>
+          <w:bdr w:val="none" w:sz="0" w:space="0" w:color="auto" w:frame="1"/>
           <w:lang w:eastAsia="es-CO"/>
           <w14:ligatures w14:val="none"/>
         </w:rPr>
@@ -14588,7 +14475,7 @@
           <w:rFonts w:eastAsia="Times New Roman" w:cstheme="minorHAnsi"/>
           <w:kern w:val="0"/>
           <w:szCs w:val="28"/>
-          <w:bdr w:val="none" w:color="auto" w:sz="0" w:space="0" w:frame="1"/>
+          <w:bdr w:val="none" w:sz="0" w:space="0" w:color="auto" w:frame="1"/>
           <w:lang w:eastAsia="es-CO"/>
           <w14:ligatures w14:val="none"/>
         </w:rPr>
@@ -14602,7 +14489,7 @@
           <w:rFonts w:eastAsia="Times New Roman" w:cstheme="minorHAnsi"/>
           <w:kern w:val="0"/>
           <w:szCs w:val="28"/>
-          <w:bdr w:val="none" w:color="auto" w:sz="0" w:space="0" w:frame="1"/>
+          <w:bdr w:val="none" w:sz="0" w:space="0" w:color="auto" w:frame="1"/>
           <w:lang w:eastAsia="es-CO"/>
           <w14:ligatures w14:val="none"/>
         </w:rPr>
@@ -14612,7 +14499,7 @@
           <w:rFonts w:eastAsia="Times New Roman" w:cstheme="minorHAnsi"/>
           <w:kern w:val="0"/>
           <w:szCs w:val="28"/>
-          <w:bdr w:val="none" w:color="auto" w:sz="0" w:space="0" w:frame="1"/>
+          <w:bdr w:val="none" w:sz="0" w:space="0" w:color="auto" w:frame="1"/>
           <w:lang w:eastAsia="es-CO"/>
           <w14:ligatures w14:val="none"/>
         </w:rPr>
@@ -14626,7 +14513,7 @@
           <w:rFonts w:eastAsia="Times New Roman" w:cstheme="minorHAnsi"/>
           <w:kern w:val="0"/>
           <w:szCs w:val="28"/>
-          <w:bdr w:val="none" w:color="auto" w:sz="0" w:space="0" w:frame="1"/>
+          <w:bdr w:val="none" w:sz="0" w:space="0" w:color="auto" w:frame="1"/>
           <w:lang w:eastAsia="es-CO"/>
           <w14:ligatures w14:val="none"/>
         </w:rPr>
@@ -14636,7 +14523,7 @@
           <w:rFonts w:eastAsia="Times New Roman" w:cstheme="minorHAnsi"/>
           <w:kern w:val="0"/>
           <w:szCs w:val="28"/>
-          <w:bdr w:val="none" w:color="auto" w:sz="0" w:space="0" w:frame="1"/>
+          <w:bdr w:val="none" w:sz="0" w:space="0" w:color="auto" w:frame="1"/>
           <w:lang w:eastAsia="es-CO"/>
           <w14:ligatures w14:val="none"/>
         </w:rPr>
@@ -14651,7 +14538,7 @@
           <w:rFonts w:eastAsia="Times New Roman" w:cstheme="minorHAnsi"/>
           <w:kern w:val="0"/>
           <w:szCs w:val="28"/>
-          <w:bdr w:val="none" w:color="auto" w:sz="0" w:space="0" w:frame="1"/>
+          <w:bdr w:val="none" w:sz="0" w:space="0" w:color="auto" w:frame="1"/>
           <w:lang w:eastAsia="es-CO"/>
           <w14:ligatures w14:val="none"/>
         </w:rPr>
@@ -14661,7 +14548,7 @@
           <w:rFonts w:eastAsia="Times New Roman" w:cstheme="minorHAnsi"/>
           <w:kern w:val="0"/>
           <w:szCs w:val="28"/>
-          <w:bdr w:val="none" w:color="auto" w:sz="0" w:space="0" w:frame="1"/>
+          <w:bdr w:val="none" w:sz="0" w:space="0" w:color="auto" w:frame="1"/>
           <w:lang w:eastAsia="es-CO"/>
           <w14:ligatures w14:val="none"/>
         </w:rPr>
@@ -14673,7 +14560,7 @@
           <w:rFonts w:eastAsia="Times New Roman" w:cstheme="minorHAnsi"/>
           <w:kern w:val="0"/>
           <w:szCs w:val="28"/>
-          <w:bdr w:val="none" w:color="auto" w:sz="0" w:space="0" w:frame="1"/>
+          <w:bdr w:val="none" w:sz="0" w:space="0" w:color="auto" w:frame="1"/>
           <w:lang w:eastAsia="es-CO"/>
           <w14:ligatures w14:val="none"/>
         </w:rPr>
@@ -14685,7 +14572,7 @@
           <w:rFonts w:eastAsia="Times New Roman" w:cstheme="minorHAnsi"/>
           <w:kern w:val="0"/>
           <w:szCs w:val="28"/>
-          <w:bdr w:val="none" w:color="auto" w:sz="0" w:space="0" w:frame="1"/>
+          <w:bdr w:val="none" w:sz="0" w:space="0" w:color="auto" w:frame="1"/>
           <w:lang w:eastAsia="es-CO"/>
           <w14:ligatures w14:val="none"/>
         </w:rPr>
@@ -14696,7 +14583,7 @@
           <w:rFonts w:eastAsia="Times New Roman" w:cstheme="minorHAnsi"/>
           <w:kern w:val="0"/>
           <w:szCs w:val="28"/>
-          <w:bdr w:val="none" w:color="auto" w:sz="0" w:space="0" w:frame="1"/>
+          <w:bdr w:val="none" w:sz="0" w:space="0" w:color="auto" w:frame="1"/>
           <w:lang w:eastAsia="es-CO"/>
           <w14:ligatures w14:val="none"/>
         </w:rPr>
@@ -14710,7 +14597,7 @@
           <w:rFonts w:eastAsia="Times New Roman" w:cstheme="minorHAnsi"/>
           <w:kern w:val="0"/>
           <w:szCs w:val="28"/>
-          <w:bdr w:val="none" w:color="auto" w:sz="0" w:space="0" w:frame="1"/>
+          <w:bdr w:val="none" w:sz="0" w:space="0" w:color="auto" w:frame="1"/>
           <w:lang w:eastAsia="es-CO"/>
           <w14:ligatures w14:val="none"/>
         </w:rPr>
@@ -14720,7 +14607,7 @@
           <w:rFonts w:eastAsia="Times New Roman" w:cstheme="minorHAnsi"/>
           <w:kern w:val="0"/>
           <w:szCs w:val="28"/>
-          <w:bdr w:val="none" w:color="auto" w:sz="0" w:space="0" w:frame="1"/>
+          <w:bdr w:val="none" w:sz="0" w:space="0" w:color="auto" w:frame="1"/>
           <w:lang w:eastAsia="es-CO"/>
           <w14:ligatures w14:val="none"/>
         </w:rPr>
@@ -14734,7 +14621,7 @@
           <w:rFonts w:eastAsia="Times New Roman" w:cstheme="minorHAnsi"/>
           <w:kern w:val="0"/>
           <w:szCs w:val="28"/>
-          <w:bdr w:val="none" w:color="auto" w:sz="0" w:space="0" w:frame="1"/>
+          <w:bdr w:val="none" w:sz="0" w:space="0" w:color="auto" w:frame="1"/>
           <w:lang w:eastAsia="es-CO"/>
           <w14:ligatures w14:val="none"/>
         </w:rPr>
@@ -14747,7 +14634,7 @@
           <w:rFonts w:eastAsia="Times New Roman" w:cstheme="minorHAnsi"/>
           <w:kern w:val="0"/>
           <w:szCs w:val="28"/>
-          <w:bdr w:val="none" w:color="auto" w:sz="0" w:space="0" w:frame="1"/>
+          <w:bdr w:val="none" w:sz="0" w:space="0" w:color="auto" w:frame="1"/>
           <w:lang w:eastAsia="es-CO"/>
           <w14:ligatures w14:val="none"/>
         </w:rPr>
@@ -14760,7 +14647,7 @@
           <w:rFonts w:eastAsia="Times New Roman" w:cstheme="minorHAnsi"/>
           <w:kern w:val="0"/>
           <w:szCs w:val="28"/>
-          <w:bdr w:val="none" w:color="auto" w:sz="0" w:space="0" w:frame="1"/>
+          <w:bdr w:val="none" w:sz="0" w:space="0" w:color="auto" w:frame="1"/>
           <w:lang w:eastAsia="es-CO"/>
           <w14:ligatures w14:val="none"/>
         </w:rPr>
@@ -14773,7 +14660,7 @@
           <w:rFonts w:eastAsia="Times New Roman" w:cstheme="minorHAnsi"/>
           <w:kern w:val="0"/>
           <w:szCs w:val="28"/>
-          <w:bdr w:val="none" w:color="auto" w:sz="0" w:space="0" w:frame="1"/>
+          <w:bdr w:val="none" w:sz="0" w:space="0" w:color="auto" w:frame="1"/>
           <w:lang w:eastAsia="es-CO"/>
           <w14:ligatures w14:val="none"/>
         </w:rPr>
@@ -14786,7 +14673,7 @@
           <w:rFonts w:eastAsia="Times New Roman" w:cstheme="minorHAnsi"/>
           <w:kern w:val="0"/>
           <w:szCs w:val="28"/>
-          <w:bdr w:val="none" w:color="auto" w:sz="0" w:space="0" w:frame="1"/>
+          <w:bdr w:val="none" w:sz="0" w:space="0" w:color="auto" w:frame="1"/>
           <w:lang w:eastAsia="es-CO"/>
           <w14:ligatures w14:val="none"/>
         </w:rPr>
@@ -14799,7 +14686,7 @@
           <w:rFonts w:eastAsia="Times New Roman" w:cstheme="minorHAnsi"/>
           <w:kern w:val="0"/>
           <w:szCs w:val="28"/>
-          <w:bdr w:val="none" w:color="auto" w:sz="0" w:space="0" w:frame="1"/>
+          <w:bdr w:val="none" w:sz="0" w:space="0" w:color="auto" w:frame="1"/>
           <w:lang w:eastAsia="es-CO"/>
           <w14:ligatures w14:val="none"/>
         </w:rPr>
@@ -14812,7 +14699,7 @@
           <w:rFonts w:eastAsia="Times New Roman" w:cstheme="minorHAnsi"/>
           <w:kern w:val="0"/>
           <w:szCs w:val="28"/>
-          <w:bdr w:val="none" w:color="auto" w:sz="0" w:space="0" w:frame="1"/>
+          <w:bdr w:val="none" w:sz="0" w:space="0" w:color="auto" w:frame="1"/>
           <w:lang w:eastAsia="es-CO"/>
           <w14:ligatures w14:val="none"/>
         </w:rPr>
@@ -14825,7 +14712,7 @@
           <w:rFonts w:eastAsia="Times New Roman" w:cstheme="minorHAnsi"/>
           <w:kern w:val="0"/>
           <w:szCs w:val="28"/>
-          <w:bdr w:val="none" w:color="auto" w:sz="0" w:space="0" w:frame="1"/>
+          <w:bdr w:val="none" w:sz="0" w:space="0" w:color="auto" w:frame="1"/>
           <w:lang w:eastAsia="es-CO"/>
           <w14:ligatures w14:val="none"/>
         </w:rPr>
@@ -14838,7 +14725,7 @@
           <w:rFonts w:eastAsia="Times New Roman" w:cstheme="minorHAnsi"/>
           <w:kern w:val="0"/>
           <w:szCs w:val="28"/>
-          <w:bdr w:val="none" w:color="auto" w:sz="0" w:space="0" w:frame="1"/>
+          <w:bdr w:val="none" w:sz="0" w:space="0" w:color="auto" w:frame="1"/>
           <w:lang w:eastAsia="es-CO"/>
           <w14:ligatures w14:val="none"/>
         </w:rPr>
@@ -14851,7 +14738,7 @@
           <w:rFonts w:eastAsia="Times New Roman" w:cstheme="minorHAnsi"/>
           <w:kern w:val="0"/>
           <w:szCs w:val="28"/>
-          <w:bdr w:val="none" w:color="auto" w:sz="0" w:space="0" w:frame="1"/>
+          <w:bdr w:val="none" w:sz="0" w:space="0" w:color="auto" w:frame="1"/>
           <w:lang w:eastAsia="es-CO"/>
           <w14:ligatures w14:val="none"/>
         </w:rPr>
@@ -14864,7 +14751,7 @@
           <w:rFonts w:eastAsia="Times New Roman" w:cstheme="minorHAnsi"/>
           <w:kern w:val="0"/>
           <w:szCs w:val="28"/>
-          <w:bdr w:val="none" w:color="auto" w:sz="0" w:space="0" w:frame="1"/>
+          <w:bdr w:val="none" w:sz="0" w:space="0" w:color="auto" w:frame="1"/>
           <w:lang w:eastAsia="es-CO"/>
           <w14:ligatures w14:val="none"/>
         </w:rPr>
@@ -14877,7 +14764,7 @@
           <w:rFonts w:eastAsia="Times New Roman" w:cstheme="minorHAnsi"/>
           <w:kern w:val="0"/>
           <w:szCs w:val="28"/>
-          <w:bdr w:val="none" w:color="auto" w:sz="0" w:space="0" w:frame="1"/>
+          <w:bdr w:val="none" w:sz="0" w:space="0" w:color="auto" w:frame="1"/>
           <w:lang w:eastAsia="es-CO"/>
           <w14:ligatures w14:val="none"/>
         </w:rPr>
@@ -14890,7 +14777,7 @@
           <w:rFonts w:eastAsia="Times New Roman" w:cstheme="minorHAnsi"/>
           <w:kern w:val="0"/>
           <w:szCs w:val="28"/>
-          <w:bdr w:val="none" w:color="auto" w:sz="0" w:space="0" w:frame="1"/>
+          <w:bdr w:val="none" w:sz="0" w:space="0" w:color="auto" w:frame="1"/>
           <w:lang w:eastAsia="es-CO"/>
           <w14:ligatures w14:val="none"/>
         </w:rPr>
@@ -14903,7 +14790,7 @@
           <w:rFonts w:eastAsia="Times New Roman" w:cstheme="minorHAnsi"/>
           <w:kern w:val="0"/>
           <w:szCs w:val="28"/>
-          <w:bdr w:val="none" w:color="auto" w:sz="0" w:space="0" w:frame="1"/>
+          <w:bdr w:val="none" w:sz="0" w:space="0" w:color="auto" w:frame="1"/>
           <w:lang w:eastAsia="es-CO"/>
           <w14:ligatures w14:val="none"/>
         </w:rPr>
@@ -14916,7 +14803,7 @@
           <w:rFonts w:eastAsia="Times New Roman" w:cstheme="minorHAnsi"/>
           <w:kern w:val="0"/>
           <w:szCs w:val="28"/>
-          <w:bdr w:val="none" w:color="auto" w:sz="0" w:space="0" w:frame="1"/>
+          <w:bdr w:val="none" w:sz="0" w:space="0" w:color="auto" w:frame="1"/>
           <w:lang w:eastAsia="es-CO"/>
           <w14:ligatures w14:val="none"/>
         </w:rPr>
@@ -14931,7 +14818,7 @@
         </w:numPr>
         <w:ind w:left="708"/>
       </w:pPr>
-      <w:bookmarkStart w:name="_Toc203760576" w:id="24"/>
+      <w:bookmarkStart w:id="24" w:name="_Toc203760576"/>
       <w:r>
         <w:lastRenderedPageBreak/>
         <w:t>Créditos</w:t>
@@ -14965,7 +14852,7 @@
             <w:pPr>
               <w:pStyle w:val="TextoTablas"/>
             </w:pPr>
-            <w:bookmarkStart w:name="_Hlk202731172" w:id="25"/>
+            <w:bookmarkStart w:id="25" w:name="_Hlk202731172"/>
             <w:r>
               <w:t>Nombre</w:t>
             </w:r>
@@ -15017,8 +14904,13 @@
             <w:pPr>
               <w:pStyle w:val="TextoTablas"/>
             </w:pPr>
-            <w:r>
-              <w:t>Milady Tatiana Villamil Castellanos</w:t>
+            <w:proofErr w:type="spellStart"/>
+            <w:r>
+              <w:t>Milady</w:t>
+            </w:r>
+            <w:proofErr w:type="spellEnd"/>
+            <w:r>
+              <w:t xml:space="preserve"> Tatiana Villamil Castellanos</w:t>
             </w:r>
           </w:p>
         </w:tc>
@@ -15309,8 +15201,13 @@
             <w:pPr>
               <w:pStyle w:val="TextoTablas"/>
             </w:pPr>
-            <w:r>
-              <w:t>Maria Alejandra Vera Briceño</w:t>
+            <w:proofErr w:type="spellStart"/>
+            <w:r>
+              <w:t>Maria</w:t>
+            </w:r>
+            <w:proofErr w:type="spellEnd"/>
+            <w:r>
+              <w:t xml:space="preserve"> Alejandra Vera Briceño</w:t>
             </w:r>
           </w:p>
         </w:tc>
@@ -15456,7 +15353,7 @@
     <w:sectPr>
       <w:headerReference w:type="default" r:id="rId35"/>
       <w:footerReference w:type="default" r:id="rId36"/>
-      <w:pgSz w:w="12240" w:h="15840" w:orient="portrait"/>
+      <w:pgSz w:w="12240" w:h="15840"/>
       <w:pgMar w:top="1701" w:right="1134" w:bottom="1134" w:left="1134" w:header="709" w:footer="737" w:gutter="0"/>
       <w:pgNumType w:start="1"/>
       <w:cols w:space="708"/>
@@ -15519,7 +15416,7 @@
 </file>
 
 <file path=word/footer2.xml><?xml version="1.0" encoding="utf-8"?>
-<w:ftr xmlns:wpc="http://schemas.microsoft.com/office/word/2010/wordprocessingCanvas" xmlns:cx="http://schemas.microsoft.com/office/drawing/2014/chartex" xmlns:cx1="http://schemas.microsoft.com/office/drawing/2015/9/8/chartex" xmlns:cx2="http://schemas.microsoft.com/office/drawing/2015/10/21/chartex" xmlns:cx3="http://schemas.microsoft.com/office/drawing/2016/5/9/chartex" xmlns:cx4="http://schemas.microsoft.com/office/drawing/2016/5/10/chartex" xmlns:cx5="http://schemas.microsoft.com/office/drawing/2016/5/11/chartex" xmlns:cx6="http://schemas.microsoft.com/office/drawing/2016/5/12/chartex" xmlns:cx7="http://schemas.microsoft.com/office/drawing/2016/5/13/chartex" xmlns:cx8="http://schemas.microsoft.com/office/drawing/2016/5/14/chartex" xmlns:mc="http://schemas.openxmlformats.org/markup-compatibility/2006" xmlns:aink="http://schemas.microsoft.com/office/drawing/2016/ink" xmlns:am3d="http://schemas.microsoft.com/office/drawing/2017/model3d" xmlns:o="urn:schemas-microsoft-com:office:office" xmlns:oel="http://schemas.microsoft.com/office/2019/extlst" xmlns:r="http://schemas.openxmlformats.org/officeDocument/2006/relationships" xmlns:m="http://schemas.openxmlformats.org/officeDocument/2006/math" xmlns:v="urn:schemas-microsoft-com:vml" xmlns:wp14="http://schemas.microsoft.com/office/word/2010/wordprocessingDrawing" xmlns:wp="http://schemas.openxmlformats.org/drawingml/2006/wordprocessingDrawing" xmlns:w10="urn:schemas-microsoft-com:office:word" xmlns:w="http://schemas.openxmlformats.org/wordprocessingml/2006/main" xmlns:w14="http://schemas.microsoft.com/office/word/2010/wordml" xmlns:w15="http://schemas.microsoft.com/office/word/2012/wordml" xmlns:w16cex="http://schemas.microsoft.com/office/word/2018/wordml/cex" xmlns:w16cid="http://schemas.microsoft.com/office/word/2016/wordml/cid" xmlns:w16="http://schemas.microsoft.com/office/word/2018/wordml" xmlns:w16du="http://schemas.microsoft.com/office/word/2023/wordml/word16du" xmlns:w16sdtdh="http://schemas.microsoft.com/office/word/2020/wordml/sdtdatahash" xmlns:w16sdtfl="http://schemas.microsoft.com/office/word/2024/wordml/sdtformatlock" xmlns:w16se="http://schemas.microsoft.com/office/word/2015/wordml/symex" xmlns:wpg="http://schemas.microsoft.com/office/word/2010/wordprocessingGroup" xmlns:wpi="http://schemas.microsoft.com/office/word/2010/wordprocessingInk" xmlns:wne="http://schemas.microsoft.com/office/word/2006/wordml" xmlns:wps="http://schemas.microsoft.com/office/word/2010/wordprocessingShape" xmlns:a="http://schemas.openxmlformats.org/drawingml/2006/main" xmlns:adec="http://schemas.microsoft.com/office/drawing/2017/decorative" mc:Ignorable="w14 w15 w16se w16cid w16 w16cex w16sdtdh w16sdtfl w16du wp14">
+<w:ftr xmlns:wpc="http://schemas.microsoft.com/office/word/2010/wordprocessingCanvas" xmlns:cx="http://schemas.microsoft.com/office/drawing/2014/chartex" xmlns:cx1="http://schemas.microsoft.com/office/drawing/2015/9/8/chartex" xmlns:cx2="http://schemas.microsoft.com/office/drawing/2015/10/21/chartex" xmlns:cx3="http://schemas.microsoft.com/office/drawing/2016/5/9/chartex" xmlns:cx4="http://schemas.microsoft.com/office/drawing/2016/5/10/chartex" xmlns:cx5="http://schemas.microsoft.com/office/drawing/2016/5/11/chartex" xmlns:cx6="http://schemas.microsoft.com/office/drawing/2016/5/12/chartex" xmlns:cx7="http://schemas.microsoft.com/office/drawing/2016/5/13/chartex" xmlns:cx8="http://schemas.microsoft.com/office/drawing/2016/5/14/chartex" xmlns:mc="http://schemas.openxmlformats.org/markup-compatibility/2006" xmlns:aink="http://schemas.microsoft.com/office/drawing/2016/ink" xmlns:am3d="http://schemas.microsoft.com/office/drawing/2017/model3d" xmlns:o="urn:schemas-microsoft-com:office:office" xmlns:oel="http://schemas.microsoft.com/office/2019/extlst" xmlns:r="http://schemas.openxmlformats.org/officeDocument/2006/relationships" xmlns:m="http://schemas.openxmlformats.org/officeDocument/2006/math" xmlns:v="urn:schemas-microsoft-com:vml" xmlns:wp14="http://schemas.microsoft.com/office/word/2010/wordprocessingDrawing" xmlns:wp="http://schemas.openxmlformats.org/drawingml/2006/wordprocessingDrawing" xmlns:w10="urn:schemas-microsoft-com:office:word" xmlns:w="http://schemas.openxmlformats.org/wordprocessingml/2006/main" xmlns:w14="http://schemas.microsoft.com/office/word/2010/wordml" xmlns:w15="http://schemas.microsoft.com/office/word/2012/wordml" xmlns:w16cex="http://schemas.microsoft.com/office/word/2018/wordml/cex" xmlns:w16cid="http://schemas.microsoft.com/office/word/2016/wordml/cid" xmlns:w16="http://schemas.microsoft.com/office/word/2018/wordml" xmlns:w16du="http://schemas.microsoft.com/office/word/2023/wordml/word16du" xmlns:w16sdtdh="http://schemas.microsoft.com/office/word/2020/wordml/sdtdatahash" xmlns:w16sdtfl="http://schemas.microsoft.com/office/word/2024/wordml/sdtformatlock" xmlns:w16se="http://schemas.microsoft.com/office/word/2015/wordml/symex" xmlns:wpg="http://schemas.microsoft.com/office/word/2010/wordprocessingGroup" xmlns:wpi="http://schemas.microsoft.com/office/word/2010/wordprocessingInk" xmlns:wne="http://schemas.microsoft.com/office/word/2006/wordml" xmlns:wps="http://schemas.microsoft.com/office/word/2010/wordprocessingShape" mc:Ignorable="w14 w15 w16se w16cid w16 w16cex w16sdtdh w16sdtfl w16du wp14">
   <w:sdt>
     <w:sdtPr>
       <w:id w:val="-1465197936"/>
@@ -15618,11 +15515,11 @@
             </mc:Choice>
             <mc:Fallback>
               <w:pict>
-                <v:shapetype id="_x0000_t202" coordsize="21600,21600" o:spt="202" path="m,l,21600r21600,l21600,xe" w14:anchorId="797C42AF">
+                <v:shapetype w14:anchorId="797C42AF" id="_x0000_t202" coordsize="21600,21600" o:spt="202" path="m,l,21600r21600,l21600,xe">
                   <v:stroke joinstyle="miter"/>
                   <v:path gradientshapeok="t" o:connecttype="rect"/>
                 </v:shapetype>
-                <v:shape id="_x0000_s1027" style="position:absolute;left:0;text-align:left;margin-left:16.1pt;margin-top:.65pt;width:455.15pt;height:41.4pt;z-index:251661312;visibility:visible;mso-wrap-style:square;mso-width-percent:0;mso-height-percent:0;mso-wrap-distance-left:9pt;mso-wrap-distance-top:3.6pt;mso-wrap-distance-right:9pt;mso-wrap-distance-bottom:3.6pt;mso-position-horizontal:absolute;mso-position-horizontal-relative:text;mso-position-vertical:absolute;mso-position-vertical-relative:text;mso-width-percent:0;mso-height-percent:0;mso-width-relative:margin;mso-height-relative:margin;v-text-anchor:top" alt="&quot;&quot;" stroked="f" type="#_x0000_t202" o:gfxdata="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">
+                <v:shape id="_x0000_s1027" type="#_x0000_t202" alt="&quot;&quot;" style="position:absolute;left:0;text-align:left;margin-left:16.1pt;margin-top:.65pt;width:455.15pt;height:41.4pt;z-index:251661312;visibility:visible;mso-wrap-style:square;mso-width-percent:0;mso-height-percent:0;mso-wrap-distance-left:9pt;mso-wrap-distance-top:3.6pt;mso-wrap-distance-right:9pt;mso-wrap-distance-bottom:3.6pt;mso-position-horizontal:absolute;mso-position-horizontal-relative:text;mso-position-vertical:absolute;mso-position-vertical-relative:text;mso-width-percent:0;mso-height-percent:0;mso-width-relative:margin;mso-height-relative:margin;v-text-anchor:top" o:gfxdata="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" stroked="f">
                   <v:textbox>
                     <w:txbxContent>
                       <w:p>
@@ -15698,7 +15595,7 @@
 </file>
 
 <file path=word/header1.xml><?xml version="1.0" encoding="utf-8"?>
-<w:hdr xmlns:wpc="http://schemas.microsoft.com/office/word/2010/wordprocessingCanvas" xmlns:cx="http://schemas.microsoft.com/office/drawing/2014/chartex" xmlns:cx1="http://schemas.microsoft.com/office/drawing/2015/9/8/chartex" xmlns:cx2="http://schemas.microsoft.com/office/drawing/2015/10/21/chartex" xmlns:cx3="http://schemas.microsoft.com/office/drawing/2016/5/9/chartex" xmlns:cx4="http://schemas.microsoft.com/office/drawing/2016/5/10/chartex" xmlns:cx5="http://schemas.microsoft.com/office/drawing/2016/5/11/chartex" xmlns:cx6="http://schemas.microsoft.com/office/drawing/2016/5/12/chartex" xmlns:cx7="http://schemas.microsoft.com/office/drawing/2016/5/13/chartex" xmlns:cx8="http://schemas.microsoft.com/office/drawing/2016/5/14/chartex" xmlns:mc="http://schemas.openxmlformats.org/markup-compatibility/2006" xmlns:aink="http://schemas.microsoft.com/office/drawing/2016/ink" xmlns:am3d="http://schemas.microsoft.com/office/drawing/2017/model3d" xmlns:o="urn:schemas-microsoft-com:office:office" xmlns:oel="http://schemas.microsoft.com/office/2019/extlst" xmlns:r="http://schemas.openxmlformats.org/officeDocument/2006/relationships" xmlns:m="http://schemas.openxmlformats.org/officeDocument/2006/math" xmlns:v="urn:schemas-microsoft-com:vml" xmlns:wp14="http://schemas.microsoft.com/office/word/2010/wordprocessingDrawing" xmlns:wp="http://schemas.openxmlformats.org/drawingml/2006/wordprocessingDrawing" xmlns:w10="urn:schemas-microsoft-com:office:word" xmlns:w="http://schemas.openxmlformats.org/wordprocessingml/2006/main" xmlns:w14="http://schemas.microsoft.com/office/word/2010/wordml" xmlns:w15="http://schemas.microsoft.com/office/word/2012/wordml" xmlns:w16cex="http://schemas.microsoft.com/office/word/2018/wordml/cex" xmlns:w16cid="http://schemas.microsoft.com/office/word/2016/wordml/cid" xmlns:w16="http://schemas.microsoft.com/office/word/2018/wordml" xmlns:w16du="http://schemas.microsoft.com/office/word/2023/wordml/word16du" xmlns:w16sdtdh="http://schemas.microsoft.com/office/word/2020/wordml/sdtdatahash" xmlns:w16sdtfl="http://schemas.microsoft.com/office/word/2024/wordml/sdtformatlock" xmlns:w16se="http://schemas.microsoft.com/office/word/2015/wordml/symex" xmlns:wpg="http://schemas.microsoft.com/office/word/2010/wordprocessingGroup" xmlns:wpi="http://schemas.microsoft.com/office/word/2010/wordprocessingInk" xmlns:wne="http://schemas.microsoft.com/office/word/2006/wordml" xmlns:wps="http://schemas.microsoft.com/office/word/2010/wordprocessingShape" xmlns:a="http://schemas.openxmlformats.org/drawingml/2006/main" xmlns:adec="http://schemas.microsoft.com/office/drawing/2017/decorative" xmlns:pic="http://schemas.openxmlformats.org/drawingml/2006/picture" xmlns:a14="http://schemas.microsoft.com/office/drawing/2010/main" xmlns:asvg="http://schemas.microsoft.com/office/drawing/2016/SVG/main" mc:Ignorable="w14 w15 w16se w16cid w16 w16cex w16sdtdh w16sdtfl w16du wp14">
+<w:hdr xmlns:wpc="http://schemas.microsoft.com/office/word/2010/wordprocessingCanvas" xmlns:cx="http://schemas.microsoft.com/office/drawing/2014/chartex" xmlns:cx1="http://schemas.microsoft.com/office/drawing/2015/9/8/chartex" xmlns:cx2="http://schemas.microsoft.com/office/drawing/2015/10/21/chartex" xmlns:cx3="http://schemas.microsoft.com/office/drawing/2016/5/9/chartex" xmlns:cx4="http://schemas.microsoft.com/office/drawing/2016/5/10/chartex" xmlns:cx5="http://schemas.microsoft.com/office/drawing/2016/5/11/chartex" xmlns:cx6="http://schemas.microsoft.com/office/drawing/2016/5/12/chartex" xmlns:cx7="http://schemas.microsoft.com/office/drawing/2016/5/13/chartex" xmlns:cx8="http://schemas.microsoft.com/office/drawing/2016/5/14/chartex" xmlns:mc="http://schemas.openxmlformats.org/markup-compatibility/2006" xmlns:aink="http://schemas.microsoft.com/office/drawing/2016/ink" xmlns:am3d="http://schemas.microsoft.com/office/drawing/2017/model3d" xmlns:o="urn:schemas-microsoft-com:office:office" xmlns:oel="http://schemas.microsoft.com/office/2019/extlst" xmlns:r="http://schemas.openxmlformats.org/officeDocument/2006/relationships" xmlns:m="http://schemas.openxmlformats.org/officeDocument/2006/math" xmlns:v="urn:schemas-microsoft-com:vml" xmlns:wp14="http://schemas.microsoft.com/office/word/2010/wordprocessingDrawing" xmlns:wp="http://schemas.openxmlformats.org/drawingml/2006/wordprocessingDrawing" xmlns:w10="urn:schemas-microsoft-com:office:word" xmlns:w="http://schemas.openxmlformats.org/wordprocessingml/2006/main" xmlns:w14="http://schemas.microsoft.com/office/word/2010/wordml" xmlns:w15="http://schemas.microsoft.com/office/word/2012/wordml" xmlns:w16cex="http://schemas.microsoft.com/office/word/2018/wordml/cex" xmlns:w16cid="http://schemas.microsoft.com/office/word/2016/wordml/cid" xmlns:w16="http://schemas.microsoft.com/office/word/2018/wordml" xmlns:w16du="http://schemas.microsoft.com/office/word/2023/wordml/word16du" xmlns:w16sdtdh="http://schemas.microsoft.com/office/word/2020/wordml/sdtdatahash" xmlns:w16sdtfl="http://schemas.microsoft.com/office/word/2024/wordml/sdtformatlock" xmlns:w16se="http://schemas.microsoft.com/office/word/2015/wordml/symex" xmlns:wpg="http://schemas.microsoft.com/office/word/2010/wordprocessingGroup" xmlns:wpi="http://schemas.microsoft.com/office/word/2010/wordprocessingInk" xmlns:wne="http://schemas.microsoft.com/office/word/2006/wordml" xmlns:wps="http://schemas.microsoft.com/office/word/2010/wordprocessingShape" mc:Ignorable="w14 w15 w16se w16cid w16 w16cex w16sdtdh w16sdtfl w16du wp14">
   <w:p>
     <w:pPr>
       <w:pStyle w:val="Encabezado"/>
@@ -15787,7 +15684,7 @@
 <w:numbering xmlns:wpc="http://schemas.microsoft.com/office/word/2010/wordprocessingCanvas" xmlns:cx="http://schemas.microsoft.com/office/drawing/2014/chartex" xmlns:cx1="http://schemas.microsoft.com/office/drawing/2015/9/8/chartex" xmlns:cx2="http://schemas.microsoft.com/office/drawing/2015/10/21/chartex" xmlns:cx3="http://schemas.microsoft.com/office/drawing/2016/5/9/chartex" xmlns:cx4="http://schemas.microsoft.com/office/drawing/2016/5/10/chartex" xmlns:cx5="http://schemas.microsoft.com/office/drawing/2016/5/11/chartex" xmlns:cx6="http://schemas.microsoft.com/office/drawing/2016/5/12/chartex" xmlns:cx7="http://schemas.microsoft.com/office/drawing/2016/5/13/chartex" xmlns:cx8="http://schemas.microsoft.com/office/drawing/2016/5/14/chartex" xmlns:mc="http://schemas.openxmlformats.org/markup-compatibility/2006" xmlns:aink="http://schemas.microsoft.com/office/drawing/2016/ink" xmlns:am3d="http://schemas.microsoft.com/office/drawing/2017/model3d" xmlns:o="urn:schemas-microsoft-com:office:office" xmlns:oel="http://schemas.microsoft.com/office/2019/extlst" xmlns:r="http://schemas.openxmlformats.org/officeDocument/2006/relationships" xmlns:m="http://schemas.openxmlformats.org/officeDocument/2006/math" xmlns:v="urn:schemas-microsoft-com:vml" xmlns:wp14="http://schemas.microsoft.com/office/word/2010/wordprocessingDrawing" xmlns:wp="http://schemas.openxmlformats.org/drawingml/2006/wordprocessingDrawing" xmlns:w10="urn:schemas-microsoft-com:office:word" xmlns:w="http://schemas.openxmlformats.org/wordprocessingml/2006/main" xmlns:w14="http://schemas.microsoft.com/office/word/2010/wordml" xmlns:w15="http://schemas.microsoft.com/office/word/2012/wordml" xmlns:w16cex="http://schemas.microsoft.com/office/word/2018/wordml/cex" xmlns:w16cid="http://schemas.microsoft.com/office/word/2016/wordml/cid" xmlns:w16="http://schemas.microsoft.com/office/word/2018/wordml" xmlns:w16du="http://schemas.microsoft.com/office/word/2023/wordml/word16du" xmlns:w16sdtdh="http://schemas.microsoft.com/office/word/2020/wordml/sdtdatahash" xmlns:w16sdtfl="http://schemas.microsoft.com/office/word/2024/wordml/sdtformatlock" xmlns:w16se="http://schemas.microsoft.com/office/word/2015/wordml/symex" xmlns:wpg="http://schemas.microsoft.com/office/word/2010/wordprocessingGroup" xmlns:wpi="http://schemas.microsoft.com/office/word/2010/wordprocessingInk" xmlns:wne="http://schemas.microsoft.com/office/word/2006/wordml" xmlns:wps="http://schemas.microsoft.com/office/word/2010/wordprocessingShape" mc:Ignorable="w14 w15 w16se w16cid w16 w16cex w16sdtdh w16sdtfl w16du wp14">
   <w:numPicBullet w:numPicBulletId="0">
     <w:pict>
-      <v:shapetype id="_x0000_t75" coordsize="21600,21600" filled="f" stroked="f" o:spt="75" o:preferrelative="t" path="m@4@5l@4@11@9@11@9@5xe">
+      <v:shapetype id="_x0000_t75" coordsize="21600,21600" o:spt="75" o:preferrelative="t" path="m@4@5l@4@11@9@11@9@5xe" filled="f" stroked="f">
         <v:stroke joinstyle="miter"/>
         <v:formulas>
           <v:f eqn="if lineDrawn pixelLineWidth 0"/>
@@ -15803,11 +15700,11 @@
           <v:f eqn="prod @7 21600 pixelHeight"/>
           <v:f eqn="sum @10 21600 0"/>
         </v:formulas>
-        <v:path gradientshapeok="t" o:connecttype="rect" o:extrusionok="f"/>
+        <v:path o:extrusionok="f" gradientshapeok="t" o:connecttype="rect"/>
         <o:lock v:ext="edit" aspectratio="t"/>
       </v:shapetype>
-      <v:shape id="_x0000_i1077" style="width:7.6pt;height:7.6pt" o:bullet="t" type="#_x0000_t75">
-        <v:imagedata o:title="mso8C56" r:id="rId1"/>
+      <v:shape id="_x0000_i1037" type="#_x0000_t75" style="width:7.05pt;height:7.05pt" o:bullet="t">
+        <v:imagedata r:id="rId1" o:title="mso8C56"/>
       </v:shape>
     </w:pict>
   </w:numPicBullet>
@@ -15828,7 +15725,7 @@
         <w:ind w:left="1199" w:hanging="360"/>
       </w:pPr>
       <w:rPr>
-        <w:rFonts w:hint="default" w:ascii="Symbol" w:hAnsi="Symbol"/>
+        <w:rFonts w:ascii="Symbol" w:hAnsi="Symbol" w:hint="default"/>
       </w:rPr>
     </w:lvl>
   </w:abstractNum>
@@ -15845,7 +15742,7 @@
         <w:ind w:left="1080" w:hanging="360"/>
       </w:pPr>
       <w:rPr>
-        <w:rFonts w:hint="default" w:ascii="Symbol" w:hAnsi="Symbol"/>
+        <w:rFonts w:ascii="Symbol" w:hAnsi="Symbol" w:hint="default"/>
       </w:rPr>
     </w:lvl>
     <w:lvl w:ilvl="1" w:tplc="240A0003" w:tentative="1">
@@ -15857,7 +15754,7 @@
         <w:ind w:left="1800" w:hanging="360"/>
       </w:pPr>
       <w:rPr>
-        <w:rFonts w:hint="default" w:ascii="Courier New" w:hAnsi="Courier New" w:cs="Courier New"/>
+        <w:rFonts w:ascii="Courier New" w:hAnsi="Courier New" w:cs="Courier New" w:hint="default"/>
       </w:rPr>
     </w:lvl>
     <w:lvl w:ilvl="2" w:tplc="240A0005" w:tentative="1">
@@ -15869,7 +15766,7 @@
         <w:ind w:left="2520" w:hanging="360"/>
       </w:pPr>
       <w:rPr>
-        <w:rFonts w:hint="default" w:ascii="Wingdings" w:hAnsi="Wingdings"/>
+        <w:rFonts w:ascii="Wingdings" w:hAnsi="Wingdings" w:hint="default"/>
       </w:rPr>
     </w:lvl>
     <w:lvl w:ilvl="3" w:tplc="240A0001" w:tentative="1">
@@ -15881,7 +15778,7 @@
         <w:ind w:left="3240" w:hanging="360"/>
       </w:pPr>
       <w:rPr>
-        <w:rFonts w:hint="default" w:ascii="Symbol" w:hAnsi="Symbol"/>
+        <w:rFonts w:ascii="Symbol" w:hAnsi="Symbol" w:hint="default"/>
       </w:rPr>
     </w:lvl>
     <w:lvl w:ilvl="4" w:tplc="240A0003" w:tentative="1">
@@ -15893,7 +15790,7 @@
         <w:ind w:left="3960" w:hanging="360"/>
       </w:pPr>
       <w:rPr>
-        <w:rFonts w:hint="default" w:ascii="Courier New" w:hAnsi="Courier New" w:cs="Courier New"/>
+        <w:rFonts w:ascii="Courier New" w:hAnsi="Courier New" w:cs="Courier New" w:hint="default"/>
       </w:rPr>
     </w:lvl>
     <w:lvl w:ilvl="5" w:tplc="240A0005" w:tentative="1">
@@ -15905,7 +15802,7 @@
         <w:ind w:left="4680" w:hanging="360"/>
       </w:pPr>
       <w:rPr>
-        <w:rFonts w:hint="default" w:ascii="Wingdings" w:hAnsi="Wingdings"/>
+        <w:rFonts w:ascii="Wingdings" w:hAnsi="Wingdings" w:hint="default"/>
       </w:rPr>
     </w:lvl>
     <w:lvl w:ilvl="6" w:tplc="240A0001" w:tentative="1">
@@ -15917,7 +15814,7 @@
         <w:ind w:left="5400" w:hanging="360"/>
       </w:pPr>
       <w:rPr>
-        <w:rFonts w:hint="default" w:ascii="Symbol" w:hAnsi="Symbol"/>
+        <w:rFonts w:ascii="Symbol" w:hAnsi="Symbol" w:hint="default"/>
       </w:rPr>
     </w:lvl>
     <w:lvl w:ilvl="7" w:tplc="240A0003" w:tentative="1">
@@ -15929,7 +15826,7 @@
         <w:ind w:left="6120" w:hanging="360"/>
       </w:pPr>
       <w:rPr>
-        <w:rFonts w:hint="default" w:ascii="Courier New" w:hAnsi="Courier New" w:cs="Courier New"/>
+        <w:rFonts w:ascii="Courier New" w:hAnsi="Courier New" w:cs="Courier New" w:hint="default"/>
       </w:rPr>
     </w:lvl>
     <w:lvl w:ilvl="8" w:tplc="240A0005" w:tentative="1">
@@ -15941,7 +15838,7 @@
         <w:ind w:left="6840" w:hanging="360"/>
       </w:pPr>
       <w:rPr>
-        <w:rFonts w:hint="default" w:ascii="Wingdings" w:hAnsi="Wingdings"/>
+        <w:rFonts w:ascii="Wingdings" w:hAnsi="Wingdings" w:hint="default"/>
       </w:rPr>
     </w:lvl>
   </w:abstractNum>
@@ -15958,7 +15855,7 @@
         <w:ind w:left="1068" w:hanging="360"/>
       </w:pPr>
       <w:rPr>
-        <w:rFonts w:hint="default" w:ascii="Symbol" w:hAnsi="Symbol"/>
+        <w:rFonts w:ascii="Symbol" w:hAnsi="Symbol" w:hint="default"/>
       </w:rPr>
     </w:lvl>
     <w:lvl w:ilvl="1" w:tplc="240A0019" w:tentative="1">
@@ -16047,7 +15944,7 @@
         <w:ind w:left="2149" w:hanging="360"/>
       </w:pPr>
       <w:rPr>
-        <w:rFonts w:hint="default" w:ascii="Symbol" w:hAnsi="Symbol"/>
+        <w:rFonts w:ascii="Symbol" w:hAnsi="Symbol" w:hint="default"/>
       </w:rPr>
     </w:lvl>
     <w:lvl w:ilvl="1" w:tplc="240A0003" w:tentative="1">
@@ -16059,7 +15956,7 @@
         <w:ind w:left="2869" w:hanging="360"/>
       </w:pPr>
       <w:rPr>
-        <w:rFonts w:hint="default" w:ascii="Courier New" w:hAnsi="Courier New" w:cs="Courier New"/>
+        <w:rFonts w:ascii="Courier New" w:hAnsi="Courier New" w:cs="Courier New" w:hint="default"/>
       </w:rPr>
     </w:lvl>
     <w:lvl w:ilvl="2" w:tplc="240A0005" w:tentative="1">
@@ -16071,7 +15968,7 @@
         <w:ind w:left="3589" w:hanging="360"/>
       </w:pPr>
       <w:rPr>
-        <w:rFonts w:hint="default" w:ascii="Wingdings" w:hAnsi="Wingdings"/>
+        <w:rFonts w:ascii="Wingdings" w:hAnsi="Wingdings" w:hint="default"/>
       </w:rPr>
     </w:lvl>
     <w:lvl w:ilvl="3" w:tplc="240A0001" w:tentative="1">
@@ -16083,7 +15980,7 @@
         <w:ind w:left="4309" w:hanging="360"/>
       </w:pPr>
       <w:rPr>
-        <w:rFonts w:hint="default" w:ascii="Symbol" w:hAnsi="Symbol"/>
+        <w:rFonts w:ascii="Symbol" w:hAnsi="Symbol" w:hint="default"/>
       </w:rPr>
     </w:lvl>
     <w:lvl w:ilvl="4" w:tplc="240A0003" w:tentative="1">
@@ -16095,7 +15992,7 @@
         <w:ind w:left="5029" w:hanging="360"/>
       </w:pPr>
       <w:rPr>
-        <w:rFonts w:hint="default" w:ascii="Courier New" w:hAnsi="Courier New" w:cs="Courier New"/>
+        <w:rFonts w:ascii="Courier New" w:hAnsi="Courier New" w:cs="Courier New" w:hint="default"/>
       </w:rPr>
     </w:lvl>
     <w:lvl w:ilvl="5" w:tplc="240A0005" w:tentative="1">
@@ -16107,7 +16004,7 @@
         <w:ind w:left="5749" w:hanging="360"/>
       </w:pPr>
       <w:rPr>
-        <w:rFonts w:hint="default" w:ascii="Wingdings" w:hAnsi="Wingdings"/>
+        <w:rFonts w:ascii="Wingdings" w:hAnsi="Wingdings" w:hint="default"/>
       </w:rPr>
     </w:lvl>
     <w:lvl w:ilvl="6" w:tplc="240A0001" w:tentative="1">
@@ -16119,7 +16016,7 @@
         <w:ind w:left="6469" w:hanging="360"/>
       </w:pPr>
       <w:rPr>
-        <w:rFonts w:hint="default" w:ascii="Symbol" w:hAnsi="Symbol"/>
+        <w:rFonts w:ascii="Symbol" w:hAnsi="Symbol" w:hint="default"/>
       </w:rPr>
     </w:lvl>
     <w:lvl w:ilvl="7" w:tplc="240A0003" w:tentative="1">
@@ -16131,7 +16028,7 @@
         <w:ind w:left="7189" w:hanging="360"/>
       </w:pPr>
       <w:rPr>
-        <w:rFonts w:hint="default" w:ascii="Courier New" w:hAnsi="Courier New" w:cs="Courier New"/>
+        <w:rFonts w:ascii="Courier New" w:hAnsi="Courier New" w:cs="Courier New" w:hint="default"/>
       </w:rPr>
     </w:lvl>
     <w:lvl w:ilvl="8" w:tplc="240A0005" w:tentative="1">
@@ -16143,7 +16040,7 @@
         <w:ind w:left="7909" w:hanging="360"/>
       </w:pPr>
       <w:rPr>
-        <w:rFonts w:hint="default" w:ascii="Wingdings" w:hAnsi="Wingdings"/>
+        <w:rFonts w:ascii="Wingdings" w:hAnsi="Wingdings" w:hint="default"/>
       </w:rPr>
     </w:lvl>
   </w:abstractNum>
@@ -16160,7 +16057,7 @@
         <w:ind w:left="1080" w:hanging="360"/>
       </w:pPr>
       <w:rPr>
-        <w:rFonts w:hint="default" w:ascii="Symbol" w:hAnsi="Symbol"/>
+        <w:rFonts w:ascii="Symbol" w:hAnsi="Symbol" w:hint="default"/>
       </w:rPr>
     </w:lvl>
     <w:lvl w:ilvl="1" w:tplc="240A0003" w:tentative="1">
@@ -16172,7 +16069,7 @@
         <w:ind w:left="1800" w:hanging="360"/>
       </w:pPr>
       <w:rPr>
-        <w:rFonts w:hint="default" w:ascii="Courier New" w:hAnsi="Courier New" w:cs="Courier New"/>
+        <w:rFonts w:ascii="Courier New" w:hAnsi="Courier New" w:cs="Courier New" w:hint="default"/>
       </w:rPr>
     </w:lvl>
     <w:lvl w:ilvl="2" w:tplc="240A0005" w:tentative="1">
@@ -16184,7 +16081,7 @@
         <w:ind w:left="2520" w:hanging="360"/>
       </w:pPr>
       <w:rPr>
-        <w:rFonts w:hint="default" w:ascii="Wingdings" w:hAnsi="Wingdings"/>
+        <w:rFonts w:ascii="Wingdings" w:hAnsi="Wingdings" w:hint="default"/>
       </w:rPr>
     </w:lvl>
     <w:lvl w:ilvl="3" w:tplc="240A0001" w:tentative="1">
@@ -16196,7 +16093,7 @@
         <w:ind w:left="3240" w:hanging="360"/>
       </w:pPr>
       <w:rPr>
-        <w:rFonts w:hint="default" w:ascii="Symbol" w:hAnsi="Symbol"/>
+        <w:rFonts w:ascii="Symbol" w:hAnsi="Symbol" w:hint="default"/>
       </w:rPr>
     </w:lvl>
     <w:lvl w:ilvl="4" w:tplc="240A0003" w:tentative="1">
@@ -16208,7 +16105,7 @@
         <w:ind w:left="3960" w:hanging="360"/>
       </w:pPr>
       <w:rPr>
-        <w:rFonts w:hint="default" w:ascii="Courier New" w:hAnsi="Courier New" w:cs="Courier New"/>
+        <w:rFonts w:ascii="Courier New" w:hAnsi="Courier New" w:cs="Courier New" w:hint="default"/>
       </w:rPr>
     </w:lvl>
     <w:lvl w:ilvl="5" w:tplc="240A0005" w:tentative="1">
@@ -16220,7 +16117,7 @@
         <w:ind w:left="4680" w:hanging="360"/>
       </w:pPr>
       <w:rPr>
-        <w:rFonts w:hint="default" w:ascii="Wingdings" w:hAnsi="Wingdings"/>
+        <w:rFonts w:ascii="Wingdings" w:hAnsi="Wingdings" w:hint="default"/>
       </w:rPr>
     </w:lvl>
     <w:lvl w:ilvl="6" w:tplc="240A0001" w:tentative="1">
@@ -16232,7 +16129,7 @@
         <w:ind w:left="5400" w:hanging="360"/>
       </w:pPr>
       <w:rPr>
-        <w:rFonts w:hint="default" w:ascii="Symbol" w:hAnsi="Symbol"/>
+        <w:rFonts w:ascii="Symbol" w:hAnsi="Symbol" w:hint="default"/>
       </w:rPr>
     </w:lvl>
     <w:lvl w:ilvl="7" w:tplc="240A0003" w:tentative="1">
@@ -16244,7 +16141,7 @@
         <w:ind w:left="6120" w:hanging="360"/>
       </w:pPr>
       <w:rPr>
-        <w:rFonts w:hint="default" w:ascii="Courier New" w:hAnsi="Courier New" w:cs="Courier New"/>
+        <w:rFonts w:ascii="Courier New" w:hAnsi="Courier New" w:cs="Courier New" w:hint="default"/>
       </w:rPr>
     </w:lvl>
     <w:lvl w:ilvl="8" w:tplc="240A0005" w:tentative="1">
@@ -16256,7 +16153,7 @@
         <w:ind w:left="6840" w:hanging="360"/>
       </w:pPr>
       <w:rPr>
-        <w:rFonts w:hint="default" w:ascii="Wingdings" w:hAnsi="Wingdings"/>
+        <w:rFonts w:ascii="Wingdings" w:hAnsi="Wingdings" w:hint="default"/>
       </w:rPr>
     </w:lvl>
   </w:abstractNum>
@@ -16273,7 +16170,7 @@
         <w:ind w:left="1069" w:hanging="360"/>
       </w:pPr>
       <w:rPr>
-        <w:rFonts w:hint="default" w:ascii="Symbol" w:hAnsi="Symbol"/>
+        <w:rFonts w:ascii="Symbol" w:hAnsi="Symbol" w:hint="default"/>
       </w:rPr>
     </w:lvl>
     <w:lvl w:ilvl="1" w:tplc="240A0003" w:tentative="1">
@@ -16285,7 +16182,7 @@
         <w:ind w:left="1789" w:hanging="360"/>
       </w:pPr>
       <w:rPr>
-        <w:rFonts w:hint="default" w:ascii="Courier New" w:hAnsi="Courier New" w:cs="Courier New"/>
+        <w:rFonts w:ascii="Courier New" w:hAnsi="Courier New" w:cs="Courier New" w:hint="default"/>
       </w:rPr>
     </w:lvl>
     <w:lvl w:ilvl="2" w:tplc="240A0005" w:tentative="1">
@@ -16297,7 +16194,7 @@
         <w:ind w:left="2509" w:hanging="360"/>
       </w:pPr>
       <w:rPr>
-        <w:rFonts w:hint="default" w:ascii="Wingdings" w:hAnsi="Wingdings"/>
+        <w:rFonts w:ascii="Wingdings" w:hAnsi="Wingdings" w:hint="default"/>
       </w:rPr>
     </w:lvl>
     <w:lvl w:ilvl="3" w:tplc="240A0001" w:tentative="1">
@@ -16309,7 +16206,7 @@
         <w:ind w:left="3229" w:hanging="360"/>
       </w:pPr>
       <w:rPr>
-        <w:rFonts w:hint="default" w:ascii="Symbol" w:hAnsi="Symbol"/>
+        <w:rFonts w:ascii="Symbol" w:hAnsi="Symbol" w:hint="default"/>
       </w:rPr>
     </w:lvl>
     <w:lvl w:ilvl="4" w:tplc="240A0003" w:tentative="1">
@@ -16321,7 +16218,7 @@
         <w:ind w:left="3949" w:hanging="360"/>
       </w:pPr>
       <w:rPr>
-        <w:rFonts w:hint="default" w:ascii="Courier New" w:hAnsi="Courier New" w:cs="Courier New"/>
+        <w:rFonts w:ascii="Courier New" w:hAnsi="Courier New" w:cs="Courier New" w:hint="default"/>
       </w:rPr>
     </w:lvl>
     <w:lvl w:ilvl="5" w:tplc="240A0005" w:tentative="1">
@@ -16333,7 +16230,7 @@
         <w:ind w:left="4669" w:hanging="360"/>
       </w:pPr>
       <w:rPr>
-        <w:rFonts w:hint="default" w:ascii="Wingdings" w:hAnsi="Wingdings"/>
+        <w:rFonts w:ascii="Wingdings" w:hAnsi="Wingdings" w:hint="default"/>
       </w:rPr>
     </w:lvl>
     <w:lvl w:ilvl="6" w:tplc="240A0001" w:tentative="1">
@@ -16345,7 +16242,7 @@
         <w:ind w:left="5389" w:hanging="360"/>
       </w:pPr>
       <w:rPr>
-        <w:rFonts w:hint="default" w:ascii="Symbol" w:hAnsi="Symbol"/>
+        <w:rFonts w:ascii="Symbol" w:hAnsi="Symbol" w:hint="default"/>
       </w:rPr>
     </w:lvl>
     <w:lvl w:ilvl="7" w:tplc="240A0003" w:tentative="1">
@@ -16357,7 +16254,7 @@
         <w:ind w:left="6109" w:hanging="360"/>
       </w:pPr>
       <w:rPr>
-        <w:rFonts w:hint="default" w:ascii="Courier New" w:hAnsi="Courier New" w:cs="Courier New"/>
+        <w:rFonts w:ascii="Courier New" w:hAnsi="Courier New" w:cs="Courier New" w:hint="default"/>
       </w:rPr>
     </w:lvl>
     <w:lvl w:ilvl="8" w:tplc="240A0005" w:tentative="1">
@@ -16369,7 +16266,7 @@
         <w:ind w:left="6829" w:hanging="360"/>
       </w:pPr>
       <w:rPr>
-        <w:rFonts w:hint="default" w:ascii="Wingdings" w:hAnsi="Wingdings"/>
+        <w:rFonts w:ascii="Wingdings" w:hAnsi="Wingdings" w:hint="default"/>
       </w:rPr>
     </w:lvl>
   </w:abstractNum>
@@ -16476,7 +16373,7 @@
         <w:ind w:left="1069" w:hanging="360"/>
       </w:pPr>
       <w:rPr>
-        <w:rFonts w:hint="default" w:ascii="Symbol" w:hAnsi="Symbol"/>
+        <w:rFonts w:ascii="Symbol" w:hAnsi="Symbol" w:hint="default"/>
       </w:rPr>
     </w:lvl>
     <w:lvl w:ilvl="1" w:tplc="240A0003" w:tentative="1">
@@ -16488,7 +16385,7 @@
         <w:ind w:left="1789" w:hanging="360"/>
       </w:pPr>
       <w:rPr>
-        <w:rFonts w:hint="default" w:ascii="Courier New" w:hAnsi="Courier New" w:cs="Courier New"/>
+        <w:rFonts w:ascii="Courier New" w:hAnsi="Courier New" w:cs="Courier New" w:hint="default"/>
       </w:rPr>
     </w:lvl>
     <w:lvl w:ilvl="2" w:tplc="240A0005" w:tentative="1">
@@ -16500,7 +16397,7 @@
         <w:ind w:left="2509" w:hanging="360"/>
       </w:pPr>
       <w:rPr>
-        <w:rFonts w:hint="default" w:ascii="Wingdings" w:hAnsi="Wingdings"/>
+        <w:rFonts w:ascii="Wingdings" w:hAnsi="Wingdings" w:hint="default"/>
       </w:rPr>
     </w:lvl>
     <w:lvl w:ilvl="3" w:tplc="240A0001" w:tentative="1">
@@ -16512,7 +16409,7 @@
         <w:ind w:left="3229" w:hanging="360"/>
       </w:pPr>
       <w:rPr>
-        <w:rFonts w:hint="default" w:ascii="Symbol" w:hAnsi="Symbol"/>
+        <w:rFonts w:ascii="Symbol" w:hAnsi="Symbol" w:hint="default"/>
       </w:rPr>
     </w:lvl>
     <w:lvl w:ilvl="4" w:tplc="240A0003" w:tentative="1">
@@ -16524,7 +16421,7 @@
         <w:ind w:left="3949" w:hanging="360"/>
       </w:pPr>
       <w:rPr>
-        <w:rFonts w:hint="default" w:ascii="Courier New" w:hAnsi="Courier New" w:cs="Courier New"/>
+        <w:rFonts w:ascii="Courier New" w:hAnsi="Courier New" w:cs="Courier New" w:hint="default"/>
       </w:rPr>
     </w:lvl>
     <w:lvl w:ilvl="5" w:tplc="240A0005" w:tentative="1">
@@ -16536,7 +16433,7 @@
         <w:ind w:left="4669" w:hanging="360"/>
       </w:pPr>
       <w:rPr>
-        <w:rFonts w:hint="default" w:ascii="Wingdings" w:hAnsi="Wingdings"/>
+        <w:rFonts w:ascii="Wingdings" w:hAnsi="Wingdings" w:hint="default"/>
       </w:rPr>
     </w:lvl>
     <w:lvl w:ilvl="6" w:tplc="240A0001" w:tentative="1">
@@ -16548,7 +16445,7 @@
         <w:ind w:left="5389" w:hanging="360"/>
       </w:pPr>
       <w:rPr>
-        <w:rFonts w:hint="default" w:ascii="Symbol" w:hAnsi="Symbol"/>
+        <w:rFonts w:ascii="Symbol" w:hAnsi="Symbol" w:hint="default"/>
       </w:rPr>
     </w:lvl>
     <w:lvl w:ilvl="7" w:tplc="240A0003" w:tentative="1">
@@ -16560,7 +16457,7 @@
         <w:ind w:left="6109" w:hanging="360"/>
       </w:pPr>
       <w:rPr>
-        <w:rFonts w:hint="default" w:ascii="Courier New" w:hAnsi="Courier New" w:cs="Courier New"/>
+        <w:rFonts w:ascii="Courier New" w:hAnsi="Courier New" w:cs="Courier New" w:hint="default"/>
       </w:rPr>
     </w:lvl>
     <w:lvl w:ilvl="8" w:tplc="240A0005" w:tentative="1">
@@ -16572,7 +16469,7 @@
         <w:ind w:left="6829" w:hanging="360"/>
       </w:pPr>
       <w:rPr>
-        <w:rFonts w:hint="default" w:ascii="Wingdings" w:hAnsi="Wingdings"/>
+        <w:rFonts w:ascii="Wingdings" w:hAnsi="Wingdings" w:hint="default"/>
       </w:rPr>
     </w:lvl>
   </w:abstractNum>
@@ -16681,7 +16578,7 @@
         <w:ind w:left="1429" w:hanging="360"/>
       </w:pPr>
       <w:rPr>
-        <w:rFonts w:hint="default" w:ascii="Symbol" w:hAnsi="Symbol"/>
+        <w:rFonts w:ascii="Symbol" w:hAnsi="Symbol" w:hint="default"/>
       </w:rPr>
     </w:lvl>
     <w:lvl w:ilvl="1" w:tplc="240A0003" w:tentative="1">
@@ -16693,7 +16590,7 @@
         <w:ind w:left="2149" w:hanging="360"/>
       </w:pPr>
       <w:rPr>
-        <w:rFonts w:hint="default" w:ascii="Courier New" w:hAnsi="Courier New" w:cs="Courier New"/>
+        <w:rFonts w:ascii="Courier New" w:hAnsi="Courier New" w:cs="Courier New" w:hint="default"/>
       </w:rPr>
     </w:lvl>
     <w:lvl w:ilvl="2" w:tplc="240A0005" w:tentative="1">
@@ -16705,7 +16602,7 @@
         <w:ind w:left="2869" w:hanging="360"/>
       </w:pPr>
       <w:rPr>
-        <w:rFonts w:hint="default" w:ascii="Wingdings" w:hAnsi="Wingdings"/>
+        <w:rFonts w:ascii="Wingdings" w:hAnsi="Wingdings" w:hint="default"/>
       </w:rPr>
     </w:lvl>
     <w:lvl w:ilvl="3" w:tplc="240A0001" w:tentative="1">
@@ -16717,7 +16614,7 @@
         <w:ind w:left="3589" w:hanging="360"/>
       </w:pPr>
       <w:rPr>
-        <w:rFonts w:hint="default" w:ascii="Symbol" w:hAnsi="Symbol"/>
+        <w:rFonts w:ascii="Symbol" w:hAnsi="Symbol" w:hint="default"/>
       </w:rPr>
     </w:lvl>
     <w:lvl w:ilvl="4" w:tplc="240A0003" w:tentative="1">
@@ -16729,7 +16626,7 @@
         <w:ind w:left="4309" w:hanging="360"/>
       </w:pPr>
       <w:rPr>
-        <w:rFonts w:hint="default" w:ascii="Courier New" w:hAnsi="Courier New" w:cs="Courier New"/>
+        <w:rFonts w:ascii="Courier New" w:hAnsi="Courier New" w:cs="Courier New" w:hint="default"/>
       </w:rPr>
     </w:lvl>
     <w:lvl w:ilvl="5" w:tplc="240A0005" w:tentative="1">
@@ -16741,7 +16638,7 @@
         <w:ind w:left="5029" w:hanging="360"/>
       </w:pPr>
       <w:rPr>
-        <w:rFonts w:hint="default" w:ascii="Wingdings" w:hAnsi="Wingdings"/>
+        <w:rFonts w:ascii="Wingdings" w:hAnsi="Wingdings" w:hint="default"/>
       </w:rPr>
     </w:lvl>
     <w:lvl w:ilvl="6" w:tplc="240A0001" w:tentative="1">
@@ -16753,7 +16650,7 @@
         <w:ind w:left="5749" w:hanging="360"/>
       </w:pPr>
       <w:rPr>
-        <w:rFonts w:hint="default" w:ascii="Symbol" w:hAnsi="Symbol"/>
+        <w:rFonts w:ascii="Symbol" w:hAnsi="Symbol" w:hint="default"/>
       </w:rPr>
     </w:lvl>
     <w:lvl w:ilvl="7" w:tplc="240A0003" w:tentative="1">
@@ -16765,7 +16662,7 @@
         <w:ind w:left="6469" w:hanging="360"/>
       </w:pPr>
       <w:rPr>
-        <w:rFonts w:hint="default" w:ascii="Courier New" w:hAnsi="Courier New" w:cs="Courier New"/>
+        <w:rFonts w:ascii="Courier New" w:hAnsi="Courier New" w:cs="Courier New" w:hint="default"/>
       </w:rPr>
     </w:lvl>
     <w:lvl w:ilvl="8" w:tplc="240A0005" w:tentative="1">
@@ -16777,7 +16674,7 @@
         <w:ind w:left="7189" w:hanging="360"/>
       </w:pPr>
       <w:rPr>
-        <w:rFonts w:hint="default" w:ascii="Wingdings" w:hAnsi="Wingdings"/>
+        <w:rFonts w:ascii="Wingdings" w:hAnsi="Wingdings" w:hint="default"/>
       </w:rPr>
     </w:lvl>
   </w:abstractNum>
@@ -16795,7 +16692,7 @@
         <w:ind w:left="1429" w:hanging="360"/>
       </w:pPr>
       <w:rPr>
-        <w:rFonts w:hint="default" w:ascii="Symbol" w:hAnsi="Symbol"/>
+        <w:rFonts w:ascii="Symbol" w:hAnsi="Symbol" w:hint="default"/>
       </w:rPr>
     </w:lvl>
     <w:lvl w:ilvl="1" w:tplc="240A0003" w:tentative="1">
@@ -16807,7 +16704,7 @@
         <w:ind w:left="2149" w:hanging="360"/>
       </w:pPr>
       <w:rPr>
-        <w:rFonts w:hint="default" w:ascii="Courier New" w:hAnsi="Courier New" w:cs="Courier New"/>
+        <w:rFonts w:ascii="Courier New" w:hAnsi="Courier New" w:cs="Courier New" w:hint="default"/>
       </w:rPr>
     </w:lvl>
     <w:lvl w:ilvl="2" w:tplc="240A0005" w:tentative="1">
@@ -16819,7 +16716,7 @@
         <w:ind w:left="2869" w:hanging="360"/>
       </w:pPr>
       <w:rPr>
-        <w:rFonts w:hint="default" w:ascii="Wingdings" w:hAnsi="Wingdings"/>
+        <w:rFonts w:ascii="Wingdings" w:hAnsi="Wingdings" w:hint="default"/>
       </w:rPr>
     </w:lvl>
     <w:lvl w:ilvl="3" w:tplc="240A0001" w:tentative="1">
@@ -16831,7 +16728,7 @@
         <w:ind w:left="3589" w:hanging="360"/>
       </w:pPr>
       <w:rPr>
-        <w:rFonts w:hint="default" w:ascii="Symbol" w:hAnsi="Symbol"/>
+        <w:rFonts w:ascii="Symbol" w:hAnsi="Symbol" w:hint="default"/>
       </w:rPr>
     </w:lvl>
     <w:lvl w:ilvl="4" w:tplc="240A0003" w:tentative="1">
@@ -16843,7 +16740,7 @@
         <w:ind w:left="4309" w:hanging="360"/>
       </w:pPr>
       <w:rPr>
-        <w:rFonts w:hint="default" w:ascii="Courier New" w:hAnsi="Courier New" w:cs="Courier New"/>
+        <w:rFonts w:ascii="Courier New" w:hAnsi="Courier New" w:cs="Courier New" w:hint="default"/>
       </w:rPr>
     </w:lvl>
     <w:lvl w:ilvl="5" w:tplc="240A0005" w:tentative="1">
@@ -16855,7 +16752,7 @@
         <w:ind w:left="5029" w:hanging="360"/>
       </w:pPr>
       <w:rPr>
-        <w:rFonts w:hint="default" w:ascii="Wingdings" w:hAnsi="Wingdings"/>
+        <w:rFonts w:ascii="Wingdings" w:hAnsi="Wingdings" w:hint="default"/>
       </w:rPr>
     </w:lvl>
     <w:lvl w:ilvl="6" w:tplc="240A0001" w:tentative="1">
@@ -16867,7 +16764,7 @@
         <w:ind w:left="5749" w:hanging="360"/>
       </w:pPr>
       <w:rPr>
-        <w:rFonts w:hint="default" w:ascii="Symbol" w:hAnsi="Symbol"/>
+        <w:rFonts w:ascii="Symbol" w:hAnsi="Symbol" w:hint="default"/>
       </w:rPr>
     </w:lvl>
     <w:lvl w:ilvl="7" w:tplc="240A0003" w:tentative="1">
@@ -16879,7 +16776,7 @@
         <w:ind w:left="6469" w:hanging="360"/>
       </w:pPr>
       <w:rPr>
-        <w:rFonts w:hint="default" w:ascii="Courier New" w:hAnsi="Courier New" w:cs="Courier New"/>
+        <w:rFonts w:ascii="Courier New" w:hAnsi="Courier New" w:cs="Courier New" w:hint="default"/>
       </w:rPr>
     </w:lvl>
     <w:lvl w:ilvl="8" w:tplc="240A0005" w:tentative="1">
@@ -16891,7 +16788,7 @@
         <w:ind w:left="7189" w:hanging="360"/>
       </w:pPr>
       <w:rPr>
-        <w:rFonts w:hint="default" w:ascii="Wingdings" w:hAnsi="Wingdings"/>
+        <w:rFonts w:ascii="Wingdings" w:hAnsi="Wingdings" w:hint="default"/>
       </w:rPr>
     </w:lvl>
   </w:abstractNum>
@@ -16908,7 +16805,7 @@
         <w:ind w:left="1080" w:hanging="360"/>
       </w:pPr>
       <w:rPr>
-        <w:rFonts w:hint="default" w:ascii="Symbol" w:hAnsi="Symbol"/>
+        <w:rFonts w:ascii="Symbol" w:hAnsi="Symbol" w:hint="default"/>
       </w:rPr>
     </w:lvl>
     <w:lvl w:ilvl="1" w:tplc="240A0003" w:tentative="1">
@@ -16920,7 +16817,7 @@
         <w:ind w:left="1800" w:hanging="360"/>
       </w:pPr>
       <w:rPr>
-        <w:rFonts w:hint="default" w:ascii="Courier New" w:hAnsi="Courier New" w:cs="Courier New"/>
+        <w:rFonts w:ascii="Courier New" w:hAnsi="Courier New" w:cs="Courier New" w:hint="default"/>
       </w:rPr>
     </w:lvl>
     <w:lvl w:ilvl="2" w:tplc="240A0005" w:tentative="1">
@@ -16932,7 +16829,7 @@
         <w:ind w:left="2520" w:hanging="360"/>
       </w:pPr>
       <w:rPr>
-        <w:rFonts w:hint="default" w:ascii="Wingdings" w:hAnsi="Wingdings"/>
+        <w:rFonts w:ascii="Wingdings" w:hAnsi="Wingdings" w:hint="default"/>
       </w:rPr>
     </w:lvl>
     <w:lvl w:ilvl="3" w:tplc="240A0001" w:tentative="1">
@@ -16944,7 +16841,7 @@
         <w:ind w:left="3240" w:hanging="360"/>
       </w:pPr>
       <w:rPr>
-        <w:rFonts w:hint="default" w:ascii="Symbol" w:hAnsi="Symbol"/>
+        <w:rFonts w:ascii="Symbol" w:hAnsi="Symbol" w:hint="default"/>
       </w:rPr>
     </w:lvl>
     <w:lvl w:ilvl="4" w:tplc="240A0003" w:tentative="1">
@@ -16956,7 +16853,7 @@
         <w:ind w:left="3960" w:hanging="360"/>
       </w:pPr>
       <w:rPr>
-        <w:rFonts w:hint="default" w:ascii="Courier New" w:hAnsi="Courier New" w:cs="Courier New"/>
+        <w:rFonts w:ascii="Courier New" w:hAnsi="Courier New" w:cs="Courier New" w:hint="default"/>
       </w:rPr>
     </w:lvl>
     <w:lvl w:ilvl="5" w:tplc="240A0005" w:tentative="1">
@@ -16968,7 +16865,7 @@
         <w:ind w:left="4680" w:hanging="360"/>
       </w:pPr>
       <w:rPr>
-        <w:rFonts w:hint="default" w:ascii="Wingdings" w:hAnsi="Wingdings"/>
+        <w:rFonts w:ascii="Wingdings" w:hAnsi="Wingdings" w:hint="default"/>
       </w:rPr>
     </w:lvl>
     <w:lvl w:ilvl="6" w:tplc="240A0001" w:tentative="1">
@@ -16980,7 +16877,7 @@
         <w:ind w:left="5400" w:hanging="360"/>
       </w:pPr>
       <w:rPr>
-        <w:rFonts w:hint="default" w:ascii="Symbol" w:hAnsi="Symbol"/>
+        <w:rFonts w:ascii="Symbol" w:hAnsi="Symbol" w:hint="default"/>
       </w:rPr>
     </w:lvl>
     <w:lvl w:ilvl="7" w:tplc="240A0003" w:tentative="1">
@@ -16992,7 +16889,7 @@
         <w:ind w:left="6120" w:hanging="360"/>
       </w:pPr>
       <w:rPr>
-        <w:rFonts w:hint="default" w:ascii="Courier New" w:hAnsi="Courier New" w:cs="Courier New"/>
+        <w:rFonts w:ascii="Courier New" w:hAnsi="Courier New" w:cs="Courier New" w:hint="default"/>
       </w:rPr>
     </w:lvl>
     <w:lvl w:ilvl="8" w:tplc="240A0005" w:tentative="1">
@@ -17004,7 +16901,7 @@
         <w:ind w:left="6840" w:hanging="360"/>
       </w:pPr>
       <w:rPr>
-        <w:rFonts w:hint="default" w:ascii="Wingdings" w:hAnsi="Wingdings"/>
+        <w:rFonts w:ascii="Wingdings" w:hAnsi="Wingdings" w:hint="default"/>
       </w:rPr>
     </w:lvl>
   </w:abstractNum>
@@ -17114,7 +17011,7 @@
         <w:ind w:left="1069" w:hanging="360"/>
       </w:pPr>
       <w:rPr>
-        <w:rFonts w:hint="default" w:ascii="Symbol" w:hAnsi="Symbol"/>
+        <w:rFonts w:ascii="Symbol" w:hAnsi="Symbol" w:hint="default"/>
       </w:rPr>
     </w:lvl>
     <w:lvl w:ilvl="1" w:tplc="240A0003" w:tentative="1">
@@ -17126,7 +17023,7 @@
         <w:ind w:left="1789" w:hanging="360"/>
       </w:pPr>
       <w:rPr>
-        <w:rFonts w:hint="default" w:ascii="Courier New" w:hAnsi="Courier New" w:cs="Courier New"/>
+        <w:rFonts w:ascii="Courier New" w:hAnsi="Courier New" w:cs="Courier New" w:hint="default"/>
       </w:rPr>
     </w:lvl>
     <w:lvl w:ilvl="2" w:tplc="240A0005" w:tentative="1">
@@ -17138,7 +17035,7 @@
         <w:ind w:left="2509" w:hanging="360"/>
       </w:pPr>
       <w:rPr>
-        <w:rFonts w:hint="default" w:ascii="Wingdings" w:hAnsi="Wingdings"/>
+        <w:rFonts w:ascii="Wingdings" w:hAnsi="Wingdings" w:hint="default"/>
       </w:rPr>
     </w:lvl>
     <w:lvl w:ilvl="3" w:tplc="240A0001" w:tentative="1">
@@ -17150,7 +17047,7 @@
         <w:ind w:left="3229" w:hanging="360"/>
       </w:pPr>
       <w:rPr>
-        <w:rFonts w:hint="default" w:ascii="Symbol" w:hAnsi="Symbol"/>
+        <w:rFonts w:ascii="Symbol" w:hAnsi="Symbol" w:hint="default"/>
       </w:rPr>
     </w:lvl>
     <w:lvl w:ilvl="4" w:tplc="240A0003" w:tentative="1">
@@ -17162,7 +17059,7 @@
         <w:ind w:left="3949" w:hanging="360"/>
       </w:pPr>
       <w:rPr>
-        <w:rFonts w:hint="default" w:ascii="Courier New" w:hAnsi="Courier New" w:cs="Courier New"/>
+        <w:rFonts w:ascii="Courier New" w:hAnsi="Courier New" w:cs="Courier New" w:hint="default"/>
       </w:rPr>
     </w:lvl>
     <w:lvl w:ilvl="5" w:tplc="240A0005" w:tentative="1">
@@ -17174,7 +17071,7 @@
         <w:ind w:left="4669" w:hanging="360"/>
       </w:pPr>
       <w:rPr>
-        <w:rFonts w:hint="default" w:ascii="Wingdings" w:hAnsi="Wingdings"/>
+        <w:rFonts w:ascii="Wingdings" w:hAnsi="Wingdings" w:hint="default"/>
       </w:rPr>
     </w:lvl>
     <w:lvl w:ilvl="6" w:tplc="240A0001" w:tentative="1">
@@ -17186,7 +17083,7 @@
         <w:ind w:left="5389" w:hanging="360"/>
       </w:pPr>
       <w:rPr>
-        <w:rFonts w:hint="default" w:ascii="Symbol" w:hAnsi="Symbol"/>
+        <w:rFonts w:ascii="Symbol" w:hAnsi="Symbol" w:hint="default"/>
       </w:rPr>
     </w:lvl>
     <w:lvl w:ilvl="7" w:tplc="240A0003" w:tentative="1">
@@ -17198,7 +17095,7 @@
         <w:ind w:left="6109" w:hanging="360"/>
       </w:pPr>
       <w:rPr>
-        <w:rFonts w:hint="default" w:ascii="Courier New" w:hAnsi="Courier New" w:cs="Courier New"/>
+        <w:rFonts w:ascii="Courier New" w:hAnsi="Courier New" w:cs="Courier New" w:hint="default"/>
       </w:rPr>
     </w:lvl>
     <w:lvl w:ilvl="8" w:tplc="240A0005" w:tentative="1">
@@ -17210,7 +17107,7 @@
         <w:ind w:left="6829" w:hanging="360"/>
       </w:pPr>
       <w:rPr>
-        <w:rFonts w:hint="default" w:ascii="Wingdings" w:hAnsi="Wingdings"/>
+        <w:rFonts w:ascii="Wingdings" w:hAnsi="Wingdings" w:hint="default"/>
       </w:rPr>
     </w:lvl>
   </w:abstractNum>
@@ -17241,7 +17138,7 @@
         <w:ind w:left="2149" w:hanging="360"/>
       </w:pPr>
       <w:rPr>
-        <w:rFonts w:hint="default" w:ascii="Calibri" w:hAnsi="Calibri" w:cs="Calibri" w:eastAsiaTheme="minorHAnsi"/>
+        <w:rFonts w:ascii="Calibri" w:eastAsiaTheme="minorHAnsi" w:hAnsi="Calibri" w:cs="Calibri" w:hint="default"/>
       </w:rPr>
     </w:lvl>
     <w:lvl w:ilvl="2" w:tplc="240A000D">
@@ -17253,7 +17150,7 @@
         <w:ind w:left="3049" w:hanging="360"/>
       </w:pPr>
       <w:rPr>
-        <w:rFonts w:hint="default" w:ascii="Wingdings" w:hAnsi="Wingdings"/>
+        <w:rFonts w:ascii="Wingdings" w:hAnsi="Wingdings" w:hint="default"/>
       </w:rPr>
     </w:lvl>
     <w:lvl w:ilvl="3" w:tplc="240A000F" w:tentative="1">
@@ -17325,7 +17222,7 @@
         <w:ind w:left="1429" w:hanging="360"/>
       </w:pPr>
       <w:rPr>
-        <w:rFonts w:hint="default" w:ascii="Arial" w:hAnsi="Arial"/>
+        <w:rFonts w:ascii="Arial" w:hAnsi="Arial" w:hint="default"/>
         <w:b/>
         <w:i w:val="0"/>
         <w:caps w:val="0"/>
@@ -17419,7 +17316,7 @@
         <w:ind w:left="1429" w:hanging="360"/>
       </w:pPr>
       <w:rPr>
-        <w:rFonts w:hint="default" w:ascii="Symbol" w:hAnsi="Symbol"/>
+        <w:rFonts w:ascii="Symbol" w:hAnsi="Symbol" w:hint="default"/>
       </w:rPr>
     </w:lvl>
     <w:lvl w:ilvl="1" w:tplc="240A0003" w:tentative="1">
@@ -17431,7 +17328,7 @@
         <w:ind w:left="2149" w:hanging="360"/>
       </w:pPr>
       <w:rPr>
-        <w:rFonts w:hint="default" w:ascii="Courier New" w:hAnsi="Courier New" w:cs="Courier New"/>
+        <w:rFonts w:ascii="Courier New" w:hAnsi="Courier New" w:cs="Courier New" w:hint="default"/>
       </w:rPr>
     </w:lvl>
     <w:lvl w:ilvl="2" w:tplc="240A0005" w:tentative="1">
@@ -17443,7 +17340,7 @@
         <w:ind w:left="2869" w:hanging="360"/>
       </w:pPr>
       <w:rPr>
-        <w:rFonts w:hint="default" w:ascii="Wingdings" w:hAnsi="Wingdings"/>
+        <w:rFonts w:ascii="Wingdings" w:hAnsi="Wingdings" w:hint="default"/>
       </w:rPr>
     </w:lvl>
     <w:lvl w:ilvl="3" w:tplc="240A0001" w:tentative="1">
@@ -17455,7 +17352,7 @@
         <w:ind w:left="3589" w:hanging="360"/>
       </w:pPr>
       <w:rPr>
-        <w:rFonts w:hint="default" w:ascii="Symbol" w:hAnsi="Symbol"/>
+        <w:rFonts w:ascii="Symbol" w:hAnsi="Symbol" w:hint="default"/>
       </w:rPr>
     </w:lvl>
     <w:lvl w:ilvl="4" w:tplc="240A0003" w:tentative="1">
@@ -17467,7 +17364,7 @@
         <w:ind w:left="4309" w:hanging="360"/>
       </w:pPr>
       <w:rPr>
-        <w:rFonts w:hint="default" w:ascii="Courier New" w:hAnsi="Courier New" w:cs="Courier New"/>
+        <w:rFonts w:ascii="Courier New" w:hAnsi="Courier New" w:cs="Courier New" w:hint="default"/>
       </w:rPr>
     </w:lvl>
     <w:lvl w:ilvl="5" w:tplc="240A0005" w:tentative="1">
@@ -17479,7 +17376,7 @@
         <w:ind w:left="5029" w:hanging="360"/>
       </w:pPr>
       <w:rPr>
-        <w:rFonts w:hint="default" w:ascii="Wingdings" w:hAnsi="Wingdings"/>
+        <w:rFonts w:ascii="Wingdings" w:hAnsi="Wingdings" w:hint="default"/>
       </w:rPr>
     </w:lvl>
     <w:lvl w:ilvl="6" w:tplc="240A0001" w:tentative="1">
@@ -17491,7 +17388,7 @@
         <w:ind w:left="5749" w:hanging="360"/>
       </w:pPr>
       <w:rPr>
-        <w:rFonts w:hint="default" w:ascii="Symbol" w:hAnsi="Symbol"/>
+        <w:rFonts w:ascii="Symbol" w:hAnsi="Symbol" w:hint="default"/>
       </w:rPr>
     </w:lvl>
     <w:lvl w:ilvl="7" w:tplc="240A0003" w:tentative="1">
@@ -17503,7 +17400,7 @@
         <w:ind w:left="6469" w:hanging="360"/>
       </w:pPr>
       <w:rPr>
-        <w:rFonts w:hint="default" w:ascii="Courier New" w:hAnsi="Courier New" w:cs="Courier New"/>
+        <w:rFonts w:ascii="Courier New" w:hAnsi="Courier New" w:cs="Courier New" w:hint="default"/>
       </w:rPr>
     </w:lvl>
     <w:lvl w:ilvl="8" w:tplc="240A0005" w:tentative="1">
@@ -17515,7 +17412,7 @@
         <w:ind w:left="7189" w:hanging="360"/>
       </w:pPr>
       <w:rPr>
-        <w:rFonts w:hint="default" w:ascii="Wingdings" w:hAnsi="Wingdings"/>
+        <w:rFonts w:ascii="Wingdings" w:hAnsi="Wingdings" w:hint="default"/>
       </w:rPr>
     </w:lvl>
   </w:abstractNum>
@@ -17622,7 +17519,7 @@
         <w:ind w:left="1080" w:hanging="360"/>
       </w:pPr>
       <w:rPr>
-        <w:rFonts w:hint="default" w:ascii="Symbol" w:hAnsi="Symbol"/>
+        <w:rFonts w:ascii="Symbol" w:hAnsi="Symbol" w:hint="default"/>
       </w:rPr>
     </w:lvl>
     <w:lvl w:ilvl="1" w:tplc="240A0003" w:tentative="1">
@@ -17634,7 +17531,7 @@
         <w:ind w:left="1800" w:hanging="360"/>
       </w:pPr>
       <w:rPr>
-        <w:rFonts w:hint="default" w:ascii="Courier New" w:hAnsi="Courier New" w:cs="Courier New"/>
+        <w:rFonts w:ascii="Courier New" w:hAnsi="Courier New" w:cs="Courier New" w:hint="default"/>
       </w:rPr>
     </w:lvl>
     <w:lvl w:ilvl="2" w:tplc="240A0005" w:tentative="1">
@@ -17646,7 +17543,7 @@
         <w:ind w:left="2520" w:hanging="360"/>
       </w:pPr>
       <w:rPr>
-        <w:rFonts w:hint="default" w:ascii="Wingdings" w:hAnsi="Wingdings"/>
+        <w:rFonts w:ascii="Wingdings" w:hAnsi="Wingdings" w:hint="default"/>
       </w:rPr>
     </w:lvl>
     <w:lvl w:ilvl="3" w:tplc="240A0001" w:tentative="1">
@@ -17658,7 +17555,7 @@
         <w:ind w:left="3240" w:hanging="360"/>
       </w:pPr>
       <w:rPr>
-        <w:rFonts w:hint="default" w:ascii="Symbol" w:hAnsi="Symbol"/>
+        <w:rFonts w:ascii="Symbol" w:hAnsi="Symbol" w:hint="default"/>
       </w:rPr>
     </w:lvl>
     <w:lvl w:ilvl="4" w:tplc="240A0003" w:tentative="1">
@@ -17670,7 +17567,7 @@
         <w:ind w:left="3960" w:hanging="360"/>
       </w:pPr>
       <w:rPr>
-        <w:rFonts w:hint="default" w:ascii="Courier New" w:hAnsi="Courier New" w:cs="Courier New"/>
+        <w:rFonts w:ascii="Courier New" w:hAnsi="Courier New" w:cs="Courier New" w:hint="default"/>
       </w:rPr>
     </w:lvl>
     <w:lvl w:ilvl="5" w:tplc="240A0005" w:tentative="1">
@@ -17682,7 +17579,7 @@
         <w:ind w:left="4680" w:hanging="360"/>
       </w:pPr>
       <w:rPr>
-        <w:rFonts w:hint="default" w:ascii="Wingdings" w:hAnsi="Wingdings"/>
+        <w:rFonts w:ascii="Wingdings" w:hAnsi="Wingdings" w:hint="default"/>
       </w:rPr>
     </w:lvl>
     <w:lvl w:ilvl="6" w:tplc="240A0001" w:tentative="1">
@@ -17694,7 +17591,7 @@
         <w:ind w:left="5400" w:hanging="360"/>
       </w:pPr>
       <w:rPr>
-        <w:rFonts w:hint="default" w:ascii="Symbol" w:hAnsi="Symbol"/>
+        <w:rFonts w:ascii="Symbol" w:hAnsi="Symbol" w:hint="default"/>
       </w:rPr>
     </w:lvl>
     <w:lvl w:ilvl="7" w:tplc="240A0003" w:tentative="1">
@@ -17706,7 +17603,7 @@
         <w:ind w:left="6120" w:hanging="360"/>
       </w:pPr>
       <w:rPr>
-        <w:rFonts w:hint="default" w:ascii="Courier New" w:hAnsi="Courier New" w:cs="Courier New"/>
+        <w:rFonts w:ascii="Courier New" w:hAnsi="Courier New" w:cs="Courier New" w:hint="default"/>
       </w:rPr>
     </w:lvl>
     <w:lvl w:ilvl="8" w:tplc="240A0005" w:tentative="1">
@@ -17718,7 +17615,7 @@
         <w:ind w:left="6840" w:hanging="360"/>
       </w:pPr>
       <w:rPr>
-        <w:rFonts w:hint="default" w:ascii="Wingdings" w:hAnsi="Wingdings"/>
+        <w:rFonts w:ascii="Wingdings" w:hAnsi="Wingdings" w:hint="default"/>
       </w:rPr>
     </w:lvl>
   </w:abstractNum>
@@ -17736,7 +17633,7 @@
         <w:ind w:left="1429" w:hanging="360"/>
       </w:pPr>
       <w:rPr>
-        <w:rFonts w:hint="default" w:ascii="Symbol" w:hAnsi="Symbol"/>
+        <w:rFonts w:ascii="Symbol" w:hAnsi="Symbol" w:hint="default"/>
       </w:rPr>
     </w:lvl>
     <w:lvl w:ilvl="1" w:tplc="240A0003" w:tentative="1">
@@ -17748,7 +17645,7 @@
         <w:ind w:left="2149" w:hanging="360"/>
       </w:pPr>
       <w:rPr>
-        <w:rFonts w:hint="default" w:ascii="Courier New" w:hAnsi="Courier New" w:cs="Courier New"/>
+        <w:rFonts w:ascii="Courier New" w:hAnsi="Courier New" w:cs="Courier New" w:hint="default"/>
       </w:rPr>
     </w:lvl>
     <w:lvl w:ilvl="2" w:tplc="240A0005" w:tentative="1">
@@ -17760,7 +17657,7 @@
         <w:ind w:left="2869" w:hanging="360"/>
       </w:pPr>
       <w:rPr>
-        <w:rFonts w:hint="default" w:ascii="Wingdings" w:hAnsi="Wingdings"/>
+        <w:rFonts w:ascii="Wingdings" w:hAnsi="Wingdings" w:hint="default"/>
       </w:rPr>
     </w:lvl>
     <w:lvl w:ilvl="3" w:tplc="240A0001" w:tentative="1">
@@ -17772,7 +17669,7 @@
         <w:ind w:left="3589" w:hanging="360"/>
       </w:pPr>
       <w:rPr>
-        <w:rFonts w:hint="default" w:ascii="Symbol" w:hAnsi="Symbol"/>
+        <w:rFonts w:ascii="Symbol" w:hAnsi="Symbol" w:hint="default"/>
       </w:rPr>
     </w:lvl>
     <w:lvl w:ilvl="4" w:tplc="240A0003" w:tentative="1">
@@ -17784,7 +17681,7 @@
         <w:ind w:left="4309" w:hanging="360"/>
       </w:pPr>
       <w:rPr>
-        <w:rFonts w:hint="default" w:ascii="Courier New" w:hAnsi="Courier New" w:cs="Courier New"/>
+        <w:rFonts w:ascii="Courier New" w:hAnsi="Courier New" w:cs="Courier New" w:hint="default"/>
       </w:rPr>
     </w:lvl>
     <w:lvl w:ilvl="5" w:tplc="240A0005" w:tentative="1">
@@ -17796,7 +17693,7 @@
         <w:ind w:left="5029" w:hanging="360"/>
       </w:pPr>
       <w:rPr>
-        <w:rFonts w:hint="default" w:ascii="Wingdings" w:hAnsi="Wingdings"/>
+        <w:rFonts w:ascii="Wingdings" w:hAnsi="Wingdings" w:hint="default"/>
       </w:rPr>
     </w:lvl>
     <w:lvl w:ilvl="6" w:tplc="240A0001" w:tentative="1">
@@ -17808,7 +17705,7 @@
         <w:ind w:left="5749" w:hanging="360"/>
       </w:pPr>
       <w:rPr>
-        <w:rFonts w:hint="default" w:ascii="Symbol" w:hAnsi="Symbol"/>
+        <w:rFonts w:ascii="Symbol" w:hAnsi="Symbol" w:hint="default"/>
       </w:rPr>
     </w:lvl>
     <w:lvl w:ilvl="7" w:tplc="240A0003" w:tentative="1">
@@ -17820,7 +17717,7 @@
         <w:ind w:left="6469" w:hanging="360"/>
       </w:pPr>
       <w:rPr>
-        <w:rFonts w:hint="default" w:ascii="Courier New" w:hAnsi="Courier New" w:cs="Courier New"/>
+        <w:rFonts w:ascii="Courier New" w:hAnsi="Courier New" w:cs="Courier New" w:hint="default"/>
       </w:rPr>
     </w:lvl>
     <w:lvl w:ilvl="8" w:tplc="240A0005" w:tentative="1">
@@ -17832,7 +17729,7 @@
         <w:ind w:left="7189" w:hanging="360"/>
       </w:pPr>
       <w:rPr>
-        <w:rFonts w:hint="default" w:ascii="Wingdings" w:hAnsi="Wingdings"/>
+        <w:rFonts w:ascii="Wingdings" w:hAnsi="Wingdings" w:hint="default"/>
       </w:rPr>
     </w:lvl>
   </w:abstractNum>
@@ -17863,7 +17760,7 @@
         <w:ind w:left="1789" w:hanging="360"/>
       </w:pPr>
       <w:rPr>
-        <w:rFonts w:hint="default" w:ascii="Courier New" w:hAnsi="Courier New" w:cs="Courier New"/>
+        <w:rFonts w:ascii="Courier New" w:hAnsi="Courier New" w:cs="Courier New" w:hint="default"/>
       </w:rPr>
     </w:lvl>
     <w:lvl w:ilvl="2" w:tplc="240A0005" w:tentative="1">
@@ -17875,7 +17772,7 @@
         <w:ind w:left="2509" w:hanging="360"/>
       </w:pPr>
       <w:rPr>
-        <w:rFonts w:hint="default" w:ascii="Wingdings" w:hAnsi="Wingdings"/>
+        <w:rFonts w:ascii="Wingdings" w:hAnsi="Wingdings" w:hint="default"/>
       </w:rPr>
     </w:lvl>
     <w:lvl w:ilvl="3" w:tplc="240A0001" w:tentative="1">
@@ -17887,7 +17784,7 @@
         <w:ind w:left="3229" w:hanging="360"/>
       </w:pPr>
       <w:rPr>
-        <w:rFonts w:hint="default" w:ascii="Symbol" w:hAnsi="Symbol"/>
+        <w:rFonts w:ascii="Symbol" w:hAnsi="Symbol" w:hint="default"/>
       </w:rPr>
     </w:lvl>
     <w:lvl w:ilvl="4" w:tplc="240A0003" w:tentative="1">
@@ -17899,7 +17796,7 @@
         <w:ind w:left="3949" w:hanging="360"/>
       </w:pPr>
       <w:rPr>
-        <w:rFonts w:hint="default" w:ascii="Courier New" w:hAnsi="Courier New" w:cs="Courier New"/>
+        <w:rFonts w:ascii="Courier New" w:hAnsi="Courier New" w:cs="Courier New" w:hint="default"/>
       </w:rPr>
     </w:lvl>
     <w:lvl w:ilvl="5" w:tplc="240A0005" w:tentative="1">
@@ -17911,7 +17808,7 @@
         <w:ind w:left="4669" w:hanging="360"/>
       </w:pPr>
       <w:rPr>
-        <w:rFonts w:hint="default" w:ascii="Wingdings" w:hAnsi="Wingdings"/>
+        <w:rFonts w:ascii="Wingdings" w:hAnsi="Wingdings" w:hint="default"/>
       </w:rPr>
     </w:lvl>
     <w:lvl w:ilvl="6" w:tplc="240A0001" w:tentative="1">
@@ -17923,7 +17820,7 @@
         <w:ind w:left="5389" w:hanging="360"/>
       </w:pPr>
       <w:rPr>
-        <w:rFonts w:hint="default" w:ascii="Symbol" w:hAnsi="Symbol"/>
+        <w:rFonts w:ascii="Symbol" w:hAnsi="Symbol" w:hint="default"/>
       </w:rPr>
     </w:lvl>
     <w:lvl w:ilvl="7" w:tplc="240A0003" w:tentative="1">
@@ -17935,7 +17832,7 @@
         <w:ind w:left="6109" w:hanging="360"/>
       </w:pPr>
       <w:rPr>
-        <w:rFonts w:hint="default" w:ascii="Courier New" w:hAnsi="Courier New" w:cs="Courier New"/>
+        <w:rFonts w:ascii="Courier New" w:hAnsi="Courier New" w:cs="Courier New" w:hint="default"/>
       </w:rPr>
     </w:lvl>
     <w:lvl w:ilvl="8" w:tplc="240A0005" w:tentative="1">
@@ -17947,7 +17844,7 @@
         <w:ind w:left="6829" w:hanging="360"/>
       </w:pPr>
       <w:rPr>
-        <w:rFonts w:hint="default" w:ascii="Wingdings" w:hAnsi="Wingdings"/>
+        <w:rFonts w:ascii="Wingdings" w:hAnsi="Wingdings" w:hint="default"/>
       </w:rPr>
     </w:lvl>
   </w:abstractNum>
@@ -17965,7 +17862,7 @@
         <w:ind w:left="360" w:hanging="360"/>
       </w:pPr>
       <w:rPr>
-        <w:rFonts w:hint="default" w:ascii="Arial" w:hAnsi="Arial"/>
+        <w:rFonts w:ascii="Arial" w:hAnsi="Arial" w:hint="default"/>
         <w:b/>
         <w:i w:val="0"/>
         <w:sz w:val="24"/>
@@ -18057,7 +17954,7 @@
         <w:ind w:left="1069" w:hanging="360"/>
       </w:pPr>
       <w:rPr>
-        <w:rFonts w:hint="default" w:ascii="Symbol" w:hAnsi="Symbol"/>
+        <w:rFonts w:ascii="Symbol" w:hAnsi="Symbol" w:hint="default"/>
       </w:rPr>
     </w:lvl>
     <w:lvl w:ilvl="1" w:tplc="240A0003" w:tentative="1">
@@ -18069,7 +17966,7 @@
         <w:ind w:left="1789" w:hanging="360"/>
       </w:pPr>
       <w:rPr>
-        <w:rFonts w:hint="default" w:ascii="Courier New" w:hAnsi="Courier New" w:cs="Courier New"/>
+        <w:rFonts w:ascii="Courier New" w:hAnsi="Courier New" w:cs="Courier New" w:hint="default"/>
       </w:rPr>
     </w:lvl>
     <w:lvl w:ilvl="2" w:tplc="240A0005" w:tentative="1">
@@ -18081,7 +17978,7 @@
         <w:ind w:left="2509" w:hanging="360"/>
       </w:pPr>
       <w:rPr>
-        <w:rFonts w:hint="default" w:ascii="Wingdings" w:hAnsi="Wingdings"/>
+        <w:rFonts w:ascii="Wingdings" w:hAnsi="Wingdings" w:hint="default"/>
       </w:rPr>
     </w:lvl>
     <w:lvl w:ilvl="3" w:tplc="240A0001" w:tentative="1">
@@ -18093,7 +17990,7 @@
         <w:ind w:left="3229" w:hanging="360"/>
       </w:pPr>
       <w:rPr>
-        <w:rFonts w:hint="default" w:ascii="Symbol" w:hAnsi="Symbol"/>
+        <w:rFonts w:ascii="Symbol" w:hAnsi="Symbol" w:hint="default"/>
       </w:rPr>
     </w:lvl>
     <w:lvl w:ilvl="4" w:tplc="240A0003" w:tentative="1">
@@ -18105,7 +18002,7 @@
         <w:ind w:left="3949" w:hanging="360"/>
       </w:pPr>
       <w:rPr>
-        <w:rFonts w:hint="default" w:ascii="Courier New" w:hAnsi="Courier New" w:cs="Courier New"/>
+        <w:rFonts w:ascii="Courier New" w:hAnsi="Courier New" w:cs="Courier New" w:hint="default"/>
       </w:rPr>
     </w:lvl>
     <w:lvl w:ilvl="5" w:tplc="240A0005" w:tentative="1">
@@ -18117,7 +18014,7 @@
         <w:ind w:left="4669" w:hanging="360"/>
       </w:pPr>
       <w:rPr>
-        <w:rFonts w:hint="default" w:ascii="Wingdings" w:hAnsi="Wingdings"/>
+        <w:rFonts w:ascii="Wingdings" w:hAnsi="Wingdings" w:hint="default"/>
       </w:rPr>
     </w:lvl>
     <w:lvl w:ilvl="6" w:tplc="240A0001" w:tentative="1">
@@ -18129,7 +18026,7 @@
         <w:ind w:left="5389" w:hanging="360"/>
       </w:pPr>
       <w:rPr>
-        <w:rFonts w:hint="default" w:ascii="Symbol" w:hAnsi="Symbol"/>
+        <w:rFonts w:ascii="Symbol" w:hAnsi="Symbol" w:hint="default"/>
       </w:rPr>
     </w:lvl>
     <w:lvl w:ilvl="7" w:tplc="240A0003" w:tentative="1">
@@ -18141,7 +18038,7 @@
         <w:ind w:left="6109" w:hanging="360"/>
       </w:pPr>
       <w:rPr>
-        <w:rFonts w:hint="default" w:ascii="Courier New" w:hAnsi="Courier New" w:cs="Courier New"/>
+        <w:rFonts w:ascii="Courier New" w:hAnsi="Courier New" w:cs="Courier New" w:hint="default"/>
       </w:rPr>
     </w:lvl>
     <w:lvl w:ilvl="8" w:tplc="240A0005" w:tentative="1">
@@ -18153,7 +18050,7 @@
         <w:ind w:left="6829" w:hanging="360"/>
       </w:pPr>
       <w:rPr>
-        <w:rFonts w:hint="default" w:ascii="Wingdings" w:hAnsi="Wingdings"/>
+        <w:rFonts w:ascii="Wingdings" w:hAnsi="Wingdings" w:hint="default"/>
       </w:rPr>
     </w:lvl>
   </w:abstractNum>
@@ -18170,7 +18067,7 @@
         <w:ind w:left="1080" w:hanging="360"/>
       </w:pPr>
       <w:rPr>
-        <w:rFonts w:hint="default" w:ascii="Symbol" w:hAnsi="Symbol"/>
+        <w:rFonts w:ascii="Symbol" w:hAnsi="Symbol" w:hint="default"/>
       </w:rPr>
     </w:lvl>
     <w:lvl w:ilvl="1" w:tplc="240A0003" w:tentative="1">
@@ -18182,7 +18079,7 @@
         <w:ind w:left="1800" w:hanging="360"/>
       </w:pPr>
       <w:rPr>
-        <w:rFonts w:hint="default" w:ascii="Courier New" w:hAnsi="Courier New" w:cs="Courier New"/>
+        <w:rFonts w:ascii="Courier New" w:hAnsi="Courier New" w:cs="Courier New" w:hint="default"/>
       </w:rPr>
     </w:lvl>
     <w:lvl w:ilvl="2" w:tplc="240A0005" w:tentative="1">
@@ -18194,7 +18091,7 @@
         <w:ind w:left="2520" w:hanging="360"/>
       </w:pPr>
       <w:rPr>
-        <w:rFonts w:hint="default" w:ascii="Wingdings" w:hAnsi="Wingdings"/>
+        <w:rFonts w:ascii="Wingdings" w:hAnsi="Wingdings" w:hint="default"/>
       </w:rPr>
     </w:lvl>
     <w:lvl w:ilvl="3" w:tplc="240A0001" w:tentative="1">
@@ -18206,7 +18103,7 @@
         <w:ind w:left="3240" w:hanging="360"/>
       </w:pPr>
       <w:rPr>
-        <w:rFonts w:hint="default" w:ascii="Symbol" w:hAnsi="Symbol"/>
+        <w:rFonts w:ascii="Symbol" w:hAnsi="Symbol" w:hint="default"/>
       </w:rPr>
     </w:lvl>
     <w:lvl w:ilvl="4" w:tplc="240A0003" w:tentative="1">
@@ -18218,7 +18115,7 @@
         <w:ind w:left="3960" w:hanging="360"/>
       </w:pPr>
       <w:rPr>
-        <w:rFonts w:hint="default" w:ascii="Courier New" w:hAnsi="Courier New" w:cs="Courier New"/>
+        <w:rFonts w:ascii="Courier New" w:hAnsi="Courier New" w:cs="Courier New" w:hint="default"/>
       </w:rPr>
     </w:lvl>
     <w:lvl w:ilvl="5" w:tplc="240A0005" w:tentative="1">
@@ -18230,7 +18127,7 @@
         <w:ind w:left="4680" w:hanging="360"/>
       </w:pPr>
       <w:rPr>
-        <w:rFonts w:hint="default" w:ascii="Wingdings" w:hAnsi="Wingdings"/>
+        <w:rFonts w:ascii="Wingdings" w:hAnsi="Wingdings" w:hint="default"/>
       </w:rPr>
     </w:lvl>
     <w:lvl w:ilvl="6" w:tplc="240A0001" w:tentative="1">
@@ -18242,7 +18139,7 @@
         <w:ind w:left="5400" w:hanging="360"/>
       </w:pPr>
       <w:rPr>
-        <w:rFonts w:hint="default" w:ascii="Symbol" w:hAnsi="Symbol"/>
+        <w:rFonts w:ascii="Symbol" w:hAnsi="Symbol" w:hint="default"/>
       </w:rPr>
     </w:lvl>
     <w:lvl w:ilvl="7" w:tplc="240A0003" w:tentative="1">
@@ -18254,7 +18151,7 @@
         <w:ind w:left="6120" w:hanging="360"/>
       </w:pPr>
       <w:rPr>
-        <w:rFonts w:hint="default" w:ascii="Courier New" w:hAnsi="Courier New" w:cs="Courier New"/>
+        <w:rFonts w:ascii="Courier New" w:hAnsi="Courier New" w:cs="Courier New" w:hint="default"/>
       </w:rPr>
     </w:lvl>
     <w:lvl w:ilvl="8" w:tplc="240A0005" w:tentative="1">
@@ -18266,7 +18163,7 @@
         <w:ind w:left="6840" w:hanging="360"/>
       </w:pPr>
       <w:rPr>
-        <w:rFonts w:hint="default" w:ascii="Wingdings" w:hAnsi="Wingdings"/>
+        <w:rFonts w:ascii="Wingdings" w:hAnsi="Wingdings" w:hint="default"/>
       </w:rPr>
     </w:lvl>
   </w:abstractNum>
@@ -18284,7 +18181,7 @@
         <w:ind w:left="1429" w:hanging="360"/>
       </w:pPr>
       <w:rPr>
-        <w:rFonts w:hint="default" w:ascii="Symbol" w:hAnsi="Symbol"/>
+        <w:rFonts w:ascii="Symbol" w:hAnsi="Symbol" w:hint="default"/>
       </w:rPr>
     </w:lvl>
     <w:lvl w:ilvl="1" w:tplc="240A0003" w:tentative="1">
@@ -18296,7 +18193,7 @@
         <w:ind w:left="2149" w:hanging="360"/>
       </w:pPr>
       <w:rPr>
-        <w:rFonts w:hint="default" w:ascii="Courier New" w:hAnsi="Courier New" w:cs="Courier New"/>
+        <w:rFonts w:ascii="Courier New" w:hAnsi="Courier New" w:cs="Courier New" w:hint="default"/>
       </w:rPr>
     </w:lvl>
     <w:lvl w:ilvl="2" w:tplc="240A0005" w:tentative="1">
@@ -18308,7 +18205,7 @@
         <w:ind w:left="2869" w:hanging="360"/>
       </w:pPr>
       <w:rPr>
-        <w:rFonts w:hint="default" w:ascii="Wingdings" w:hAnsi="Wingdings"/>
+        <w:rFonts w:ascii="Wingdings" w:hAnsi="Wingdings" w:hint="default"/>
       </w:rPr>
     </w:lvl>
     <w:lvl w:ilvl="3" w:tplc="240A0001" w:tentative="1">
@@ -18320,7 +18217,7 @@
         <w:ind w:left="3589" w:hanging="360"/>
       </w:pPr>
       <w:rPr>
-        <w:rFonts w:hint="default" w:ascii="Symbol" w:hAnsi="Symbol"/>
+        <w:rFonts w:ascii="Symbol" w:hAnsi="Symbol" w:hint="default"/>
       </w:rPr>
     </w:lvl>
     <w:lvl w:ilvl="4" w:tplc="240A0003" w:tentative="1">
@@ -18332,7 +18229,7 @@
         <w:ind w:left="4309" w:hanging="360"/>
       </w:pPr>
       <w:rPr>
-        <w:rFonts w:hint="default" w:ascii="Courier New" w:hAnsi="Courier New" w:cs="Courier New"/>
+        <w:rFonts w:ascii="Courier New" w:hAnsi="Courier New" w:cs="Courier New" w:hint="default"/>
       </w:rPr>
     </w:lvl>
     <w:lvl w:ilvl="5" w:tplc="240A0005" w:tentative="1">
@@ -18344,7 +18241,7 @@
         <w:ind w:left="5029" w:hanging="360"/>
       </w:pPr>
       <w:rPr>
-        <w:rFonts w:hint="default" w:ascii="Wingdings" w:hAnsi="Wingdings"/>
+        <w:rFonts w:ascii="Wingdings" w:hAnsi="Wingdings" w:hint="default"/>
       </w:rPr>
     </w:lvl>
     <w:lvl w:ilvl="6" w:tplc="240A0001" w:tentative="1">
@@ -18356,7 +18253,7 @@
         <w:ind w:left="5749" w:hanging="360"/>
       </w:pPr>
       <w:rPr>
-        <w:rFonts w:hint="default" w:ascii="Symbol" w:hAnsi="Symbol"/>
+        <w:rFonts w:ascii="Symbol" w:hAnsi="Symbol" w:hint="default"/>
       </w:rPr>
     </w:lvl>
     <w:lvl w:ilvl="7" w:tplc="240A0003" w:tentative="1">
@@ -18368,7 +18265,7 @@
         <w:ind w:left="6469" w:hanging="360"/>
       </w:pPr>
       <w:rPr>
-        <w:rFonts w:hint="default" w:ascii="Courier New" w:hAnsi="Courier New" w:cs="Courier New"/>
+        <w:rFonts w:ascii="Courier New" w:hAnsi="Courier New" w:cs="Courier New" w:hint="default"/>
       </w:rPr>
     </w:lvl>
     <w:lvl w:ilvl="8" w:tplc="240A0005" w:tentative="1">
@@ -18380,7 +18277,7 @@
         <w:ind w:left="7189" w:hanging="360"/>
       </w:pPr>
       <w:rPr>
-        <w:rFonts w:hint="default" w:ascii="Wingdings" w:hAnsi="Wingdings"/>
+        <w:rFonts w:ascii="Wingdings" w:hAnsi="Wingdings" w:hint="default"/>
       </w:rPr>
     </w:lvl>
   </w:abstractNum>
@@ -18488,7 +18385,7 @@
         <w:ind w:left="720" w:hanging="360"/>
       </w:pPr>
       <w:rPr>
-        <w:rFonts w:hint="default" w:ascii="Symbol" w:hAnsi="Symbol"/>
+        <w:rFonts w:ascii="Symbol" w:hAnsi="Symbol" w:hint="default"/>
       </w:rPr>
     </w:lvl>
     <w:lvl w:ilvl="1" w:tplc="240A0003" w:tentative="1">
@@ -18500,7 +18397,7 @@
         <w:ind w:left="1440" w:hanging="360"/>
       </w:pPr>
       <w:rPr>
-        <w:rFonts w:hint="default" w:ascii="Courier New" w:hAnsi="Courier New" w:cs="Courier New"/>
+        <w:rFonts w:ascii="Courier New" w:hAnsi="Courier New" w:cs="Courier New" w:hint="default"/>
       </w:rPr>
     </w:lvl>
     <w:lvl w:ilvl="2" w:tplc="240A0005" w:tentative="1">
@@ -18512,7 +18409,7 @@
         <w:ind w:left="2160" w:hanging="360"/>
       </w:pPr>
       <w:rPr>
-        <w:rFonts w:hint="default" w:ascii="Wingdings" w:hAnsi="Wingdings"/>
+        <w:rFonts w:ascii="Wingdings" w:hAnsi="Wingdings" w:hint="default"/>
       </w:rPr>
     </w:lvl>
     <w:lvl w:ilvl="3" w:tplc="240A0001" w:tentative="1">
@@ -18524,7 +18421,7 @@
         <w:ind w:left="2880" w:hanging="360"/>
       </w:pPr>
       <w:rPr>
-        <w:rFonts w:hint="default" w:ascii="Symbol" w:hAnsi="Symbol"/>
+        <w:rFonts w:ascii="Symbol" w:hAnsi="Symbol" w:hint="default"/>
       </w:rPr>
     </w:lvl>
     <w:lvl w:ilvl="4" w:tplc="240A0003" w:tentative="1">
@@ -18536,7 +18433,7 @@
         <w:ind w:left="3600" w:hanging="360"/>
       </w:pPr>
       <w:rPr>
-        <w:rFonts w:hint="default" w:ascii="Courier New" w:hAnsi="Courier New" w:cs="Courier New"/>
+        <w:rFonts w:ascii="Courier New" w:hAnsi="Courier New" w:cs="Courier New" w:hint="default"/>
       </w:rPr>
     </w:lvl>
     <w:lvl w:ilvl="5" w:tplc="240A0005" w:tentative="1">
@@ -18548,7 +18445,7 @@
         <w:ind w:left="4320" w:hanging="360"/>
       </w:pPr>
       <w:rPr>
-        <w:rFonts w:hint="default" w:ascii="Wingdings" w:hAnsi="Wingdings"/>
+        <w:rFonts w:ascii="Wingdings" w:hAnsi="Wingdings" w:hint="default"/>
       </w:rPr>
     </w:lvl>
     <w:lvl w:ilvl="6" w:tplc="240A0001" w:tentative="1">
@@ -18560,7 +18457,7 @@
         <w:ind w:left="5040" w:hanging="360"/>
       </w:pPr>
       <w:rPr>
-        <w:rFonts w:hint="default" w:ascii="Symbol" w:hAnsi="Symbol"/>
+        <w:rFonts w:ascii="Symbol" w:hAnsi="Symbol" w:hint="default"/>
       </w:rPr>
     </w:lvl>
     <w:lvl w:ilvl="7" w:tplc="240A0003" w:tentative="1">
@@ -18572,7 +18469,7 @@
         <w:ind w:left="5760" w:hanging="360"/>
       </w:pPr>
       <w:rPr>
-        <w:rFonts w:hint="default" w:ascii="Courier New" w:hAnsi="Courier New" w:cs="Courier New"/>
+        <w:rFonts w:ascii="Courier New" w:hAnsi="Courier New" w:cs="Courier New" w:hint="default"/>
       </w:rPr>
     </w:lvl>
     <w:lvl w:ilvl="8" w:tplc="240A0005" w:tentative="1">
@@ -18584,7 +18481,7 @@
         <w:ind w:left="6480" w:hanging="360"/>
       </w:pPr>
       <w:rPr>
-        <w:rFonts w:hint="default" w:ascii="Wingdings" w:hAnsi="Wingdings"/>
+        <w:rFonts w:ascii="Wingdings" w:hAnsi="Wingdings" w:hint="default"/>
       </w:rPr>
     </w:lvl>
   </w:abstractNum>
@@ -18601,7 +18498,7 @@
         <w:ind w:left="1080" w:hanging="360"/>
       </w:pPr>
       <w:rPr>
-        <w:rFonts w:hint="default" w:ascii="Symbol" w:hAnsi="Symbol"/>
+        <w:rFonts w:ascii="Symbol" w:hAnsi="Symbol" w:hint="default"/>
       </w:rPr>
     </w:lvl>
     <w:lvl w:ilvl="1" w:tplc="240A0003" w:tentative="1">
@@ -18613,7 +18510,7 @@
         <w:ind w:left="1800" w:hanging="360"/>
       </w:pPr>
       <w:rPr>
-        <w:rFonts w:hint="default" w:ascii="Courier New" w:hAnsi="Courier New" w:cs="Courier New"/>
+        <w:rFonts w:ascii="Courier New" w:hAnsi="Courier New" w:cs="Courier New" w:hint="default"/>
       </w:rPr>
     </w:lvl>
     <w:lvl w:ilvl="2" w:tplc="240A0005" w:tentative="1">
@@ -18625,7 +18522,7 @@
         <w:ind w:left="2520" w:hanging="360"/>
       </w:pPr>
       <w:rPr>
-        <w:rFonts w:hint="default" w:ascii="Wingdings" w:hAnsi="Wingdings"/>
+        <w:rFonts w:ascii="Wingdings" w:hAnsi="Wingdings" w:hint="default"/>
       </w:rPr>
     </w:lvl>
     <w:lvl w:ilvl="3" w:tplc="240A0001" w:tentative="1">
@@ -18637,7 +18534,7 @@
         <w:ind w:left="3240" w:hanging="360"/>
       </w:pPr>
       <w:rPr>
-        <w:rFonts w:hint="default" w:ascii="Symbol" w:hAnsi="Symbol"/>
+        <w:rFonts w:ascii="Symbol" w:hAnsi="Symbol" w:hint="default"/>
       </w:rPr>
     </w:lvl>
     <w:lvl w:ilvl="4" w:tplc="240A0003" w:tentative="1">
@@ -18649,7 +18546,7 @@
         <w:ind w:left="3960" w:hanging="360"/>
       </w:pPr>
       <w:rPr>
-        <w:rFonts w:hint="default" w:ascii="Courier New" w:hAnsi="Courier New" w:cs="Courier New"/>
+        <w:rFonts w:ascii="Courier New" w:hAnsi="Courier New" w:cs="Courier New" w:hint="default"/>
       </w:rPr>
     </w:lvl>
     <w:lvl w:ilvl="5" w:tplc="240A0005" w:tentative="1">
@@ -18661,7 +18558,7 @@
         <w:ind w:left="4680" w:hanging="360"/>
       </w:pPr>
       <w:rPr>
-        <w:rFonts w:hint="default" w:ascii="Wingdings" w:hAnsi="Wingdings"/>
+        <w:rFonts w:ascii="Wingdings" w:hAnsi="Wingdings" w:hint="default"/>
       </w:rPr>
     </w:lvl>
     <w:lvl w:ilvl="6" w:tplc="240A0001" w:tentative="1">
@@ -18673,7 +18570,7 @@
         <w:ind w:left="5400" w:hanging="360"/>
       </w:pPr>
       <w:rPr>
-        <w:rFonts w:hint="default" w:ascii="Symbol" w:hAnsi="Symbol"/>
+        <w:rFonts w:ascii="Symbol" w:hAnsi="Symbol" w:hint="default"/>
       </w:rPr>
     </w:lvl>
     <w:lvl w:ilvl="7" w:tplc="240A0003" w:tentative="1">
@@ -18685,7 +18582,7 @@
         <w:ind w:left="6120" w:hanging="360"/>
       </w:pPr>
       <w:rPr>
-        <w:rFonts w:hint="default" w:ascii="Courier New" w:hAnsi="Courier New" w:cs="Courier New"/>
+        <w:rFonts w:ascii="Courier New" w:hAnsi="Courier New" w:cs="Courier New" w:hint="default"/>
       </w:rPr>
     </w:lvl>
     <w:lvl w:ilvl="8" w:tplc="240A0005" w:tentative="1">
@@ -18697,7 +18594,7 @@
         <w:ind w:left="6840" w:hanging="360"/>
       </w:pPr>
       <w:rPr>
-        <w:rFonts w:hint="default" w:ascii="Wingdings" w:hAnsi="Wingdings"/>
+        <w:rFonts w:ascii="Wingdings" w:hAnsi="Wingdings" w:hint="default"/>
       </w:rPr>
     </w:lvl>
   </w:abstractNum>
@@ -18714,7 +18611,7 @@
         <w:ind w:left="1080" w:hanging="360"/>
       </w:pPr>
       <w:rPr>
-        <w:rFonts w:hint="default" w:ascii="Symbol" w:hAnsi="Symbol"/>
+        <w:rFonts w:ascii="Symbol" w:hAnsi="Symbol" w:hint="default"/>
       </w:rPr>
     </w:lvl>
     <w:lvl w:ilvl="1" w:tplc="240A0003" w:tentative="1">
@@ -18726,7 +18623,7 @@
         <w:ind w:left="1800" w:hanging="360"/>
       </w:pPr>
       <w:rPr>
-        <w:rFonts w:hint="default" w:ascii="Courier New" w:hAnsi="Courier New" w:cs="Courier New"/>
+        <w:rFonts w:ascii="Courier New" w:hAnsi="Courier New" w:cs="Courier New" w:hint="default"/>
       </w:rPr>
     </w:lvl>
     <w:lvl w:ilvl="2" w:tplc="240A0005" w:tentative="1">
@@ -18738,7 +18635,7 @@
         <w:ind w:left="2520" w:hanging="360"/>
       </w:pPr>
       <w:rPr>
-        <w:rFonts w:hint="default" w:ascii="Wingdings" w:hAnsi="Wingdings"/>
+        <w:rFonts w:ascii="Wingdings" w:hAnsi="Wingdings" w:hint="default"/>
       </w:rPr>
     </w:lvl>
     <w:lvl w:ilvl="3" w:tplc="240A0001" w:tentative="1">
@@ -18750,7 +18647,7 @@
         <w:ind w:left="3240" w:hanging="360"/>
       </w:pPr>
       <w:rPr>
-        <w:rFonts w:hint="default" w:ascii="Symbol" w:hAnsi="Symbol"/>
+        <w:rFonts w:ascii="Symbol" w:hAnsi="Symbol" w:hint="default"/>
       </w:rPr>
     </w:lvl>
     <w:lvl w:ilvl="4" w:tplc="240A0003" w:tentative="1">
@@ -18762,7 +18659,7 @@
         <w:ind w:left="3960" w:hanging="360"/>
       </w:pPr>
       <w:rPr>
-        <w:rFonts w:hint="default" w:ascii="Courier New" w:hAnsi="Courier New" w:cs="Courier New"/>
+        <w:rFonts w:ascii="Courier New" w:hAnsi="Courier New" w:cs="Courier New" w:hint="default"/>
       </w:rPr>
     </w:lvl>
     <w:lvl w:ilvl="5" w:tplc="240A0005" w:tentative="1">
@@ -18774,7 +18671,7 @@
         <w:ind w:left="4680" w:hanging="360"/>
       </w:pPr>
       <w:rPr>
-        <w:rFonts w:hint="default" w:ascii="Wingdings" w:hAnsi="Wingdings"/>
+        <w:rFonts w:ascii="Wingdings" w:hAnsi="Wingdings" w:hint="default"/>
       </w:rPr>
     </w:lvl>
     <w:lvl w:ilvl="6" w:tplc="240A0001" w:tentative="1">
@@ -18786,7 +18683,7 @@
         <w:ind w:left="5400" w:hanging="360"/>
       </w:pPr>
       <w:rPr>
-        <w:rFonts w:hint="default" w:ascii="Symbol" w:hAnsi="Symbol"/>
+        <w:rFonts w:ascii="Symbol" w:hAnsi="Symbol" w:hint="default"/>
       </w:rPr>
     </w:lvl>
     <w:lvl w:ilvl="7" w:tplc="240A0003" w:tentative="1">
@@ -18798,7 +18695,7 @@
         <w:ind w:left="6120" w:hanging="360"/>
       </w:pPr>
       <w:rPr>
-        <w:rFonts w:hint="default" w:ascii="Courier New" w:hAnsi="Courier New" w:cs="Courier New"/>
+        <w:rFonts w:ascii="Courier New" w:hAnsi="Courier New" w:cs="Courier New" w:hint="default"/>
       </w:rPr>
     </w:lvl>
     <w:lvl w:ilvl="8" w:tplc="240A0005" w:tentative="1">
@@ -18810,7 +18707,7 @@
         <w:ind w:left="6840" w:hanging="360"/>
       </w:pPr>
       <w:rPr>
-        <w:rFonts w:hint="default" w:ascii="Wingdings" w:hAnsi="Wingdings"/>
+        <w:rFonts w:ascii="Wingdings" w:hAnsi="Wingdings" w:hint="default"/>
       </w:rPr>
     </w:lvl>
   </w:abstractNum>
@@ -18827,7 +18724,7 @@
         <w:ind w:left="1080" w:hanging="360"/>
       </w:pPr>
       <w:rPr>
-        <w:rFonts w:hint="default" w:ascii="Symbol" w:hAnsi="Symbol"/>
+        <w:rFonts w:ascii="Symbol" w:hAnsi="Symbol" w:hint="default"/>
       </w:rPr>
     </w:lvl>
     <w:lvl w:ilvl="1" w:tplc="240A0003" w:tentative="1">
@@ -18839,7 +18736,7 @@
         <w:ind w:left="1800" w:hanging="360"/>
       </w:pPr>
       <w:rPr>
-        <w:rFonts w:hint="default" w:ascii="Courier New" w:hAnsi="Courier New" w:cs="Courier New"/>
+        <w:rFonts w:ascii="Courier New" w:hAnsi="Courier New" w:cs="Courier New" w:hint="default"/>
       </w:rPr>
     </w:lvl>
     <w:lvl w:ilvl="2" w:tplc="240A0005" w:tentative="1">
@@ -18851,7 +18748,7 @@
         <w:ind w:left="2520" w:hanging="360"/>
       </w:pPr>
       <w:rPr>
-        <w:rFonts w:hint="default" w:ascii="Wingdings" w:hAnsi="Wingdings"/>
+        <w:rFonts w:ascii="Wingdings" w:hAnsi="Wingdings" w:hint="default"/>
       </w:rPr>
     </w:lvl>
     <w:lvl w:ilvl="3" w:tplc="240A0001" w:tentative="1">
@@ -18863,7 +18760,7 @@
         <w:ind w:left="3240" w:hanging="360"/>
       </w:pPr>
       <w:rPr>
-        <w:rFonts w:hint="default" w:ascii="Symbol" w:hAnsi="Symbol"/>
+        <w:rFonts w:ascii="Symbol" w:hAnsi="Symbol" w:hint="default"/>
       </w:rPr>
     </w:lvl>
     <w:lvl w:ilvl="4" w:tplc="240A0003" w:tentative="1">
@@ -18875,7 +18772,7 @@
         <w:ind w:left="3960" w:hanging="360"/>
       </w:pPr>
       <w:rPr>
-        <w:rFonts w:hint="default" w:ascii="Courier New" w:hAnsi="Courier New" w:cs="Courier New"/>
+        <w:rFonts w:ascii="Courier New" w:hAnsi="Courier New" w:cs="Courier New" w:hint="default"/>
       </w:rPr>
     </w:lvl>
     <w:lvl w:ilvl="5" w:tplc="240A0005" w:tentative="1">
@@ -18887,7 +18784,7 @@
         <w:ind w:left="4680" w:hanging="360"/>
       </w:pPr>
       <w:rPr>
-        <w:rFonts w:hint="default" w:ascii="Wingdings" w:hAnsi="Wingdings"/>
+        <w:rFonts w:ascii="Wingdings" w:hAnsi="Wingdings" w:hint="default"/>
       </w:rPr>
     </w:lvl>
     <w:lvl w:ilvl="6" w:tplc="240A0001" w:tentative="1">
@@ -18899,7 +18796,7 @@
         <w:ind w:left="5400" w:hanging="360"/>
       </w:pPr>
       <w:rPr>
-        <w:rFonts w:hint="default" w:ascii="Symbol" w:hAnsi="Symbol"/>
+        <w:rFonts w:ascii="Symbol" w:hAnsi="Symbol" w:hint="default"/>
       </w:rPr>
     </w:lvl>
     <w:lvl w:ilvl="7" w:tplc="240A0003" w:tentative="1">
@@ -18911,7 +18808,7 @@
         <w:ind w:left="6120" w:hanging="360"/>
       </w:pPr>
       <w:rPr>
-        <w:rFonts w:hint="default" w:ascii="Courier New" w:hAnsi="Courier New" w:cs="Courier New"/>
+        <w:rFonts w:ascii="Courier New" w:hAnsi="Courier New" w:cs="Courier New" w:hint="default"/>
       </w:rPr>
     </w:lvl>
     <w:lvl w:ilvl="8" w:tplc="240A0005" w:tentative="1">
@@ -18923,7 +18820,7 @@
         <w:ind w:left="6840" w:hanging="360"/>
       </w:pPr>
       <w:rPr>
-        <w:rFonts w:hint="default" w:ascii="Wingdings" w:hAnsi="Wingdings"/>
+        <w:rFonts w:ascii="Wingdings" w:hAnsi="Wingdings" w:hint="default"/>
       </w:rPr>
     </w:lvl>
   </w:abstractNum>
@@ -18940,7 +18837,7 @@
         <w:ind w:left="1080" w:hanging="360"/>
       </w:pPr>
       <w:rPr>
-        <w:rFonts w:hint="default" w:ascii="Symbol" w:hAnsi="Symbol"/>
+        <w:rFonts w:ascii="Symbol" w:hAnsi="Symbol" w:hint="default"/>
       </w:rPr>
     </w:lvl>
     <w:lvl w:ilvl="1" w:tplc="240A0003" w:tentative="1">
@@ -18952,7 +18849,7 @@
         <w:ind w:left="1800" w:hanging="360"/>
       </w:pPr>
       <w:rPr>
-        <w:rFonts w:hint="default" w:ascii="Courier New" w:hAnsi="Courier New" w:cs="Courier New"/>
+        <w:rFonts w:ascii="Courier New" w:hAnsi="Courier New" w:cs="Courier New" w:hint="default"/>
       </w:rPr>
     </w:lvl>
     <w:lvl w:ilvl="2" w:tplc="240A0005" w:tentative="1">
@@ -18964,7 +18861,7 @@
         <w:ind w:left="2520" w:hanging="360"/>
       </w:pPr>
       <w:rPr>
-        <w:rFonts w:hint="default" w:ascii="Wingdings" w:hAnsi="Wingdings"/>
+        <w:rFonts w:ascii="Wingdings" w:hAnsi="Wingdings" w:hint="default"/>
       </w:rPr>
     </w:lvl>
     <w:lvl w:ilvl="3" w:tplc="240A0001" w:tentative="1">
@@ -18976,7 +18873,7 @@
         <w:ind w:left="3240" w:hanging="360"/>
       </w:pPr>
       <w:rPr>
-        <w:rFonts w:hint="default" w:ascii="Symbol" w:hAnsi="Symbol"/>
+        <w:rFonts w:ascii="Symbol" w:hAnsi="Symbol" w:hint="default"/>
       </w:rPr>
     </w:lvl>
     <w:lvl w:ilvl="4" w:tplc="240A0003" w:tentative="1">
@@ -18988,7 +18885,7 @@
         <w:ind w:left="3960" w:hanging="360"/>
       </w:pPr>
       <w:rPr>
-        <w:rFonts w:hint="default" w:ascii="Courier New" w:hAnsi="Courier New" w:cs="Courier New"/>
+        <w:rFonts w:ascii="Courier New" w:hAnsi="Courier New" w:cs="Courier New" w:hint="default"/>
       </w:rPr>
     </w:lvl>
     <w:lvl w:ilvl="5" w:tplc="240A0005" w:tentative="1">
@@ -19000,7 +18897,7 @@
         <w:ind w:left="4680" w:hanging="360"/>
       </w:pPr>
       <w:rPr>
-        <w:rFonts w:hint="default" w:ascii="Wingdings" w:hAnsi="Wingdings"/>
+        <w:rFonts w:ascii="Wingdings" w:hAnsi="Wingdings" w:hint="default"/>
       </w:rPr>
     </w:lvl>
     <w:lvl w:ilvl="6" w:tplc="240A0001" w:tentative="1">
@@ -19012,7 +18909,7 @@
         <w:ind w:left="5400" w:hanging="360"/>
       </w:pPr>
       <w:rPr>
-        <w:rFonts w:hint="default" w:ascii="Symbol" w:hAnsi="Symbol"/>
+        <w:rFonts w:ascii="Symbol" w:hAnsi="Symbol" w:hint="default"/>
       </w:rPr>
     </w:lvl>
     <w:lvl w:ilvl="7" w:tplc="240A0003" w:tentative="1">
@@ -19024,7 +18921,7 @@
         <w:ind w:left="6120" w:hanging="360"/>
       </w:pPr>
       <w:rPr>
-        <w:rFonts w:hint="default" w:ascii="Courier New" w:hAnsi="Courier New" w:cs="Courier New"/>
+        <w:rFonts w:ascii="Courier New" w:hAnsi="Courier New" w:cs="Courier New" w:hint="default"/>
       </w:rPr>
     </w:lvl>
     <w:lvl w:ilvl="8" w:tplc="240A0005" w:tentative="1">
@@ -19036,7 +18933,7 @@
         <w:ind w:left="6840" w:hanging="360"/>
       </w:pPr>
       <w:rPr>
-        <w:rFonts w:hint="default" w:ascii="Wingdings" w:hAnsi="Wingdings"/>
+        <w:rFonts w:ascii="Wingdings" w:hAnsi="Wingdings" w:hint="default"/>
       </w:rPr>
     </w:lvl>
   </w:abstractNum>
@@ -19053,7 +18950,7 @@
         <w:ind w:left="1069" w:hanging="360"/>
       </w:pPr>
       <w:rPr>
-        <w:rFonts w:hint="default" w:ascii="Symbol" w:hAnsi="Symbol"/>
+        <w:rFonts w:ascii="Symbol" w:hAnsi="Symbol" w:hint="default"/>
       </w:rPr>
     </w:lvl>
     <w:lvl w:ilvl="1" w:tplc="240A0003" w:tentative="1">
@@ -19065,7 +18962,7 @@
         <w:ind w:left="1789" w:hanging="360"/>
       </w:pPr>
       <w:rPr>
-        <w:rFonts w:hint="default" w:ascii="Courier New" w:hAnsi="Courier New" w:cs="Courier New"/>
+        <w:rFonts w:ascii="Courier New" w:hAnsi="Courier New" w:cs="Courier New" w:hint="default"/>
       </w:rPr>
     </w:lvl>
     <w:lvl w:ilvl="2" w:tplc="240A0005" w:tentative="1">
@@ -19077,7 +18974,7 @@
         <w:ind w:left="2509" w:hanging="360"/>
       </w:pPr>
       <w:rPr>
-        <w:rFonts w:hint="default" w:ascii="Wingdings" w:hAnsi="Wingdings"/>
+        <w:rFonts w:ascii="Wingdings" w:hAnsi="Wingdings" w:hint="default"/>
       </w:rPr>
     </w:lvl>
     <w:lvl w:ilvl="3" w:tplc="240A0001" w:tentative="1">
@@ -19089,7 +18986,7 @@
         <w:ind w:left="3229" w:hanging="360"/>
       </w:pPr>
       <w:rPr>
-        <w:rFonts w:hint="default" w:ascii="Symbol" w:hAnsi="Symbol"/>
+        <w:rFonts w:ascii="Symbol" w:hAnsi="Symbol" w:hint="default"/>
       </w:rPr>
     </w:lvl>
     <w:lvl w:ilvl="4" w:tplc="240A0003" w:tentative="1">
@@ -19101,7 +18998,7 @@
         <w:ind w:left="3949" w:hanging="360"/>
       </w:pPr>
       <w:rPr>
-        <w:rFonts w:hint="default" w:ascii="Courier New" w:hAnsi="Courier New" w:cs="Courier New"/>
+        <w:rFonts w:ascii="Courier New" w:hAnsi="Courier New" w:cs="Courier New" w:hint="default"/>
       </w:rPr>
     </w:lvl>
     <w:lvl w:ilvl="5" w:tplc="240A0005" w:tentative="1">
@@ -19113,7 +19010,7 @@
         <w:ind w:left="4669" w:hanging="360"/>
       </w:pPr>
       <w:rPr>
-        <w:rFonts w:hint="default" w:ascii="Wingdings" w:hAnsi="Wingdings"/>
+        <w:rFonts w:ascii="Wingdings" w:hAnsi="Wingdings" w:hint="default"/>
       </w:rPr>
     </w:lvl>
     <w:lvl w:ilvl="6" w:tplc="240A0001" w:tentative="1">
@@ -19125,7 +19022,7 @@
         <w:ind w:left="5389" w:hanging="360"/>
       </w:pPr>
       <w:rPr>
-        <w:rFonts w:hint="default" w:ascii="Symbol" w:hAnsi="Symbol"/>
+        <w:rFonts w:ascii="Symbol" w:hAnsi="Symbol" w:hint="default"/>
       </w:rPr>
     </w:lvl>
     <w:lvl w:ilvl="7" w:tplc="240A0003" w:tentative="1">
@@ -19137,7 +19034,7 @@
         <w:ind w:left="6109" w:hanging="360"/>
       </w:pPr>
       <w:rPr>
-        <w:rFonts w:hint="default" w:ascii="Courier New" w:hAnsi="Courier New" w:cs="Courier New"/>
+        <w:rFonts w:ascii="Courier New" w:hAnsi="Courier New" w:cs="Courier New" w:hint="default"/>
       </w:rPr>
     </w:lvl>
     <w:lvl w:ilvl="8" w:tplc="240A0005" w:tentative="1">
@@ -19149,7 +19046,7 @@
         <w:ind w:left="6829" w:hanging="360"/>
       </w:pPr>
       <w:rPr>
-        <w:rFonts w:hint="default" w:ascii="Wingdings" w:hAnsi="Wingdings"/>
+        <w:rFonts w:ascii="Wingdings" w:hAnsi="Wingdings" w:hint="default"/>
       </w:rPr>
     </w:lvl>
   </w:abstractNum>
@@ -19256,7 +19153,7 @@
         <w:ind w:left="1429" w:hanging="360"/>
       </w:pPr>
       <w:rPr>
-        <w:rFonts w:hint="default" w:ascii="Symbol" w:hAnsi="Symbol"/>
+        <w:rFonts w:ascii="Symbol" w:hAnsi="Symbol" w:hint="default"/>
       </w:rPr>
     </w:lvl>
     <w:lvl w:ilvl="1" w:tplc="240A0003" w:tentative="1">
@@ -19268,7 +19165,7 @@
         <w:ind w:left="2149" w:hanging="360"/>
       </w:pPr>
       <w:rPr>
-        <w:rFonts w:hint="default" w:ascii="Courier New" w:hAnsi="Courier New" w:cs="Courier New"/>
+        <w:rFonts w:ascii="Courier New" w:hAnsi="Courier New" w:cs="Courier New" w:hint="default"/>
       </w:rPr>
     </w:lvl>
     <w:lvl w:ilvl="2" w:tplc="240A0005" w:tentative="1">
@@ -19280,7 +19177,7 @@
         <w:ind w:left="2869" w:hanging="360"/>
       </w:pPr>
       <w:rPr>
-        <w:rFonts w:hint="default" w:ascii="Wingdings" w:hAnsi="Wingdings"/>
+        <w:rFonts w:ascii="Wingdings" w:hAnsi="Wingdings" w:hint="default"/>
       </w:rPr>
     </w:lvl>
     <w:lvl w:ilvl="3" w:tplc="240A0001" w:tentative="1">
@@ -19292,7 +19189,7 @@
         <w:ind w:left="3589" w:hanging="360"/>
       </w:pPr>
       <w:rPr>
-        <w:rFonts w:hint="default" w:ascii="Symbol" w:hAnsi="Symbol"/>
+        <w:rFonts w:ascii="Symbol" w:hAnsi="Symbol" w:hint="default"/>
       </w:rPr>
     </w:lvl>
     <w:lvl w:ilvl="4" w:tplc="240A0003" w:tentative="1">
@@ -19304,7 +19201,7 @@
         <w:ind w:left="4309" w:hanging="360"/>
       </w:pPr>
       <w:rPr>
-        <w:rFonts w:hint="default" w:ascii="Courier New" w:hAnsi="Courier New" w:cs="Courier New"/>
+        <w:rFonts w:ascii="Courier New" w:hAnsi="Courier New" w:cs="Courier New" w:hint="default"/>
       </w:rPr>
     </w:lvl>
     <w:lvl w:ilvl="5" w:tplc="240A0005" w:tentative="1">
@@ -19316,7 +19213,7 @@
         <w:ind w:left="5029" w:hanging="360"/>
       </w:pPr>
       <w:rPr>
-        <w:rFonts w:hint="default" w:ascii="Wingdings" w:hAnsi="Wingdings"/>
+        <w:rFonts w:ascii="Wingdings" w:hAnsi="Wingdings" w:hint="default"/>
       </w:rPr>
     </w:lvl>
     <w:lvl w:ilvl="6" w:tplc="240A0001" w:tentative="1">
@@ -19328,7 +19225,7 @@
         <w:ind w:left="5749" w:hanging="360"/>
       </w:pPr>
       <w:rPr>
-        <w:rFonts w:hint="default" w:ascii="Symbol" w:hAnsi="Symbol"/>
+        <w:rFonts w:ascii="Symbol" w:hAnsi="Symbol" w:hint="default"/>
       </w:rPr>
     </w:lvl>
     <w:lvl w:ilvl="7" w:tplc="240A0003" w:tentative="1">
@@ -19340,7 +19237,7 @@
         <w:ind w:left="6469" w:hanging="360"/>
       </w:pPr>
       <w:rPr>
-        <w:rFonts w:hint="default" w:ascii="Courier New" w:hAnsi="Courier New" w:cs="Courier New"/>
+        <w:rFonts w:ascii="Courier New" w:hAnsi="Courier New" w:cs="Courier New" w:hint="default"/>
       </w:rPr>
     </w:lvl>
     <w:lvl w:ilvl="8" w:tplc="240A0005" w:tentative="1">
@@ -19352,7 +19249,7 @@
         <w:ind w:left="7189" w:hanging="360"/>
       </w:pPr>
       <w:rPr>
-        <w:rFonts w:hint="default" w:ascii="Wingdings" w:hAnsi="Wingdings"/>
+        <w:rFonts w:ascii="Wingdings" w:hAnsi="Wingdings" w:hint="default"/>
       </w:rPr>
     </w:lvl>
   </w:abstractNum>
@@ -19461,7 +19358,7 @@
         <w:ind w:left="1068" w:hanging="360"/>
       </w:pPr>
       <w:rPr>
-        <w:rFonts w:hint="default" w:ascii="Calibri" w:hAnsi="Calibri"/>
+        <w:rFonts w:ascii="Calibri" w:hAnsi="Calibri" w:hint="default"/>
         <w:b/>
         <w:bCs/>
         <w:i w:val="0"/>
@@ -19575,7 +19472,7 @@
         <w:ind w:left="1069" w:hanging="360"/>
       </w:pPr>
       <w:rPr>
-        <w:rFonts w:hint="default" w:ascii="Symbol" w:hAnsi="Symbol"/>
+        <w:rFonts w:ascii="Symbol" w:hAnsi="Symbol" w:hint="default"/>
       </w:rPr>
     </w:lvl>
     <w:lvl w:ilvl="1" w:tplc="240A0003" w:tentative="1">
@@ -19587,7 +19484,7 @@
         <w:ind w:left="1789" w:hanging="360"/>
       </w:pPr>
       <w:rPr>
-        <w:rFonts w:hint="default" w:ascii="Courier New" w:hAnsi="Courier New" w:cs="Courier New"/>
+        <w:rFonts w:ascii="Courier New" w:hAnsi="Courier New" w:cs="Courier New" w:hint="default"/>
       </w:rPr>
     </w:lvl>
     <w:lvl w:ilvl="2" w:tplc="240A0005" w:tentative="1">
@@ -19599,7 +19496,7 @@
         <w:ind w:left="2509" w:hanging="360"/>
       </w:pPr>
       <w:rPr>
-        <w:rFonts w:hint="default" w:ascii="Wingdings" w:hAnsi="Wingdings"/>
+        <w:rFonts w:ascii="Wingdings" w:hAnsi="Wingdings" w:hint="default"/>
       </w:rPr>
     </w:lvl>
     <w:lvl w:ilvl="3" w:tplc="240A0001" w:tentative="1">
@@ -19611,7 +19508,7 @@
         <w:ind w:left="3229" w:hanging="360"/>
       </w:pPr>
       <w:rPr>
-        <w:rFonts w:hint="default" w:ascii="Symbol" w:hAnsi="Symbol"/>
+        <w:rFonts w:ascii="Symbol" w:hAnsi="Symbol" w:hint="default"/>
       </w:rPr>
     </w:lvl>
     <w:lvl w:ilvl="4" w:tplc="240A0003" w:tentative="1">
@@ -19623,7 +19520,7 @@
         <w:ind w:left="3949" w:hanging="360"/>
       </w:pPr>
       <w:rPr>
-        <w:rFonts w:hint="default" w:ascii="Courier New" w:hAnsi="Courier New" w:cs="Courier New"/>
+        <w:rFonts w:ascii="Courier New" w:hAnsi="Courier New" w:cs="Courier New" w:hint="default"/>
       </w:rPr>
     </w:lvl>
     <w:lvl w:ilvl="5" w:tplc="240A0005" w:tentative="1">
@@ -19635,7 +19532,7 @@
         <w:ind w:left="4669" w:hanging="360"/>
       </w:pPr>
       <w:rPr>
-        <w:rFonts w:hint="default" w:ascii="Wingdings" w:hAnsi="Wingdings"/>
+        <w:rFonts w:ascii="Wingdings" w:hAnsi="Wingdings" w:hint="default"/>
       </w:rPr>
     </w:lvl>
     <w:lvl w:ilvl="6" w:tplc="240A0001" w:tentative="1">
@@ -19647,7 +19544,7 @@
         <w:ind w:left="5389" w:hanging="360"/>
       </w:pPr>
       <w:rPr>
-        <w:rFonts w:hint="default" w:ascii="Symbol" w:hAnsi="Symbol"/>
+        <w:rFonts w:ascii="Symbol" w:hAnsi="Symbol" w:hint="default"/>
       </w:rPr>
     </w:lvl>
     <w:lvl w:ilvl="7" w:tplc="240A0003" w:tentative="1">
@@ -19659,7 +19556,7 @@
         <w:ind w:left="6109" w:hanging="360"/>
       </w:pPr>
       <w:rPr>
-        <w:rFonts w:hint="default" w:ascii="Courier New" w:hAnsi="Courier New" w:cs="Courier New"/>
+        <w:rFonts w:ascii="Courier New" w:hAnsi="Courier New" w:cs="Courier New" w:hint="default"/>
       </w:rPr>
     </w:lvl>
     <w:lvl w:ilvl="8" w:tplc="240A0005" w:tentative="1">
@@ -19671,7 +19568,7 @@
         <w:ind w:left="6829" w:hanging="360"/>
       </w:pPr>
       <w:rPr>
-        <w:rFonts w:hint="default" w:ascii="Wingdings" w:hAnsi="Wingdings"/>
+        <w:rFonts w:ascii="Wingdings" w:hAnsi="Wingdings" w:hint="default"/>
       </w:rPr>
     </w:lvl>
   </w:abstractNum>
@@ -19933,7 +19830,7 @@
   <w:docDefaults>
     <w:rPrDefault>
       <w:rPr>
-        <w:rFonts w:asciiTheme="minorHAnsi" w:hAnsiTheme="minorHAnsi" w:eastAsiaTheme="minorHAnsi" w:cstheme="minorBidi"/>
+        <w:rFonts w:asciiTheme="minorHAnsi" w:eastAsiaTheme="minorHAnsi" w:hAnsiTheme="minorHAnsi" w:cstheme="minorBidi"/>
         <w:kern w:val="2"/>
         <w:sz w:val="22"/>
         <w:szCs w:val="22"/>
@@ -19950,14 +19847,14 @@
   <w:latentStyles w:defLockedState="0" w:defUIPriority="99" w:defSemiHidden="0" w:defUnhideWhenUsed="0" w:defQFormat="0" w:count="376">
     <w:lsdException w:name="Normal" w:uiPriority="0" w:qFormat="1"/>
     <w:lsdException w:name="heading 1" w:uiPriority="9" w:qFormat="1"/>
-    <w:lsdException w:name="heading 2" w:uiPriority="9" w:semiHidden="1" w:unhideWhenUsed="1" w:qFormat="1"/>
-    <w:lsdException w:name="heading 3" w:uiPriority="9" w:semiHidden="1" w:unhideWhenUsed="1" w:qFormat="1"/>
-    <w:lsdException w:name="heading 4" w:uiPriority="9" w:semiHidden="1" w:unhideWhenUsed="1" w:qFormat="1"/>
-    <w:lsdException w:name="heading 5" w:uiPriority="9" w:semiHidden="1" w:unhideWhenUsed="1" w:qFormat="1"/>
-    <w:lsdException w:name="heading 6" w:uiPriority="9" w:semiHidden="1" w:unhideWhenUsed="1"/>
-    <w:lsdException w:name="heading 7" w:uiPriority="9" w:semiHidden="1" w:unhideWhenUsed="1" w:qFormat="1"/>
-    <w:lsdException w:name="heading 8" w:uiPriority="9" w:semiHidden="1" w:unhideWhenUsed="1" w:qFormat="1"/>
-    <w:lsdException w:name="heading 9" w:uiPriority="9" w:semiHidden="1" w:unhideWhenUsed="1" w:qFormat="1"/>
+    <w:lsdException w:name="heading 2" w:semiHidden="1" w:uiPriority="9" w:unhideWhenUsed="1" w:qFormat="1"/>
+    <w:lsdException w:name="heading 3" w:semiHidden="1" w:uiPriority="9" w:unhideWhenUsed="1" w:qFormat="1"/>
+    <w:lsdException w:name="heading 4" w:semiHidden="1" w:uiPriority="9" w:unhideWhenUsed="1" w:qFormat="1"/>
+    <w:lsdException w:name="heading 5" w:semiHidden="1" w:uiPriority="9" w:unhideWhenUsed="1" w:qFormat="1"/>
+    <w:lsdException w:name="heading 6" w:semiHidden="1" w:uiPriority="9" w:unhideWhenUsed="1"/>
+    <w:lsdException w:name="heading 7" w:semiHidden="1" w:uiPriority="9" w:unhideWhenUsed="1" w:qFormat="1"/>
+    <w:lsdException w:name="heading 8" w:semiHidden="1" w:uiPriority="9" w:unhideWhenUsed="1" w:qFormat="1"/>
+    <w:lsdException w:name="heading 9" w:semiHidden="1" w:uiPriority="9" w:unhideWhenUsed="1" w:qFormat="1"/>
     <w:lsdException w:name="index 1" w:semiHidden="1" w:unhideWhenUsed="1"/>
     <w:lsdException w:name="index 2" w:semiHidden="1" w:unhideWhenUsed="1"/>
     <w:lsdException w:name="index 3" w:semiHidden="1" w:unhideWhenUsed="1"/>
@@ -19967,22 +19864,22 @@
     <w:lsdException w:name="index 7" w:semiHidden="1" w:unhideWhenUsed="1"/>
     <w:lsdException w:name="index 8" w:semiHidden="1" w:unhideWhenUsed="1"/>
     <w:lsdException w:name="index 9" w:semiHidden="1" w:unhideWhenUsed="1"/>
-    <w:lsdException w:name="toc 1" w:uiPriority="39" w:semiHidden="1" w:unhideWhenUsed="1"/>
-    <w:lsdException w:name="toc 2" w:uiPriority="39" w:semiHidden="1" w:unhideWhenUsed="1"/>
-    <w:lsdException w:name="toc 3" w:uiPriority="39" w:semiHidden="1" w:unhideWhenUsed="1"/>
-    <w:lsdException w:name="toc 4" w:uiPriority="39" w:semiHidden="1" w:unhideWhenUsed="1"/>
-    <w:lsdException w:name="toc 5" w:uiPriority="39" w:semiHidden="1" w:unhideWhenUsed="1"/>
-    <w:lsdException w:name="toc 6" w:uiPriority="39" w:semiHidden="1" w:unhideWhenUsed="1"/>
-    <w:lsdException w:name="toc 7" w:uiPriority="39" w:semiHidden="1" w:unhideWhenUsed="1"/>
-    <w:lsdException w:name="toc 8" w:uiPriority="39" w:semiHidden="1" w:unhideWhenUsed="1"/>
-    <w:lsdException w:name="toc 9" w:uiPriority="39" w:semiHidden="1" w:unhideWhenUsed="1"/>
+    <w:lsdException w:name="toc 1" w:semiHidden="1" w:uiPriority="39" w:unhideWhenUsed="1"/>
+    <w:lsdException w:name="toc 2" w:semiHidden="1" w:uiPriority="39" w:unhideWhenUsed="1"/>
+    <w:lsdException w:name="toc 3" w:semiHidden="1" w:uiPriority="39" w:unhideWhenUsed="1"/>
+    <w:lsdException w:name="toc 4" w:semiHidden="1" w:uiPriority="39" w:unhideWhenUsed="1"/>
+    <w:lsdException w:name="toc 5" w:semiHidden="1" w:uiPriority="39" w:unhideWhenUsed="1"/>
+    <w:lsdException w:name="toc 6" w:semiHidden="1" w:uiPriority="39" w:unhideWhenUsed="1"/>
+    <w:lsdException w:name="toc 7" w:semiHidden="1" w:uiPriority="39" w:unhideWhenUsed="1"/>
+    <w:lsdException w:name="toc 8" w:semiHidden="1" w:uiPriority="39" w:unhideWhenUsed="1"/>
+    <w:lsdException w:name="toc 9" w:semiHidden="1" w:uiPriority="39" w:unhideWhenUsed="1"/>
     <w:lsdException w:name="Normal Indent" w:semiHidden="1" w:unhideWhenUsed="1"/>
     <w:lsdException w:name="footnote text" w:semiHidden="1" w:unhideWhenUsed="1"/>
     <w:lsdException w:name="annotation text" w:semiHidden="1" w:unhideWhenUsed="1"/>
     <w:lsdException w:name="header" w:semiHidden="1" w:unhideWhenUsed="1"/>
     <w:lsdException w:name="footer" w:semiHidden="1" w:unhideWhenUsed="1"/>
     <w:lsdException w:name="index heading" w:semiHidden="1" w:unhideWhenUsed="1"/>
-    <w:lsdException w:name="caption" w:uiPriority="35" w:semiHidden="1" w:unhideWhenUsed="1" w:qFormat="1"/>
+    <w:lsdException w:name="caption" w:semiHidden="1" w:uiPriority="35" w:unhideWhenUsed="1" w:qFormat="1"/>
     <w:lsdException w:name="table of figures" w:semiHidden="1" w:unhideWhenUsed="1"/>
     <w:lsdException w:name="envelope address" w:semiHidden="1" w:unhideWhenUsed="1"/>
     <w:lsdException w:name="envelope return" w:semiHidden="1" w:unhideWhenUsed="1"/>
@@ -20013,7 +19910,7 @@
     <w:lsdException w:name="Title" w:uiPriority="10" w:qFormat="1"/>
     <w:lsdException w:name="Closing" w:semiHidden="1" w:unhideWhenUsed="1"/>
     <w:lsdException w:name="Signature" w:semiHidden="1" w:unhideWhenUsed="1"/>
-    <w:lsdException w:name="Default Paragraph Font" w:uiPriority="1" w:semiHidden="1" w:unhideWhenUsed="1"/>
+    <w:lsdException w:name="Default Paragraph Font" w:semiHidden="1" w:uiPriority="1" w:unhideWhenUsed="1"/>
     <w:lsdException w:name="Body Text" w:semiHidden="1" w:unhideWhenUsed="1"/>
     <w:lsdException w:name="Body Text Indent" w:semiHidden="1" w:unhideWhenUsed="1"/>
     <w:lsdException w:name="List Continue" w:semiHidden="1" w:unhideWhenUsed="1"/>
@@ -20213,8 +20110,8 @@
     <w:lsdException w:name="Subtle Reference" w:uiPriority="31" w:qFormat="1"/>
     <w:lsdException w:name="Intense Reference" w:uiPriority="32" w:qFormat="1"/>
     <w:lsdException w:name="Book Title" w:uiPriority="33" w:qFormat="1"/>
-    <w:lsdException w:name="Bibliography" w:uiPriority="37" w:semiHidden="1" w:unhideWhenUsed="1"/>
-    <w:lsdException w:name="TOC Heading" w:uiPriority="39" w:semiHidden="1" w:unhideWhenUsed="1" w:qFormat="1"/>
+    <w:lsdException w:name="Bibliography" w:semiHidden="1" w:uiPriority="37" w:unhideWhenUsed="1"/>
+    <w:lsdException w:name="TOC Heading" w:semiHidden="1" w:uiPriority="39" w:unhideWhenUsed="1" w:qFormat="1"/>
     <w:lsdException w:name="Plain Table 1" w:uiPriority="41"/>
     <w:lsdException w:name="Plain Table 2" w:uiPriority="42"/>
     <w:lsdException w:name="Plain Table 3" w:uiPriority="43"/>
@@ -20325,7 +20222,7 @@
     <w:lsdException w:name="Unresolved Mention" w:semiHidden="1" w:unhideWhenUsed="1"/>
     <w:lsdException w:name="Smart Link" w:semiHidden="1" w:unhideWhenUsed="1"/>
   </w:latentStyles>
-  <w:style w:type="paragraph" w:styleId="Normal" w:default="1">
+  <w:style w:type="paragraph" w:default="1" w:styleId="Normal">
     <w:name w:val="Normal"/>
     <w:qFormat/>
     <w:rsid w:val="00016041"/>
@@ -20356,7 +20253,7 @@
       <w:outlineLvl w:val="0"/>
     </w:pPr>
     <w:rPr>
-      <w:rFonts w:ascii="Calibri" w:hAnsi="Calibri" w:eastAsia="Times New Roman" w:cs="Times New Roman (Títulos en alf"/>
+      <w:rFonts w:ascii="Calibri" w:eastAsia="Times New Roman" w:hAnsi="Calibri" w:cs="Times New Roman (Títulos en alf"/>
       <w:b/>
       <w:color w:val="000000" w:themeColor="text1"/>
       <w:kern w:val="0"/>
@@ -20390,7 +20287,7 @@
       <w:outlineLvl w:val="1"/>
     </w:pPr>
     <w:rPr>
-      <w:rFonts w:ascii="Calibri" w:hAnsi="Calibri" w:cs="Calibri" w:eastAsiaTheme="majorEastAsia"/>
+      <w:rFonts w:ascii="Calibri" w:eastAsiaTheme="majorEastAsia" w:hAnsi="Calibri" w:cs="Calibri"/>
       <w:b/>
       <w:bCs/>
       <w:color w:val="000000"/>
@@ -20470,13 +20367,13 @@
       <w:outlineLvl w:val="5"/>
     </w:pPr>
   </w:style>
-  <w:style w:type="character" w:styleId="Fuentedeprrafopredeter" w:default="1">
+  <w:style w:type="character" w:default="1" w:styleId="Fuentedeprrafopredeter">
     <w:name w:val="Default Paragraph Font"/>
     <w:uiPriority w:val="1"/>
     <w:semiHidden/>
     <w:unhideWhenUsed/>
   </w:style>
-  <w:style w:type="table" w:styleId="Tablanormal" w:default="1">
+  <w:style w:type="table" w:default="1" w:styleId="Tablanormal">
     <w:name w:val="Normal Table"/>
     <w:uiPriority w:val="99"/>
     <w:semiHidden/>
@@ -20491,7 +20388,7 @@
       </w:tblCellMar>
     </w:tblPr>
   </w:style>
-  <w:style w:type="numbering" w:styleId="Sinlista" w:default="1">
+  <w:style w:type="numbering" w:default="1" w:styleId="Sinlista">
     <w:name w:val="No List"/>
     <w:uiPriority w:val="99"/>
     <w:semiHidden/>
@@ -20508,7 +20405,7 @@
       <w:contextualSpacing/>
     </w:pPr>
   </w:style>
-  <w:style w:type="paragraph" w:styleId="TituloPortada" w:customStyle="1">
+  <w:style w:type="paragraph" w:customStyle="1" w:styleId="TituloPortada">
     <w:name w:val="Titulo Portada"/>
     <w:basedOn w:val="Normal"/>
     <w:rsid w:val="00C407C1"/>
@@ -20522,14 +20419,14 @@
       <w:lang w:val="es-419"/>
     </w:rPr>
   </w:style>
-  <w:style w:type="character" w:styleId="Ttulo1Car" w:customStyle="1">
+  <w:style w:type="character" w:customStyle="1" w:styleId="Ttulo1Car">
     <w:name w:val="Título 1 Car"/>
     <w:basedOn w:val="Fuentedeprrafopredeter"/>
     <w:link w:val="Ttulo1"/>
     <w:uiPriority w:val="9"/>
     <w:rsid w:val="004701C9"/>
     <w:rPr>
-      <w:rFonts w:ascii="Calibri" w:hAnsi="Calibri" w:eastAsia="Times New Roman" w:cs="Times New Roman (Títulos en alf"/>
+      <w:rFonts w:ascii="Calibri" w:eastAsia="Times New Roman" w:hAnsi="Calibri" w:cs="Times New Roman (Títulos en alf"/>
       <w:b/>
       <w:color w:val="000000" w:themeColor="text1"/>
       <w:spacing w:val="-10"/>
@@ -20541,14 +20438,14 @@
       <w14:ligatures w14:val="none"/>
     </w:rPr>
   </w:style>
-  <w:style w:type="character" w:styleId="Ttulo2Car" w:customStyle="1">
+  <w:style w:type="character" w:customStyle="1" w:styleId="Ttulo2Car">
     <w:name w:val="Título 2 Car"/>
     <w:basedOn w:val="Fuentedeprrafopredeter"/>
     <w:link w:val="Ttulo2"/>
     <w:uiPriority w:val="9"/>
     <w:rsid w:val="00401004"/>
     <w:rPr>
-      <w:rFonts w:ascii="Calibri" w:hAnsi="Calibri" w:cs="Calibri" w:eastAsiaTheme="majorEastAsia"/>
+      <w:rFonts w:ascii="Calibri" w:eastAsiaTheme="majorEastAsia" w:hAnsi="Calibri" w:cs="Calibri"/>
       <w:b/>
       <w:bCs/>
       <w:color w:val="000000"/>
@@ -20560,14 +20457,14 @@
       <w14:ligatures w14:val="none"/>
     </w:rPr>
   </w:style>
-  <w:style w:type="character" w:styleId="Ttulo3Car" w:customStyle="1">
+  <w:style w:type="character" w:customStyle="1" w:styleId="Ttulo3Car">
     <w:name w:val="Título 3 Car"/>
     <w:basedOn w:val="Fuentedeprrafopredeter"/>
     <w:link w:val="Ttulo3"/>
     <w:uiPriority w:val="9"/>
     <w:rsid w:val="00203367"/>
     <w:rPr>
-      <w:rFonts w:ascii="Calibri" w:hAnsi="Calibri" w:eastAsiaTheme="majorEastAsia" w:cstheme="majorBidi"/>
+      <w:rFonts w:ascii="Calibri" w:eastAsiaTheme="majorEastAsia" w:hAnsi="Calibri" w:cstheme="majorBidi"/>
       <w:b/>
       <w:iCs/>
       <w:color w:val="3B3838" w:themeColor="background2" w:themeShade="40"/>
@@ -20598,7 +20495,7 @@
       <w14:ligatures w14:val="none"/>
     </w:rPr>
   </w:style>
-  <w:style w:type="character" w:styleId="Extranjerismo" w:customStyle="1">
+  <w:style w:type="character" w:customStyle="1" w:styleId="Extranjerismo">
     <w:name w:val="Extranjerismo"/>
     <w:basedOn w:val="Fuentedeprrafopredeter"/>
     <w:uiPriority w:val="1"/>
@@ -20609,7 +20506,7 @@
       <w:lang w:val="en-US"/>
     </w:rPr>
   </w:style>
-  <w:style w:type="paragraph" w:styleId="Figura" w:customStyle="1">
+  <w:style w:type="paragraph" w:customStyle="1" w:styleId="Figura">
     <w:name w:val="Figura"/>
     <w:basedOn w:val="Normal"/>
     <w:next w:val="Normal"/>
@@ -20638,7 +20535,7 @@
       <w14:ligatures w14:val="none"/>
     </w:rPr>
   </w:style>
-  <w:style w:type="character" w:styleId="FiguraCar" w:customStyle="1">
+  <w:style w:type="character" w:customStyle="1" w:styleId="FiguraCar">
     <w:name w:val="Figura Car"/>
     <w:basedOn w:val="Fuentedeprrafopredeter"/>
     <w:link w:val="Figura"/>
@@ -20654,14 +20551,14 @@
       <w14:ligatures w14:val="none"/>
     </w:rPr>
   </w:style>
-  <w:style w:type="character" w:styleId="Ttulo4Car" w:customStyle="1">
+  <w:style w:type="character" w:customStyle="1" w:styleId="Ttulo4Car">
     <w:name w:val="Título 4 Car"/>
     <w:basedOn w:val="Fuentedeprrafopredeter"/>
     <w:link w:val="Ttulo4"/>
     <w:uiPriority w:val="9"/>
     <w:rsid w:val="001B57A6"/>
     <w:rPr>
-      <w:rFonts w:ascii="Calibri" w:hAnsi="Calibri" w:eastAsiaTheme="majorEastAsia" w:cstheme="majorBidi"/>
+      <w:rFonts w:ascii="Calibri" w:eastAsiaTheme="majorEastAsia" w:hAnsi="Calibri" w:cstheme="majorBidi"/>
       <w:b/>
       <w:color w:val="000000" w:themeColor="text1"/>
       <w:kern w:val="0"/>
@@ -20671,14 +20568,14 @@
       <w14:ligatures w14:val="none"/>
     </w:rPr>
   </w:style>
-  <w:style w:type="character" w:styleId="Ttulo5Car" w:customStyle="1">
+  <w:style w:type="character" w:customStyle="1" w:styleId="Ttulo5Car">
     <w:name w:val="Título 5 Car"/>
     <w:basedOn w:val="Fuentedeprrafopredeter"/>
     <w:link w:val="Ttulo5"/>
     <w:uiPriority w:val="9"/>
     <w:rsid w:val="00746AD1"/>
     <w:rPr>
-      <w:rFonts w:ascii="Calibri" w:hAnsi="Calibri" w:eastAsiaTheme="majorEastAsia" w:cstheme="majorBidi"/>
+      <w:rFonts w:ascii="Calibri" w:eastAsiaTheme="majorEastAsia" w:hAnsi="Calibri" w:cstheme="majorBidi"/>
       <w:b/>
       <w:color w:val="000000" w:themeColor="text1"/>
       <w:kern w:val="0"/>
@@ -20688,7 +20585,7 @@
       <w14:ligatures w14:val="none"/>
     </w:rPr>
   </w:style>
-  <w:style w:type="paragraph" w:styleId="Tabla" w:customStyle="1">
+  <w:style w:type="paragraph" w:customStyle="1" w:styleId="Tabla">
     <w:name w:val="Tabla"/>
     <w:basedOn w:val="Normal"/>
     <w:next w:val="Normal"/>
@@ -20724,28 +20621,28 @@
       <w:contextualSpacing/>
     </w:pPr>
     <w:rPr>
-      <w:rFonts w:asciiTheme="majorHAnsi" w:hAnsiTheme="majorHAnsi" w:eastAsiaTheme="majorEastAsia" w:cstheme="majorBidi"/>
+      <w:rFonts w:asciiTheme="majorHAnsi" w:eastAsiaTheme="majorEastAsia" w:hAnsiTheme="majorHAnsi" w:cstheme="majorBidi"/>
       <w:spacing w:val="-10"/>
       <w:kern w:val="28"/>
       <w:sz w:val="56"/>
       <w:szCs w:val="56"/>
     </w:rPr>
   </w:style>
-  <w:style w:type="character" w:styleId="TtuloCar" w:customStyle="1">
+  <w:style w:type="character" w:customStyle="1" w:styleId="TtuloCar">
     <w:name w:val="Título Car"/>
     <w:basedOn w:val="Fuentedeprrafopredeter"/>
     <w:link w:val="Ttulo"/>
     <w:uiPriority w:val="10"/>
     <w:rsid w:val="00590D20"/>
     <w:rPr>
-      <w:rFonts w:asciiTheme="majorHAnsi" w:hAnsiTheme="majorHAnsi" w:eastAsiaTheme="majorEastAsia" w:cstheme="majorBidi"/>
+      <w:rFonts w:asciiTheme="majorHAnsi" w:eastAsiaTheme="majorEastAsia" w:hAnsiTheme="majorHAnsi" w:cstheme="majorBidi"/>
       <w:spacing w:val="-10"/>
       <w:kern w:val="28"/>
       <w:sz w:val="56"/>
       <w:szCs w:val="56"/>
     </w:rPr>
   </w:style>
-  <w:style w:type="character" w:styleId="TablaCar" w:customStyle="1">
+  <w:style w:type="character" w:customStyle="1" w:styleId="TablaCar">
     <w:name w:val="Tabla Car"/>
     <w:basedOn w:val="Fuentedeprrafopredeter"/>
     <w:link w:val="Tabla"/>
@@ -20760,7 +20657,7 @@
       <w14:ligatures w14:val="none"/>
     </w:rPr>
   </w:style>
-  <w:style w:type="table" w:styleId="SENA" w:customStyle="1">
+  <w:style w:type="table" w:customStyle="1" w:styleId="SENA">
     <w:name w:val="SENA"/>
     <w:basedOn w:val="Tablanormal"/>
     <w:uiPriority w:val="99"/>
@@ -20777,18 +20674,18 @@
     <w:tblPr>
       <w:tblStyleRowBandSize w:val="1"/>
       <w:tblBorders>
-        <w:top w:val="single" w:color="D9D9D9" w:themeColor="background1" w:themeShade="D9" w:sz="4" w:space="0"/>
-        <w:left w:val="single" w:color="D9D9D9" w:themeColor="background1" w:themeShade="D9" w:sz="4" w:space="0"/>
-        <w:bottom w:val="single" w:color="D9D9D9" w:themeColor="background1" w:themeShade="D9" w:sz="4" w:space="0"/>
-        <w:right w:val="single" w:color="D9D9D9" w:themeColor="background1" w:themeShade="D9" w:sz="4" w:space="0"/>
-        <w:insideH w:val="single" w:color="D9D9D9" w:themeColor="background1" w:themeShade="D9" w:sz="4" w:space="0"/>
-        <w:insideV w:val="single" w:color="D9D9D9" w:themeColor="background1" w:themeShade="D9" w:sz="4" w:space="0"/>
+        <w:top w:val="single" w:sz="4" w:space="0" w:color="D9D9D9" w:themeColor="background1" w:themeShade="D9"/>
+        <w:left w:val="single" w:sz="4" w:space="0" w:color="D9D9D9" w:themeColor="background1" w:themeShade="D9"/>
+        <w:bottom w:val="single" w:sz="4" w:space="0" w:color="D9D9D9" w:themeColor="background1" w:themeShade="D9"/>
+        <w:right w:val="single" w:sz="4" w:space="0" w:color="D9D9D9" w:themeColor="background1" w:themeShade="D9"/>
+        <w:insideH w:val="single" w:sz="4" w:space="0" w:color="D9D9D9" w:themeColor="background1" w:themeShade="D9"/>
+        <w:insideV w:val="single" w:sz="4" w:space="0" w:color="D9D9D9" w:themeColor="background1" w:themeShade="D9"/>
       </w:tblBorders>
     </w:tblPr>
     <w:tblStylePr w:type="firstRow">
       <w:pPr>
         <w:wordWrap/>
-        <w:spacing w:before="120" w:beforeLines="0" w:beforeAutospacing="0" w:after="120" w:afterLines="0" w:afterAutospacing="0"/>
+        <w:spacing w:beforeLines="0" w:before="120" w:beforeAutospacing="0" w:afterLines="0" w:after="120" w:afterAutospacing="0"/>
       </w:pPr>
       <w:rPr>
         <w:b/>
@@ -20815,12 +20712,12 @@
     </w:pPr>
     <w:tblPr>
       <w:tblBorders>
-        <w:top w:val="single" w:color="auto" w:sz="4" w:space="0"/>
-        <w:left w:val="single" w:color="auto" w:sz="4" w:space="0"/>
-        <w:bottom w:val="single" w:color="auto" w:sz="4" w:space="0"/>
-        <w:right w:val="single" w:color="auto" w:sz="4" w:space="0"/>
-        <w:insideH w:val="single" w:color="auto" w:sz="4" w:space="0"/>
-        <w:insideV w:val="single" w:color="auto" w:sz="4" w:space="0"/>
+        <w:top w:val="single" w:sz="4" w:space="0" w:color="auto"/>
+        <w:left w:val="single" w:sz="4" w:space="0" w:color="auto"/>
+        <w:bottom w:val="single" w:sz="4" w:space="0" w:color="auto"/>
+        <w:right w:val="single" w:sz="4" w:space="0" w:color="auto"/>
+        <w:insideH w:val="single" w:sz="4" w:space="0" w:color="auto"/>
+        <w:insideV w:val="single" w:sz="4" w:space="0" w:color="auto"/>
       </w:tblBorders>
     </w:tblPr>
   </w:style>
@@ -20835,7 +20732,7 @@
       <w:u w:val="single"/>
     </w:rPr>
   </w:style>
-  <w:style w:type="paragraph" w:styleId="Video" w:customStyle="1">
+  <w:style w:type="paragraph" w:customStyle="1" w:styleId="Video">
     <w:name w:val="Video"/>
     <w:basedOn w:val="Normal"/>
     <w:next w:val="Normal"/>
@@ -20857,7 +20754,7 @@
       <w14:ligatures w14:val="none"/>
     </w:rPr>
   </w:style>
-  <w:style w:type="character" w:styleId="VideoCar" w:customStyle="1">
+  <w:style w:type="character" w:customStyle="1" w:styleId="VideoCar">
     <w:name w:val="Video Car"/>
     <w:basedOn w:val="Fuentedeprrafopredeter"/>
     <w:link w:val="Video"/>
@@ -20870,7 +20767,7 @@
       <w14:ligatures w14:val="none"/>
     </w:rPr>
   </w:style>
-  <w:style w:type="character" w:styleId="Mencinsinresolver1" w:customStyle="1">
+  <w:style w:type="character" w:customStyle="1" w:styleId="Mencinsinresolver1">
     <w:name w:val="Mención sin resolver1"/>
     <w:basedOn w:val="Fuentedeprrafopredeter"/>
     <w:uiPriority w:val="99"/>
@@ -20898,12 +20795,12 @@
       <w:tblStyleRowBandSize w:val="1"/>
       <w:tblStyleColBandSize w:val="1"/>
       <w:tblBorders>
-        <w:top w:val="single" w:color="C9C9C9" w:themeColor="accent3" w:themeTint="99" w:sz="4" w:space="0"/>
-        <w:left w:val="single" w:color="C9C9C9" w:themeColor="accent3" w:themeTint="99" w:sz="4" w:space="0"/>
-        <w:bottom w:val="single" w:color="C9C9C9" w:themeColor="accent3" w:themeTint="99" w:sz="4" w:space="0"/>
-        <w:right w:val="single" w:color="C9C9C9" w:themeColor="accent3" w:themeTint="99" w:sz="4" w:space="0"/>
-        <w:insideH w:val="single" w:color="C9C9C9" w:themeColor="accent3" w:themeTint="99" w:sz="4" w:space="0"/>
-        <w:insideV w:val="single" w:color="C9C9C9" w:themeColor="accent3" w:themeTint="99" w:sz="4" w:space="0"/>
+        <w:top w:val="single" w:sz="4" w:space="0" w:color="C9C9C9" w:themeColor="accent3" w:themeTint="99"/>
+        <w:left w:val="single" w:sz="4" w:space="0" w:color="C9C9C9" w:themeColor="accent3" w:themeTint="99"/>
+        <w:bottom w:val="single" w:sz="4" w:space="0" w:color="C9C9C9" w:themeColor="accent3" w:themeTint="99"/>
+        <w:right w:val="single" w:sz="4" w:space="0" w:color="C9C9C9" w:themeColor="accent3" w:themeTint="99"/>
+        <w:insideH w:val="single" w:sz="4" w:space="0" w:color="C9C9C9" w:themeColor="accent3" w:themeTint="99"/>
+        <w:insideV w:val="single" w:sz="4" w:space="0" w:color="C9C9C9" w:themeColor="accent3" w:themeTint="99"/>
       </w:tblBorders>
     </w:tblPr>
     <w:tblStylePr w:type="firstRow">
@@ -20915,10 +20812,10 @@
       <w:tblPr/>
       <w:tcPr>
         <w:tcBorders>
-          <w:top w:val="single" w:color="A5A5A5" w:themeColor="accent3" w:sz="4" w:space="0"/>
-          <w:left w:val="single" w:color="A5A5A5" w:themeColor="accent3" w:sz="4" w:space="0"/>
-          <w:bottom w:val="single" w:color="A5A5A5" w:themeColor="accent3" w:sz="4" w:space="0"/>
-          <w:right w:val="single" w:color="A5A5A5" w:themeColor="accent3" w:sz="4" w:space="0"/>
+          <w:top w:val="single" w:sz="4" w:space="0" w:color="A5A5A5" w:themeColor="accent3"/>
+          <w:left w:val="single" w:sz="4" w:space="0" w:color="A5A5A5" w:themeColor="accent3"/>
+          <w:bottom w:val="single" w:sz="4" w:space="0" w:color="A5A5A5" w:themeColor="accent3"/>
+          <w:right w:val="single" w:sz="4" w:space="0" w:color="A5A5A5" w:themeColor="accent3"/>
           <w:insideH w:val="nil"/>
           <w:insideV w:val="nil"/>
         </w:tcBorders>
@@ -20933,7 +20830,7 @@
       <w:tblPr/>
       <w:tcPr>
         <w:tcBorders>
-          <w:top w:val="double" w:color="A5A5A5" w:themeColor="accent3" w:sz="4" w:space="0"/>
+          <w:top w:val="double" w:sz="4" w:space="0" w:color="A5A5A5" w:themeColor="accent3"/>
         </w:tcBorders>
       </w:tcPr>
     </w:tblStylePr>
@@ -20962,7 +20859,7 @@
       </w:tcPr>
     </w:tblStylePr>
   </w:style>
-  <w:style w:type="paragraph" w:styleId="Tablas" w:customStyle="1">
+  <w:style w:type="paragraph" w:customStyle="1" w:styleId="Tablas">
     <w:name w:val="Tablas"/>
     <w:qFormat/>
     <w:rsid w:val="00CE2C4A"/>
@@ -20979,7 +20876,7 @@
       <w14:ligatures w14:val="none"/>
     </w:rPr>
   </w:style>
-  <w:style w:type="paragraph" w:styleId="TextoTablas" w:customStyle="1">
+  <w:style w:type="paragraph" w:customStyle="1" w:styleId="TextoTablas">
     <w:name w:val="Texto_Tablas"/>
     <w:basedOn w:val="Normal"/>
     <w:qFormat/>
@@ -21083,7 +20980,7 @@
       <w:spacing w:before="0" w:after="0" w:line="240" w:lineRule="auto"/>
     </w:pPr>
   </w:style>
-  <w:style w:type="character" w:styleId="EncabezadoCar" w:customStyle="1">
+  <w:style w:type="character" w:customStyle="1" w:styleId="EncabezadoCar">
     <w:name w:val="Encabezado Car"/>
     <w:basedOn w:val="Fuentedeprrafopredeter"/>
     <w:link w:val="Encabezado"/>
@@ -21108,7 +21005,7 @@
       <w:spacing w:before="0" w:after="0" w:line="240" w:lineRule="auto"/>
     </w:pPr>
   </w:style>
-  <w:style w:type="character" w:styleId="PiedepginaCar" w:customStyle="1">
+  <w:style w:type="character" w:customStyle="1" w:styleId="PiedepginaCar">
     <w:name w:val="Pie de página Car"/>
     <w:basedOn w:val="Fuentedeprrafopredeter"/>
     <w:link w:val="Piedepgina"/>
@@ -21118,7 +21015,7 @@
       <w:sz w:val="28"/>
     </w:rPr>
   </w:style>
-  <w:style w:type="character" w:styleId="Ttulo6Car" w:customStyle="1">
+  <w:style w:type="character" w:customStyle="1" w:styleId="Ttulo6Car">
     <w:name w:val="Título 6 Car"/>
     <w:basedOn w:val="Fuentedeprrafopredeter"/>
     <w:link w:val="Ttulo6"/>
@@ -21126,7 +21023,7 @@
     <w:semiHidden/>
     <w:rsid w:val="00C7377B"/>
     <w:rPr>
-      <w:rFonts w:ascii="Calibri" w:hAnsi="Calibri" w:eastAsiaTheme="majorEastAsia" w:cstheme="majorBidi"/>
+      <w:rFonts w:ascii="Calibri" w:eastAsiaTheme="majorEastAsia" w:hAnsi="Calibri" w:cstheme="majorBidi"/>
       <w:b/>
       <w:color w:val="000000" w:themeColor="text1"/>
       <w:kern w:val="0"/>
@@ -21147,7 +21044,7 @@
       <w:ind w:firstLine="0"/>
     </w:pPr>
     <w:rPr>
-      <w:rFonts w:ascii="Times New Roman" w:hAnsi="Times New Roman" w:eastAsia="Times New Roman" w:cs="Times New Roman"/>
+      <w:rFonts w:ascii="Times New Roman" w:eastAsia="Times New Roman" w:hAnsi="Times New Roman" w:cs="Times New Roman"/>
       <w:kern w:val="0"/>
       <w:sz w:val="24"/>
       <w:szCs w:val="24"/>
@@ -21155,7 +21052,7 @@
       <w14:ligatures w14:val="none"/>
     </w:rPr>
   </w:style>
-  <w:style w:type="paragraph" w:styleId="TITULO2" w:customStyle="1">
+  <w:style w:type="paragraph" w:customStyle="1" w:styleId="TITULO2">
     <w:name w:val="TITULO 2"/>
     <w:basedOn w:val="Normal"/>
     <w:next w:val="Normal"/>
@@ -21171,7 +21068,7 @@
       <w:b/>
     </w:rPr>
   </w:style>
-  <w:style w:type="character" w:styleId="TITULO2Car" w:customStyle="1">
+  <w:style w:type="character" w:customStyle="1" w:styleId="TITULO2Car">
     <w:name w:val="TITULO 2 Car"/>
     <w:basedOn w:val="Fuentedeprrafopredeter"/>
     <w:link w:val="TITULO2"/>
@@ -21181,12 +21078,12 @@
       <w:sz w:val="28"/>
     </w:rPr>
   </w:style>
-  <w:style w:type="character" w:styleId="normaltextrun" w:customStyle="1">
+  <w:style w:type="character" w:customStyle="1" w:styleId="normaltextrun">
     <w:name w:val="normaltextrun"/>
     <w:basedOn w:val="Fuentedeprrafopredeter"/>
     <w:rsid w:val="002B060B"/>
   </w:style>
-  <w:style w:type="paragraph" w:styleId="paragraph" w:customStyle="1">
+  <w:style w:type="paragraph" w:customStyle="1" w:styleId="paragraph">
     <w:name w:val="paragraph"/>
     <w:basedOn w:val="Normal"/>
     <w:rsid w:val="002B060B"/>
@@ -21195,7 +21092,7 @@
       <w:ind w:firstLine="0"/>
     </w:pPr>
     <w:rPr>
-      <w:rFonts w:ascii="Times New Roman" w:hAnsi="Times New Roman" w:eastAsia="Times New Roman" w:cs="Times New Roman"/>
+      <w:rFonts w:ascii="Times New Roman" w:eastAsia="Times New Roman" w:hAnsi="Times New Roman" w:cs="Times New Roman"/>
       <w:kern w:val="0"/>
       <w:sz w:val="24"/>
       <w:szCs w:val="24"/>
@@ -21203,7 +21100,7 @@
       <w14:ligatures w14:val="none"/>
     </w:rPr>
   </w:style>
-  <w:style w:type="character" w:styleId="eop" w:customStyle="1">
+  <w:style w:type="character" w:customStyle="1" w:styleId="eop">
     <w:name w:val="eop"/>
     <w:basedOn w:val="Fuentedeprrafopredeter"/>
     <w:rsid w:val="002B060B"/>
@@ -21232,7 +21129,7 @@
       <w:u w:val="single"/>
     </w:rPr>
   </w:style>
-  <w:style w:type="paragraph" w:styleId="numero3" w:customStyle="1">
+  <w:style w:type="paragraph" w:customStyle="1" w:styleId="numero3">
     <w:name w:val="numero 3"/>
     <w:basedOn w:val="Ttulo2"/>
     <w:link w:val="numero3Car"/>
@@ -21245,13 +21142,13 @@
       </w:numPr>
     </w:pPr>
   </w:style>
-  <w:style w:type="character" w:styleId="numero3Car" w:customStyle="1">
+  <w:style w:type="character" w:customStyle="1" w:styleId="numero3Car">
     <w:name w:val="numero 3 Car"/>
     <w:basedOn w:val="Ttulo2Car"/>
     <w:link w:val="numero3"/>
     <w:rsid w:val="00905315"/>
     <w:rPr>
-      <w:rFonts w:ascii="Calibri" w:hAnsi="Calibri" w:cs="Calibri" w:eastAsiaTheme="majorEastAsia"/>
+      <w:rFonts w:ascii="Calibri" w:eastAsiaTheme="majorEastAsia" w:hAnsi="Calibri" w:cs="Calibri"/>
       <w:b/>
       <w:bCs/>
       <w:color w:val="000000"/>
@@ -21263,7 +21160,7 @@
       <w14:ligatures w14:val="none"/>
     </w:rPr>
   </w:style>
-  <w:style w:type="table" w:styleId="SENA2" w:customStyle="1">
+  <w:style w:type="table" w:customStyle="1" w:styleId="SENA2">
     <w:name w:val="SENA2"/>
     <w:basedOn w:val="Tablanormal"/>
     <w:uiPriority w:val="99"/>
@@ -21280,18 +21177,18 @@
     <w:tblPr>
       <w:tblStyleRowBandSize w:val="1"/>
       <w:tblBorders>
-        <w:top w:val="single" w:color="D9D9D9" w:themeColor="background1" w:themeShade="D9" w:sz="4" w:space="0"/>
-        <w:left w:val="single" w:color="D9D9D9" w:themeColor="background1" w:themeShade="D9" w:sz="4" w:space="0"/>
-        <w:bottom w:val="single" w:color="D9D9D9" w:themeColor="background1" w:themeShade="D9" w:sz="4" w:space="0"/>
-        <w:right w:val="single" w:color="D9D9D9" w:themeColor="background1" w:themeShade="D9" w:sz="4" w:space="0"/>
-        <w:insideH w:val="single" w:color="D9D9D9" w:themeColor="background1" w:themeShade="D9" w:sz="4" w:space="0"/>
-        <w:insideV w:val="single" w:color="D9D9D9" w:themeColor="background1" w:themeShade="D9" w:sz="4" w:space="0"/>
+        <w:top w:val="single" w:sz="4" w:space="0" w:color="D9D9D9" w:themeColor="background1" w:themeShade="D9"/>
+        <w:left w:val="single" w:sz="4" w:space="0" w:color="D9D9D9" w:themeColor="background1" w:themeShade="D9"/>
+        <w:bottom w:val="single" w:sz="4" w:space="0" w:color="D9D9D9" w:themeColor="background1" w:themeShade="D9"/>
+        <w:right w:val="single" w:sz="4" w:space="0" w:color="D9D9D9" w:themeColor="background1" w:themeShade="D9"/>
+        <w:insideH w:val="single" w:sz="4" w:space="0" w:color="D9D9D9" w:themeColor="background1" w:themeShade="D9"/>
+        <w:insideV w:val="single" w:sz="4" w:space="0" w:color="D9D9D9" w:themeColor="background1" w:themeShade="D9"/>
       </w:tblBorders>
     </w:tblPr>
     <w:tblStylePr w:type="firstRow">
       <w:pPr>
         <w:wordWrap/>
-        <w:spacing w:before="120" w:beforeLines="0" w:beforeAutospacing="0" w:after="120" w:afterLines="0" w:afterAutospacing="0"/>
+        <w:spacing w:beforeLines="0" w:before="120" w:beforeAutospacing="0" w:afterLines="0" w:after="120" w:afterAutospacing="0"/>
       </w:pPr>
       <w:rPr>
         <w:b/>
@@ -21308,7 +21205,7 @@
       </w:tcPr>
     </w:tblStylePr>
   </w:style>
-  <w:style w:type="table" w:styleId="SENA1" w:customStyle="1">
+  <w:style w:type="table" w:customStyle="1" w:styleId="SENA1">
     <w:name w:val="SENA1"/>
     <w:basedOn w:val="Tablanormal"/>
     <w:uiPriority w:val="99"/>
@@ -21325,18 +21222,18 @@
     <w:tblPr>
       <w:tblStyleRowBandSize w:val="1"/>
       <w:tblBorders>
-        <w:top w:val="single" w:color="D9D9D9" w:themeColor="background1" w:themeShade="D9" w:sz="4" w:space="0"/>
-        <w:left w:val="single" w:color="D9D9D9" w:themeColor="background1" w:themeShade="D9" w:sz="4" w:space="0"/>
-        <w:bottom w:val="single" w:color="D9D9D9" w:themeColor="background1" w:themeShade="D9" w:sz="4" w:space="0"/>
-        <w:right w:val="single" w:color="D9D9D9" w:themeColor="background1" w:themeShade="D9" w:sz="4" w:space="0"/>
-        <w:insideH w:val="single" w:color="D9D9D9" w:themeColor="background1" w:themeShade="D9" w:sz="4" w:space="0"/>
-        <w:insideV w:val="single" w:color="D9D9D9" w:themeColor="background1" w:themeShade="D9" w:sz="4" w:space="0"/>
+        <w:top w:val="single" w:sz="4" w:space="0" w:color="D9D9D9" w:themeColor="background1" w:themeShade="D9"/>
+        <w:left w:val="single" w:sz="4" w:space="0" w:color="D9D9D9" w:themeColor="background1" w:themeShade="D9"/>
+        <w:bottom w:val="single" w:sz="4" w:space="0" w:color="D9D9D9" w:themeColor="background1" w:themeShade="D9"/>
+        <w:right w:val="single" w:sz="4" w:space="0" w:color="D9D9D9" w:themeColor="background1" w:themeShade="D9"/>
+        <w:insideH w:val="single" w:sz="4" w:space="0" w:color="D9D9D9" w:themeColor="background1" w:themeShade="D9"/>
+        <w:insideV w:val="single" w:sz="4" w:space="0" w:color="D9D9D9" w:themeColor="background1" w:themeShade="D9"/>
       </w:tblBorders>
     </w:tblPr>
     <w:tblStylePr w:type="firstRow">
       <w:pPr>
         <w:wordWrap/>
-        <w:spacing w:before="120" w:beforeLines="0" w:beforeAutospacing="0" w:after="120" w:afterLines="0" w:afterAutospacing="0"/>
+        <w:spacing w:beforeLines="0" w:before="120" w:beforeAutospacing="0" w:afterLines="0" w:after="120" w:afterAutospacing="0"/>
       </w:pPr>
       <w:rPr>
         <w:b/>
@@ -21379,7 +21276,7 @@
 </file>
 
 <file path=word/theme/theme1.xml><?xml version="1.0" encoding="utf-8"?>
-<a:theme xmlns:a="http://schemas.openxmlformats.org/drawingml/2006/main" xmlns:thm15="http://schemas.microsoft.com/office/thememl/2012/main" name="Tema de Office">
+<a:theme xmlns:a="http://schemas.openxmlformats.org/drawingml/2006/main" name="Tema de Office">
   <a:themeElements>
     <a:clrScheme name="Office">
       <a:dk1>
@@ -21683,21 +21580,6 @@
 </file>
 
 <file path=customXml/item2.xml><?xml version="1.0" encoding="utf-8"?>
-<p:properties xmlns:p="http://schemas.microsoft.com/office/2006/metadata/properties" xmlns:xsi="http://www.w3.org/2001/XMLSchema-instance" xmlns:pc="http://schemas.microsoft.com/office/infopath/2007/PartnerControls">
-  <documentManagement>
-    <TaxCatchAll xmlns="cb45339b-ced9-4d0d-8f64-77573914d53b" xsi:nil="true"/>
-    <lcf76f155ced4ddcb4097134ff3c332f xmlns="43a3ca16-9c26-4813-b83f-4aec9927b43f">
-      <Terms xmlns="http://schemas.microsoft.com/office/infopath/2007/PartnerControls"/>
-    </lcf76f155ced4ddcb4097134ff3c332f>
-  </documentManagement>
-</p:properties>
-</file>
-
-<file path=customXml/item3.xml><?xml version="1.0" encoding="utf-8"?>
-<b:Sources xmlns:b="http://schemas.openxmlformats.org/officeDocument/2006/bibliography" xmlns="http://schemas.openxmlformats.org/officeDocument/2006/bibliography" SelectedStyle="\APASixthEditionOfficeOnline.xsl" StyleName="APA" Version="6"/>
-</file>
-
-<file path=customXml/item4.xml><?xml version="1.0" encoding="utf-8"?>
 <ct:contentTypeSchema xmlns:ct="http://schemas.microsoft.com/office/2006/metadata/contentType" xmlns:ma="http://schemas.microsoft.com/office/2006/metadata/properties/metaAttributes" ct:_="" ma:_="" ma:contentTypeName="Documento" ma:contentTypeID="0x01010049282E1EDBE9234EA9E6D38F720E265F" ma:contentTypeVersion="15" ma:contentTypeDescription="Crear nuevo documento." ma:contentTypeScope="" ma:versionID="b31c7aa9eaf043a08b87120b3c4916e3">
   <xsd:schema xmlns:xsd="http://www.w3.org/2001/XMLSchema" xmlns:xs="http://www.w3.org/2001/XMLSchema" xmlns:p="http://schemas.microsoft.com/office/2006/metadata/properties" xmlns:ns2="cb45339b-ced9-4d0d-8f64-77573914d53b" xmlns:ns3="43a3ca16-9c26-4813-b83f-4aec9927b43f" targetNamespace="http://schemas.microsoft.com/office/2006/metadata/properties" ma:root="true" ma:fieldsID="3533d065b04d75c457075bc55f1f5315" ns2:_="" ns3:_="">
     <xsd:import namespace="cb45339b-ced9-4d0d-8f64-77573914d53b"/>
@@ -21932,6 +21814,21 @@
 </ct:contentTypeSchema>
 </file>
 
+<file path=customXml/item3.xml><?xml version="1.0" encoding="utf-8"?>
+<b:Sources xmlns:b="http://schemas.openxmlformats.org/officeDocument/2006/bibliography" xmlns="http://schemas.openxmlformats.org/officeDocument/2006/bibliography" SelectedStyle="\APASixthEditionOfficeOnline.xsl" StyleName="APA" Version="6"/>
+</file>
+
+<file path=customXml/item4.xml><?xml version="1.0" encoding="utf-8"?>
+<p:properties xmlns:p="http://schemas.microsoft.com/office/2006/metadata/properties" xmlns:xsi="http://www.w3.org/2001/XMLSchema-instance" xmlns:pc="http://schemas.microsoft.com/office/infopath/2007/PartnerControls">
+  <documentManagement>
+    <TaxCatchAll xmlns="cb45339b-ced9-4d0d-8f64-77573914d53b" xsi:nil="true"/>
+    <lcf76f155ced4ddcb4097134ff3c332f xmlns="43a3ca16-9c26-4813-b83f-4aec9927b43f">
+      <Terms xmlns="http://schemas.microsoft.com/office/infopath/2007/PartnerControls"/>
+    </lcf76f155ced4ddcb4097134ff3c332f>
+  </documentManagement>
+</p:properties>
+</file>
+
 <file path=customXml/itemProps1.xml><?xml version="1.0" encoding="utf-8"?>
 <ds:datastoreItem xmlns:ds="http://schemas.openxmlformats.org/officeDocument/2006/customXml" ds:itemID="{D00A4A46-BDBD-48AC-87B9-2BA42D9CC06F}">
   <ds:schemaRefs>
@@ -21941,25 +21838,6 @@
 </file>
 
 <file path=customXml/itemProps2.xml><?xml version="1.0" encoding="utf-8"?>
-<ds:datastoreItem xmlns:ds="http://schemas.openxmlformats.org/officeDocument/2006/customXml" ds:itemID="{26259216-AD86-464A-AEAD-95B1F9E17392}">
-  <ds:schemaRefs>
-    <ds:schemaRef ds:uri="http://schemas.microsoft.com/office/2006/metadata/properties"/>
-    <ds:schemaRef ds:uri="http://schemas.microsoft.com/office/infopath/2007/PartnerControls"/>
-    <ds:schemaRef ds:uri="cb45339b-ced9-4d0d-8f64-77573914d53b"/>
-    <ds:schemaRef ds:uri="43a3ca16-9c26-4813-b83f-4aec9927b43f"/>
-  </ds:schemaRefs>
-</ds:datastoreItem>
-</file>
-
-<file path=customXml/itemProps3.xml><?xml version="1.0" encoding="utf-8"?>
-<ds:datastoreItem xmlns:ds="http://schemas.openxmlformats.org/officeDocument/2006/customXml" ds:itemID="{A9F2CEBA-C824-4C86-81A8-E32CBD0EB92D}">
-  <ds:schemaRefs>
-    <ds:schemaRef ds:uri="http://schemas.openxmlformats.org/officeDocument/2006/bibliography"/>
-  </ds:schemaRefs>
-</ds:datastoreItem>
-</file>
-
-<file path=customXml/itemProps4.xml><?xml version="1.0" encoding="utf-8"?>
 <ds:datastoreItem xmlns:ds="http://schemas.openxmlformats.org/officeDocument/2006/customXml" ds:itemID="{0BC4A0A4-89EA-4C0C-9011-C1B351E892BC}">
   <ds:schemaRefs>
     <ds:schemaRef ds:uri="http://schemas.microsoft.com/office/2006/metadata/contentType"/>
@@ -21976,4 +21854,23 @@
     <ds:schemaRef ds:uri="http://schemas.microsoft.com/internal/obd"/>
   </ds:schemaRefs>
 </ds:datastoreItem>
+</file>
+
+<file path=customXml/itemProps3.xml><?xml version="1.0" encoding="utf-8"?>
+<ds:datastoreItem xmlns:ds="http://schemas.openxmlformats.org/officeDocument/2006/customXml" ds:itemID="{A9F2CEBA-C824-4C86-81A8-E32CBD0EB92D}">
+  <ds:schemaRefs>
+    <ds:schemaRef ds:uri="http://schemas.openxmlformats.org/officeDocument/2006/bibliography"/>
+  </ds:schemaRefs>
+</ds:datastoreItem>
+</file>
+
+<file path=customXml/itemProps4.xml><?xml version="1.0" encoding="utf-8"?>
+<ds:datastoreItem xmlns:ds="http://schemas.openxmlformats.org/officeDocument/2006/customXml" ds:itemID="{26259216-AD86-464A-AEAD-95B1F9E17392}">
+  <ds:schemaRefs>
+    <ds:schemaRef ds:uri="http://schemas.microsoft.com/office/2006/metadata/properties"/>
+    <ds:schemaRef ds:uri="http://schemas.microsoft.com/office/infopath/2007/PartnerControls"/>
+    <ds:schemaRef ds:uri="cb45339b-ced9-4d0d-8f64-77573914d53b"/>
+    <ds:schemaRef ds:uri="43a3ca16-9c26-4813-b83f-4aec9927b43f"/>
+  </ds:schemaRefs>
+</ds:datastoreItem>
 </file>